--- a/Headless_Task-Grounded_Pick-and-Sort-and-Place_in_Gazebo/doc/FOUR_OBJECT_SORTING_REPORT_FR.docx
+++ b/Headless_Task-Grounded_Pick-and-Sort-and-Place_in_Gazebo/doc/FOUR_OBJECT_SORTING_REPORT_FR.docx
@@ -196,6 +196,23 @@
     </w:p>
     <w:p>
       <w:pPr>
+        <w:spacing w:after="40"/>
+      </w:pPr>
+      <w:r>
+        <w:rPr>
+          <w:b w:val="false"/>
+          <w:bCs w:val="false"/>
+          <w:i w:val="false"/>
+          <w:iCs w:val="false"/>
+          <w:color w:val="666666"/>
+          <w:sz w:val="18"/>
+          <w:szCs w:val="18"/>
+        </w:rPr>
+        <w:t xml:space="preserve">Mis à jour 04/10/2026 : terminé sur un seul portable WSL2, lot 60/60, deux jeux de données, deux fichiers launch (addendum §16–27)</w:t>
+      </w:r>
+    </w:p>
+    <w:p>
+      <w:pPr>
         <w:pBdr>
           <w:bottom w:val="single" w:color="C4CBC7" w:sz="6"/>
         </w:pBdr>
@@ -209,6 +226,56 @@
       </w:pPr>
       <w:r>
         <w:t xml:space="preserve">Vue d'ensemble</w:t>
+      </w:r>
+    </w:p>
+    <w:p>
+      <w:pPr>
+        <w:pBdr>
+          <w:left w:val="single" w:color="146356" w:sz="24"/>
+        </w:pBdr>
+        <w:shd w:fill="F5F5F3" w:val="clear"/>
+        <w:spacing w:after="160" w:before="120"/>
+        <w:ind w:left="200"/>
+      </w:pPr>
+      <w:r>
+        <w:rPr>
+          <w:b/>
+          <w:bCs/>
+        </w:rPr>
+        <w:t xml:space="preserve">Mise à jour du 04/10/2026 (addendum §16–27).</w:t>
+      </w:r>
+      <w:r>
+        <w:t xml:space="preserve"> Le plafond sur lequel s'achève ce rapport a été levé. Du 2 au 4 octobre, toute la chaîne a tourné sur un seul portable WSL2 avec 7,8 Go visibles par WSL (la VM de septembre en avait ~3,8) : le blocage de l'enregistreur ne s'est pas produit, tous les épisodes de fumée ont abouti, un lot de 60 épisodes sous une seule version de code a réussi </w:t>
+      </w:r>
+      <w:r>
+        <w:rPr>
+          <w:b/>
+          <w:bCs/>
+        </w:rPr>
+        <w:t xml:space="preserve">60/60 du premier coup</w:t>
+      </w:r>
+      <w:r>
+        <w:t xml:space="preserve">, les deux jeux de données ont été convertis (</w:t>
+      </w:r>
+      <w:r>
+        <w:rPr>
+          <w:rFonts w:ascii="Consolas" w:cs="Consolas" w:eastAsia="Consolas" w:hAnsi="Consolas"/>
+          <w:color w:val="0E4A40"/>
+        </w:rPr>
+        <w:t xml:space="preserve">mycobot_sorting_train</w:t>
+      </w:r>
+      <w:r>
+        <w:t xml:space="preserve"> 48 épisodes, </w:t>
+      </w:r>
+      <w:r>
+        <w:rPr>
+          <w:rFonts w:ascii="Consolas" w:cs="Consolas" w:eastAsia="Consolas" w:hAnsi="Consolas"/>
+          <w:color w:val="0E4A40"/>
+        </w:rPr>
+        <w:t xml:space="preserve">mycobot_sorting_heldout</w:t>
+      </w:r>
+      <w:r>
+        <w:t xml:space="preserve"> 12), et deux fichiers launch exécutent n'importe quel épisode, avec ou sans l'interface Gazebo. Y parvenir a modifié la scène : positions de départ des objets (J2 de levée ≤ 48°), bacs (ouverture 80 mm, bac bleu déplacé de 10 mm) et dépose (boîtes lâchées d'équerre avec leur bac). Les sections ci-dessus sont conservées telles qu'écrites le 23/09/2026 ; l'addendum dit ce qui a changé et pourquoi, chaque nombre ayant été mesuré sur le portable.</w:t>
       </w:r>
     </w:p>
     <w:p>
@@ -2407,6 +2474,834 @@
         </w:rPr>
         <w:t xml:space="preserve">La phrase qui compte le plus : toute partie de ce pipeline qui ne nécessite pas de simulateur en fonctionnement est construite, cohérente et vérifiée — mais aucun épisode n'a jamais été mené à bien contre la physique réelle sur cette machine, pour des raisons désormais diagnostiquées assez précisément pour que le Rôle B n'ait pas à les redécouvrir.</w:t>
       </w:r>
+    </w:p>
+    <w:p>
+      <w:pPr>
+        <w:keepNext/>
+        <w:spacing w:after="80" w:before="240"/>
+      </w:pPr>
+      <w:r>
+        <w:rPr>
+          <w:b/>
+          <w:bCs/>
+          <w:color w:val="0E4A40"/>
+          <w:sz w:val="24"/>
+          <w:szCs w:val="24"/>
+        </w:rPr>
+        <w:t xml:space="preserve">Spec vs. réalisé : état au 04/10/2026</w:t>
+      </w:r>
+    </w:p>
+    <w:p>
+      <w:pPr>
+        <w:spacing w:after="160"/>
+      </w:pPr>
+      <w:r>
+        <w:rPr>
+          <w:color w:val="4B5B57"/>
+        </w:rPr>
+        <w:t xml:space="preserve">Le tableau ci-dessus est l'état du 23/09/2026. Celui-ci donne chaque partie dont l'état a changé, et comment.</w:t>
+      </w:r>
+    </w:p>
+    <w:tbl>
+      <w:tblPr>
+        <w:tblW w:type="dxa" w:w="9360"/>
+        <w:tblBorders>
+          <w:top w:val="single" w:color="C4CBC7" w:sz="4"/>
+          <w:left w:val="single" w:color="C4CBC7" w:sz="4"/>
+          <w:bottom w:val="single" w:color="C4CBC7" w:sz="4"/>
+          <w:right w:val="single" w:color="C4CBC7" w:sz="4"/>
+          <w:insideH w:val="single" w:color="C4CBC7" w:sz="4"/>
+          <w:insideV w:val="single" w:color="C4CBC7" w:sz="4"/>
+        </w:tblBorders>
+        <w:tblLayout w:type="fixed"/>
+      </w:tblPr>
+      <w:tblGrid>
+        <w:gridCol w:w="1300"/>
+        <w:gridCol w:w="3000"/>
+        <w:gridCol w:w="5060"/>
+      </w:tblGrid>
+      <w:tr>
+        <w:trPr>
+          <w:tblHeader/>
+        </w:trPr>
+        <w:tc>
+          <w:tcPr>
+            <w:tcW w:type="dxa" w:w="1300"/>
+            <w:shd w:fill="DEE3E0" w:val="clear"/>
+            <w:tcMar>
+              <w:top w:type="dxa" w:w="80"/>
+              <w:left w:type="dxa" w:w="100"/>
+              <w:bottom w:type="dxa" w:w="80"/>
+              <w:right w:type="dxa" w:w="100"/>
+            </w:tcMar>
+          </w:tcPr>
+          <w:p>
+            <w:r>
+              <w:rPr>
+                <w:b/>
+                <w:bCs/>
+                <w:color w:val="4B5B57"/>
+                <w:sz w:val="18"/>
+                <w:szCs w:val="18"/>
+              </w:rPr>
+              <w:t xml:space="preserve">Partie de la spec</w:t>
+            </w:r>
+          </w:p>
+        </w:tc>
+        <w:tc>
+          <w:tcPr>
+            <w:tcW w:type="dxa" w:w="3000"/>
+            <w:shd w:fill="DEE3E0" w:val="clear"/>
+            <w:tcMar>
+              <w:top w:type="dxa" w:w="80"/>
+              <w:left w:type="dxa" w:w="100"/>
+              <w:bottom w:type="dxa" w:w="80"/>
+              <w:right w:type="dxa" w:w="100"/>
+            </w:tcMar>
+          </w:tcPr>
+          <w:p>
+            <w:r>
+              <w:rPr>
+                <w:b/>
+                <w:bCs/>
+                <w:color w:val="4B5B57"/>
+                <w:sz w:val="18"/>
+                <w:szCs w:val="18"/>
+              </w:rPr>
+              <w:t xml:space="preserve">Demandé</w:t>
+            </w:r>
+          </w:p>
+        </w:tc>
+        <w:tc>
+          <w:tcPr>
+            <w:tcW w:type="dxa" w:w="5060"/>
+            <w:shd w:fill="DEE3E0" w:val="clear"/>
+            <w:tcMar>
+              <w:top w:type="dxa" w:w="80"/>
+              <w:left w:type="dxa" w:w="100"/>
+              <w:bottom w:type="dxa" w:w="80"/>
+              <w:right w:type="dxa" w:w="100"/>
+            </w:tcMar>
+          </w:tcPr>
+          <w:p>
+            <w:r>
+              <w:rPr>
+                <w:b/>
+                <w:bCs/>
+                <w:color w:val="4B5B57"/>
+                <w:sz w:val="18"/>
+                <w:szCs w:val="18"/>
+              </w:rPr>
+              <w:t xml:space="preserve">État au 04/10/2026</w:t>
+            </w:r>
+          </w:p>
+        </w:tc>
+      </w:tr>
+      <w:tr>
+        <w:trPr>
+          <w:cantSplit/>
+        </w:trPr>
+        <w:tc>
+          <w:tcPr>
+            <w:tcW w:type="dxa" w:w="1300"/>
+            <w:tcMar>
+              <w:top w:type="dxa" w:w="80"/>
+              <w:left w:type="dxa" w:w="100"/>
+              <w:bottom w:type="dxa" w:w="80"/>
+              <w:right w:type="dxa" w:w="100"/>
+            </w:tcMar>
+          </w:tcPr>
+          <w:p>
+            <w:r>
+              <w:rPr>
+                <w:sz w:val="19"/>
+                <w:szCs w:val="19"/>
+              </w:rPr>
+              <w:t xml:space="preserve">Partie 4</w:t>
+            </w:r>
+          </w:p>
+        </w:tc>
+        <w:tc>
+          <w:tcPr>
+            <w:tcW w:type="dxa" w:w="3000"/>
+            <w:tcMar>
+              <w:top w:type="dxa" w:w="80"/>
+              <w:left w:type="dxa" w:w="100"/>
+              <w:bottom w:type="dxa" w:w="80"/>
+              <w:right w:type="dxa" w:w="100"/>
+            </w:tcMar>
+          </w:tcPr>
+          <w:p>
+            <w:r>
+              <w:rPr>
+                <w:sz w:val="19"/>
+                <w:szCs w:val="19"/>
+              </w:rPr>
+              <w:t xml:space="preserve">Bacs de 100 mm, positions du fichier monde.</w:t>
+            </w:r>
+          </w:p>
+        </w:tc>
+        <w:tc>
+          <w:tcPr>
+            <w:tcW w:type="dxa" w:w="5060"/>
+            <w:tcMar>
+              <w:top w:type="dxa" w:w="80"/>
+              <w:left w:type="dxa" w:w="100"/>
+              <w:bottom w:type="dxa" w:w="80"/>
+              <w:right w:type="dxa" w:w="100"/>
+            </w:tcMar>
+          </w:tcPr>
+          <w:p>
+            <w:r>
+              <w:rPr>
+                <w:sz w:val="19"/>
+                <w:szCs w:val="19"/>
+              </w:rPr>
+              <w:t xml:space="preserve">Bacs passés à une </w:t>
+            </w:r>
+            <w:r>
+              <w:rPr>
+                <w:b/>
+                <w:bCs/>
+                <w:sz w:val="19"/>
+                <w:szCs w:val="19"/>
+              </w:rPr>
+              <w:t xml:space="preserve">ouverture de 80 mm</w:t>
+            </w:r>
+            <w:r>
+              <w:rPr>
+                <w:sz w:val="19"/>
+                <w:szCs w:val="19"/>
+              </w:rPr>
+              <w:t xml:space="preserve">, parois 3 mm, 86 mm hors tout ; bac bleu déplacé en (0,24, 0,01). Les bacs de 100 mm s'interpénétraient (§25).</w:t>
+            </w:r>
+          </w:p>
+        </w:tc>
+      </w:tr>
+      <w:tr>
+        <w:trPr>
+          <w:cantSplit/>
+        </w:trPr>
+        <w:tc>
+          <w:tcPr>
+            <w:tcW w:type="dxa" w:w="1300"/>
+            <w:tcMar>
+              <w:top w:type="dxa" w:w="80"/>
+              <w:left w:type="dxa" w:w="100"/>
+              <w:bottom w:type="dxa" w:w="80"/>
+              <w:right w:type="dxa" w:w="100"/>
+            </w:tcMar>
+          </w:tcPr>
+          <w:p>
+            <w:r>
+              <w:rPr>
+                <w:sz w:val="19"/>
+                <w:szCs w:val="19"/>
+              </w:rPr>
+              <w:t xml:space="preserve">Partie 6</w:t>
+            </w:r>
+          </w:p>
+        </w:tc>
+        <w:tc>
+          <w:tcPr>
+            <w:tcW w:type="dxa" w:w="3000"/>
+            <w:tcMar>
+              <w:top w:type="dxa" w:w="80"/>
+              <w:left w:type="dxa" w:w="100"/>
+              <w:bottom w:type="dxa" w:w="80"/>
+              <w:right w:type="dxa" w:w="100"/>
+            </w:tcMar>
+          </w:tcPr>
+          <w:p>
+            <w:r>
+              <w:rPr>
+                <w:sz w:val="19"/>
+                <w:szCs w:val="19"/>
+              </w:rPr>
+              <w:t xml:space="preserve">Matrice de 60 lignes, seconde caméra réservée.</w:t>
+            </w:r>
+          </w:p>
+        </w:tc>
+        <w:tc>
+          <w:tcPr>
+            <w:tcW w:type="dxa" w:w="5060"/>
+            <w:tcMar>
+              <w:top w:type="dxa" w:w="80"/>
+              <w:left w:type="dxa" w:w="100"/>
+              <w:bottom w:type="dxa" w:w="80"/>
+              <w:right w:type="dxa" w:w="100"/>
+            </w:tcMar>
+          </w:tcPr>
+          <w:p>
+            <w:r>
+              <w:rPr>
+                <w:sz w:val="19"/>
+                <w:szCs w:val="19"/>
+              </w:rPr>
+              <w:t xml:space="preserve">Matrice régénérée deux fois : bases des objets déplacées pour que toute levée garde J2 ≤ 48° (§24) ; objets tenus à 120 mm de l'axe du robot, sur la planche, et à 5 mm hors du vrai carré de chaque bac (§24–25). Réserve : une </w:t>
+            </w:r>
+            <w:r>
+              <w:rPr>
+                <w:b/>
+                <w:bCs/>
+                <w:sz w:val="19"/>
+                <w:szCs w:val="19"/>
+              </w:rPr>
+              <w:t xml:space="preserve">configuration réservée de la caméra de table</w:t>
+            </w:r>
+            <w:r>
+              <w:rPr>
+                <w:sz w:val="19"/>
+                <w:szCs w:val="19"/>
+              </w:rPr>
+              <w:t xml:space="preserve"> (spec 6.4, option 2), pas </w:t>
+            </w:r>
+            <w:r>
+              <w:rPr>
+                <w:rFonts w:ascii="Consolas" w:cs="Consolas" w:eastAsia="Consolas" w:hAnsi="Consolas"/>
+                <w:color w:val="0E4A40"/>
+              </w:rPr>
+              <w:t xml:space="preserve">synth_camera_right</w:t>
+            </w:r>
+            <w:r>
+              <w:rPr>
+                <w:sz w:val="19"/>
+                <w:szCs w:val="19"/>
+              </w:rPr>
+              <w:t xml:space="preserve"> (§22).</w:t>
+            </w:r>
+          </w:p>
+        </w:tc>
+      </w:tr>
+      <w:tr>
+        <w:trPr>
+          <w:cantSplit/>
+        </w:trPr>
+        <w:tc>
+          <w:tcPr>
+            <w:tcW w:type="dxa" w:w="1300"/>
+            <w:tcMar>
+              <w:top w:type="dxa" w:w="80"/>
+              <w:left w:type="dxa" w:w="100"/>
+              <w:bottom w:type="dxa" w:w="80"/>
+              <w:right w:type="dxa" w:w="100"/>
+            </w:tcMar>
+          </w:tcPr>
+          <w:p>
+            <w:r>
+              <w:rPr>
+                <w:sz w:val="19"/>
+                <w:szCs w:val="19"/>
+              </w:rPr>
+              <w:t xml:space="preserve">Partie 7</w:t>
+            </w:r>
+          </w:p>
+        </w:tc>
+        <w:tc>
+          <w:tcPr>
+            <w:tcW w:type="dxa" w:w="3000"/>
+            <w:tcMar>
+              <w:top w:type="dxa" w:w="80"/>
+              <w:left w:type="dxa" w:w="100"/>
+              <w:bottom w:type="dxa" w:w="80"/>
+              <w:right w:type="dxa" w:w="100"/>
+            </w:tcMar>
+          </w:tcPr>
+          <w:p>
+            <w:r>
+              <w:rPr>
+                <w:sz w:val="19"/>
+                <w:szCs w:val="19"/>
+              </w:rPr>
+              <w:t xml:space="preserve">Sept points de passage par épisode, branche cohérente.</w:t>
+            </w:r>
+          </w:p>
+        </w:tc>
+        <w:tc>
+          <w:tcPr>
+            <w:tcW w:type="dxa" w:w="5060"/>
+            <w:tcMar>
+              <w:top w:type="dxa" w:w="80"/>
+              <w:left w:type="dxa" w:w="100"/>
+              <w:bottom w:type="dxa" w:w="80"/>
+              <w:right w:type="dxa" w:w="100"/>
+            </w:tcMar>
+          </w:tcPr>
+          <w:p>
+            <w:r>
+              <w:rPr>
+                <w:sz w:val="19"/>
+                <w:szCs w:val="19"/>
+              </w:rPr>
+              <w:t xml:space="preserve">Forme inchangée ; la colonne de dépose est désormais résolue avec le lacet monde de la pince contraint, pour lâcher les boîtes d'équerre avec les bacs (§25).</w:t>
+            </w:r>
+          </w:p>
+        </w:tc>
+      </w:tr>
+      <w:tr>
+        <w:trPr>
+          <w:cantSplit/>
+        </w:trPr>
+        <w:tc>
+          <w:tcPr>
+            <w:tcW w:type="dxa" w:w="1300"/>
+            <w:tcMar>
+              <w:top w:type="dxa" w:w="80"/>
+              <w:left w:type="dxa" w:w="100"/>
+              <w:bottom w:type="dxa" w:w="80"/>
+              <w:right w:type="dxa" w:w="100"/>
+            </w:tcMar>
+          </w:tcPr>
+          <w:p>
+            <w:r>
+              <w:rPr>
+                <w:sz w:val="19"/>
+                <w:szCs w:val="19"/>
+              </w:rPr>
+              <w:t xml:space="preserve">Partie 8</w:t>
+            </w:r>
+          </w:p>
+        </w:tc>
+        <w:tc>
+          <w:tcPr>
+            <w:tcW w:type="dxa" w:w="3000"/>
+            <w:tcMar>
+              <w:top w:type="dxa" w:w="80"/>
+              <w:left w:type="dxa" w:w="100"/>
+              <w:bottom w:type="dxa" w:w="80"/>
+              <w:right w:type="dxa" w:w="100"/>
+            </w:tcMar>
+          </w:tcPr>
+          <w:p>
+            <w:r>
+              <w:rPr>
+                <w:sz w:val="19"/>
+                <w:szCs w:val="19"/>
+              </w:rPr>
+              <w:t xml:space="preserve">Test de fumée : un épisode par objet.</w:t>
+            </w:r>
+          </w:p>
+        </w:tc>
+        <w:tc>
+          <w:tcPr>
+            <w:tcW w:type="dxa" w:w="5060"/>
+            <w:tcMar>
+              <w:top w:type="dxa" w:w="80"/>
+              <w:left w:type="dxa" w:w="100"/>
+              <w:bottom w:type="dxa" w:w="80"/>
+              <w:right w:type="dxa" w:w="100"/>
+            </w:tcMar>
+          </w:tcPr>
+          <w:p>
+            <w:r>
+              <w:rPr>
+                <w:b/>
+                <w:bCs/>
+                <w:sz w:val="19"/>
+                <w:szCs w:val="19"/>
+              </w:rPr>
+              <w:t xml:space="preserve">Fait</w:t>
+            </w:r>
+            <w:r>
+              <w:rPr>
+                <w:sz w:val="19"/>
+                <w:szCs w:val="19"/>
+              </w:rPr>
+              <w:t xml:space="preserve"> : épisodes 1, 16, 43, 46 réussis le 03/10/2026 (le 16 après deux tentatives échouées) (§17).</w:t>
+            </w:r>
+          </w:p>
+        </w:tc>
+      </w:tr>
+      <w:tr>
+        <w:trPr>
+          <w:cantSplit/>
+        </w:trPr>
+        <w:tc>
+          <w:tcPr>
+            <w:tcW w:type="dxa" w:w="1300"/>
+            <w:tcMar>
+              <w:top w:type="dxa" w:w="80"/>
+              <w:left w:type="dxa" w:w="100"/>
+              <w:bottom w:type="dxa" w:w="80"/>
+              <w:right w:type="dxa" w:w="100"/>
+            </w:tcMar>
+          </w:tcPr>
+          <w:p>
+            <w:r>
+              <w:rPr>
+                <w:sz w:val="19"/>
+                <w:szCs w:val="19"/>
+              </w:rPr>
+              <w:t xml:space="preserve">Partie 9</w:t>
+            </w:r>
+          </w:p>
+        </w:tc>
+        <w:tc>
+          <w:tcPr>
+            <w:tcW w:type="dxa" w:w="3000"/>
+            <w:tcMar>
+              <w:top w:type="dxa" w:w="80"/>
+              <w:left w:type="dxa" w:w="100"/>
+              <w:bottom w:type="dxa" w:w="80"/>
+              <w:right w:type="dxa" w:w="100"/>
+            </w:tcMar>
+          </w:tcPr>
+          <w:p>
+            <w:r>
+              <w:rPr>
+                <w:sz w:val="19"/>
+                <w:szCs w:val="19"/>
+              </w:rPr>
+              <w:t xml:space="preserve">PASS/FAIL/WRONG_BIN ; trois cas mauvais connus.</w:t>
+            </w:r>
+          </w:p>
+        </w:tc>
+        <w:tc>
+          <w:tcPr>
+            <w:tcW w:type="dxa" w:w="5060"/>
+            <w:tcMar>
+              <w:top w:type="dxa" w:w="80"/>
+              <w:left w:type="dxa" w:w="100"/>
+              <w:bottom w:type="dxa" w:w="80"/>
+              <w:right w:type="dxa" w:w="100"/>
+            </w:tcMar>
+          </w:tcPr>
+          <w:p>
+            <w:r>
+              <w:rPr>
+                <w:sz w:val="19"/>
+                <w:szCs w:val="19"/>
+              </w:rPr>
+              <w:t xml:space="preserve">Renforcée : règle de dépôt sur le point le plus bas, 15 cas d'autotest, contrôles du nombre d'images et de la couleur, un verdict final qui exige aussi zéro renvoi de trajectoire (§21).</w:t>
+            </w:r>
+          </w:p>
+        </w:tc>
+      </w:tr>
+      <w:tr>
+        <w:trPr>
+          <w:cantSplit/>
+        </w:trPr>
+        <w:tc>
+          <w:tcPr>
+            <w:tcW w:type="dxa" w:w="1300"/>
+            <w:tcMar>
+              <w:top w:type="dxa" w:w="80"/>
+              <w:left w:type="dxa" w:w="100"/>
+              <w:bottom w:type="dxa" w:w="80"/>
+              <w:right w:type="dxa" w:w="100"/>
+            </w:tcMar>
+          </w:tcPr>
+          <w:p>
+            <w:r>
+              <w:rPr>
+                <w:sz w:val="19"/>
+                <w:szCs w:val="19"/>
+              </w:rPr>
+              <w:t xml:space="preserve">Partie 10</w:t>
+            </w:r>
+          </w:p>
+        </w:tc>
+        <w:tc>
+          <w:tcPr>
+            <w:tcW w:type="dxa" w:w="3000"/>
+            <w:tcMar>
+              <w:top w:type="dxa" w:w="80"/>
+              <w:left w:type="dxa" w:w="100"/>
+              <w:bottom w:type="dxa" w:w="80"/>
+              <w:right w:type="dxa" w:w="100"/>
+            </w:tcMar>
+          </w:tcPr>
+          <w:p>
+            <w:r>
+              <w:rPr>
+                <w:sz w:val="19"/>
+                <w:szCs w:val="19"/>
+              </w:rPr>
+              <w:t xml:space="preserve">Contrats, cycle de vie de l'enregistreur, </w:t>
+            </w:r>
+            <w:r>
+              <w:rPr>
+                <w:rFonts w:ascii="Consolas" w:cs="Consolas" w:eastAsia="Consolas" w:hAnsi="Consolas"/>
+                <w:color w:val="0E4A40"/>
+              </w:rPr>
+              <w:t xml:space="preserve">port_bag.py</w:t>
+            </w:r>
+            <w:r>
+              <w:rPr>
+                <w:sz w:val="19"/>
+                <w:szCs w:val="19"/>
+              </w:rPr>
+              <w:t xml:space="preserve">.</w:t>
+            </w:r>
+          </w:p>
+        </w:tc>
+        <w:tc>
+          <w:tcPr>
+            <w:tcW w:type="dxa" w:w="5060"/>
+            <w:tcMar>
+              <w:top w:type="dxa" w:w="80"/>
+              <w:left w:type="dxa" w:w="100"/>
+              <w:bottom w:type="dxa" w:w="80"/>
+              <w:right w:type="dxa" w:w="100"/>
+            </w:tcMar>
+          </w:tcPr>
+          <w:p>
+            <w:r>
+              <w:rPr>
+                <w:sz w:val="19"/>
+                <w:szCs w:val="19"/>
+              </w:rPr>
+              <w:t xml:space="preserve">Enregistreur démarré par appels de service directs, 71 s → ~1 s (§17) ; </w:t>
+            </w:r>
+            <w:r>
+              <w:rPr>
+                <w:rFonts w:ascii="Consolas" w:cs="Consolas" w:eastAsia="Consolas" w:hAnsi="Consolas"/>
+                <w:color w:val="0E4A40"/>
+              </w:rPr>
+              <w:t xml:space="preserve">port_bag.py</w:t>
+            </w:r>
+            <w:r>
+              <w:rPr>
+                <w:sz w:val="19"/>
+                <w:szCs w:val="19"/>
+              </w:rPr>
+              <w:t xml:space="preserve"> exercé sur des données réelles : </w:t>
+            </w:r>
+            <w:r>
+              <w:rPr>
+                <w:b/>
+                <w:bCs/>
+                <w:sz w:val="19"/>
+                <w:szCs w:val="19"/>
+              </w:rPr>
+              <w:t xml:space="preserve">48 + 12 épisodes convertis</w:t>
+            </w:r>
+            <w:r>
+              <w:rPr>
+                <w:sz w:val="19"/>
+                <w:szCs w:val="19"/>
+              </w:rPr>
+              <w:t xml:space="preserve"> (§26).</w:t>
+            </w:r>
+          </w:p>
+        </w:tc>
+      </w:tr>
+      <w:tr>
+        <w:trPr>
+          <w:cantSplit/>
+        </w:trPr>
+        <w:tc>
+          <w:tcPr>
+            <w:tcW w:type="dxa" w:w="1300"/>
+            <w:tcMar>
+              <w:top w:type="dxa" w:w="80"/>
+              <w:left w:type="dxa" w:w="100"/>
+              <w:bottom w:type="dxa" w:w="80"/>
+              <w:right w:type="dxa" w:w="100"/>
+            </w:tcMar>
+          </w:tcPr>
+          <w:p>
+            <w:r>
+              <w:rPr>
+                <w:sz w:val="19"/>
+                <w:szCs w:val="19"/>
+              </w:rPr>
+              <w:t xml:space="preserve">Partie 11</w:t>
+            </w:r>
+          </w:p>
+        </w:tc>
+        <w:tc>
+          <w:tcPr>
+            <w:tcW w:type="dxa" w:w="3000"/>
+            <w:tcMar>
+              <w:top w:type="dxa" w:w="80"/>
+              <w:left w:type="dxa" w:w="100"/>
+              <w:bottom w:type="dxa" w:w="80"/>
+              <w:right w:type="dxa" w:w="100"/>
+            </w:tcMar>
+          </w:tcPr>
+          <w:p>
+            <w:r>
+              <w:rPr>
+                <w:sz w:val="19"/>
+                <w:szCs w:val="19"/>
+              </w:rPr>
+              <w:t xml:space="preserve">Partage Rôle A / Rôle B ; lot sur le matériel du Rôle B.</w:t>
+            </w:r>
+          </w:p>
+        </w:tc>
+        <w:tc>
+          <w:tcPr>
+            <w:tcW w:type="dxa" w:w="5060"/>
+            <w:tcMar>
+              <w:top w:type="dxa" w:w="80"/>
+              <w:left w:type="dxa" w:w="100"/>
+              <w:bottom w:type="dxa" w:w="80"/>
+              <w:right w:type="dxa" w:w="100"/>
+            </w:tcMar>
+          </w:tcPr>
+          <w:p>
+            <w:r>
+              <w:rPr>
+                <w:sz w:val="19"/>
+                <w:szCs w:val="19"/>
+              </w:rPr>
+              <w:t xml:space="preserve">Les deux rôles ont tourné sur </w:t>
+            </w:r>
+            <w:r>
+              <w:rPr>
+                <w:b/>
+                <w:bCs/>
+                <w:sz w:val="19"/>
+                <w:szCs w:val="19"/>
+              </w:rPr>
+              <w:t xml:space="preserve">un seul portable</w:t>
+            </w:r>
+            <w:r>
+              <w:rPr>
+                <w:sz w:val="19"/>
+                <w:szCs w:val="19"/>
+              </w:rPr>
+              <w:t xml:space="preserve"> ; le lot a pris ~2,7 h (§23, §26). Deux fichiers launch ajoutés (§27).</w:t>
+            </w:r>
+          </w:p>
+        </w:tc>
+      </w:tr>
+      <w:tr>
+        <w:trPr>
+          <w:cantSplit/>
+        </w:trPr>
+        <w:tc>
+          <w:tcPr>
+            <w:tcW w:type="dxa" w:w="1300"/>
+            <w:tcMar>
+              <w:top w:type="dxa" w:w="80"/>
+              <w:left w:type="dxa" w:w="100"/>
+              <w:bottom w:type="dxa" w:w="80"/>
+              <w:right w:type="dxa" w:w="100"/>
+            </w:tcMar>
+          </w:tcPr>
+          <w:p>
+            <w:r>
+              <w:rPr>
+                <w:sz w:val="19"/>
+                <w:szCs w:val="19"/>
+              </w:rPr>
+              <w:t xml:space="preserve">Partie 13</w:t>
+            </w:r>
+          </w:p>
+        </w:tc>
+        <w:tc>
+          <w:tcPr>
+            <w:tcW w:type="dxa" w:w="3000"/>
+            <w:tcMar>
+              <w:top w:type="dxa" w:w="80"/>
+              <w:left w:type="dxa" w:w="100"/>
+              <w:bottom w:type="dxa" w:w="80"/>
+              <w:right w:type="dxa" w:w="100"/>
+            </w:tcMar>
+          </w:tcPr>
+          <w:p>
+            <w:r>
+              <w:rPr>
+                <w:sz w:val="19"/>
+                <w:szCs w:val="19"/>
+              </w:rPr>
+              <w:t xml:space="preserve">Jeu de métriques ; taux de bon bac en tête.</w:t>
+            </w:r>
+          </w:p>
+        </w:tc>
+        <w:tc>
+          <w:tcPr>
+            <w:tcW w:type="dxa" w:w="5060"/>
+            <w:tcMar>
+              <w:top w:type="dxa" w:w="80"/>
+              <w:left w:type="dxa" w:w="100"/>
+              <w:bottom w:type="dxa" w:w="80"/>
+              <w:right w:type="dxa" w:w="100"/>
+            </w:tcMar>
+          </w:tcPr>
+          <w:p>
+            <w:r>
+              <w:rPr>
+                <w:sz w:val="19"/>
+                <w:szCs w:val="19"/>
+              </w:rPr>
+              <w:t xml:space="preserve">Mesuré pour le démonstrateur scripté : réussite 60/60, bon bac 60/60, réserve 12/12, décalage de dépose médian 0,031 du rayon intérieur (max 0,149), 1/60 a déplacé un objet non cible de plus de 2 cm, rendement 60/60 tentatives (§26).</w:t>
+            </w:r>
+          </w:p>
+        </w:tc>
+      </w:tr>
+      <w:tr>
+        <w:trPr>
+          <w:cantSplit/>
+        </w:trPr>
+        <w:tc>
+          <w:tcPr>
+            <w:tcW w:type="dxa" w:w="1300"/>
+            <w:tcMar>
+              <w:top w:type="dxa" w:w="80"/>
+              <w:left w:type="dxa" w:w="100"/>
+              <w:bottom w:type="dxa" w:w="80"/>
+              <w:right w:type="dxa" w:w="100"/>
+            </w:tcMar>
+          </w:tcPr>
+          <w:p>
+            <w:r>
+              <w:rPr>
+                <w:sz w:val="19"/>
+                <w:szCs w:val="19"/>
+              </w:rPr>
+              <w:t xml:space="preserve">Annexe A</w:t>
+            </w:r>
+          </w:p>
+        </w:tc>
+        <w:tc>
+          <w:tcPr>
+            <w:tcW w:type="dxa" w:w="3000"/>
+            <w:tcMar>
+              <w:top w:type="dxa" w:w="80"/>
+              <w:left w:type="dxa" w:w="100"/>
+              <w:bottom w:type="dxa" w:w="80"/>
+              <w:right w:type="dxa" w:w="100"/>
+            </w:tcMar>
+          </w:tcPr>
+          <w:p>
+            <w:r>
+              <w:rPr>
+                <w:sz w:val="19"/>
+                <w:szCs w:val="19"/>
+              </w:rPr>
+              <w:t xml:space="preserve">Lignes 10 (fumée), 12 (lot), 13 (métriques).</w:t>
+            </w:r>
+          </w:p>
+        </w:tc>
+        <w:tc>
+          <w:tcPr>
+            <w:tcW w:type="dxa" w:w="5060"/>
+            <w:tcMar>
+              <w:top w:type="dxa" w:w="80"/>
+              <w:left w:type="dxa" w:w="100"/>
+              <w:bottom w:type="dxa" w:w="80"/>
+              <w:right w:type="dxa" w:w="100"/>
+            </w:tcMar>
+          </w:tcPr>
+          <w:p>
+            <w:r>
+              <w:rPr>
+                <w:sz w:val="19"/>
+                <w:szCs w:val="19"/>
+              </w:rPr>
+              <w:t xml:space="preserve">Les trois faites (§17, §26).</w:t>
+            </w:r>
+          </w:p>
+        </w:tc>
+      </w:tr>
+    </w:tbl>
+    <w:p>
+      <w:pPr>
+        <w:spacing w:after="120"/>
+      </w:pPr>
     </w:p>
     <w:p>
       <w:pPr>
@@ -6521,6 +7416,6604 @@
     </w:tbl>
     <w:p>
       <w:pPr>
+        <w:pBdr>
+          <w:left w:val="single" w:color="146356" w:sz="24"/>
+        </w:pBdr>
+        <w:shd w:fill="F5F5F3" w:val="clear"/>
+        <w:spacing w:after="160" w:before="120"/>
+        <w:ind w:left="200"/>
+      </w:pPr>
+      <w:r>
+        <w:rPr>
+          <w:b/>
+          <w:bCs/>
+        </w:rPr>
+        <w:t xml:space="preserve">Mise à jour du 04/10/2026 : niveaux 3, 4 et 5 atteints.</w:t>
+      </w:r>
+      <w:r>
+        <w:t xml:space="preserve"> L'enregistreur a atteint </w:t>
+      </w:r>
+      <w:r>
+        <w:rPr>
+          <w:rFonts w:ascii="Consolas" w:cs="Consolas" w:eastAsia="Consolas" w:hAnsi="Consolas"/>
+          <w:color w:val="0E4A40"/>
+        </w:rPr>
+        <w:t xml:space="preserve">configured</w:t>
+      </w:r>
+      <w:r>
+        <w:t xml:space="preserve"> puis </w:t>
+      </w:r>
+      <w:r>
+        <w:rPr>
+          <w:rFonts w:ascii="Consolas" w:cs="Consolas" w:eastAsia="Consolas" w:hAnsi="Consolas"/>
+          <w:color w:val="0E4A40"/>
+        </w:rPr>
+        <w:t xml:space="preserve">active</w:t>
+      </w:r>
+      <w:r>
+        <w:t xml:space="preserve"> à chaque épisode (§17) ; chaque épisode de fumée et les 60 épisodes du lot ont reçu un verdict (§17, §26) ; le lot de 60 épisodes a réussi 60/60 sous une seule version de code et a été converti en deux jeux de données (§26).</w:t>
+      </w:r>
+    </w:p>
+    <w:p>
+      <w:pPr>
+        <w:pStyle w:val="Heading1"/>
+        <w:spacing w:after="120" w:before="320"/>
+      </w:pPr>
+      <w:r>
+        <w:t xml:space="preserve">Addendum du 04/10/2026 : terminé sur une seule machine</w:t>
+      </w:r>
+    </w:p>
+    <w:p>
+      <w:pPr>
+        <w:spacing w:after="160"/>
+      </w:pPr>
+      <w:r>
+        <w:rPr>
+          <w:color w:val="4B5B57"/>
+        </w:rPr>
+        <w:t xml:space="preserve">Tout ce qui suit s'est déroulé du 2 au 4 octobre 2026 sur un portable Windows (Intel Core i7-11370H, 4 cœurs / 8 threads, 7,8 Go de RAM et 2 Go de swap visibles dans WSL2, Ubuntu 22.04.3, noyau 6.18.40.1-microsoft-standard-WSL2), dans le conteneur </w:t>
+      </w:r>
+      <w:r>
+        <w:rPr>
+          <w:rFonts w:ascii="Consolas" w:cs="Consolas" w:eastAsia="Consolas" w:hAnsi="Consolas"/>
+          <w:color w:val="0E4A40"/>
+        </w:rPr>
+        <w:t xml:space="preserve">gazebo_to_lerobot</w:t>
+      </w:r>
+      <w:r>
+        <w:rPr>
+          <w:color w:val="4B5B57"/>
+        </w:rPr>
+        <w:t xml:space="preserve"> (Ubuntu 24.04, ROS 2 Jazzy, Gazebo Harmonic, physique DART). Chaque étape donne ce qui a été fait, avec quoi cela a été mesuré, et ce que cela a changé. Les chiffres complets sont dans </w:t>
+      </w:r>
+      <w:r>
+        <w:rPr>
+          <w:rFonts w:ascii="Consolas" w:cs="Consolas" w:eastAsia="Consolas" w:hAnsi="Consolas"/>
+          <w:color w:val="0E4A40"/>
+        </w:rPr>
+        <w:t xml:space="preserve">MEASUREMENTS.md</w:t>
+      </w:r>
+      <w:r>
+        <w:rPr>
+          <w:color w:val="4B5B57"/>
+        </w:rPr>
+        <w:t xml:space="preserve"> §1–10, cités par section.</w:t>
+      </w:r>
+    </w:p>
+    <w:p>
+      <w:pPr>
+        <w:pStyle w:val="Heading2"/>
+        <w:spacing w:after="120" w:before="320"/>
+      </w:pPr>
+      <w:r>
+        <w:t xml:space="preserve">16. Point de départ</w:t>
+      </w:r>
+    </w:p>
+    <w:p>
+      <w:pPr>
+        <w:spacing w:after="100"/>
+      </w:pPr>
+      <w:r>
+        <w:rPr>
+          <w:i/>
+          <w:iCs/>
+          <w:color w:val="4B5B57"/>
+        </w:rPr>
+        <w:t xml:space="preserve">Là où la remise de septembre s'était arrêtée, et ce qui différait sur le portable.</w:t>
+      </w:r>
+    </w:p>
+    <w:p>
+      <w:pPr>
+        <w:spacing w:after="100"/>
+      </w:pPr>
+      <w:r>
+        <w:t xml:space="preserve">Le projet a été copié dans le conteneur en </w:t>
+      </w:r>
+      <w:r>
+        <w:rPr>
+          <w:rFonts w:ascii="Consolas" w:cs="Consolas" w:eastAsia="Consolas" w:hAnsi="Consolas"/>
+          <w:color w:val="0E4A40"/>
+        </w:rPr>
+        <w:t xml:space="preserve">/workspace/htgspp</w:t>
+      </w:r>
+      <w:r>
+        <w:t xml:space="preserve"> et construit contre l'espace de travail ROS du conteneur. Ajoutés dans le conteneur : </w:t>
+      </w:r>
+      <w:r>
+        <w:rPr>
+          <w:rFonts w:ascii="Consolas" w:cs="Consolas" w:eastAsia="Consolas" w:hAnsi="Consolas"/>
+          <w:color w:val="0E4A40"/>
+        </w:rPr>
+        <w:t xml:space="preserve">ros-jazzy-moveit-py</w:t>
+      </w:r>
+      <w:r>
+        <w:t xml:space="preserve">, </w:t>
+      </w:r>
+      <w:r>
+        <w:rPr>
+          <w:rFonts w:ascii="Consolas" w:cs="Consolas" w:eastAsia="Consolas" w:hAnsi="Consolas"/>
+          <w:color w:val="0E4A40"/>
+        </w:rPr>
+        <w:t xml:space="preserve">ffmpeg</w:t>
+      </w:r>
+      <w:r>
+        <w:t xml:space="preserve">, </w:t>
+      </w:r>
+      <w:r>
+        <w:rPr>
+          <w:rFonts w:ascii="Consolas" w:cs="Consolas" w:eastAsia="Consolas" w:hAnsi="Consolas"/>
+          <w:color w:val="0E4A40"/>
+        </w:rPr>
+        <w:t xml:space="preserve">python3-pip</w:t>
+      </w:r>
+      <w:r>
+        <w:t xml:space="preserve">, </w:t>
+      </w:r>
+      <w:r>
+        <w:rPr>
+          <w:rFonts w:ascii="Consolas" w:cs="Consolas" w:eastAsia="Consolas" w:hAnsi="Consolas"/>
+          <w:color w:val="0E4A40"/>
+        </w:rPr>
+        <w:t xml:space="preserve">pyarrow</w:t>
+      </w:r>
+      <w:r>
+        <w:t xml:space="preserve">, </w:t>
+      </w:r>
+      <w:r>
+        <w:rPr>
+          <w:rFonts w:ascii="Consolas" w:cs="Consolas" w:eastAsia="Consolas" w:hAnsi="Consolas"/>
+          <w:color w:val="0E4A40"/>
+        </w:rPr>
+        <w:t xml:space="preserve">bc</w:t>
+      </w:r>
+      <w:r>
+        <w:t xml:space="preserve">. Le monde est devenu </w:t>
+      </w:r>
+      <w:r>
+        <w:rPr>
+          <w:rFonts w:ascii="Consolas" w:cs="Consolas" w:eastAsia="Consolas" w:hAnsi="Consolas"/>
+          <w:color w:val="0E4A40"/>
+        </w:rPr>
+        <w:t xml:space="preserve">worlds/sorting_table.sdf</w:t>
+      </w:r>
+      <w:r>
+        <w:t xml:space="preserve"> : le banc </w:t>
+      </w:r>
+      <w:r>
+        <w:rPr>
+          <w:rFonts w:ascii="Consolas" w:cs="Consolas" w:eastAsia="Consolas" w:hAnsi="Consolas"/>
+          <w:color w:val="0E4A40"/>
+        </w:rPr>
+        <w:t xml:space="preserve">real_table</w:t>
+      </w:r>
+      <w:r>
+        <w:t xml:space="preserve"> sans objets ni bacs (</w:t>
+      </w:r>
+      <w:r>
+        <w:rPr>
+          <w:rFonts w:ascii="Consolas" w:cs="Consolas" w:eastAsia="Consolas" w:hAnsi="Consolas"/>
+          <w:color w:val="0E4A40"/>
+        </w:rPr>
+        <w:t xml:space="preserve">real_table.sdf</w:t>
+      </w:r>
+      <w:r>
+        <w:t xml:space="preserve"> porte un cube rouge et un bac rouge), si bien que </w:t>
+      </w:r>
+      <w:r>
+        <w:rPr>
+          <w:rFonts w:ascii="Consolas" w:cs="Consolas" w:eastAsia="Consolas" w:hAnsi="Consolas"/>
+          <w:color w:val="0E4A40"/>
+        </w:rPr>
+        <w:t xml:space="preserve">spawn_scene.py</w:t>
+      </w:r>
+      <w:r>
+        <w:t xml:space="preserve"> place les quatre objets et les quatre bacs à chaque épisode.</w:t>
+      </w:r>
+    </w:p>
+    <w:p>
+      <w:pPr>
+        <w:spacing w:after="100"/>
+      </w:pPr>
+      <w:r>
+        <w:t xml:space="preserve">Deux réglages d'affichage repris du rapport de la démo pick-and-place (§24 de ce rapport) s'appliquent à toute exécution ici : </w:t>
+      </w:r>
+      <w:r>
+        <w:rPr>
+          <w:rFonts w:ascii="Consolas" w:cs="Consolas" w:eastAsia="Consolas" w:hAnsi="Consolas"/>
+          <w:color w:val="0E4A40"/>
+        </w:rPr>
+        <w:t xml:space="preserve">DISPLAY=:0</w:t>
+      </w:r>
+      <w:r>
+        <w:t xml:space="preserve"> (WSLg), car le DISPLAY de l'hôte transmis au conteneur bloque le capteur caméra et avec lui l'horloge de simulation ; et OpenGL logiciel (llvmpipe), pour la raison du §18.</w:t>
+      </w:r>
+    </w:p>
+    <w:p>
+      <w:pPr>
+        <w:pBdr>
+          <w:left w:val="single" w:color="146356" w:sz="24"/>
+        </w:pBdr>
+        <w:shd w:fill="F5F5F3" w:val="clear"/>
+        <w:spacing w:after="160" w:before="120"/>
+        <w:ind w:left="200"/>
+      </w:pPr>
+      <w:r>
+        <w:rPr>
+          <w:b/>
+          <w:bCs/>
+        </w:rPr>
+        <w:t xml:space="preserve">Le plafond mémoire du §12 ne s'appliquait plus.</w:t>
+      </w:r>
+      <w:r>
+        <w:t xml:space="preserve"> WSL2 voyait ici 7,8 Go, contre ~3,8 Go sur la VM de septembre ; trois piles de simulation complètes simultanées ont pris +2,1 Go en laissant 4,75 Go disponibles (</w:t>
+      </w:r>
+      <w:r>
+        <w:rPr>
+          <w:rFonts w:ascii="Consolas" w:cs="Consolas" w:eastAsia="Consolas" w:hAnsi="Consolas"/>
+          <w:color w:val="0E4A40"/>
+        </w:rPr>
+        <w:t xml:space="preserve">MEASUREMENTS.md</w:t>
+      </w:r>
+      <w:r>
+        <w:t xml:space="preserve"> §7).</w:t>
+      </w:r>
+    </w:p>
+    <w:p>
+      <w:pPr>
+        <w:pStyle w:val="Heading2"/>
+        <w:spacing w:after="120" w:before="320"/>
+      </w:pPr>
+      <w:r>
+        <w:t xml:space="preserve">17. Épisodes de fumée et enregistreur</w:t>
+      </w:r>
+    </w:p>
+    <w:p>
+      <w:pPr>
+        <w:spacing w:after="100"/>
+      </w:pPr>
+      <w:r>
+        <w:rPr>
+          <w:i/>
+          <w:iCs/>
+          <w:color w:val="4B5B57"/>
+        </w:rPr>
+        <w:t xml:space="preserve">Spec partie 8 et annexe A ligne 10 : un épisode par objet, enregistré, vérifié.</w:t>
+      </w:r>
+    </w:p>
+    <w:p>
+      <w:pPr>
+        <w:spacing w:after="100"/>
+      </w:pPr>
+      <w:r>
+        <w:t xml:space="preserve">Quatre épisodes de fumée, un par objet, le 03/10/2026 : épisode 1 (rouge) PASS, 43 (vert, réserve) PASS, 46 (jaune) PASS ; l'épisode 16 (bleu) a ÉCHOUÉ à ses deux tentatives, puis RÉUSSI relancé neuf minutes plus tard : ses deux FAIL venaient du vérificateur, pas de l'épisode. Le test « centre sous le rebord » rejetait un dépôt correct, car un objet de 50 mm debout dans un bac de 30 mm de profondeur a son centre au-dessus du rebord (corrigé au §21). Puis cinq épisodes consécutifs, 1 à 5 : tous PASS.</w:t>
+      </w:r>
+    </w:p>
+    <w:p>
+      <w:pPr>
+        <w:spacing w:after="100"/>
+      </w:pPr>
+      <w:r>
+        <w:rPr>
+          <w:b/>
+          <w:bCs/>
+        </w:rPr>
+        <w:t xml:space="preserve">Le blocage de l'enregistreur du §13 ne s'est pas produit</w:t>
+      </w:r>
+      <w:r>
+        <w:t xml:space="preserve"> : </w:t>
+      </w:r>
+      <w:r>
+        <w:rPr>
+          <w:rFonts w:ascii="Consolas" w:cs="Consolas" w:eastAsia="Consolas" w:hAnsi="Consolas"/>
+          <w:color w:val="0E4A40"/>
+        </w:rPr>
+        <w:t xml:space="preserve">configure</w:t>
+      </w:r>
+      <w:r>
+        <w:t xml:space="preserve"> et </w:t>
+      </w:r>
+      <w:r>
+        <w:rPr>
+          <w:rFonts w:ascii="Consolas" w:cs="Consolas" w:eastAsia="Consolas" w:hAnsi="Consolas"/>
+          <w:color w:val="0E4A40"/>
+        </w:rPr>
+        <w:t xml:space="preserve">activate</w:t>
+      </w:r>
+      <w:r>
+        <w:t xml:space="preserve"> ont réussi du premier coup à chaque épisode. Restait le coût : les deux appels </w:t>
+      </w:r>
+      <w:r>
+        <w:rPr>
+          <w:rFonts w:ascii="Consolas" w:cs="Consolas" w:eastAsia="Consolas" w:hAnsi="Consolas"/>
+          <w:color w:val="0E4A40"/>
+        </w:rPr>
+        <w:t xml:space="preserve">ros2 lifecycle set --no-daemon --spin-time 15</w:t>
+      </w:r>
+      <w:r>
+        <w:t xml:space="preserve"> plus une attente fixe prenaient </w:t>
+      </w:r>
+      <w:r>
+        <w:rPr>
+          <w:b/>
+          <w:bCs/>
+        </w:rPr>
+        <w:t xml:space="preserve">71 s d'un épisode de 234 s</w:t>
+      </w:r>
+      <w:r>
+        <w:t xml:space="preserve"> (30 %). Le service </w:t>
+      </w:r>
+      <w:r>
+        <w:rPr>
+          <w:rFonts w:ascii="Consolas" w:cs="Consolas" w:eastAsia="Consolas" w:hAnsi="Consolas"/>
+          <w:color w:val="0E4A40"/>
+        </w:rPr>
+        <w:t xml:space="preserve">change_state</w:t>
+      </w:r>
+      <w:r>
+        <w:t xml:space="preserve"> de l'enregistreur répond ~1 s après le démarrage ; chaque appel CLI prenait ~31 s. </w:t>
+      </w:r>
+      <w:r>
+        <w:rPr>
+          <w:rFonts w:ascii="Consolas" w:cs="Consolas" w:eastAsia="Consolas" w:hAnsi="Consolas"/>
+          <w:color w:val="0E4A40"/>
+        </w:rPr>
+        <w:t xml:space="preserve">scripts/recorder_lifecycle.py</w:t>
+      </w:r>
+      <w:r>
+        <w:t xml:space="preserve"> attend le service et l'appelle directement : </w:t>
+      </w:r>
+      <w:r>
+        <w:rPr>
+          <w:b/>
+          <w:bCs/>
+        </w:rPr>
+        <w:t xml:space="preserve">71 s → ~1 s</w:t>
+      </w:r>
+      <w:r>
+        <w:t xml:space="preserve">.</w:t>
+      </w:r>
+    </w:p>
+    <w:p>
+      <w:pPr>
+        <w:spacing w:after="100"/>
+      </w:pPr>
+      <w:r>
+        <w:t xml:space="preserve">Un épisode décomposé (</w:t>
+      </w:r>
+      <w:r>
+        <w:rPr>
+          <w:rFonts w:ascii="Consolas" w:cs="Consolas" w:eastAsia="Consolas" w:hAnsi="Consolas"/>
+          <w:color w:val="0E4A40"/>
+        </w:rPr>
+        <w:t xml:space="preserve">MEASUREMENTS.md</w:t>
+      </w:r>
+      <w:r>
+        <w:t xml:space="preserve"> §3) : du simulateur aux contrôleurs actifs 14 s ; apparition et stabilisation 25 s ; enregistreur 71 s (avant correction) ; mouvement 120 s, environ la moitié de l'épisode ; vérification et arrêt &lt; 1 s.</w:t>
+      </w:r>
+    </w:p>
+    <w:p>
+      <w:pPr>
+        <w:pStyle w:val="Heading2"/>
+        <w:spacing w:after="120" w:before="320"/>
+      </w:pPr>
+      <w:r>
+        <w:t xml:space="preserve">18. Rendu et vitesse</w:t>
+      </w:r>
+    </w:p>
+    <w:p>
+      <w:pPr>
+        <w:spacing w:after="100"/>
+      </w:pPr>
+      <w:r>
+        <w:rPr>
+          <w:i/>
+          <w:iCs/>
+          <w:color w:val="4B5B57"/>
+        </w:rPr>
+        <w:t xml:space="preserve">Pourquoi les caméras semblaient gratuites, pourquoi les objets sortaient blancs, et où part le temps.</w:t>
+      </w:r>
+    </w:p>
+    <w:p>
+      <w:pPr>
+        <w:spacing w:after="100"/>
+      </w:pPr>
+      <w:r>
+        <w:t xml:space="preserve">Une première mesure concluait que les caméras ne coûtaient rien ; c'était faux, et c'est corrigé dans </w:t>
+      </w:r>
+      <w:r>
+        <w:rPr>
+          <w:rFonts w:ascii="Consolas" w:cs="Consolas" w:eastAsia="Consolas" w:hAnsi="Consolas"/>
+          <w:color w:val="0E4A40"/>
+        </w:rPr>
+        <w:t xml:space="preserve">MEASUREMENTS.md</w:t>
+      </w:r>
+      <w:r>
+        <w:t xml:space="preserve"> §1 : </w:t>
+      </w:r>
+      <w:r>
+        <w:rPr>
+          <w:b/>
+          <w:bCs/>
+        </w:rPr>
+        <w:t xml:space="preserve">Gazebo ne rend une caméra que si quelque chose y est abonné</w:t>
+      </w:r>
+      <w:r>
+        <w:t xml:space="preserve">, et rien ne l'était. Caméra réellement rendue, </w:t>
+      </w:r>
+      <w:r>
+        <w:rPr>
+          <w:b/>
+          <w:bCs/>
+        </w:rPr>
+        <w:t xml:space="preserve">les ombres du soleil</w:t>
+      </w:r>
+      <w:r>
+        <w:t xml:space="preserve"> faisaient tomber le facteur temps réel (RTF) à 0,006–0,011, soit ~100 s d'horloge murale par seconde simulée.</w:t>
+      </w:r>
+    </w:p>
+    <w:p>
+      <w:pPr>
+        <w:spacing w:after="100"/>
+      </w:pPr>
+      <w:r>
+        <w:rPr>
+          <w:b/>
+          <w:bCs/>
+        </w:rPr>
+        <w:t xml:space="preserve">Sur la voie GPU de WSL (D3D12), tout objet créé en cours d'exécution est rendu blanc</w:t>
+      </w:r>
+      <w:r>
+        <w:t xml:space="preserve">, quel que soit son matériau, alors que les objets statiques sont colorés. On ne peut pas enregistrer un jeu de tri par couleur en blanc. OpenGL logiciel (llvmpipe) rend les couleurs correctement et, ombres coupées, va aussi plus vite : RTF 0,304 contre 0,144.</w:t>
+      </w:r>
+    </w:p>
+    <w:tbl>
+      <w:tblPr>
+        <w:tblW w:type="dxa" w:w="9360"/>
+        <w:tblBorders>
+          <w:top w:val="single" w:color="C4CBC7" w:sz="4"/>
+          <w:left w:val="single" w:color="C4CBC7" w:sz="4"/>
+          <w:bottom w:val="single" w:color="C4CBC7" w:sz="4"/>
+          <w:right w:val="single" w:color="C4CBC7" w:sz="4"/>
+          <w:insideH w:val="single" w:color="C4CBC7" w:sz="4"/>
+          <w:insideV w:val="single" w:color="C4CBC7" w:sz="4"/>
+        </w:tblBorders>
+        <w:tblLayout w:type="fixed"/>
+      </w:tblPr>
+      <w:tblGrid>
+        <w:gridCol w:w="3000"/>
+        <w:gridCol w:w="6360"/>
+      </w:tblGrid>
+      <w:tr>
+        <w:trPr>
+          <w:tblHeader/>
+        </w:trPr>
+        <w:tc>
+          <w:tcPr>
+            <w:tcW w:type="dxa" w:w="3000"/>
+            <w:shd w:fill="DEE3E0" w:val="clear"/>
+            <w:tcMar>
+              <w:top w:type="dxa" w:w="80"/>
+              <w:left w:type="dxa" w:w="100"/>
+              <w:bottom w:type="dxa" w:w="80"/>
+              <w:right w:type="dxa" w:w="100"/>
+            </w:tcMar>
+          </w:tcPr>
+          <w:p>
+            <w:r>
+              <w:rPr>
+                <w:b/>
+                <w:bCs/>
+                <w:color w:val="4B5B57"/>
+                <w:sz w:val="18"/>
+                <w:szCs w:val="18"/>
+              </w:rPr>
+              <w:t xml:space="preserve">Adopté</w:t>
+            </w:r>
+          </w:p>
+        </w:tc>
+        <w:tc>
+          <w:tcPr>
+            <w:tcW w:type="dxa" w:w="6360"/>
+            <w:shd w:fill="DEE3E0" w:val="clear"/>
+            <w:tcMar>
+              <w:top w:type="dxa" w:w="80"/>
+              <w:left w:type="dxa" w:w="100"/>
+              <w:bottom w:type="dxa" w:w="80"/>
+              <w:right w:type="dxa" w:w="100"/>
+            </w:tcMar>
+          </w:tcPr>
+          <w:p>
+            <w:r>
+              <w:rPr>
+                <w:b/>
+                <w:bCs/>
+                <w:color w:val="4B5B57"/>
+                <w:sz w:val="18"/>
+                <w:szCs w:val="18"/>
+              </w:rPr>
+              <w:t xml:space="preserve">Pourquoi</w:t>
+            </w:r>
+          </w:p>
+        </w:tc>
+      </w:tr>
+      <w:tr>
+        <w:trPr>
+          <w:cantSplit/>
+        </w:trPr>
+        <w:tc>
+          <w:tcPr>
+            <w:tcW w:type="dxa" w:w="3000"/>
+            <w:tcMar>
+              <w:top w:type="dxa" w:w="80"/>
+              <w:left w:type="dxa" w:w="100"/>
+              <w:bottom w:type="dxa" w:w="80"/>
+              <w:right w:type="dxa" w:w="100"/>
+            </w:tcMar>
+          </w:tcPr>
+          <w:p>
+            <w:r>
+              <w:rPr>
+                <w:sz w:val="19"/>
+                <w:szCs w:val="19"/>
+              </w:rPr>
+              <w:t xml:space="preserve">OpenGL logiciel (llvmpipe)</w:t>
+            </w:r>
+          </w:p>
+        </w:tc>
+        <w:tc>
+          <w:tcPr>
+            <w:tcW w:type="dxa" w:w="6360"/>
+            <w:tcMar>
+              <w:top w:type="dxa" w:w="80"/>
+              <w:left w:type="dxa" w:w="100"/>
+              <w:bottom w:type="dxa" w:w="80"/>
+              <w:right w:type="dxa" w:w="100"/>
+            </w:tcMar>
+          </w:tcPr>
+          <w:p>
+            <w:r>
+              <w:rPr>
+                <w:sz w:val="19"/>
+                <w:szCs w:val="19"/>
+              </w:rPr>
+              <w:t xml:space="preserve">couleurs justes ; RTF 0,304 contre 0,144 sur la voie GPU</w:t>
+            </w:r>
+          </w:p>
+        </w:tc>
+      </w:tr>
+      <w:tr>
+        <w:trPr>
+          <w:cantSplit/>
+        </w:trPr>
+        <w:tc>
+          <w:tcPr>
+            <w:tcW w:type="dxa" w:w="3000"/>
+            <w:tcMar>
+              <w:top w:type="dxa" w:w="80"/>
+              <w:left w:type="dxa" w:w="100"/>
+              <w:bottom w:type="dxa" w:w="80"/>
+              <w:right w:type="dxa" w:w="100"/>
+            </w:tcMar>
+          </w:tcPr>
+          <w:p>
+            <w:r>
+              <w:rPr>
+                <w:rFonts w:ascii="Consolas" w:cs="Consolas" w:eastAsia="Consolas" w:hAnsi="Consolas"/>
+                <w:color w:val="0E4A40"/>
+              </w:rPr>
+              <w:t xml:space="preserve">cast_shadows</w:t>
+            </w:r>
+            <w:r>
+              <w:rPr>
+                <w:sz w:val="19"/>
+                <w:szCs w:val="19"/>
+              </w:rPr>
+              <w:t xml:space="preserve"> du soleil à false</w:t>
+            </w:r>
+          </w:p>
+        </w:tc>
+        <w:tc>
+          <w:tcPr>
+            <w:tcW w:type="dxa" w:w="6360"/>
+            <w:tcMar>
+              <w:top w:type="dxa" w:w="80"/>
+              <w:left w:type="dxa" w:w="100"/>
+              <w:bottom w:type="dxa" w:w="80"/>
+              <w:right w:type="dxa" w:w="100"/>
+            </w:tcMar>
+          </w:tcPr>
+          <w:p>
+            <w:r>
+              <w:rPr>
+                <w:sz w:val="19"/>
+                <w:szCs w:val="19"/>
+              </w:rPr>
+              <w:t xml:space="preserve">les ombres faisaient tomber le RTF à 0,006–0,011</w:t>
+            </w:r>
+          </w:p>
+        </w:tc>
+      </w:tr>
+      <w:tr>
+        <w:trPr>
+          <w:cantSplit/>
+        </w:trPr>
+        <w:tc>
+          <w:tcPr>
+            <w:tcW w:type="dxa" w:w="3000"/>
+            <w:tcMar>
+              <w:top w:type="dxa" w:w="80"/>
+              <w:left w:type="dxa" w:w="100"/>
+              <w:bottom w:type="dxa" w:w="80"/>
+              <w:right w:type="dxa" w:w="100"/>
+            </w:tcMar>
+          </w:tcPr>
+          <w:p>
+            <w:r>
+              <w:rPr>
+                <w:rFonts w:ascii="Consolas" w:cs="Consolas" w:eastAsia="Consolas" w:hAnsi="Consolas"/>
+                <w:color w:val="0E4A40"/>
+              </w:rPr>
+              <w:t xml:space="preserve">max_step_size</w:t>
+            </w:r>
+            <w:r>
+              <w:rPr>
+                <w:sz w:val="19"/>
+                <w:szCs w:val="19"/>
+              </w:rPr>
+              <w:t xml:space="preserve"> 0,002 (au lieu de 0,001)</w:t>
+            </w:r>
+          </w:p>
+        </w:tc>
+        <w:tc>
+          <w:tcPr>
+            <w:tcW w:type="dxa" w:w="6360"/>
+            <w:tcMar>
+              <w:top w:type="dxa" w:w="80"/>
+              <w:left w:type="dxa" w:w="100"/>
+              <w:bottom w:type="dxa" w:w="80"/>
+              <w:right w:type="dxa" w:w="100"/>
+            </w:tcMar>
+          </w:tcPr>
+          <w:p>
+            <w:r>
+              <w:rPr>
+                <w:sz w:val="19"/>
+                <w:szCs w:val="19"/>
+              </w:rPr>
+              <w:t xml:space="preserve">diviser par deux les pas physiques double le RTF (0,206 → 0,413) ; banc d'essai 3/3 PASS</w:t>
+            </w:r>
+          </w:p>
+        </w:tc>
+      </w:tr>
+      <w:tr>
+        <w:trPr>
+          <w:cantSplit/>
+        </w:trPr>
+        <w:tc>
+          <w:tcPr>
+            <w:tcW w:type="dxa" w:w="3000"/>
+            <w:tcMar>
+              <w:top w:type="dxa" w:w="80"/>
+              <w:left w:type="dxa" w:w="100"/>
+              <w:bottom w:type="dxa" w:w="80"/>
+              <w:right w:type="dxa" w:w="100"/>
+            </w:tcMar>
+          </w:tcPr>
+          <w:p>
+            <w:r>
+              <w:rPr>
+                <w:sz w:val="19"/>
+                <w:szCs w:val="19"/>
+              </w:rPr>
+              <w:t xml:space="preserve">caméra de table 320×240 à 30 Hz (au lieu de 1280×960 à 10 Hz)</w:t>
+            </w:r>
+          </w:p>
+        </w:tc>
+        <w:tc>
+          <w:tcPr>
+            <w:tcW w:type="dxa" w:w="6360"/>
+            <w:tcMar>
+              <w:top w:type="dxa" w:w="80"/>
+              <w:left w:type="dxa" w:w="100"/>
+              <w:bottom w:type="dxa" w:w="80"/>
+              <w:right w:type="dxa" w:w="100"/>
+            </w:tcMar>
+          </w:tcPr>
+          <w:p>
+            <w:r>
+              <w:rPr>
+                <w:sz w:val="19"/>
+                <w:szCs w:val="19"/>
+              </w:rPr>
+              <w:t xml:space="preserve">le contrat demande 30 i/s ; les images de 3,7 Mo étaient perdues (60 sur ~210 dans le bag)</w:t>
+            </w:r>
+          </w:p>
+        </w:tc>
+      </w:tr>
+    </w:tbl>
+    <w:p>
+      <w:pPr>
+        <w:spacing w:after="120"/>
+      </w:pPr>
+    </w:p>
+    <w:p>
+      <w:pPr>
+        <w:pBdr>
+          <w:left w:val="single" w:color="8A5A12" w:sz="24"/>
+        </w:pBdr>
+        <w:shd w:fill="F5F5F3" w:val="clear"/>
+        <w:spacing w:after="160" w:before="120"/>
+        <w:ind w:left="200"/>
+      </w:pPr>
+      <w:r>
+        <w:rPr>
+          <w:b/>
+          <w:bCs/>
+        </w:rPr>
+        <w:t xml:space="preserve">Cause racine du RTF bas, non corrigée dans cette itération :</w:t>
+      </w:r>
+      <w:r>
+        <w:t xml:space="preserve"> les 14 formes de collision du robot en maillages triangulés. Le banc seul tourne à RTF 1,000 ; ajouter le robot sans contrôleurs le fait tomber à 0,220 ; le coût suit le nombre de pas physiques. Remplacer ces maillages par des primitives est le plus gros gain de la prochaine itération (</w:t>
+      </w:r>
+      <w:r>
+        <w:rPr>
+          <w:rFonts w:ascii="Consolas" w:cs="Consolas" w:eastAsia="Consolas" w:hAnsi="Consolas"/>
+          <w:color w:val="0E4A40"/>
+        </w:rPr>
+        <w:t xml:space="preserve">doc/LIMITATIONS.md</w:t>
+      </w:r>
+      <w:r>
+        <w:t xml:space="preserve">).</w:t>
+      </w:r>
+    </w:p>
+    <w:p>
+      <w:pPr>
+        <w:pStyle w:val="Heading2"/>
+        <w:spacing w:after="120" w:before="320"/>
+      </w:pPr>
+      <w:r>
+        <w:t xml:space="preserve">19. Un mouvement qui arrive</w:t>
+      </w:r>
+    </w:p>
+    <w:p>
+      <w:pPr>
+        <w:spacing w:after="100"/>
+      </w:pPr>
+      <w:r>
+        <w:rPr>
+          <w:i/>
+          <w:iCs/>
+          <w:color w:val="4B5B57"/>
+        </w:rPr>
+        <w:t xml:space="preserve">Une trajectoire déclarée SUCCESSFUL n'est pas un bras arrivé à son but.</w:t>
+      </w:r>
+    </w:p>
+    <w:p>
+      <w:pPr>
+        <w:spacing w:after="100"/>
+      </w:pPr>
+      <w:r>
+        <w:t xml:space="preserve">Avec </w:t>
+      </w:r>
+      <w:r>
+        <w:rPr>
+          <w:rFonts w:ascii="Consolas" w:cs="Consolas" w:eastAsia="Consolas" w:hAnsi="Consolas"/>
+          <w:color w:val="0E4A40"/>
+        </w:rPr>
+        <w:t xml:space="preserve">goal_time: 0</w:t>
+      </w:r>
+      <w:r>
+        <w:t xml:space="preserve"> et sans tolérance de but, le contrôleur du bras renvoyait </w:t>
+      </w:r>
+      <w:r>
+        <w:rPr>
+          <w:rFonts w:ascii="Consolas" w:cs="Consolas" w:eastAsia="Consolas" w:hAnsi="Consolas"/>
+          <w:color w:val="0E4A40"/>
+        </w:rPr>
+        <w:t xml:space="preserve">SUCCESSFUL</w:t>
+      </w:r>
+      <w:r>
+        <w:t xml:space="preserve"> dès la fin du temps de trajectoire, bras mesuré </w:t>
+      </w:r>
+      <w:r>
+        <w:rPr>
+          <w:b/>
+          <w:bCs/>
+        </w:rPr>
+        <w:t xml:space="preserve">2,5 à 8,2° en deçà</w:t>
+      </w:r>
+      <w:r>
+        <w:t xml:space="preserve">. La configuration (</w:t>
+      </w:r>
+      <w:r>
+        <w:rPr>
+          <w:rFonts w:ascii="Consolas" w:cs="Consolas" w:eastAsia="Consolas" w:hAnsi="Consolas"/>
+          <w:color w:val="0E4A40"/>
+        </w:rPr>
+        <w:t xml:space="preserve">Gazebo_to_LeRobot_Pipeline/overrides/.../controller.yaml</w:t>
+      </w:r>
+      <w:r>
+        <w:t xml:space="preserve">) fixe désormais une tolérance de but de 0,026 rad (1,5°) par articulation et </w:t>
+      </w:r>
+      <w:r>
+        <w:rPr>
+          <w:rFonts w:ascii="Consolas" w:cs="Consolas" w:eastAsia="Consolas" w:hAnsi="Consolas"/>
+          <w:color w:val="0E4A40"/>
+        </w:rPr>
+        <w:t xml:space="preserve">goal_time: 1.0</w:t>
+      </w:r>
+      <w:r>
+        <w:t xml:space="preserve"> seconde simulée.</w:t>
+      </w:r>
+    </w:p>
+    <w:p>
+      <w:pPr>
+        <w:spacing w:after="100"/>
+      </w:pPr>
+      <w:r>
+        <w:rPr>
+          <w:rFonts w:ascii="Consolas" w:cs="Consolas" w:eastAsia="Consolas" w:hAnsi="Consolas"/>
+          <w:color w:val="0E4A40"/>
+        </w:rPr>
+        <w:t xml:space="preserve">run_pick_and_place.py</w:t>
+      </w:r>
+      <w:r>
+        <w:t xml:space="preserve"> envoie chaque pose comme action </w:t>
+      </w:r>
+      <w:r>
+        <w:rPr>
+          <w:rFonts w:ascii="Consolas" w:cs="Consolas" w:eastAsia="Consolas" w:hAnsi="Consolas"/>
+          <w:color w:val="0E4A40"/>
+        </w:rPr>
+        <w:t xml:space="preserve">FollowJointTrajectory</w:t>
+      </w:r>
+      <w:r>
+        <w:t xml:space="preserve">, attend en temps </w:t>
+      </w:r>
+      <w:r>
+        <w:rPr>
+          <w:b/>
+          <w:bCs/>
+        </w:rPr>
+        <w:t xml:space="preserve">simulé</w:t>
+      </w:r>
+      <w:r>
+        <w:t xml:space="preserve"> (</w:t>
+      </w:r>
+      <w:r>
+        <w:rPr>
+          <w:rFonts w:ascii="Consolas" w:cs="Consolas" w:eastAsia="Consolas" w:hAnsi="Consolas"/>
+          <w:color w:val="0E4A40"/>
+        </w:rPr>
+        <w:t xml:space="preserve">/clock</w:t>
+      </w:r>
+      <w:r>
+        <w:t xml:space="preserve">), vérifie la convergence et renvoie </w:t>
+      </w:r>
+      <w:r>
+        <w:rPr>
+          <w:b/>
+          <w:bCs/>
+        </w:rPr>
+        <w:t xml:space="preserve">une fois</w:t>
+      </w:r>
+      <w:r>
+        <w:t xml:space="preserve"> au plus ; une pose toujours non atteinte lève </w:t>
+      </w:r>
+      <w:r>
+        <w:rPr>
+          <w:rFonts w:ascii="Consolas" w:cs="Consolas" w:eastAsia="Consolas" w:hAnsi="Consolas"/>
+          <w:color w:val="0E4A40"/>
+        </w:rPr>
+        <w:t xml:space="preserve">ARM_NOT_CONVERGED</w:t>
+      </w:r>
+      <w:r>
+        <w:t xml:space="preserve"> et fait échouer l'épisode. Un renvoi modifie la trajectoire enregistrée, donc tout renvoi fait échouer le verdict final (§21). Les gains n'ont pas été touchés (les monter a été essayé le 28/08 et retiré).</w:t>
+      </w:r>
+    </w:p>
+    <w:p>
+      <w:pPr>
+        <w:pStyle w:val="Heading2"/>
+        <w:spacing w:after="120" w:before="320"/>
+      </w:pPr>
+      <w:r>
+        <w:t xml:space="preserve">20. Soudures par objet et course à la soudure</w:t>
+      </w:r>
+    </w:p>
+    <w:p>
+      <w:pPr>
+        <w:spacing w:after="100"/>
+      </w:pPr>
+      <w:r>
+        <w:rPr>
+          <w:i/>
+          <w:iCs/>
+          <w:color w:val="4B5B57"/>
+        </w:rPr>
+        <w:t xml:space="preserve">L'attache simulée (A8), une soudure par objet, confirmée et non supposée.</w:t>
+      </w:r>
+    </w:p>
+    <w:p>
+      <w:pPr>
+        <w:spacing w:after="100"/>
+      </w:pPr>
+      <w:r>
+        <w:t xml:space="preserve">Chaque modèle d'objet porte son propre </w:t>
+      </w:r>
+      <w:r>
+        <w:rPr>
+          <w:rFonts w:ascii="Consolas" w:cs="Consolas" w:eastAsia="Consolas" w:hAnsi="Consolas"/>
+          <w:color w:val="0E4A40"/>
+        </w:rPr>
+        <w:t xml:space="preserve">DetachableJoint</w:t>
+      </w:r>
+      <w:r>
+        <w:t xml:space="preserve"> vers </w:t>
+      </w:r>
+      <w:r>
+        <w:rPr>
+          <w:rFonts w:ascii="Consolas" w:cs="Consolas" w:eastAsia="Consolas" w:hAnsi="Consolas"/>
+          <w:color w:val="0E4A40"/>
+        </w:rPr>
+        <w:t xml:space="preserve">link6</w:t>
+      </w:r>
+      <w:r>
+        <w:t xml:space="preserve">, avec ses propres topics </w:t>
+      </w:r>
+      <w:r>
+        <w:rPr>
+          <w:rFonts w:ascii="Consolas" w:cs="Consolas" w:eastAsia="Consolas" w:hAnsi="Consolas"/>
+          <w:color w:val="0E4A40"/>
+        </w:rPr>
+        <w:t xml:space="preserve">/htgspp/&lt;name&gt;/{attach,detach,attached}</w:t>
+      </w:r>
+      <w:r>
+        <w:t xml:space="preserve">. Le plugin de gz-sim 8 </w:t>
+      </w:r>
+      <w:r>
+        <w:rPr>
+          <w:b/>
+          <w:bCs/>
+        </w:rPr>
+        <w:t xml:space="preserve">soude au chargement</w:t>
+      </w:r>
+      <w:r>
+        <w:t xml:space="preserve"> sans option pour l'éviter : scène créée, chaque objet était soudé à la pince et le bras ne pouvait quitter HOME. </w:t>
+      </w:r>
+      <w:r>
+        <w:rPr>
+          <w:rFonts w:ascii="Consolas" w:cs="Consolas" w:eastAsia="Consolas" w:hAnsi="Consolas"/>
+          <w:color w:val="0E4A40"/>
+        </w:rPr>
+        <w:t xml:space="preserve">spawn_scene.py</w:t>
+      </w:r>
+      <w:r>
+        <w:t xml:space="preserve"> libère chaque soudure juste après la création de l'objet.</w:t>
+      </w:r>
+    </w:p>
+    <w:p>
+      <w:pPr>
+        <w:spacing w:after="100"/>
+      </w:pPr>
+      <w:r>
+        <w:rPr>
+          <w:rFonts w:ascii="Consolas" w:cs="Consolas" w:eastAsia="Consolas" w:hAnsi="Consolas"/>
+          <w:color w:val="0E4A40"/>
+        </w:rPr>
+        <w:t xml:space="preserve">scripts/weld.py</w:t>
+      </w:r>
+      <w:r>
+        <w:t xml:space="preserve"> ne publie qu'une fois le plugin abonné, puis </w:t>
+      </w:r>
+      <w:r>
+        <w:rPr>
+          <w:b/>
+          <w:bCs/>
+        </w:rPr>
+        <w:t xml:space="preserve">attend le compte rendu </w:t>
+      </w:r>
+      <w:r>
+        <w:rPr>
+          <w:rFonts w:ascii="Consolas" w:cs="Consolas" w:eastAsia="Consolas" w:hAnsi="Consolas"/>
+          <w:b/>
+          <w:bCs/>
+          <w:color w:val="0E4A40"/>
+        </w:rPr>
+        <w:t xml:space="preserve">attached</w:t>
+      </w:r>
+      <w:r>
+        <w:rPr>
+          <w:b/>
+          <w:bCs/>
+        </w:rPr>
+        <w:t xml:space="preserve">/</w:t>
+      </w:r>
+      <w:r>
+        <w:rPr>
+          <w:rFonts w:ascii="Consolas" w:cs="Consolas" w:eastAsia="Consolas" w:hAnsi="Consolas"/>
+          <w:b/>
+          <w:bCs/>
+          <w:color w:val="0E4A40"/>
+        </w:rPr>
+        <w:t xml:space="preserve">detached</w:t>
+      </w:r>
+      <w:r>
+        <w:rPr>
+          <w:b/>
+          <w:bCs/>
+        </w:rPr>
+        <w:t xml:space="preserve"> du plugin lui-même</w:t>
+      </w:r>
+      <w:r>
+        <w:t xml:space="preserve"> et republie s'il ne vient pas (3 tentatives). Deux échecs y ont mené : une boîte qui ne s'est jamais levée alors que son message d'attache avait été délivré (épisode 57), et l'épisode réservé 13, où un objet resté soudé depuis sa création a été traîné hors de la table. Cause racine du second, trouvée avec une sonde : le plugin s'abonne à son topic de détache </w:t>
+      </w:r>
+      <w:r>
+        <w:rPr>
+          <w:b/>
+          <w:bCs/>
+        </w:rPr>
+        <w:t xml:space="preserve">avant</w:t>
+      </w:r>
+      <w:r>
+        <w:t xml:space="preserve"> de créer l'articulation, si bien qu'une libération arrivée entre les deux est ignorée et l'objet soudé ensuite. Republier règle le problème ; sur la sonde il a fallu 2 publications, une fois.</w:t>
+      </w:r>
+    </w:p>
+    <w:p>
+      <w:pPr>
+        <w:spacing w:after="100"/>
+      </w:pPr>
+      <w:r>
+        <w:t xml:space="preserve">Deux postconditions gardent la prise : </w:t>
+      </w:r>
+      <w:r>
+        <w:rPr>
+          <w:rFonts w:ascii="Consolas" w:cs="Consolas" w:eastAsia="Consolas" w:hAnsi="Consolas"/>
+          <w:color w:val="0E4A40"/>
+        </w:rPr>
+        <w:t xml:space="preserve">OBJECT_MOVED_BEFORE_GRASP</w:t>
+      </w:r>
+      <w:r>
+        <w:t xml:space="preserve"> (cible déplacée de plus de 5 mm pendant l'approche) et </w:t>
+      </w:r>
+      <w:r>
+        <w:rPr>
+          <w:rFonts w:ascii="Consolas" w:cs="Consolas" w:eastAsia="Consolas" w:hAnsi="Consolas"/>
+          <w:color w:val="0E4A40"/>
+        </w:rPr>
+        <w:t xml:space="preserve">WELD_CONFIRMED_BUT_NOT_CARRIED</w:t>
+      </w:r>
+      <w:r>
+        <w:t xml:space="preserve"> (moins de 5 cm de levée).</w:t>
+      </w:r>
+    </w:p>
+    <w:p>
+      <w:pPr>
+        <w:pStyle w:val="Heading2"/>
+        <w:spacing w:after="120" w:before="320"/>
+      </w:pPr>
+      <w:r>
+        <w:t xml:space="preserve">21. Vérification renforcée</w:t>
+      </w:r>
+    </w:p>
+    <w:p>
+      <w:pPr>
+        <w:spacing w:after="100"/>
+      </w:pPr>
+      <w:r>
+        <w:rPr>
+          <w:i/>
+          <w:iCs/>
+          <w:color w:val="4B5B57"/>
+        </w:rPr>
+        <w:t xml:space="preserve">Spec partie 9, étendue pour qu'un PASS signifie un enregistrement exploitable, pas seulement un mouvement.</w:t>
+      </w:r>
+    </w:p>
+    <w:p>
+      <w:pPr>
+        <w:pStyle w:val="ListParagraph"/>
+        <w:numPr>
+          <w:ilvl w:val="0"/>
+          <w:numId w:val="1"/>
+        </w:numPr>
+        <w:spacing w:after="100"/>
+      </w:pPr>
+      <w:r>
+        <w:rPr>
+          <w:b/>
+          <w:bCs/>
+        </w:rPr>
+        <w:t xml:space="preserve">Posé dans le bac</w:t>
+      </w:r>
+      <w:r>
+        <w:t xml:space="preserve"> se juge sur le point le plus bas de l'objet, pas son centre : </w:t>
+      </w:r>
+      <w:r>
+        <w:rPr>
+          <w:rFonts w:ascii="Consolas" w:cs="Consolas" w:eastAsia="Consolas" w:hAnsi="Consolas"/>
+          <w:color w:val="0E4A40"/>
+        </w:rPr>
+        <w:t xml:space="preserve">z ≤ rim_z + demi-hauteur − 10 mm</w:t>
+      </w:r>
+      <w:r>
+        <w:t xml:space="preserve"> (</w:t>
+      </w:r>
+      <w:r>
+        <w:rPr>
+          <w:rFonts w:ascii="Consolas" w:cs="Consolas" w:eastAsia="Consolas" w:hAnsi="Consolas"/>
+          <w:color w:val="0E4A40"/>
+        </w:rPr>
+        <w:t xml:space="preserve">checks.py</w:t>
+      </w:r>
+      <w:r>
+        <w:t xml:space="preserve">) ; le test sur le centre avait rejeté un dépôt correct du cube bleu (épisode de fumée 16). </w:t>
+      </w:r>
+      <w:r>
+        <w:rPr>
+          <w:rFonts w:ascii="Consolas" w:cs="Consolas" w:eastAsia="Consolas" w:hAnsi="Consolas"/>
+          <w:color w:val="0E4A40"/>
+        </w:rPr>
+        <w:t xml:space="preserve">test_verifier.py</w:t>
+      </w:r>
+      <w:r>
+        <w:t xml:space="preserve"> : </w:t>
+      </w:r>
+      <w:r>
+        <w:rPr>
+          <w:b/>
+          <w:bCs/>
+        </w:rPr>
+        <w:t xml:space="preserve">15 cas</w:t>
+      </w:r>
+      <w:r>
+        <w:t xml:space="preserve"> (positifs par forme à hauteur réaliste, sur le rebord, couché sur un autre objet, mauvais bac, pas de levée, distracteur déplacé), tous correctement classés.</w:t>
+      </w:r>
+    </w:p>
+    <w:p>
+      <w:pPr>
+        <w:pStyle w:val="ListParagraph"/>
+        <w:numPr>
+          <w:ilvl w:val="0"/>
+          <w:numId w:val="1"/>
+        </w:numPr>
+        <w:spacing w:after="100"/>
+      </w:pPr>
+      <w:r>
+        <w:rPr>
+          <w:b/>
+          <w:bCs/>
+        </w:rPr>
+        <w:t xml:space="preserve">Images</w:t>
+      </w:r>
+      <w:r>
+        <w:t xml:space="preserve"> : </w:t>
+      </w:r>
+      <w:r>
+        <w:rPr>
+          <w:rFonts w:ascii="Consolas" w:cs="Consolas" w:eastAsia="Consolas" w:hAnsi="Consolas"/>
+          <w:color w:val="0E4A40"/>
+        </w:rPr>
+        <w:t xml:space="preserve">check_frames.py</w:t>
+      </w:r>
+      <w:r>
+        <w:t xml:space="preserve"> compte les images reçues face à 30 i/s sur la durée simulée enregistrée, et le plus grand trou (</w:t>
+      </w:r>
+      <w:r>
+        <w:rPr>
+          <w:rFonts w:ascii="Consolas" w:cs="Consolas" w:eastAsia="Consolas" w:hAnsi="Consolas"/>
+          <w:color w:val="0E4A40"/>
+        </w:rPr>
+        <w:t xml:space="preserve">frames.json</w:t>
+      </w:r>
+      <w:r>
+        <w:t xml:space="preserve">).</w:t>
+      </w:r>
+    </w:p>
+    <w:p>
+      <w:pPr>
+        <w:pStyle w:val="ListParagraph"/>
+        <w:numPr>
+          <w:ilvl w:val="0"/>
+          <w:numId w:val="1"/>
+        </w:numPr>
+        <w:spacing w:after="100"/>
+      </w:pPr>
+      <w:r>
+        <w:rPr>
+          <w:b/>
+          <w:bCs/>
+        </w:rPr>
+        <w:t xml:space="preserve">Couleur</w:t>
+      </w:r>
+      <w:r>
+        <w:t xml:space="preserve"> : </w:t>
+      </w:r>
+      <w:r>
+        <w:rPr>
+          <w:rFonts w:ascii="Consolas" w:cs="Consolas" w:eastAsia="Consolas" w:hAnsi="Consolas"/>
+          <w:color w:val="0E4A40"/>
+        </w:rPr>
+        <w:t xml:space="preserve">check_colour.py</w:t>
+      </w:r>
+      <w:r>
+        <w:t xml:space="preserve"> projette la cible dans la première image et exige sa propre couleur dans une fenêtre 11×11 (≥ 25 %), garde contre le rendu blanc du §18.</w:t>
+      </w:r>
+    </w:p>
+    <w:p>
+      <w:pPr>
+        <w:pStyle w:val="ListParagraph"/>
+        <w:numPr>
+          <w:ilvl w:val="0"/>
+          <w:numId w:val="1"/>
+        </w:numPr>
+        <w:spacing w:after="100"/>
+      </w:pPr>
+      <w:r>
+        <w:rPr>
+          <w:b/>
+          <w:bCs/>
+        </w:rPr>
+        <w:t xml:space="preserve">Un seul verdict final</w:t>
+      </w:r>
+      <w:r>
+        <w:t xml:space="preserve"> : </w:t>
+      </w:r>
+      <w:r>
+        <w:rPr>
+          <w:rFonts w:ascii="Consolas" w:cs="Consolas" w:eastAsia="Consolas" w:hAnsi="Consolas"/>
+          <w:color w:val="0E4A40"/>
+        </w:rPr>
+        <w:t xml:space="preserve">finalize_verdict.py</w:t>
+      </w:r>
+      <w:r>
+        <w:t xml:space="preserve"> n'écrit PASS que si mouvement, images et couleur passent et qu'il n'y a eu aucun renvoi de trajectoire ; </w:t>
+      </w:r>
+      <w:r>
+        <w:rPr>
+          <w:rFonts w:ascii="Consolas" w:cs="Consolas" w:eastAsia="Consolas" w:hAnsi="Consolas"/>
+          <w:color w:val="0E4A40"/>
+        </w:rPr>
+        <w:t xml:space="preserve">port_bag.py</w:t>
+      </w:r>
+      <w:r>
+        <w:t xml:space="preserve"> revérifie images, couleur et renvois de son côté.</w:t>
+      </w:r>
+    </w:p>
+    <w:p>
+      <w:pPr>
+        <w:pStyle w:val="Heading2"/>
+        <w:spacing w:after="120" w:before="320"/>
+      </w:pPr>
+      <w:r>
+        <w:t xml:space="preserve">22. Condition réservée et variation de scène</w:t>
+      </w:r>
+    </w:p>
+    <w:p>
+      <w:pPr>
+        <w:spacing w:after="100"/>
+      </w:pPr>
+      <w:r>
+        <w:rPr>
+          <w:i/>
+          <w:iCs/>
+          <w:color w:val="4B5B57"/>
+        </w:rPr>
+        <w:t xml:space="preserve">Spec 6.3–6.4 : réserver une condition, pas des images.</w:t>
+      </w:r>
+    </w:p>
+    <w:p>
+      <w:pPr>
+        <w:spacing w:after="100"/>
+      </w:pPr>
+      <w:r>
+        <w:t xml:space="preserve">La partie réservée est une </w:t>
+      </w:r>
+      <w:r>
+        <w:rPr>
+          <w:b/>
+          <w:bCs/>
+        </w:rPr>
+        <w:t xml:space="preserve">configuration réservée de la caméra de table</w:t>
+      </w:r>
+      <w:r>
+        <w:t xml:space="preserve"> : </w:t>
+      </w:r>
+      <w:r>
+        <w:rPr>
+          <w:rFonts w:ascii="Consolas" w:cs="Consolas" w:eastAsia="Consolas" w:hAnsi="Consolas"/>
+          <w:color w:val="0E4A40"/>
+        </w:rPr>
+        <w:t xml:space="preserve">heldout_oblique</w:t>
+      </w:r>
+      <w:r>
+        <w:t xml:space="preserve">, avant droit et oblique, utilisée par aucun épisode d'entraînement, contre </w:t>
+      </w:r>
+      <w:r>
+        <w:rPr>
+          <w:rFonts w:ascii="Consolas" w:cs="Consolas" w:eastAsia="Consolas" w:hAnsi="Consolas"/>
+          <w:color w:val="0E4A40"/>
+        </w:rPr>
+        <w:t xml:space="preserve">train_overhead</w:t>
+      </w:r>
+      <w:r>
+        <w:t xml:space="preserve"> pour tous les épisodes d'entraînement. Les deux enregistrent </w:t>
+      </w:r>
+      <w:r>
+        <w:rPr>
+          <w:rFonts w:ascii="Consolas" w:cs="Consolas" w:eastAsia="Consolas" w:hAnsi="Consolas"/>
+          <w:color w:val="0E4A40"/>
+        </w:rPr>
+        <w:t xml:space="preserve">/camera/image_raw</w:t>
+      </w:r>
+      <w:r>
+        <w:t xml:space="preserve">, sans second capteur ni pont ; c'est l'option 2 de la spec en 6.4 (un décalage de pose de la caméra de table). Le topic du contrat réservé a changé en conséquence.</w:t>
+      </w:r>
+    </w:p>
+    <w:p>
+      <w:pPr>
+        <w:spacing w:after="100"/>
+      </w:pPr>
+      <w:r>
+        <w:t xml:space="preserve">Chaque épisode varie aussi, à partir d'une graine tirée de son numéro (20261003 + épisode) : pose de la caméra ±2 cm / ±2° autour de sa configuration, direction et intensité du soleil, lumières d'appoint et ambiante, et texture de la table (8 variantes, générées par </w:t>
+      </w:r>
+      <w:r>
+        <w:rPr>
+          <w:rFonts w:ascii="Consolas" w:cs="Consolas" w:eastAsia="Consolas" w:hAnsi="Consolas"/>
+          <w:color w:val="0E4A40"/>
+        </w:rPr>
+        <w:t xml:space="preserve">make_table_textures.sh</w:t>
+      </w:r>
+      <w:r>
+        <w:t xml:space="preserve">). </w:t>
+      </w:r>
+      <w:r>
+        <w:rPr>
+          <w:rFonts w:ascii="Consolas" w:cs="Consolas" w:eastAsia="Consolas" w:hAnsi="Consolas"/>
+          <w:color w:val="0E4A40"/>
+        </w:rPr>
+        <w:t xml:space="preserve">make_episode_world.py</w:t>
+      </w:r>
+      <w:r>
+        <w:t xml:space="preserve"> écrit le monde de l'épisode et consigne ces valeurs dans ses métadonnées (</w:t>
+      </w:r>
+      <w:r>
+        <w:rPr>
+          <w:rFonts w:ascii="Consolas" w:cs="Consolas" w:eastAsia="Consolas" w:hAnsi="Consolas"/>
+          <w:color w:val="0E4A40"/>
+        </w:rPr>
+        <w:t xml:space="preserve">scene_variation</w:t>
+      </w:r>
+      <w:r>
+        <w:t xml:space="preserve">).</w:t>
+      </w:r>
+    </w:p>
+    <w:p>
+      <w:pPr>
+        <w:pStyle w:val="Heading2"/>
+        <w:spacing w:after="120" w:before="320"/>
+      </w:pPr>
+      <w:r>
+        <w:t xml:space="preserve">23. Le pilote de lot</w:t>
+      </w:r>
+    </w:p>
+    <w:p>
+      <w:pPr>
+        <w:spacing w:after="100"/>
+      </w:pPr>
+      <w:r>
+        <w:rPr>
+          <w:i/>
+          <w:iCs/>
+          <w:color w:val="4B5B57"/>
+        </w:rPr>
+        <w:t xml:space="preserve">Spec partie 11 : sans surveillance, mais chaque tentative traçable.</w:t>
+      </w:r>
+    </w:p>
+    <w:p>
+      <w:pPr>
+        <w:pStyle w:val="ListParagraph"/>
+        <w:numPr>
+          <w:ilvl w:val="0"/>
+          <w:numId w:val="1"/>
+        </w:numPr>
+        <w:spacing w:after="100"/>
+      </w:pPr>
+      <w:r>
+        <w:t xml:space="preserve">Deux tentatives par épisode, un </w:t>
+      </w:r>
+      <w:r>
+        <w:rPr>
+          <w:b/>
+          <w:bCs/>
+        </w:rPr>
+        <w:t xml:space="preserve">chien de garde de 20 minutes</w:t>
+      </w:r>
+      <w:r>
+        <w:t xml:space="preserve"> par tentative (</w:t>
+      </w:r>
+      <w:r>
+        <w:rPr>
+          <w:rFonts w:ascii="Consolas" w:cs="Consolas" w:eastAsia="Consolas" w:hAnsi="Consolas"/>
+          <w:color w:val="0E4A40"/>
+        </w:rPr>
+        <w:t xml:space="preserve">timeout -k 20 1200</w:t>
+      </w:r>
+      <w:r>
+        <w:t xml:space="preserve">).</w:t>
+      </w:r>
+    </w:p>
+    <w:p>
+      <w:pPr>
+        <w:pStyle w:val="ListParagraph"/>
+        <w:numPr>
+          <w:ilvl w:val="0"/>
+          <w:numId w:val="1"/>
+        </w:numPr>
+        <w:spacing w:after="100"/>
+      </w:pPr>
+      <w:r>
+        <w:t xml:space="preserve">Métadonnées, journaux et verdicts de chaque tentative conservés sous </w:t>
+      </w:r>
+      <w:r>
+        <w:rPr>
+          <w:rFonts w:ascii="Consolas" w:cs="Consolas" w:eastAsia="Consolas" w:hAnsi="Consolas"/>
+          <w:color w:val="0E4A40"/>
+        </w:rPr>
+        <w:t xml:space="preserve">attempt_meta/ep_NNN/&lt;fichier&gt;.attempt&lt;N&gt;.&lt;ext&gt;</w:t>
+      </w:r>
+      <w:r>
+        <w:t xml:space="preserve"> : une reprise n'efface plus la raison de l'échec de la première.</w:t>
+      </w:r>
+    </w:p>
+    <w:p>
+      <w:pPr>
+        <w:pStyle w:val="ListParagraph"/>
+        <w:numPr>
+          <w:ilvl w:val="0"/>
+          <w:numId w:val="1"/>
+        </w:numPr>
+        <w:spacing w:after="100"/>
+      </w:pPr>
+      <w:r>
+        <w:rPr>
+          <w:b/>
+          <w:bCs/>
+        </w:rPr>
+        <w:t xml:space="preserve">Disjoncteur</w:t>
+      </w:r>
+      <w:r>
+        <w:t xml:space="preserve"> : arrêt après 3 épisodes consécutifs en échec à toutes leurs tentatives.</w:t>
+      </w:r>
+    </w:p>
+    <w:p>
+      <w:pPr>
+        <w:pStyle w:val="ListParagraph"/>
+        <w:numPr>
+          <w:ilvl w:val="0"/>
+          <w:numId w:val="1"/>
+        </w:numPr>
+        <w:spacing w:after="100"/>
+      </w:pPr>
+      <w:r>
+        <w:t xml:space="preserve">La ligne de départ consigne l'ID et le nom du conteneur et une </w:t>
+      </w:r>
+      <w:r>
+        <w:rPr>
+          <w:b/>
+          <w:bCs/>
+        </w:rPr>
+        <w:t xml:space="preserve">version de code</w:t>
+      </w:r>
+      <w:r>
+        <w:t xml:space="preserve"> : un hachage de tout ce qui façonne un épisode (</w:t>
+      </w:r>
+      <w:r>
+        <w:rPr>
+          <w:rFonts w:ascii="Consolas" w:cs="Consolas" w:eastAsia="Consolas" w:hAnsi="Consolas"/>
+          <w:color w:val="0E4A40"/>
+        </w:rPr>
+        <w:t xml:space="preserve">scripts</w:t>
+      </w:r>
+      <w:r>
+        <w:t xml:space="preserve">, </w:t>
+      </w:r>
+      <w:r>
+        <w:rPr>
+          <w:rFonts w:ascii="Consolas" w:cs="Consolas" w:eastAsia="Consolas" w:hAnsi="Consolas"/>
+          <w:color w:val="0E4A40"/>
+        </w:rPr>
+        <w:t xml:space="preserve">models</w:t>
+      </w:r>
+      <w:r>
+        <w:t xml:space="preserve">, </w:t>
+      </w:r>
+      <w:r>
+        <w:rPr>
+          <w:rFonts w:ascii="Consolas" w:cs="Consolas" w:eastAsia="Consolas" w:hAnsi="Consolas"/>
+          <w:color w:val="0E4A40"/>
+        </w:rPr>
+        <w:t xml:space="preserve">worlds</w:t>
+      </w:r>
+      <w:r>
+        <w:t xml:space="preserve">, </w:t>
+      </w:r>
+      <w:r>
+        <w:rPr>
+          <w:rFonts w:ascii="Consolas" w:cs="Consolas" w:eastAsia="Consolas" w:hAnsi="Consolas"/>
+          <w:color w:val="0E4A40"/>
+        </w:rPr>
+        <w:t xml:space="preserve">config</w:t>
+      </w:r>
+      <w:r>
+        <w:t xml:space="preserve">, </w:t>
+      </w:r>
+      <w:r>
+        <w:rPr>
+          <w:rFonts w:ascii="Consolas" w:cs="Consolas" w:eastAsia="Consolas" w:hAnsi="Consolas"/>
+          <w:color w:val="0E4A40"/>
+        </w:rPr>
+        <w:t xml:space="preserve">contracts</w:t>
+      </w:r>
+      <w:r>
+        <w:t xml:space="preserve">).</w:t>
+      </w:r>
+    </w:p>
+    <w:p>
+      <w:pPr>
+        <w:pStyle w:val="ListParagraph"/>
+        <w:numPr>
+          <w:ilvl w:val="0"/>
+          <w:numId w:val="1"/>
+        </w:numPr>
+        <w:spacing w:after="100"/>
+      </w:pPr>
+      <w:r>
+        <w:rPr>
+          <w:rFonts w:ascii="Consolas" w:cs="Consolas" w:eastAsia="Consolas" w:hAnsi="Consolas"/>
+          <w:b/>
+          <w:bCs/>
+          <w:color w:val="0E4A40"/>
+        </w:rPr>
+        <w:t xml:space="preserve">BATCH_HOME</w:t>
+      </w:r>
+      <w:r>
+        <w:t xml:space="preserve"> : un test de </w:t>
+      </w:r>
+      <w:r>
+        <w:rPr>
+          <w:rFonts w:ascii="Consolas" w:cs="Consolas" w:eastAsia="Consolas" w:hAnsi="Consolas"/>
+          <w:color w:val="0E4A40"/>
+        </w:rPr>
+        <w:t xml:space="preserve">batch.sh</w:t>
+      </w:r>
+      <w:r>
+        <w:t xml:space="preserve"> doit le pointer vers un répertoire jetable. Un test du disjoncteur avait un jour ajouté de fausses lignes au vrai fichier de résultats ; elles ont été retirées et le retrait est consigné dans </w:t>
+      </w:r>
+      <w:r>
+        <w:rPr>
+          <w:rFonts w:ascii="Consolas" w:cs="Consolas" w:eastAsia="Consolas" w:hAnsi="Consolas"/>
+          <w:color w:val="0E4A40"/>
+        </w:rPr>
+        <w:t xml:space="preserve">batch.log</w:t>
+      </w:r>
+      <w:r>
+        <w:t xml:space="preserve">.</w:t>
+      </w:r>
+    </w:p>
+    <w:p>
+      <w:pPr>
+        <w:pStyle w:val="Heading2"/>
+        <w:spacing w:after="120" w:before="320"/>
+      </w:pPr>
+      <w:r>
+        <w:t xml:space="preserve">24. Premier lot et limite d'atteinte</w:t>
+      </w:r>
+    </w:p>
+    <w:p>
+      <w:pPr>
+        <w:spacing w:after="100"/>
+      </w:pPr>
+      <w:r>
+        <w:rPr>
+          <w:i/>
+          <w:iCs/>
+          <w:color w:val="4B5B57"/>
+        </w:rPr>
+        <w:t xml:space="preserve">Le lot du 03/10/2026 : 54/60, et pourquoi ce n'est pas le jeu de données.</w:t>
+      </w:r>
+    </w:p>
+    <w:p>
+      <w:pPr>
+        <w:spacing w:after="100"/>
+      </w:pPr>
+      <w:r>
+        <w:t xml:space="preserve">60 épisodes sous trois versions de code (</w:t>
+      </w:r>
+      <w:r>
+        <w:rPr>
+          <w:rFonts w:ascii="Consolas" w:cs="Consolas" w:eastAsia="Consolas" w:hAnsi="Consolas"/>
+          <w:color w:val="0E4A40"/>
+        </w:rPr>
+        <w:t xml:space="preserve">447b480d6d69</w:t>
+      </w:r>
+      <w:r>
+        <w:t xml:space="preserve"> épisodes 1–12, </w:t>
+      </w:r>
+      <w:r>
+        <w:rPr>
+          <w:rFonts w:ascii="Consolas" w:cs="Consolas" w:eastAsia="Consolas" w:hAnsi="Consolas"/>
+          <w:color w:val="0E4A40"/>
+        </w:rPr>
+        <w:t xml:space="preserve">42621a3db603</w:t>
+      </w:r>
+      <w:r>
+        <w:t xml:space="preserve"> reprises 13–15, </w:t>
+      </w:r>
+      <w:r>
+        <w:rPr>
+          <w:rFonts w:ascii="Consolas" w:cs="Consolas" w:eastAsia="Consolas" w:hAnsi="Consolas"/>
+          <w:color w:val="0E4A40"/>
+        </w:rPr>
+        <w:t xml:space="preserve">8bfeb7a4c34f</w:t>
+      </w:r>
+      <w:r>
+        <w:t xml:space="preserve"> 16–60) : </w:t>
+      </w:r>
+      <w:r>
+        <w:rPr>
+          <w:b/>
+          <w:bCs/>
+        </w:rPr>
+        <w:t xml:space="preserve">54 PASS</w:t>
+      </w:r>
+      <w:r>
+        <w:t xml:space="preserve">, six réussis en reprise (13, 14, 15, 29, 48, 57), six en échec aux deux tentatives (20, 21, 35, 36, 39, 44). Les six ont échoué à la LEVÉE, objet soudé, dans des poses qui replient le bras : </w:t>
+      </w:r>
+      <w:r>
+        <w:rPr>
+          <w:rFonts w:ascii="Consolas" w:cs="Consolas" w:eastAsia="Consolas" w:hAnsi="Consolas"/>
+          <w:color w:val="0E4A40"/>
+        </w:rPr>
+        <w:t xml:space="preserve">ARM_NOT_CONVERGED</w:t>
+      </w:r>
+      <w:r>
+        <w:t xml:space="preserve">, 6,2 à 6,5° en deçà.</w:t>
+      </w:r>
+    </w:p>
+    <w:p>
+      <w:pPr>
+        <w:spacing w:after="100"/>
+      </w:pPr>
+      <w:r>
+        <w:t xml:space="preserve">Un banc d'essai à la pose de levée (</w:t>
+      </w:r>
+      <w:r>
+        <w:rPr>
+          <w:rFonts w:ascii="Consolas" w:cs="Consolas" w:eastAsia="Consolas" w:hAnsi="Consolas"/>
+          <w:color w:val="0E4A40"/>
+        </w:rPr>
+        <w:t xml:space="preserve">repro_harness.py --lift-only | --attach</w:t>
+      </w:r>
+      <w:r>
+        <w:t xml:space="preserve">) a séparé les causes : </w:t>
+      </w:r>
+      <w:r>
+        <w:rPr>
+          <w:b/>
+          <w:bCs/>
+        </w:rPr>
+        <w:t xml:space="preserve">erreur nulle à vide</w:t>
+      </w:r>
+      <w:r>
+        <w:t xml:space="preserve">, erreur sur </w:t>
+      </w:r>
+      <w:r>
+        <w:rPr>
+          <w:b/>
+          <w:bCs/>
+        </w:rPr>
+        <w:t xml:space="preserve">J3</w:t>
+      </w:r>
+      <w:r>
+        <w:t xml:space="preserve"> (coude) en charge, et un balayage de masse de 1 g à 120 g ne la déplace que de 0,26°. </w:t>
+      </w:r>
+      <w:r>
+        <w:rPr>
+          <w:b/>
+          <w:bCs/>
+        </w:rPr>
+        <w:t xml:space="preserve">Un défaut de collision de la simulation, pas un affaissement gravitaire</w:t>
+      </w:r>
+      <w:r>
+        <w:t xml:space="preserve"> : en levée repliée, l'objet soudé est gêné, très probablement par les propres segments du robot.</w:t>
+      </w:r>
+    </w:p>
+    <w:p>
+      <w:pPr>
+        <w:spacing w:after="100"/>
+      </w:pPr>
+      <w:r>
+        <w:rPr>
+          <w:b/>
+          <w:bCs/>
+        </w:rPr>
+        <w:t xml:space="preserve">Région validée : J2 de levée ≤ 48,0°.</w:t>
+      </w:r>
+      <w:r>
+        <w:t xml:space="preserve"> Le départ du bleu est passé de x 0,10 à 0,120 et celui du vert de 0,10 à 0,135 (pires variantes 45,8° et 45,7°). Ce sont des </w:t>
+      </w:r>
+      <w:r>
+        <w:rPr>
+          <w:b/>
+          <w:bCs/>
+        </w:rPr>
+        <w:t xml:space="preserve">positions de travail issues d'une recherche vers l'extérieur sur x seulement</w:t>
+      </w:r>
+      <w:r>
+        <w:t xml:space="preserve">, pas des positions optimales (</w:t>
+      </w:r>
+      <w:r>
+        <w:rPr>
+          <w:rFonts w:ascii="Consolas" w:cs="Consolas" w:eastAsia="Consolas" w:hAnsi="Consolas"/>
+          <w:color w:val="0E4A40"/>
+        </w:rPr>
+        <w:t xml:space="preserve">MEASUREMENTS.md</w:t>
+      </w:r>
+      <w:r>
+        <w:t xml:space="preserve"> §8). Les objets proches de la base du robot sont donc hors de ce jeu de données.</w:t>
+      </w:r>
+    </w:p>
+    <w:p>
+      <w:pPr>
+        <w:spacing w:after="100"/>
+      </w:pPr>
+      <w:r>
+        <w:t xml:space="preserve">Un contrôle de cadrage (planches d'images au départ, à la prise, à la levée et au-dessus du bac, huit épisodes) a montré des objets posés sur ou sous la base du robot, qui n'a pas de géométrie de collision à hauteur de table. L'échantillonneur tient désormais les objets non cibles à </w:t>
+      </w:r>
+      <w:r>
+        <w:rPr>
+          <w:b/>
+          <w:bCs/>
+        </w:rPr>
+        <w:t xml:space="preserve">120 mm de l'axe du robot</w:t>
+      </w:r>
+      <w:r>
+        <w:t xml:space="preserve"> et chaque empreinte sur la planche.</w:t>
+      </w:r>
+    </w:p>
+    <w:p>
+      <w:pPr>
+        <w:pStyle w:val="Heading2"/>
+        <w:spacing w:after="120" w:before="320"/>
+      </w:pPr>
+      <w:r>
+        <w:t xml:space="preserve">25. Bacs et lacet de dépose</w:t>
+      </w:r>
+    </w:p>
+    <w:p>
+      <w:pPr>
+        <w:spacing w:after="100"/>
+      </w:pPr>
+      <w:r>
+        <w:rPr>
+          <w:i/>
+          <w:iCs/>
+          <w:color w:val="4B5B57"/>
+        </w:rPr>
+        <w:t xml:space="preserve">Pourquoi les bacs ont changé deux fois, et pourquoi le correctif était le lacet de dépose, pas les bacs.</w:t>
+      </w:r>
+    </w:p>
+    <w:p>
+      <w:pPr>
+        <w:spacing w:after="100"/>
+      </w:pPr>
+      <w:r>
+        <w:t xml:space="preserve">Avec les bacs de 100 mm, la paroi du bac rouge se trouvait 2 cm à l'intérieur du bac bleu et celle du vert 15 mm dans le rouge : atterrissages inclinés, et faux </w:t>
+      </w:r>
+      <w:r>
+        <w:rPr>
+          <w:rFonts w:ascii="Consolas" w:cs="Consolas" w:eastAsia="Consolas" w:hAnsi="Consolas"/>
+          <w:color w:val="0E4A40"/>
+        </w:rPr>
+        <w:t xml:space="preserve">WRONG_BIN</w:t>
+      </w:r>
+      <w:r>
+        <w:t xml:space="preserve"> (le vérificateur teste d'abord le mauvais bac). Aucune disposition atteignable de quatre bacs de 100 mm n'existe dans cet espace de travail.</w:t>
+      </w:r>
+    </w:p>
+    <w:tbl>
+      <w:tblPr>
+        <w:tblW w:type="dxa" w:w="9360"/>
+        <w:tblBorders>
+          <w:top w:val="single" w:color="C4CBC7" w:sz="4"/>
+          <w:left w:val="single" w:color="C4CBC7" w:sz="4"/>
+          <w:bottom w:val="single" w:color="C4CBC7" w:sz="4"/>
+          <w:right w:val="single" w:color="C4CBC7" w:sz="4"/>
+          <w:insideH w:val="single" w:color="C4CBC7" w:sz="4"/>
+          <w:insideV w:val="single" w:color="C4CBC7" w:sz="4"/>
+        </w:tblBorders>
+        <w:tblLayout w:type="fixed"/>
+      </w:tblPr>
+      <w:tblGrid>
+        <w:gridCol w:w="1900"/>
+        <w:gridCol w:w="2200"/>
+        <w:gridCol w:w="1700"/>
+        <w:gridCol w:w="3560"/>
+      </w:tblGrid>
+      <w:tr>
+        <w:trPr>
+          <w:tblHeader/>
+        </w:trPr>
+        <w:tc>
+          <w:tcPr>
+            <w:tcW w:type="dxa" w:w="1900"/>
+            <w:shd w:fill="DEE3E0" w:val="clear"/>
+            <w:tcMar>
+              <w:top w:type="dxa" w:w="80"/>
+              <w:left w:type="dxa" w:w="100"/>
+              <w:bottom w:type="dxa" w:w="80"/>
+              <w:right w:type="dxa" w:w="100"/>
+            </w:tcMar>
+          </w:tcPr>
+          <w:p>
+            <w:r>
+              <w:rPr>
+                <w:b/>
+                <w:bCs/>
+                <w:color w:val="4B5B57"/>
+                <w:sz w:val="18"/>
+                <w:szCs w:val="18"/>
+              </w:rPr>
+              <w:t xml:space="preserve">Essai</w:t>
+            </w:r>
+          </w:p>
+        </w:tc>
+        <w:tc>
+          <w:tcPr>
+            <w:tcW w:type="dxa" w:w="2200"/>
+            <w:shd w:fill="DEE3E0" w:val="clear"/>
+            <w:tcMar>
+              <w:top w:type="dxa" w:w="80"/>
+              <w:left w:type="dxa" w:w="100"/>
+              <w:bottom w:type="dxa" w:w="80"/>
+              <w:right w:type="dxa" w:w="100"/>
+            </w:tcMar>
+          </w:tcPr>
+          <w:p>
+            <w:r>
+              <w:rPr>
+                <w:b/>
+                <w:bCs/>
+                <w:color w:val="4B5B57"/>
+                <w:sz w:val="18"/>
+                <w:szCs w:val="18"/>
+              </w:rPr>
+              <w:t xml:space="preserve">Ouverture / paroi / hors tout</w:t>
+            </w:r>
+          </w:p>
+        </w:tc>
+        <w:tc>
+          <w:tcPr>
+            <w:tcW w:type="dxa" w:w="1700"/>
+            <w:shd w:fill="DEE3E0" w:val="clear"/>
+            <w:tcMar>
+              <w:top w:type="dxa" w:w="80"/>
+              <w:left w:type="dxa" w:w="100"/>
+              <w:bottom w:type="dxa" w:w="80"/>
+              <w:right w:type="dxa" w:w="100"/>
+            </w:tcMar>
+          </w:tcPr>
+          <w:p>
+            <w:r>
+              <w:rPr>
+                <w:b/>
+                <w:bCs/>
+                <w:color w:val="4B5B57"/>
+                <w:sz w:val="18"/>
+                <w:szCs w:val="18"/>
+              </w:rPr>
+              <w:t xml:space="preserve">Bac bleu</w:t>
+            </w:r>
+          </w:p>
+        </w:tc>
+        <w:tc>
+          <w:tcPr>
+            <w:tcW w:type="dxa" w:w="3560"/>
+            <w:shd w:fill="DEE3E0" w:val="clear"/>
+            <w:tcMar>
+              <w:top w:type="dxa" w:w="80"/>
+              <w:left w:type="dxa" w:w="100"/>
+              <w:bottom w:type="dxa" w:w="80"/>
+              <w:right w:type="dxa" w:w="100"/>
+            </w:tcMar>
+          </w:tcPr>
+          <w:p>
+            <w:r>
+              <w:rPr>
+                <w:b/>
+                <w:bCs/>
+                <w:color w:val="4B5B57"/>
+                <w:sz w:val="18"/>
+                <w:szCs w:val="18"/>
+              </w:rPr>
+              <w:t xml:space="preserve">Résultat de la sonde</w:t>
+            </w:r>
+          </w:p>
+        </w:tc>
+      </w:tr>
+      <w:tr>
+        <w:trPr>
+          <w:cantSplit/>
+        </w:trPr>
+        <w:tc>
+          <w:tcPr>
+            <w:tcW w:type="dxa" w:w="1900"/>
+            <w:tcMar>
+              <w:top w:type="dxa" w:w="80"/>
+              <w:left w:type="dxa" w:w="100"/>
+              <w:bottom w:type="dxa" w:w="80"/>
+              <w:right w:type="dxa" w:w="100"/>
+            </w:tcMar>
+          </w:tcPr>
+          <w:p>
+            <w:r>
+              <w:rPr>
+                <w:sz w:val="19"/>
+                <w:szCs w:val="19"/>
+              </w:rPr>
+              <w:t xml:space="preserve">origine</w:t>
+            </w:r>
+          </w:p>
+        </w:tc>
+        <w:tc>
+          <w:tcPr>
+            <w:tcW w:type="dxa" w:w="2200"/>
+            <w:tcMar>
+              <w:top w:type="dxa" w:w="80"/>
+              <w:left w:type="dxa" w:w="100"/>
+              <w:bottom w:type="dxa" w:w="80"/>
+              <w:right w:type="dxa" w:w="100"/>
+            </w:tcMar>
+          </w:tcPr>
+          <w:p>
+            <w:r>
+              <w:rPr>
+                <w:sz w:val="19"/>
+                <w:szCs w:val="19"/>
+              </w:rPr>
+              <w:t xml:space="preserve">95 / 5 / 105 mm</w:t>
+            </w:r>
+          </w:p>
+        </w:tc>
+        <w:tc>
+          <w:tcPr>
+            <w:tcW w:type="dxa" w:w="1700"/>
+            <w:tcMar>
+              <w:top w:type="dxa" w:w="80"/>
+              <w:left w:type="dxa" w:w="100"/>
+              <w:bottom w:type="dxa" w:w="80"/>
+              <w:right w:type="dxa" w:w="100"/>
+            </w:tcMar>
+          </w:tcPr>
+          <w:p>
+            <w:r>
+              <w:rPr>
+                <w:sz w:val="19"/>
+                <w:szCs w:val="19"/>
+              </w:rPr>
+              <w:t xml:space="preserve">(0,24, 0,02)</w:t>
+            </w:r>
+          </w:p>
+        </w:tc>
+        <w:tc>
+          <w:tcPr>
+            <w:tcW w:type="dxa" w:w="3560"/>
+            <w:tcMar>
+              <w:top w:type="dxa" w:w="80"/>
+              <w:left w:type="dxa" w:w="100"/>
+              <w:bottom w:type="dxa" w:w="80"/>
+              <w:right w:type="dxa" w:w="100"/>
+            </w:tcMar>
+          </w:tcPr>
+          <w:p>
+            <w:r>
+              <w:rPr>
+                <w:sz w:val="19"/>
+                <w:szCs w:val="19"/>
+              </w:rPr>
+              <w:t xml:space="preserve">parois qui se chevauchent (−20, −15 mm)</w:t>
+            </w:r>
+          </w:p>
+        </w:tc>
+      </w:tr>
+      <w:tr>
+        <w:trPr>
+          <w:cantSplit/>
+        </w:trPr>
+        <w:tc>
+          <w:tcPr>
+            <w:tcW w:type="dxa" w:w="1900"/>
+            <w:tcMar>
+              <w:top w:type="dxa" w:w="80"/>
+              <w:left w:type="dxa" w:w="100"/>
+              <w:bottom w:type="dxa" w:w="80"/>
+              <w:right w:type="dxa" w:w="100"/>
+            </w:tcMar>
+          </w:tcPr>
+          <w:p>
+            <w:r>
+              <w:rPr>
+                <w:sz w:val="19"/>
+                <w:szCs w:val="19"/>
+              </w:rPr>
+              <w:t xml:space="preserve">option 1</w:t>
+            </w:r>
+          </w:p>
+        </w:tc>
+        <w:tc>
+          <w:tcPr>
+            <w:tcW w:type="dxa" w:w="2200"/>
+            <w:tcMar>
+              <w:top w:type="dxa" w:w="80"/>
+              <w:left w:type="dxa" w:w="100"/>
+              <w:bottom w:type="dxa" w:w="80"/>
+              <w:right w:type="dxa" w:w="100"/>
+            </w:tcMar>
+          </w:tcPr>
+          <w:p>
+            <w:r>
+              <w:rPr>
+                <w:sz w:val="19"/>
+                <w:szCs w:val="19"/>
+              </w:rPr>
+              <w:t xml:space="preserve">70 / 3 / 76 mm</w:t>
+            </w:r>
+          </w:p>
+        </w:tc>
+        <w:tc>
+          <w:tcPr>
+            <w:tcW w:type="dxa" w:w="1700"/>
+            <w:tcMar>
+              <w:top w:type="dxa" w:w="80"/>
+              <w:left w:type="dxa" w:w="100"/>
+              <w:bottom w:type="dxa" w:w="80"/>
+              <w:right w:type="dxa" w:w="100"/>
+            </w:tcMar>
+          </w:tcPr>
+          <w:p>
+            <w:r>
+              <w:rPr>
+                <w:sz w:val="19"/>
+                <w:szCs w:val="19"/>
+              </w:rPr>
+              <w:t xml:space="preserve">(0,24, 0,02)</w:t>
+            </w:r>
+          </w:p>
+        </w:tc>
+        <w:tc>
+          <w:tcPr>
+            <w:tcW w:type="dxa" w:w="3560"/>
+            <w:tcMar>
+              <w:top w:type="dxa" w:w="80"/>
+              <w:left w:type="dxa" w:w="100"/>
+              <w:bottom w:type="dxa" w:w="80"/>
+              <w:right w:type="dxa" w:w="100"/>
+            </w:tcMar>
+          </w:tcPr>
+          <w:p>
+            <w:r>
+              <w:rPr>
+                <w:b/>
+                <w:bCs/>
+                <w:sz w:val="19"/>
+                <w:szCs w:val="19"/>
+              </w:rPr>
+              <w:t xml:space="preserve">échec</w:t>
+            </w:r>
+            <w:r>
+              <w:rPr>
+                <w:sz w:val="19"/>
+                <w:szCs w:val="19"/>
+              </w:rPr>
+              <w:t xml:space="preserve"> : 2 cubes sur 3 calés sur le rebord à 28°</w:t>
+            </w:r>
+          </w:p>
+        </w:tc>
+      </w:tr>
+      <w:tr>
+        <w:trPr>
+          <w:cantSplit/>
+        </w:trPr>
+        <w:tc>
+          <w:tcPr>
+            <w:tcW w:type="dxa" w:w="1900"/>
+            <w:tcMar>
+              <w:top w:type="dxa" w:w="80"/>
+              <w:left w:type="dxa" w:w="100"/>
+              <w:bottom w:type="dxa" w:w="80"/>
+              <w:right w:type="dxa" w:w="100"/>
+            </w:tcMar>
+          </w:tcPr>
+          <w:p>
+            <w:r>
+              <w:rPr>
+                <w:sz w:val="19"/>
+                <w:szCs w:val="19"/>
+              </w:rPr>
+              <w:t xml:space="preserve">option 2</w:t>
+            </w:r>
+          </w:p>
+        </w:tc>
+        <w:tc>
+          <w:tcPr>
+            <w:tcW w:type="dxa" w:w="2200"/>
+            <w:tcMar>
+              <w:top w:type="dxa" w:w="80"/>
+              <w:left w:type="dxa" w:w="100"/>
+              <w:bottom w:type="dxa" w:w="80"/>
+              <w:right w:type="dxa" w:w="100"/>
+            </w:tcMar>
+          </w:tcPr>
+          <w:p>
+            <w:r>
+              <w:rPr>
+                <w:sz w:val="19"/>
+                <w:szCs w:val="19"/>
+              </w:rPr>
+              <w:t xml:space="preserve">80 / 3 / 86 mm</w:t>
+            </w:r>
+          </w:p>
+        </w:tc>
+        <w:tc>
+          <w:tcPr>
+            <w:tcW w:type="dxa" w:w="1700"/>
+            <w:tcMar>
+              <w:top w:type="dxa" w:w="80"/>
+              <w:left w:type="dxa" w:w="100"/>
+              <w:bottom w:type="dxa" w:w="80"/>
+              <w:right w:type="dxa" w:w="100"/>
+            </w:tcMar>
+          </w:tcPr>
+          <w:p>
+            <w:r>
+              <w:rPr>
+                <w:sz w:val="19"/>
+                <w:szCs w:val="19"/>
+              </w:rPr>
+              <w:t xml:space="preserve">(0,24, 0,01)</w:t>
+            </w:r>
+          </w:p>
+        </w:tc>
+        <w:tc>
+          <w:tcPr>
+            <w:tcW w:type="dxa" w:w="3560"/>
+            <w:tcMar>
+              <w:top w:type="dxa" w:w="80"/>
+              <w:left w:type="dxa" w:w="100"/>
+              <w:bottom w:type="dxa" w:w="80"/>
+              <w:right w:type="dxa" w:w="100"/>
+            </w:tcMar>
+          </w:tcPr>
+          <w:p>
+            <w:r>
+              <w:rPr>
+                <w:b/>
+                <w:bCs/>
+                <w:sz w:val="19"/>
+                <w:szCs w:val="19"/>
+              </w:rPr>
+              <w:t xml:space="preserve">échec</w:t>
+            </w:r>
+            <w:r>
+              <w:rPr>
+                <w:sz w:val="19"/>
+                <w:szCs w:val="19"/>
+              </w:rPr>
+              <w:t xml:space="preserve"> : marge d'empreinte 1,4 et 3,3 mm &lt; 5 mm</w:t>
+            </w:r>
+          </w:p>
+        </w:tc>
+      </w:tr>
+      <w:tr>
+        <w:trPr>
+          <w:cantSplit/>
+        </w:trPr>
+        <w:tc>
+          <w:tcPr>
+            <w:tcW w:type="dxa" w:w="1900"/>
+            <w:tcMar>
+              <w:top w:type="dxa" w:w="80"/>
+              <w:left w:type="dxa" w:w="100"/>
+              <w:bottom w:type="dxa" w:w="80"/>
+              <w:right w:type="dxa" w:w="100"/>
+            </w:tcMar>
+          </w:tcPr>
+          <w:p>
+            <w:r>
+              <w:rPr>
+                <w:sz w:val="19"/>
+                <w:szCs w:val="19"/>
+              </w:rPr>
+              <w:t xml:space="preserve">option 2 + dépose d'équerre</w:t>
+            </w:r>
+          </w:p>
+        </w:tc>
+        <w:tc>
+          <w:tcPr>
+            <w:tcW w:type="dxa" w:w="2200"/>
+            <w:tcMar>
+              <w:top w:type="dxa" w:w="80"/>
+              <w:left w:type="dxa" w:w="100"/>
+              <w:bottom w:type="dxa" w:w="80"/>
+              <w:right w:type="dxa" w:w="100"/>
+            </w:tcMar>
+          </w:tcPr>
+          <w:p>
+            <w:r>
+              <w:rPr>
+                <w:sz w:val="19"/>
+                <w:szCs w:val="19"/>
+              </w:rPr>
+              <w:t xml:space="preserve">80 / 3 / 86 mm</w:t>
+            </w:r>
+          </w:p>
+        </w:tc>
+        <w:tc>
+          <w:tcPr>
+            <w:tcW w:type="dxa" w:w="1700"/>
+            <w:tcMar>
+              <w:top w:type="dxa" w:w="80"/>
+              <w:left w:type="dxa" w:w="100"/>
+              <w:bottom w:type="dxa" w:w="80"/>
+              <w:right w:type="dxa" w:w="100"/>
+            </w:tcMar>
+          </w:tcPr>
+          <w:p>
+            <w:r>
+              <w:rPr>
+                <w:sz w:val="19"/>
+                <w:szCs w:val="19"/>
+              </w:rPr>
+              <w:t xml:space="preserve">(0,24, 0,01)</w:t>
+            </w:r>
+          </w:p>
+        </w:tc>
+        <w:tc>
+          <w:tcPr>
+            <w:tcW w:type="dxa" w:w="3560"/>
+            <w:tcMar>
+              <w:top w:type="dxa" w:w="80"/>
+              <w:left w:type="dxa" w:w="100"/>
+              <w:bottom w:type="dxa" w:w="80"/>
+              <w:right w:type="dxa" w:w="100"/>
+            </w:tcMar>
+          </w:tcPr>
+          <w:p>
+            <w:r>
+              <w:rPr>
+                <w:b/>
+                <w:bCs/>
+                <w:sz w:val="19"/>
+                <w:szCs w:val="19"/>
+              </w:rPr>
+              <w:t xml:space="preserve">succès</w:t>
+            </w:r>
+            <w:r>
+              <w:rPr>
+                <w:sz w:val="19"/>
+                <w:szCs w:val="19"/>
+              </w:rPr>
+              <w:t xml:space="preserve"> : 6/6, marge ≥ 11,4 mm, à plat, immobiles</w:t>
+            </w:r>
+          </w:p>
+        </w:tc>
+      </w:tr>
+    </w:tbl>
+    <w:p>
+      <w:pPr>
+        <w:spacing w:after="120"/>
+      </w:pPr>
+    </w:p>
+    <w:p>
+      <w:pPr>
+        <w:spacing w:after="100"/>
+      </w:pPr>
+      <w:r>
+        <w:rPr>
+          <w:b/>
+          <w:bCs/>
+        </w:rPr>
+        <w:t xml:space="preserve">Le cube atterrit au lacet monde de la pince à la dépose, modulo 90°.</w:t>
+      </w:r>
+      <w:r>
+        <w:t xml:space="preserve"> En se fermant, les mors mettent le cube d'équerre avec la pince, puis la soudure le tient à l'angle de la pince. Prédits à partir des points de passage, les lacets d'atterrissage des trois épisodes sondés étaient +15°, −45°, −30° ; mesurés +15,2°, −45,0°, −30,0°. Avec un lacet de dépose libre, le pire cas est 45°, où un cube de 50 mm occupe 70,7 mm : dégager 5 mm avec un décalage d'atterrissage de 4,5 mm demanderait une ouverture de 90 mm, et quatre bacs de 96 mm hors tout ne tiennent pas dans cette disposition. </w:t>
+      </w:r>
+      <w:r>
+        <w:rPr>
+          <w:b/>
+          <w:bCs/>
+        </w:rPr>
+        <w:t xml:space="preserve">Aucune géométrie de bac ne pouvait convenir.</w:t>
+      </w:r>
+    </w:p>
+    <w:p>
+      <w:pPr>
+        <w:spacing w:after="100"/>
+      </w:pPr>
+      <w:r>
+        <w:t xml:space="preserve">Le correctif est dans </w:t>
+      </w:r>
+      <w:r>
+        <w:rPr>
+          <w:rFonts w:ascii="Consolas" w:cs="Consolas" w:eastAsia="Consolas" w:hAnsi="Consolas"/>
+          <w:color w:val="0E4A40"/>
+        </w:rPr>
+        <w:t xml:space="preserve">precompute_ik.py</w:t>
+      </w:r>
+      <w:r>
+        <w:t xml:space="preserve"> : la colonne de dépose est résolue avec le lacet monde de la pince contraint aux atterrissages équivalents pour la forme, le moindre déplacement du poignet l'emportant : 0/90/180/270° pour les cubes, 90/270° pour la boîte jaune (50 × 30 mm, non carrée), libre pour le cylindre. N'offrir que 0/90° faisait d'abord tourner le poignet jusqu'à 189,5° pendant le transport ; avec les quatre, le pire est 42,3°. 60/60 points de passage résolus ; marge de J6 sur la dépose ≥ 5,2° ; précalcul 670 s.</w:t>
+      </w:r>
+    </w:p>
+    <w:tbl>
+      <w:tblPr>
+        <w:tblW w:type="dxa" w:w="9360"/>
+        <w:tblBorders>
+          <w:top w:val="single" w:color="C4CBC7" w:sz="4"/>
+          <w:left w:val="single" w:color="C4CBC7" w:sz="4"/>
+          <w:bottom w:val="single" w:color="C4CBC7" w:sz="4"/>
+          <w:right w:val="single" w:color="C4CBC7" w:sz="4"/>
+          <w:insideH w:val="single" w:color="C4CBC7" w:sz="4"/>
+          <w:insideV w:val="single" w:color="C4CBC7" w:sz="4"/>
+        </w:tblBorders>
+        <w:tblLayout w:type="fixed"/>
+      </w:tblPr>
+      <w:tblGrid>
+        <w:gridCol w:w="2160"/>
+        <w:gridCol w:w="1500"/>
+        <w:gridCol w:w="2000"/>
+        <w:gridCol w:w="1700"/>
+        <w:gridCol w:w="2000"/>
+      </w:tblGrid>
+      <w:tr>
+        <w:trPr>
+          <w:tblHeader/>
+        </w:trPr>
+        <w:tc>
+          <w:tcPr>
+            <w:tcW w:type="dxa" w:w="2160"/>
+            <w:shd w:fill="DEE3E0" w:val="clear"/>
+            <w:tcMar>
+              <w:top w:type="dxa" w:w="80"/>
+              <w:left w:type="dxa" w:w="100"/>
+              <w:bottom w:type="dxa" w:w="80"/>
+              <w:right w:type="dxa" w:w="100"/>
+            </w:tcMar>
+          </w:tcPr>
+          <w:p>
+            <w:r>
+              <w:rPr>
+                <w:b/>
+                <w:bCs/>
+                <w:color w:val="4B5B57"/>
+                <w:sz w:val="18"/>
+                <w:szCs w:val="18"/>
+              </w:rPr>
+              <w:t xml:space="preserve">Épisode sondé</w:t>
+            </w:r>
+          </w:p>
+        </w:tc>
+        <w:tc>
+          <w:tcPr>
+            <w:tcW w:type="dxa" w:w="1500"/>
+            <w:shd w:fill="DEE3E0" w:val="clear"/>
+            <w:tcMar>
+              <w:top w:type="dxa" w:w="80"/>
+              <w:left w:type="dxa" w:w="100"/>
+              <w:bottom w:type="dxa" w:w="80"/>
+              <w:right w:type="dxa" w:w="100"/>
+            </w:tcMar>
+          </w:tcPr>
+          <w:p>
+            <w:r>
+              <w:rPr>
+                <w:b/>
+                <w:bCs/>
+                <w:color w:val="4B5B57"/>
+                <w:sz w:val="18"/>
+                <w:szCs w:val="18"/>
+              </w:rPr>
+              <w:t xml:space="preserve">Lacet</w:t>
+            </w:r>
+          </w:p>
+        </w:tc>
+        <w:tc>
+          <w:tcPr>
+            <w:tcW w:type="dxa" w:w="2000"/>
+            <w:shd w:fill="DEE3E0" w:val="clear"/>
+            <w:tcMar>
+              <w:top w:type="dxa" w:w="80"/>
+              <w:left w:type="dxa" w:w="100"/>
+              <w:bottom w:type="dxa" w:w="80"/>
+              <w:right w:type="dxa" w:w="100"/>
+            </w:tcMar>
+          </w:tcPr>
+          <w:p>
+            <w:r>
+              <w:rPr>
+                <w:b/>
+                <w:bCs/>
+                <w:color w:val="4B5B57"/>
+                <w:sz w:val="18"/>
+                <w:szCs w:val="18"/>
+              </w:rPr>
+              <w:t xml:space="preserve">Marge d'empreinte</w:t>
+            </w:r>
+          </w:p>
+        </w:tc>
+        <w:tc>
+          <w:tcPr>
+            <w:tcW w:type="dxa" w:w="1700"/>
+            <w:shd w:fill="DEE3E0" w:val="clear"/>
+            <w:tcMar>
+              <w:top w:type="dxa" w:w="80"/>
+              <w:left w:type="dxa" w:w="100"/>
+              <w:bottom w:type="dxa" w:w="80"/>
+              <w:right w:type="dxa" w:w="100"/>
+            </w:tcMar>
+          </w:tcPr>
+          <w:p>
+            <w:r>
+              <w:rPr>
+                <w:b/>
+                <w:bCs/>
+                <w:color w:val="4B5B57"/>
+                <w:sz w:val="18"/>
+                <w:szCs w:val="18"/>
+              </w:rPr>
+              <w:t xml:space="preserve">Inclinaison</w:t>
+            </w:r>
+          </w:p>
+        </w:tc>
+        <w:tc>
+          <w:tcPr>
+            <w:tcW w:type="dxa" w:w="2000"/>
+            <w:shd w:fill="DEE3E0" w:val="clear"/>
+            <w:tcMar>
+              <w:top w:type="dxa" w:w="80"/>
+              <w:left w:type="dxa" w:w="100"/>
+              <w:bottom w:type="dxa" w:w="80"/>
+              <w:right w:type="dxa" w:w="100"/>
+            </w:tcMar>
+          </w:tcPr>
+          <w:p>
+            <w:r>
+              <w:rPr>
+                <w:b/>
+                <w:bCs/>
+                <w:color w:val="4B5B57"/>
+                <w:sz w:val="18"/>
+                <w:szCs w:val="18"/>
+              </w:rPr>
+              <w:t xml:space="preserve">Dérive (6 s)</w:t>
+            </w:r>
+          </w:p>
+        </w:tc>
+      </w:tr>
+      <w:tr>
+        <w:trPr>
+          <w:cantSplit/>
+        </w:trPr>
+        <w:tc>
+          <w:tcPr>
+            <w:tcW w:type="dxa" w:w="2160"/>
+            <w:tcMar>
+              <w:top w:type="dxa" w:w="80"/>
+              <w:left w:type="dxa" w:w="100"/>
+              <w:bottom w:type="dxa" w:w="80"/>
+              <w:right w:type="dxa" w:w="100"/>
+            </w:tcMar>
+          </w:tcPr>
+          <w:p>
+            <w:r>
+              <w:rPr>
+                <w:sz w:val="19"/>
+                <w:szCs w:val="19"/>
+              </w:rPr>
+              <w:t xml:space="preserve">5 rouge, x −20</w:t>
+            </w:r>
+          </w:p>
+        </w:tc>
+        <w:tc>
+          <w:tcPr>
+            <w:tcW w:type="dxa" w:w="1500"/>
+            <w:tcMar>
+              <w:top w:type="dxa" w:w="80"/>
+              <w:left w:type="dxa" w:w="100"/>
+              <w:bottom w:type="dxa" w:w="80"/>
+              <w:right w:type="dxa" w:w="100"/>
+            </w:tcMar>
+          </w:tcPr>
+          <w:p>
+            <w:r>
+              <w:rPr>
+                <w:sz w:val="19"/>
+                <w:szCs w:val="19"/>
+              </w:rPr>
+              <w:t xml:space="preserve">−0,3°</w:t>
+            </w:r>
+          </w:p>
+        </w:tc>
+        <w:tc>
+          <w:tcPr>
+            <w:tcW w:type="dxa" w:w="2000"/>
+            <w:tcMar>
+              <w:top w:type="dxa" w:w="80"/>
+              <w:left w:type="dxa" w:w="100"/>
+              <w:bottom w:type="dxa" w:w="80"/>
+              <w:right w:type="dxa" w:w="100"/>
+            </w:tcMar>
+          </w:tcPr>
+          <w:p>
+            <w:r>
+              <w:rPr>
+                <w:sz w:val="19"/>
+                <w:szCs w:val="19"/>
+              </w:rPr>
+              <w:t xml:space="preserve">19,2 mm</w:t>
+            </w:r>
+          </w:p>
+        </w:tc>
+        <w:tc>
+          <w:tcPr>
+            <w:tcW w:type="dxa" w:w="1700"/>
+            <w:tcMar>
+              <w:top w:type="dxa" w:w="80"/>
+              <w:left w:type="dxa" w:w="100"/>
+              <w:bottom w:type="dxa" w:w="80"/>
+              <w:right w:type="dxa" w:w="100"/>
+            </w:tcMar>
+          </w:tcPr>
+          <w:p>
+            <w:r>
+              <w:rPr>
+                <w:sz w:val="19"/>
+                <w:szCs w:val="19"/>
+              </w:rPr>
+              <w:t xml:space="preserve">0,00°</w:t>
+            </w:r>
+          </w:p>
+        </w:tc>
+        <w:tc>
+          <w:tcPr>
+            <w:tcW w:type="dxa" w:w="2000"/>
+            <w:tcMar>
+              <w:top w:type="dxa" w:w="80"/>
+              <w:left w:type="dxa" w:w="100"/>
+              <w:bottom w:type="dxa" w:w="80"/>
+              <w:right w:type="dxa" w:w="100"/>
+            </w:tcMar>
+          </w:tcPr>
+          <w:p>
+            <w:r>
+              <w:rPr>
+                <w:sz w:val="19"/>
+                <w:szCs w:val="19"/>
+              </w:rPr>
+              <w:t xml:space="preserve">0,00 mm</w:t>
+            </w:r>
+          </w:p>
+        </w:tc>
+      </w:tr>
+      <w:tr>
+        <w:trPr>
+          <w:cantSplit/>
+        </w:trPr>
+        <w:tc>
+          <w:tcPr>
+            <w:tcW w:type="dxa" w:w="2160"/>
+            <w:tcMar>
+              <w:top w:type="dxa" w:w="80"/>
+              <w:left w:type="dxa" w:w="100"/>
+              <w:bottom w:type="dxa" w:w="80"/>
+              <w:right w:type="dxa" w:w="100"/>
+            </w:tcMar>
+          </w:tcPr>
+          <w:p>
+            <w:r>
+              <w:rPr>
+                <w:sz w:val="19"/>
+                <w:szCs w:val="19"/>
+              </w:rPr>
+              <w:t xml:space="preserve">8 rouge, x +20</w:t>
+            </w:r>
+          </w:p>
+        </w:tc>
+        <w:tc>
+          <w:tcPr>
+            <w:tcW w:type="dxa" w:w="1500"/>
+            <w:tcMar>
+              <w:top w:type="dxa" w:w="80"/>
+              <w:left w:type="dxa" w:w="100"/>
+              <w:bottom w:type="dxa" w:w="80"/>
+              <w:right w:type="dxa" w:w="100"/>
+            </w:tcMar>
+          </w:tcPr>
+          <w:p>
+            <w:r>
+              <w:rPr>
+                <w:sz w:val="19"/>
+                <w:szCs w:val="19"/>
+              </w:rPr>
+              <w:t xml:space="preserve">+15,3°</w:t>
+            </w:r>
+          </w:p>
+        </w:tc>
+        <w:tc>
+          <w:tcPr>
+            <w:tcW w:type="dxa" w:w="2000"/>
+            <w:tcMar>
+              <w:top w:type="dxa" w:w="80"/>
+              <w:left w:type="dxa" w:w="100"/>
+              <w:bottom w:type="dxa" w:w="80"/>
+              <w:right w:type="dxa" w:w="100"/>
+            </w:tcMar>
+          </w:tcPr>
+          <w:p>
+            <w:r>
+              <w:rPr>
+                <w:sz w:val="19"/>
+                <w:szCs w:val="19"/>
+              </w:rPr>
+              <w:t xml:space="preserve">12,8 mm</w:t>
+            </w:r>
+          </w:p>
+        </w:tc>
+        <w:tc>
+          <w:tcPr>
+            <w:tcW w:type="dxa" w:w="1700"/>
+            <w:tcMar>
+              <w:top w:type="dxa" w:w="80"/>
+              <w:left w:type="dxa" w:w="100"/>
+              <w:bottom w:type="dxa" w:w="80"/>
+              <w:right w:type="dxa" w:w="100"/>
+            </w:tcMar>
+          </w:tcPr>
+          <w:p>
+            <w:r>
+              <w:rPr>
+                <w:sz w:val="19"/>
+                <w:szCs w:val="19"/>
+              </w:rPr>
+              <w:t xml:space="preserve">0,00°</w:t>
+            </w:r>
+          </w:p>
+        </w:tc>
+        <w:tc>
+          <w:tcPr>
+            <w:tcW w:type="dxa" w:w="2000"/>
+            <w:tcMar>
+              <w:top w:type="dxa" w:w="80"/>
+              <w:left w:type="dxa" w:w="100"/>
+              <w:bottom w:type="dxa" w:w="80"/>
+              <w:right w:type="dxa" w:w="100"/>
+            </w:tcMar>
+          </w:tcPr>
+          <w:p>
+            <w:r>
+              <w:rPr>
+                <w:sz w:val="19"/>
+                <w:szCs w:val="19"/>
+              </w:rPr>
+              <w:t xml:space="preserve">0,00 mm</w:t>
+            </w:r>
+          </w:p>
+        </w:tc>
+      </w:tr>
+      <w:tr>
+        <w:trPr>
+          <w:cantSplit/>
+        </w:trPr>
+        <w:tc>
+          <w:tcPr>
+            <w:tcW w:type="dxa" w:w="2160"/>
+            <w:tcMar>
+              <w:top w:type="dxa" w:w="80"/>
+              <w:left w:type="dxa" w:w="100"/>
+              <w:bottom w:type="dxa" w:w="80"/>
+              <w:right w:type="dxa" w:w="100"/>
+            </w:tcMar>
+          </w:tcPr>
+          <w:p>
+            <w:r>
+              <w:rPr>
+                <w:sz w:val="19"/>
+                <w:szCs w:val="19"/>
+              </w:rPr>
+              <w:t xml:space="preserve">20 bleu, x −20</w:t>
+            </w:r>
+          </w:p>
+        </w:tc>
+        <w:tc>
+          <w:tcPr>
+            <w:tcW w:type="dxa" w:w="1500"/>
+            <w:tcMar>
+              <w:top w:type="dxa" w:w="80"/>
+              <w:left w:type="dxa" w:w="100"/>
+              <w:bottom w:type="dxa" w:w="80"/>
+              <w:right w:type="dxa" w:w="100"/>
+            </w:tcMar>
+          </w:tcPr>
+          <w:p>
+            <w:r>
+              <w:rPr>
+                <w:sz w:val="19"/>
+                <w:szCs w:val="19"/>
+              </w:rPr>
+              <w:t xml:space="preserve">+0,6°</w:t>
+            </w:r>
+          </w:p>
+        </w:tc>
+        <w:tc>
+          <w:tcPr>
+            <w:tcW w:type="dxa" w:w="2000"/>
+            <w:tcMar>
+              <w:top w:type="dxa" w:w="80"/>
+              <w:left w:type="dxa" w:w="100"/>
+              <w:bottom w:type="dxa" w:w="80"/>
+              <w:right w:type="dxa" w:w="100"/>
+            </w:tcMar>
+          </w:tcPr>
+          <w:p>
+            <w:r>
+              <w:rPr>
+                <w:sz w:val="19"/>
+                <w:szCs w:val="19"/>
+              </w:rPr>
+              <w:t xml:space="preserve">11,4 mm</w:t>
+            </w:r>
+          </w:p>
+        </w:tc>
+        <w:tc>
+          <w:tcPr>
+            <w:tcW w:type="dxa" w:w="1700"/>
+            <w:tcMar>
+              <w:top w:type="dxa" w:w="80"/>
+              <w:left w:type="dxa" w:w="100"/>
+              <w:bottom w:type="dxa" w:w="80"/>
+              <w:right w:type="dxa" w:w="100"/>
+            </w:tcMar>
+          </w:tcPr>
+          <w:p>
+            <w:r>
+              <w:rPr>
+                <w:sz w:val="19"/>
+                <w:szCs w:val="19"/>
+              </w:rPr>
+              <w:t xml:space="preserve">0,00°</w:t>
+            </w:r>
+          </w:p>
+        </w:tc>
+        <w:tc>
+          <w:tcPr>
+            <w:tcW w:type="dxa" w:w="2000"/>
+            <w:tcMar>
+              <w:top w:type="dxa" w:w="80"/>
+              <w:left w:type="dxa" w:w="100"/>
+              <w:bottom w:type="dxa" w:w="80"/>
+              <w:right w:type="dxa" w:w="100"/>
+            </w:tcMar>
+          </w:tcPr>
+          <w:p>
+            <w:r>
+              <w:rPr>
+                <w:sz w:val="19"/>
+                <w:szCs w:val="19"/>
+              </w:rPr>
+              <w:t xml:space="preserve">0,00 mm</w:t>
+            </w:r>
+          </w:p>
+        </w:tc>
+      </w:tr>
+      <w:tr>
+        <w:trPr>
+          <w:cantSplit/>
+        </w:trPr>
+        <w:tc>
+          <w:tcPr>
+            <w:tcW w:type="dxa" w:w="2160"/>
+            <w:tcMar>
+              <w:top w:type="dxa" w:w="80"/>
+              <w:left w:type="dxa" w:w="100"/>
+              <w:bottom w:type="dxa" w:w="80"/>
+              <w:right w:type="dxa" w:w="100"/>
+            </w:tcMar>
+          </w:tcPr>
+          <w:p>
+            <w:r>
+              <w:rPr>
+                <w:sz w:val="19"/>
+                <w:szCs w:val="19"/>
+              </w:rPr>
+              <w:t xml:space="preserve">23 bleu, x +20</w:t>
+            </w:r>
+          </w:p>
+        </w:tc>
+        <w:tc>
+          <w:tcPr>
+            <w:tcW w:type="dxa" w:w="1500"/>
+            <w:tcMar>
+              <w:top w:type="dxa" w:w="80"/>
+              <w:left w:type="dxa" w:w="100"/>
+              <w:bottom w:type="dxa" w:w="80"/>
+              <w:right w:type="dxa" w:w="100"/>
+            </w:tcMar>
+          </w:tcPr>
+          <w:p>
+            <w:r>
+              <w:rPr>
+                <w:sz w:val="19"/>
+                <w:szCs w:val="19"/>
+              </w:rPr>
+              <w:t xml:space="preserve">−0,0°</w:t>
+            </w:r>
+          </w:p>
+        </w:tc>
+        <w:tc>
+          <w:tcPr>
+            <w:tcW w:type="dxa" w:w="2000"/>
+            <w:tcMar>
+              <w:top w:type="dxa" w:w="80"/>
+              <w:left w:type="dxa" w:w="100"/>
+              <w:bottom w:type="dxa" w:w="80"/>
+              <w:right w:type="dxa" w:w="100"/>
+            </w:tcMar>
+          </w:tcPr>
+          <w:p>
+            <w:r>
+              <w:rPr>
+                <w:sz w:val="19"/>
+                <w:szCs w:val="19"/>
+              </w:rPr>
+              <w:t xml:space="preserve">11,6 mm</w:t>
+            </w:r>
+          </w:p>
+        </w:tc>
+        <w:tc>
+          <w:tcPr>
+            <w:tcW w:type="dxa" w:w="1700"/>
+            <w:tcMar>
+              <w:top w:type="dxa" w:w="80"/>
+              <w:left w:type="dxa" w:w="100"/>
+              <w:bottom w:type="dxa" w:w="80"/>
+              <w:right w:type="dxa" w:w="100"/>
+            </w:tcMar>
+          </w:tcPr>
+          <w:p>
+            <w:r>
+              <w:rPr>
+                <w:sz w:val="19"/>
+                <w:szCs w:val="19"/>
+              </w:rPr>
+              <w:t xml:space="preserve">0,00°</w:t>
+            </w:r>
+          </w:p>
+        </w:tc>
+        <w:tc>
+          <w:tcPr>
+            <w:tcW w:type="dxa" w:w="2000"/>
+            <w:tcMar>
+              <w:top w:type="dxa" w:w="80"/>
+              <w:left w:type="dxa" w:w="100"/>
+              <w:bottom w:type="dxa" w:w="80"/>
+              <w:right w:type="dxa" w:w="100"/>
+            </w:tcMar>
+          </w:tcPr>
+          <w:p>
+            <w:r>
+              <w:rPr>
+                <w:sz w:val="19"/>
+                <w:szCs w:val="19"/>
+              </w:rPr>
+              <w:t xml:space="preserve">0,00 mm</w:t>
+            </w:r>
+          </w:p>
+        </w:tc>
+      </w:tr>
+      <w:tr>
+        <w:trPr>
+          <w:cantSplit/>
+        </w:trPr>
+        <w:tc>
+          <w:tcPr>
+            <w:tcW w:type="dxa" w:w="2160"/>
+            <w:tcMar>
+              <w:top w:type="dxa" w:w="80"/>
+              <w:left w:type="dxa" w:w="100"/>
+              <w:bottom w:type="dxa" w:w="80"/>
+              <w:right w:type="dxa" w:w="100"/>
+            </w:tcMar>
+          </w:tcPr>
+          <w:p>
+            <w:r>
+              <w:rPr>
+                <w:sz w:val="19"/>
+                <w:szCs w:val="19"/>
+              </w:rPr>
+              <w:t xml:space="preserve">50 jaune, x −20</w:t>
+            </w:r>
+          </w:p>
+        </w:tc>
+        <w:tc>
+          <w:tcPr>
+            <w:tcW w:type="dxa" w:w="1500"/>
+            <w:tcMar>
+              <w:top w:type="dxa" w:w="80"/>
+              <w:left w:type="dxa" w:w="100"/>
+              <w:bottom w:type="dxa" w:w="80"/>
+              <w:right w:type="dxa" w:w="100"/>
+            </w:tcMar>
+          </w:tcPr>
+          <w:p>
+            <w:r>
+              <w:rPr>
+                <w:sz w:val="19"/>
+                <w:szCs w:val="19"/>
+              </w:rPr>
+              <w:t xml:space="preserve">+0,0°</w:t>
+            </w:r>
+          </w:p>
+        </w:tc>
+        <w:tc>
+          <w:tcPr>
+            <w:tcW w:type="dxa" w:w="2000"/>
+            <w:tcMar>
+              <w:top w:type="dxa" w:w="80"/>
+              <w:left w:type="dxa" w:w="100"/>
+              <w:bottom w:type="dxa" w:w="80"/>
+              <w:right w:type="dxa" w:w="100"/>
+            </w:tcMar>
+          </w:tcPr>
+          <w:p>
+            <w:r>
+              <w:rPr>
+                <w:sz w:val="19"/>
+                <w:szCs w:val="19"/>
+              </w:rPr>
+              <w:t xml:space="preserve">15,0 mm</w:t>
+            </w:r>
+          </w:p>
+        </w:tc>
+        <w:tc>
+          <w:tcPr>
+            <w:tcW w:type="dxa" w:w="1700"/>
+            <w:tcMar>
+              <w:top w:type="dxa" w:w="80"/>
+              <w:left w:type="dxa" w:w="100"/>
+              <w:bottom w:type="dxa" w:w="80"/>
+              <w:right w:type="dxa" w:w="100"/>
+            </w:tcMar>
+          </w:tcPr>
+          <w:p>
+            <w:r>
+              <w:rPr>
+                <w:sz w:val="19"/>
+                <w:szCs w:val="19"/>
+              </w:rPr>
+              <w:t xml:space="preserve">0,00°</w:t>
+            </w:r>
+          </w:p>
+        </w:tc>
+        <w:tc>
+          <w:tcPr>
+            <w:tcW w:type="dxa" w:w="2000"/>
+            <w:tcMar>
+              <w:top w:type="dxa" w:w="80"/>
+              <w:left w:type="dxa" w:w="100"/>
+              <w:bottom w:type="dxa" w:w="80"/>
+              <w:right w:type="dxa" w:w="100"/>
+            </w:tcMar>
+          </w:tcPr>
+          <w:p>
+            <w:r>
+              <w:rPr>
+                <w:sz w:val="19"/>
+                <w:szCs w:val="19"/>
+              </w:rPr>
+              <w:t xml:space="preserve">0,00 mm</w:t>
+            </w:r>
+          </w:p>
+        </w:tc>
+      </w:tr>
+      <w:tr>
+        <w:trPr>
+          <w:cantSplit/>
+        </w:trPr>
+        <w:tc>
+          <w:tcPr>
+            <w:tcW w:type="dxa" w:w="2160"/>
+            <w:tcMar>
+              <w:top w:type="dxa" w:w="80"/>
+              <w:left w:type="dxa" w:w="100"/>
+              <w:bottom w:type="dxa" w:w="80"/>
+              <w:right w:type="dxa" w:w="100"/>
+            </w:tcMar>
+          </w:tcPr>
+          <w:p>
+            <w:r>
+              <w:rPr>
+                <w:sz w:val="19"/>
+                <w:szCs w:val="19"/>
+              </w:rPr>
+              <w:t xml:space="preserve">53 jaune, x +20</w:t>
+            </w:r>
+          </w:p>
+        </w:tc>
+        <w:tc>
+          <w:tcPr>
+            <w:tcW w:type="dxa" w:w="1500"/>
+            <w:tcMar>
+              <w:top w:type="dxa" w:w="80"/>
+              <w:left w:type="dxa" w:w="100"/>
+              <w:bottom w:type="dxa" w:w="80"/>
+              <w:right w:type="dxa" w:w="100"/>
+            </w:tcMar>
+          </w:tcPr>
+          <w:p>
+            <w:r>
+              <w:rPr>
+                <w:sz w:val="19"/>
+                <w:szCs w:val="19"/>
+              </w:rPr>
+              <w:t xml:space="preserve">−0,0°</w:t>
+            </w:r>
+          </w:p>
+        </w:tc>
+        <w:tc>
+          <w:tcPr>
+            <w:tcW w:type="dxa" w:w="2000"/>
+            <w:tcMar>
+              <w:top w:type="dxa" w:w="80"/>
+              <w:left w:type="dxa" w:w="100"/>
+              <w:bottom w:type="dxa" w:w="80"/>
+              <w:right w:type="dxa" w:w="100"/>
+            </w:tcMar>
+          </w:tcPr>
+          <w:p>
+            <w:r>
+              <w:rPr>
+                <w:sz w:val="19"/>
+                <w:szCs w:val="19"/>
+              </w:rPr>
+              <w:t xml:space="preserve">15,0 mm</w:t>
+            </w:r>
+          </w:p>
+        </w:tc>
+        <w:tc>
+          <w:tcPr>
+            <w:tcW w:type="dxa" w:w="1700"/>
+            <w:tcMar>
+              <w:top w:type="dxa" w:w="80"/>
+              <w:left w:type="dxa" w:w="100"/>
+              <w:bottom w:type="dxa" w:w="80"/>
+              <w:right w:type="dxa" w:w="100"/>
+            </w:tcMar>
+          </w:tcPr>
+          <w:p>
+            <w:r>
+              <w:rPr>
+                <w:sz w:val="19"/>
+                <w:szCs w:val="19"/>
+              </w:rPr>
+              <w:t xml:space="preserve">0,00°</w:t>
+            </w:r>
+          </w:p>
+        </w:tc>
+        <w:tc>
+          <w:tcPr>
+            <w:tcW w:type="dxa" w:w="2000"/>
+            <w:tcMar>
+              <w:top w:type="dxa" w:w="80"/>
+              <w:left w:type="dxa" w:w="100"/>
+              <w:bottom w:type="dxa" w:w="80"/>
+              <w:right w:type="dxa" w:w="100"/>
+            </w:tcMar>
+          </w:tcPr>
+          <w:p>
+            <w:r>
+              <w:rPr>
+                <w:sz w:val="19"/>
+                <w:szCs w:val="19"/>
+              </w:rPr>
+              <w:t xml:space="preserve">0,00 mm</w:t>
+            </w:r>
+          </w:p>
+        </w:tc>
+      </w:tr>
+    </w:tbl>
+    <w:p>
+      <w:pPr>
+        <w:spacing w:after="120"/>
+      </w:pPr>
+    </w:p>
+    <w:p>
+      <w:pPr>
+        <w:pBdr>
+          <w:left w:val="single" w:color="8A5A12" w:sz="24"/>
+        </w:pBdr>
+        <w:shd w:fill="F5F5F3" w:val="clear"/>
+        <w:spacing w:after="160" w:before="120"/>
+        <w:ind w:left="200"/>
+      </w:pPr>
+      <w:r>
+        <w:rPr>
+          <w:b/>
+          <w:bCs/>
+        </w:rPr>
+        <w:t xml:space="preserve">Le modèle de mise d'équerre n'est pas exact.</w:t>
+      </w:r>
+      <w:r>
+        <w:t xml:space="preserve"> L'épisode sondé 8 a atterri à 15,3° de l'équerre : en se fermant, les mors ont poussé le cube de 2,4 mm sans l'aligner complètement. Le rouge est sûr à tout lacet (un cube de 40 mm à 45° laisse encore 9,1 mm) ; le cube bleu, pour lequel le lacet compte, a atterri à 0,6° et 0,0°.</w:t>
+      </w:r>
+    </w:p>
+    <w:p>
+      <w:pPr>
+        <w:pBdr>
+          <w:left w:val="single" w:color="9C3B23" w:sz="24"/>
+        </w:pBdr>
+        <w:shd w:fill="F5F5F3" w:val="clear"/>
+        <w:spacing w:after="160" w:before="120"/>
+        <w:ind w:left="200"/>
+      </w:pPr>
+      <w:r>
+        <w:rPr>
+          <w:b/>
+          <w:bCs/>
+        </w:rPr>
+        <w:t xml:space="preserve">Un seuil a été relâché, à tort, et un lot lancé dessus.</w:t>
+      </w:r>
+      <w:r>
+        <w:t xml:space="preserve"> Après la sonde à 80 mm, le seuil d'empreinte a été abaissé de &gt; 5 mm à &gt; 0 mm et le lot de 60 épisodes lancé (code </w:t>
+      </w:r>
+      <w:r>
+        <w:rPr>
+          <w:rFonts w:ascii="Consolas" w:cs="Consolas" w:eastAsia="Consolas" w:hAnsi="Consolas"/>
+          <w:color w:val="0E4A40"/>
+        </w:rPr>
+        <w:t xml:space="preserve">e719eb5603ac</w:t>
+      </w:r>
+      <w:r>
+        <w:t xml:space="preserve">) ; il a été arrêté après 2 épisodes et archivé, et n'est pas le jeu de données. Une marge porte sur les épisodes qui n'ont </w:t>
+      </w:r>
+      <w:r>
+        <w:rPr>
+          <w:b/>
+          <w:bCs/>
+        </w:rPr>
+        <w:t xml:space="preserve">pas</w:t>
+      </w:r>
+      <w:r>
+        <w:t xml:space="preserve"> été sondés : trois sondes qui passent de 1,4 à 5,7 mm signifient que la population descend sous zéro. Un seuil en échec se signale avec un correctif proposé ; il ne se relâche jamais pour passer outre.</w:t>
+      </w:r>
+    </w:p>
+    <w:p>
+      <w:pPr>
+        <w:spacing w:after="100"/>
+      </w:pPr>
+      <w:r>
+        <w:t xml:space="preserve">Deux corrections liées. L'exclusion des objets non cibles était un cercle de 70 mm autour du centre de chaque bac, qui manque les coins d'un bac carré (avec des bacs de 86 mm, elle a laissé un cube bleu apparaître 14 mm à l'intérieur du bac bleu) ; chaque empreinte doit maintenant dégager le vrai carré de chaque bac de </w:t>
+      </w:r>
+      <w:r>
+        <w:rPr>
+          <w:rFonts w:ascii="Consolas" w:cs="Consolas" w:eastAsia="Consolas" w:hAnsi="Consolas"/>
+          <w:color w:val="0E4A40"/>
+        </w:rPr>
+        <w:t xml:space="preserve">BIN_CLEAR</w:t>
+      </w:r>
+      <w:r>
+        <w:t xml:space="preserve"> = 5 mm, valeur </w:t>
+      </w:r>
+      <w:r>
+        <w:rPr>
+          <w:b/>
+          <w:bCs/>
+        </w:rPr>
+        <w:t xml:space="preserve">choisie</w:t>
+      </w:r>
+      <w:r>
+        <w:t xml:space="preserve">, ajustée sur la cible y+20 du rouge (7,0 mm), pas une marge dérivée. Et le contrôle de trajet de dépose modélisait les bacs par des cercles circonscrits. Trois bugs de la même espèce, d'où la règle désormais dans </w:t>
+      </w:r>
+      <w:r>
+        <w:rPr>
+          <w:rFonts w:ascii="Consolas" w:cs="Consolas" w:eastAsia="Consolas" w:hAnsi="Consolas"/>
+          <w:color w:val="0E4A40"/>
+        </w:rPr>
+        <w:t xml:space="preserve">MEASUREMENTS.md</w:t>
+      </w:r>
+      <w:r>
+        <w:t xml:space="preserve"> §9 : </w:t>
+      </w:r>
+      <w:r>
+        <w:rPr>
+          <w:b/>
+          <w:bCs/>
+        </w:rPr>
+        <w:t xml:space="preserve">les bacs sont des carrés alignés sur les axes ; ne jamais les modéliser par des cercles.</w:t>
+      </w:r>
+    </w:p>
+    <w:p>
+      <w:pPr>
+        <w:pStyle w:val="Heading2"/>
+        <w:spacing w:after="120" w:before="320"/>
+      </w:pPr>
+      <w:r>
+        <w:t xml:space="preserve">26. Le lot de 60 épisodes et les jeux de données</w:t>
+      </w:r>
+    </w:p>
+    <w:p>
+      <w:pPr>
+        <w:spacing w:after="100"/>
+      </w:pPr>
+      <w:r>
+        <w:rPr>
+          <w:i/>
+          <w:iCs/>
+          <w:color w:val="4B5B57"/>
+        </w:rPr>
+        <w:t xml:space="preserve">Spec annexe A lignes 12–13 : le lot, la conversion, les métriques.</w:t>
+      </w:r>
+    </w:p>
+    <w:tbl>
+      <w:tblPr>
+        <w:tblW w:type="dxa" w:w="9360"/>
+        <w:tblBorders>
+          <w:top w:val="single" w:color="C4CBC7" w:sz="4"/>
+          <w:left w:val="single" w:color="C4CBC7" w:sz="4"/>
+          <w:bottom w:val="single" w:color="C4CBC7" w:sz="4"/>
+          <w:right w:val="single" w:color="C4CBC7" w:sz="4"/>
+          <w:insideH w:val="single" w:color="C4CBC7" w:sz="4"/>
+          <w:insideV w:val="single" w:color="C4CBC7" w:sz="4"/>
+        </w:tblBorders>
+        <w:tblLayout w:type="fixed"/>
+      </w:tblPr>
+      <w:tblGrid>
+        <w:gridCol w:w="3000"/>
+        <w:gridCol w:w="6360"/>
+      </w:tblGrid>
+      <w:tr>
+        <w:trPr>
+          <w:tblHeader/>
+        </w:trPr>
+        <w:tc>
+          <w:tcPr>
+            <w:tcW w:type="dxa" w:w="3000"/>
+            <w:shd w:fill="DEE3E0" w:val="clear"/>
+            <w:tcMar>
+              <w:top w:type="dxa" w:w="80"/>
+              <w:left w:type="dxa" w:w="100"/>
+              <w:bottom w:type="dxa" w:w="80"/>
+              <w:right w:type="dxa" w:w="100"/>
+            </w:tcMar>
+          </w:tcPr>
+          <w:p>
+            <w:r>
+              <w:rPr>
+                <w:b/>
+                <w:bCs/>
+                <w:color w:val="4B5B57"/>
+                <w:sz w:val="18"/>
+                <w:szCs w:val="18"/>
+              </w:rPr>
+              <w:t xml:space="preserve"/>
+            </w:r>
+          </w:p>
+        </w:tc>
+        <w:tc>
+          <w:tcPr>
+            <w:tcW w:type="dxa" w:w="6360"/>
+            <w:shd w:fill="DEE3E0" w:val="clear"/>
+            <w:tcMar>
+              <w:top w:type="dxa" w:w="80"/>
+              <w:left w:type="dxa" w:w="100"/>
+              <w:bottom w:type="dxa" w:w="80"/>
+              <w:right w:type="dxa" w:w="100"/>
+            </w:tcMar>
+          </w:tcPr>
+          <w:p>
+            <w:r>
+              <w:rPr>
+                <w:b/>
+                <w:bCs/>
+                <w:color w:val="4B5B57"/>
+                <w:sz w:val="18"/>
+                <w:szCs w:val="18"/>
+              </w:rPr>
+              <w:t xml:space="preserve">Résultat</w:t>
+            </w:r>
+          </w:p>
+        </w:tc>
+      </w:tr>
+      <w:tr>
+        <w:trPr>
+          <w:cantSplit/>
+        </w:trPr>
+        <w:tc>
+          <w:tcPr>
+            <w:tcW w:type="dxa" w:w="3000"/>
+            <w:tcMar>
+              <w:top w:type="dxa" w:w="80"/>
+              <w:left w:type="dxa" w:w="100"/>
+              <w:bottom w:type="dxa" w:w="80"/>
+              <w:right w:type="dxa" w:w="100"/>
+            </w:tcMar>
+          </w:tcPr>
+          <w:p>
+            <w:r>
+              <w:rPr>
+                <w:sz w:val="19"/>
+                <w:szCs w:val="19"/>
+              </w:rPr>
+              <w:t xml:space="preserve">Version de code</w:t>
+            </w:r>
+          </w:p>
+        </w:tc>
+        <w:tc>
+          <w:tcPr>
+            <w:tcW w:type="dxa" w:w="6360"/>
+            <w:tcMar>
+              <w:top w:type="dxa" w:w="80"/>
+              <w:left w:type="dxa" w:w="100"/>
+              <w:bottom w:type="dxa" w:w="80"/>
+              <w:right w:type="dxa" w:w="100"/>
+            </w:tcMar>
+          </w:tcPr>
+          <w:p>
+            <w:r>
+              <w:rPr>
+                <w:rFonts w:ascii="Consolas" w:cs="Consolas" w:eastAsia="Consolas" w:hAnsi="Consolas"/>
+                <w:color w:val="0E4A40"/>
+              </w:rPr>
+              <w:t xml:space="preserve">f977d7af65dc</w:t>
+            </w:r>
+            <w:r>
+              <w:rPr>
+                <w:sz w:val="19"/>
+                <w:szCs w:val="19"/>
+              </w:rPr>
+              <w:t xml:space="preserve">, une seule version du premier au dernier épisode</w:t>
+            </w:r>
+          </w:p>
+        </w:tc>
+      </w:tr>
+      <w:tr>
+        <w:trPr>
+          <w:cantSplit/>
+        </w:trPr>
+        <w:tc>
+          <w:tcPr>
+            <w:tcW w:type="dxa" w:w="3000"/>
+            <w:tcMar>
+              <w:top w:type="dxa" w:w="80"/>
+              <w:left w:type="dxa" w:w="100"/>
+              <w:bottom w:type="dxa" w:w="80"/>
+              <w:right w:type="dxa" w:w="100"/>
+            </w:tcMar>
+          </w:tcPr>
+          <w:p>
+            <w:r>
+              <w:rPr>
+                <w:sz w:val="19"/>
+                <w:szCs w:val="19"/>
+              </w:rPr>
+              <w:t xml:space="preserve">Début / fin</w:t>
+            </w:r>
+          </w:p>
+        </w:tc>
+        <w:tc>
+          <w:tcPr>
+            <w:tcW w:type="dxa" w:w="6360"/>
+            <w:tcMar>
+              <w:top w:type="dxa" w:w="80"/>
+              <w:left w:type="dxa" w:w="100"/>
+              <w:bottom w:type="dxa" w:w="80"/>
+              <w:right w:type="dxa" w:w="100"/>
+            </w:tcMar>
+          </w:tcPr>
+          <w:p>
+            <w:r>
+              <w:rPr>
+                <w:sz w:val="19"/>
+                <w:szCs w:val="19"/>
+              </w:rPr>
+              <w:t xml:space="preserve">04/10/2026 08:37 / ~11:20 UTC, conteneur </w:t>
+            </w:r>
+            <w:r>
+              <w:rPr>
+                <w:rFonts w:ascii="Consolas" w:cs="Consolas" w:eastAsia="Consolas" w:hAnsi="Consolas"/>
+                <w:color w:val="0E4A40"/>
+              </w:rPr>
+              <w:t xml:space="preserve">c76def923a51</w:t>
+            </w:r>
+          </w:p>
+        </w:tc>
+      </w:tr>
+      <w:tr>
+        <w:trPr>
+          <w:cantSplit/>
+        </w:trPr>
+        <w:tc>
+          <w:tcPr>
+            <w:tcW w:type="dxa" w:w="3000"/>
+            <w:tcMar>
+              <w:top w:type="dxa" w:w="80"/>
+              <w:left w:type="dxa" w:w="100"/>
+              <w:bottom w:type="dxa" w:w="80"/>
+              <w:right w:type="dxa" w:w="100"/>
+            </w:tcMar>
+          </w:tcPr>
+          <w:p>
+            <w:r>
+              <w:rPr>
+                <w:sz w:val="19"/>
+                <w:szCs w:val="19"/>
+              </w:rPr>
+              <w:t xml:space="preserve">Réussis</w:t>
+            </w:r>
+          </w:p>
+        </w:tc>
+        <w:tc>
+          <w:tcPr>
+            <w:tcW w:type="dxa" w:w="6360"/>
+            <w:tcMar>
+              <w:top w:type="dxa" w:w="80"/>
+              <w:left w:type="dxa" w:w="100"/>
+              <w:bottom w:type="dxa" w:w="80"/>
+              <w:right w:type="dxa" w:w="100"/>
+            </w:tcMar>
+          </w:tcPr>
+          <w:p>
+            <w:r>
+              <w:rPr>
+                <w:b/>
+                <w:bCs/>
+                <w:sz w:val="19"/>
+                <w:szCs w:val="19"/>
+              </w:rPr>
+              <w:t xml:space="preserve">60 / 60</w:t>
+            </w:r>
+            <w:r>
+              <w:rPr>
+                <w:sz w:val="19"/>
+                <w:szCs w:val="19"/>
+              </w:rPr>
+              <w:t xml:space="preserve">, tous à la première tentative</w:t>
+            </w:r>
+          </w:p>
+        </w:tc>
+      </w:tr>
+      <w:tr>
+        <w:trPr>
+          <w:cantSplit/>
+        </w:trPr>
+        <w:tc>
+          <w:tcPr>
+            <w:tcW w:type="dxa" w:w="3000"/>
+            <w:tcMar>
+              <w:top w:type="dxa" w:w="80"/>
+              <w:left w:type="dxa" w:w="100"/>
+              <w:bottom w:type="dxa" w:w="80"/>
+              <w:right w:type="dxa" w:w="100"/>
+            </w:tcMar>
+          </w:tcPr>
+          <w:p>
+            <w:r>
+              <w:rPr>
+                <w:sz w:val="19"/>
+                <w:szCs w:val="19"/>
+              </w:rPr>
+              <w:t xml:space="preserve">Renvois de trajectoire</w:t>
+            </w:r>
+          </w:p>
+        </w:tc>
+        <w:tc>
+          <w:tcPr>
+            <w:tcW w:type="dxa" w:w="6360"/>
+            <w:tcMar>
+              <w:top w:type="dxa" w:w="80"/>
+              <w:left w:type="dxa" w:w="100"/>
+              <w:bottom w:type="dxa" w:w="80"/>
+              <w:right w:type="dxa" w:w="100"/>
+            </w:tcMar>
+          </w:tcPr>
+          <w:p>
+            <w:r>
+              <w:rPr>
+                <w:sz w:val="19"/>
+                <w:szCs w:val="19"/>
+              </w:rPr>
+              <w:t xml:space="preserve">0 dans chaque épisode</w:t>
+            </w:r>
+          </w:p>
+        </w:tc>
+      </w:tr>
+      <w:tr>
+        <w:trPr>
+          <w:cantSplit/>
+        </w:trPr>
+        <w:tc>
+          <w:tcPr>
+            <w:tcW w:type="dxa" w:w="3000"/>
+            <w:tcMar>
+              <w:top w:type="dxa" w:w="80"/>
+              <w:left w:type="dxa" w:w="100"/>
+              <w:bottom w:type="dxa" w:w="80"/>
+              <w:right w:type="dxa" w:w="100"/>
+            </w:tcMar>
+          </w:tcPr>
+          <w:p>
+            <w:r>
+              <w:rPr>
+                <w:sz w:val="19"/>
+                <w:szCs w:val="19"/>
+              </w:rPr>
+              <w:t xml:space="preserve">Disjoncteur</w:t>
+            </w:r>
+          </w:p>
+        </w:tc>
+        <w:tc>
+          <w:tcPr>
+            <w:tcW w:type="dxa" w:w="6360"/>
+            <w:tcMar>
+              <w:top w:type="dxa" w:w="80"/>
+              <w:left w:type="dxa" w:w="100"/>
+              <w:bottom w:type="dxa" w:w="80"/>
+              <w:right w:type="dxa" w:w="100"/>
+            </w:tcMar>
+          </w:tcPr>
+          <w:p>
+            <w:r>
+              <w:rPr>
+                <w:sz w:val="19"/>
+                <w:szCs w:val="19"/>
+              </w:rPr>
+              <w:t xml:space="preserve">ne s'est pas déclenché</w:t>
+            </w:r>
+          </w:p>
+        </w:tc>
+      </w:tr>
+      <w:tr>
+        <w:trPr>
+          <w:cantSplit/>
+        </w:trPr>
+        <w:tc>
+          <w:tcPr>
+            <w:tcW w:type="dxa" w:w="3000"/>
+            <w:tcMar>
+              <w:top w:type="dxa" w:w="80"/>
+              <w:left w:type="dxa" w:w="100"/>
+              <w:bottom w:type="dxa" w:w="80"/>
+              <w:right w:type="dxa" w:w="100"/>
+            </w:tcMar>
+          </w:tcPr>
+          <w:p>
+            <w:r>
+              <w:rPr>
+                <w:sz w:val="19"/>
+                <w:szCs w:val="19"/>
+              </w:rPr>
+              <w:t xml:space="preserve">Images caméra</w:t>
+            </w:r>
+          </w:p>
+        </w:tc>
+        <w:tc>
+          <w:tcPr>
+            <w:tcW w:type="dxa" w:w="6360"/>
+            <w:tcMar>
+              <w:top w:type="dxa" w:w="80"/>
+              <w:left w:type="dxa" w:w="100"/>
+              <w:bottom w:type="dxa" w:w="80"/>
+              <w:right w:type="dxa" w:w="100"/>
+            </w:tcMar>
+          </w:tcPr>
+          <w:p>
+            <w:r>
+              <w:rPr>
+                <w:sz w:val="19"/>
+                <w:szCs w:val="19"/>
+              </w:rPr>
+              <w:t xml:space="preserve">complètes dans les 60 ; plus grand trou 1,02 image</w:t>
+            </w:r>
+          </w:p>
+        </w:tc>
+      </w:tr>
+      <w:tr>
+        <w:trPr>
+          <w:cantSplit/>
+        </w:trPr>
+        <w:tc>
+          <w:tcPr>
+            <w:tcW w:type="dxa" w:w="3000"/>
+            <w:tcMar>
+              <w:top w:type="dxa" w:w="80"/>
+              <w:left w:type="dxa" w:w="100"/>
+              <w:bottom w:type="dxa" w:w="80"/>
+              <w:right w:type="dxa" w:w="100"/>
+            </w:tcMar>
+          </w:tcPr>
+          <w:p>
+            <w:r>
+              <w:rPr>
+                <w:sz w:val="19"/>
+                <w:szCs w:val="19"/>
+              </w:rPr>
+              <w:t xml:space="preserve">RTF</w:t>
+            </w:r>
+          </w:p>
+        </w:tc>
+        <w:tc>
+          <w:tcPr>
+            <w:tcW w:type="dxa" w:w="6360"/>
+            <w:tcMar>
+              <w:top w:type="dxa" w:w="80"/>
+              <w:left w:type="dxa" w:w="100"/>
+              <w:bottom w:type="dxa" w:w="80"/>
+              <w:right w:type="dxa" w:w="100"/>
+            </w:tcMar>
+          </w:tcPr>
+          <w:p>
+            <w:r>
+              <w:rPr>
+                <w:sz w:val="19"/>
+                <w:szCs w:val="19"/>
+              </w:rPr>
+              <w:t xml:space="preserve">0,100–0,393, médiane 0,344</w:t>
+            </w:r>
+          </w:p>
+        </w:tc>
+      </w:tr>
+      <w:tr>
+        <w:trPr>
+          <w:cantSplit/>
+        </w:trPr>
+        <w:tc>
+          <w:tcPr>
+            <w:tcW w:type="dxa" w:w="3000"/>
+            <w:tcMar>
+              <w:top w:type="dxa" w:w="80"/>
+              <w:left w:type="dxa" w:w="100"/>
+              <w:bottom w:type="dxa" w:w="80"/>
+              <w:right w:type="dxa" w:w="100"/>
+            </w:tcMar>
+          </w:tcPr>
+          <w:p>
+            <w:r>
+              <w:rPr>
+                <w:sz w:val="19"/>
+                <w:szCs w:val="19"/>
+              </w:rPr>
+              <w:t xml:space="preserve">Temps mural</w:t>
+            </w:r>
+          </w:p>
+        </w:tc>
+        <w:tc>
+          <w:tcPr>
+            <w:tcW w:type="dxa" w:w="6360"/>
+            <w:tcMar>
+              <w:top w:type="dxa" w:w="80"/>
+              <w:left w:type="dxa" w:w="100"/>
+              <w:bottom w:type="dxa" w:w="80"/>
+              <w:right w:type="dxa" w:w="100"/>
+            </w:tcMar>
+          </w:tcPr>
+          <w:p>
+            <w:r>
+              <w:rPr>
+                <w:sz w:val="19"/>
+                <w:szCs w:val="19"/>
+              </w:rPr>
+              <w:t xml:space="preserve">épisode médian 160 s, dont la séquence 122 s</w:t>
+            </w:r>
+          </w:p>
+        </w:tc>
+      </w:tr>
+      <w:tr>
+        <w:trPr>
+          <w:cantSplit/>
+        </w:trPr>
+        <w:tc>
+          <w:tcPr>
+            <w:tcW w:type="dxa" w:w="3000"/>
+            <w:tcMar>
+              <w:top w:type="dxa" w:w="80"/>
+              <w:left w:type="dxa" w:w="100"/>
+              <w:bottom w:type="dxa" w:w="80"/>
+              <w:right w:type="dxa" w:w="100"/>
+            </w:tcMar>
+          </w:tcPr>
+          <w:p>
+            <w:r>
+              <w:rPr>
+                <w:sz w:val="19"/>
+                <w:szCs w:val="19"/>
+              </w:rPr>
+              <w:t xml:space="preserve">Dérive à l'apparition</w:t>
+            </w:r>
+          </w:p>
+        </w:tc>
+        <w:tc>
+          <w:tcPr>
+            <w:tcW w:type="dxa" w:w="6360"/>
+            <w:tcMar>
+              <w:top w:type="dxa" w:w="80"/>
+              <w:left w:type="dxa" w:w="100"/>
+              <w:bottom w:type="dxa" w:w="80"/>
+              <w:right w:type="dxa" w:w="100"/>
+            </w:tcMar>
+          </w:tcPr>
+          <w:p>
+            <w:r>
+              <w:rPr>
+                <w:sz w:val="19"/>
+                <w:szCs w:val="19"/>
+              </w:rPr>
+              <w:t xml:space="preserve">0,00 mm (60 cibles, 180 autres objets)</w:t>
+            </w:r>
+          </w:p>
+        </w:tc>
+      </w:tr>
+      <w:tr>
+        <w:trPr>
+          <w:cantSplit/>
+        </w:trPr>
+        <w:tc>
+          <w:tcPr>
+            <w:tcW w:type="dxa" w:w="3000"/>
+            <w:tcMar>
+              <w:top w:type="dxa" w:w="80"/>
+              <w:left w:type="dxa" w:w="100"/>
+              <w:bottom w:type="dxa" w:w="80"/>
+              <w:right w:type="dxa" w:w="100"/>
+            </w:tcMar>
+          </w:tcPr>
+          <w:p>
+            <w:r>
+              <w:rPr>
+                <w:sz w:val="19"/>
+                <w:szCs w:val="19"/>
+              </w:rPr>
+              <w:t xml:space="preserve">Décalage d'atterrissage au centre du bac</w:t>
+            </w:r>
+          </w:p>
+        </w:tc>
+        <w:tc>
+          <w:tcPr>
+            <w:tcW w:type="dxa" w:w="6360"/>
+            <w:tcMar>
+              <w:top w:type="dxa" w:w="80"/>
+              <w:left w:type="dxa" w:w="100"/>
+              <w:bottom w:type="dxa" w:w="80"/>
+              <w:right w:type="dxa" w:w="100"/>
+            </w:tcMar>
+          </w:tcPr>
+          <w:p>
+            <w:r>
+              <w:rPr>
+                <w:sz w:val="19"/>
+                <w:szCs w:val="19"/>
+              </w:rPr>
+              <w:t xml:space="preserve">rouge médiane 2,5 / max 4,7 mm ; bleu 3,4 / 5,2 ; vert 0,5 / 2,9 ; jaune 0,0 / 0,0</w:t>
+            </w:r>
+          </w:p>
+        </w:tc>
+      </w:tr>
+      <w:tr>
+        <w:trPr>
+          <w:cantSplit/>
+        </w:trPr>
+        <w:tc>
+          <w:tcPr>
+            <w:tcW w:type="dxa" w:w="3000"/>
+            <w:tcMar>
+              <w:top w:type="dxa" w:w="80"/>
+              <w:left w:type="dxa" w:w="100"/>
+              <w:bottom w:type="dxa" w:w="80"/>
+              <w:right w:type="dxa" w:w="100"/>
+            </w:tcMar>
+          </w:tcPr>
+          <w:p>
+            <w:r>
+              <w:rPr>
+                <w:sz w:val="19"/>
+                <w:szCs w:val="19"/>
+              </w:rPr>
+              <w:t xml:space="preserve">Autres objets déplacés</w:t>
+            </w:r>
+          </w:p>
+        </w:tc>
+        <w:tc>
+          <w:tcPr>
+            <w:tcW w:type="dxa" w:w="6360"/>
+            <w:tcMar>
+              <w:top w:type="dxa" w:w="80"/>
+              <w:left w:type="dxa" w:w="100"/>
+              <w:bottom w:type="dxa" w:w="80"/>
+              <w:right w:type="dxa" w:w="100"/>
+            </w:tcMar>
+          </w:tcPr>
+          <w:p>
+            <w:r>
+              <w:rPr>
+                <w:sz w:val="19"/>
+                <w:szCs w:val="19"/>
+              </w:rPr>
+              <w:t xml:space="preserve">1 épisode (12)</w:t>
+            </w:r>
+          </w:p>
+        </w:tc>
+      </w:tr>
+    </w:tbl>
+    <w:p>
+      <w:pPr>
+        <w:spacing w:after="120"/>
+      </w:pPr>
+    </w:p>
+    <w:p>
+      <w:pPr>
+        <w:spacing w:after="100"/>
+      </w:pPr>
+      <w:r>
+        <w:rPr>
+          <w:b/>
+          <w:bCs/>
+        </w:rPr>
+        <w:t xml:space="preserve">L'ajustement est prouvé par la hauteur d'atterrissage.</w:t>
+      </w:r>
+      <w:r>
+        <w:t xml:space="preserve"> Le lacet d'atterrissage n'était pas enregistré dans ce lot, mais un objet trop large pour l'ouverture ne peut pas atterrir à plat à sa hauteur attendue : il se cale sur le rebord (43 mm au lieu de 27 mm dans la sonde à 70 mm). Les 60 ont atterri exactement à leur hauteur attendue (22,0 ou 27,0 mm), donc aucun épisode n'a eu de problème d'ajustement, quel que soit son lacet. Lacet et inclinaison d'atterrissage sont enregistrés à partir du prochain lot (</w:t>
+      </w:r>
+      <w:r>
+        <w:rPr>
+          <w:rFonts w:ascii="Consolas" w:cs="Consolas" w:eastAsia="Consolas" w:hAnsi="Consolas"/>
+          <w:color w:val="0E4A40"/>
+        </w:rPr>
+        <w:t xml:space="preserve">run_pick_and_place.py</w:t>
+      </w:r>
+      <w:r>
+        <w:t xml:space="preserve">).</w:t>
+      </w:r>
+    </w:p>
+    <w:p>
+      <w:pPr>
+        <w:spacing w:after="100"/>
+      </w:pPr>
+      <w:r>
+        <w:rPr>
+          <w:b/>
+          <w:bCs/>
+        </w:rPr>
+        <w:t xml:space="preserve">Épisode 12, conservé et étiqueté.</w:t>
+      </w:r>
+      <w:r>
+        <w:t xml:space="preserve"> Cible : le cube rouge en (0,22, −0,06) ; le cylindre vert, à 82 mm, a été poussé de 22,9 mm, à l'opposé de la pince. Vérifié image par image sur l'enregistrement : le centroïde du cylindre reste immobile pendant que l'outil descend de 170 mm à 31 mm, saute entre les images 165 et 175 quand l'outil parcourt les 12 derniers millimètres jusqu'à la hauteur de prise, puis ne bouge plus ; les doigts sont ouverts pendant cette descente et le mors est la seule partie du robot au-dessus du cylindre. L'épisode a réussi sa tâche, qui n'a jamais dit « sans rien toucher d'autre » (la spec 9.3 traite ce cas comme un avertissement) ; il est conservé parce que l'étiquette survit à la conversion : </w:t>
+      </w:r>
+      <w:r>
+        <w:rPr>
+          <w:rFonts w:ascii="Consolas" w:cs="Consolas" w:eastAsia="Consolas" w:hAnsi="Consolas"/>
+          <w:color w:val="0E4A40"/>
+        </w:rPr>
+        <w:t xml:space="preserve">port_bag.py</w:t>
+      </w:r>
+      <w:r>
+        <w:t xml:space="preserve"> écrit </w:t>
+      </w:r>
+      <w:r>
+        <w:rPr>
+          <w:rFonts w:ascii="Consolas" w:cs="Consolas" w:eastAsia="Consolas" w:hAnsi="Consolas"/>
+          <w:color w:val="0E4A40"/>
+        </w:rPr>
+        <w:t xml:space="preserve">distractors_moved</w:t>
+      </w:r>
+      <w:r>
+        <w:t xml:space="preserve"> dans </w:t>
+      </w:r>
+      <w:r>
+        <w:rPr>
+          <w:rFonts w:ascii="Consolas" w:cs="Consolas" w:eastAsia="Consolas" w:hAnsi="Consolas"/>
+          <w:color w:val="0E4A40"/>
+        </w:rPr>
+        <w:t xml:space="preserve">meta/episodes.jsonl</w:t>
+      </w:r>
+      <w:r>
+        <w:t xml:space="preserve"> pour chaque épisode.</w:t>
+      </w:r>
+    </w:p>
+    <w:p>
+      <w:pPr>
+        <w:spacing w:after="100"/>
+      </w:pPr>
+      <w:r>
+        <w:rPr>
+          <w:b/>
+          <w:bCs/>
+        </w:rPr>
+        <w:t xml:space="preserve">Converti</w:t>
+      </w:r>
+      <w:r>
+        <w:t xml:space="preserve"> : </w:t>
+      </w:r>
+      <w:r>
+        <w:rPr>
+          <w:rFonts w:ascii="Consolas" w:cs="Consolas" w:eastAsia="Consolas" w:hAnsi="Consolas"/>
+          <w:color w:val="0E4A40"/>
+        </w:rPr>
+        <w:t xml:space="preserve">mycobot_sorting_train</w:t>
+      </w:r>
+      <w:r>
+        <w:t xml:space="preserve"> 48 épisodes, 29 735 images ; </w:t>
+      </w:r>
+      <w:r>
+        <w:rPr>
+          <w:rFonts w:ascii="Consolas" w:cs="Consolas" w:eastAsia="Consolas" w:hAnsi="Consolas"/>
+          <w:color w:val="0E4A40"/>
+        </w:rPr>
+        <w:t xml:space="preserve">mycobot_sorting_heldout</w:t>
+      </w:r>
+      <w:r>
+        <w:t xml:space="preserve"> 12 épisodes, 7 423 images ; 320×240 à 30 i/s ; le nombre d'images vidéo correspond aux lignes parquet. Métriques de la partie 13 pour le démonstrateur scripté : réussite 60/60, bon bac 60/60, réussite en réserve 12/12, décalage de dépose médian 0,031 du rayon intérieur (max 0,149), perturbation d'un distracteur 1/60, rendement 60 épisodes propres sur 60 tentatives.</w:t>
+      </w:r>
+    </w:p>
+    <w:p>
+      <w:pPr>
+        <w:pBdr>
+          <w:left w:val="single" w:color="146356" w:sz="24"/>
+        </w:pBdr>
+        <w:shd w:fill="F5F5F3" w:val="clear"/>
+        <w:spacing w:after="160" w:before="120"/>
+        <w:ind w:left="200"/>
+      </w:pPr>
+      <w:r>
+        <w:rPr>
+          <w:b/>
+          <w:bCs/>
+        </w:rPr>
+        <w:t xml:space="preserve">Non comparable au lot du 03/10/2026</w:t>
+      </w:r>
+      <w:r>
+        <w:t xml:space="preserve"> (bacs, bac bleu, dispositions et lacet de dépose différents). Mesurée de la même façon, la vitesse a à peine bougé : RTF médian 0,292 → 0,344, séquence 122 → 122 s, épisode 165 → 160 s.</w:t>
+      </w:r>
+    </w:p>
+    <w:p>
+      <w:pPr>
+        <w:pStyle w:val="Heading2"/>
+        <w:spacing w:after="120" w:before="320"/>
+      </w:pPr>
+      <w:r>
+        <w:t xml:space="preserve">27. Deux fichiers launch</w:t>
+      </w:r>
+    </w:p>
+    <w:p>
+      <w:pPr>
+        <w:spacing w:after="100"/>
+      </w:pPr>
+      <w:r>
+        <w:rPr>
+          <w:i/>
+          <w:iCs/>
+          <w:color w:val="4B5B57"/>
+        </w:rPr>
+        <w:t xml:space="preserve">Exécuter un épisode, pour le regarder ou pour obtenir un code réussite/échec.</w:t>
+      </w:r>
+    </w:p>
+    <w:p>
+      <w:pPr>
+        <w:shd w:fill="10201D" w:val="clear"/>
+        <w:spacing w:after="0"/>
+      </w:pPr>
+      <w:r>
+        <w:rPr>
+          <w:rFonts w:ascii="Consolas" w:cs="Consolas" w:eastAsia="Consolas" w:hAnsi="Consolas"/>
+          <w:color w:val="D9EDE8"/>
+          <w:sz w:val="17"/>
+          <w:szCs w:val="17"/>
+        </w:rPr>
+        <w:t xml:space="preserve">cd /workspace/htgspp/launch</w:t>
+      </w:r>
+    </w:p>
+    <w:p>
+      <w:pPr>
+        <w:shd w:fill="10201D" w:val="clear"/>
+        <w:spacing w:after="0"/>
+      </w:pPr>
+      <w:r>
+        <w:rPr>
+          <w:rFonts w:ascii="Consolas" w:cs="Consolas" w:eastAsia="Consolas" w:hAnsi="Consolas"/>
+          <w:color w:val="D9EDE8"/>
+          <w:sz w:val="17"/>
+          <w:szCs w:val="17"/>
+        </w:rPr>
+        <w:t xml:space="preserve">ros2 launch pick_and_sort_and_place_demo.launch.py episode:=16          # GUI, reste ouverte</w:t>
+      </w:r>
+    </w:p>
+    <w:p>
+      <w:pPr>
+        <w:shd w:fill="10201D" w:val="clear"/>
+        <w:spacing w:after="0"/>
+      </w:pPr>
+      <w:r>
+        <w:rPr>
+          <w:rFonts w:ascii="Consolas" w:cs="Consolas" w:eastAsia="Consolas" w:hAnsi="Consolas"/>
+          <w:color w:val="D9EDE8"/>
+          <w:sz w:val="17"/>
+          <w:szCs w:val="17"/>
+        </w:rPr>
+        <w:t xml:space="preserve">ros2 launch pick_and_sort_and_place_no_gui_demo.launch.py episode:=16   # sans interface</w:t>
+      </w:r>
+    </w:p>
+    <w:p>
+      <w:pPr>
+        <w:shd w:fill="10201D" w:val="clear"/>
+        <w:spacing w:after="0"/>
+      </w:pPr>
+      <w:r>
+        <w:rPr>
+          <w:rFonts w:ascii="Consolas" w:cs="Consolas" w:eastAsia="Consolas" w:hAnsi="Consolas"/>
+          <w:color w:val="D9EDE8"/>
+          <w:sz w:val="17"/>
+          <w:szCs w:val="17"/>
+        </w:rPr>
+        <w:t xml:space="preserve">echo $?        # 0 = PASS, 1 = non, 2 = argument invalide</w:t>
+      </w:r>
+    </w:p>
+    <w:p>
+      <w:pPr>
+        <w:shd w:fill="10201D" w:val="clear"/>
+        <w:spacing w:after="0"/>
+      </w:pPr>
+      <w:r>
+        <w:rPr>
+          <w:rFonts w:ascii="Consolas" w:cs="Consolas" w:eastAsia="Consolas" w:hAnsi="Consolas"/>
+          <w:color w:val="D9EDE8"/>
+          <w:sz w:val="17"/>
+          <w:szCs w:val="17"/>
+        </w:rPr>
+        <w:t xml:space="preserve"> </w:t>
+      </w:r>
+    </w:p>
+    <w:p>
+      <w:pPr>
+        <w:shd w:fill="10201D" w:val="clear"/>
+        <w:spacing w:after="0"/>
+      </w:pPr>
+      <w:r>
+        <w:rPr>
+          <w:rFonts w:ascii="Consolas" w:cs="Consolas" w:eastAsia="Consolas" w:hAnsi="Consolas"/>
+          <w:color w:val="7C978F"/>
+          <w:sz w:val="17"/>
+          <w:szCs w:val="17"/>
+        </w:rPr>
+        <w:t xml:space="preserve"># sur le portable WSL2, depuis l'hôte, une seule commande :</w:t>
+      </w:r>
+    </w:p>
+    <w:p>
+      <w:pPr>
+        <w:shd w:fill="10201D" w:val="clear"/>
+        <w:spacing w:after="120"/>
+      </w:pPr>
+      <w:r>
+        <w:rPr>
+          <w:rFonts w:ascii="Consolas" w:cs="Consolas" w:eastAsia="Consolas" w:hAnsi="Consolas"/>
+          <w:color w:val="D9EDE8"/>
+          <w:sz w:val="17"/>
+          <w:szCs w:val="17"/>
+        </w:rPr>
+        <w:t xml:space="preserve">docker exec -it gazebo_to_lerobot /workspace/htgspp/scripts/run_gui_demo.sh episode:=16</w:t>
+      </w:r>
+    </w:p>
+    <w:p>
+      <w:pPr>
+        <w:spacing w:after="100"/>
+      </w:pPr>
+      <w:r>
+        <w:rPr>
+          <w:rFonts w:ascii="Consolas" w:cs="Consolas" w:eastAsia="Consolas" w:hAnsi="Consolas"/>
+          <w:color w:val="0E4A40"/>
+        </w:rPr>
+        <w:t xml:space="preserve">episode:=N</w:t>
+      </w:r>
+      <w:r>
+        <w:t xml:space="preserve"> est une ligne de la matrice (1–15 rouge, 16–30 bleu, 31–45 vert, 46–60 jaune) : elle fixe la cible, la position de chaque objet et la variation de scène, exactement comme le lot l'a exécutée. Rien n'est enregistré ; le lot reste la voie des données. </w:t>
+      </w:r>
+      <w:r>
+        <w:rPr>
+          <w:rFonts w:ascii="Consolas" w:cs="Consolas" w:eastAsia="Consolas" w:hAnsi="Consolas"/>
+          <w:color w:val="0E4A40"/>
+        </w:rPr>
+        <w:t xml:space="preserve">attach_mode:=simulated</w:t>
+      </w:r>
+      <w:r>
+        <w:t xml:space="preserve"> est la seule valeur acceptée, pour que le fait « soudure, pas prise » soit visible là où la démo est lancée. </w:t>
+      </w:r>
+      <w:r>
+        <w:rPr>
+          <w:rFonts w:ascii="Consolas" w:cs="Consolas" w:eastAsia="Consolas" w:hAnsi="Consolas"/>
+          <w:color w:val="0E4A40"/>
+        </w:rPr>
+        <w:t xml:space="preserve">scripts/run_demo.py</w:t>
+      </w:r>
+      <w:r>
+        <w:t xml:space="preserve"> enchaîne les mêmes étapes qu'</w:t>
+      </w:r>
+      <w:r>
+        <w:rPr>
+          <w:rFonts w:ascii="Consolas" w:cs="Consolas" w:eastAsia="Consolas" w:hAnsi="Consolas"/>
+          <w:color w:val="0E4A40"/>
+        </w:rPr>
+        <w:t xml:space="preserve">episode.sh</w:t>
+      </w:r>
+      <w:r>
+        <w:t xml:space="preserve"> et le vérificateur.</w:t>
+      </w:r>
+    </w:p>
+    <w:p>
+      <w:pPr>
+        <w:spacing w:after="100"/>
+      </w:pPr>
+      <w:r>
+        <w:t xml:space="preserve">Testé : épisodes 16 et 50 sans interface, PASS avec code 0 (~100 s chacun) ; épisode ou </w:t>
+      </w:r>
+      <w:r>
+        <w:rPr>
+          <w:rFonts w:ascii="Consolas" w:cs="Consolas" w:eastAsia="Consolas" w:hAnsi="Consolas"/>
+          <w:color w:val="0E4A40"/>
+        </w:rPr>
+        <w:t xml:space="preserve">attach_mode</w:t>
+      </w:r>
+      <w:r>
+        <w:t xml:space="preserve"> invalide, code 2 ; épisode 23 avec interface, PASS, la fenêtre reste ouverte sur la scène finale, et Ctrl+C ne laisse aucun processus. Deux bugs trouvés et corrigés en test : un démon ROS 2 périmé masquait le nouveau gestionnaire de contrôleurs (démarrage 283 s → 22 s une fois arrêté), et </w:t>
+      </w:r>
+      <w:r>
+        <w:rPr>
+          <w:rFonts w:ascii="Consolas" w:cs="Consolas" w:eastAsia="Consolas" w:hAnsi="Consolas"/>
+          <w:color w:val="0E4A40"/>
+        </w:rPr>
+        <w:t xml:space="preserve">ros2 launch</w:t>
+      </w:r>
+      <w:r>
+        <w:t xml:space="preserve"> renvoyait 0 quel que soit le résultat de la démo (le launch sans interface sort désormais avec le code de la démo).</w:t>
+      </w:r>
+    </w:p>
+    <w:p>
+      <w:pPr>
+        <w:pStyle w:val="Heading1"/>
+        <w:spacing w:after="120" w:before="320"/>
+      </w:pPr>
+      <w:r>
+        <w:t xml:space="preserve">Référence de l'addendum : bugs corrigés, limites, exécution, nouveaux fichiers</w:t>
+      </w:r>
+    </w:p>
+    <w:p>
+      <w:pPr>
+        <w:keepNext/>
+        <w:spacing w:after="80" w:before="240"/>
+      </w:pPr>
+      <w:r>
+        <w:rPr>
+          <w:b/>
+          <w:bCs/>
+          <w:color w:val="0E4A40"/>
+          <w:sz w:val="24"/>
+          <w:szCs w:val="24"/>
+        </w:rPr>
+        <w:t xml:space="preserve">Bugs corrigés du 02/10 au 04/10/2026</w:t>
+      </w:r>
+    </w:p>
+    <w:tbl>
+      <w:tblPr>
+        <w:tblW w:type="dxa" w:w="9360"/>
+        <w:tblBorders>
+          <w:top w:val="single" w:color="C4CBC7" w:sz="4"/>
+          <w:left w:val="single" w:color="C4CBC7" w:sz="4"/>
+          <w:bottom w:val="single" w:color="C4CBC7" w:sz="4"/>
+          <w:right w:val="single" w:color="C4CBC7" w:sz="4"/>
+          <w:insideH w:val="single" w:color="C4CBC7" w:sz="4"/>
+          <w:insideV w:val="single" w:color="C4CBC7" w:sz="4"/>
+        </w:tblBorders>
+        <w:tblLayout w:type="fixed"/>
+      </w:tblPr>
+      <w:tblGrid>
+        <w:gridCol w:w="2900"/>
+        <w:gridCol w:w="3300"/>
+        <w:gridCol w:w="3160"/>
+      </w:tblGrid>
+      <w:tr>
+        <w:trPr>
+          <w:tblHeader/>
+        </w:trPr>
+        <w:tc>
+          <w:tcPr>
+            <w:tcW w:type="dxa" w:w="2900"/>
+            <w:shd w:fill="DEE3E0" w:val="clear"/>
+            <w:tcMar>
+              <w:top w:type="dxa" w:w="80"/>
+              <w:left w:type="dxa" w:w="100"/>
+              <w:bottom w:type="dxa" w:w="80"/>
+              <w:right w:type="dxa" w:w="100"/>
+            </w:tcMar>
+          </w:tcPr>
+          <w:p>
+            <w:r>
+              <w:rPr>
+                <w:b/>
+                <w:bCs/>
+                <w:color w:val="4B5B57"/>
+                <w:sz w:val="18"/>
+                <w:szCs w:val="18"/>
+              </w:rPr>
+              <w:t xml:space="preserve">Symptôme</w:t>
+            </w:r>
+          </w:p>
+        </w:tc>
+        <w:tc>
+          <w:tcPr>
+            <w:tcW w:type="dxa" w:w="3300"/>
+            <w:shd w:fill="DEE3E0" w:val="clear"/>
+            <w:tcMar>
+              <w:top w:type="dxa" w:w="80"/>
+              <w:left w:type="dxa" w:w="100"/>
+              <w:bottom w:type="dxa" w:w="80"/>
+              <w:right w:type="dxa" w:w="100"/>
+            </w:tcMar>
+          </w:tcPr>
+          <w:p>
+            <w:r>
+              <w:rPr>
+                <w:b/>
+                <w:bCs/>
+                <w:color w:val="4B5B57"/>
+                <w:sz w:val="18"/>
+                <w:szCs w:val="18"/>
+              </w:rPr>
+              <w:t xml:space="preserve">Cause racine</w:t>
+            </w:r>
+          </w:p>
+        </w:tc>
+        <w:tc>
+          <w:tcPr>
+            <w:tcW w:type="dxa" w:w="3160"/>
+            <w:shd w:fill="DEE3E0" w:val="clear"/>
+            <w:tcMar>
+              <w:top w:type="dxa" w:w="80"/>
+              <w:left w:type="dxa" w:w="100"/>
+              <w:bottom w:type="dxa" w:w="80"/>
+              <w:right w:type="dxa" w:w="100"/>
+            </w:tcMar>
+          </w:tcPr>
+          <w:p>
+            <w:r>
+              <w:rPr>
+                <w:b/>
+                <w:bCs/>
+                <w:color w:val="4B5B57"/>
+                <w:sz w:val="18"/>
+                <w:szCs w:val="18"/>
+              </w:rPr>
+              <w:t xml:space="preserve">Correctif</w:t>
+            </w:r>
+          </w:p>
+        </w:tc>
+      </w:tr>
+      <w:tr>
+        <w:trPr>
+          <w:cantSplit/>
+        </w:trPr>
+        <w:tc>
+          <w:tcPr>
+            <w:tcW w:type="dxa" w:w="2900"/>
+            <w:tcMar>
+              <w:top w:type="dxa" w:w="80"/>
+              <w:left w:type="dxa" w:w="100"/>
+              <w:bottom w:type="dxa" w:w="80"/>
+              <w:right w:type="dxa" w:w="100"/>
+            </w:tcMar>
+          </w:tcPr>
+          <w:p>
+            <w:r>
+              <w:rPr>
+                <w:sz w:val="19"/>
+                <w:szCs w:val="19"/>
+              </w:rPr>
+              <w:t xml:space="preserve">Tout objet créé en cours d'exécution blanc à la caméra</w:t>
+            </w:r>
+          </w:p>
+        </w:tc>
+        <w:tc>
+          <w:tcPr>
+            <w:tcW w:type="dxa" w:w="3300"/>
+            <w:tcMar>
+              <w:top w:type="dxa" w:w="80"/>
+              <w:left w:type="dxa" w:w="100"/>
+              <w:bottom w:type="dxa" w:w="80"/>
+              <w:right w:type="dxa" w:w="100"/>
+            </w:tcMar>
+          </w:tcPr>
+          <w:p>
+            <w:r>
+              <w:rPr>
+                <w:sz w:val="19"/>
+                <w:szCs w:val="19"/>
+              </w:rPr>
+              <w:t xml:space="preserve">voie de rendu GPU D3D12 de WSL</w:t>
+            </w:r>
+          </w:p>
+        </w:tc>
+        <w:tc>
+          <w:tcPr>
+            <w:tcW w:type="dxa" w:w="3160"/>
+            <w:tcMar>
+              <w:top w:type="dxa" w:w="80"/>
+              <w:left w:type="dxa" w:w="100"/>
+              <w:bottom w:type="dxa" w:w="80"/>
+              <w:right w:type="dxa" w:w="100"/>
+            </w:tcMar>
+          </w:tcPr>
+          <w:p>
+            <w:r>
+              <w:rPr>
+                <w:sz w:val="19"/>
+                <w:szCs w:val="19"/>
+              </w:rPr>
+              <w:t xml:space="preserve">OpenGL logiciel (llvmpipe), §18</w:t>
+            </w:r>
+          </w:p>
+        </w:tc>
+      </w:tr>
+      <w:tr>
+        <w:trPr>
+          <w:cantSplit/>
+        </w:trPr>
+        <w:tc>
+          <w:tcPr>
+            <w:tcW w:type="dxa" w:w="2900"/>
+            <w:tcMar>
+              <w:top w:type="dxa" w:w="80"/>
+              <w:left w:type="dxa" w:w="100"/>
+              <w:bottom w:type="dxa" w:w="80"/>
+              <w:right w:type="dxa" w:w="100"/>
+            </w:tcMar>
+          </w:tcPr>
+          <w:p>
+            <w:r>
+              <w:rPr>
+                <w:sz w:val="19"/>
+                <w:szCs w:val="19"/>
+              </w:rPr>
+              <w:t xml:space="preserve">RTF 0,006–0,011 caméra rendue</w:t>
+            </w:r>
+          </w:p>
+        </w:tc>
+        <w:tc>
+          <w:tcPr>
+            <w:tcW w:type="dxa" w:w="3300"/>
+            <w:tcMar>
+              <w:top w:type="dxa" w:w="80"/>
+              <w:left w:type="dxa" w:w="100"/>
+              <w:bottom w:type="dxa" w:w="80"/>
+              <w:right w:type="dxa" w:w="100"/>
+            </w:tcMar>
+          </w:tcPr>
+          <w:p>
+            <w:r>
+              <w:rPr>
+                <w:sz w:val="19"/>
+                <w:szCs w:val="19"/>
+              </w:rPr>
+              <w:t xml:space="preserve">ombres du soleil</w:t>
+            </w:r>
+          </w:p>
+        </w:tc>
+        <w:tc>
+          <w:tcPr>
+            <w:tcW w:type="dxa" w:w="3160"/>
+            <w:tcMar>
+              <w:top w:type="dxa" w:w="80"/>
+              <w:left w:type="dxa" w:w="100"/>
+              <w:bottom w:type="dxa" w:w="80"/>
+              <w:right w:type="dxa" w:w="100"/>
+            </w:tcMar>
+          </w:tcPr>
+          <w:p>
+            <w:r>
+              <w:rPr>
+                <w:rFonts w:ascii="Consolas" w:cs="Consolas" w:eastAsia="Consolas" w:hAnsi="Consolas"/>
+                <w:color w:val="0E4A40"/>
+              </w:rPr>
+              <w:t xml:space="preserve">cast_shadows</w:t>
+            </w:r>
+            <w:r>
+              <w:rPr>
+                <w:sz w:val="19"/>
+                <w:szCs w:val="19"/>
+              </w:rPr>
+              <w:t xml:space="preserve"> à false, §18</w:t>
+            </w:r>
+          </w:p>
+        </w:tc>
+      </w:tr>
+      <w:tr>
+        <w:trPr>
+          <w:cantSplit/>
+        </w:trPr>
+        <w:tc>
+          <w:tcPr>
+            <w:tcW w:type="dxa" w:w="2900"/>
+            <w:tcMar>
+              <w:top w:type="dxa" w:w="80"/>
+              <w:left w:type="dxa" w:w="100"/>
+              <w:bottom w:type="dxa" w:w="80"/>
+              <w:right w:type="dxa" w:w="100"/>
+            </w:tcMar>
+          </w:tcPr>
+          <w:p>
+            <w:r>
+              <w:rPr>
+                <w:sz w:val="19"/>
+                <w:szCs w:val="19"/>
+              </w:rPr>
+              <w:t xml:space="preserve">« les caméras ne coûtent rien »</w:t>
+            </w:r>
+          </w:p>
+        </w:tc>
+        <w:tc>
+          <w:tcPr>
+            <w:tcW w:type="dxa" w:w="3300"/>
+            <w:tcMar>
+              <w:top w:type="dxa" w:w="80"/>
+              <w:left w:type="dxa" w:w="100"/>
+              <w:bottom w:type="dxa" w:w="80"/>
+              <w:right w:type="dxa" w:w="100"/>
+            </w:tcMar>
+          </w:tcPr>
+          <w:p>
+            <w:r>
+              <w:rPr>
+                <w:sz w:val="19"/>
+                <w:szCs w:val="19"/>
+              </w:rPr>
+              <w:t xml:space="preserve">aucun abonné, donc aucune caméra rendue</w:t>
+            </w:r>
+          </w:p>
+        </w:tc>
+        <w:tc>
+          <w:tcPr>
+            <w:tcW w:type="dxa" w:w="3160"/>
+            <w:tcMar>
+              <w:top w:type="dxa" w:w="80"/>
+              <w:left w:type="dxa" w:w="100"/>
+              <w:bottom w:type="dxa" w:w="80"/>
+              <w:right w:type="dxa" w:w="100"/>
+            </w:tcMar>
+          </w:tcPr>
+          <w:p>
+            <w:r>
+              <w:rPr>
+                <w:sz w:val="19"/>
+                <w:szCs w:val="19"/>
+              </w:rPr>
+              <w:t xml:space="preserve">remesuré avec un abonné, §18</w:t>
+            </w:r>
+          </w:p>
+        </w:tc>
+      </w:tr>
+      <w:tr>
+        <w:trPr>
+          <w:cantSplit/>
+        </w:trPr>
+        <w:tc>
+          <w:tcPr>
+            <w:tcW w:type="dxa" w:w="2900"/>
+            <w:tcMar>
+              <w:top w:type="dxa" w:w="80"/>
+              <w:left w:type="dxa" w:w="100"/>
+              <w:bottom w:type="dxa" w:w="80"/>
+              <w:right w:type="dxa" w:w="100"/>
+            </w:tcMar>
+          </w:tcPr>
+          <w:p>
+            <w:r>
+              <w:rPr>
+                <w:sz w:val="19"/>
+                <w:szCs w:val="19"/>
+              </w:rPr>
+              <w:t xml:space="preserve">Bras déclaré au but, 2,5 à 8,2° en deçà</w:t>
+            </w:r>
+          </w:p>
+        </w:tc>
+        <w:tc>
+          <w:tcPr>
+            <w:tcW w:type="dxa" w:w="3300"/>
+            <w:tcMar>
+              <w:top w:type="dxa" w:w="80"/>
+              <w:left w:type="dxa" w:w="100"/>
+              <w:bottom w:type="dxa" w:w="80"/>
+              <w:right w:type="dxa" w:w="100"/>
+            </w:tcMar>
+          </w:tcPr>
+          <w:p>
+            <w:r>
+              <w:rPr>
+                <w:sz w:val="19"/>
+                <w:szCs w:val="19"/>
+              </w:rPr>
+              <w:t xml:space="preserve">pas de tolérance de but, </w:t>
+            </w:r>
+            <w:r>
+              <w:rPr>
+                <w:rFonts w:ascii="Consolas" w:cs="Consolas" w:eastAsia="Consolas" w:hAnsi="Consolas"/>
+                <w:color w:val="0E4A40"/>
+              </w:rPr>
+              <w:t xml:space="preserve">goal_time</w:t>
+            </w:r>
+            <w:r>
+              <w:rPr>
+                <w:sz w:val="19"/>
+                <w:szCs w:val="19"/>
+              </w:rPr>
+              <w:t xml:space="preserve"> 0</w:t>
+            </w:r>
+          </w:p>
+        </w:tc>
+        <w:tc>
+          <w:tcPr>
+            <w:tcW w:type="dxa" w:w="3160"/>
+            <w:tcMar>
+              <w:top w:type="dxa" w:w="80"/>
+              <w:left w:type="dxa" w:w="100"/>
+              <w:bottom w:type="dxa" w:w="80"/>
+              <w:right w:type="dxa" w:w="100"/>
+            </w:tcMar>
+          </w:tcPr>
+          <w:p>
+            <w:r>
+              <w:rPr>
+                <w:sz w:val="19"/>
+                <w:szCs w:val="19"/>
+              </w:rPr>
+              <w:t xml:space="preserve">0,026 rad par articulation, </w:t>
+            </w:r>
+            <w:r>
+              <w:rPr>
+                <w:rFonts w:ascii="Consolas" w:cs="Consolas" w:eastAsia="Consolas" w:hAnsi="Consolas"/>
+                <w:color w:val="0E4A40"/>
+              </w:rPr>
+              <w:t xml:space="preserve">goal_time</w:t>
+            </w:r>
+            <w:r>
+              <w:rPr>
+                <w:sz w:val="19"/>
+                <w:szCs w:val="19"/>
+              </w:rPr>
+              <w:t xml:space="preserve"> 1,0, §19</w:t>
+            </w:r>
+          </w:p>
+        </w:tc>
+      </w:tr>
+      <w:tr>
+        <w:trPr>
+          <w:cantSplit/>
+        </w:trPr>
+        <w:tc>
+          <w:tcPr>
+            <w:tcW w:type="dxa" w:w="2900"/>
+            <w:tcMar>
+              <w:top w:type="dxa" w:w="80"/>
+              <w:left w:type="dxa" w:w="100"/>
+              <w:bottom w:type="dxa" w:w="80"/>
+              <w:right w:type="dxa" w:w="100"/>
+            </w:tcMar>
+          </w:tcPr>
+          <w:p>
+            <w:r>
+              <w:rPr>
+                <w:sz w:val="19"/>
+                <w:szCs w:val="19"/>
+              </w:rPr>
+              <w:t xml:space="preserve">Bras incapable de quitter HOME après la création</w:t>
+            </w:r>
+          </w:p>
+        </w:tc>
+        <w:tc>
+          <w:tcPr>
+            <w:tcW w:type="dxa" w:w="3300"/>
+            <w:tcMar>
+              <w:top w:type="dxa" w:w="80"/>
+              <w:left w:type="dxa" w:w="100"/>
+              <w:bottom w:type="dxa" w:w="80"/>
+              <w:right w:type="dxa" w:w="100"/>
+            </w:tcMar>
+          </w:tcPr>
+          <w:p>
+            <w:r>
+              <w:rPr>
+                <w:sz w:val="19"/>
+                <w:szCs w:val="19"/>
+              </w:rPr>
+              <w:t xml:space="preserve">DetachableJoint soude chaque objet au chargement</w:t>
+            </w:r>
+          </w:p>
+        </w:tc>
+        <w:tc>
+          <w:tcPr>
+            <w:tcW w:type="dxa" w:w="3160"/>
+            <w:tcMar>
+              <w:top w:type="dxa" w:w="80"/>
+              <w:left w:type="dxa" w:w="100"/>
+              <w:bottom w:type="dxa" w:w="80"/>
+              <w:right w:type="dxa" w:w="100"/>
+            </w:tcMar>
+          </w:tcPr>
+          <w:p>
+            <w:r>
+              <w:rPr>
+                <w:sz w:val="19"/>
+                <w:szCs w:val="19"/>
+              </w:rPr>
+              <w:t xml:space="preserve">libérer chaque soudure après création, §20</w:t>
+            </w:r>
+          </w:p>
+        </w:tc>
+      </w:tr>
+      <w:tr>
+        <w:trPr>
+          <w:cantSplit/>
+        </w:trPr>
+        <w:tc>
+          <w:tcPr>
+            <w:tcW w:type="dxa" w:w="2900"/>
+            <w:tcMar>
+              <w:top w:type="dxa" w:w="80"/>
+              <w:left w:type="dxa" w:w="100"/>
+              <w:bottom w:type="dxa" w:w="80"/>
+              <w:right w:type="dxa" w:w="100"/>
+            </w:tcMar>
+          </w:tcPr>
+          <w:p>
+            <w:r>
+              <w:rPr>
+                <w:sz w:val="19"/>
+                <w:szCs w:val="19"/>
+              </w:rPr>
+              <w:t xml:space="preserve">Objet resté soudé depuis sa création (réserve, ép. 13)</w:t>
+            </w:r>
+          </w:p>
+        </w:tc>
+        <w:tc>
+          <w:tcPr>
+            <w:tcW w:type="dxa" w:w="3300"/>
+            <w:tcMar>
+              <w:top w:type="dxa" w:w="80"/>
+              <w:left w:type="dxa" w:w="100"/>
+              <w:bottom w:type="dxa" w:w="80"/>
+              <w:right w:type="dxa" w:w="100"/>
+            </w:tcMar>
+          </w:tcPr>
+          <w:p>
+            <w:r>
+              <w:rPr>
+                <w:sz w:val="19"/>
+                <w:szCs w:val="19"/>
+              </w:rPr>
+              <w:t xml:space="preserve">détache publiée avant que le plugin crée l'articulation</w:t>
+            </w:r>
+          </w:p>
+        </w:tc>
+        <w:tc>
+          <w:tcPr>
+            <w:tcW w:type="dxa" w:w="3160"/>
+            <w:tcMar>
+              <w:top w:type="dxa" w:w="80"/>
+              <w:left w:type="dxa" w:w="100"/>
+              <w:bottom w:type="dxa" w:w="80"/>
+              <w:right w:type="dxa" w:w="100"/>
+            </w:tcMar>
+          </w:tcPr>
+          <w:p>
+            <w:r>
+              <w:rPr>
+                <w:sz w:val="19"/>
+                <w:szCs w:val="19"/>
+              </w:rPr>
+              <w:t xml:space="preserve">confirmer l'état du plugin, republier, §20</w:t>
+            </w:r>
+          </w:p>
+        </w:tc>
+      </w:tr>
+      <w:tr>
+        <w:trPr>
+          <w:cantSplit/>
+        </w:trPr>
+        <w:tc>
+          <w:tcPr>
+            <w:tcW w:type="dxa" w:w="2900"/>
+            <w:tcMar>
+              <w:top w:type="dxa" w:w="80"/>
+              <w:left w:type="dxa" w:w="100"/>
+              <w:bottom w:type="dxa" w:w="80"/>
+              <w:right w:type="dxa" w:w="100"/>
+            </w:tcMar>
+          </w:tcPr>
+          <w:p>
+            <w:r>
+              <w:rPr>
+                <w:sz w:val="19"/>
+                <w:szCs w:val="19"/>
+              </w:rPr>
+              <w:t xml:space="preserve">Attache délivrée, objet jamais levé (ép. 57)</w:t>
+            </w:r>
+          </w:p>
+        </w:tc>
+        <w:tc>
+          <w:tcPr>
+            <w:tcW w:type="dxa" w:w="3300"/>
+            <w:tcMar>
+              <w:top w:type="dxa" w:w="80"/>
+              <w:left w:type="dxa" w:w="100"/>
+              <w:bottom w:type="dxa" w:w="80"/>
+              <w:right w:type="dxa" w:w="100"/>
+            </w:tcMar>
+          </w:tcPr>
+          <w:p>
+            <w:r>
+              <w:rPr>
+                <w:sz w:val="19"/>
+                <w:szCs w:val="19"/>
+              </w:rPr>
+              <w:t xml:space="preserve">livraison n'est pas confirmation</w:t>
+            </w:r>
+          </w:p>
+        </w:tc>
+        <w:tc>
+          <w:tcPr>
+            <w:tcW w:type="dxa" w:w="3160"/>
+            <w:tcMar>
+              <w:top w:type="dxa" w:w="80"/>
+              <w:left w:type="dxa" w:w="100"/>
+              <w:bottom w:type="dxa" w:w="80"/>
+              <w:right w:type="dxa" w:w="100"/>
+            </w:tcMar>
+          </w:tcPr>
+          <w:p>
+            <w:r>
+              <w:rPr>
+                <w:sz w:val="19"/>
+                <w:szCs w:val="19"/>
+              </w:rPr>
+              <w:t xml:space="preserve">attendre le compte rendu </w:t>
+            </w:r>
+            <w:r>
+              <w:rPr>
+                <w:rFonts w:ascii="Consolas" w:cs="Consolas" w:eastAsia="Consolas" w:hAnsi="Consolas"/>
+                <w:color w:val="0E4A40"/>
+              </w:rPr>
+              <w:t xml:space="preserve">attached</w:t>
+            </w:r>
+            <w:r>
+              <w:rPr>
+                <w:sz w:val="19"/>
+                <w:szCs w:val="19"/>
+              </w:rPr>
+              <w:t xml:space="preserve"> du plugin, §20</w:t>
+            </w:r>
+          </w:p>
+        </w:tc>
+      </w:tr>
+      <w:tr>
+        <w:trPr>
+          <w:cantSplit/>
+        </w:trPr>
+        <w:tc>
+          <w:tcPr>
+            <w:tcW w:type="dxa" w:w="2900"/>
+            <w:tcMar>
+              <w:top w:type="dxa" w:w="80"/>
+              <w:left w:type="dxa" w:w="100"/>
+              <w:bottom w:type="dxa" w:w="80"/>
+              <w:right w:type="dxa" w:w="100"/>
+            </w:tcMar>
+          </w:tcPr>
+          <w:p>
+            <w:r>
+              <w:rPr>
+                <w:sz w:val="19"/>
+                <w:szCs w:val="19"/>
+              </w:rPr>
+              <w:t xml:space="preserve">Démarrage de l'enregistreur 71 s par épisode</w:t>
+            </w:r>
+          </w:p>
+        </w:tc>
+        <w:tc>
+          <w:tcPr>
+            <w:tcW w:type="dxa" w:w="3300"/>
+            <w:tcMar>
+              <w:top w:type="dxa" w:w="80"/>
+              <w:left w:type="dxa" w:w="100"/>
+              <w:bottom w:type="dxa" w:w="80"/>
+              <w:right w:type="dxa" w:w="100"/>
+            </w:tcMar>
+          </w:tcPr>
+          <w:p>
+            <w:r>
+              <w:rPr>
+                <w:sz w:val="19"/>
+                <w:szCs w:val="19"/>
+              </w:rPr>
+              <w:t xml:space="preserve">deux appels CLI </w:t>
+            </w:r>
+            <w:r>
+              <w:rPr>
+                <w:rFonts w:ascii="Consolas" w:cs="Consolas" w:eastAsia="Consolas" w:hAnsi="Consolas"/>
+                <w:color w:val="0E4A40"/>
+              </w:rPr>
+              <w:t xml:space="preserve">ros2 lifecycle set</w:t>
+            </w:r>
+            <w:r>
+              <w:rPr>
+                <w:sz w:val="19"/>
+                <w:szCs w:val="19"/>
+              </w:rPr>
+              <w:t xml:space="preserve">, ~31 s chacun</w:t>
+            </w:r>
+          </w:p>
+        </w:tc>
+        <w:tc>
+          <w:tcPr>
+            <w:tcW w:type="dxa" w:w="3160"/>
+            <w:tcMar>
+              <w:top w:type="dxa" w:w="80"/>
+              <w:left w:type="dxa" w:w="100"/>
+              <w:bottom w:type="dxa" w:w="80"/>
+              <w:right w:type="dxa" w:w="100"/>
+            </w:tcMar>
+          </w:tcPr>
+          <w:p>
+            <w:r>
+              <w:rPr>
+                <w:rFonts w:ascii="Consolas" w:cs="Consolas" w:eastAsia="Consolas" w:hAnsi="Consolas"/>
+                <w:color w:val="0E4A40"/>
+              </w:rPr>
+              <w:t xml:space="preserve">recorder_lifecycle.py</w:t>
+            </w:r>
+            <w:r>
+              <w:rPr>
+                <w:sz w:val="19"/>
+                <w:szCs w:val="19"/>
+              </w:rPr>
+              <w:t xml:space="preserve">, ~1 s, §17</w:t>
+            </w:r>
+          </w:p>
+        </w:tc>
+      </w:tr>
+      <w:tr>
+        <w:trPr>
+          <w:cantSplit/>
+        </w:trPr>
+        <w:tc>
+          <w:tcPr>
+            <w:tcW w:type="dxa" w:w="2900"/>
+            <w:tcMar>
+              <w:top w:type="dxa" w:w="80"/>
+              <w:left w:type="dxa" w:w="100"/>
+              <w:bottom w:type="dxa" w:w="80"/>
+              <w:right w:type="dxa" w:w="100"/>
+            </w:tcMar>
+          </w:tcPr>
+          <w:p>
+            <w:r>
+              <w:rPr>
+                <w:sz w:val="19"/>
+                <w:szCs w:val="19"/>
+              </w:rPr>
+              <w:t xml:space="preserve">Levée en échec en pose repliée</w:t>
+            </w:r>
+          </w:p>
+        </w:tc>
+        <w:tc>
+          <w:tcPr>
+            <w:tcW w:type="dxa" w:w="3300"/>
+            <w:tcMar>
+              <w:top w:type="dxa" w:w="80"/>
+              <w:left w:type="dxa" w:w="100"/>
+              <w:bottom w:type="dxa" w:w="80"/>
+              <w:right w:type="dxa" w:w="100"/>
+            </w:tcMar>
+          </w:tcPr>
+          <w:p>
+            <w:r>
+              <w:rPr>
+                <w:sz w:val="19"/>
+                <w:szCs w:val="19"/>
+              </w:rPr>
+              <w:t xml:space="preserve">défaut de collision de la simulation (objet soudé gêné)</w:t>
+            </w:r>
+          </w:p>
+        </w:tc>
+        <w:tc>
+          <w:tcPr>
+            <w:tcW w:type="dxa" w:w="3160"/>
+            <w:tcMar>
+              <w:top w:type="dxa" w:w="80"/>
+              <w:left w:type="dxa" w:w="100"/>
+              <w:bottom w:type="dxa" w:w="80"/>
+              <w:right w:type="dxa" w:w="100"/>
+            </w:tcMar>
+          </w:tcPr>
+          <w:p>
+            <w:r>
+              <w:rPr>
+                <w:sz w:val="19"/>
+                <w:szCs w:val="19"/>
+              </w:rPr>
+              <w:t xml:space="preserve">positions de départ gardant J2 de levée ≤ 48°, §24</w:t>
+            </w:r>
+          </w:p>
+        </w:tc>
+      </w:tr>
+      <w:tr>
+        <w:trPr>
+          <w:cantSplit/>
+        </w:trPr>
+        <w:tc>
+          <w:tcPr>
+            <w:tcW w:type="dxa" w:w="2900"/>
+            <w:tcMar>
+              <w:top w:type="dxa" w:w="80"/>
+              <w:left w:type="dxa" w:w="100"/>
+              <w:bottom w:type="dxa" w:w="80"/>
+              <w:right w:type="dxa" w:w="100"/>
+            </w:tcMar>
+          </w:tcPr>
+          <w:p>
+            <w:r>
+              <w:rPr>
+                <w:sz w:val="19"/>
+                <w:szCs w:val="19"/>
+              </w:rPr>
+              <w:t xml:space="preserve">Objets sur ou sous la base du robot</w:t>
+            </w:r>
+          </w:p>
+        </w:tc>
+        <w:tc>
+          <w:tcPr>
+            <w:tcW w:type="dxa" w:w="3300"/>
+            <w:tcMar>
+              <w:top w:type="dxa" w:w="80"/>
+              <w:left w:type="dxa" w:w="100"/>
+              <w:bottom w:type="dxa" w:w="80"/>
+              <w:right w:type="dxa" w:w="100"/>
+            </w:tcMar>
+          </w:tcPr>
+          <w:p>
+            <w:r>
+              <w:rPr>
+                <w:sz w:val="19"/>
+                <w:szCs w:val="19"/>
+              </w:rPr>
+              <w:t xml:space="preserve">pas de collision de la base à hauteur de table</w:t>
+            </w:r>
+          </w:p>
+        </w:tc>
+        <w:tc>
+          <w:tcPr>
+            <w:tcW w:type="dxa" w:w="3160"/>
+            <w:tcMar>
+              <w:top w:type="dxa" w:w="80"/>
+              <w:left w:type="dxa" w:w="100"/>
+              <w:bottom w:type="dxa" w:w="80"/>
+              <w:right w:type="dxa" w:w="100"/>
+            </w:tcMar>
+          </w:tcPr>
+          <w:p>
+            <w:r>
+              <w:rPr>
+                <w:sz w:val="19"/>
+                <w:szCs w:val="19"/>
+              </w:rPr>
+              <w:t xml:space="preserve">exclusion de 120 mm autour de l'axe du robot, §24</w:t>
+            </w:r>
+          </w:p>
+        </w:tc>
+      </w:tr>
+      <w:tr>
+        <w:trPr>
+          <w:cantSplit/>
+        </w:trPr>
+        <w:tc>
+          <w:tcPr>
+            <w:tcW w:type="dxa" w:w="2900"/>
+            <w:tcMar>
+              <w:top w:type="dxa" w:w="80"/>
+              <w:left w:type="dxa" w:w="100"/>
+              <w:bottom w:type="dxa" w:w="80"/>
+              <w:right w:type="dxa" w:w="100"/>
+            </w:tcMar>
+          </w:tcPr>
+          <w:p>
+            <w:r>
+              <w:rPr>
+                <w:sz w:val="19"/>
+                <w:szCs w:val="19"/>
+              </w:rPr>
+              <w:t xml:space="preserve">Bacs qui s'interpénètrent, faux WRONG_BIN</w:t>
+            </w:r>
+          </w:p>
+        </w:tc>
+        <w:tc>
+          <w:tcPr>
+            <w:tcW w:type="dxa" w:w="3300"/>
+            <w:tcMar>
+              <w:top w:type="dxa" w:w="80"/>
+              <w:left w:type="dxa" w:w="100"/>
+              <w:bottom w:type="dxa" w:w="80"/>
+              <w:right w:type="dxa" w:w="100"/>
+            </w:tcMar>
+          </w:tcPr>
+          <w:p>
+            <w:r>
+              <w:rPr>
+                <w:sz w:val="19"/>
+                <w:szCs w:val="19"/>
+              </w:rPr>
+              <w:t xml:space="preserve">quatre bacs de 100 mm n'entrent pas</w:t>
+            </w:r>
+          </w:p>
+        </w:tc>
+        <w:tc>
+          <w:tcPr>
+            <w:tcW w:type="dxa" w:w="3160"/>
+            <w:tcMar>
+              <w:top w:type="dxa" w:w="80"/>
+              <w:left w:type="dxa" w:w="100"/>
+              <w:bottom w:type="dxa" w:w="80"/>
+              <w:right w:type="dxa" w:w="100"/>
+            </w:tcMar>
+          </w:tcPr>
+          <w:p>
+            <w:r>
+              <w:rPr>
+                <w:sz w:val="19"/>
+                <w:szCs w:val="19"/>
+              </w:rPr>
+              <w:t xml:space="preserve">ouverture 80 mm, bac bleu déplacé, §25</w:t>
+            </w:r>
+          </w:p>
+        </w:tc>
+      </w:tr>
+      <w:tr>
+        <w:trPr>
+          <w:cantSplit/>
+        </w:trPr>
+        <w:tc>
+          <w:tcPr>
+            <w:tcW w:type="dxa" w:w="2900"/>
+            <w:tcMar>
+              <w:top w:type="dxa" w:w="80"/>
+              <w:left w:type="dxa" w:w="100"/>
+              <w:bottom w:type="dxa" w:w="80"/>
+              <w:right w:type="dxa" w:w="100"/>
+            </w:tcMar>
+          </w:tcPr>
+          <w:p>
+            <w:r>
+              <w:rPr>
+                <w:sz w:val="19"/>
+                <w:szCs w:val="19"/>
+              </w:rPr>
+              <w:t xml:space="preserve">Cubes calés sur le rebord</w:t>
+            </w:r>
+          </w:p>
+        </w:tc>
+        <w:tc>
+          <w:tcPr>
+            <w:tcW w:type="dxa" w:w="3300"/>
+            <w:tcMar>
+              <w:top w:type="dxa" w:w="80"/>
+              <w:left w:type="dxa" w:w="100"/>
+              <w:bottom w:type="dxa" w:w="80"/>
+              <w:right w:type="dxa" w:w="100"/>
+            </w:tcMar>
+          </w:tcPr>
+          <w:p>
+            <w:r>
+              <w:rPr>
+                <w:sz w:val="19"/>
+                <w:szCs w:val="19"/>
+              </w:rPr>
+              <w:t xml:space="preserve">lacet de dépose libre (atterrit au lacet de la pince mod 90°)</w:t>
+            </w:r>
+          </w:p>
+        </w:tc>
+        <w:tc>
+          <w:tcPr>
+            <w:tcW w:type="dxa" w:w="3160"/>
+            <w:tcMar>
+              <w:top w:type="dxa" w:w="80"/>
+              <w:left w:type="dxa" w:w="100"/>
+              <w:bottom w:type="dxa" w:w="80"/>
+              <w:right w:type="dxa" w:w="100"/>
+            </w:tcMar>
+          </w:tcPr>
+          <w:p>
+            <w:r>
+              <w:rPr>
+                <w:sz w:val="19"/>
+                <w:szCs w:val="19"/>
+              </w:rPr>
+              <w:t xml:space="preserve">boîtes lâchées d'équerre avec le bac, §25</w:t>
+            </w:r>
+          </w:p>
+        </w:tc>
+      </w:tr>
+      <w:tr>
+        <w:trPr>
+          <w:cantSplit/>
+        </w:trPr>
+        <w:tc>
+          <w:tcPr>
+            <w:tcW w:type="dxa" w:w="2900"/>
+            <w:tcMar>
+              <w:top w:type="dxa" w:w="80"/>
+              <w:left w:type="dxa" w:w="100"/>
+              <w:bottom w:type="dxa" w:w="80"/>
+              <w:right w:type="dxa" w:w="100"/>
+            </w:tcMar>
+          </w:tcPr>
+          <w:p>
+            <w:r>
+              <w:rPr>
+                <w:sz w:val="19"/>
+                <w:szCs w:val="19"/>
+              </w:rPr>
+              <w:t xml:space="preserve">Objet non cible 14 mm dans un bac</w:t>
+            </w:r>
+          </w:p>
+        </w:tc>
+        <w:tc>
+          <w:tcPr>
+            <w:tcW w:type="dxa" w:w="3300"/>
+            <w:tcMar>
+              <w:top w:type="dxa" w:w="80"/>
+              <w:left w:type="dxa" w:w="100"/>
+              <w:bottom w:type="dxa" w:w="80"/>
+              <w:right w:type="dxa" w:w="100"/>
+            </w:tcMar>
+          </w:tcPr>
+          <w:p>
+            <w:r>
+              <w:rPr>
+                <w:sz w:val="19"/>
+                <w:szCs w:val="19"/>
+              </w:rPr>
+              <w:t xml:space="preserve">le cercle d'exclusion manquait les coins du bac</w:t>
+            </w:r>
+          </w:p>
+        </w:tc>
+        <w:tc>
+          <w:tcPr>
+            <w:tcW w:type="dxa" w:w="3160"/>
+            <w:tcMar>
+              <w:top w:type="dxa" w:w="80"/>
+              <w:left w:type="dxa" w:w="100"/>
+              <w:bottom w:type="dxa" w:w="80"/>
+              <w:right w:type="dxa" w:w="100"/>
+            </w:tcMar>
+          </w:tcPr>
+          <w:p>
+            <w:r>
+              <w:rPr>
+                <w:sz w:val="19"/>
+                <w:szCs w:val="19"/>
+              </w:rPr>
+              <w:t xml:space="preserve">vrai carré, </w:t>
+            </w:r>
+            <w:r>
+              <w:rPr>
+                <w:rFonts w:ascii="Consolas" w:cs="Consolas" w:eastAsia="Consolas" w:hAnsi="Consolas"/>
+                <w:color w:val="0E4A40"/>
+              </w:rPr>
+              <w:t xml:space="preserve">BIN_CLEAR</w:t>
+            </w:r>
+            <w:r>
+              <w:rPr>
+                <w:sz w:val="19"/>
+                <w:szCs w:val="19"/>
+              </w:rPr>
+              <w:t xml:space="preserve"> 5 mm, §25</w:t>
+            </w:r>
+          </w:p>
+        </w:tc>
+      </w:tr>
+      <w:tr>
+        <w:trPr>
+          <w:cantSplit/>
+        </w:trPr>
+        <w:tc>
+          <w:tcPr>
+            <w:tcW w:type="dxa" w:w="2900"/>
+            <w:tcMar>
+              <w:top w:type="dxa" w:w="80"/>
+              <w:left w:type="dxa" w:w="100"/>
+              <w:bottom w:type="dxa" w:w="80"/>
+              <w:right w:type="dxa" w:w="100"/>
+            </w:tcMar>
+          </w:tcPr>
+          <w:p>
+            <w:r>
+              <w:rPr>
+                <w:sz w:val="19"/>
+                <w:szCs w:val="19"/>
+              </w:rPr>
+              <w:t xml:space="preserve">Poignet tourné de 189,5° en transport</w:t>
+            </w:r>
+          </w:p>
+        </w:tc>
+        <w:tc>
+          <w:tcPr>
+            <w:tcW w:type="dxa" w:w="3300"/>
+            <w:tcMar>
+              <w:top w:type="dxa" w:w="80"/>
+              <w:left w:type="dxa" w:w="100"/>
+              <w:bottom w:type="dxa" w:w="80"/>
+              <w:right w:type="dxa" w:w="100"/>
+            </w:tcMar>
+          </w:tcPr>
+          <w:p>
+            <w:r>
+              <w:rPr>
+                <w:sz w:val="19"/>
+                <w:szCs w:val="19"/>
+              </w:rPr>
+              <w:t xml:space="preserve">seuls 0/90° offerts au solveur</w:t>
+            </w:r>
+          </w:p>
+        </w:tc>
+        <w:tc>
+          <w:tcPr>
+            <w:tcW w:type="dxa" w:w="3160"/>
+            <w:tcMar>
+              <w:top w:type="dxa" w:w="80"/>
+              <w:left w:type="dxa" w:w="100"/>
+              <w:bottom w:type="dxa" w:w="80"/>
+              <w:right w:type="dxa" w:w="100"/>
+            </w:tcMar>
+          </w:tcPr>
+          <w:p>
+            <w:r>
+              <w:rPr>
+                <w:sz w:val="19"/>
+                <w:szCs w:val="19"/>
+              </w:rPr>
+              <w:t xml:space="preserve">0/90/180/270° pour les boîtes carrées, §25</w:t>
+            </w:r>
+          </w:p>
+        </w:tc>
+      </w:tr>
+      <w:tr>
+        <w:trPr>
+          <w:cantSplit/>
+        </w:trPr>
+        <w:tc>
+          <w:tcPr>
+            <w:tcW w:type="dxa" w:w="2900"/>
+            <w:tcMar>
+              <w:top w:type="dxa" w:w="80"/>
+              <w:left w:type="dxa" w:w="100"/>
+              <w:bottom w:type="dxa" w:w="80"/>
+              <w:right w:type="dxa" w:w="100"/>
+            </w:tcMar>
+          </w:tcPr>
+          <w:p>
+            <w:r>
+              <w:rPr>
+                <w:sz w:val="19"/>
+                <w:szCs w:val="19"/>
+              </w:rPr>
+              <w:t xml:space="preserve">Fausses lignes dans le vrai fichier de résultats</w:t>
+            </w:r>
+          </w:p>
+        </w:tc>
+        <w:tc>
+          <w:tcPr>
+            <w:tcW w:type="dxa" w:w="3300"/>
+            <w:tcMar>
+              <w:top w:type="dxa" w:w="80"/>
+              <w:left w:type="dxa" w:w="100"/>
+              <w:bottom w:type="dxa" w:w="80"/>
+              <w:right w:type="dxa" w:w="100"/>
+            </w:tcMar>
+          </w:tcPr>
+          <w:p>
+            <w:r>
+              <w:rPr>
+                <w:sz w:val="19"/>
+                <w:szCs w:val="19"/>
+              </w:rPr>
+              <w:t xml:space="preserve">un test de </w:t>
+            </w:r>
+            <w:r>
+              <w:rPr>
+                <w:rFonts w:ascii="Consolas" w:cs="Consolas" w:eastAsia="Consolas" w:hAnsi="Consolas"/>
+                <w:color w:val="0E4A40"/>
+              </w:rPr>
+              <w:t xml:space="preserve">batch.sh</w:t>
+            </w:r>
+            <w:r>
+              <w:rPr>
+                <w:sz w:val="19"/>
+                <w:szCs w:val="19"/>
+              </w:rPr>
+              <w:t xml:space="preserve"> lancé sur le vrai répertoire</w:t>
+            </w:r>
+          </w:p>
+        </w:tc>
+        <w:tc>
+          <w:tcPr>
+            <w:tcW w:type="dxa" w:w="3160"/>
+            <w:tcMar>
+              <w:top w:type="dxa" w:w="80"/>
+              <w:left w:type="dxa" w:w="100"/>
+              <w:bottom w:type="dxa" w:w="80"/>
+              <w:right w:type="dxa" w:w="100"/>
+            </w:tcMar>
+          </w:tcPr>
+          <w:p>
+            <w:r>
+              <w:rPr>
+                <w:sz w:val="19"/>
+                <w:szCs w:val="19"/>
+              </w:rPr>
+              <w:t xml:space="preserve">règle </w:t>
+            </w:r>
+            <w:r>
+              <w:rPr>
+                <w:rFonts w:ascii="Consolas" w:cs="Consolas" w:eastAsia="Consolas" w:hAnsi="Consolas"/>
+                <w:color w:val="0E4A40"/>
+              </w:rPr>
+              <w:t xml:space="preserve">BATCH_HOME</w:t>
+            </w:r>
+            <w:r>
+              <w:rPr>
+                <w:sz w:val="19"/>
+                <w:szCs w:val="19"/>
+              </w:rPr>
+              <w:t xml:space="preserve">, §23</w:t>
+            </w:r>
+          </w:p>
+        </w:tc>
+      </w:tr>
+      <w:tr>
+        <w:trPr>
+          <w:cantSplit/>
+        </w:trPr>
+        <w:tc>
+          <w:tcPr>
+            <w:tcW w:type="dxa" w:w="2900"/>
+            <w:tcMar>
+              <w:top w:type="dxa" w:w="80"/>
+              <w:left w:type="dxa" w:w="100"/>
+              <w:bottom w:type="dxa" w:w="80"/>
+              <w:right w:type="dxa" w:w="100"/>
+            </w:tcMar>
+          </w:tcPr>
+          <w:p>
+            <w:r>
+              <w:rPr>
+                <w:sz w:val="19"/>
+                <w:szCs w:val="19"/>
+              </w:rPr>
+              <w:t xml:space="preserve">Attente des contrôleurs de la démo 283 s</w:t>
+            </w:r>
+          </w:p>
+        </w:tc>
+        <w:tc>
+          <w:tcPr>
+            <w:tcW w:type="dxa" w:w="3300"/>
+            <w:tcMar>
+              <w:top w:type="dxa" w:w="80"/>
+              <w:left w:type="dxa" w:w="100"/>
+              <w:bottom w:type="dxa" w:w="80"/>
+              <w:right w:type="dxa" w:w="100"/>
+            </w:tcMar>
+          </w:tcPr>
+          <w:p>
+            <w:r>
+              <w:rPr>
+                <w:sz w:val="19"/>
+                <w:szCs w:val="19"/>
+              </w:rPr>
+              <w:t xml:space="preserve">cache du démon ROS 2 périmé</w:t>
+            </w:r>
+          </w:p>
+        </w:tc>
+        <w:tc>
+          <w:tcPr>
+            <w:tcW w:type="dxa" w:w="3160"/>
+            <w:tcMar>
+              <w:top w:type="dxa" w:w="80"/>
+              <w:left w:type="dxa" w:w="100"/>
+              <w:bottom w:type="dxa" w:w="80"/>
+              <w:right w:type="dxa" w:w="100"/>
+            </w:tcMar>
+          </w:tcPr>
+          <w:p>
+            <w:r>
+              <w:rPr>
+                <w:rFonts w:ascii="Consolas" w:cs="Consolas" w:eastAsia="Consolas" w:hAnsi="Consolas"/>
+                <w:color w:val="0E4A40"/>
+              </w:rPr>
+              <w:t xml:space="preserve">ros2 daemon stop</w:t>
+            </w:r>
+            <w:r>
+              <w:rPr>
+                <w:sz w:val="19"/>
+                <w:szCs w:val="19"/>
+              </w:rPr>
+              <w:t xml:space="preserve"> avant le démarrage, §27</w:t>
+            </w:r>
+          </w:p>
+        </w:tc>
+      </w:tr>
+      <w:tr>
+        <w:trPr>
+          <w:cantSplit/>
+        </w:trPr>
+        <w:tc>
+          <w:tcPr>
+            <w:tcW w:type="dxa" w:w="2900"/>
+            <w:tcMar>
+              <w:top w:type="dxa" w:w="80"/>
+              <w:left w:type="dxa" w:w="100"/>
+              <w:bottom w:type="dxa" w:w="80"/>
+              <w:right w:type="dxa" w:w="100"/>
+            </w:tcMar>
+          </w:tcPr>
+          <w:p>
+            <w:r>
+              <w:rPr>
+                <w:sz w:val="19"/>
+                <w:szCs w:val="19"/>
+              </w:rPr>
+              <w:t xml:space="preserve">Code de sortie de la démo sans interface toujours 0</w:t>
+            </w:r>
+          </w:p>
+        </w:tc>
+        <w:tc>
+          <w:tcPr>
+            <w:tcW w:type="dxa" w:w="3300"/>
+            <w:tcMar>
+              <w:top w:type="dxa" w:w="80"/>
+              <w:left w:type="dxa" w:w="100"/>
+              <w:bottom w:type="dxa" w:w="80"/>
+              <w:right w:type="dxa" w:w="100"/>
+            </w:tcMar>
+          </w:tcPr>
+          <w:p>
+            <w:r>
+              <w:rPr>
+                <w:rFonts w:ascii="Consolas" w:cs="Consolas" w:eastAsia="Consolas" w:hAnsi="Consolas"/>
+                <w:color w:val="0E4A40"/>
+              </w:rPr>
+              <w:t xml:space="preserve">ros2 launch</w:t>
+            </w:r>
+            <w:r>
+              <w:rPr>
+                <w:sz w:val="19"/>
+                <w:szCs w:val="19"/>
+              </w:rPr>
+              <w:t xml:space="preserve"> ignore les codes de ses processus</w:t>
+            </w:r>
+          </w:p>
+        </w:tc>
+        <w:tc>
+          <w:tcPr>
+            <w:tcW w:type="dxa" w:w="3160"/>
+            <w:tcMar>
+              <w:top w:type="dxa" w:w="80"/>
+              <w:left w:type="dxa" w:w="100"/>
+              <w:bottom w:type="dxa" w:w="80"/>
+              <w:right w:type="dxa" w:w="100"/>
+            </w:tcMar>
+          </w:tcPr>
+          <w:p>
+            <w:r>
+              <w:rPr>
+                <w:sz w:val="19"/>
+                <w:szCs w:val="19"/>
+              </w:rPr>
+              <w:t xml:space="preserve">le launch sort avec le code de la démo, §27</w:t>
+            </w:r>
+          </w:p>
+        </w:tc>
+      </w:tr>
+    </w:tbl>
+    <w:p>
+      <w:pPr>
+        <w:spacing w:after="120"/>
+      </w:pPr>
+    </w:p>
+    <w:p>
+      <w:pPr>
+        <w:keepNext/>
+        <w:spacing w:after="80" w:before="240"/>
+      </w:pPr>
+      <w:r>
+        <w:rPr>
+          <w:b/>
+          <w:bCs/>
+          <w:color w:val="0E4A40"/>
+          <w:sz w:val="24"/>
+          <w:szCs w:val="24"/>
+        </w:rPr>
+        <w:t xml:space="preserve">Ce que cela ne prouve pas, mis à jour le 04/10/2026</w:t>
+      </w:r>
+    </w:p>
+    <w:p>
+      <w:pPr>
+        <w:pStyle w:val="ListParagraph"/>
+        <w:numPr>
+          <w:ilvl w:val="0"/>
+          <w:numId w:val="1"/>
+        </w:numPr>
+        <w:spacing w:after="100"/>
+      </w:pPr>
+      <w:r>
+        <w:rPr>
+          <w:b/>
+          <w:bCs/>
+        </w:rPr>
+        <w:t xml:space="preserve">N'est plus vrai :</w:t>
+      </w:r>
+      <w:r>
+        <w:t xml:space="preserve"> « aucun épisode n'a abouti contre une physique réelle ». 60/60 ont abouti, plus les épisodes de fumée.</w:t>
+      </w:r>
+    </w:p>
+    <w:p>
+      <w:pPr>
+        <w:pStyle w:val="ListParagraph"/>
+        <w:numPr>
+          <w:ilvl w:val="0"/>
+          <w:numId w:val="1"/>
+        </w:numPr>
+        <w:spacing w:after="100"/>
+      </w:pPr>
+      <w:r>
+        <w:rPr>
+          <w:b/>
+          <w:bCs/>
+        </w:rPr>
+        <w:t xml:space="preserve">J2 de levée ≤ 48°.</w:t>
+      </w:r>
+      <w:r>
+        <w:t xml:space="preserve"> Les positions des objets sont limitées à la région validée ; les objets proches de la base du robot sont hors de ce jeu de données tant que la gêne en levée repliée n'est pas corrigée (§24).</w:t>
+      </w:r>
+    </w:p>
+    <w:p>
+      <w:pPr>
+        <w:pStyle w:val="ListParagraph"/>
+        <w:numPr>
+          <w:ilvl w:val="0"/>
+          <w:numId w:val="1"/>
+        </w:numPr>
+        <w:spacing w:after="100"/>
+      </w:pPr>
+      <w:r>
+        <w:rPr>
+          <w:b/>
+          <w:bCs/>
+        </w:rPr>
+        <w:t xml:space="preserve">Lacet de dépose fixé.</w:t>
+      </w:r>
+      <w:r>
+        <w:t xml:space="preserve"> Chaque boîte est lâchée d'équerre avec son bac, donc les déposes finissent sur peu d'orientations de poignet : rouge 90° ×11, 180° ×4 ; bleu 180° ×14, 90° ×1 ; jaune 90° ×15 (§25).</w:t>
+      </w:r>
+    </w:p>
+    <w:p>
+      <w:pPr>
+        <w:pStyle w:val="ListParagraph"/>
+        <w:numPr>
+          <w:ilvl w:val="0"/>
+          <w:numId w:val="1"/>
+        </w:numPr>
+        <w:spacing w:after="100"/>
+      </w:pPr>
+      <w:r>
+        <w:rPr>
+          <w:b/>
+          <w:bCs/>
+        </w:rPr>
+        <w:t xml:space="preserve">La règle de dépôt seule ne détecte pas un cube calé.</w:t>
+      </w:r>
+      <w:r>
+        <w:t xml:space="preserve"> Un cube bleu appuyé sur le rebord à 28° a son centre à 43 mm, sous le seuil de 45 mm du point le plus bas, donc </w:t>
+      </w:r>
+      <w:r>
+        <w:rPr>
+          <w:rFonts w:ascii="Consolas" w:cs="Consolas" w:eastAsia="Consolas" w:hAnsi="Consolas"/>
+          <w:color w:val="0E4A40"/>
+        </w:rPr>
+        <w:t xml:space="preserve">placed_in_correct_bin</w:t>
+      </w:r>
+      <w:r>
+        <w:t xml:space="preserve"> l'accepterait. Aucun épisode du lot n'était calé (tous à leur hauteur exacte à plat, §26), mais le prochain lot devrait aussi filtrer sur l'inclinaison d'atterrissage, désormais enregistrée.</w:t>
+      </w:r>
+    </w:p>
+    <w:p>
+      <w:pPr>
+        <w:pStyle w:val="ListParagraph"/>
+        <w:numPr>
+          <w:ilvl w:val="0"/>
+          <w:numId w:val="1"/>
+        </w:numPr>
+        <w:spacing w:after="100"/>
+      </w:pPr>
+      <w:r>
+        <w:rPr>
+          <w:b/>
+          <w:bCs/>
+        </w:rPr>
+        <w:t xml:space="preserve">Une collision étiquetée.</w:t>
+      </w:r>
+      <w:r>
+        <w:t xml:space="preserve"> L'épisode d'entraînement 11 (source 12) déplace un objet non cible de 22,9 mm (§26).</w:t>
+      </w:r>
+    </w:p>
+    <w:p>
+      <w:pPr>
+        <w:pStyle w:val="ListParagraph"/>
+        <w:numPr>
+          <w:ilvl w:val="0"/>
+          <w:numId w:val="1"/>
+        </w:numPr>
+        <w:spacing w:after="100"/>
+      </w:pPr>
+      <w:r>
+        <w:rPr>
+          <w:b/>
+          <w:bCs/>
+        </w:rPr>
+        <w:t xml:space="preserve">Caméra zénithale seulement.</w:t>
+      </w:r>
+      <w:r>
+        <w:t xml:space="preserve"> La pince cache l'objet aux instants de prise et de levée ; une caméra au poignet verrait le contact. Le bac jaune est au bord bas de l'image et en grande partie masqué pendant la dépose.</w:t>
+      </w:r>
+    </w:p>
+    <w:p>
+      <w:pPr>
+        <w:pStyle w:val="ListParagraph"/>
+        <w:numPr>
+          <w:ilvl w:val="0"/>
+          <w:numId w:val="1"/>
+        </w:numPr>
+        <w:spacing w:after="100"/>
+      </w:pPr>
+      <w:r>
+        <w:rPr>
+          <w:b/>
+          <w:bCs/>
+        </w:rPr>
+        <w:t xml:space="preserve">Toujours vrai selon la spécification :</w:t>
+      </w:r>
+      <w:r>
+        <w:t xml:space="preserve"> soudure, pas prise ; poses de vérité terrain et sélection scriptée ; écart de domaine visuel ; soixante épisodes est un test de fumée, pas un jeu d'entraînement ; les jeux de données n'ont pas été chargés par la vraie classe </w:t>
+      </w:r>
+      <w:r>
+        <w:rPr>
+          <w:rFonts w:ascii="Consolas" w:cs="Consolas" w:eastAsia="Consolas" w:hAnsi="Consolas"/>
+          <w:color w:val="0E4A40"/>
+        </w:rPr>
+        <w:t xml:space="preserve">LeRobotDataset</w:t>
+      </w:r>
+      <w:r>
+        <w:t xml:space="preserve"> (il faut PyTorch).</w:t>
+      </w:r>
+    </w:p>
+    <w:p>
+      <w:pPr>
+        <w:keepNext/>
+        <w:spacing w:after="80" w:before="240"/>
+      </w:pPr>
+      <w:r>
+        <w:rPr>
+          <w:b/>
+          <w:bCs/>
+          <w:color w:val="0E4A40"/>
+          <w:sz w:val="24"/>
+          <w:szCs w:val="24"/>
+        </w:rPr>
+        <w:t xml:space="preserve">Exécution manuelle, telle que menée le 04/10/2026</w:t>
+      </w:r>
+    </w:p>
+    <w:p>
+      <w:pPr>
+        <w:shd w:fill="10201D" w:val="clear"/>
+        <w:spacing w:after="0"/>
+      </w:pPr>
+      <w:r>
+        <w:rPr>
+          <w:rFonts w:ascii="Consolas" w:cs="Consolas" w:eastAsia="Consolas" w:hAnsi="Consolas"/>
+          <w:color w:val="7C978F"/>
+          <w:sz w:val="17"/>
+          <w:szCs w:val="17"/>
+        </w:rPr>
+        <w:t xml:space="preserve"># hôte (WSL2) : pas de systemd pour Docker ici</w:t>
+      </w:r>
+    </w:p>
+    <w:p>
+      <w:pPr>
+        <w:shd w:fill="10201D" w:val="clear"/>
+        <w:spacing w:after="0"/>
+      </w:pPr>
+      <w:r>
+        <w:rPr>
+          <w:rFonts w:ascii="Consolas" w:cs="Consolas" w:eastAsia="Consolas" w:hAnsi="Consolas"/>
+          <w:color w:val="D9EDE8"/>
+          <w:sz w:val="17"/>
+          <w:szCs w:val="17"/>
+        </w:rPr>
+        <w:t xml:space="preserve">sudo sh -c 'nohup dockerd &gt; /tmp/dockerd.log 2&gt;&amp;1 &amp;'</w:t>
+      </w:r>
+    </w:p>
+    <w:p>
+      <w:pPr>
+        <w:shd w:fill="10201D" w:val="clear"/>
+        <w:spacing w:after="0"/>
+      </w:pPr>
+      <w:r>
+        <w:rPr>
+          <w:rFonts w:ascii="Consolas" w:cs="Consolas" w:eastAsia="Consolas" w:hAnsi="Consolas"/>
+          <w:color w:val="D9EDE8"/>
+          <w:sz w:val="17"/>
+          <w:szCs w:val="17"/>
+        </w:rPr>
+        <w:t xml:space="preserve">docker start gazebo_to_lerobot</w:t>
+      </w:r>
+    </w:p>
+    <w:p>
+      <w:pPr>
+        <w:shd w:fill="10201D" w:val="clear"/>
+        <w:spacing w:after="0"/>
+      </w:pPr>
+      <w:r>
+        <w:rPr>
+          <w:rFonts w:ascii="Consolas" w:cs="Consolas" w:eastAsia="Consolas" w:hAnsi="Consolas"/>
+          <w:color w:val="D9EDE8"/>
+          <w:sz w:val="17"/>
+          <w:szCs w:val="17"/>
+        </w:rPr>
+        <w:t xml:space="preserve"> </w:t>
+      </w:r>
+    </w:p>
+    <w:p>
+      <w:pPr>
+        <w:shd w:fill="10201D" w:val="clear"/>
+        <w:spacing w:after="0"/>
+      </w:pPr>
+      <w:r>
+        <w:rPr>
+          <w:rFonts w:ascii="Consolas" w:cs="Consolas" w:eastAsia="Consolas" w:hAnsi="Consolas"/>
+          <w:color w:val="7C978F"/>
+          <w:sz w:val="17"/>
+          <w:szCs w:val="17"/>
+        </w:rPr>
+        <w:t xml:space="preserve"># conteneur</w:t>
+      </w:r>
+    </w:p>
+    <w:p>
+      <w:pPr>
+        <w:shd w:fill="10201D" w:val="clear"/>
+        <w:spacing w:after="0"/>
+      </w:pPr>
+      <w:r>
+        <w:rPr>
+          <w:rFonts w:ascii="Consolas" w:cs="Consolas" w:eastAsia="Consolas" w:hAnsi="Consolas"/>
+          <w:color w:val="D9EDE8"/>
+          <w:sz w:val="17"/>
+          <w:szCs w:val="17"/>
+        </w:rPr>
+        <w:t xml:space="preserve">cd /workspace/htgspp &amp;&amp; bash preflight.sh            # PREFLIGHT PASSED</w:t>
+      </w:r>
+    </w:p>
+    <w:p>
+      <w:pPr>
+        <w:shd w:fill="10201D" w:val="clear"/>
+        <w:spacing w:after="0"/>
+      </w:pPr>
+      <w:r>
+        <w:rPr>
+          <w:rFonts w:ascii="Consolas" w:cs="Consolas" w:eastAsia="Consolas" w:hAnsi="Consolas"/>
+          <w:color w:val="D9EDE8"/>
+          <w:sz w:val="17"/>
+          <w:szCs w:val="17"/>
+        </w:rPr>
+        <w:t xml:space="preserve">docker exec -d -w /workspace/htgspp -e CONTAINER_NAME=gazebo_to_lerobot gazebo_to_lerobot \</w:t>
+      </w:r>
+    </w:p>
+    <w:p>
+      <w:pPr>
+        <w:shd w:fill="10201D" w:val="clear"/>
+        <w:spacing w:after="0"/>
+      </w:pPr>
+      <w:r>
+        <w:rPr>
+          <w:rFonts w:ascii="Consolas" w:cs="Consolas" w:eastAsia="Consolas" w:hAnsi="Consolas"/>
+          <w:color w:val="D9EDE8"/>
+          <w:sz w:val="17"/>
+          <w:szCs w:val="17"/>
+        </w:rPr>
+        <w:t xml:space="preserve">    bash -c 'bash scripts/batch.sh 1 60 &gt;&gt; batch.log 2&gt;&amp;1'     # ~2,7 h</w:t>
+      </w:r>
+    </w:p>
+    <w:p>
+      <w:pPr>
+        <w:shd w:fill="10201D" w:val="clear"/>
+        <w:spacing w:after="0"/>
+      </w:pPr>
+      <w:r>
+        <w:rPr>
+          <w:rFonts w:ascii="Consolas" w:cs="Consolas" w:eastAsia="Consolas" w:hAnsi="Consolas"/>
+          <w:color w:val="D9EDE8"/>
+          <w:sz w:val="17"/>
+          <w:szCs w:val="17"/>
+        </w:rPr>
+        <w:t xml:space="preserve">python3 scripts/port_bag.py --split train   --out datasets/mycobot_sorting_train</w:t>
+      </w:r>
+    </w:p>
+    <w:p>
+      <w:pPr>
+        <w:shd w:fill="10201D" w:val="clear"/>
+        <w:spacing w:after="0"/>
+      </w:pPr>
+      <w:r>
+        <w:rPr>
+          <w:rFonts w:ascii="Consolas" w:cs="Consolas" w:eastAsia="Consolas" w:hAnsi="Consolas"/>
+          <w:color w:val="D9EDE8"/>
+          <w:sz w:val="17"/>
+          <w:szCs w:val="17"/>
+        </w:rPr>
+        <w:t xml:space="preserve">python3 scripts/port_bag.py --split heldout --out datasets/mycobot_sorting_heldout</w:t>
+      </w:r>
+    </w:p>
+    <w:p>
+      <w:pPr>
+        <w:shd w:fill="10201D" w:val="clear"/>
+        <w:spacing w:after="0"/>
+      </w:pPr>
+      <w:r>
+        <w:rPr>
+          <w:rFonts w:ascii="Consolas" w:cs="Consolas" w:eastAsia="Consolas" w:hAnsi="Consolas"/>
+          <w:color w:val="D9EDE8"/>
+          <w:sz w:val="17"/>
+          <w:szCs w:val="17"/>
+        </w:rPr>
+        <w:t xml:space="preserve"> </w:t>
+      </w:r>
+    </w:p>
+    <w:p>
+      <w:pPr>
+        <w:shd w:fill="10201D" w:val="clear"/>
+        <w:spacing w:after="0"/>
+      </w:pPr>
+      <w:r>
+        <w:rPr>
+          <w:rFonts w:ascii="Consolas" w:cs="Consolas" w:eastAsia="Consolas" w:hAnsi="Consolas"/>
+          <w:color w:val="7C978F"/>
+          <w:sz w:val="17"/>
+          <w:szCs w:val="17"/>
+        </w:rPr>
+        <w:t xml:space="preserve"># un épisode, pour le regarder ou obtenir un code réussite/échec</w:t>
+      </w:r>
+    </w:p>
+    <w:p>
+      <w:pPr>
+        <w:shd w:fill="10201D" w:val="clear"/>
+        <w:spacing w:after="120"/>
+      </w:pPr>
+      <w:r>
+        <w:rPr>
+          <w:rFonts w:ascii="Consolas" w:cs="Consolas" w:eastAsia="Consolas" w:hAnsi="Consolas"/>
+          <w:color w:val="D9EDE8"/>
+          <w:sz w:val="17"/>
+          <w:szCs w:val="17"/>
+        </w:rPr>
+        <w:t xml:space="preserve">cd launch &amp;&amp; ros2 launch pick_and_sort_and_place_no_gui_demo.launch.py episode:=16; echo $?</w:t>
+      </w:r>
+    </w:p>
+    <w:p>
+      <w:pPr>
+        <w:keepNext/>
+        <w:spacing w:after="80" w:before="240"/>
+      </w:pPr>
+      <w:r>
+        <w:rPr>
+          <w:b/>
+          <w:bCs/>
+          <w:color w:val="0E4A40"/>
+          <w:sz w:val="24"/>
+          <w:szCs w:val="24"/>
+        </w:rPr>
+        <w:t xml:space="preserve">Nouveaux fichiers depuis le 23/09/2026</w:t>
+      </w:r>
+    </w:p>
+    <w:tbl>
+      <w:tblPr>
+        <w:tblW w:type="dxa" w:w="9360"/>
+        <w:tblBorders>
+          <w:top w:val="single" w:color="C4CBC7" w:sz="4"/>
+          <w:left w:val="single" w:color="C4CBC7" w:sz="4"/>
+          <w:bottom w:val="single" w:color="C4CBC7" w:sz="4"/>
+          <w:right w:val="single" w:color="C4CBC7" w:sz="4"/>
+          <w:insideH w:val="single" w:color="C4CBC7" w:sz="4"/>
+          <w:insideV w:val="single" w:color="C4CBC7" w:sz="4"/>
+        </w:tblBorders>
+        <w:tblLayout w:type="fixed"/>
+      </w:tblPr>
+      <w:tblGrid>
+        <w:gridCol w:w="5400"/>
+        <w:gridCol w:w="3960"/>
+      </w:tblGrid>
+      <w:tr>
+        <w:trPr>
+          <w:tblHeader/>
+        </w:trPr>
+        <w:tc>
+          <w:tcPr>
+            <w:tcW w:type="dxa" w:w="5400"/>
+            <w:shd w:fill="DEE3E0" w:val="clear"/>
+            <w:tcMar>
+              <w:top w:type="dxa" w:w="80"/>
+              <w:left w:type="dxa" w:w="100"/>
+              <w:bottom w:type="dxa" w:w="80"/>
+              <w:right w:type="dxa" w:w="100"/>
+            </w:tcMar>
+          </w:tcPr>
+          <w:p>
+            <w:r>
+              <w:rPr>
+                <w:b/>
+                <w:bCs/>
+                <w:color w:val="4B5B57"/>
+                <w:sz w:val="18"/>
+                <w:szCs w:val="18"/>
+              </w:rPr>
+              <w:t xml:space="preserve">Chemin</w:t>
+            </w:r>
+          </w:p>
+        </w:tc>
+        <w:tc>
+          <w:tcPr>
+            <w:tcW w:type="dxa" w:w="3960"/>
+            <w:shd w:fill="DEE3E0" w:val="clear"/>
+            <w:tcMar>
+              <w:top w:type="dxa" w:w="80"/>
+              <w:left w:type="dxa" w:w="100"/>
+              <w:bottom w:type="dxa" w:w="80"/>
+              <w:right w:type="dxa" w:w="100"/>
+            </w:tcMar>
+          </w:tcPr>
+          <w:p>
+            <w:r>
+              <w:rPr>
+                <w:b/>
+                <w:bCs/>
+                <w:color w:val="4B5B57"/>
+                <w:sz w:val="18"/>
+                <w:szCs w:val="18"/>
+              </w:rPr>
+              <w:t xml:space="preserve">Rôle</w:t>
+            </w:r>
+          </w:p>
+        </w:tc>
+      </w:tr>
+      <w:tr>
+        <w:trPr>
+          <w:cantSplit/>
+        </w:trPr>
+        <w:tc>
+          <w:tcPr>
+            <w:tcW w:type="dxa" w:w="5400"/>
+            <w:tcMar>
+              <w:top w:type="dxa" w:w="80"/>
+              <w:left w:type="dxa" w:w="100"/>
+              <w:bottom w:type="dxa" w:w="80"/>
+              <w:right w:type="dxa" w:w="100"/>
+            </w:tcMar>
+          </w:tcPr>
+          <w:p>
+            <w:r>
+              <w:rPr>
+                <w:rFonts w:ascii="Consolas" w:cs="Consolas" w:eastAsia="Consolas" w:hAnsi="Consolas"/>
+                <w:color w:val="0E4A40"/>
+              </w:rPr>
+              <w:t xml:space="preserve">launch/pick_and_sort_and_place_demo.launch.py</w:t>
+            </w:r>
+            <w:r>
+              <w:rPr>
+                <w:sz w:val="19"/>
+                <w:szCs w:val="19"/>
+              </w:rPr>
+              <w:t xml:space="preserve">, </w:t>
+            </w:r>
+            <w:r>
+              <w:rPr>
+                <w:rFonts w:ascii="Consolas" w:cs="Consolas" w:eastAsia="Consolas" w:hAnsi="Consolas"/>
+                <w:color w:val="0E4A40"/>
+              </w:rPr>
+              <w:t xml:space="preserve">..._no_gui_demo.launch.py</w:t>
+            </w:r>
+          </w:p>
+        </w:tc>
+        <w:tc>
+          <w:tcPr>
+            <w:tcW w:type="dxa" w:w="3960"/>
+            <w:tcMar>
+              <w:top w:type="dxa" w:w="80"/>
+              <w:left w:type="dxa" w:w="100"/>
+              <w:bottom w:type="dxa" w:w="80"/>
+              <w:right w:type="dxa" w:w="100"/>
+            </w:tcMar>
+          </w:tcPr>
+          <w:p>
+            <w:r>
+              <w:rPr>
+                <w:sz w:val="19"/>
+                <w:szCs w:val="19"/>
+              </w:rPr>
+              <w:t xml:space="preserve">§27, les deux fichiers launch</w:t>
+            </w:r>
+          </w:p>
+        </w:tc>
+      </w:tr>
+      <w:tr>
+        <w:trPr>
+          <w:cantSplit/>
+        </w:trPr>
+        <w:tc>
+          <w:tcPr>
+            <w:tcW w:type="dxa" w:w="5400"/>
+            <w:tcMar>
+              <w:top w:type="dxa" w:w="80"/>
+              <w:left w:type="dxa" w:w="100"/>
+              <w:bottom w:type="dxa" w:w="80"/>
+              <w:right w:type="dxa" w:w="100"/>
+            </w:tcMar>
+          </w:tcPr>
+          <w:p>
+            <w:r>
+              <w:rPr>
+                <w:rFonts w:ascii="Consolas" w:cs="Consolas" w:eastAsia="Consolas" w:hAnsi="Consolas"/>
+                <w:color w:val="0E4A40"/>
+              </w:rPr>
+              <w:t xml:space="preserve">scripts/run_demo.py</w:t>
+            </w:r>
+            <w:r>
+              <w:rPr>
+                <w:sz w:val="19"/>
+                <w:szCs w:val="19"/>
+              </w:rPr>
+              <w:t xml:space="preserve">, </w:t>
+            </w:r>
+            <w:r>
+              <w:rPr>
+                <w:rFonts w:ascii="Consolas" w:cs="Consolas" w:eastAsia="Consolas" w:hAnsi="Consolas"/>
+                <w:color w:val="0E4A40"/>
+              </w:rPr>
+              <w:t xml:space="preserve">scripts/run_gui_demo.sh</w:t>
+            </w:r>
+          </w:p>
+        </w:tc>
+        <w:tc>
+          <w:tcPr>
+            <w:tcW w:type="dxa" w:w="3960"/>
+            <w:tcMar>
+              <w:top w:type="dxa" w:w="80"/>
+              <w:left w:type="dxa" w:w="100"/>
+              <w:bottom w:type="dxa" w:w="80"/>
+              <w:right w:type="dxa" w:w="100"/>
+            </w:tcMar>
+          </w:tcPr>
+          <w:p>
+            <w:r>
+              <w:rPr>
+                <w:sz w:val="19"/>
+                <w:szCs w:val="19"/>
+              </w:rPr>
+              <w:t xml:space="preserve">§27, orchestrateur et GUI en une commande sous WSL2</w:t>
+            </w:r>
+          </w:p>
+        </w:tc>
+      </w:tr>
+      <w:tr>
+        <w:trPr>
+          <w:cantSplit/>
+        </w:trPr>
+        <w:tc>
+          <w:tcPr>
+            <w:tcW w:type="dxa" w:w="5400"/>
+            <w:tcMar>
+              <w:top w:type="dxa" w:w="80"/>
+              <w:left w:type="dxa" w:w="100"/>
+              <w:bottom w:type="dxa" w:w="80"/>
+              <w:right w:type="dxa" w:w="100"/>
+            </w:tcMar>
+          </w:tcPr>
+          <w:p>
+            <w:r>
+              <w:rPr>
+                <w:rFonts w:ascii="Consolas" w:cs="Consolas" w:eastAsia="Consolas" w:hAnsi="Consolas"/>
+                <w:color w:val="0E4A40"/>
+              </w:rPr>
+              <w:t xml:space="preserve">scripts/weld.py</w:t>
+            </w:r>
+          </w:p>
+        </w:tc>
+        <w:tc>
+          <w:tcPr>
+            <w:tcW w:type="dxa" w:w="3960"/>
+            <w:tcMar>
+              <w:top w:type="dxa" w:w="80"/>
+              <w:left w:type="dxa" w:w="100"/>
+              <w:bottom w:type="dxa" w:w="80"/>
+              <w:right w:type="dxa" w:w="100"/>
+            </w:tcMar>
+          </w:tcPr>
+          <w:p>
+            <w:r>
+              <w:rPr>
+                <w:sz w:val="19"/>
+                <w:szCs w:val="19"/>
+              </w:rPr>
+              <w:t xml:space="preserve">§20, commandes de soudure confirmées</w:t>
+            </w:r>
+          </w:p>
+        </w:tc>
+      </w:tr>
+      <w:tr>
+        <w:trPr>
+          <w:cantSplit/>
+        </w:trPr>
+        <w:tc>
+          <w:tcPr>
+            <w:tcW w:type="dxa" w:w="5400"/>
+            <w:tcMar>
+              <w:top w:type="dxa" w:w="80"/>
+              <w:left w:type="dxa" w:w="100"/>
+              <w:bottom w:type="dxa" w:w="80"/>
+              <w:right w:type="dxa" w:w="100"/>
+            </w:tcMar>
+          </w:tcPr>
+          <w:p>
+            <w:r>
+              <w:rPr>
+                <w:rFonts w:ascii="Consolas" w:cs="Consolas" w:eastAsia="Consolas" w:hAnsi="Consolas"/>
+                <w:color w:val="0E4A40"/>
+              </w:rPr>
+              <w:t xml:space="preserve">scripts/recorder_lifecycle.py</w:t>
+            </w:r>
+          </w:p>
+        </w:tc>
+        <w:tc>
+          <w:tcPr>
+            <w:tcW w:type="dxa" w:w="3960"/>
+            <w:tcMar>
+              <w:top w:type="dxa" w:w="80"/>
+              <w:left w:type="dxa" w:w="100"/>
+              <w:bottom w:type="dxa" w:w="80"/>
+              <w:right w:type="dxa" w:w="100"/>
+            </w:tcMar>
+          </w:tcPr>
+          <w:p>
+            <w:r>
+              <w:rPr>
+                <w:sz w:val="19"/>
+                <w:szCs w:val="19"/>
+              </w:rPr>
+              <w:t xml:space="preserve">§17, démarrage de l'enregistreur par appel de service</w:t>
+            </w:r>
+          </w:p>
+        </w:tc>
+      </w:tr>
+      <w:tr>
+        <w:trPr>
+          <w:cantSplit/>
+        </w:trPr>
+        <w:tc>
+          <w:tcPr>
+            <w:tcW w:type="dxa" w:w="5400"/>
+            <w:tcMar>
+              <w:top w:type="dxa" w:w="80"/>
+              <w:left w:type="dxa" w:w="100"/>
+              <w:bottom w:type="dxa" w:w="80"/>
+              <w:right w:type="dxa" w:w="100"/>
+            </w:tcMar>
+          </w:tcPr>
+          <w:p>
+            <w:r>
+              <w:rPr>
+                <w:rFonts w:ascii="Consolas" w:cs="Consolas" w:eastAsia="Consolas" w:hAnsi="Consolas"/>
+                <w:color w:val="0E4A40"/>
+              </w:rPr>
+              <w:t xml:space="preserve">scripts/make_episode_world.py</w:t>
+            </w:r>
+            <w:r>
+              <w:rPr>
+                <w:sz w:val="19"/>
+                <w:szCs w:val="19"/>
+              </w:rPr>
+              <w:t xml:space="preserve">, </w:t>
+            </w:r>
+            <w:r>
+              <w:rPr>
+                <w:rFonts w:ascii="Consolas" w:cs="Consolas" w:eastAsia="Consolas" w:hAnsi="Consolas"/>
+                <w:color w:val="0E4A40"/>
+              </w:rPr>
+              <w:t xml:space="preserve">make_table_textures.sh</w:t>
+            </w:r>
+          </w:p>
+        </w:tc>
+        <w:tc>
+          <w:tcPr>
+            <w:tcW w:type="dxa" w:w="3960"/>
+            <w:tcMar>
+              <w:top w:type="dxa" w:w="80"/>
+              <w:left w:type="dxa" w:w="100"/>
+              <w:bottom w:type="dxa" w:w="80"/>
+              <w:right w:type="dxa" w:w="100"/>
+            </w:tcMar>
+          </w:tcPr>
+          <w:p>
+            <w:r>
+              <w:rPr>
+                <w:sz w:val="19"/>
+                <w:szCs w:val="19"/>
+              </w:rPr>
+              <w:t xml:space="preserve">§22, variation de scène par épisode</w:t>
+            </w:r>
+          </w:p>
+        </w:tc>
+      </w:tr>
+      <w:tr>
+        <w:trPr>
+          <w:cantSplit/>
+        </w:trPr>
+        <w:tc>
+          <w:tcPr>
+            <w:tcW w:type="dxa" w:w="5400"/>
+            <w:tcMar>
+              <w:top w:type="dxa" w:w="80"/>
+              <w:left w:type="dxa" w:w="100"/>
+              <w:bottom w:type="dxa" w:w="80"/>
+              <w:right w:type="dxa" w:w="100"/>
+            </w:tcMar>
+          </w:tcPr>
+          <w:p>
+            <w:r>
+              <w:rPr>
+                <w:rFonts w:ascii="Consolas" w:cs="Consolas" w:eastAsia="Consolas" w:hAnsi="Consolas"/>
+                <w:color w:val="0E4A40"/>
+              </w:rPr>
+              <w:t xml:space="preserve">scripts/check_frames.py</w:t>
+            </w:r>
+            <w:r>
+              <w:rPr>
+                <w:sz w:val="19"/>
+                <w:szCs w:val="19"/>
+              </w:rPr>
+              <w:t xml:space="preserve">, </w:t>
+            </w:r>
+            <w:r>
+              <w:rPr>
+                <w:rFonts w:ascii="Consolas" w:cs="Consolas" w:eastAsia="Consolas" w:hAnsi="Consolas"/>
+                <w:color w:val="0E4A40"/>
+              </w:rPr>
+              <w:t xml:space="preserve">check_colour.py</w:t>
+            </w:r>
+            <w:r>
+              <w:rPr>
+                <w:sz w:val="19"/>
+                <w:szCs w:val="19"/>
+              </w:rPr>
+              <w:t xml:space="preserve">, </w:t>
+            </w:r>
+            <w:r>
+              <w:rPr>
+                <w:rFonts w:ascii="Consolas" w:cs="Consolas" w:eastAsia="Consolas" w:hAnsi="Consolas"/>
+                <w:color w:val="0E4A40"/>
+              </w:rPr>
+              <w:t xml:space="preserve">finalize_verdict.py</w:t>
+            </w:r>
+          </w:p>
+        </w:tc>
+        <w:tc>
+          <w:tcPr>
+            <w:tcW w:type="dxa" w:w="3960"/>
+            <w:tcMar>
+              <w:top w:type="dxa" w:w="80"/>
+              <w:left w:type="dxa" w:w="100"/>
+              <w:bottom w:type="dxa" w:w="80"/>
+              <w:right w:type="dxa" w:w="100"/>
+            </w:tcMar>
+          </w:tcPr>
+          <w:p>
+            <w:r>
+              <w:rPr>
+                <w:sz w:val="19"/>
+                <w:szCs w:val="19"/>
+              </w:rPr>
+              <w:t xml:space="preserve">§21, contrôles d'enregistrement, verdict final</w:t>
+            </w:r>
+          </w:p>
+        </w:tc>
+      </w:tr>
+      <w:tr>
+        <w:trPr>
+          <w:cantSplit/>
+        </w:trPr>
+        <w:tc>
+          <w:tcPr>
+            <w:tcW w:type="dxa" w:w="5400"/>
+            <w:tcMar>
+              <w:top w:type="dxa" w:w="80"/>
+              <w:left w:type="dxa" w:w="100"/>
+              <w:bottom w:type="dxa" w:w="80"/>
+              <w:right w:type="dxa" w:w="100"/>
+            </w:tcMar>
+          </w:tcPr>
+          <w:p>
+            <w:r>
+              <w:rPr>
+                <w:rFonts w:ascii="Consolas" w:cs="Consolas" w:eastAsia="Consolas" w:hAnsi="Consolas"/>
+                <w:color w:val="0E4A40"/>
+              </w:rPr>
+              <w:t xml:space="preserve">scripts/repro_harness.py</w:t>
+            </w:r>
+            <w:r>
+              <w:rPr>
+                <w:sz w:val="19"/>
+                <w:szCs w:val="19"/>
+              </w:rPr>
+              <w:t xml:space="preserve">, </w:t>
+            </w:r>
+            <w:r>
+              <w:rPr>
+                <w:rFonts w:ascii="Consolas" w:cs="Consolas" w:eastAsia="Consolas" w:hAnsi="Consolas"/>
+                <w:color w:val="0E4A40"/>
+              </w:rPr>
+              <w:t xml:space="preserve">bin_probe.py</w:t>
+            </w:r>
+            <w:r>
+              <w:rPr>
+                <w:sz w:val="19"/>
+                <w:szCs w:val="19"/>
+              </w:rPr>
+              <w:t xml:space="preserve">, </w:t>
+            </w:r>
+            <w:r>
+              <w:rPr>
+                <w:rFonts w:ascii="Consolas" w:cs="Consolas" w:eastAsia="Consolas" w:hAnsi="Consolas"/>
+                <w:color w:val="0E4A40"/>
+              </w:rPr>
+              <w:t xml:space="preserve">framing_check.py</w:t>
+            </w:r>
+          </w:p>
+        </w:tc>
+        <w:tc>
+          <w:tcPr>
+            <w:tcW w:type="dxa" w:w="3960"/>
+            <w:tcMar>
+              <w:top w:type="dxa" w:w="80"/>
+              <w:left w:type="dxa" w:w="100"/>
+              <w:bottom w:type="dxa" w:w="80"/>
+              <w:right w:type="dxa" w:w="100"/>
+            </w:tcMar>
+          </w:tcPr>
+          <w:p>
+            <w:r>
+              <w:rPr>
+                <w:sz w:val="19"/>
+                <w:szCs w:val="19"/>
+              </w:rPr>
+              <w:t xml:space="preserve">§24–25, banc d'essai et sondes</w:t>
+            </w:r>
+          </w:p>
+        </w:tc>
+      </w:tr>
+      <w:tr>
+        <w:trPr>
+          <w:cantSplit/>
+        </w:trPr>
+        <w:tc>
+          <w:tcPr>
+            <w:tcW w:type="dxa" w:w="5400"/>
+            <w:tcMar>
+              <w:top w:type="dxa" w:w="80"/>
+              <w:left w:type="dxa" w:w="100"/>
+              <w:bottom w:type="dxa" w:w="80"/>
+              <w:right w:type="dxa" w:w="100"/>
+            </w:tcMar>
+          </w:tcPr>
+          <w:p>
+            <w:r>
+              <w:rPr>
+                <w:rFonts w:ascii="Consolas" w:cs="Consolas" w:eastAsia="Consolas" w:hAnsi="Consolas"/>
+                <w:color w:val="0E4A40"/>
+              </w:rPr>
+              <w:t xml:space="preserve">scripts/check_place_path.py</w:t>
+            </w:r>
+            <w:r>
+              <w:rPr>
+                <w:sz w:val="19"/>
+                <w:szCs w:val="19"/>
+              </w:rPr>
+              <w:t xml:space="preserve">, </w:t>
+            </w:r>
+            <w:r>
+              <w:rPr>
+                <w:rFonts w:ascii="Consolas" w:cs="Consolas" w:eastAsia="Consolas" w:hAnsi="Consolas"/>
+                <w:color w:val="0E4A40"/>
+              </w:rPr>
+              <w:t xml:space="preserve">analyse_batch.py</w:t>
+            </w:r>
+            <w:r>
+              <w:rPr>
+                <w:sz w:val="19"/>
+                <w:szCs w:val="19"/>
+              </w:rPr>
+              <w:t xml:space="preserve">, </w:t>
+            </w:r>
+            <w:r>
+              <w:rPr>
+                <w:rFonts w:ascii="Consolas" w:cs="Consolas" w:eastAsia="Consolas" w:hAnsi="Consolas"/>
+                <w:color w:val="0E4A40"/>
+              </w:rPr>
+              <w:t xml:space="preserve">measure_perf.sh</w:t>
+            </w:r>
+          </w:p>
+        </w:tc>
+        <w:tc>
+          <w:tcPr>
+            <w:tcW w:type="dxa" w:w="3960"/>
+            <w:tcMar>
+              <w:top w:type="dxa" w:w="80"/>
+              <w:left w:type="dxa" w:w="100"/>
+              <w:bottom w:type="dxa" w:w="80"/>
+              <w:right w:type="dxa" w:w="100"/>
+            </w:tcMar>
+          </w:tcPr>
+          <w:p>
+            <w:r>
+              <w:rPr>
+                <w:sz w:val="19"/>
+                <w:szCs w:val="19"/>
+              </w:rPr>
+              <w:t xml:space="preserve">§18, §24–25, contrôles hors ligne et mesures</w:t>
+            </w:r>
+          </w:p>
+        </w:tc>
+      </w:tr>
+      <w:tr>
+        <w:trPr>
+          <w:cantSplit/>
+        </w:trPr>
+        <w:tc>
+          <w:tcPr>
+            <w:tcW w:type="dxa" w:w="5400"/>
+            <w:tcMar>
+              <w:top w:type="dxa" w:w="80"/>
+              <w:left w:type="dxa" w:w="100"/>
+              <w:bottom w:type="dxa" w:w="80"/>
+              <w:right w:type="dxa" w:w="100"/>
+            </w:tcMar>
+          </w:tcPr>
+          <w:p>
+            <w:r>
+              <w:rPr>
+                <w:rFonts w:ascii="Consolas" w:cs="Consolas" w:eastAsia="Consolas" w:hAnsi="Consolas"/>
+                <w:color w:val="0E4A40"/>
+              </w:rPr>
+              <w:t xml:space="preserve">worlds/sorting_table.sdf</w:t>
+            </w:r>
+          </w:p>
+        </w:tc>
+        <w:tc>
+          <w:tcPr>
+            <w:tcW w:type="dxa" w:w="3960"/>
+            <w:tcMar>
+              <w:top w:type="dxa" w:w="80"/>
+              <w:left w:type="dxa" w:w="100"/>
+              <w:bottom w:type="dxa" w:w="80"/>
+              <w:right w:type="dxa" w:w="100"/>
+            </w:tcMar>
+          </w:tcPr>
+          <w:p>
+            <w:r>
+              <w:rPr>
+                <w:sz w:val="19"/>
+                <w:szCs w:val="19"/>
+              </w:rPr>
+              <w:t xml:space="preserve">§16, le banc sans objets ni bacs</w:t>
+            </w:r>
+          </w:p>
+        </w:tc>
+      </w:tr>
+      <w:tr>
+        <w:trPr>
+          <w:cantSplit/>
+        </w:trPr>
+        <w:tc>
+          <w:tcPr>
+            <w:tcW w:type="dxa" w:w="5400"/>
+            <w:tcMar>
+              <w:top w:type="dxa" w:w="80"/>
+              <w:left w:type="dxa" w:w="100"/>
+              <w:bottom w:type="dxa" w:w="80"/>
+              <w:right w:type="dxa" w:w="100"/>
+            </w:tcMar>
+          </w:tcPr>
+          <w:p>
+            <w:r>
+              <w:rPr>
+                <w:rFonts w:ascii="Consolas" w:cs="Consolas" w:eastAsia="Consolas" w:hAnsi="Consolas"/>
+                <w:color w:val="0E4A40"/>
+              </w:rPr>
+              <w:t xml:space="preserve">MEASUREMENTS.md</w:t>
+            </w:r>
+          </w:p>
+        </w:tc>
+        <w:tc>
+          <w:tcPr>
+            <w:tcW w:type="dxa" w:w="3960"/>
+            <w:tcMar>
+              <w:top w:type="dxa" w:w="80"/>
+              <w:left w:type="dxa" w:w="100"/>
+              <w:bottom w:type="dxa" w:w="80"/>
+              <w:right w:type="dxa" w:w="100"/>
+            </w:tcMar>
+          </w:tcPr>
+          <w:p>
+            <w:r>
+              <w:rPr>
+                <w:sz w:val="19"/>
+                <w:szCs w:val="19"/>
+              </w:rPr>
+              <w:t xml:space="preserve">chaque nombre de cet addendum, §1–10</w:t>
+            </w:r>
+          </w:p>
+        </w:tc>
+      </w:tr>
+    </w:tbl>
+    <w:p>
+      <w:pPr>
+        <w:spacing w:after="120"/>
+      </w:pPr>
+    </w:p>
+    <w:p>
+      <w:pPr>
         <w:pStyle w:val="Heading1"/>
         <w:spacing w:after="120" w:before="320"/>
       </w:pPr>
@@ -10001,7 +17494,7 @@
           <w:sz w:val="16"/>
           <w:szCs w:val="16"/>
         </w:rPr>
-        <w:t xml:space="preserve">Rapport Headless_Task-Grounded_Pick-and-Sort-and-Place_in_Gazebo · écrit le 23/09/2026 · commit 3319973 sur main · Tomislav Ilic</w:t>
+        <w:t xml:space="preserve">Rapport Headless_Task-Grounded_Pick-and-Sort-and-Place_in_Gazebo · écrit le 23/09/2026 · commit 3319973 sur main · Tomislav Ilic · mis à jour le 04/10/2026</w:t>
       </w:r>
     </w:p>
     <w:sectPr>

--- a/Headless_Task-Grounded_Pick-and-Sort-and-Place_in_Gazebo/doc/FOUR_OBJECT_SORTING_REPORT_FR.docx
+++ b/Headless_Task-Grounded_Pick-and-Sort-and-Place_in_Gazebo/doc/FOUR_OBJECT_SORTING_REPORT_FR.docx
@@ -13151,6 +13151,64 @@
     </w:p>
     <w:p>
       <w:pPr>
+        <w:spacing w:after="100"/>
+      </w:pPr>
+      <w:r>
+        <w:t xml:space="preserve">Les commandes s'exécutent à deux endroits : l'</w:t>
+      </w:r>
+      <w:r>
+        <w:rPr>
+          <w:b/>
+          <w:bCs/>
+        </w:rPr>
+        <w:t xml:space="preserve">hôte WSL2</w:t>
+      </w:r>
+      <w:r>
+        <w:t xml:space="preserve"> (votre invite Ubuntu) et un </w:t>
+      </w:r>
+      <w:r>
+        <w:rPr>
+          <w:b/>
+          <w:bCs/>
+        </w:rPr>
+        <w:t xml:space="preserve">shell dans le conteneur</w:t>
+      </w:r>
+      <w:r>
+        <w:t xml:space="preserve">. </w:t>
+      </w:r>
+      <w:r>
+        <w:rPr>
+          <w:rFonts w:ascii="Consolas" w:cs="Consolas" w:eastAsia="Consolas" w:hAnsi="Consolas"/>
+          <w:color w:val="0E4A40"/>
+        </w:rPr>
+        <w:t xml:space="preserve">docker start</w:t>
+      </w:r>
+      <w:r>
+        <w:t xml:space="preserve"> ne fait que démarrer le conteneur en arrière-plan ; </w:t>
+      </w:r>
+      <w:r>
+        <w:rPr>
+          <w:rFonts w:ascii="Consolas" w:cs="Consolas" w:eastAsia="Consolas" w:hAnsi="Consolas"/>
+          <w:color w:val="0E4A40"/>
+        </w:rPr>
+        <w:t xml:space="preserve">docker exec -it gazebo_to_lerobot bash</w:t>
+      </w:r>
+      <w:r>
+        <w:t xml:space="preserve"> ouvre le shell à l'intérieur, dont le </w:t>
+      </w:r>
+      <w:r>
+        <w:rPr>
+          <w:rFonts w:ascii="Consolas" w:cs="Consolas" w:eastAsia="Consolas" w:hAnsi="Consolas"/>
+          <w:color w:val="0E4A40"/>
+        </w:rPr>
+        <w:t xml:space="preserve">~/.bashrc</w:t>
+      </w:r>
+      <w:r>
+        <w:t xml:space="preserve"> charge ROS 2 et l'espace de travail.</w:t>
+      </w:r>
+    </w:p>
+    <w:p>
+      <w:pPr>
         <w:shd w:fill="10201D" w:val="clear"/>
         <w:spacing w:after="0"/>
       </w:pPr>
@@ -13161,7 +13219,7 @@
           <w:sz w:val="17"/>
           <w:szCs w:val="17"/>
         </w:rPr>
-        <w:t xml:space="preserve"># hôte (WSL2) : pas de systemd pour Docker ici</w:t>
+        <w:t xml:space="preserve"># 1. hôte WSL2 : démarrer Docker (pas de systemd dans WSL) et le conteneur</w:t>
       </w:r>
     </w:p>
     <w:p>
@@ -13191,7 +13249,7 @@
           <w:sz w:val="17"/>
           <w:szCs w:val="17"/>
         </w:rPr>
-        <w:t xml:space="preserve">docker start gazebo_to_lerobot</w:t>
+        <w:t xml:space="preserve">docker start gazebo_to_lerobot          # tourne en arrière-plan, ne donne pas de shell</w:t>
       </w:r>
     </w:p>
     <w:p>
@@ -13221,7 +13279,7 @@
           <w:sz w:val="17"/>
           <w:szCs w:val="17"/>
         </w:rPr>
-        <w:t xml:space="preserve"># conteneur</w:t>
+        <w:t xml:space="preserve"># 2. hôte WSL2 : ouvrir un shell dans le conteneur</w:t>
       </w:r>
     </w:p>
     <w:p>
@@ -13236,7 +13294,7 @@
           <w:sz w:val="17"/>
           <w:szCs w:val="17"/>
         </w:rPr>
-        <w:t xml:space="preserve">cd /workspace/htgspp &amp;&amp; bash preflight.sh            # PREFLIGHT PASSED</w:t>
+        <w:t xml:space="preserve">docker exec -it gazebo_to_lerobot bash  # l'invite devient root@&lt;id du conteneur&gt;</w:t>
       </w:r>
     </w:p>
     <w:p>
@@ -13251,7 +13309,22 @@
           <w:sz w:val="17"/>
           <w:szCs w:val="17"/>
         </w:rPr>
-        <w:t xml:space="preserve">docker exec -d -w /workspace/htgspp -e CONTAINER_NAME=gazebo_to_lerobot gazebo_to_lerobot \</w:t>
+        <w:t xml:space="preserve"> </w:t>
+      </w:r>
+    </w:p>
+    <w:p>
+      <w:pPr>
+        <w:shd w:fill="10201D" w:val="clear"/>
+        <w:spacing w:after="0"/>
+      </w:pPr>
+      <w:r>
+        <w:rPr>
+          <w:rFonts w:ascii="Consolas" w:cs="Consolas" w:eastAsia="Consolas" w:hAnsi="Consolas"/>
+          <w:color w:val="7C978F"/>
+          <w:sz w:val="17"/>
+          <w:szCs w:val="17"/>
+        </w:rPr>
+        <w:t xml:space="preserve"># 3. shell du conteneur</w:t>
       </w:r>
     </w:p>
     <w:p>
@@ -13266,7 +13339,7 @@
           <w:sz w:val="17"/>
           <w:szCs w:val="17"/>
         </w:rPr>
-        <w:t xml:space="preserve">    bash -c 'bash scripts/batch.sh 1 60 &gt;&gt; batch.log 2&gt;&amp;1'     # ~2,7 h</w:t>
+        <w:t xml:space="preserve">cd /workspace/htgspp &amp;&amp; bash preflight.sh            # PREFLIGHT PASSED</w:t>
       </w:r>
     </w:p>
     <w:p>
@@ -13281,7 +13354,7 @@
           <w:sz w:val="17"/>
           <w:szCs w:val="17"/>
         </w:rPr>
-        <w:t xml:space="preserve">python3 scripts/port_bag.py --split train   --out datasets/mycobot_sorting_train</w:t>
+        <w:t xml:space="preserve">exit                                                 # retour à l'hôte</w:t>
       </w:r>
     </w:p>
     <w:p>
@@ -13296,7 +13369,22 @@
           <w:sz w:val="17"/>
           <w:szCs w:val="17"/>
         </w:rPr>
-        <w:t xml:space="preserve">python3 scripts/port_bag.py --split heldout --out datasets/mycobot_sorting_heldout</w:t>
+        <w:t xml:space="preserve"> </w:t>
+      </w:r>
+    </w:p>
+    <w:p>
+      <w:pPr>
+        <w:shd w:fill="10201D" w:val="clear"/>
+        <w:spacing w:after="0"/>
+      </w:pPr>
+      <w:r>
+        <w:rPr>
+          <w:rFonts w:ascii="Consolas" w:cs="Consolas" w:eastAsia="Consolas" w:hAnsi="Consolas"/>
+          <w:color w:val="7C978F"/>
+          <w:sz w:val="17"/>
+          <w:szCs w:val="17"/>
+        </w:rPr>
+        <w:t xml:space="preserve"># 4. hôte WSL2 : le lot, détaché pour que fermer le terminal ne l'arrête pas (~2,7 h)</w:t>
       </w:r>
     </w:p>
     <w:p>
@@ -13311,6 +13399,36 @@
           <w:sz w:val="17"/>
           <w:szCs w:val="17"/>
         </w:rPr>
+        <w:t xml:space="preserve">docker exec -d -w /workspace/htgspp -e CONTAINER_NAME=gazebo_to_lerobot gazebo_to_lerobot \</w:t>
+      </w:r>
+    </w:p>
+    <w:p>
+      <w:pPr>
+        <w:shd w:fill="10201D" w:val="clear"/>
+        <w:spacing w:after="0"/>
+      </w:pPr>
+      <w:r>
+        <w:rPr>
+          <w:rFonts w:ascii="Consolas" w:cs="Consolas" w:eastAsia="Consolas" w:hAnsi="Consolas"/>
+          <w:color w:val="D9EDE8"/>
+          <w:sz w:val="17"/>
+          <w:szCs w:val="17"/>
+        </w:rPr>
+        <w:t xml:space="preserve">    bash -c 'bash scripts/batch.sh 1 60 &gt;&gt; batch.log 2&gt;&amp;1'</w:t>
+      </w:r>
+    </w:p>
+    <w:p>
+      <w:pPr>
+        <w:shd w:fill="10201D" w:val="clear"/>
+        <w:spacing w:after="0"/>
+      </w:pPr>
+      <w:r>
+        <w:rPr>
+          <w:rFonts w:ascii="Consolas" w:cs="Consolas" w:eastAsia="Consolas" w:hAnsi="Consolas"/>
+          <w:color w:val="D9EDE8"/>
+          <w:sz w:val="17"/>
+          <w:szCs w:val="17"/>
+        </w:rPr>
         <w:t xml:space="preserve"> </w:t>
       </w:r>
     </w:p>
@@ -13326,13 +13444,13 @@
           <w:sz w:val="17"/>
           <w:szCs w:val="17"/>
         </w:rPr>
-        <w:t xml:space="preserve"># un épisode, pour le regarder ou obtenir un code réussite/échec</w:t>
+        <w:t xml:space="preserve"># 5. après le lot, dans un shell du conteneur (étape 2 à nouveau)</w:t>
       </w:r>
     </w:p>
     <w:p>
       <w:pPr>
         <w:shd w:fill="10201D" w:val="clear"/>
-        <w:spacing w:after="120"/>
+        <w:spacing w:after="0"/>
       </w:pPr>
       <w:r>
         <w:rPr>
@@ -13341,7 +13459,127 @@
           <w:sz w:val="17"/>
           <w:szCs w:val="17"/>
         </w:rPr>
-        <w:t xml:space="preserve">cd launch &amp;&amp; ros2 launch pick_and_sort_and_place_no_gui_demo.launch.py episode:=16; echo $?</w:t>
+        <w:t xml:space="preserve">cd /workspace/htgspp</w:t>
+      </w:r>
+    </w:p>
+    <w:p>
+      <w:pPr>
+        <w:shd w:fill="10201D" w:val="clear"/>
+        <w:spacing w:after="0"/>
+      </w:pPr>
+      <w:r>
+        <w:rPr>
+          <w:rFonts w:ascii="Consolas" w:cs="Consolas" w:eastAsia="Consolas" w:hAnsi="Consolas"/>
+          <w:color w:val="D9EDE8"/>
+          <w:sz w:val="17"/>
+          <w:szCs w:val="17"/>
+        </w:rPr>
+        <w:t xml:space="preserve">python3 scripts/port_bag.py --split train   --out datasets/mycobot_sorting_train</w:t>
+      </w:r>
+    </w:p>
+    <w:p>
+      <w:pPr>
+        <w:shd w:fill="10201D" w:val="clear"/>
+        <w:spacing w:after="0"/>
+      </w:pPr>
+      <w:r>
+        <w:rPr>
+          <w:rFonts w:ascii="Consolas" w:cs="Consolas" w:eastAsia="Consolas" w:hAnsi="Consolas"/>
+          <w:color w:val="D9EDE8"/>
+          <w:sz w:val="17"/>
+          <w:szCs w:val="17"/>
+        </w:rPr>
+        <w:t xml:space="preserve">python3 scripts/port_bag.py --split heldout --out datasets/mycobot_sorting_heldout</w:t>
+      </w:r>
+    </w:p>
+    <w:p>
+      <w:pPr>
+        <w:shd w:fill="10201D" w:val="clear"/>
+        <w:spacing w:after="0"/>
+      </w:pPr>
+      <w:r>
+        <w:rPr>
+          <w:rFonts w:ascii="Consolas" w:cs="Consolas" w:eastAsia="Consolas" w:hAnsi="Consolas"/>
+          <w:color w:val="D9EDE8"/>
+          <w:sz w:val="17"/>
+          <w:szCs w:val="17"/>
+        </w:rPr>
+        <w:t xml:space="preserve"> </w:t>
+      </w:r>
+    </w:p>
+    <w:p>
+      <w:pPr>
+        <w:shd w:fill="10201D" w:val="clear"/>
+        <w:spacing w:after="0"/>
+      </w:pPr>
+      <w:r>
+        <w:rPr>
+          <w:rFonts w:ascii="Consolas" w:cs="Consolas" w:eastAsia="Consolas" w:hAnsi="Consolas"/>
+          <w:color w:val="7C978F"/>
+          <w:sz w:val="17"/>
+          <w:szCs w:val="17"/>
+        </w:rPr>
+        <w:t xml:space="preserve"># un épisode, pour le regarder ou obtenir un code réussite/échec (shell du conteneur)</w:t>
+      </w:r>
+    </w:p>
+    <w:p>
+      <w:pPr>
+        <w:shd w:fill="10201D" w:val="clear"/>
+        <w:spacing w:after="0"/>
+      </w:pPr>
+      <w:r>
+        <w:rPr>
+          <w:rFonts w:ascii="Consolas" w:cs="Consolas" w:eastAsia="Consolas" w:hAnsi="Consolas"/>
+          <w:color w:val="D9EDE8"/>
+          <w:sz w:val="17"/>
+          <w:szCs w:val="17"/>
+        </w:rPr>
+        <w:t xml:space="preserve">cd /workspace/htgspp/launch &amp;&amp; ros2 launch pick_and_sort_and_place_no_gui_demo.launch.py episode:=16; echo $?</w:t>
+      </w:r>
+    </w:p>
+    <w:p>
+      <w:pPr>
+        <w:shd w:fill="10201D" w:val="clear"/>
+        <w:spacing w:after="0"/>
+      </w:pPr>
+      <w:r>
+        <w:rPr>
+          <w:rFonts w:ascii="Consolas" w:cs="Consolas" w:eastAsia="Consolas" w:hAnsi="Consolas"/>
+          <w:color w:val="D9EDE8"/>
+          <w:sz w:val="17"/>
+          <w:szCs w:val="17"/>
+        </w:rPr>
+        <w:t xml:space="preserve"> </w:t>
+      </w:r>
+    </w:p>
+    <w:p>
+      <w:pPr>
+        <w:shd w:fill="10201D" w:val="clear"/>
+        <w:spacing w:after="0"/>
+      </w:pPr>
+      <w:r>
+        <w:rPr>
+          <w:rFonts w:ascii="Consolas" w:cs="Consolas" w:eastAsia="Consolas" w:hAnsi="Consolas"/>
+          <w:color w:val="7C978F"/>
+          <w:sz w:val="17"/>
+          <w:szCs w:val="17"/>
+        </w:rPr>
+        <w:t xml:space="preserve"># ou la démo GUI directement depuis l'hôte WSL2, sans shell</w:t>
+      </w:r>
+    </w:p>
+    <w:p>
+      <w:pPr>
+        <w:shd w:fill="10201D" w:val="clear"/>
+        <w:spacing w:after="120"/>
+      </w:pPr>
+      <w:r>
+        <w:rPr>
+          <w:rFonts w:ascii="Consolas" w:cs="Consolas" w:eastAsia="Consolas" w:hAnsi="Consolas"/>
+          <w:color w:val="D9EDE8"/>
+          <w:sz w:val="17"/>
+          <w:szCs w:val="17"/>
+        </w:rPr>
+        <w:t xml:space="preserve">docker exec -it gazebo_to_lerobot /workspace/htgspp/scripts/run_gui_demo.sh episode:=16</w:t>
       </w:r>
     </w:p>
     <w:p>

--- a/Headless_Task-Grounded_Pick-and-Sort-and-Place_in_Gazebo/doc/FOUR_OBJECT_SORTING_REPORT_FR.docx
+++ b/Headless_Task-Grounded_Pick-and-Sort-and-Place_in_Gazebo/doc/FOUR_OBJECT_SORTING_REPORT_FR.docx
@@ -309,7 +309,7 @@
           <w:i w:val="false"/>
           <w:iCs w:val="false"/>
         </w:rPr>
-        <w:t xml:space="preserve"> — le fichier de ce même dossier, traité de bout en bout comme le « Rôle A — ingénieur d'intégration (poste de travail contraint) » face au périmètre de la Partie 0 et à la répartition des rôles de la Partie 11 de la spécification. Chacune des treize parties et des deux annexes de la spécification a été parcourue dans l'ordre ; ce rapport suit ce même ordre.</w:t>
+        <w:t xml:space="preserve"> — le fichier de ce même dossier, lu au regard du périmètre de la Partie 0 de la spécification. Chacune des treize parties et des deux annexes de la spécification a été parcourue dans l'ordre ; ce rapport suit ce même ordre.</w:t>
       </w:r>
     </w:p>
     <w:p>
@@ -323,7 +323,7 @@
           <w:i w:val="false"/>
           <w:iCs w:val="false"/>
         </w:rPr>
-        <w:t xml:space="preserve">En bref : tout ce que l'Annexe A confie au Rôle A et qui ne fait pas tourner la physique — le registre des hypothèses, l'identification du monde, la décision de prise, la géométrie des objets/bacs, les définitions de tâches, le balayage d'accessibilité et la matrice d'épisodes, le précalcul des points de passage, les scripts de spawn/séquence/vérification, les contrats, et le paquet complet de remise — est construit, cohérent, et vérifié indépendamment (</w:t>
+        <w:t xml:space="preserve">En bref : tout ce que l'Annexe A prévoit et qui ne fait pas tourner la physique — le registre des hypothèses, l'identification du monde, la décision de prise, la géométrie des objets/bacs, les définitions de tâches, le balayage d'accessibilité et la matrice d'épisodes, le précalcul des points de passage, les scripts de spawn/séquence/vérification, les contrats, et le paquet complet de remise — est construit, cohérent, et vérifié indépendamment (</w:t>
       </w:r>
       <w:r>
         <w:rPr>
@@ -363,7 +363,7 @@
           <w:i w:val="false"/>
           <w:iCs w:val="false"/>
         </w:rPr>
-        <w:t xml:space="preserve">). La seule étape qui fait tourner la physique — la ligne 10 de l'Annexe A, un test de fumée d'un épisode par objet — n'a pas été menée à bien, pour deux raisons dont la cause a été diagnostiquée cette session : un plafond mémoire matériel lors d'une montée en charge complète de Gazebo, et un blocage distinct, réel et toujours non résolu du service de cycle de vie propre au paquet d'enregistrement, reproduit indépendamment de Gazebo. Les deux sont documentés avec assez de détail pour que le matériel du Rôle B, ou quiconque reprend ce travail, n'ait pas à les rediagnostiquer depuis zéro.</w:t>
+        <w:t xml:space="preserve">). La seule étape qui fait tourner la physique — la ligne 10 de l'Annexe A, un test de fumée d'un épisode par objet — n'a pas été menée à bien, pour deux raisons dont la cause a été diagnostiquée cette session : un plafond mémoire matériel lors d'une montée en charge complète de Gazebo, et un blocage distinct, réel et toujours non résolu du service de cycle de vie propre au paquet d'enregistrement, reproduit indépendamment de Gazebo. Les deux sont documentés avec assez de détail pour que quiconque reprend ce travail n'ait pas à les rediagnostiquer depuis zéro.</w:t>
       </w:r>
     </w:p>
     <w:p>
@@ -522,7 +522,7 @@
                 <w:i w:val="false"/>
                 <w:iCs w:val="false"/>
               </w:rPr>
-              <w:t xml:space="preserve">Périmètre, rôles (« Rôle A — poste contraint » / Rôle B), guide de lecture.</w:t>
+              <w:t xml:space="preserve">Périmètre et guide de lecture.</w:t>
             </w:r>
           </w:p>
         </w:tc>
@@ -544,7 +544,7 @@
                 <w:i w:val="false"/>
                 <w:iCs w:val="false"/>
               </w:rPr>
-              <w:t xml:space="preserve">Suivi comme le cadre directeur de tout le projet et de ce rapport ; chaque partie ci-dessous est lue au regard du périmètre propre au Rôle A.</w:t>
+              <w:t xml:space="preserve">Suivi comme le cadre directeur de tout le projet et de ce rapport ; chaque partie ci-dessous est lue à son regard.</w:t>
             </w:r>
           </w:p>
         </w:tc>
@@ -861,7 +861,7 @@
                 <w:i w:val="false"/>
                 <w:iCs w:val="false"/>
               </w:rPr>
-              <w:t xml:space="preserve"> avec preuves CSV : le mécanisme de prise du pipeline de référence est confirmé véritablement physique, mais deux essais bornés en direct ont tous deux échoué à soulever la cible, pour une raison de timing diagnostiquée comme sans rapport avec le mécanisme. Verdict : conserver l'attache simulée (A8) comme plancher adopté, et escalader la question de la prise physique à l'équipe robotique (Annexe B, point 2) plutôt que d'itérer davantage sur ce matériel contraint.</w:t>
+              <w:t xml:space="preserve"> avec preuves CSV : le mécanisme de prise du pipeline de référence est confirmé véritablement physique, mais deux essais bornés en direct ont tous deux échoué à soulever la cible, pour une raison de timing diagnostiquée comme sans rapport avec le mécanisme. Verdict : conserver l'attache simulée (A8) comme plancher adopté, et escalader la question de la prise physique à l'équipe robotique (Annexe B, point 2) plutôt que d'itérer davantage sur cette machine limitée en mémoire.</w:t>
             </w:r>
           </w:p>
         </w:tc>
@@ -2190,7 +2190,7 @@
                 <w:i w:val="false"/>
                 <w:iCs w:val="false"/>
               </w:rPr>
-              <w:t xml:space="preserve"> reformule chacune des réserves de la spécification, inchangées. La section §limites de ce rapport ajoute les deux nouvelles limites propres à cette session que la spécification ne pouvait pas anticiper : le plafond mémoire matériel, non testé sur le Rôle B, et le blocage non résolu de l'enregistreur.</w:t>
+              <w:t xml:space="preserve"> reformule chacune des réserves de la spécification, inchangées. La section §limites de ce rapport ajoute les deux nouvelles limites propres à cette session que la spécification ne pouvait pas anticiper : le plafond mémoire matériel et le blocage non résolu de l'enregistreur.</w:t>
             </w:r>
           </w:p>
         </w:tc>
@@ -2357,7 +2357,7 @@
                 <w:i w:val="false"/>
                 <w:iCs w:val="false"/>
               </w:rPr>
-              <w:t xml:space="preserve"> : 10 des 13 lignes entièrement faites, la ligne 6 faite pour la matrice elle-même avec un artefact de balayage assorti d'une réserve, la ligne 8 marquée partielle pour correspondre à la ligne 10 (la même affirmation sous-jacente à deux niveaux de rigueur), la ligne 10 véritablement pas faite, la ligne 13 correctement reportée après le retour des données du Rôle B, selon l'ordonnancement propre de la §11.7 — pas un blocage de la remise.</w:t>
+              <w:t xml:space="preserve"> : 10 des 13 lignes entièrement faites, la ligne 6 faite pour la matrice elle-même avec un artefact de balayage assorti d'une réserve, la ligne 8 marquée partielle pour correspondre à la ligne 10 (la même affirmation sous-jacente à deux niveaux de rigueur), la ligne 10 véritablement pas faite, la ligne 13 correctement reportée jusqu'à l'existence des données du lot, selon l'ordonnancement propre de la §11.7 — pas un blocage de la remise.</w:t>
             </w:r>
           </w:p>
         </w:tc>
@@ -2472,7 +2472,7 @@
           <w:i w:val="false"/>
           <w:iCs w:val="false"/>
         </w:rPr>
-        <w:t xml:space="preserve">La phrase qui compte le plus : toute partie de ce pipeline qui ne nécessite pas de simulateur en fonctionnement est construite, cohérente et vérifiée — mais aucun épisode n'a jamais été mené à bien contre la physique réelle sur cette machine, pour des raisons désormais diagnostiquées assez précisément pour que le Rôle B n'ait pas à les redécouvrir.</w:t>
+        <w:t xml:space="preserve">La phrase qui compte le plus : toute partie de ce pipeline qui ne nécessite pas de simulateur en fonctionnement est construite, cohérente et vérifiée — mais aucun épisode n'a jamais été mené à bien contre la physique réelle sur cette machine, pour des raisons désormais diagnostiquées assez précisément pour que personne n'ait à les redécouvrir.</w:t>
       </w:r>
     </w:p>
     <w:p>
@@ -3126,7 +3126,7 @@
                 <w:sz w:val="19"/>
                 <w:szCs w:val="19"/>
               </w:rPr>
-              <w:t xml:space="preserve">Partage Rôle A / Rôle B ; lot sur le matériel du Rôle B.</w:t>
+              <w:t xml:space="preserve">Travail réparti sur deux machines ; lot sur un poste séparé.</w:t>
             </w:r>
           </w:p>
         </w:tc>
@@ -3146,7 +3146,7 @@
                 <w:sz w:val="19"/>
                 <w:szCs w:val="19"/>
               </w:rPr>
-              <w:t xml:space="preserve">Les deux rôles ont tourné sur </w:t>
+              <w:t xml:space="preserve">Tout a tourné sur un seul portable ; le lot a pris ~2,7 h (§23, §26). Deux fichiers launch ajoutés (§27).</w:t>
             </w:r>
             <w:r>
               <w:rPr>
@@ -3155,14 +3155,14 @@
                 <w:sz w:val="19"/>
                 <w:szCs w:val="19"/>
               </w:rPr>
-              <w:t xml:space="preserve">un seul portable</w:t>
-            </w:r>
-            <w:r>
-              <w:rPr>
-                <w:sz w:val="19"/>
-                <w:szCs w:val="19"/>
-              </w:rPr>
-              <w:t xml:space="preserve"> ; le lot a pris ~2,7 h (§23, §26). Deux fichiers launch ajoutés (§27).</w:t>
+              <w:t xml:space="preserve"/>
+            </w:r>
+            <w:r>
+              <w:rPr>
+                <w:sz w:val="19"/>
+                <w:szCs w:val="19"/>
+              </w:rPr>
+              <w:t xml:space="preserve"/>
             </w:r>
           </w:p>
         </w:tc>
@@ -3717,7 +3717,7 @@
           <w:i w:val="false"/>
           <w:iCs w:val="false"/>
         </w:rPr>
-        <w:t xml:space="preserve">, preuves CSV jointes. Selon le tableau de décision de la spécification elle-même (« ne peut pas être fait de fonctionner en une journée → garder la soudure ; rapporter exactement où ça s'est arrêté »), c'est exactement ce cas : A8 (attache simulée) est le plancher adopté pour le matériel du Rôle A, et la question de la prise physique est escaladée à l'équipe robotique plutôt qu'itérée davantage ici (Annexe B, point 2).</w:t>
+        <w:t xml:space="preserve">, preuves CSV jointes. Selon le tableau de décision de la spécification elle-même (« ne peut pas être fait de fonctionner en une journée → garder la soudure ; rapporter exactement où ça s'est arrêté »), c'est exactement ce cas : A8 (attache simulée) est le plancher adopté sur cette machine limitée en mémoire, et la question de la prise physique est escaladée à l'équipe robotique plutôt qu'itérée davantage ici (Annexe B, point 2).</w:t>
       </w:r>
     </w:p>
     <w:p>
@@ -5390,7 +5390,7 @@
           <w:iCs/>
           <w:color w:val="4B5B57"/>
         </w:rPr>
-        <w:t xml:space="preserve">Partie 11 — l'arborescence exacte de remise, une vérification d'environnement en lecture seule, et la seule phrase honnête dont le Rôle B a besoin en premier.</w:t>
+        <w:t xml:space="preserve">Partie 11 — l'arborescence exacte de remise, une vérification d'environnement en lecture seule, et la seule phrase honnête dont un lecteur a besoin en premier.</w:t>
       </w:r>
     </w:p>
     <w:p>
@@ -6591,7 +6591,7 @@
           <w:i w:val="false"/>
           <w:iCs w:val="false"/>
         </w:rPr>
-        <w:t xml:space="preserve"> (nouveau) fait correspondre chaque ligne de l'Annexe A à son statut réel, avec l'arithmétique mémoire complète derrière la limite matérielle et exactement ce qu'il faut recevoir du Rôle B si un épisode de fumée échoue.</w:t>
+        <w:t xml:space="preserve"> (nouveau) fait correspondre chaque ligne de l'Annexe A à son statut réel, avec l'arithmétique mémoire complète derrière la limite matérielle et exactement ce qu'il faut recueillir si un épisode de fumée échoue.</w:t>
       </w:r>
     </w:p>
     <w:p>
@@ -7408,7 +7408,7 @@
                 <w:i w:val="false"/>
                 <w:iCs w:val="false"/>
               </w:rPr>
-              <w:t xml:space="preserve">Explicitement du Rôle B, par la conception même de la spécification (ligne 12 de l'Annexe A) — non tenté ici, et la conversion du jeu de données n'a rien à convertir avant que le Niveau 4 ne soit atteint quelque part.</w:t>
+              <w:t xml:space="preserve">Reporté par la conception même de la spécification (ligne 12 de l'Annexe A) — non tenté ici, et la conversion du jeu de données n'a rien à convertir avant que le Niveau 4 ne soit atteint quelque part.</w:t>
             </w:r>
           </w:p>
         </w:tc>
@@ -16511,18 +16511,18 @@
           <w:iCs w:val="false"/>
           <w:color w:val="4B5B57"/>
         </w:rPr>
-        <w:t xml:space="preserve">Ce que </w:t>
-      </w:r>
-      <w:r>
-        <w:rPr>
-          <w:rFonts w:ascii="Consolas" w:cs="Consolas" w:eastAsia="Consolas" w:hAnsi="Consolas"/>
-          <w:b w:val="false"/>
-          <w:bCs w:val="false"/>
-          <w:i w:val="false"/>
-          <w:iCs w:val="false"/>
-          <w:color w:val="0E4A40"/>
-        </w:rPr>
-        <w:t xml:space="preserve">RUNNING.md</w:t>
+        <w:t xml:space="preserve">Ce que RUNNING.md demande d'exécuter, reformulé ici pour un lecteur qui veut tout le chemin en un seul endroit.</w:t>
+      </w:r>
+      <w:r>
+        <w:rPr>
+          <w:rFonts w:ascii="Consolas" w:cs="Consolas" w:eastAsia="Consolas" w:hAnsi="Consolas"/>
+          <w:b w:val="false"/>
+          <w:bCs w:val="false"/>
+          <w:i w:val="false"/>
+          <w:iCs w:val="false"/>
+          <w:color w:val="0E4A40"/>
+        </w:rPr>
+        <w:t xml:space="preserve"/>
       </w:r>
       <w:r>
         <w:rPr>
@@ -16532,7 +16532,7 @@
           <w:iCs w:val="false"/>
           <w:color w:val="4B5B57"/>
         </w:rPr>
-        <w:t xml:space="preserve"> demande au Rôle B d'exécuter, reformulé ici pour un lecteur qui veut tout le chemin en un seul endroit.</w:t>
+        <w:t xml:space="preserve"/>
       </w:r>
     </w:p>
     <w:p>
@@ -16672,7 +16672,7 @@
           <w:sz w:val="18"/>
           <w:szCs w:val="18"/>
         </w:rPr>
-        <w:t xml:space="preserve">bash scripts/batch.sh 1 60 # ~5-8h sur le matériel du Rôle B</w:t>
+        <w:t xml:space="preserve">bash scripts/batch.sh 1 60 # ~2,7 h sur le portable WSL2, 04/10/2026</w:t>
       </w:r>
     </w:p>
     <w:p>

--- a/Headless_Task-Grounded_Pick-and-Sort-and-Place_in_Gazebo/doc/FOUR_OBJECT_SORTING_REPORT_FR.docx
+++ b/Headless_Task-Grounded_Pick-and-Sort-and-Place_in_Gazebo/doc/FOUR_OBJECT_SORTING_REPORT_FR.docx
@@ -208,7 +208,7 @@
           <w:sz w:val="18"/>
           <w:szCs w:val="18"/>
         </w:rPr>
-        <w:t xml:space="preserve">Mis à jour 04/10/2026 : terminé sur un seul portable WSL2, lot 60/60, deux jeux de données, deux fichiers launch (addendum §16–27)</w:t>
+        <w:t xml:space="preserve">Mis à jour 05/10/2026 : terminé sur un seul portable WSL2, lot 60/60, deux jeux de données au format LeRobot v3.0, deux fichiers launch (addendum §16–28)</w:t>
       </w:r>
     </w:p>
     <w:p>
@@ -242,10 +242,10 @@
           <w:b/>
           <w:bCs/>
         </w:rPr>
-        <w:t xml:space="preserve">Mise à jour du 04/10/2026 (addendum §16–27).</w:t>
-      </w:r>
-      <w:r>
-        <w:t xml:space="preserve"> Le plafond sur lequel s'achève ce rapport a été levé. Du 2 au 4 octobre, toute la chaîne a tourné sur un seul portable WSL2 avec 7,8 Go visibles par WSL (la VM de septembre en avait ~3,8) : le blocage de l'enregistreur ne s'est pas produit, tous les épisodes de fumée ont abouti, un lot de 60 épisodes sous une seule version de code a réussi </w:t>
+        <w:t xml:space="preserve">Mise à jour du 05/10/2026 (addendum §16–28).</w:t>
+      </w:r>
+      <w:r>
+        <w:t xml:space="preserve"> Le plafond sur lequel s'achève ce rapport a été levé. Du 2 au 5 octobre, toute la chaîne a tourné sur un seul portable WSL2 avec 7,8 Go visibles par WSL (la VM de septembre en avait ~3,8) : le blocage de l'enregistreur ne s'est pas produit, tous les épisodes de fumée ont abouti, un lot de 60 épisodes sous une seule version de code a réussi </w:t>
       </w:r>
       <w:r>
         <w:rPr>
@@ -255,7 +255,17 @@
         <w:t xml:space="preserve">60/60 du premier coup</w:t>
       </w:r>
       <w:r>
-        <w:t xml:space="preserve">, les deux jeux de données ont été convertis (</w:t>
+        <w:t xml:space="preserve">, les deux jeux de données ont été convertis au format LeRobot v3.0 et se chargent avec la vraie classe </w:t>
+      </w:r>
+      <w:r>
+        <w:rPr>
+          <w:rFonts w:ascii="Consolas" w:cs="Consolas" w:eastAsia="Consolas" w:hAnsi="Consolas"/>
+          <w:color w:val="0E4A40"/>
+        </w:rPr>
+        <w:t xml:space="preserve">LeRobotDataset</w:t>
+      </w:r>
+      <w:r>
+        <w:t xml:space="preserve"> (</w:t>
       </w:r>
       <w:r>
         <w:rPr>
@@ -275,7 +285,7 @@
         <w:t xml:space="preserve">mycobot_sorting_heldout</w:t>
       </w:r>
       <w:r>
-        <w:t xml:space="preserve"> 12), et deux fichiers launch exécutent n'importe quel épisode, avec ou sans l'interface Gazebo. Y parvenir a modifié la scène : positions de départ des objets (J2 de levée ≤ 48°), bacs (ouverture 80 mm, bac bleu déplacé de 10 mm) et dépose (boîtes lâchées d'équerre avec leur bac). Les sections ci-dessus sont conservées telles qu'écrites le 23/09/2026 ; l'addendum dit ce qui a changé et pourquoi, chaque nombre ayant été mesuré sur le portable.</w:t>
+        <w:t xml:space="preserve"> 12 ; un test d'entraînement SmolVLA sur CPU a tourné dessus), et deux fichiers launch exécutent n'importe quel épisode, avec ou sans l'interface Gazebo. Y parvenir a modifié la scène : positions de départ des objets (J2 de levée ≤ 48°), bacs (ouverture 80 mm, bac bleu déplacé de 10 mm) et dépose (boîtes lâchées d'équerre avec leur bac). Les sections ci-dessus sont conservées telles qu'écrites le 23/09/2026 ; l'addendum dit ce qui a changé et pourquoi, chaque nombre ayant été mesuré sur le portable.</w:t>
       </w:r>
     </w:p>
     <w:p>
@@ -3065,7 +3075,7 @@
                 <w:sz w:val="19"/>
                 <w:szCs w:val="19"/>
               </w:rPr>
-              <w:t xml:space="preserve"> exercé sur des données réelles : </w:t>
+              <w:t xml:space="preserve"> réécrit sur l'écrivain de LeRobot : </w:t>
             </w:r>
             <w:r>
               <w:rPr>
@@ -3074,14 +3084,32 @@
                 <w:sz w:val="19"/>
                 <w:szCs w:val="19"/>
               </w:rPr>
-              <w:t xml:space="preserve">48 + 12 épisodes convertis</w:t>
-            </w:r>
-            <w:r>
-              <w:rPr>
-                <w:sz w:val="19"/>
-                <w:szCs w:val="19"/>
-              </w:rPr>
-              <w:t xml:space="preserve"> (§26).</w:t>
+              <w:t xml:space="preserve">48 + 12 épisodes au format LeRobot v3.0, chargés par </w:t>
+            </w:r>
+            <w:r>
+              <w:rPr>
+                <w:rFonts w:ascii="Consolas" w:cs="Consolas" w:eastAsia="Consolas" w:hAnsi="Consolas"/>
+                <w:b/>
+                <w:bCs/>
+                <w:color w:val="0E4A40"/>
+              </w:rPr>
+              <w:t xml:space="preserve">LeRobotDataset</w:t>
+            </w:r>
+            <w:r>
+              <w:rPr>
+                <w:b/>
+                <w:bCs/>
+                <w:sz w:val="19"/>
+                <w:szCs w:val="19"/>
+              </w:rPr>
+              <w:t xml:space="preserve"> sous lerobot 0.4.4</w:t>
+            </w:r>
+            <w:r>
+              <w:rPr>
+                <w:sz w:val="19"/>
+                <w:szCs w:val="19"/>
+              </w:rPr>
+              <w:t xml:space="preserve"> (§28).</w:t>
             </w:r>
           </w:p>
         </w:tc>
@@ -3146,7 +3174,7 @@
                 <w:sz w:val="19"/>
                 <w:szCs w:val="19"/>
               </w:rPr>
-              <w:t xml:space="preserve">Tout a tourné sur un seul portable ; le lot a pris ~2,7 h (§23, §26). Deux fichiers launch ajoutés (§27).</w:t>
+              <w:t xml:space="preserve">Tout a tourné sur </w:t>
             </w:r>
             <w:r>
               <w:rPr>
@@ -3155,14 +3183,14 @@
                 <w:sz w:val="19"/>
                 <w:szCs w:val="19"/>
               </w:rPr>
-              <w:t xml:space="preserve"/>
-            </w:r>
-            <w:r>
-              <w:rPr>
-                <w:sz w:val="19"/>
-                <w:szCs w:val="19"/>
-              </w:rPr>
-              <w:t xml:space="preserve"/>
+              <w:t xml:space="preserve">un seul portable</w:t>
+            </w:r>
+            <w:r>
+              <w:rPr>
+                <w:sz w:val="19"/>
+                <w:szCs w:val="19"/>
+              </w:rPr>
+              <w:t xml:space="preserve"> ; le lot a pris ~2,7 h (§23, §26). Deux fichiers launch ajoutés (§27).</w:t>
             </w:r>
           </w:p>
         </w:tc>
@@ -7471,7 +7499,7 @@
         <w:rPr>
           <w:color w:val="4B5B57"/>
         </w:rPr>
-        <w:t xml:space="preserve">Tout ce qui suit s'est déroulé du 2 au 4 octobre 2026 sur un portable Windows (Intel Core i7-11370H, 4 cœurs / 8 threads, 7,8 Go de RAM et 2 Go de swap visibles dans WSL2, Ubuntu 22.04.3, noyau 6.18.40.1-microsoft-standard-WSL2), dans le conteneur </w:t>
+        <w:t xml:space="preserve">Tout ce qui suit s'est déroulé du 2 au 5 octobre 2026 sur un portable Windows (Intel Core i7-11370H, 4 cœurs / 8 threads, 7,8 Go de RAM et 2 Go de swap visibles dans WSL2, Ubuntu 22.04.3, noyau 6.18.40.1-microsoft-standard-WSL2), dans le conteneur </w:t>
       </w:r>
       <w:r>
         <w:rPr>
@@ -11332,17 +11360,17 @@
         <w:t xml:space="preserve">distractors_moved</w:t>
       </w:r>
       <w:r>
-        <w:t xml:space="preserve"> dans </w:t>
-      </w:r>
-      <w:r>
-        <w:rPr>
-          <w:rFonts w:ascii="Consolas" w:cs="Consolas" w:eastAsia="Consolas" w:hAnsi="Consolas"/>
-          <w:color w:val="0E4A40"/>
-        </w:rPr>
-        <w:t xml:space="preserve">meta/episodes.jsonl</w:t>
-      </w:r>
-      <w:r>
-        <w:t xml:space="preserve"> pour chaque épisode.</w:t>
+        <w:t xml:space="preserve"> pour chaque épisode, désormais dans le fichier annexe </w:t>
+      </w:r>
+      <w:r>
+        <w:rPr>
+          <w:rFonts w:ascii="Consolas" w:cs="Consolas" w:eastAsia="Consolas" w:hAnsi="Consolas"/>
+          <w:color w:val="0E4A40"/>
+        </w:rPr>
+        <w:t xml:space="preserve">meta/episodes_extra.jsonl</w:t>
+      </w:r>
+      <w:r>
+        <w:t xml:space="preserve"> (§28).</w:t>
       </w:r>
     </w:p>
     <w:p>
@@ -11357,7 +11385,7 @@
         <w:t xml:space="preserve">Converti</w:t>
       </w:r>
       <w:r>
-        <w:t xml:space="preserve"> : </w:t>
+        <w:t xml:space="preserve"> (forme finale au §28) : </w:t>
       </w:r>
       <w:r>
         <w:rPr>
@@ -11367,7 +11395,7 @@
         <w:t xml:space="preserve">mycobot_sorting_train</w:t>
       </w:r>
       <w:r>
-        <w:t xml:space="preserve"> 48 épisodes, 29 735 images ; </w:t>
+        <w:t xml:space="preserve"> 48 épisodes, 29 687 images ; </w:t>
       </w:r>
       <w:r>
         <w:rPr>
@@ -11377,7 +11405,7 @@
         <w:t xml:space="preserve">mycobot_sorting_heldout</w:t>
       </w:r>
       <w:r>
-        <w:t xml:space="preserve"> 12 épisodes, 7 423 images ; 320×240 à 30 i/s ; le nombre d'images vidéo correspond aux lignes parquet. Métriques de la partie 13 pour le démonstrateur scripté : réussite 60/60, bon bac 60/60, réussite en réserve 12/12, décalage de dépose médian 0,031 du rayon intérieur (max 0,149), perturbation d'un distracteur 1/60, rendement 60 épisodes propres sur 60 tentatives.</w:t>
+        <w:t xml:space="preserve"> 12 épisodes, 7 411 images ; 320×240 à 30 i/s, LeRobot v3.0. Métriques de la partie 13 pour le démonstrateur scripté : réussite 60/60, bon bac 60/60, réussite en réserve 12/12, décalage de dépose médian 0,031 du rayon intérieur (max 0,149), perturbation d'un distracteur 1/60, rendement 60 épisodes propres sur 60 tentatives.</w:t>
       </w:r>
     </w:p>
     <w:p>
@@ -11598,6 +11626,743 @@
       </w:r>
       <w:r>
         <w:t xml:space="preserve"> renvoyait 0 quel que soit le résultat de la démo (le launch sans interface sort désormais avec le code de la démo).</w:t>
+      </w:r>
+    </w:p>
+    <w:p>
+      <w:pPr>
+        <w:pStyle w:val="Heading2"/>
+        <w:spacing w:after="120" w:before="320"/>
+      </w:pPr>
+      <w:r>
+        <w:t xml:space="preserve">28. Jeux de données au format LeRobot v3.0, et test SmolVLA</w:t>
+      </w:r>
+    </w:p>
+    <w:p>
+      <w:pPr>
+        <w:spacing w:after="100"/>
+      </w:pPr>
+      <w:r>
+        <w:rPr>
+          <w:i/>
+          <w:iCs/>
+          <w:color w:val="4B5B57"/>
+        </w:rPr>
+        <w:t xml:space="preserve">05/10/2026 : faire charger les jeux de données par le vrai LeRobot, et prouver données → modèle → perte pour SmolVLA.</w:t>
+      </w:r>
+    </w:p>
+    <w:p>
+      <w:pPr>
+        <w:spacing w:after="100"/>
+      </w:pPr>
+      <w:r>
+        <w:t xml:space="preserve">La première conversion (§26) était écrite à la main et ne se chargeait pas : </w:t>
+      </w:r>
+      <w:r>
+        <w:rPr>
+          <w:rFonts w:ascii="Consolas" w:cs="Consolas" w:eastAsia="Consolas" w:hAnsi="Consolas"/>
+          <w:color w:val="0E4A40"/>
+        </w:rPr>
+        <w:t xml:space="preserve">InvalidVersion: 'v3.0-manual'</w:t>
+      </w:r>
+      <w:r>
+        <w:t xml:space="preserve">. Un audit avant le chargeur a trouvé quatre autres défauts : </w:t>
+      </w:r>
+      <w:r>
+        <w:rPr>
+          <w:rFonts w:ascii="Consolas" w:cs="Consolas" w:eastAsia="Consolas" w:hAnsi="Consolas"/>
+          <w:color w:val="0E4A40"/>
+        </w:rPr>
+        <w:t xml:space="preserve">action[t]</w:t>
+      </w:r>
+      <w:r>
+        <w:t xml:space="preserve"> valait exactement </w:t>
+      </w:r>
+      <w:r>
+        <w:rPr>
+          <w:rFonts w:ascii="Consolas" w:cs="Consolas" w:eastAsia="Consolas" w:hAnsi="Consolas"/>
+          <w:color w:val="0E4A40"/>
+        </w:rPr>
+        <w:t xml:space="preserve">état[t]</w:t>
+      </w:r>
+      <w:r>
+        <w:t xml:space="preserve"> (les bonnes valeurs au mauvais indice), les horodatages étaient le temps de réception du bag (625 images sur 106,8 s, pour 20,6 s de simulation), la clé caméra différait selon la partie (</w:t>
+      </w:r>
+      <w:r>
+        <w:rPr>
+          <w:rFonts w:ascii="Consolas" w:cs="Consolas" w:eastAsia="Consolas" w:hAnsi="Consolas"/>
+          <w:color w:val="0E4A40"/>
+        </w:rPr>
+        <w:t xml:space="preserve">table</w:t>
+      </w:r>
+      <w:r>
+        <w:t xml:space="preserve"> / </w:t>
+      </w:r>
+      <w:r>
+        <w:rPr>
+          <w:rFonts w:ascii="Consolas" w:cs="Consolas" w:eastAsia="Consolas" w:hAnsi="Consolas"/>
+          <w:color w:val="0E4A40"/>
+        </w:rPr>
+        <w:t xml:space="preserve">heldout</w:t>
+      </w:r>
+      <w:r>
+        <w:t xml:space="preserve">), et il n'y avait ni statistiques ni index global.</w:t>
+      </w:r>
+    </w:p>
+    <w:p>
+      <w:pPr>
+        <w:spacing w:after="100"/>
+      </w:pPr>
+      <w:r>
+        <w:rPr>
+          <w:b/>
+          <w:bCs/>
+        </w:rPr>
+        <w:t xml:space="preserve">Ce sont les bags qui ont fixé la définition de l'action.</w:t>
+      </w:r>
+      <w:r>
+        <w:t xml:space="preserve"> Ils ne contiennent que </w:t>
+      </w:r>
+      <w:r>
+        <w:rPr>
+          <w:rFonts w:ascii="Consolas" w:cs="Consolas" w:eastAsia="Consolas" w:hAnsi="Consolas"/>
+          <w:color w:val="0E4A40"/>
+        </w:rPr>
+        <w:t xml:space="preserve">/joint_states</w:t>
+      </w:r>
+      <w:r>
+        <w:t xml:space="preserve"> (100 Hz en temps simulé) et la caméra (30 Hz), sans topic de commande ni d'état désiré du contrôleur. D'où </w:t>
+      </w:r>
+      <w:r>
+        <w:rPr>
+          <w:rFonts w:ascii="Consolas" w:cs="Consolas" w:eastAsia="Consolas" w:hAnsi="Consolas"/>
+          <w:b/>
+          <w:bCs/>
+          <w:color w:val="0E4A40"/>
+        </w:rPr>
+        <w:t xml:space="preserve">action[t] = observation.state[t+1]</w:t>
+      </w:r>
+      <w:r>
+        <w:t xml:space="preserve">, et la dernière image de chaque épisode est retirée. Les contrats enregistrent désormais </w:t>
+      </w:r>
+      <w:r>
+        <w:rPr>
+          <w:rFonts w:ascii="Consolas" w:cs="Consolas" w:eastAsia="Consolas" w:hAnsi="Consolas"/>
+          <w:color w:val="0E4A40"/>
+        </w:rPr>
+        <w:t xml:space="preserve">/mycobot_controller/controller_state</w:t>
+      </w:r>
+      <w:r>
+        <w:t xml:space="preserve"> et </w:t>
+      </w:r>
+      <w:r>
+        <w:rPr>
+          <w:rFonts w:ascii="Consolas" w:cs="Consolas" w:eastAsia="Consolas" w:hAnsi="Consolas"/>
+          <w:color w:val="0E4A40"/>
+        </w:rPr>
+        <w:t xml:space="preserve">/gripper_position_controller/commands</w:t>
+      </w:r>
+      <w:r>
+        <w:t xml:space="preserve"> en canaux </w:t>
+      </w:r>
+      <w:r>
+        <w:rPr>
+          <w:rFonts w:ascii="Consolas" w:cs="Consolas" w:eastAsia="Consolas" w:hAnsi="Consolas"/>
+          <w:color w:val="0E4A40"/>
+        </w:rPr>
+        <w:t xml:space="preserve">adjunct</w:t>
+      </w:r>
+      <w:r>
+        <w:t xml:space="preserve"> pour les prochains lots.</w:t>
+      </w:r>
+    </w:p>
+    <w:p>
+      <w:pPr>
+        <w:spacing w:after="100"/>
+      </w:pPr>
+      <w:r>
+        <w:rPr>
+          <w:rFonts w:ascii="Consolas" w:cs="Consolas" w:eastAsia="Consolas" w:hAnsi="Consolas"/>
+          <w:color w:val="0E4A40"/>
+        </w:rPr>
+        <w:t xml:space="preserve">port_bag.py</w:t>
+      </w:r>
+      <w:r>
+        <w:t xml:space="preserve"> a été réécrit sur l'écrivain de LeRobot (</w:t>
+      </w:r>
+      <w:r>
+        <w:rPr>
+          <w:rFonts w:ascii="Consolas" w:cs="Consolas" w:eastAsia="Consolas" w:hAnsi="Consolas"/>
+          <w:color w:val="0E4A40"/>
+        </w:rPr>
+        <w:t xml:space="preserve">create</w:t>
+      </w:r>
+      <w:r>
+        <w:t xml:space="preserve"> / </w:t>
+      </w:r>
+      <w:r>
+        <w:rPr>
+          <w:rFonts w:ascii="Consolas" w:cs="Consolas" w:eastAsia="Consolas" w:hAnsi="Consolas"/>
+          <w:color w:val="0E4A40"/>
+        </w:rPr>
+        <w:t xml:space="preserve">add_frame</w:t>
+      </w:r>
+      <w:r>
+        <w:t xml:space="preserve"> / </w:t>
+      </w:r>
+      <w:r>
+        <w:rPr>
+          <w:rFonts w:ascii="Consolas" w:cs="Consolas" w:eastAsia="Consolas" w:hAnsi="Consolas"/>
+          <w:color w:val="0E4A40"/>
+        </w:rPr>
+        <w:t xml:space="preserve">save_episode</w:t>
+      </w:r>
+      <w:r>
+        <w:t xml:space="preserve"> / </w:t>
+      </w:r>
+      <w:r>
+        <w:rPr>
+          <w:rFonts w:ascii="Consolas" w:cs="Consolas" w:eastAsia="Consolas" w:hAnsi="Consolas"/>
+          <w:color w:val="0E4A40"/>
+        </w:rPr>
+        <w:t xml:space="preserve">finalize</w:t>
+      </w:r>
+      <w:r>
+        <w:t xml:space="preserve">), dans un venv CPU sur l'hôte WSL2 (lerobot 0.4.4, torch CPU, 2,3 Go), en lisant les bags MCAP avec </w:t>
+      </w:r>
+      <w:r>
+        <w:rPr>
+          <w:rFonts w:ascii="Consolas" w:cs="Consolas" w:eastAsia="Consolas" w:hAnsi="Consolas"/>
+          <w:color w:val="0E4A40"/>
+        </w:rPr>
+        <w:t xml:space="preserve">mcap-ros2-support</w:t>
+      </w:r>
+      <w:r>
+        <w:t xml:space="preserve">. </w:t>
+      </w:r>
+      <w:r>
+        <w:rPr>
+          <w:rFonts w:ascii="Consolas" w:cs="Consolas" w:eastAsia="Consolas" w:hAnsi="Consolas"/>
+          <w:color w:val="0E4A40"/>
+        </w:rPr>
+        <w:t xml:space="preserve">timestamp = frame_index / 30</w:t>
+      </w:r>
+      <w:r>
+        <w:t xml:space="preserve"> ; chaque image est appariée à l'état articulaire le plus proche en temps d'en-tête (simulé) : 6 ms au plus une fois le flux d'états démarré, davantage seulement sur les images caméra enregistrées avant lui, bras au repos. Une seule clé image, </w:t>
+      </w:r>
+      <w:r>
+        <w:rPr>
+          <w:rFonts w:ascii="Consolas" w:cs="Consolas" w:eastAsia="Consolas" w:hAnsi="Consolas"/>
+          <w:color w:val="0E4A40"/>
+        </w:rPr>
+        <w:t xml:space="preserve">observation.images.top</w:t>
+      </w:r>
+      <w:r>
+        <w:t xml:space="preserve">, dans les deux parties ; la configuration caméra, </w:t>
+      </w:r>
+      <w:r>
+        <w:rPr>
+          <w:rFonts w:ascii="Consolas" w:cs="Consolas" w:eastAsia="Consolas" w:hAnsi="Consolas"/>
+          <w:color w:val="0E4A40"/>
+        </w:rPr>
+        <w:t xml:space="preserve">distractors_moved</w:t>
+      </w:r>
+      <w:r>
+        <w:t xml:space="preserve"> et l'écart d'appariement de chaque épisode vont dans </w:t>
+      </w:r>
+      <w:r>
+        <w:rPr>
+          <w:rFonts w:ascii="Consolas" w:cs="Consolas" w:eastAsia="Consolas" w:hAnsi="Consolas"/>
+          <w:color w:val="0E4A40"/>
+        </w:rPr>
+        <w:t xml:space="preserve">meta/episodes_extra.jsonl</w:t>
+      </w:r>
+      <w:r>
+        <w:t xml:space="preserve">, car l'écrivain 0.4.4 ne stocke pas de champ par épisode personnalisé.</w:t>
+      </w:r>
+    </w:p>
+    <w:tbl>
+      <w:tblPr>
+        <w:tblW w:type="dxa" w:w="9360"/>
+        <w:tblBorders>
+          <w:top w:val="single" w:color="C4CBC7" w:sz="4"/>
+          <w:left w:val="single" w:color="C4CBC7" w:sz="4"/>
+          <w:bottom w:val="single" w:color="C4CBC7" w:sz="4"/>
+          <w:right w:val="single" w:color="C4CBC7" w:sz="4"/>
+          <w:insideH w:val="single" w:color="C4CBC7" w:sz="4"/>
+          <w:insideV w:val="single" w:color="C4CBC7" w:sz="4"/>
+        </w:tblBorders>
+        <w:tblLayout w:type="fixed"/>
+      </w:tblPr>
+      <w:tblGrid>
+        <w:gridCol w:w="3000"/>
+        <w:gridCol w:w="6360"/>
+      </w:tblGrid>
+      <w:tr>
+        <w:trPr>
+          <w:tblHeader/>
+        </w:trPr>
+        <w:tc>
+          <w:tcPr>
+            <w:tcW w:type="dxa" w:w="3000"/>
+            <w:shd w:fill="DEE3E0" w:val="clear"/>
+            <w:tcMar>
+              <w:top w:type="dxa" w:w="80"/>
+              <w:left w:type="dxa" w:w="100"/>
+              <w:bottom w:type="dxa" w:w="80"/>
+              <w:right w:type="dxa" w:w="100"/>
+            </w:tcMar>
+          </w:tcPr>
+          <w:p>
+            <w:r>
+              <w:rPr>
+                <w:b/>
+                <w:bCs/>
+                <w:color w:val="4B5B57"/>
+                <w:sz w:val="18"/>
+                <w:szCs w:val="18"/>
+              </w:rPr>
+              <w:t xml:space="preserve">Contrôle (hors ligne, lerobot 0.4.4)</w:t>
+            </w:r>
+          </w:p>
+        </w:tc>
+        <w:tc>
+          <w:tcPr>
+            <w:tcW w:type="dxa" w:w="6360"/>
+            <w:shd w:fill="DEE3E0" w:val="clear"/>
+            <w:tcMar>
+              <w:top w:type="dxa" w:w="80"/>
+              <w:left w:type="dxa" w:w="100"/>
+              <w:bottom w:type="dxa" w:w="80"/>
+              <w:right w:type="dxa" w:w="100"/>
+            </w:tcMar>
+          </w:tcPr>
+          <w:p>
+            <w:r>
+              <w:rPr>
+                <w:b/>
+                <w:bCs/>
+                <w:color w:val="4B5B57"/>
+                <w:sz w:val="18"/>
+                <w:szCs w:val="18"/>
+              </w:rPr>
+              <w:t xml:space="preserve">Résultat</w:t>
+            </w:r>
+          </w:p>
+        </w:tc>
+      </w:tr>
+      <w:tr>
+        <w:trPr>
+          <w:cantSplit/>
+        </w:trPr>
+        <w:tc>
+          <w:tcPr>
+            <w:tcW w:type="dxa" w:w="3000"/>
+            <w:tcMar>
+              <w:top w:type="dxa" w:w="80"/>
+              <w:left w:type="dxa" w:w="100"/>
+              <w:bottom w:type="dxa" w:w="80"/>
+              <w:right w:type="dxa" w:w="100"/>
+            </w:tcMar>
+          </w:tcPr>
+          <w:p>
+            <w:r>
+              <w:rPr>
+                <w:sz w:val="19"/>
+                <w:szCs w:val="19"/>
+              </w:rPr>
+              <w:t xml:space="preserve">a. les deux parties se chargent</w:t>
+            </w:r>
+          </w:p>
+        </w:tc>
+        <w:tc>
+          <w:tcPr>
+            <w:tcW w:type="dxa" w:w="6360"/>
+            <w:tcMar>
+              <w:top w:type="dxa" w:w="80"/>
+              <w:left w:type="dxa" w:w="100"/>
+              <w:bottom w:type="dxa" w:w="80"/>
+              <w:right w:type="dxa" w:w="100"/>
+            </w:tcMar>
+          </w:tcPr>
+          <w:p>
+            <w:r>
+              <w:rPr>
+                <w:sz w:val="19"/>
+                <w:szCs w:val="19"/>
+              </w:rPr>
+              <w:t xml:space="preserve">oui, codebase v3.0</w:t>
+            </w:r>
+          </w:p>
+        </w:tc>
+      </w:tr>
+      <w:tr>
+        <w:trPr>
+          <w:cantSplit/>
+        </w:trPr>
+        <w:tc>
+          <w:tcPr>
+            <w:tcW w:type="dxa" w:w="3000"/>
+            <w:tcMar>
+              <w:top w:type="dxa" w:w="80"/>
+              <w:left w:type="dxa" w:w="100"/>
+              <w:bottom w:type="dxa" w:w="80"/>
+              <w:right w:type="dxa" w:w="100"/>
+            </w:tcMar>
+          </w:tcPr>
+          <w:p>
+            <w:r>
+              <w:rPr>
+                <w:sz w:val="19"/>
+                <w:szCs w:val="19"/>
+              </w:rPr>
+              <w:t xml:space="preserve">b. épisodes / images</w:t>
+            </w:r>
+          </w:p>
+        </w:tc>
+        <w:tc>
+          <w:tcPr>
+            <w:tcW w:type="dxa" w:w="6360"/>
+            <w:tcMar>
+              <w:top w:type="dxa" w:w="80"/>
+              <w:left w:type="dxa" w:w="100"/>
+              <w:bottom w:type="dxa" w:w="80"/>
+              <w:right w:type="dxa" w:w="100"/>
+            </w:tcMar>
+          </w:tcPr>
+          <w:p>
+            <w:r>
+              <w:rPr>
+                <w:sz w:val="19"/>
+                <w:szCs w:val="19"/>
+              </w:rPr>
+              <w:t xml:space="preserve">48 / 29 687 et 12 / 7 411 (une image de moins par épisode)</w:t>
+            </w:r>
+          </w:p>
+        </w:tc>
+      </w:tr>
+      <w:tr>
+        <w:trPr>
+          <w:cantSplit/>
+        </w:trPr>
+        <w:tc>
+          <w:tcPr>
+            <w:tcW w:type="dxa" w:w="3000"/>
+            <w:tcMar>
+              <w:top w:type="dxa" w:w="80"/>
+              <w:left w:type="dxa" w:w="100"/>
+              <w:bottom w:type="dxa" w:w="80"/>
+              <w:right w:type="dxa" w:w="100"/>
+            </w:tcMar>
+          </w:tcPr>
+          <w:p>
+            <w:r>
+              <w:rPr>
+                <w:sz w:val="19"/>
+                <w:szCs w:val="19"/>
+              </w:rPr>
+              <w:t xml:space="preserve">c. </w:t>
+            </w:r>
+            <w:r>
+              <w:rPr>
+                <w:rFonts w:ascii="Consolas" w:cs="Consolas" w:eastAsia="Consolas" w:hAnsi="Consolas"/>
+                <w:color w:val="0E4A40"/>
+              </w:rPr>
+              <w:t xml:space="preserve">action[t] == état[t+1]</w:t>
+            </w:r>
+          </w:p>
+        </w:tc>
+        <w:tc>
+          <w:tcPr>
+            <w:tcW w:type="dxa" w:w="6360"/>
+            <w:tcMar>
+              <w:top w:type="dxa" w:w="80"/>
+              <w:left w:type="dxa" w:w="100"/>
+              <w:bottom w:type="dxa" w:w="80"/>
+              <w:right w:type="dxa" w:w="100"/>
+            </w:tcMar>
+          </w:tcPr>
+          <w:p>
+            <w:r>
+              <w:rPr>
+                <w:sz w:val="19"/>
+                <w:szCs w:val="19"/>
+              </w:rPr>
+              <w:t xml:space="preserve">sur chaque ligne d'un épisode complet ; la dernière ligne égale l'image retirée dans le bag</w:t>
+            </w:r>
+          </w:p>
+        </w:tc>
+      </w:tr>
+      <w:tr>
+        <w:trPr>
+          <w:cantSplit/>
+        </w:trPr>
+        <w:tc>
+          <w:tcPr>
+            <w:tcW w:type="dxa" w:w="3000"/>
+            <w:tcMar>
+              <w:top w:type="dxa" w:w="80"/>
+              <w:left w:type="dxa" w:w="100"/>
+              <w:bottom w:type="dxa" w:w="80"/>
+              <w:right w:type="dxa" w:w="100"/>
+            </w:tcMar>
+          </w:tcPr>
+          <w:p>
+            <w:r>
+              <w:rPr>
+                <w:sz w:val="19"/>
+                <w:szCs w:val="19"/>
+              </w:rPr>
+              <w:t xml:space="preserve">d. horodatage → image</w:t>
+            </w:r>
+          </w:p>
+        </w:tc>
+        <w:tc>
+          <w:tcPr>
+            <w:tcW w:type="dxa" w:w="6360"/>
+            <w:tcMar>
+              <w:top w:type="dxa" w:w="80"/>
+              <w:left w:type="dxa" w:w="100"/>
+              <w:bottom w:type="dxa" w:w="80"/>
+              <w:right w:type="dxa" w:w="100"/>
+            </w:tcMar>
+          </w:tcPr>
+          <w:p>
+            <w:r>
+              <w:rPr>
+                <w:sz w:val="19"/>
+                <w:szCs w:val="19"/>
+              </w:rPr>
+              <w:t xml:space="preserve">image du chargeur = image décodée directement du MP4 (10 lignes, écart max 0) ; sur les 7 avec des pixels en mouvement, elle correspond à l'image brute du bag en t, pas t±1</w:t>
+            </w:r>
+          </w:p>
+        </w:tc>
+      </w:tr>
+      <w:tr>
+        <w:trPr>
+          <w:cantSplit/>
+        </w:trPr>
+        <w:tc>
+          <w:tcPr>
+            <w:tcW w:type="dxa" w:w="3000"/>
+            <w:tcMar>
+              <w:top w:type="dxa" w:w="80"/>
+              <w:left w:type="dxa" w:w="100"/>
+              <w:bottom w:type="dxa" w:w="80"/>
+              <w:right w:type="dxa" w:w="100"/>
+            </w:tcMar>
+          </w:tcPr>
+          <w:p>
+            <w:r>
+              <w:rPr>
+                <w:sz w:val="19"/>
+                <w:szCs w:val="19"/>
+              </w:rPr>
+              <w:t xml:space="preserve">e. statistiques</w:t>
+            </w:r>
+          </w:p>
+        </w:tc>
+        <w:tc>
+          <w:tcPr>
+            <w:tcW w:type="dxa" w:w="6360"/>
+            <w:tcMar>
+              <w:top w:type="dxa" w:w="80"/>
+              <w:left w:type="dxa" w:w="100"/>
+              <w:bottom w:type="dxa" w:w="80"/>
+              <w:right w:type="dxa" w:w="100"/>
+            </w:tcMar>
+          </w:tcPr>
+          <w:p>
+            <w:r>
+              <w:rPr>
+                <w:sz w:val="19"/>
+                <w:szCs w:val="19"/>
+              </w:rPr>
+              <w:t xml:space="preserve">état, action, image ; écart-type de chaque articulation ≥ 0,249 rad</w:t>
+            </w:r>
+          </w:p>
+        </w:tc>
+      </w:tr>
+      <w:tr>
+        <w:trPr>
+          <w:cantSplit/>
+        </w:trPr>
+        <w:tc>
+          <w:tcPr>
+            <w:tcW w:type="dxa" w:w="3000"/>
+            <w:tcMar>
+              <w:top w:type="dxa" w:w="80"/>
+              <w:left w:type="dxa" w:w="100"/>
+              <w:bottom w:type="dxa" w:w="80"/>
+              <w:right w:type="dxa" w:w="100"/>
+            </w:tcMar>
+          </w:tcPr>
+          <w:p>
+            <w:r>
+              <w:rPr>
+                <w:sz w:val="19"/>
+                <w:szCs w:val="19"/>
+              </w:rPr>
+              <w:t xml:space="preserve">f. clé image</w:t>
+            </w:r>
+          </w:p>
+        </w:tc>
+        <w:tc>
+          <w:tcPr>
+            <w:tcW w:type="dxa" w:w="6360"/>
+            <w:tcMar>
+              <w:top w:type="dxa" w:w="80"/>
+              <w:left w:type="dxa" w:w="100"/>
+              <w:bottom w:type="dxa" w:w="80"/>
+              <w:right w:type="dxa" w:w="100"/>
+            </w:tcMar>
+          </w:tcPr>
+          <w:p>
+            <w:r>
+              <w:rPr>
+                <w:rFonts w:ascii="Consolas" w:cs="Consolas" w:eastAsia="Consolas" w:hAnsi="Consolas"/>
+                <w:color w:val="0E4A40"/>
+              </w:rPr>
+              <w:t xml:space="preserve">observation.images.top</w:t>
+            </w:r>
+            <w:r>
+              <w:rPr>
+                <w:sz w:val="19"/>
+                <w:szCs w:val="19"/>
+              </w:rPr>
+              <w:t xml:space="preserve"> dans les deux parties</w:t>
+            </w:r>
+          </w:p>
+        </w:tc>
+      </w:tr>
+    </w:tbl>
+    <w:p>
+      <w:pPr>
+        <w:spacing w:after="120"/>
+      </w:pPr>
+    </w:p>
+    <w:p>
+      <w:pPr>
+        <w:spacing w:after="100"/>
+      </w:pPr>
+      <w:r>
+        <w:rPr>
+          <w:b/>
+          <w:bCs/>
+        </w:rPr>
+        <w:t xml:space="preserve">Test d'entraînement SmolVLA</w:t>
+      </w:r>
+      <w:r>
+        <w:t xml:space="preserve"> (</w:t>
+      </w:r>
+      <w:r>
+        <w:rPr>
+          <w:rFonts w:ascii="Consolas" w:cs="Consolas" w:eastAsia="Consolas" w:hAnsi="Consolas"/>
+          <w:color w:val="0E4A40"/>
+        </w:rPr>
+        <w:t xml:space="preserve">lerobot/smolvla_base</w:t>
+      </w:r>
+      <w:r>
+        <w:t xml:space="preserve">, CPU, lot de 1, 10 pas, avec </w:t>
+      </w:r>
+      <w:r>
+        <w:rPr>
+          <w:rFonts w:ascii="Consolas" w:cs="Consolas" w:eastAsia="Consolas" w:hAnsi="Consolas"/>
+          <w:color w:val="0E4A40"/>
+        </w:rPr>
+        <w:t xml:space="preserve">--rename_map='{"observation.images.top": "observation.images.camera1"}'</w:t>
+      </w:r>
+      <w:r>
+        <w:t xml:space="preserve"> car la politique pré-entraînée nomme ses caméras </w:t>
+      </w:r>
+      <w:r>
+        <w:rPr>
+          <w:rFonts w:ascii="Consolas" w:cs="Consolas" w:eastAsia="Consolas" w:hAnsi="Consolas"/>
+          <w:color w:val="0E4A40"/>
+        </w:rPr>
+        <w:t xml:space="preserve">camera1</w:t>
+      </w:r>
+      <w:r>
+        <w:t xml:space="preserve">–</w:t>
+      </w:r>
+      <w:r>
+        <w:rPr>
+          <w:rFonts w:ascii="Consolas" w:cs="Consolas" w:eastAsia="Consolas" w:hAnsi="Consolas"/>
+          <w:color w:val="0E4A40"/>
+        </w:rPr>
+        <w:t xml:space="preserve">camera3</w:t>
+      </w:r>
+      <w:r>
+        <w:t xml:space="preserve">) : perte finie à chaque pas (0,117–2,371), ~4,1 s par pas, 3,5 Go de RAM au plus. 100 M de paramètres entraînables sur 450 M : l'expert d'action seul, l'épine dorsale vision-langage figée, comme le règlent les valeurs par défaut de 0.4.4 et la configuration du checkpoint lui-même (</w:t>
+      </w:r>
+      <w:r>
+        <w:rPr>
+          <w:rFonts w:ascii="Consolas" w:cs="Consolas" w:eastAsia="Consolas" w:hAnsi="Consolas"/>
+          <w:color w:val="0E4A40"/>
+        </w:rPr>
+        <w:t xml:space="preserve">freeze_vision_encoder</w:t>
+      </w:r>
+      <w:r>
+        <w:t xml:space="preserve">, </w:t>
+      </w:r>
+      <w:r>
+        <w:rPr>
+          <w:rFonts w:ascii="Consolas" w:cs="Consolas" w:eastAsia="Consolas" w:hAnsi="Consolas"/>
+          <w:color w:val="0E4A40"/>
+        </w:rPr>
+        <w:t xml:space="preserve">train_expert_only</w:t>
+      </w:r>
+      <w:r>
+        <w:t xml:space="preserve">).</w:t>
+      </w:r>
+    </w:p>
+    <w:p>
+      <w:pPr>
+        <w:pBdr>
+          <w:left w:val="single" w:color="8A5A12" w:sz="24"/>
+        </w:pBdr>
+        <w:shd w:fill="F5F5F3" w:val="clear"/>
+        <w:spacing w:after="160" w:before="120"/>
+        <w:ind w:left="200"/>
+      </w:pPr>
+      <w:r>
+        <w:rPr>
+          <w:b/>
+          <w:bCs/>
+        </w:rPr>
+        <w:t xml:space="preserve">lerobot 0.4.4 est un épinglage provisoire</w:t>
+      </w:r>
+      <w:r>
+        <w:t xml:space="preserve"> (la version actuelle), en un seul endroit, </w:t>
+      </w:r>
+      <w:r>
+        <w:rPr>
+          <w:rFonts w:ascii="Consolas" w:cs="Consolas" w:eastAsia="Consolas" w:hAnsi="Consolas"/>
+          <w:color w:val="0E4A40"/>
+        </w:rPr>
+        <w:t xml:space="preserve">scripts/requirements-lerobot.txt</w:t>
+      </w:r>
+      <w:r>
+        <w:t xml:space="preserve">, que </w:t>
+      </w:r>
+      <w:r>
+        <w:rPr>
+          <w:rFonts w:ascii="Consolas" w:cs="Consolas" w:eastAsia="Consolas" w:hAnsi="Consolas"/>
+          <w:color w:val="0E4A40"/>
+        </w:rPr>
+        <w:t xml:space="preserve">port_bag.py</w:t>
+      </w:r>
+      <w:r>
+        <w:t xml:space="preserve"> impose. La version d'entraînement de l'équipe reste à confirmer ; la changer coûte une ligne et une reconversion. Le décodage vidéo a utilisé PyAV : le décodeur par défaut, torchcodec, exige les bibliothèques partagées de FFmpeg sur l'hôte (</w:t>
+      </w:r>
+      <w:r>
+        <w:rPr>
+          <w:rFonts w:ascii="Consolas" w:cs="Consolas" w:eastAsia="Consolas" w:hAnsi="Consolas"/>
+          <w:color w:val="0E4A40"/>
+        </w:rPr>
+        <w:t xml:space="preserve">sudo apt install ffmpeg</w:t>
+      </w:r>
+      <w:r>
+        <w:t xml:space="preserve">).</w:t>
       </w:r>
     </w:p>
     <w:p>
@@ -12951,6 +13716,287 @@
           </w:p>
         </w:tc>
       </w:tr>
+      <w:tr>
+        <w:trPr>
+          <w:cantSplit/>
+        </w:trPr>
+        <w:tc>
+          <w:tcPr>
+            <w:tcW w:type="dxa" w:w="2900"/>
+            <w:tcMar>
+              <w:top w:type="dxa" w:w="80"/>
+              <w:left w:type="dxa" w:w="100"/>
+              <w:bottom w:type="dxa" w:w="80"/>
+              <w:right w:type="dxa" w:w="100"/>
+            </w:tcMar>
+          </w:tcPr>
+          <w:p>
+            <w:r>
+              <w:rPr>
+                <w:sz w:val="19"/>
+                <w:szCs w:val="19"/>
+              </w:rPr>
+              <w:t xml:space="preserve">Jeux de données non chargeables : </w:t>
+            </w:r>
+            <w:r>
+              <w:rPr>
+                <w:rFonts w:ascii="Consolas" w:cs="Consolas" w:eastAsia="Consolas" w:hAnsi="Consolas"/>
+                <w:color w:val="0E4A40"/>
+              </w:rPr>
+              <w:t xml:space="preserve">InvalidVersion: 'v3.0-manual'</w:t>
+            </w:r>
+          </w:p>
+        </w:tc>
+        <w:tc>
+          <w:tcPr>
+            <w:tcW w:type="dxa" w:w="3300"/>
+            <w:tcMar>
+              <w:top w:type="dxa" w:w="80"/>
+              <w:left w:type="dxa" w:w="100"/>
+              <w:bottom w:type="dxa" w:w="80"/>
+              <w:right w:type="dxa" w:w="100"/>
+            </w:tcMar>
+          </w:tcPr>
+          <w:p>
+            <w:r>
+              <w:rPr>
+                <w:sz w:val="19"/>
+                <w:szCs w:val="19"/>
+              </w:rPr>
+              <w:t xml:space="preserve">format écrit à la main (fichiers v2.x, sans statistiques)</w:t>
+            </w:r>
+          </w:p>
+        </w:tc>
+        <w:tc>
+          <w:tcPr>
+            <w:tcW w:type="dxa" w:w="3160"/>
+            <w:tcMar>
+              <w:top w:type="dxa" w:w="80"/>
+              <w:left w:type="dxa" w:w="100"/>
+              <w:bottom w:type="dxa" w:w="80"/>
+              <w:right w:type="dxa" w:w="100"/>
+            </w:tcMar>
+          </w:tcPr>
+          <w:p>
+            <w:r>
+              <w:rPr>
+                <w:sz w:val="19"/>
+                <w:szCs w:val="19"/>
+              </w:rPr>
+              <w:t xml:space="preserve">l'écrivain de LeRobot, §28</w:t>
+            </w:r>
+          </w:p>
+        </w:tc>
+      </w:tr>
+      <w:tr>
+        <w:trPr>
+          <w:cantSplit/>
+        </w:trPr>
+        <w:tc>
+          <w:tcPr>
+            <w:tcW w:type="dxa" w:w="2900"/>
+            <w:tcMar>
+              <w:top w:type="dxa" w:w="80"/>
+              <w:left w:type="dxa" w:w="100"/>
+              <w:bottom w:type="dxa" w:w="80"/>
+              <w:right w:type="dxa" w:w="100"/>
+            </w:tcMar>
+          </w:tcPr>
+          <w:p>
+            <w:r>
+              <w:rPr>
+                <w:sz w:val="19"/>
+                <w:szCs w:val="19"/>
+              </w:rPr>
+              <w:t xml:space="preserve">action[t] égale à état[t]</w:t>
+            </w:r>
+          </w:p>
+        </w:tc>
+        <w:tc>
+          <w:tcPr>
+            <w:tcW w:type="dxa" w:w="3300"/>
+            <w:tcMar>
+              <w:top w:type="dxa" w:w="80"/>
+              <w:left w:type="dxa" w:w="100"/>
+              <w:bottom w:type="dxa" w:w="80"/>
+              <w:right w:type="dxa" w:w="100"/>
+            </w:tcMar>
+          </w:tcPr>
+          <w:p>
+            <w:r>
+              <w:rPr>
+                <w:sz w:val="19"/>
+                <w:szCs w:val="19"/>
+              </w:rPr>
+              <w:t xml:space="preserve">le convertisseur écrivait l'état suivant au mauvais indice</w:t>
+            </w:r>
+          </w:p>
+        </w:tc>
+        <w:tc>
+          <w:tcPr>
+            <w:tcW w:type="dxa" w:w="3160"/>
+            <w:tcMar>
+              <w:top w:type="dxa" w:w="80"/>
+              <w:left w:type="dxa" w:w="100"/>
+              <w:bottom w:type="dxa" w:w="80"/>
+              <w:right w:type="dxa" w:w="100"/>
+            </w:tcMar>
+          </w:tcPr>
+          <w:p>
+            <w:r>
+              <w:rPr>
+                <w:sz w:val="19"/>
+                <w:szCs w:val="19"/>
+              </w:rPr>
+              <w:t xml:space="preserve">action[t] = état[t+1], dernière image retirée, §28</w:t>
+            </w:r>
+          </w:p>
+        </w:tc>
+      </w:tr>
+      <w:tr>
+        <w:trPr>
+          <w:cantSplit/>
+        </w:trPr>
+        <w:tc>
+          <w:tcPr>
+            <w:tcW w:type="dxa" w:w="2900"/>
+            <w:tcMar>
+              <w:top w:type="dxa" w:w="80"/>
+              <w:left w:type="dxa" w:w="100"/>
+              <w:bottom w:type="dxa" w:w="80"/>
+              <w:right w:type="dxa" w:w="100"/>
+            </w:tcMar>
+          </w:tcPr>
+          <w:p>
+            <w:r>
+              <w:rPr>
+                <w:sz w:val="19"/>
+                <w:szCs w:val="19"/>
+              </w:rPr>
+              <w:t xml:space="preserve">625 images sur 106,8 s</w:t>
+            </w:r>
+          </w:p>
+        </w:tc>
+        <w:tc>
+          <w:tcPr>
+            <w:tcW w:type="dxa" w:w="3300"/>
+            <w:tcMar>
+              <w:top w:type="dxa" w:w="80"/>
+              <w:left w:type="dxa" w:w="100"/>
+              <w:bottom w:type="dxa" w:w="80"/>
+              <w:right w:type="dxa" w:w="100"/>
+            </w:tcMar>
+          </w:tcPr>
+          <w:p>
+            <w:r>
+              <w:rPr>
+                <w:sz w:val="19"/>
+                <w:szCs w:val="19"/>
+              </w:rPr>
+              <w:t xml:space="preserve">temps de réception (mural) pris comme horodatage</w:t>
+            </w:r>
+          </w:p>
+        </w:tc>
+        <w:tc>
+          <w:tcPr>
+            <w:tcW w:type="dxa" w:w="3160"/>
+            <w:tcMar>
+              <w:top w:type="dxa" w:w="80"/>
+              <w:left w:type="dxa" w:w="100"/>
+              <w:bottom w:type="dxa" w:w="80"/>
+              <w:right w:type="dxa" w:w="100"/>
+            </w:tcMar>
+          </w:tcPr>
+          <w:p>
+            <w:r>
+              <w:rPr>
+                <w:sz w:val="19"/>
+                <w:szCs w:val="19"/>
+              </w:rPr>
+              <w:t xml:space="preserve">timestamp = frame_index / fps ; appariement sur l'en-tête, §28</w:t>
+            </w:r>
+          </w:p>
+        </w:tc>
+      </w:tr>
+      <w:tr>
+        <w:trPr>
+          <w:cantSplit/>
+        </w:trPr>
+        <w:tc>
+          <w:tcPr>
+            <w:tcW w:type="dxa" w:w="2900"/>
+            <w:tcMar>
+              <w:top w:type="dxa" w:w="80"/>
+              <w:left w:type="dxa" w:w="100"/>
+              <w:bottom w:type="dxa" w:w="80"/>
+              <w:right w:type="dxa" w:w="100"/>
+            </w:tcMar>
+          </w:tcPr>
+          <w:p>
+            <w:r>
+              <w:rPr>
+                <w:sz w:val="19"/>
+                <w:szCs w:val="19"/>
+              </w:rPr>
+              <w:t xml:space="preserve">Clé caméra différente en réserve et en entraînement</w:t>
+            </w:r>
+          </w:p>
+        </w:tc>
+        <w:tc>
+          <w:tcPr>
+            <w:tcW w:type="dxa" w:w="3300"/>
+            <w:tcMar>
+              <w:top w:type="dxa" w:w="80"/>
+              <w:left w:type="dxa" w:w="100"/>
+              <w:bottom w:type="dxa" w:w="80"/>
+              <w:right w:type="dxa" w:w="100"/>
+            </w:tcMar>
+          </w:tcPr>
+          <w:p>
+            <w:r>
+              <w:rPr>
+                <w:sz w:val="19"/>
+                <w:szCs w:val="19"/>
+              </w:rPr>
+              <w:t xml:space="preserve">une clé par contrat (table / heldout)</w:t>
+            </w:r>
+          </w:p>
+        </w:tc>
+        <w:tc>
+          <w:tcPr>
+            <w:tcW w:type="dxa" w:w="3160"/>
+            <w:tcMar>
+              <w:top w:type="dxa" w:w="80"/>
+              <w:left w:type="dxa" w:w="100"/>
+              <w:bottom w:type="dxa" w:w="80"/>
+              <w:right w:type="dxa" w:w="100"/>
+            </w:tcMar>
+          </w:tcPr>
+          <w:p>
+            <w:r>
+              <w:rPr>
+                <w:sz w:val="19"/>
+                <w:szCs w:val="19"/>
+              </w:rPr>
+              <w:t xml:space="preserve">une seule clé, </w:t>
+            </w:r>
+            <w:r>
+              <w:rPr>
+                <w:rFonts w:ascii="Consolas" w:cs="Consolas" w:eastAsia="Consolas" w:hAnsi="Consolas"/>
+                <w:color w:val="0E4A40"/>
+              </w:rPr>
+              <w:t xml:space="preserve">observation.images.top</w:t>
+            </w:r>
+            <w:r>
+              <w:rPr>
+                <w:sz w:val="19"/>
+                <w:szCs w:val="19"/>
+              </w:rPr>
+              <w:t xml:space="preserve">, §28</w:t>
+            </w:r>
+          </w:p>
+        </w:tc>
+      </w:tr>
     </w:tbl>
     <w:p>
       <w:pPr>
@@ -13120,7 +14166,27 @@
         <w:t xml:space="preserve">Toujours vrai selon la spécification :</w:t>
       </w:r>
       <w:r>
-        <w:t xml:space="preserve"> soudure, pas prise ; poses de vérité terrain et sélection scriptée ; écart de domaine visuel ; soixante épisodes est un test de fumée, pas un jeu d'entraînement ; les jeux de données n'ont pas été chargés par la vraie classe </w:t>
+        <w:t xml:space="preserve"> soudure, pas prise ; poses de vérité terrain et sélection scriptée ; écart de domaine visuel ; soixante épisodes est un test de fumée, pas un jeu d'entraînement.</w:t>
+      </w:r>
+    </w:p>
+    <w:p>
+      <w:pPr>
+        <w:pStyle w:val="ListParagraph"/>
+        <w:numPr>
+          <w:ilvl w:val="0"/>
+          <w:numId w:val="1"/>
+        </w:numPr>
+        <w:spacing w:after="100"/>
+      </w:pPr>
+      <w:r>
+        <w:rPr>
+          <w:b/>
+          <w:bCs/>
+        </w:rPr>
+        <w:t xml:space="preserve">Jeux de données vérifiés, pas entraînés.</w:t>
+      </w:r>
+      <w:r>
+        <w:t xml:space="preserve"> Ils se chargent avec la vraie classe </w:t>
       </w:r>
       <w:r>
         <w:rPr>
@@ -13130,7 +14196,7 @@
         <w:t xml:space="preserve">LeRobotDataset</w:t>
       </w:r>
       <w:r>
-        <w:t xml:space="preserve"> (il faut PyTorch).</w:t>
+        <w:t xml:space="preserve"> sous lerobot 0.4.4, un épinglage provisoire à confirmer face à la version de l'équipe ; SmolVLA a fait 10 pas d'entraînement sur CPU dessus, ce qui prouve données → modèle → perte, pas une politique (§28).</w:t>
       </w:r>
     </w:p>
     <w:p>
@@ -13146,7 +14212,7 @@
           <w:sz w:val="24"/>
           <w:szCs w:val="24"/>
         </w:rPr>
-        <w:t xml:space="preserve">Exécution manuelle, telle que menée le 04/10/2026</w:t>
+        <w:t xml:space="preserve">Exécution manuelle, telle que menée les 04 et 05/10/2026</w:t>
       </w:r>
     </w:p>
     <w:p>
@@ -13444,7 +14510,7 @@
           <w:sz w:val="17"/>
           <w:szCs w:val="17"/>
         </w:rPr>
-        <w:t xml:space="preserve"># 5. après le lot, dans un shell du conteneur (étape 2 à nouveau)</w:t>
+        <w:t xml:space="preserve"># 5. après le lot, hôte WSL2 : copier bags et métadonnées, convertir dans le venv CPU (§28)</w:t>
       </w:r>
     </w:p>
     <w:p>
@@ -13459,7 +14525,7 @@
           <w:sz w:val="17"/>
           <w:szCs w:val="17"/>
         </w:rPr>
-        <w:t xml:space="preserve">cd /workspace/htgspp</w:t>
+        <w:t xml:space="preserve">docker cp gazebo_to_lerobot:/workspace/htgspp/bags &lt;copie&gt;/  # et episodes/*/*.json</w:t>
       </w:r>
     </w:p>
     <w:p>
@@ -13474,7 +14540,7 @@
           <w:sz w:val="17"/>
           <w:szCs w:val="17"/>
         </w:rPr>
-        <w:t xml:space="preserve">python3 scripts/port_bag.py --split train   --out datasets/mycobot_sorting_train</w:t>
+        <w:t xml:space="preserve">V=~/venvs/lerobot044-cpu/bin/python   # épinglé dans scripts/requirements-lerobot.txt</w:t>
       </w:r>
     </w:p>
     <w:p>
@@ -13489,7 +14555,22 @@
           <w:sz w:val="17"/>
           <w:szCs w:val="17"/>
         </w:rPr>
-        <w:t xml:space="preserve">python3 scripts/port_bag.py --split heldout --out datasets/mycobot_sorting_heldout</w:t>
+        <w:t xml:space="preserve">$V scripts/port_bag.py --split train   --out datasets/mycobot_sorting_train   --episodes-dir &lt;copie&gt;/episodes --bags-dir &lt;copie&gt;/bags</w:t>
+      </w:r>
+    </w:p>
+    <w:p>
+      <w:pPr>
+        <w:shd w:fill="10201D" w:val="clear"/>
+        <w:spacing w:after="0"/>
+      </w:pPr>
+      <w:r>
+        <w:rPr>
+          <w:rFonts w:ascii="Consolas" w:cs="Consolas" w:eastAsia="Consolas" w:hAnsi="Consolas"/>
+          <w:color w:val="D9EDE8"/>
+          <w:sz w:val="17"/>
+          <w:szCs w:val="17"/>
+        </w:rPr>
+        <w:t xml:space="preserve">$V scripts/port_bag.py --split heldout --out datasets/mycobot_sorting_heldout --episodes-dir &lt;copie&gt;/episodes --bags-dir &lt;copie&gt;/bags</w:t>
       </w:r>
     </w:p>
     <w:p>
@@ -14195,6 +15276,103 @@
                 <w:szCs w:val="19"/>
               </w:rPr>
               <w:t xml:space="preserve">§16, le banc sans objets ni bacs</w:t>
+            </w:r>
+          </w:p>
+        </w:tc>
+      </w:tr>
+      <w:tr>
+        <w:trPr>
+          <w:cantSplit/>
+        </w:trPr>
+        <w:tc>
+          <w:tcPr>
+            <w:tcW w:type="dxa" w:w="5400"/>
+            <w:tcMar>
+              <w:top w:type="dxa" w:w="80"/>
+              <w:left w:type="dxa" w:w="100"/>
+              <w:bottom w:type="dxa" w:w="80"/>
+              <w:right w:type="dxa" w:w="100"/>
+            </w:tcMar>
+          </w:tcPr>
+          <w:p>
+            <w:r>
+              <w:rPr>
+                <w:rFonts w:ascii="Consolas" w:cs="Consolas" w:eastAsia="Consolas" w:hAnsi="Consolas"/>
+                <w:color w:val="0E4A40"/>
+              </w:rPr>
+              <w:t xml:space="preserve">scripts/requirements-lerobot.txt</w:t>
+            </w:r>
+          </w:p>
+        </w:tc>
+        <w:tc>
+          <w:tcPr>
+            <w:tcW w:type="dxa" w:w="3960"/>
+            <w:tcMar>
+              <w:top w:type="dxa" w:w="80"/>
+              <w:left w:type="dxa" w:w="100"/>
+              <w:bottom w:type="dxa" w:w="80"/>
+              <w:right w:type="dxa" w:w="100"/>
+            </w:tcMar>
+          </w:tcPr>
+          <w:p>
+            <w:r>
+              <w:rPr>
+                <w:sz w:val="19"/>
+                <w:szCs w:val="19"/>
+              </w:rPr>
+              <w:t xml:space="preserve">§28, le seul endroit où la version de LeRobot est épinglée</w:t>
+            </w:r>
+          </w:p>
+        </w:tc>
+      </w:tr>
+      <w:tr>
+        <w:trPr>
+          <w:cantSplit/>
+        </w:trPr>
+        <w:tc>
+          <w:tcPr>
+            <w:tcW w:type="dxa" w:w="5400"/>
+            <w:tcMar>
+              <w:top w:type="dxa" w:w="80"/>
+              <w:left w:type="dxa" w:w="100"/>
+              <w:bottom w:type="dxa" w:w="80"/>
+              <w:right w:type="dxa" w:w="100"/>
+            </w:tcMar>
+          </w:tcPr>
+          <w:p>
+            <w:r>
+              <w:rPr>
+                <w:rFonts w:ascii="Consolas" w:cs="Consolas" w:eastAsia="Consolas" w:hAnsi="Consolas"/>
+                <w:color w:val="0E4A40"/>
+              </w:rPr>
+              <w:t xml:space="preserve">scripts/port_bag.py</w:t>
+            </w:r>
+            <w:r>
+              <w:rPr>
+                <w:sz w:val="19"/>
+                <w:szCs w:val="19"/>
+              </w:rPr>
+              <w:t xml:space="preserve"> (réécrit)</w:t>
+            </w:r>
+          </w:p>
+        </w:tc>
+        <w:tc>
+          <w:tcPr>
+            <w:tcW w:type="dxa" w:w="3960"/>
+            <w:tcMar>
+              <w:top w:type="dxa" w:w="80"/>
+              <w:left w:type="dxa" w:w="100"/>
+              <w:bottom w:type="dxa" w:w="80"/>
+              <w:right w:type="dxa" w:w="100"/>
+            </w:tcMar>
+          </w:tcPr>
+          <w:p>
+            <w:r>
+              <w:rPr>
+                <w:sz w:val="19"/>
+                <w:szCs w:val="19"/>
+              </w:rPr>
+              <w:t xml:space="preserve">§28, conversion avec l'écrivain de LeRobot, venv CPU</w:t>
             </w:r>
           </w:p>
         </w:tc>

--- a/Headless_Task-Grounded_Pick-and-Sort-and-Place_in_Gazebo/doc/FOUR_OBJECT_SORTING_REPORT_FR.docx
+++ b/Headless_Task-Grounded_Pick-and-Sort-and-Place_in_Gazebo/doc/FOUR_OBJECT_SORTING_REPORT_FR.docx
@@ -11406,6 +11406,56 @@
       </w:r>
       <w:r>
         <w:t xml:space="preserve"> 12 épisodes, 7 411 images ; 320×240 à 30 i/s, LeRobot v3.0. Métriques de la partie 13 pour le démonstrateur scripté : réussite 60/60, bon bac 60/60, réussite en réserve 12/12, décalage de dépose médian 0,031 du rayon intérieur (max 0,149), perturbation d'un distracteur 1/60, rendement 60 épisodes propres sur 60 tentatives.</w:t>
+      </w:r>
+    </w:p>
+    <w:p>
+      <w:pPr>
+        <w:pBdr>
+          <w:left w:val="single" w:color="9C3B23" w:sz="24"/>
+        </w:pBdr>
+        <w:shd w:fill="F5F5F3" w:val="clear"/>
+        <w:spacing w:after="160" w:before="120"/>
+        <w:ind w:left="200"/>
+      </w:pPr>
+      <w:r>
+        <w:rPr>
+          <w:b/>
+          <w:bCs/>
+        </w:rPr>
+        <w:t xml:space="preserve">Correction du 05/10/2026 : la conversion a été refaite.</w:t>
+      </w:r>
+      <w:r>
+        <w:t xml:space="preserve"> Cette section donnait d'abord 29 735 / 7 423 images, issues d'une conversion écrite à la main le 04/10/2026. Refaite le 05/10/2026 avec l'écrivain de LeRobot, elle donne </w:t>
+      </w:r>
+      <w:r>
+        <w:rPr>
+          <w:b/>
+          <w:bCs/>
+        </w:rPr>
+        <w:t xml:space="preserve">29 687 / 7 411</w:t>
+      </w:r>
+      <w:r>
+        <w:t xml:space="preserve">, une image de moins par épisode. Pourquoi : l'action était en avance d'une image (</w:t>
+      </w:r>
+      <w:r>
+        <w:rPr>
+          <w:rFonts w:ascii="Consolas" w:cs="Consolas" w:eastAsia="Consolas" w:hAnsi="Consolas"/>
+          <w:color w:val="0E4A40"/>
+        </w:rPr>
+        <w:t xml:space="preserve">action[t]</w:t>
+      </w:r>
+      <w:r>
+        <w:t xml:space="preserve"> égale à </w:t>
+      </w:r>
+      <w:r>
+        <w:rPr>
+          <w:rFonts w:ascii="Consolas" w:cs="Consolas" w:eastAsia="Consolas" w:hAnsi="Consolas"/>
+          <w:color w:val="0E4A40"/>
+        </w:rPr>
+        <w:t xml:space="preserve">état[t]</w:t>
+      </w:r>
+      <w:r>
+        <w:t xml:space="preserve">), les horodatages étaient le temps mural de réception, la clé caméra différait selon la partie, et il n'y avait pas de statistiques ; la première conversion ne se chargeait pas non plus dans LeRobot. Détails au §28.</w:t>
       </w:r>
     </w:p>
     <w:p>

--- a/Headless_Task-Grounded_Pick-and-Sort-and-Place_in_Gazebo/doc/FOUR_OBJECT_SORTING_REPORT_FR.docx
+++ b/Headless_Task-Grounded_Pick-and-Sort-and-Place_in_Gazebo/doc/FOUR_OBJECT_SORTING_REPORT_FR.docx
@@ -7,14 +7,7 @@
         <w:spacing w:after="80"/>
       </w:pPr>
       <w:r>
-        <w:rPr>
-          <w:b/>
-          <w:bCs/>
-          <w:color w:val="146356"/>
-          <w:sz w:val="18"/>
-          <w:szCs w:val="18"/>
-        </w:rPr>
-        <w:t xml:space="preserve">Headless_Task-Grounded_Pick-and-Sort-and-Place_in_Gazebo — rapport d'implémentation</w:t>
+        <w:t>Headless_Task-Grounded_Pick-and-Sort-and-Place_in_Gazebo — rapport d'implémentation</w:t>
       </w:r>
     </w:p>
     <w:p>
@@ -22,13 +15,7 @@
         <w:spacing w:after="160"/>
       </w:pPr>
       <w:r>
-        <w:rPr>
-          <w:b/>
-          <w:bCs/>
-          <w:sz w:val="40"/>
-          <w:szCs w:val="40"/>
-        </w:rPr>
-        <w:t xml:space="preserve">Tri à quatre objets ancré sur la tâche, en headless, de la spécification à un plafond matériel diagnostiqué</w:t>
+        <w:t>Tri à quatre objets ancré sur la tâche, en headless, de la spécification à un plafond matériel diagnostiqué</w:t>
       </w:r>
     </w:p>
     <w:p>
@@ -36,14 +23,7 @@
         <w:spacing w:after="200"/>
       </w:pPr>
       <w:r>
-        <w:rPr>
-          <w:i/>
-          <w:iCs/>
-          <w:color w:val="4B5B57"/>
-          <w:sz w:val="24"/>
-          <w:szCs w:val="24"/>
-        </w:rPr>
-        <w:t xml:space="preserve">Ce qui a été construit face à `doc/FOUR_OBJECT_SORTING_SPECIFICATION.docx`, partie par partie, avec la vérification utilisée à chaque étape, chaque bug trouvé en chemin — corrigé ou encore ouvert — et là où cette livraison s'arrête avant un épisode réel complet, et pourquoi. En bref : tout ce qui ne fait pas tourner la physique est construit, vérifié et remis ; la seule chose qui fait tourner la physique n'a pas pu être prouvée sur ce matériel, pour deux raisons diagnostiquées indépendamment, dont aucune n'est un défaut du code propre à ce projet.</w:t>
+        <w:t>Ce qui a été construit face à `doc/FOUR_OBJECT_SORTING_SPECIFICATION.docx`, partie par partie, avec la vérification utilisée à chaque étape, chaque bug trouvé en chemin — corrigé ou encore ouvert — et là où cette livraison s'arrête avant un épisode réel complet, et pourquoi. En bref : tout ce qui ne fait pas tourner la physique est construit, vérifié et remis ; la seule chose qui fait tourner la physique n'a pas pu être prouvée sur ce matériel, pour deux raisons diagnostiquées indépendamment, dont aucune n'est un défaut du code propre à ce projet.</w:t>
       </w:r>
     </w:p>
     <w:p>
@@ -51,16 +31,7 @@
         <w:spacing w:after="40"/>
       </w:pPr>
       <w:r>
-        <w:rPr>
-          <w:b w:val="false"/>
-          <w:bCs w:val="false"/>
-          <w:i w:val="false"/>
-          <w:iCs w:val="false"/>
-          <w:color w:val="666666"/>
-          <w:sz w:val="18"/>
-          <w:szCs w:val="18"/>
-        </w:rPr>
-        <w:t xml:space="preserve">Bac à sable ~/tomislav/robotics/Headless_Task-Grounded_Pick-and-Sort-and-Place_in_Gazebo</w:t>
+        <w:t>Bac à sable ~/tomislav/robotics/Headless_Task-Grounded_Pick-and-Sort-and-Place_in_Gazebo</w:t>
       </w:r>
     </w:p>
     <w:p>
@@ -68,41 +39,7 @@
         <w:spacing w:after="40"/>
       </w:pPr>
       <w:r>
-        <w:rPr>
-          <w:b w:val="false"/>
-          <w:bCs w:val="false"/>
-          <w:i w:val="false"/>
-          <w:iCs w:val="false"/>
-          <w:color w:val="666666"/>
-          <w:sz w:val="18"/>
-          <w:szCs w:val="18"/>
-        </w:rPr>
-        <w:t xml:space="preserve">Hôte Ubuntu WSL2, </w:t>
-      </w:r>
-      <w:r>
-        <w:rPr>
-          <w:rFonts w:ascii="Consolas" w:cs="Consolas" w:eastAsia="Consolas" w:hAnsi="Consolas"/>
-          <w:b w:val="false"/>
-          <w:bCs w:val="false"/>
-          <w:i w:val="false"/>
-          <w:iCs w:val="false"/>
-          <w:color w:val="0E4A40"/>
-          <w:sz w:val="18"/>
-          <w:szCs w:val="18"/>
-        </w:rPr>
-        <w:t xml:space="preserve">.wslconfig memory=4GB</w:t>
-      </w:r>
-      <w:r>
-        <w:rPr>
-          <w:b w:val="false"/>
-          <w:bCs w:val="false"/>
-          <w:i w:val="false"/>
-          <w:iCs w:val="false"/>
-          <w:color w:val="666666"/>
-          <w:sz w:val="18"/>
-          <w:szCs w:val="18"/>
-        </w:rPr>
-        <w:t xml:space="preserve"> (~3,8 Go utilisables dans la VM), CPU uniquement</w:t>
+        <w:t>Hôte Ubuntu WSL2, .wslconfig memory=4GB (~3,8 Go utilisables dans la VM), CPU uniquement</w:t>
       </w:r>
     </w:p>
     <w:p>
@@ -110,41 +47,7 @@
         <w:spacing w:after="40"/>
       </w:pPr>
       <w:r>
-        <w:rPr>
-          <w:b w:val="false"/>
-          <w:bCs w:val="false"/>
-          <w:i w:val="false"/>
-          <w:iCs w:val="false"/>
-          <w:color w:val="666666"/>
-          <w:sz w:val="18"/>
-          <w:szCs w:val="18"/>
-        </w:rPr>
-        <w:t xml:space="preserve">Reproduit via le conteneur Docker </w:t>
-      </w:r>
-      <w:r>
-        <w:rPr>
-          <w:rFonts w:ascii="Consolas" w:cs="Consolas" w:eastAsia="Consolas" w:hAnsi="Consolas"/>
-          <w:b w:val="false"/>
-          <w:bCs w:val="false"/>
-          <w:i w:val="false"/>
-          <w:iCs w:val="false"/>
-          <w:color w:val="0E4A40"/>
-          <w:sz w:val="18"/>
-          <w:szCs w:val="18"/>
-        </w:rPr>
-        <w:t xml:space="preserve">gazebo_to_lerobot</w:t>
-      </w:r>
-      <w:r>
-        <w:rPr>
-          <w:b w:val="false"/>
-          <w:bCs w:val="false"/>
-          <w:i w:val="false"/>
-          <w:iCs w:val="false"/>
-          <w:color w:val="666666"/>
-          <w:sz w:val="18"/>
-          <w:szCs w:val="18"/>
-        </w:rPr>
-        <w:t xml:space="preserve"> (Ubuntu 24.04, ROS2 Jazzy, Gazebo Harmonic)</w:t>
+        <w:t>Reproduit via le conteneur Docker gazebo_to_lerobot (Ubuntu 24.04, ROS2 Jazzy, Gazebo Harmonic)</w:t>
       </w:r>
     </w:p>
     <w:p>
@@ -152,29 +55,7 @@
         <w:spacing w:after="40"/>
       </w:pPr>
       <w:r>
-        <w:rPr>
-          <w:b w:val="false"/>
-          <w:bCs w:val="false"/>
-          <w:i w:val="false"/>
-          <w:iCs w:val="false"/>
-          <w:color w:val="666666"/>
-          <w:sz w:val="18"/>
-          <w:szCs w:val="18"/>
-        </w:rPr>
-        <w:t xml:space="preserve">Commit 3319973 sur </w:t>
-      </w:r>
-      <w:r>
-        <w:rPr>
-          <w:rFonts w:ascii="Consolas" w:cs="Consolas" w:eastAsia="Consolas" w:hAnsi="Consolas"/>
-          <w:b w:val="false"/>
-          <w:bCs w:val="false"/>
-          <w:i w:val="false"/>
-          <w:iCs w:val="false"/>
-          <w:color w:val="0E4A40"/>
-          <w:sz w:val="18"/>
-          <w:szCs w:val="18"/>
-        </w:rPr>
-        <w:t xml:space="preserve">main</w:t>
+        <w:t>Commit 3319973 sur main</w:t>
       </w:r>
     </w:p>
     <w:p>
@@ -182,16 +63,7 @@
         <w:spacing w:after="40"/>
       </w:pPr>
       <w:r>
-        <w:rPr>
-          <w:b w:val="false"/>
-          <w:bCs w:val="false"/>
-          <w:i w:val="false"/>
-          <w:iCs w:val="false"/>
-          <w:color w:val="666666"/>
-          <w:sz w:val="18"/>
-          <w:szCs w:val="18"/>
-        </w:rPr>
-        <w:t xml:space="preserve">Écrit le 23/09/2026</w:t>
+        <w:t>Écrit le 23/09/2026</w:t>
       </w:r>
     </w:p>
     <w:p>
@@ -199,16 +71,7 @@
         <w:spacing w:after="40"/>
       </w:pPr>
       <w:r>
-        <w:rPr>
-          <w:b w:val="false"/>
-          <w:bCs w:val="false"/>
-          <w:i w:val="false"/>
-          <w:iCs w:val="false"/>
-          <w:color w:val="666666"/>
-          <w:sz w:val="18"/>
-          <w:szCs w:val="18"/>
-        </w:rPr>
-        <w:t xml:space="preserve">Mis à jour 05/10/2026 : terminé sur un seul portable WSL2, lot 60/60, deux jeux de données au format LeRobot v3.0, deux fichiers launch (addendum §16–28)</w:t>
+        <w:t>Mis à jour 05/10/2026 : terminé sur un seul portable WSL2, lot 60/60, deux jeux de données au format LeRobot v3.0, deux fichiers launch (addendum §16–28)</w:t>
       </w:r>
     </w:p>
     <w:p>
@@ -218,6 +81,7 @@
         </w:pBdr>
         <w:spacing w:after="200"/>
       </w:pPr>
+      <w:r/>
     </w:p>
     <w:p>
       <w:pPr>
@@ -225,7 +89,7 @@
         <w:spacing w:after="120" w:before="320"/>
       </w:pPr>
       <w:r>
-        <w:t xml:space="preserve">Vue d'ensemble</w:t>
+        <w:t>Vue d'ensemble</w:t>
       </w:r>
     </w:p>
     <w:p>
@@ -238,54 +102,7 @@
         <w:ind w:left="200"/>
       </w:pPr>
       <w:r>
-        <w:rPr>
-          <w:b/>
-          <w:bCs/>
-        </w:rPr>
-        <w:t xml:space="preserve">Mise à jour du 05/10/2026 (addendum §16–28).</w:t>
-      </w:r>
-      <w:r>
-        <w:t xml:space="preserve"> Le plafond sur lequel s'achève ce rapport a été levé. Du 2 au 5 octobre, toute la chaîne a tourné sur un seul portable WSL2 avec 7,8 Go visibles par WSL (la VM de septembre en avait ~3,8) : le blocage de l'enregistreur ne s'est pas produit, tous les épisodes de fumée ont abouti, un lot de 60 épisodes sous une seule version de code a réussi </w:t>
-      </w:r>
-      <w:r>
-        <w:rPr>
-          <w:b/>
-          <w:bCs/>
-        </w:rPr>
-        <w:t xml:space="preserve">60/60 du premier coup</w:t>
-      </w:r>
-      <w:r>
-        <w:t xml:space="preserve">, les deux jeux de données ont été convertis au format LeRobot v3.0 et se chargent avec la vraie classe </w:t>
-      </w:r>
-      <w:r>
-        <w:rPr>
-          <w:rFonts w:ascii="Consolas" w:cs="Consolas" w:eastAsia="Consolas" w:hAnsi="Consolas"/>
-          <w:color w:val="0E4A40"/>
-        </w:rPr>
-        <w:t xml:space="preserve">LeRobotDataset</w:t>
-      </w:r>
-      <w:r>
-        <w:t xml:space="preserve"> (</w:t>
-      </w:r>
-      <w:r>
-        <w:rPr>
-          <w:rFonts w:ascii="Consolas" w:cs="Consolas" w:eastAsia="Consolas" w:hAnsi="Consolas"/>
-          <w:color w:val="0E4A40"/>
-        </w:rPr>
-        <w:t xml:space="preserve">mycobot_sorting_train</w:t>
-      </w:r>
-      <w:r>
-        <w:t xml:space="preserve"> 48 épisodes, </w:t>
-      </w:r>
-      <w:r>
-        <w:rPr>
-          <w:rFonts w:ascii="Consolas" w:cs="Consolas" w:eastAsia="Consolas" w:hAnsi="Consolas"/>
-          <w:color w:val="0E4A40"/>
-        </w:rPr>
-        <w:t xml:space="preserve">mycobot_sorting_heldout</w:t>
-      </w:r>
-      <w:r>
-        <w:t xml:space="preserve"> 12 ; un test d'entraînement SmolVLA sur CPU a tourné dessus), et deux fichiers launch exécutent n'importe quel épisode, avec ou sans l'interface Gazebo. Y parvenir a modifié la scène : positions de départ des objets (J2 de levée ≤ 48°), bacs (ouverture 80 mm, bac bleu déplacé de 10 mm) et dépose (boîtes lâchées d'équerre avec leur bac). Les sections ci-dessus sont conservées telles qu'écrites le 23/09/2026 ; l'addendum dit ce qui a changé et pourquoi, chaque nombre ayant été mesuré sur le portable.</w:t>
+        <w:t>Mise à jour du 05/10/2026 (addendum §16–28). Le plafond sur lequel s'achève ce rapport a été levé. Du 2 au 5 octobre, toute la chaîne a tourné sur un seul portable WSL2 avec 7,8 Go visibles par WSL (la VM de septembre en avait ~3,8) : le blocage de l'enregistreur ne s'est pas produit, tous les épisodes de fumée ont abouti, un lot de 60 épisodes sous une seule version de code a réussi 60/60 du premier coup, les deux jeux de données ont été convertis au format LeRobot v3.0 et se chargent avec la vraie classe LeRobotDataset (mycobot_sorting_train 48 épisodes, mycobot_sorting_heldout 12 ; un test d'entraînement SmolVLA sur CPU a tourné dessus), et deux fichiers launch exécutent n'importe quel épisode, avec ou sans l'interface Gazebo. Y parvenir a modifié la scène : positions de départ des objets (J2 de levée ≤ 48°), bacs (ouverture 80 mm, bac bleu déplacé de 10 mm) et dépose (boîtes lâchées d'équerre avec leur bac). Les sections ci-dessus sont conservées telles qu'écrites le 23/09/2026 ; l'addendum dit ce qui a changé et pourquoi, chaque nombre ayant été mesuré sur le portable.</w:t>
       </w:r>
     </w:p>
     <w:p>
@@ -293,33 +110,7 @@
         <w:spacing w:after="160"/>
       </w:pPr>
       <w:r>
-        <w:rPr>
-          <w:b w:val="false"/>
-          <w:bCs w:val="false"/>
-          <w:i w:val="false"/>
-          <w:iCs w:val="false"/>
-        </w:rPr>
-        <w:t xml:space="preserve">Ce document est le rapport d'implémentation pour </w:t>
-      </w:r>
-      <w:r>
-        <w:rPr>
-          <w:rFonts w:ascii="Consolas" w:cs="Consolas" w:eastAsia="Consolas" w:hAnsi="Consolas"/>
-          <w:b w:val="false"/>
-          <w:bCs w:val="false"/>
-          <w:i w:val="false"/>
-          <w:iCs w:val="false"/>
-          <w:color w:val="0E4A40"/>
-        </w:rPr>
-        <w:t xml:space="preserve">FOUR_OBJECT_SORTING_SPECIFICATION.docx</w:t>
-      </w:r>
-      <w:r>
-        <w:rPr>
-          <w:b w:val="false"/>
-          <w:bCs w:val="false"/>
-          <w:i w:val="false"/>
-          <w:iCs w:val="false"/>
-        </w:rPr>
-        <w:t xml:space="preserve"> — le fichier de ce même dossier, lu au regard du périmètre de la Partie 0 de la spécification. Chacune des treize parties et des deux annexes de la spécification a été parcourue dans l'ordre ; ce rapport suit ce même ordre.</w:t>
+        <w:t>Ce document est le rapport d'implémentation pour FOUR_OBJECT_SORTING_SPECIFICATION.docx — le fichier de ce même dossier, lu au regard du périmètre de la Partie 0 de la spécification. Chacune des treize parties et des deux annexes de la spécification a été parcourue dans l'ordre ; ce rapport suit ce même ordre.</w:t>
       </w:r>
     </w:p>
     <w:p>
@@ -327,53 +118,7 @@
         <w:spacing w:after="160"/>
       </w:pPr>
       <w:r>
-        <w:rPr>
-          <w:b w:val="false"/>
-          <w:bCs w:val="false"/>
-          <w:i w:val="false"/>
-          <w:iCs w:val="false"/>
-        </w:rPr>
-        <w:t xml:space="preserve">En bref : tout ce que l'Annexe A prévoit et qui ne fait pas tourner la physique — le registre des hypothèses, l'identification du monde, la décision de prise, la géométrie des objets/bacs, les définitions de tâches, le balayage d'accessibilité et la matrice d'épisodes, le précalcul des points de passage, les scripts de spawn/séquence/vérification, les contrats, et le paquet complet de remise — est construit, cohérent, et vérifié indépendamment (</w:t>
-      </w:r>
-      <w:r>
-        <w:rPr>
-          <w:rFonts w:ascii="Consolas" w:cs="Consolas" w:eastAsia="Consolas" w:hAnsi="Consolas"/>
-          <w:b w:val="false"/>
-          <w:bCs w:val="false"/>
-          <w:i w:val="false"/>
-          <w:iCs w:val="false"/>
-          <w:color w:val="0E4A40"/>
-        </w:rPr>
-        <w:t xml:space="preserve">preflight.sh</w:t>
-      </w:r>
-      <w:r>
-        <w:rPr>
-          <w:b w:val="false"/>
-          <w:bCs w:val="false"/>
-          <w:i w:val="false"/>
-          <w:iCs w:val="false"/>
-        </w:rPr>
-        <w:t xml:space="preserve"> rapporte </w:t>
-      </w:r>
-      <w:r>
-        <w:rPr>
-          <w:rFonts w:ascii="Consolas" w:cs="Consolas" w:eastAsia="Consolas" w:hAnsi="Consolas"/>
-          <w:b w:val="false"/>
-          <w:bCs w:val="false"/>
-          <w:i w:val="false"/>
-          <w:iCs w:val="false"/>
-          <w:color w:val="0E4A40"/>
-        </w:rPr>
-        <w:t xml:space="preserve">PREFLIGHT PASSED</w:t>
-      </w:r>
-      <w:r>
-        <w:rPr>
-          <w:b w:val="false"/>
-          <w:bCs w:val="false"/>
-          <w:i w:val="false"/>
-          <w:iCs w:val="false"/>
-        </w:rPr>
-        <w:t xml:space="preserve">). La seule étape qui fait tourner la physique — la ligne 10 de l'Annexe A, un test de fumée d'un épisode par objet — n'a pas été menée à bien, pour deux raisons dont la cause a été diagnostiquée cette session : un plafond mémoire matériel lors d'une montée en charge complète de Gazebo, et un blocage distinct, réel et toujours non résolu du service de cycle de vie propre au paquet d'enregistrement, reproduit indépendamment de Gazebo. Les deux sont documentés avec assez de détail pour que quiconque reprend ce travail n'ait pas à les rediagnostiquer depuis zéro.</w:t>
+        <w:t>En bref : tout ce que l'Annexe A prévoit et qui ne fait pas tourner la physique — le registre des hypothèses, l'identification du monde, la décision de prise, la géométrie des objets/bacs, les définitions de tâches, le balayage d'accessibilité et la matrice d'épisodes, le précalcul des points de passage, les scripts de spawn/séquence/vérification, les contrats, et le paquet complet de remise — est construit, cohérent, et vérifié indépendamment (preflight.sh rapporte PREFLIGHT PASSED). La seule étape qui fait tourner la physique — la ligne 10 de l'Annexe A, un test de fumée d'un épisode par objet — n'a pas été menée à bien, pour deux raisons dont la cause a été diagnostiquée cette session : un plafond mémoire matériel lors d'une montée en charge complète de Gazebo, et un blocage distinct, réel et toujours non résolu du service de cycle de vie propre au paquet d'enregistrement, reproduit indépendamment de Gazebo. Les deux sont documentés avec assez de détail pour que quiconque reprend ce travail n'ait pas à les rediagnostiquer depuis zéro.</w:t>
       </w:r>
     </w:p>
     <w:p>
@@ -382,7 +127,7 @@
         <w:spacing w:after="120" w:before="320"/>
       </w:pPr>
       <w:r>
-        <w:t xml:space="preserve">Spec vs. réalisé, partie par partie</w:t>
+        <w:t>Spec vs. réalisé, partie par partie</w:t>
       </w:r>
     </w:p>
     <w:p>
@@ -390,14 +135,7 @@
         <w:spacing w:after="160"/>
       </w:pPr>
       <w:r>
-        <w:rPr>
-          <w:b w:val="false"/>
-          <w:bCs w:val="false"/>
-          <w:i w:val="false"/>
-          <w:iCs w:val="false"/>
-          <w:color w:val="4B5B57"/>
-        </w:rPr>
-        <w:t xml:space="preserve">Les numéros de partie de la spécification elle-même, ce que chacune demandait, et ce qui a été livré en face. C'est la section à lire en premier si la seule question est « est-ce que ça a fait ce que le document disait ».</w:t>
+        <w:t>Les numéros de partie de la spécification elle-même, ce que chacune demandait, et ce qui a été livré en face. C'est la section à lire en premier si la seule question est « est-ce que ça a fait ce que le document disait ».</w:t>
       </w:r>
     </w:p>
     <w:tbl>
@@ -2465,6 +2203,7 @@
       <w:pPr>
         <w:spacing w:after="160"/>
       </w:pPr>
+      <w:r/>
     </w:p>
     <w:p>
       <w:pPr>
@@ -2476,13 +2215,7 @@
         <w:ind w:left="200"/>
       </w:pPr>
       <w:r>
-        <w:rPr>
-          <w:b w:val="false"/>
-          <w:bCs w:val="false"/>
-          <w:i w:val="false"/>
-          <w:iCs w:val="false"/>
-        </w:rPr>
-        <w:t xml:space="preserve">La phrase qui compte le plus : toute partie de ce pipeline qui ne nécessite pas de simulateur en fonctionnement est construite, cohérente et vérifiée — mais aucun épisode n'a jamais été mené à bien contre la physique réelle sur cette machine, pour des raisons désormais diagnostiquées assez précisément pour que personne n'ait à les redécouvrir.</w:t>
+        <w:t>La phrase qui compte le plus : toute partie de ce pipeline qui ne nécessite pas de simulateur en fonctionnement est construite, cohérente et vérifiée — mais aucun épisode n'a jamais été mené à bien contre la physique réelle sur cette machine, pour des raisons désormais diagnostiquées assez précisément pour que personne n'ait à les redécouvrir.</w:t>
       </w:r>
     </w:p>
     <w:p>
@@ -2491,14 +2224,7 @@
         <w:spacing w:after="80" w:before="240"/>
       </w:pPr>
       <w:r>
-        <w:rPr>
-          <w:b/>
-          <w:bCs/>
-          <w:color w:val="0E4A40"/>
-          <w:sz w:val="24"/>
-          <w:szCs w:val="24"/>
-        </w:rPr>
-        <w:t xml:space="preserve">Spec vs. réalisé : état au 04/10/2026</w:t>
+        <w:t>Spec vs. réalisé : état au 04/10/2026</w:t>
       </w:r>
     </w:p>
     <w:p>
@@ -2506,10 +2232,7 @@
         <w:spacing w:after="160"/>
       </w:pPr>
       <w:r>
-        <w:rPr>
-          <w:color w:val="4B5B57"/>
-        </w:rPr>
-        <w:t xml:space="preserve">Le tableau ci-dessus est l'état du 23/09/2026. Celui-ci donne chaque partie dont l'état a changé, et comment.</w:t>
+        <w:t>Le tableau ci-dessus est l'état du 23/09/2026. Celui-ci donne chaque partie dont l'état a changé, et comment.</w:t>
       </w:r>
     </w:p>
     <w:tbl>
@@ -3330,6 +3053,7 @@
       <w:pPr>
         <w:spacing w:after="120"/>
       </w:pPr>
+      <w:r/>
     </w:p>
     <w:p>
       <w:pPr>
@@ -3337,7 +3061,7 @@
         <w:spacing w:after="120" w:before="320"/>
       </w:pPr>
       <w:r>
-        <w:t xml:space="preserve">L'implémentation, étape par étape</w:t>
+        <w:t>L'implémentation, étape par étape</w:t>
       </w:r>
     </w:p>
     <w:p>
@@ -3345,14 +3069,7 @@
         <w:spacing w:after="160"/>
       </w:pPr>
       <w:r>
-        <w:rPr>
-          <w:b w:val="false"/>
-          <w:bCs w:val="false"/>
-          <w:i w:val="false"/>
-          <w:iCs w:val="false"/>
-          <w:color w:val="4B5B57"/>
-        </w:rPr>
-        <w:t xml:space="preserve">Quinze étapes, dans l'ordre où elles se sont réellement déroulées au fil de la session. Chacune associe ce qui a été fait à la vérification qui le prouve, et signale au passage tout bug trouvé — corrigé, ou encore ouvert.</w:t>
+        <w:t>Quinze étapes, dans l'ordre où elles se sont réellement déroulées au fil de la session. Chacune associe ce qui a été fait à la vérification qui le prouve, et signale au passage tout bug trouvé — corrigé, ou encore ouvert.</w:t>
       </w:r>
     </w:p>
     <w:p>
@@ -3361,7 +3078,7 @@
         <w:spacing w:after="120" w:before="320"/>
       </w:pPr>
       <w:r>
-        <w:t xml:space="preserve">01. Registre des hypothèses</w:t>
+        <w:t>01. Registre des hypothèses</w:t>
       </w:r>
     </w:p>
     <w:p>
@@ -3369,14 +3086,7 @@
         <w:spacing w:after="100"/>
       </w:pPr>
       <w:r>
-        <w:rPr>
-          <w:b w:val="false"/>
-          <w:bCs w:val="false"/>
-          <w:i/>
-          <w:iCs/>
-          <w:color w:val="4B5B57"/>
-        </w:rPr>
-        <w:t xml:space="preserve">Partie 1 — parcourir chaque hypothèse énoncée et consigner son résultat réel, pas celui espéré.</w:t>
+        <w:t>Partie 1 — parcourir chaque hypothèse énoncée et consigner son résultat réel, pas celui espéré.</w:t>
       </w:r>
     </w:p>
     <w:p>
@@ -3384,14 +3094,7 @@
         <w:spacing w:after="40" w:before="100"/>
       </w:pPr>
       <w:r>
-        <w:rPr>
-          <w:b/>
-          <w:bCs/>
-          <w:color w:val="146356"/>
-          <w:sz w:val="18"/>
-          <w:szCs w:val="18"/>
-        </w:rPr>
-        <w:t xml:space="preserve">PROCÉDURE</w:t>
+        <w:t>PROCÉDURE</w:t>
       </w:r>
     </w:p>
     <w:p>
@@ -3399,73 +3102,7 @@
         <w:spacing w:after="100"/>
       </w:pPr>
       <w:r>
-        <w:rPr>
-          <w:b w:val="false"/>
-          <w:bCs w:val="false"/>
-          <w:i w:val="false"/>
-          <w:iCs w:val="false"/>
-        </w:rPr>
-        <w:t xml:space="preserve">Chacune des douze hypothèses de la spécification (identité du monde, disponibilité de la caméra, modèle de pince, accessibilité IK, et d'autres) a été vérifiée directement contre l'état réel du dépôt — existence de fichiers, </w:t>
-      </w:r>
-      <w:r>
-        <w:rPr>
-          <w:rFonts w:ascii="Consolas" w:cs="Consolas" w:eastAsia="Consolas" w:hAnsi="Consolas"/>
-          <w:b w:val="false"/>
-          <w:bCs w:val="false"/>
-          <w:i w:val="false"/>
-          <w:iCs w:val="false"/>
-          <w:color w:val="0E4A40"/>
-        </w:rPr>
-        <w:t xml:space="preserve">grep</w:t>
-      </w:r>
-      <w:r>
-        <w:rPr>
-          <w:b w:val="false"/>
-          <w:bCs w:val="false"/>
-          <w:i w:val="false"/>
-          <w:iCs w:val="false"/>
-        </w:rPr>
-        <w:t xml:space="preserve">, </w:t>
-      </w:r>
-      <w:r>
-        <w:rPr>
-          <w:rFonts w:ascii="Consolas" w:cs="Consolas" w:eastAsia="Consolas" w:hAnsi="Consolas"/>
-          <w:b w:val="false"/>
-          <w:bCs w:val="false"/>
-          <w:i w:val="false"/>
-          <w:iCs w:val="false"/>
-          <w:color w:val="0E4A40"/>
-        </w:rPr>
-        <w:t xml:space="preserve">find</w:t>
-      </w:r>
-      <w:r>
-        <w:rPr>
-          <w:b w:val="false"/>
-          <w:bCs w:val="false"/>
-          <w:i w:val="false"/>
-          <w:iCs w:val="false"/>
-        </w:rPr>
-        <w:t xml:space="preserve">, </w:t>
-      </w:r>
-      <w:r>
-        <w:rPr>
-          <w:rFonts w:ascii="Consolas" w:cs="Consolas" w:eastAsia="Consolas" w:hAnsi="Consolas"/>
-          <w:b w:val="false"/>
-          <w:bCs w:val="false"/>
-          <w:i w:val="false"/>
-          <w:iCs w:val="false"/>
-          <w:color w:val="0E4A40"/>
-        </w:rPr>
-        <w:t xml:space="preserve">sha256sum</w:t>
-      </w:r>
-      <w:r>
-        <w:rPr>
-          <w:b w:val="false"/>
-          <w:bCs w:val="false"/>
-          <w:i w:val="false"/>
-          <w:iCs w:val="false"/>
-        </w:rPr>
-        <w:t xml:space="preserve"> — jamais supposée vraie parce que la spec l'affirmait.</w:t>
+        <w:t>Chacune des douze hypothèses de la spécification (identité du monde, disponibilité de la caméra, modèle de pince, accessibilité IK, et d'autres) a été vérifiée directement contre l'état réel du dépôt — existence de fichiers, grep, find, sha256sum — jamais supposée vraie parce que la spec l'affirmait.</w:t>
       </w:r>
     </w:p>
     <w:p>
@@ -3473,14 +3110,7 @@
         <w:spacing w:after="40" w:before="100"/>
       </w:pPr>
       <w:r>
-        <w:rPr>
-          <w:b/>
-          <w:bCs/>
-          <w:color w:val="8A5A12"/>
-          <w:sz w:val="18"/>
-          <w:szCs w:val="18"/>
-        </w:rPr>
-        <w:t xml:space="preserve">VÉRIFICATION</w:t>
+        <w:t>VÉRIFICATION</w:t>
       </w:r>
     </w:p>
     <w:p>
@@ -3488,24 +3118,7 @@
         <w:spacing w:after="100"/>
       </w:pPr>
       <w:r>
-        <w:rPr>
-          <w:rFonts w:ascii="Consolas" w:cs="Consolas" w:eastAsia="Consolas" w:hAnsi="Consolas"/>
-          <w:b w:val="false"/>
-          <w:bCs w:val="false"/>
-          <w:i w:val="false"/>
-          <w:iCs w:val="false"/>
-          <w:color w:val="0E4A40"/>
-        </w:rPr>
-        <w:t xml:space="preserve">doc/ASSUMPTIONS.md</w:t>
-      </w:r>
-      <w:r>
-        <w:rPr>
-          <w:b w:val="false"/>
-          <w:bCs w:val="false"/>
-          <w:i w:val="false"/>
-          <w:iCs w:val="false"/>
-        </w:rPr>
-        <w:t xml:space="preserve"> — chaque hypothèse annotée de son résultat réel et vérifié. Plusieurs hypothèses ne tenaient pas telles qu'énoncées (notamment la question d'identité du fichier de monde en §2 et la question d'accessibilité des bacs en §4) et sont signalées, pas corrigées en silence.</w:t>
+        <w:t>doc/ASSUMPTIONS.md — chaque hypothèse annotée de son résultat réel et vérifié. Plusieurs hypothèses ne tenaient pas telles qu'énoncées (notamment la question d'identité du fichier de monde en §2 et la question d'accessibilité des bacs en §4) et sont signalées, pas corrigées en silence.</w:t>
       </w:r>
     </w:p>
     <w:p>
@@ -3514,7 +3127,7 @@
         <w:spacing w:after="120" w:before="320"/>
       </w:pPr>
       <w:r>
-        <w:t xml:space="preserve">02. Identification du monde</w:t>
+        <w:t>02. Identification du monde</w:t>
       </w:r>
     </w:p>
     <w:p>
@@ -3522,14 +3135,7 @@
         <w:spacing w:after="100"/>
       </w:pPr>
       <w:r>
-        <w:rPr>
-          <w:b w:val="false"/>
-          <w:bCs w:val="false"/>
-          <w:i/>
-          <w:iCs/>
-          <w:color w:val="4B5B57"/>
-        </w:rPr>
-        <w:t xml:space="preserve">Partie 2 — confirmer quel fichier de monde est la véritable cible et l'empreindre pour la reproductibilité.</w:t>
+        <w:t>Partie 2 — confirmer quel fichier de monde est la véritable cible et l'empreindre pour la reproductibilité.</w:t>
       </w:r>
     </w:p>
     <w:p>
@@ -3537,14 +3143,7 @@
         <w:spacing w:after="40" w:before="100"/>
       </w:pPr>
       <w:r>
-        <w:rPr>
-          <w:b/>
-          <w:bCs/>
-          <w:color w:val="146356"/>
-          <w:sz w:val="18"/>
-          <w:szCs w:val="18"/>
-        </w:rPr>
-        <w:t xml:space="preserve">PROCÉDURE</w:t>
+        <w:t>PROCÉDURE</w:t>
       </w:r>
     </w:p>
     <w:p>
@@ -3552,24 +3151,7 @@
         <w:spacing w:after="100"/>
       </w:pPr>
       <w:r>
-        <w:rPr>
-          <w:rFonts w:ascii="Consolas" w:cs="Consolas" w:eastAsia="Consolas" w:hAnsi="Consolas"/>
-          <w:b w:val="false"/>
-          <w:bCs w:val="false"/>
-          <w:i w:val="false"/>
-          <w:iCs w:val="false"/>
-          <w:color w:val="0E4A40"/>
-        </w:rPr>
-        <w:t xml:space="preserve">real_table.sdf</w:t>
-      </w:r>
-      <w:r>
-        <w:rPr>
-          <w:b w:val="false"/>
-          <w:bCs w:val="false"/>
-          <w:i w:val="false"/>
-          <w:iCs w:val="false"/>
-        </w:rPr>
-        <w:t xml:space="preserve"> confirmé comme cible : le monde qui reproduit déjà le poste physique (plateau mesuré, quatre marqueurs ArUco, caméra de table) d'un projet antérieur lié, étendu ici avec le quatrième objet et son bac plutôt que repris de zéro.</w:t>
+        <w:t>real_table.sdf confirmé comme cible : le monde qui reproduit déjà le poste physique (plateau mesuré, quatre marqueurs ArUco, caméra de table) d'un projet antérieur lié, étendu ici avec le quatrième objet et son bac plutôt que repris de zéro.</w:t>
       </w:r>
     </w:p>
     <w:p>
@@ -3577,14 +3159,7 @@
         <w:spacing w:after="40" w:before="100"/>
       </w:pPr>
       <w:r>
-        <w:rPr>
-          <w:b/>
-          <w:bCs/>
-          <w:color w:val="8A5A12"/>
-          <w:sz w:val="18"/>
-          <w:szCs w:val="18"/>
-        </w:rPr>
-        <w:t xml:space="preserve">VÉRIFICATION</w:t>
+        <w:t>VÉRIFICATION</w:t>
       </w:r>
     </w:p>
     <w:p>
@@ -3592,13 +3167,7 @@
         <w:spacing w:after="100"/>
       </w:pPr>
       <w:r>
-        <w:rPr>
-          <w:b w:val="false"/>
-          <w:bCs w:val="false"/>
-          <w:i w:val="false"/>
-          <w:iCs w:val="false"/>
-        </w:rPr>
-        <w:t xml:space="preserve">sha256sum mycobot_description/worlds/real_table.sdf</w:t>
+        <w:t>sha256sum mycobot_description/worlds/real_table.sdf</w:t>
       </w:r>
     </w:p>
     <w:p>
@@ -3606,33 +3175,7 @@
         <w:spacing w:after="100"/>
       </w:pPr>
       <w:r>
-        <w:rPr>
-          <w:b w:val="false"/>
-          <w:bCs w:val="false"/>
-          <w:i w:val="false"/>
-          <w:iCs w:val="false"/>
-        </w:rPr>
-        <w:t xml:space="preserve">Consigné dans </w:t>
-      </w:r>
-      <w:r>
-        <w:rPr>
-          <w:rFonts w:ascii="Consolas" w:cs="Consolas" w:eastAsia="Consolas" w:hAnsi="Consolas"/>
-          <w:b w:val="false"/>
-          <w:bCs w:val="false"/>
-          <w:i w:val="false"/>
-          <w:iCs w:val="false"/>
-          <w:color w:val="0E4A40"/>
-        </w:rPr>
-        <w:t xml:space="preserve">doc/WORLD_SELECTION.md</w:t>
-      </w:r>
-      <w:r>
-        <w:rPr>
-          <w:b w:val="false"/>
-          <w:bCs w:val="false"/>
-          <w:i w:val="false"/>
-          <w:iCs w:val="false"/>
-        </w:rPr>
-        <w:t xml:space="preserve">. Réserve indiquée dans le même fichier : le fichier de monde a ensuite été modifié pour ajouter trois objets et trois bacs (§4, §15) et, au moment de la rédaction, ces modifications ne sont pas commitées dans le dépôt partagé de l'équipe — l'empreinte consignée ne correspondra pas à un clone neuf avant que ce commit n'atterrisse.</w:t>
+        <w:t>Consigné dans doc/WORLD_SELECTION.md. Réserve indiquée dans le même fichier : le fichier de monde a ensuite été modifié pour ajouter trois objets et trois bacs (§4, §15) et, au moment de la rédaction, ces modifications ne sont pas commitées dans le dépôt partagé de l'équipe — l'empreinte consignée ne correspondra pas à un clone neuf avant que ce commit n'atterrisse.</w:t>
       </w:r>
     </w:p>
     <w:p>
@@ -3641,7 +3184,7 @@
         <w:spacing w:after="120" w:before="320"/>
       </w:pPr>
       <w:r>
-        <w:t xml:space="preserve">03. Porte de décision de prise</w:t>
+        <w:t>03. Porte de décision de prise</w:t>
       </w:r>
     </w:p>
     <w:p>
@@ -3649,14 +3192,7 @@
         <w:spacing w:after="100"/>
       </w:pPr>
       <w:r>
-        <w:rPr>
-          <w:b w:val="false"/>
-          <w:bCs w:val="false"/>
-          <w:i/>
-          <w:iCs/>
-          <w:color w:val="4B5B57"/>
-        </w:rPr>
-        <w:t xml:space="preserve">Partie 3 — un essai borné d'une véritable prise physique ; escalader, pas itérer, au-delà du plafond.</w:t>
+        <w:t>Partie 3 — un essai borné d'une véritable prise physique ; escalader, pas itérer, au-delà du plafond.</w:t>
       </w:r>
     </w:p>
     <w:p>
@@ -3664,14 +3200,7 @@
         <w:spacing w:after="40" w:before="100"/>
       </w:pPr>
       <w:r>
-        <w:rPr>
-          <w:b/>
-          <w:bCs/>
-          <w:color w:val="146356"/>
-          <w:sz w:val="18"/>
-          <w:szCs w:val="18"/>
-        </w:rPr>
-        <w:t xml:space="preserve">PROCÉDURE</w:t>
+        <w:t>PROCÉDURE</w:t>
       </w:r>
     </w:p>
     <w:p>
@@ -3679,33 +3208,7 @@
         <w:spacing w:after="100"/>
       </w:pPr>
       <w:r>
-        <w:rPr>
-          <w:b w:val="false"/>
-          <w:bCs w:val="false"/>
-          <w:i w:val="false"/>
-          <w:iCs w:val="false"/>
-        </w:rPr>
-        <w:t xml:space="preserve">Le mécanisme de prise du pipeline de référence a été vérifié à la fois statiquement (lecture de sa propre implémentation) et à l'exécution, deux fois, en direct. Deux essais bornés pour soulever </w:t>
-      </w:r>
-      <w:r>
-        <w:rPr>
-          <w:rFonts w:ascii="Consolas" w:cs="Consolas" w:eastAsia="Consolas" w:hAnsi="Consolas"/>
-          <w:b w:val="false"/>
-          <w:bCs w:val="false"/>
-          <w:i w:val="false"/>
-          <w:iCs w:val="false"/>
-          <w:color w:val="0E4A40"/>
-        </w:rPr>
-        <w:t xml:space="preserve">red_cube</w:t>
-      </w:r>
-      <w:r>
-        <w:rPr>
-          <w:b w:val="false"/>
-          <w:bCs w:val="false"/>
-          <w:i w:val="false"/>
-          <w:iCs w:val="false"/>
-        </w:rPr>
-        <w:t xml:space="preserve"> ont tous deux échoué, pour une raison de timing diagnostiquée comme sans rapport avec le caractère physique ou non du mécanisme.</w:t>
+        <w:t>Le mécanisme de prise du pipeline de référence a été vérifié à la fois statiquement (lecture de sa propre implémentation) et à l'exécution, deux fois, en direct. Deux essais bornés pour soulever red_cube ont tous deux échoué, pour une raison de timing diagnostiquée comme sans rapport avec le caractère physique ou non du mécanisme.</w:t>
       </w:r>
     </w:p>
     <w:p>
@@ -3713,14 +3216,7 @@
         <w:spacing w:after="40" w:before="100"/>
       </w:pPr>
       <w:r>
-        <w:rPr>
-          <w:b/>
-          <w:bCs/>
-          <w:color w:val="8A5A12"/>
-          <w:sz w:val="18"/>
-          <w:szCs w:val="18"/>
-        </w:rPr>
-        <w:t xml:space="preserve">VÉRIFICATION</w:t>
+        <w:t>VÉRIFICATION</w:t>
       </w:r>
     </w:p>
     <w:p>
@@ -3728,24 +3224,7 @@
         <w:spacing w:after="100"/>
       </w:pPr>
       <w:r>
-        <w:rPr>
-          <w:rFonts w:ascii="Consolas" w:cs="Consolas" w:eastAsia="Consolas" w:hAnsi="Consolas"/>
-          <w:b w:val="false"/>
-          <w:bCs w:val="false"/>
-          <w:i w:val="false"/>
-          <w:iCs w:val="false"/>
-          <w:color w:val="0E4A40"/>
-        </w:rPr>
-        <w:t xml:space="preserve">doc/GRASP_DECISION.md</w:t>
-      </w:r>
-      <w:r>
-        <w:rPr>
-          <w:b w:val="false"/>
-          <w:bCs w:val="false"/>
-          <w:i w:val="false"/>
-          <w:iCs w:val="false"/>
-        </w:rPr>
-        <w:t xml:space="preserve">, preuves CSV jointes. Selon le tableau de décision de la spécification elle-même (« ne peut pas être fait de fonctionner en une journée → garder la soudure ; rapporter exactement où ça s'est arrêté »), c'est exactement ce cas : A8 (attache simulée) est le plancher adopté sur cette machine limitée en mémoire, et la question de la prise physique est escaladée à l'équipe robotique plutôt qu'itérée davantage ici (Annexe B, point 2).</w:t>
+        <w:t>doc/GRASP_DECISION.md, preuves CSV jointes. Selon le tableau de décision de la spécification elle-même (« ne peut pas être fait de fonctionner en une journée → garder la soudure ; rapporter exactement où ça s'est arrêté »), c'est exactement ce cas : A8 (attache simulée) est le plancher adopté sur cette machine limitée en mémoire, et la question de la prise physique est escaladée à l'équipe robotique plutôt qu'itérée davantage ici (Annexe B, point 2).</w:t>
       </w:r>
     </w:p>
     <w:p>
@@ -3754,7 +3233,7 @@
         <w:spacing w:after="120" w:before="320"/>
       </w:pPr>
       <w:r>
-        <w:t xml:space="preserve">04. Objets &amp; bacs</w:t>
+        <w:t>04. Objets &amp; bacs</w:t>
       </w:r>
     </w:p>
     <w:p>
@@ -3762,14 +3241,7 @@
         <w:spacing w:after="100"/>
       </w:pPr>
       <w:r>
-        <w:rPr>
-          <w:b w:val="false"/>
-          <w:bCs w:val="false"/>
-          <w:i/>
-          <w:iCs/>
-          <w:color w:val="4B5B57"/>
-        </w:rPr>
-        <w:t xml:space="preserve">Partie 4 — quatre objets, quatre bacs, géométrie retracée au fichier de monde réel, pas aux valeurs de la spec.</w:t>
+        <w:t>Partie 4 — quatre objets, quatre bacs, géométrie retracée au fichier de monde réel, pas aux valeurs de la spec.</w:t>
       </w:r>
     </w:p>
     <w:p>
@@ -3777,14 +3249,7 @@
         <w:spacing w:after="40" w:before="100"/>
       </w:pPr>
       <w:r>
-        <w:rPr>
-          <w:b/>
-          <w:bCs/>
-          <w:color w:val="146356"/>
-          <w:sz w:val="18"/>
-          <w:szCs w:val="18"/>
-        </w:rPr>
-        <w:t xml:space="preserve">PROCÉDURE</w:t>
+        <w:t>PROCÉDURE</w:t>
       </w:r>
     </w:p>
     <w:p>
@@ -3792,124 +3257,7 @@
         <w:spacing w:after="100"/>
       </w:pPr>
       <w:r>
-        <w:rPr>
-          <w:rFonts w:ascii="Consolas" w:cs="Consolas" w:eastAsia="Consolas" w:hAnsi="Consolas"/>
-          <w:b w:val="false"/>
-          <w:bCs w:val="false"/>
-          <w:i w:val="false"/>
-          <w:iCs w:val="false"/>
-          <w:color w:val="0E4A40"/>
-        </w:rPr>
-        <w:t xml:space="preserve">red_cube</w:t>
-      </w:r>
-      <w:r>
-        <w:rPr>
-          <w:b w:val="false"/>
-          <w:bCs w:val="false"/>
-          <w:i w:val="false"/>
-          <w:iCs w:val="false"/>
-        </w:rPr>
-        <w:t xml:space="preserve">, </w:t>
-      </w:r>
-      <w:r>
-        <w:rPr>
-          <w:rFonts w:ascii="Consolas" w:cs="Consolas" w:eastAsia="Consolas" w:hAnsi="Consolas"/>
-          <w:b w:val="false"/>
-          <w:bCs w:val="false"/>
-          <w:i w:val="false"/>
-          <w:iCs w:val="false"/>
-          <w:color w:val="0E4A40"/>
-        </w:rPr>
-        <w:t xml:space="preserve">blue_cube</w:t>
-      </w:r>
-      <w:r>
-        <w:rPr>
-          <w:b w:val="false"/>
-          <w:bCs w:val="false"/>
-          <w:i w:val="false"/>
-          <w:iCs w:val="false"/>
-        </w:rPr>
-        <w:t xml:space="preserve">, </w:t>
-      </w:r>
-      <w:r>
-        <w:rPr>
-          <w:rFonts w:ascii="Consolas" w:cs="Consolas" w:eastAsia="Consolas" w:hAnsi="Consolas"/>
-          <w:b w:val="false"/>
-          <w:bCs w:val="false"/>
-          <w:i w:val="false"/>
-          <w:iCs w:val="false"/>
-          <w:color w:val="0E4A40"/>
-        </w:rPr>
-        <w:t xml:space="preserve">green_cylinder</w:t>
-      </w:r>
-      <w:r>
-        <w:rPr>
-          <w:b w:val="false"/>
-          <w:bCs w:val="false"/>
-          <w:i w:val="false"/>
-          <w:iCs w:val="false"/>
-        </w:rPr>
-        <w:t xml:space="preserve">, </w:t>
-      </w:r>
-      <w:r>
-        <w:rPr>
-          <w:rFonts w:ascii="Consolas" w:cs="Consolas" w:eastAsia="Consolas" w:hAnsi="Consolas"/>
-          <w:b w:val="false"/>
-          <w:bCs w:val="false"/>
-          <w:i w:val="false"/>
-          <w:iCs w:val="false"/>
-          <w:color w:val="0E4A40"/>
-        </w:rPr>
-        <w:t xml:space="preserve">yellow_box</w:t>
-      </w:r>
-      <w:r>
-        <w:rPr>
-          <w:b w:val="false"/>
-          <w:bCs w:val="false"/>
-          <w:i w:val="false"/>
-          <w:iCs w:val="false"/>
-        </w:rPr>
-        <w:t xml:space="preserve"> et leurs quatre bacs correspondants, ajoutés à </w:t>
-      </w:r>
-      <w:r>
-        <w:rPr>
-          <w:rFonts w:ascii="Consolas" w:cs="Consolas" w:eastAsia="Consolas" w:hAnsi="Consolas"/>
-          <w:b w:val="false"/>
-          <w:bCs w:val="false"/>
-          <w:i w:val="false"/>
-          <w:iCs w:val="false"/>
-          <w:color w:val="0E4A40"/>
-        </w:rPr>
-        <w:t xml:space="preserve">real_table.sdf</w:t>
-      </w:r>
-      <w:r>
-        <w:rPr>
-          <w:b w:val="false"/>
-          <w:bCs w:val="false"/>
-          <w:i w:val="false"/>
-          <w:iCs w:val="false"/>
-        </w:rPr>
-        <w:t xml:space="preserve"> et extraits dans </w:t>
-      </w:r>
-      <w:r>
-        <w:rPr>
-          <w:rFonts w:ascii="Consolas" w:cs="Consolas" w:eastAsia="Consolas" w:hAnsi="Consolas"/>
-          <w:b w:val="false"/>
-          <w:bCs w:val="false"/>
-          <w:i w:val="false"/>
-          <w:iCs w:val="false"/>
-          <w:color w:val="0E4A40"/>
-        </w:rPr>
-        <w:t xml:space="preserve">config/objects.yaml</w:t>
-      </w:r>
-      <w:r>
-        <w:rPr>
-          <w:b w:val="false"/>
-          <w:bCs w:val="false"/>
-          <w:i w:val="false"/>
-          <w:iCs w:val="false"/>
-        </w:rPr>
-        <w:t xml:space="preserve"> depuis les valeurs réellement commitées du SDF (masse, taille, friction, pose) — jamais copiées depuis les chiffres illustratifs de la spécification.</w:t>
+        <w:t>red_cube, blue_cube, green_cylinder, yellow_box et leurs quatre bacs correspondants, ajoutés à real_table.sdf et extraits dans config/objects.yaml depuis les valeurs réellement commitées du SDF (masse, taille, friction, pose) — jamais copiées depuis les chiffres illustratifs de la spécification.</w:t>
       </w:r>
     </w:p>
     <w:p>
@@ -3917,14 +3265,7 @@
         <w:spacing w:after="40" w:before="100"/>
       </w:pPr>
       <w:r>
-        <w:rPr>
-          <w:b/>
-          <w:bCs/>
-          <w:color w:val="8A5A12"/>
-          <w:sz w:val="18"/>
-          <w:szCs w:val="18"/>
-        </w:rPr>
-        <w:t xml:space="preserve">VÉRIFICATION</w:t>
+        <w:t>VÉRIFICATION</w:t>
       </w:r>
     </w:p>
     <w:p>
@@ -3932,13 +3273,7 @@
         <w:spacing w:after="100"/>
       </w:pPr>
       <w:r>
-        <w:rPr>
-          <w:b w:val="false"/>
-          <w:bCs w:val="false"/>
-          <w:i w:val="false"/>
-          <w:iCs w:val="false"/>
-        </w:rPr>
-        <w:t xml:space="preserve">python3 scripts/validate_objects.py</w:t>
+        <w:t>python3 scripts/validate_objects.py</w:t>
       </w:r>
     </w:p>
     <w:p>
@@ -3946,33 +3281,7 @@
         <w:spacing w:after="100"/>
       </w:pPr>
       <w:r>
-        <w:rPr>
-          <w:b w:val="false"/>
-          <w:bCs w:val="false"/>
-          <w:i w:val="false"/>
-          <w:iCs w:val="false"/>
-        </w:rPr>
-        <w:t xml:space="preserve">Sort en 0. Recoupé dans </w:t>
-      </w:r>
-      <w:r>
-        <w:rPr>
-          <w:rFonts w:ascii="Consolas" w:cs="Consolas" w:eastAsia="Consolas" w:hAnsi="Consolas"/>
-          <w:b w:val="false"/>
-          <w:bCs w:val="false"/>
-          <w:i w:val="false"/>
-          <w:iCs w:val="false"/>
-          <w:color w:val="0E4A40"/>
-        </w:rPr>
-        <w:t xml:space="preserve">doc/OBJECTS_MANIFEST.md</w:t>
-      </w:r>
-      <w:r>
-        <w:rPr>
-          <w:b w:val="false"/>
-          <w:bCs w:val="false"/>
-          <w:i w:val="false"/>
-          <w:iCs w:val="false"/>
-        </w:rPr>
-        <w:t xml:space="preserve"> contre le texte SDF brut.</w:t>
+        <w:t>Sort en 0. Recoupé dans doc/OBJECTS_MANIFEST.md contre le texte SDF brut.</w:t>
       </w:r>
     </w:p>
     <w:p>
@@ -3985,53 +3294,7 @@
         <w:ind w:left="200"/>
       </w:pPr>
       <w:r>
-        <w:rPr>
-          <w:b w:val="false"/>
-          <w:bCs w:val="false"/>
-          <w:i w:val="false"/>
-          <w:iCs w:val="false"/>
-        </w:rPr>
-        <w:t xml:space="preserve">Bug trouvé et corrigé : les positions suggérées par la spécification pour les bacs bleu, vert et jaune (rayon 0,343–0,371 m depuis la base) se sont avérées inaccessibles sur toute branche IK, à toute hauteur, par résolution directe hors ligne — pas un quasi-échec, une violation franche de la limite. Repositionnés à r≈0,241 m, correspondant au rayon déjà prouvé accessible de </w:t>
-      </w:r>
-      <w:r>
-        <w:rPr>
-          <w:rFonts w:ascii="Consolas" w:cs="Consolas" w:eastAsia="Consolas" w:hAnsi="Consolas"/>
-          <w:b w:val="false"/>
-          <w:bCs w:val="false"/>
-          <w:i w:val="false"/>
-          <w:iCs w:val="false"/>
-          <w:color w:val="0E4A40"/>
-        </w:rPr>
-        <w:t xml:space="preserve">red_bin</w:t>
-      </w:r>
-      <w:r>
-        <w:rPr>
-          <w:b w:val="false"/>
-          <w:bCs w:val="false"/>
-          <w:i w:val="false"/>
-          <w:iCs w:val="false"/>
-        </w:rPr>
-        <w:t xml:space="preserve">. Preuves numériques complètes dans </w:t>
-      </w:r>
-      <w:r>
-        <w:rPr>
-          <w:rFonts w:ascii="Consolas" w:cs="Consolas" w:eastAsia="Consolas" w:hAnsi="Consolas"/>
-          <w:b w:val="false"/>
-          <w:bCs w:val="false"/>
-          <w:i w:val="false"/>
-          <w:iCs w:val="false"/>
-          <w:color w:val="0E4A40"/>
-        </w:rPr>
-        <w:t xml:space="preserve">doc/BIN_REPOSITIONING.md</w:t>
-      </w:r>
-      <w:r>
-        <w:rPr>
-          <w:b w:val="false"/>
-          <w:bCs w:val="false"/>
-          <w:i w:val="false"/>
-          <w:iCs w:val="false"/>
-        </w:rPr>
-        <w:t xml:space="preserve"> ; escaladé à l'équipe robotique comme point 4 de l'Annexe B, au cas où une hypothèse de bac dynamique ailleurs dépendrait du placement d'origine.</w:t>
+        <w:t>Bug trouvé et corrigé : les positions suggérées par la spécification pour les bacs bleu, vert et jaune (rayon 0,343–0,371 m depuis la base) se sont avérées inaccessibles sur toute branche IK, à toute hauteur, par résolution directe hors ligne — pas un quasi-échec, une violation franche de la limite. Repositionnés à r≈0,241 m, correspondant au rayon déjà prouvé accessible de red_bin. Preuves numériques complètes dans doc/BIN_REPOSITIONING.md ; escaladé à l'équipe robotique comme point 4 de l'Annexe B, au cas où une hypothèse de bac dynamique ailleurs dépendrait du placement d'origine.</w:t>
       </w:r>
     </w:p>
     <w:p>
@@ -4040,7 +3303,7 @@
         <w:spacing w:after="120" w:before="320"/>
       </w:pPr>
       <w:r>
-        <w:t xml:space="preserve">05. Définition des tâches</w:t>
+        <w:t>05. Définition des tâches</w:t>
       </w:r>
     </w:p>
     <w:p>
@@ -4048,14 +3311,7 @@
         <w:spacing w:after="100"/>
       </w:pPr>
       <w:r>
-        <w:rPr>
-          <w:b w:val="false"/>
-          <w:bCs w:val="false"/>
-          <w:i/>
-          <w:iCs/>
-          <w:color w:val="4B5B57"/>
-        </w:rPr>
-        <w:t xml:space="preserve">Partie 5 — quatre instructions, générées à partir des données objets/bacs, langage porteur.</w:t>
+        <w:t>Partie 5 — quatre instructions, générées à partir des données objets/bacs, langage porteur.</w:t>
       </w:r>
     </w:p>
     <w:p>
@@ -4063,14 +3319,7 @@
         <w:spacing w:after="40" w:before="100"/>
       </w:pPr>
       <w:r>
-        <w:rPr>
-          <w:b/>
-          <w:bCs/>
-          <w:color w:val="146356"/>
-          <w:sz w:val="18"/>
-          <w:szCs w:val="18"/>
-        </w:rPr>
-        <w:t xml:space="preserve">PROCÉDURE</w:t>
+        <w:t>PROCÉDURE</w:t>
       </w:r>
     </w:p>
     <w:p>
@@ -4078,24 +3327,7 @@
         <w:spacing w:after="100"/>
       </w:pPr>
       <w:r>
-        <w:rPr>
-          <w:rFonts w:ascii="Consolas" w:cs="Consolas" w:eastAsia="Consolas" w:hAnsi="Consolas"/>
-          <w:b w:val="false"/>
-          <w:bCs w:val="false"/>
-          <w:i w:val="false"/>
-          <w:iCs w:val="false"/>
-          <w:color w:val="0E4A40"/>
-        </w:rPr>
-        <w:t xml:space="preserve">config/tasks.jsonl</w:t>
-      </w:r>
-      <w:r>
-        <w:rPr>
-          <w:b w:val="false"/>
-          <w:bCs w:val="false"/>
-          <w:i w:val="false"/>
-          <w:iCs w:val="false"/>
-        </w:rPr>
-        <w:t xml:space="preserve"> généré programmatiquement à partir de l'inventaire objets/bacs (§4), une instruction par objet cible, pour que le langage et la géométrie ne puissent jamais diverger.</w:t>
+        <w:t>config/tasks.jsonl généré programmatiquement à partir de l'inventaire objets/bacs (§4), une instruction par objet cible, pour que le langage et la géométrie ne puissent jamais diverger.</w:t>
       </w:r>
     </w:p>
     <w:p>
@@ -4103,14 +3335,7 @@
         <w:spacing w:after="40" w:before="100"/>
       </w:pPr>
       <w:r>
-        <w:rPr>
-          <w:b/>
-          <w:bCs/>
-          <w:color w:val="8A5A12"/>
-          <w:sz w:val="18"/>
-          <w:szCs w:val="18"/>
-        </w:rPr>
-        <w:t xml:space="preserve">VÉRIFICATION</w:t>
+        <w:t>VÉRIFICATION</w:t>
       </w:r>
     </w:p>
     <w:p>
@@ -4118,13 +3343,7 @@
         <w:spacing w:after="100"/>
       </w:pPr>
       <w:r>
-        <w:rPr>
-          <w:b w:val="false"/>
-          <w:bCs w:val="false"/>
-          <w:i w:val="false"/>
-          <w:iCs w:val="false"/>
-        </w:rPr>
-        <w:t xml:space="preserve">wc -l config/tasks.jsonl # 4</w:t>
+        <w:t>wc -l config/tasks.jsonl # 4</w:t>
       </w:r>
     </w:p>
     <w:p>
@@ -4132,33 +3351,7 @@
         <w:spacing w:after="100"/>
       </w:pPr>
       <w:r>
-        <w:rPr>
-          <w:b w:val="false"/>
-          <w:bCs w:val="false"/>
-          <w:i w:val="false"/>
-          <w:iCs w:val="false"/>
-        </w:rPr>
-        <w:t xml:space="preserve">Confirmé par la propre vérification de </w:t>
-      </w:r>
-      <w:r>
-        <w:rPr>
-          <w:rFonts w:ascii="Consolas" w:cs="Consolas" w:eastAsia="Consolas" w:hAnsi="Consolas"/>
-          <w:b w:val="false"/>
-          <w:bCs w:val="false"/>
-          <w:i w:val="false"/>
-          <w:iCs w:val="false"/>
-          <w:color w:val="0E4A40"/>
-        </w:rPr>
-        <w:t xml:space="preserve">preflight.sh</w:t>
-      </w:r>
-      <w:r>
-        <w:rPr>
-          <w:b w:val="false"/>
-          <w:bCs w:val="false"/>
-          <w:i w:val="false"/>
-          <w:iCs w:val="false"/>
-        </w:rPr>
-        <w:t xml:space="preserve">.</w:t>
+        <w:t>Confirmé par la propre vérification de preflight.sh.</w:t>
       </w:r>
     </w:p>
     <w:p>
@@ -4167,7 +3360,7 @@
         <w:spacing w:after="120" w:before="320"/>
       </w:pPr>
       <w:r>
-        <w:t xml:space="preserve">06. Balayage d'accessibilité &amp; matrice</w:t>
+        <w:t>06. Balayage d'accessibilité &amp; matrice</w:t>
       </w:r>
     </w:p>
     <w:p>
@@ -4175,14 +3368,7 @@
         <w:spacing w:after="100"/>
       </w:pPr>
       <w:r>
-        <w:rPr>
-          <w:b w:val="false"/>
-          <w:bCs w:val="false"/>
-          <w:i/>
-          <w:iCs/>
-          <w:color w:val="4B5B57"/>
-        </w:rPr>
-        <w:t xml:space="preserve">Partie 6 — quelles positions (x, y) sont réellement accessibles, et 60 configurations d'épisodes valides construites depuis cette enveloppe.</w:t>
+        <w:t>Partie 6 — quelles positions (x, y) sont réellement accessibles, et 60 configurations d'épisodes valides construites depuis cette enveloppe.</w:t>
       </w:r>
     </w:p>
     <w:p>
@@ -4190,14 +3376,7 @@
         <w:spacing w:after="40" w:before="100"/>
       </w:pPr>
       <w:r>
-        <w:rPr>
-          <w:b/>
-          <w:bCs/>
-          <w:color w:val="146356"/>
-          <w:sz w:val="18"/>
-          <w:szCs w:val="18"/>
-        </w:rPr>
-        <w:t xml:space="preserve">PROCÉDURE</w:t>
+        <w:t>PROCÉDURE</w:t>
       </w:r>
     </w:p>
     <w:p>
@@ -4205,153 +3384,7 @@
         <w:spacing w:after="100"/>
       </w:pPr>
       <w:r>
-        <w:rPr>
-          <w:b w:val="false"/>
-          <w:bCs w:val="false"/>
-          <w:i w:val="false"/>
-          <w:iCs w:val="false"/>
-        </w:rPr>
-        <w:t xml:space="preserve">L'esquisse de la spécification elle-même (</w:t>
-      </w:r>
-      <w:r>
-        <w:rPr>
-          <w:rFonts w:ascii="Consolas" w:cs="Consolas" w:eastAsia="Consolas" w:hAnsi="Consolas"/>
-          <w:b w:val="false"/>
-          <w:bCs w:val="false"/>
-          <w:i w:val="false"/>
-          <w:iCs w:val="false"/>
-          <w:color w:val="0E4A40"/>
-        </w:rPr>
-        <w:t xml:space="preserve">moveit_py</w:t>
-      </w:r>
-      <w:r>
-        <w:rPr>
-          <w:b w:val="false"/>
-          <w:bCs w:val="false"/>
-          <w:i w:val="false"/>
-          <w:iCs w:val="false"/>
-        </w:rPr>
-        <w:t xml:space="preserve"> + modèle du robot, sans pas de physique) a été délibérément remplacée par une IK analytique pure (</w:t>
-      </w:r>
-      <w:r>
-        <w:rPr>
-          <w:rFonts w:ascii="Consolas" w:cs="Consolas" w:eastAsia="Consolas" w:hAnsi="Consolas"/>
-          <w:b w:val="false"/>
-          <w:bCs w:val="false"/>
-          <w:i w:val="false"/>
-          <w:iCs w:val="false"/>
-          <w:color w:val="0E4A40"/>
-        </w:rPr>
-        <w:t xml:space="preserve">scripts/mycobot_ik.py</w:t>
-      </w:r>
-      <w:r>
-        <w:rPr>
-          <w:b w:val="false"/>
-          <w:bCs w:val="false"/>
-          <w:i w:val="false"/>
-          <w:iCs w:val="false"/>
-        </w:rPr>
-        <w:t xml:space="preserve">, numpy uniquement, sans </w:t>
-      </w:r>
-      <w:r>
-        <w:rPr>
-          <w:rFonts w:ascii="Consolas" w:cs="Consolas" w:eastAsia="Consolas" w:hAnsi="Consolas"/>
-          <w:b w:val="false"/>
-          <w:bCs w:val="false"/>
-          <w:i w:val="false"/>
-          <w:iCs w:val="false"/>
-          <w:color w:val="0E4A40"/>
-        </w:rPr>
-        <w:t xml:space="preserve">rclpy</w:t>
-      </w:r>
-      <w:r>
-        <w:rPr>
-          <w:b w:val="false"/>
-          <w:bCs w:val="false"/>
-          <w:i w:val="false"/>
-          <w:iCs w:val="false"/>
-        </w:rPr>
-        <w:t xml:space="preserve">, sans simulateur) — la même substitution que le prédécesseur de ce projet avait déjà dû faire après avoir constaté que </w:t>
-      </w:r>
-      <w:r>
-        <w:rPr>
-          <w:rFonts w:ascii="Consolas" w:cs="Consolas" w:eastAsia="Consolas" w:hAnsi="Consolas"/>
-          <w:b w:val="false"/>
-          <w:bCs w:val="false"/>
-          <w:i w:val="false"/>
-          <w:iCs w:val="false"/>
-          <w:color w:val="0E4A40"/>
-        </w:rPr>
-        <w:t xml:space="preserve">moveit_py</w:t>
-      </w:r>
-      <w:r>
-        <w:rPr>
-          <w:b w:val="false"/>
-          <w:bCs w:val="false"/>
-          <w:i w:val="false"/>
-          <w:iCs w:val="false"/>
-        </w:rPr>
-        <w:t xml:space="preserve"> ne peut pas partager un processus avec un simple nœud </w:t>
-      </w:r>
-      <w:r>
-        <w:rPr>
-          <w:rFonts w:ascii="Consolas" w:cs="Consolas" w:eastAsia="Consolas" w:hAnsi="Consolas"/>
-          <w:b w:val="false"/>
-          <w:bCs w:val="false"/>
-          <w:i w:val="false"/>
-          <w:iCs w:val="false"/>
-          <w:color w:val="0E4A40"/>
-        </w:rPr>
-        <w:t xml:space="preserve">rclpy</w:t>
-      </w:r>
-      <w:r>
-        <w:rPr>
-          <w:b w:val="false"/>
-          <w:bCs w:val="false"/>
-          <w:i w:val="false"/>
-          <w:iCs w:val="false"/>
-        </w:rPr>
-        <w:t xml:space="preserve"> (§bugs-upstream). Le rectangle utilisable du balayage (</w:t>
-      </w:r>
-      <w:r>
-        <w:rPr>
-          <w:rFonts w:ascii="Consolas" w:cs="Consolas" w:eastAsia="Consolas" w:hAnsi="Consolas"/>
-          <w:b w:val="false"/>
-          <w:bCs w:val="false"/>
-          <w:i w:val="false"/>
-          <w:iCs w:val="false"/>
-          <w:color w:val="0E4A40"/>
-        </w:rPr>
-        <w:t xml:space="preserve">config/safe_rect.txt</w:t>
-      </w:r>
-      <w:r>
-        <w:rPr>
-          <w:b w:val="false"/>
-          <w:bCs w:val="false"/>
-          <w:i w:val="false"/>
-          <w:iCs w:val="false"/>
-        </w:rPr>
-        <w:t xml:space="preserve">) a alimenté </w:t>
-      </w:r>
-      <w:r>
-        <w:rPr>
-          <w:rFonts w:ascii="Consolas" w:cs="Consolas" w:eastAsia="Consolas" w:hAnsi="Consolas"/>
-          <w:b w:val="false"/>
-          <w:bCs w:val="false"/>
-          <w:i w:val="false"/>
-          <w:iCs w:val="false"/>
-          <w:color w:val="0E4A40"/>
-        </w:rPr>
-        <w:t xml:space="preserve">scripts/make_matrix.py</w:t>
-      </w:r>
-      <w:r>
-        <w:rPr>
-          <w:b w:val="false"/>
-          <w:bCs w:val="false"/>
-          <w:i w:val="false"/>
-          <w:iCs w:val="false"/>
-        </w:rPr>
-        <w:t xml:space="preserve">, qui a construit la matrice d'épisodes de 60 lignes avec placement des distracteurs et affectation caméra/lot.</w:t>
+        <w:t>L'esquisse de la spécification elle-même (moveit_py + modèle du robot, sans pas de physique) a été délibérément remplacée par une IK analytique pure (scripts/mycobot_ik.py, numpy uniquement, sans rclpy, sans simulateur) — la même substitution que le prédécesseur de ce projet avait déjà dû faire après avoir constaté que moveit_py ne peut pas partager un processus avec un simple nœud rclpy (§bugs-upstream). Le rectangle utilisable du balayage (config/safe_rect.txt) a alimenté scripts/make_matrix.py, qui a construit la matrice d'épisodes de 60 lignes avec placement des distracteurs et affectation caméra/lot.</w:t>
       </w:r>
     </w:p>
     <w:p>
@@ -4359,14 +3392,7 @@
         <w:spacing w:after="40" w:before="100"/>
       </w:pPr>
       <w:r>
-        <w:rPr>
-          <w:b/>
-          <w:bCs/>
-          <w:color w:val="8A5A12"/>
-          <w:sz w:val="18"/>
-          <w:szCs w:val="18"/>
-        </w:rPr>
-        <w:t xml:space="preserve">VÉRIFICATION</w:t>
+        <w:t>VÉRIFICATION</w:t>
       </w:r>
     </w:p>
     <w:p>
@@ -4374,13 +3400,7 @@
         <w:spacing w:after="100"/>
       </w:pPr>
       <w:r>
-        <w:rPr>
-          <w:b w:val="false"/>
-          <w:bCs w:val="false"/>
-          <w:i w:val="false"/>
-          <w:iCs w:val="false"/>
-        </w:rPr>
-        <w:t xml:space="preserve">bash -c '[ $(($(wc -l &lt; config/episode_matrix.csv)-1)) -eq 60 ]'</w:t>
+        <w:t>bash -c '[ $(($(wc -l &lt; config/episode_matrix.csv)-1)) -eq 60 ]'</w:t>
       </w:r>
     </w:p>
     <w:p>
@@ -4388,93 +3408,7 @@
         <w:spacing w:after="100"/>
       </w:pPr>
       <w:r>
-        <w:rPr>
-          <w:b w:val="false"/>
-          <w:bCs w:val="false"/>
-          <w:i w:val="false"/>
-          <w:iCs w:val="false"/>
-        </w:rPr>
-        <w:t xml:space="preserve">60 lignes, confirmées par </w:t>
-      </w:r>
-      <w:r>
-        <w:rPr>
-          <w:rFonts w:ascii="Consolas" w:cs="Consolas" w:eastAsia="Consolas" w:hAnsi="Consolas"/>
-          <w:b w:val="false"/>
-          <w:bCs w:val="false"/>
-          <w:i w:val="false"/>
-          <w:iCs w:val="false"/>
-          <w:color w:val="0E4A40"/>
-        </w:rPr>
-        <w:t xml:space="preserve">preflight.sh</w:t>
-      </w:r>
-      <w:r>
-        <w:rPr>
-          <w:b w:val="false"/>
-          <w:bCs w:val="false"/>
-          <w:i w:val="false"/>
-          <w:iCs w:val="false"/>
-        </w:rPr>
-        <w:t xml:space="preserve">. </w:t>
-      </w:r>
-      <w:r>
-        <w:rPr>
-          <w:rFonts w:ascii="Consolas" w:cs="Consolas" w:eastAsia="Consolas" w:hAnsi="Consolas"/>
-          <w:b w:val="false"/>
-          <w:bCs w:val="false"/>
-          <w:i w:val="false"/>
-          <w:iCs w:val="false"/>
-          <w:color w:val="0E4A40"/>
-        </w:rPr>
-        <w:t xml:space="preserve">synth_camera_right</w:t>
-      </w:r>
-      <w:r>
-        <w:rPr>
-          <w:b w:val="false"/>
-          <w:bCs w:val="false"/>
-          <w:i w:val="false"/>
-          <w:iCs w:val="false"/>
-        </w:rPr>
-        <w:t xml:space="preserve"> confirmée présente dans </w:t>
-      </w:r>
-      <w:r>
-        <w:rPr>
-          <w:rFonts w:ascii="Consolas" w:cs="Consolas" w:eastAsia="Consolas" w:hAnsi="Consolas"/>
-          <w:b w:val="false"/>
-          <w:bCs w:val="false"/>
-          <w:i w:val="false"/>
-          <w:iCs w:val="false"/>
-          <w:color w:val="0E4A40"/>
-        </w:rPr>
-        <w:t xml:space="preserve">real_table.sdf</w:t>
-      </w:r>
-      <w:r>
-        <w:rPr>
-          <w:b w:val="false"/>
-          <w:bCs w:val="false"/>
-          <w:i w:val="false"/>
-          <w:iCs w:val="false"/>
-        </w:rPr>
-        <w:t xml:space="preserve"> pour le contrat du lot retenu (</w:t>
-      </w:r>
-      <w:r>
-        <w:rPr>
-          <w:rFonts w:ascii="Consolas" w:cs="Consolas" w:eastAsia="Consolas" w:hAnsi="Consolas"/>
-          <w:b w:val="false"/>
-          <w:bCs w:val="false"/>
-          <w:i w:val="false"/>
-          <w:iCs w:val="false"/>
-          <w:color w:val="0E4A40"/>
-        </w:rPr>
-        <w:t xml:space="preserve">grep -c "synth_camera_right" ...sdf</w:t>
-      </w:r>
-      <w:r>
-        <w:rPr>
-          <w:b w:val="false"/>
-          <w:bCs w:val="false"/>
-          <w:i w:val="false"/>
-          <w:iCs w:val="false"/>
-        </w:rPr>
-        <w:t xml:space="preserve"> → non nul).</w:t>
+        <w:t>60 lignes, confirmées par preflight.sh. synth_camera_right confirmée présente dans real_table.sdf pour le contrat du lot retenu (grep -c "synth_camera_right" ...sdf → non nul).</w:t>
       </w:r>
     </w:p>
     <w:p>
@@ -4483,7 +3417,7 @@
         <w:spacing w:after="120" w:before="320"/>
       </w:pPr>
       <w:r>
-        <w:t xml:space="preserve">07. Précalcul des points de passage</w:t>
+        <w:t>07. Précalcul des points de passage</w:t>
       </w:r>
     </w:p>
     <w:p>
@@ -4491,14 +3425,7 @@
         <w:spacing w:after="100"/>
       </w:pPr>
       <w:r>
-        <w:rPr>
-          <w:b w:val="false"/>
-          <w:bCs w:val="false"/>
-          <w:i/>
-          <w:iCs/>
-          <w:color w:val="4B5B57"/>
-        </w:rPr>
-        <w:t xml:space="preserve">Partie 7 — résoudre hors ligne les points de passage de mouvement de chaque épisode, sans discontinuité entre poses consécutives.</w:t>
+        <w:t>Partie 7 — résoudre hors ligne les points de passage de mouvement de chaque épisode, sans discontinuité entre poses consécutives.</w:t>
       </w:r>
     </w:p>
     <w:p>
@@ -4506,14 +3433,7 @@
         <w:spacing w:after="40" w:before="100"/>
       </w:pPr>
       <w:r>
-        <w:rPr>
-          <w:b/>
-          <w:bCs/>
-          <w:color w:val="146356"/>
-          <w:sz w:val="18"/>
-          <w:szCs w:val="18"/>
-        </w:rPr>
-        <w:t xml:space="preserve">PROCÉDURE</w:t>
+        <w:t>PROCÉDURE</w:t>
       </w:r>
     </w:p>
     <w:p>
@@ -4521,44 +3441,7 @@
         <w:spacing w:after="100"/>
       </w:pPr>
       <w:r>
-        <w:rPr>
-          <w:rFonts w:ascii="Consolas" w:cs="Consolas" w:eastAsia="Consolas" w:hAnsi="Consolas"/>
-          <w:b w:val="false"/>
-          <w:bCs w:val="false"/>
-          <w:i w:val="false"/>
-          <w:iCs w:val="false"/>
-          <w:color w:val="0E4A40"/>
-        </w:rPr>
-        <w:t xml:space="preserve">precompute_ik.py</w:t>
-      </w:r>
-      <w:r>
-        <w:rPr>
-          <w:b w:val="false"/>
-          <w:bCs w:val="false"/>
-          <w:i w:val="false"/>
-          <w:iCs w:val="false"/>
-        </w:rPr>
-        <w:t xml:space="preserve"> résout six points de passage par épisode (APPROACH, DESCEND, LIFT, TRANSPORT, RELEASE, RETREAT — HOME est une constante fixe en espace articulaire, non résolue) dans </w:t>
-      </w:r>
-      <w:r>
-        <w:rPr>
-          <w:rFonts w:ascii="Consolas" w:cs="Consolas" w:eastAsia="Consolas" w:hAnsi="Consolas"/>
-          <w:b w:val="false"/>
-          <w:bCs w:val="false"/>
-          <w:i w:val="false"/>
-          <w:iCs w:val="false"/>
-          <w:color w:val="0E4A40"/>
-        </w:rPr>
-        <w:t xml:space="preserve">config/waypoints.json</w:t>
-      </w:r>
-      <w:r>
-        <w:rPr>
-          <w:b w:val="false"/>
-          <w:bCs w:val="false"/>
-          <w:i w:val="false"/>
-          <w:iCs w:val="false"/>
-        </w:rPr>
-        <w:t xml:space="preserve">, 360 entrées en tout.</w:t>
+        <w:t>precompute_ik.py résout six points de passage par épisode (APPROACH, DESCEND, LIFT, TRANSPORT, RELEASE, RETREAT — HOME est une constante fixe en espace articulaire, non résolue) dans config/waypoints.json, 360 entrées en tout.</w:t>
       </w:r>
     </w:p>
     <w:p>
@@ -4566,14 +3449,7 @@
         <w:spacing w:after="40" w:before="100"/>
       </w:pPr>
       <w:r>
-        <w:rPr>
-          <w:b/>
-          <w:bCs/>
-          <w:color w:val="8A5A12"/>
-          <w:sz w:val="18"/>
-          <w:szCs w:val="18"/>
-        </w:rPr>
-        <w:t xml:space="preserve">VÉRIFICATION</w:t>
+        <w:t>VÉRIFICATION</w:t>
       </w:r>
     </w:p>
     <w:p>
@@ -4581,13 +3457,7 @@
         <w:spacing w:after="100"/>
       </w:pPr>
       <w:r>
-        <w:rPr>
-          <w:b w:val="false"/>
-          <w:bCs w:val="false"/>
-          <w:i w:val="false"/>
-          <w:iCs w:val="false"/>
-        </w:rPr>
-        <w:t xml:space="preserve">python3 scripts/check_waypoints.py</w:t>
+        <w:t>python3 scripts/check_waypoints.py</w:t>
       </w:r>
     </w:p>
     <w:p>
@@ -4595,13 +3465,7 @@
         <w:spacing w:after="100"/>
       </w:pPr>
       <w:r>
-        <w:rPr>
-          <w:b w:val="false"/>
-          <w:bCs w:val="false"/>
-          <w:i w:val="false"/>
-          <w:iCs w:val="false"/>
-        </w:rPr>
-        <w:t xml:space="preserve">$ 60 episodes: all waypoints OK</w:t>
+        <w:t>$ 60 episodes: all waypoints OK</w:t>
       </w:r>
     </w:p>
     <w:p>
@@ -4609,13 +3473,7 @@
         <w:spacing w:after="100"/>
       </w:pPr>
       <w:r>
-        <w:rPr>
-          <w:b w:val="false"/>
-          <w:bCs w:val="false"/>
-          <w:i w:val="false"/>
-          <w:iCs w:val="false"/>
-        </w:rPr>
-        <w:t xml:space="preserve">Sort en 0 pour de vrai — pas « 59 propres plus une exception acceptée ».</w:t>
+        <w:t>Sort en 0 pour de vrai — pas « 59 propres plus une exception acceptée ».</w:t>
       </w:r>
     </w:p>
     <w:p>
@@ -4628,113 +3486,7 @@
         <w:ind w:left="200"/>
       </w:pPr>
       <w:r>
-        <w:rPr>
-          <w:b w:val="false"/>
-          <w:bCs w:val="false"/>
-          <w:i w:val="false"/>
-          <w:iCs w:val="false"/>
-        </w:rPr>
-        <w:t xml:space="preserve">Bug trouvé et corrigé : le vérificateur de continuité vérifiait à l'origine </w:t>
-      </w:r>
-      <w:r>
-        <w:rPr>
-          <w:rFonts w:ascii="Consolas" w:cs="Consolas" w:eastAsia="Consolas" w:hAnsi="Consolas"/>
-          <w:b w:val="false"/>
-          <w:bCs w:val="false"/>
-          <w:i w:val="false"/>
-          <w:iCs w:val="false"/>
-          <w:color w:val="0E4A40"/>
-        </w:rPr>
-        <w:t xml:space="preserve">J3+J4</w:t>
-      </w:r>
-      <w:r>
-        <w:rPr>
-          <w:b w:val="false"/>
-          <w:bCs w:val="false"/>
-          <w:i w:val="false"/>
-          <w:iCs w:val="false"/>
-        </w:rPr>
-        <w:t xml:space="preserve"> comme somme invariante pour une pose d'outil fixe — correct pour un cas de test (</w:t>
-      </w:r>
-      <w:r>
-        <w:rPr>
-          <w:rFonts w:ascii="Consolas" w:cs="Consolas" w:eastAsia="Consolas" w:hAnsi="Consolas"/>
-          <w:b w:val="false"/>
-          <w:bCs w:val="false"/>
-          <w:i w:val="false"/>
-          <w:iCs w:val="false"/>
-          <w:color w:val="0E4A40"/>
-        </w:rPr>
-        <w:t xml:space="preserve">red_cube</w:t>
-      </w:r>
-      <w:r>
-        <w:rPr>
-          <w:b w:val="false"/>
-          <w:bCs w:val="false"/>
-          <w:i w:val="false"/>
-          <w:iCs w:val="false"/>
-        </w:rPr>
-        <w:t xml:space="preserve">, où </w:t>
-      </w:r>
-      <w:r>
-        <w:rPr>
-          <w:rFonts w:ascii="Consolas" w:cs="Consolas" w:eastAsia="Consolas" w:hAnsi="Consolas"/>
-          <w:b w:val="false"/>
-          <w:bCs w:val="false"/>
-          <w:i w:val="false"/>
-          <w:iCs w:val="false"/>
-          <w:color w:val="0E4A40"/>
-        </w:rPr>
-        <w:t xml:space="preserve">J2</w:t>
-      </w:r>
-      <w:r>
-        <w:rPr>
-          <w:b w:val="false"/>
-          <w:bCs w:val="false"/>
-          <w:i w:val="false"/>
-          <w:iCs w:val="false"/>
-        </w:rPr>
-        <w:t xml:space="preserve"> bougeait à peine) purement par coïncidence, et faux pour un autre (un point de passage près de la base, où </w:t>
-      </w:r>
-      <w:r>
-        <w:rPr>
-          <w:rFonts w:ascii="Consolas" w:cs="Consolas" w:eastAsia="Consolas" w:hAnsi="Consolas"/>
-          <w:b w:val="false"/>
-          <w:bCs w:val="false"/>
-          <w:i w:val="false"/>
-          <w:iCs w:val="false"/>
-          <w:color w:val="0E4A40"/>
-        </w:rPr>
-        <w:t xml:space="preserve">J2</w:t>
-      </w:r>
-      <w:r>
-        <w:rPr>
-          <w:b w:val="false"/>
-          <w:bCs w:val="false"/>
-          <w:i w:val="false"/>
-          <w:iCs w:val="false"/>
-        </w:rPr>
-        <w:t xml:space="preserve"> oscille aussi de façon importante). L'invariant général réel est </w:t>
-      </w:r>
-      <w:r>
-        <w:rPr>
-          <w:rFonts w:ascii="Consolas" w:cs="Consolas" w:eastAsia="Consolas" w:hAnsi="Consolas"/>
-          <w:b w:val="false"/>
-          <w:bCs w:val="false"/>
-          <w:i w:val="false"/>
-          <w:iCs w:val="false"/>
-          <w:color w:val="0E4A40"/>
-        </w:rPr>
-        <w:t xml:space="preserve">J2+J3+J4</w:t>
-      </w:r>
-      <w:r>
-        <w:rPr>
-          <w:b w:val="false"/>
-          <w:bCs w:val="false"/>
-          <w:i w:val="false"/>
-          <w:iCs w:val="false"/>
-        </w:rPr>
-        <w:t xml:space="preserve"> ; généraliser la vérification a trouvé et corrigé une vraie discontinuité, pas seulement une fausse alerte.</w:t>
+        <w:t>Bug trouvé et corrigé : le vérificateur de continuité vérifiait à l'origine J3+J4 comme somme invariante pour une pose d'outil fixe — correct pour un cas de test (red_cube, où J2 bougeait à peine) purement par coïncidence, et faux pour un autre (un point de passage près de la base, où J2 oscille aussi de façon importante). L'invariant général réel est J2+J3+J4 ; généraliser la vérification a trouvé et corrigé une vraie discontinuité, pas seulement une fausse alerte.</w:t>
       </w:r>
     </w:p>
     <w:p>
@@ -4747,13 +3499,7 @@
         <w:ind w:left="200"/>
       </w:pPr>
       <w:r>
-        <w:rPr>
-          <w:b w:val="false"/>
-          <w:bCs w:val="false"/>
-          <w:i w:val="false"/>
-          <w:iCs w:val="false"/>
-        </w:rPr>
-        <w:t xml:space="preserve">Pas un bug, corrigé par l'auteur de la spec : la Partie 7.4 indique « 420 points de passage pré-résolus » (60×7). 360 est correct — le « 420 » comptait HOME deux fois, une constante fixe, comme s'il fallait la résoudre. Confirmé directement et clôturé.</w:t>
+        <w:t>Pas un bug, corrigé par l'auteur de la spec : la Partie 7.4 indique « 420 points de passage pré-résolus » (60×7). 360 est correct — le « 420 » comptait HOME deux fois, une constante fixe, comme s'il fallait la résoudre. Confirmé directement et clôturé.</w:t>
       </w:r>
     </w:p>
     <w:p>
@@ -4762,7 +3508,7 @@
         <w:spacing w:after="120" w:before="320"/>
       </w:pPr>
       <w:r>
-        <w:t xml:space="preserve">08. Scripts spawn &amp; séquence</w:t>
+        <w:t>08. Scripts spawn &amp; séquence</w:t>
       </w:r>
     </w:p>
     <w:p>
@@ -4770,14 +3516,7 @@
         <w:spacing w:after="100"/>
       </w:pPr>
       <w:r>
-        <w:rPr>
-          <w:b w:val="false"/>
-          <w:bCs w:val="false"/>
-          <w:i/>
-          <w:iCs/>
-          <w:color w:val="4B5B57"/>
-        </w:rPr>
-        <w:t xml:space="preserve">Partie 8 — faire monter la scène et exécuter la séquence de tri par objet, pour n'importe lequel des quatre objets.</w:t>
+        <w:t>Partie 8 — faire monter la scène et exécuter la séquence de tri par objet, pour n'importe lequel des quatre objets.</w:t>
       </w:r>
     </w:p>
     <w:p>
@@ -4785,14 +3524,7 @@
         <w:spacing w:after="40" w:before="100"/>
       </w:pPr>
       <w:r>
-        <w:rPr>
-          <w:b/>
-          <w:bCs/>
-          <w:color w:val="146356"/>
-          <w:sz w:val="18"/>
-          <w:szCs w:val="18"/>
-        </w:rPr>
-        <w:t xml:space="preserve">PROCÉDURE</w:t>
+        <w:t>PROCÉDURE</w:t>
       </w:r>
     </w:p>
     <w:p>
@@ -4800,64 +3532,7 @@
         <w:spacing w:after="100"/>
       </w:pPr>
       <w:r>
-        <w:rPr>
-          <w:rFonts w:ascii="Consolas" w:cs="Consolas" w:eastAsia="Consolas" w:hAnsi="Consolas"/>
-          <w:b w:val="false"/>
-          <w:bCs w:val="false"/>
-          <w:i w:val="false"/>
-          <w:iCs w:val="false"/>
-          <w:color w:val="0E4A40"/>
-        </w:rPr>
-        <w:t xml:space="preserve">spawn_scene.py</w:t>
-      </w:r>
-      <w:r>
-        <w:rPr>
-          <w:b w:val="false"/>
-          <w:bCs w:val="false"/>
-          <w:i w:val="false"/>
-          <w:iCs w:val="false"/>
-        </w:rPr>
-        <w:t xml:space="preserve"> fait apparaître les quatre objets et les quatre bacs, vérifiés en collision, depuis la propre ligne de la matrice d'épisodes. </w:t>
-      </w:r>
-      <w:r>
-        <w:rPr>
-          <w:rFonts w:ascii="Consolas" w:cs="Consolas" w:eastAsia="Consolas" w:hAnsi="Consolas"/>
-          <w:b w:val="false"/>
-          <w:bCs w:val="false"/>
-          <w:i w:val="false"/>
-          <w:iCs w:val="false"/>
-          <w:color w:val="0E4A40"/>
-        </w:rPr>
-        <w:t xml:space="preserve">run_pick_and_place.py</w:t>
-      </w:r>
-      <w:r>
-        <w:rPr>
-          <w:b w:val="false"/>
-          <w:bCs w:val="false"/>
-          <w:i w:val="false"/>
-          <w:iCs w:val="false"/>
-        </w:rPr>
-        <w:t xml:space="preserve"> lit </w:t>
-      </w:r>
-      <w:r>
-        <w:rPr>
-          <w:rFonts w:ascii="Consolas" w:cs="Consolas" w:eastAsia="Consolas" w:hAnsi="Consolas"/>
-          <w:b w:val="false"/>
-          <w:bCs w:val="false"/>
-          <w:i w:val="false"/>
-          <w:iCs w:val="false"/>
-          <w:color w:val="0E4A40"/>
-        </w:rPr>
-        <w:t xml:space="preserve">--target</w:t>
-      </w:r>
-      <w:r>
-        <w:rPr>
-          <w:b w:val="false"/>
-          <w:bCs w:val="false"/>
-          <w:i w:val="false"/>
-          <w:iCs w:val="false"/>
-        </w:rPr>
-        <w:t xml:space="preserve"> depuis cette même matrice et pilote la séquence à six points de passage de manière générique — rien dans l'un ou l'autre script n'est spécifique à un objet.</w:t>
+        <w:t>spawn_scene.py fait apparaître les quatre objets et les quatre bacs, vérifiés en collision, depuis la propre ligne de la matrice d'épisodes. run_pick_and_place.py lit --target depuis cette même matrice et pilote la séquence à six points de passage de manière générique — rien dans l'un ou l'autre script n'est spécifique à un objet.</w:t>
       </w:r>
     </w:p>
     <w:p>
@@ -4865,14 +3540,7 @@
         <w:spacing w:after="40" w:before="100"/>
       </w:pPr>
       <w:r>
-        <w:rPr>
-          <w:b/>
-          <w:bCs/>
-          <w:color w:val="8A5A12"/>
-          <w:sz w:val="18"/>
-          <w:szCs w:val="18"/>
-        </w:rPr>
-        <w:t xml:space="preserve">VÉRIFICATION</w:t>
+        <w:t>VÉRIFICATION</w:t>
       </w:r>
     </w:p>
     <w:p>
@@ -4880,33 +3548,7 @@
         <w:spacing w:after="100"/>
       </w:pPr>
       <w:r>
-        <w:rPr>
-          <w:b w:val="false"/>
-          <w:bCs w:val="false"/>
-          <w:i w:val="false"/>
-          <w:iCs w:val="false"/>
-        </w:rPr>
-        <w:t xml:space="preserve">Statique : les deux scripts acceptent n'importe lequel des quatre noms d'objets de </w:t>
-      </w:r>
-      <w:r>
-        <w:rPr>
-          <w:rFonts w:ascii="Consolas" w:cs="Consolas" w:eastAsia="Consolas" w:hAnsi="Consolas"/>
-          <w:b w:val="false"/>
-          <w:bCs w:val="false"/>
-          <w:i w:val="false"/>
-          <w:iCs w:val="false"/>
-          <w:color w:val="0E4A40"/>
-        </w:rPr>
-        <w:t xml:space="preserve">episode_matrix.csv</w:t>
-      </w:r>
-      <w:r>
-        <w:rPr>
-          <w:b w:val="false"/>
-          <w:bCs w:val="false"/>
-          <w:i w:val="false"/>
-          <w:iCs w:val="false"/>
-        </w:rPr>
-        <w:t xml:space="preserve"> sans modification de code. En direct : non vérifié. Aucun épisode, pour aucun objet, ne s'est achevé contre un simulateur en fonctionnement — voir §échelle.</w:t>
+        <w:t>Statique : les deux scripts acceptent n'importe lequel des quatre noms d'objets de episode_matrix.csv sans modification de code. En direct : non vérifié. Aucun épisode, pour aucun objet, ne s'est achevé contre un simulateur en fonctionnement — voir §échelle.</w:t>
       </w:r>
     </w:p>
     <w:p>
@@ -4915,7 +3557,7 @@
         <w:spacing w:after="120" w:before="320"/>
       </w:pPr>
       <w:r>
-        <w:t xml:space="preserve">09. Logique de vérification</w:t>
+        <w:t>09. Logique de vérification</w:t>
       </w:r>
     </w:p>
     <w:p>
@@ -4923,14 +3565,7 @@
         <w:spacing w:after="100"/>
       </w:pPr>
       <w:r>
-        <w:rPr>
-          <w:b w:val="false"/>
-          <w:bCs w:val="false"/>
-          <w:i/>
-          <w:iCs/>
-          <w:color w:val="4B5B57"/>
-        </w:rPr>
-        <w:t xml:space="preserve">Partie 9 — PASS / FAIL / WRONG_BIN, avec trois cas d'échec délibérés qui doivent être attrapés, pas seulement le chemin heureux.</w:t>
+        <w:t>Partie 9 — PASS / FAIL / WRONG_BIN, avec trois cas d'échec délibérés qui doivent être attrapés, pas seulement le chemin heureux.</w:t>
       </w:r>
     </w:p>
     <w:p>
@@ -4938,14 +3573,7 @@
         <w:spacing w:after="40" w:before="100"/>
       </w:pPr>
       <w:r>
-        <w:rPr>
-          <w:b/>
-          <w:bCs/>
-          <w:color w:val="146356"/>
-          <w:sz w:val="18"/>
-          <w:szCs w:val="18"/>
-        </w:rPr>
-        <w:t xml:space="preserve">PROCÉDURE</w:t>
+        <w:t>PROCÉDURE</w:t>
       </w:r>
     </w:p>
     <w:p>
@@ -4953,44 +3581,7 @@
         <w:spacing w:after="100"/>
       </w:pPr>
       <w:r>
-        <w:rPr>
-          <w:rFonts w:ascii="Consolas" w:cs="Consolas" w:eastAsia="Consolas" w:hAnsi="Consolas"/>
-          <w:b w:val="false"/>
-          <w:bCs w:val="false"/>
-          <w:i w:val="false"/>
-          <w:iCs w:val="false"/>
-          <w:color w:val="0E4A40"/>
-        </w:rPr>
-        <w:t xml:space="preserve">verify_episode.py</w:t>
-      </w:r>
-      <w:r>
-        <w:rPr>
-          <w:b w:val="false"/>
-          <w:bCs w:val="false"/>
-          <w:i w:val="false"/>
-          <w:iCs w:val="false"/>
-        </w:rPr>
-        <w:t xml:space="preserve"> implémente la logique pass/fail/mauvais-bac contre la trajectoire enregistrée d'un épisode achevé ; </w:t>
-      </w:r>
-      <w:r>
-        <w:rPr>
-          <w:rFonts w:ascii="Consolas" w:cs="Consolas" w:eastAsia="Consolas" w:hAnsi="Consolas"/>
-          <w:b w:val="false"/>
-          <w:bCs w:val="false"/>
-          <w:i w:val="false"/>
-          <w:iCs w:val="false"/>
-          <w:color w:val="0E4A40"/>
-        </w:rPr>
-        <w:t xml:space="preserve">test_verifier.py</w:t>
-      </w:r>
-      <w:r>
-        <w:rPr>
-          <w:b w:val="false"/>
-          <w:bCs w:val="false"/>
-          <w:i w:val="false"/>
-          <w:iCs w:val="false"/>
-        </w:rPr>
-        <w:t xml:space="preserve"> l'exerce contre quatre cas synthétiques sans avoir besoin d'un simulateur du tout.</w:t>
+        <w:t>verify_episode.py implémente la logique pass/fail/mauvais-bac contre la trajectoire enregistrée d'un épisode achevé ; test_verifier.py l'exerce contre quatre cas synthétiques sans avoir besoin d'un simulateur du tout.</w:t>
       </w:r>
     </w:p>
     <w:p>
@@ -4998,14 +3589,7 @@
         <w:spacing w:after="40" w:before="100"/>
       </w:pPr>
       <w:r>
-        <w:rPr>
-          <w:b/>
-          <w:bCs/>
-          <w:color w:val="8A5A12"/>
-          <w:sz w:val="18"/>
-          <w:szCs w:val="18"/>
-        </w:rPr>
-        <w:t xml:space="preserve">VÉRIFICATION</w:t>
+        <w:t>VÉRIFICATION</w:t>
       </w:r>
     </w:p>
     <w:p>
@@ -5013,13 +3597,7 @@
         <w:spacing w:after="100"/>
       </w:pPr>
       <w:r>
-        <w:rPr>
-          <w:b w:val="false"/>
-          <w:bCs w:val="false"/>
-          <w:i w:val="false"/>
-          <w:iCs w:val="false"/>
-        </w:rPr>
-        <w:t xml:space="preserve">python3 scripts/test_verifier.py</w:t>
+        <w:t>python3 scripts/test_verifier.py</w:t>
       </w:r>
     </w:p>
     <w:p>
@@ -5027,13 +3605,7 @@
         <w:spacing w:after="100"/>
       </w:pPr>
       <w:r>
-        <w:rPr>
-          <w:b w:val="false"/>
-          <w:bCs w:val="false"/>
-          <w:i w:val="false"/>
-          <w:iCs w:val="false"/>
-        </w:rPr>
-        <w:t xml:space="preserve">wrong-bin → WRONG_BIN</w:t>
+        <w:t>wrong-bin → WRONG_BIN</w:t>
       </w:r>
     </w:p>
     <w:p>
@@ -5041,13 +3613,7 @@
         <w:spacing w:after="100"/>
       </w:pPr>
       <w:r>
-        <w:rPr>
-          <w:b w:val="false"/>
-          <w:bCs w:val="false"/>
-          <w:i w:val="false"/>
-          <w:iCs w:val="false"/>
-        </w:rPr>
-        <w:t xml:space="preserve">no-lift → FAIL</w:t>
+        <w:t>no-lift → FAIL</w:t>
       </w:r>
     </w:p>
     <w:p>
@@ -5055,13 +3621,7 @@
         <w:spacing w:after="100"/>
       </w:pPr>
       <w:r>
-        <w:rPr>
-          <w:b w:val="false"/>
-          <w:bCs w:val="false"/>
-          <w:i w:val="false"/>
-          <w:iCs w:val="false"/>
-        </w:rPr>
-        <w:t xml:space="preserve">disturbed-distractor → PASS (signalé)</w:t>
+        <w:t>disturbed-distractor → PASS (signalé)</w:t>
       </w:r>
     </w:p>
     <w:p>
@@ -5069,13 +3629,7 @@
         <w:spacing w:after="100"/>
       </w:pPr>
       <w:r>
-        <w:rPr>
-          <w:b w:val="false"/>
-          <w:bCs w:val="false"/>
-          <w:i w:val="false"/>
-          <w:iCs w:val="false"/>
-        </w:rPr>
-        <w:t xml:space="preserve">clean episode → PASS</w:t>
+        <w:t>clean episode → PASS</w:t>
       </w:r>
     </w:p>
     <w:p>
@@ -5083,33 +3637,7 @@
         <w:spacing w:after="100"/>
       </w:pPr>
       <w:r>
-        <w:rPr>
-          <w:b w:val="false"/>
-          <w:bCs w:val="false"/>
-          <w:i w:val="false"/>
-          <w:iCs w:val="false"/>
-        </w:rPr>
-        <w:t xml:space="preserve">Les quatre classés correctement ; confirmé par le test interne de </w:t>
-      </w:r>
-      <w:r>
-        <w:rPr>
-          <w:rFonts w:ascii="Consolas" w:cs="Consolas" w:eastAsia="Consolas" w:hAnsi="Consolas"/>
-          <w:b w:val="false"/>
-          <w:bCs w:val="false"/>
-          <w:i w:val="false"/>
-          <w:iCs w:val="false"/>
-          <w:color w:val="0E4A40"/>
-        </w:rPr>
-        <w:t xml:space="preserve">preflight.sh</w:t>
-      </w:r>
-      <w:r>
-        <w:rPr>
-          <w:b w:val="false"/>
-          <w:bCs w:val="false"/>
-          <w:i w:val="false"/>
-          <w:iCs w:val="false"/>
-        </w:rPr>
-        <w:t xml:space="preserve">.</w:t>
+        <w:t>Les quatre classés correctement ; confirmé par le test interne de preflight.sh.</w:t>
       </w:r>
     </w:p>
     <w:p>
@@ -5118,7 +3646,7 @@
         <w:spacing w:after="120" w:before="320"/>
       </w:pPr>
       <w:r>
-        <w:t xml:space="preserve">10. Contrats &amp; branchement de l'enregistreur</w:t>
+        <w:t>10. Contrats &amp; branchement de l'enregistreur</w:t>
       </w:r>
     </w:p>
     <w:p>
@@ -5126,35 +3654,7 @@
         <w:spacing w:after="100"/>
       </w:pPr>
       <w:r>
-        <w:rPr>
-          <w:b w:val="false"/>
-          <w:bCs w:val="false"/>
-          <w:i/>
-          <w:iCs/>
-          <w:color w:val="4B5B57"/>
-        </w:rPr>
-        <w:t xml:space="preserve">Partie 10 — les deux contrats de données, et faire en sorte que l'enregistreur d'épisodes </w:t>
-      </w:r>
-      <w:r>
-        <w:rPr>
-          <w:rFonts w:ascii="Consolas" w:cs="Consolas" w:eastAsia="Consolas" w:hAnsi="Consolas"/>
-          <w:b w:val="false"/>
-          <w:bCs w:val="false"/>
-          <w:i/>
-          <w:iCs/>
-          <w:color w:val="0E4A40"/>
-        </w:rPr>
-        <w:t xml:space="preserve">rosetta</w:t>
-      </w:r>
-      <w:r>
-        <w:rPr>
-          <w:b w:val="false"/>
-          <w:bCs w:val="false"/>
-          <w:i/>
-          <w:iCs/>
-          <w:color w:val="4B5B57"/>
-        </w:rPr>
-        <w:t xml:space="preserve"> enregistre réellement.</w:t>
+        <w:t>Partie 10 — les deux contrats de données, et faire en sorte que l'enregistreur d'épisodes rosetta enregistre réellement.</w:t>
       </w:r>
     </w:p>
     <w:p>
@@ -5162,14 +3662,7 @@
         <w:spacing w:after="40" w:before="100"/>
       </w:pPr>
       <w:r>
-        <w:rPr>
-          <w:b/>
-          <w:bCs/>
-          <w:color w:val="146356"/>
-          <w:sz w:val="18"/>
-          <w:szCs w:val="18"/>
-        </w:rPr>
-        <w:t xml:space="preserve">PROCÉDURE</w:t>
+        <w:t>PROCÉDURE</w:t>
       </w:r>
     </w:p>
     <w:p>
@@ -5177,164 +3670,7 @@
         <w:spacing w:after="100"/>
       </w:pPr>
       <w:r>
-        <w:rPr>
-          <w:rFonts w:ascii="Consolas" w:cs="Consolas" w:eastAsia="Consolas" w:hAnsi="Consolas"/>
-          <w:b w:val="false"/>
-          <w:bCs w:val="false"/>
-          <w:i w:val="false"/>
-          <w:iCs w:val="false"/>
-          <w:color w:val="0E4A40"/>
-        </w:rPr>
-        <w:t xml:space="preserve">contracts/mycobot_sorting.yaml</w:t>
-      </w:r>
-      <w:r>
-        <w:rPr>
-          <w:b w:val="false"/>
-          <w:bCs w:val="false"/>
-          <w:i w:val="false"/>
-          <w:iCs w:val="false"/>
-        </w:rPr>
-        <w:t xml:space="preserve"> (entraînement, caméra de table) et </w:t>
-      </w:r>
-      <w:r>
-        <w:rPr>
-          <w:rFonts w:ascii="Consolas" w:cs="Consolas" w:eastAsia="Consolas" w:hAnsi="Consolas"/>
-          <w:b w:val="false"/>
-          <w:bCs w:val="false"/>
-          <w:i w:val="false"/>
-          <w:iCs w:val="false"/>
-          <w:color w:val="0E4A40"/>
-        </w:rPr>
-        <w:t xml:space="preserve">contracts/mycobot_sorting_heldout.yaml</w:t>
-      </w:r>
-      <w:r>
-        <w:rPr>
-          <w:b w:val="false"/>
-          <w:bCs w:val="false"/>
-          <w:i w:val="false"/>
-          <w:iCs w:val="false"/>
-        </w:rPr>
-        <w:t xml:space="preserve"> (retenu, </w:t>
-      </w:r>
-      <w:r>
-        <w:rPr>
-          <w:rFonts w:ascii="Consolas" w:cs="Consolas" w:eastAsia="Consolas" w:hAnsi="Consolas"/>
-          <w:b w:val="false"/>
-          <w:bCs w:val="false"/>
-          <w:i w:val="false"/>
-          <w:iCs w:val="false"/>
-          <w:color w:val="0E4A40"/>
-        </w:rPr>
-        <w:t xml:space="preserve">synth_camera_right</w:t>
-      </w:r>
-      <w:r>
-        <w:rPr>
-          <w:b w:val="false"/>
-          <w:bCs w:val="false"/>
-          <w:i w:val="false"/>
-          <w:iCs w:val="false"/>
-        </w:rPr>
-        <w:t xml:space="preserve">) écrits et recoupés contre l'inventaire objets/bacs pour la cohérence des topics et des dimensions. </w:t>
-      </w:r>
-      <w:r>
-        <w:rPr>
-          <w:rFonts w:ascii="Consolas" w:cs="Consolas" w:eastAsia="Consolas" w:hAnsi="Consolas"/>
-          <w:b w:val="false"/>
-          <w:bCs w:val="false"/>
-          <w:i w:val="false"/>
-          <w:iCs w:val="false"/>
-          <w:color w:val="0E4A40"/>
-        </w:rPr>
-        <w:t xml:space="preserve">episode.sh</w:t>
-      </w:r>
-      <w:r>
-        <w:rPr>
-          <w:b w:val="false"/>
-          <w:bCs w:val="false"/>
-          <w:i w:val="false"/>
-          <w:iCs w:val="false"/>
-        </w:rPr>
-        <w:t xml:space="preserve"> étendu pour faire passer le nœud de cycle de vie ROS2 de l'enregistreur par </w:t>
-      </w:r>
-      <w:r>
-        <w:rPr>
-          <w:rFonts w:ascii="Consolas" w:cs="Consolas" w:eastAsia="Consolas" w:hAnsi="Consolas"/>
-          <w:b w:val="false"/>
-          <w:bCs w:val="false"/>
-          <w:i w:val="false"/>
-          <w:iCs w:val="false"/>
-          <w:color w:val="0E4A40"/>
-        </w:rPr>
-        <w:t xml:space="preserve">configure</w:t>
-      </w:r>
-      <w:r>
-        <w:rPr>
-          <w:b w:val="false"/>
-          <w:bCs w:val="false"/>
-          <w:i w:val="false"/>
-          <w:iCs w:val="false"/>
-        </w:rPr>
-        <w:t xml:space="preserve">→</w:t>
-      </w:r>
-      <w:r>
-        <w:rPr>
-          <w:rFonts w:ascii="Consolas" w:cs="Consolas" w:eastAsia="Consolas" w:hAnsi="Consolas"/>
-          <w:b w:val="false"/>
-          <w:bCs w:val="false"/>
-          <w:i w:val="false"/>
-          <w:iCs w:val="false"/>
-          <w:color w:val="0E4A40"/>
-        </w:rPr>
-        <w:t xml:space="preserve">activate</w:t>
-      </w:r>
-      <w:r>
-        <w:rPr>
-          <w:b w:val="false"/>
-          <w:bCs w:val="false"/>
-          <w:i w:val="false"/>
-          <w:iCs w:val="false"/>
-        </w:rPr>
-        <w:t xml:space="preserve"> avant l'envoi de l'objectif </w:t>
-      </w:r>
-      <w:r>
-        <w:rPr>
-          <w:rFonts w:ascii="Consolas" w:cs="Consolas" w:eastAsia="Consolas" w:hAnsi="Consolas"/>
-          <w:b w:val="false"/>
-          <w:bCs w:val="false"/>
-          <w:i w:val="false"/>
-          <w:iCs w:val="false"/>
-          <w:color w:val="0E4A40"/>
-        </w:rPr>
-        <w:t xml:space="preserve">RecordEpisode</w:t>
-      </w:r>
-      <w:r>
-        <w:rPr>
-          <w:b w:val="false"/>
-          <w:bCs w:val="false"/>
-          <w:i w:val="false"/>
-          <w:iCs w:val="false"/>
-        </w:rPr>
-        <w:t xml:space="preserve"> de </w:t>
-      </w:r>
-      <w:r>
-        <w:rPr>
-          <w:rFonts w:ascii="Consolas" w:cs="Consolas" w:eastAsia="Consolas" w:hAnsi="Consolas"/>
-          <w:b w:val="false"/>
-          <w:bCs w:val="false"/>
-          <w:i w:val="false"/>
-          <w:iCs w:val="false"/>
-          <w:color w:val="0E4A40"/>
-        </w:rPr>
-        <w:t xml:space="preserve">run_pick_and_place.py</w:t>
-      </w:r>
-      <w:r>
-        <w:rPr>
-          <w:b w:val="false"/>
-          <w:bCs w:val="false"/>
-          <w:i w:val="false"/>
-          <w:iCs w:val="false"/>
-        </w:rPr>
-        <w:t xml:space="preserve">.</w:t>
+        <w:t>contracts/mycobot_sorting.yaml (entraînement, caméra de table) et contracts/mycobot_sorting_heldout.yaml (retenu, synth_camera_right) écrits et recoupés contre l'inventaire objets/bacs pour la cohérence des topics et des dimensions. episode.sh étendu pour faire passer le nœud de cycle de vie ROS2 de l'enregistreur par configure→activate avant l'envoi de l'objectif RecordEpisode de run_pick_and_place.py.</w:t>
       </w:r>
     </w:p>
     <w:p>
@@ -5342,14 +3678,7 @@
         <w:spacing w:after="40" w:before="100"/>
       </w:pPr>
       <w:r>
-        <w:rPr>
-          <w:b/>
-          <w:bCs/>
-          <w:color w:val="8A5A12"/>
-          <w:sz w:val="18"/>
-          <w:szCs w:val="18"/>
-        </w:rPr>
-        <w:t xml:space="preserve">VÉRIFICATION</w:t>
+        <w:t>VÉRIFICATION</w:t>
       </w:r>
     </w:p>
     <w:p>
@@ -5357,44 +3686,7 @@
         <w:spacing w:after="100"/>
       </w:pPr>
       <w:r>
-        <w:rPr>
-          <w:rFonts w:ascii="Consolas" w:cs="Consolas" w:eastAsia="Consolas" w:hAnsi="Consolas"/>
-          <w:b w:val="false"/>
-          <w:bCs w:val="false"/>
-          <w:i w:val="false"/>
-          <w:iCs w:val="false"/>
-          <w:color w:val="0E4A40"/>
-        </w:rPr>
-        <w:t xml:space="preserve">doc/CONTRACT_VERIFICATION.md</w:t>
-      </w:r>
-      <w:r>
-        <w:rPr>
-          <w:b w:val="false"/>
-          <w:bCs w:val="false"/>
-          <w:i w:val="false"/>
-          <w:iCs w:val="false"/>
-        </w:rPr>
-        <w:t xml:space="preserve"> — aucun champ de pose de vérité-terrain ne fuite dans l'un ou l'autre contrat (selon A5), vérifié par grep. Le branchement lui-même : confirmé atteignant « recording started » exactement une fois, en direct, sous pleine charge Gazebo, avec une consigne réelle et un objectif </w:t>
-      </w:r>
-      <w:r>
-        <w:rPr>
-          <w:rFonts w:ascii="Consolas" w:cs="Consolas" w:eastAsia="Consolas" w:hAnsi="Consolas"/>
-          <w:b w:val="false"/>
-          <w:bCs w:val="false"/>
-          <w:i w:val="false"/>
-          <w:iCs w:val="false"/>
-          <w:color w:val="0E4A40"/>
-        </w:rPr>
-        <w:t xml:space="preserve">RecordEpisode</w:t>
-      </w:r>
-      <w:r>
-        <w:rPr>
-          <w:b w:val="false"/>
-          <w:bCs w:val="false"/>
-          <w:i w:val="false"/>
-          <w:iCs w:val="false"/>
-        </w:rPr>
-        <w:t xml:space="preserve"> accepté. Chaque tentative depuis a heurté le blocage de cycle de vie documenté en §13.</w:t>
+        <w:t>doc/CONTRACT_VERIFICATION.md — aucun champ de pose de vérité-terrain ne fuite dans l'un ou l'autre contrat (selon A5), vérifié par grep. Le branchement lui-même : confirmé atteignant « recording started » exactement une fois, en direct, sous pleine charge Gazebo, avec une consigne réelle et un objectif RecordEpisode accepté. Chaque tentative depuis a heurté le blocage de cycle de vie documenté en §13.</w:t>
       </w:r>
     </w:p>
     <w:p>
@@ -5403,7 +3695,7 @@
         <w:spacing w:after="120" w:before="320"/>
       </w:pPr>
       <w:r>
-        <w:t xml:space="preserve">11. Preflight &amp; paquet de remise</w:t>
+        <w:t>11. Preflight &amp; paquet de remise</w:t>
       </w:r>
     </w:p>
     <w:p>
@@ -5411,14 +3703,7 @@
         <w:spacing w:after="100"/>
       </w:pPr>
       <w:r>
-        <w:rPr>
-          <w:b w:val="false"/>
-          <w:bCs w:val="false"/>
-          <w:i/>
-          <w:iCs/>
-          <w:color w:val="4B5B57"/>
-        </w:rPr>
-        <w:t xml:space="preserve">Partie 11 — l'arborescence exacte de remise, une vérification d'environnement en lecture seule, et la seule phrase honnête dont un lecteur a besoin en premier.</w:t>
+        <w:t>Partie 11 — l'arborescence exacte de remise, une vérification d'environnement en lecture seule, et la seule phrase honnête dont un lecteur a besoin en premier.</w:t>
       </w:r>
     </w:p>
     <w:p>
@@ -5426,14 +3711,7 @@
         <w:spacing w:after="40" w:before="100"/>
       </w:pPr>
       <w:r>
-        <w:rPr>
-          <w:b/>
-          <w:bCs/>
-          <w:color w:val="146356"/>
-          <w:sz w:val="18"/>
-          <w:szCs w:val="18"/>
-        </w:rPr>
-        <w:t xml:space="preserve">PROCÉDURE</w:t>
+        <w:t>PROCÉDURE</w:t>
       </w:r>
     </w:p>
     <w:p>
@@ -5441,44 +3719,7 @@
         <w:spacing w:after="100"/>
       </w:pPr>
       <w:r>
-        <w:rPr>
-          <w:rFonts w:ascii="Consolas" w:cs="Consolas" w:eastAsia="Consolas" w:hAnsi="Consolas"/>
-          <w:b w:val="false"/>
-          <w:bCs w:val="false"/>
-          <w:i w:val="false"/>
-          <w:iCs w:val="false"/>
-          <w:color w:val="0E4A40"/>
-        </w:rPr>
-        <w:t xml:space="preserve">preflight.sh</w:t>
-      </w:r>
-      <w:r>
-        <w:rPr>
-          <w:b w:val="false"/>
-          <w:bCs w:val="false"/>
-          <w:i w:val="false"/>
-          <w:iCs w:val="false"/>
-        </w:rPr>
-        <w:t xml:space="preserve"> construit selon l'esquisse à 15 vérifications de la spécification elle-même, puis corrigé deux fois (ci-dessous) ; </w:t>
-      </w:r>
-      <w:r>
-        <w:rPr>
-          <w:rFonts w:ascii="Consolas" w:cs="Consolas" w:eastAsia="Consolas" w:hAnsi="Consolas"/>
-          <w:b w:val="false"/>
-          <w:bCs w:val="false"/>
-          <w:i w:val="false"/>
-          <w:iCs w:val="false"/>
-          <w:color w:val="0E4A40"/>
-        </w:rPr>
-        <w:t xml:space="preserve">RUNNING.md</w:t>
-      </w:r>
-      <w:r>
-        <w:rPr>
-          <w:b w:val="false"/>
-          <w:bCs w:val="false"/>
-          <w:i w:val="false"/>
-          <w:iCs w:val="false"/>
-        </w:rPr>
-        <w:t xml:space="preserve"> restructuré pour que la première action de l'équipe robotique soit les quatre épisodes de fumée, pas le lot complet, avec une instruction explicite d'arrêt-et-rapport et la phrase unique de la §11.7 tout en haut.</w:t>
+        <w:t>preflight.sh construit selon l'esquisse à 15 vérifications de la spécification elle-même, puis corrigé deux fois (ci-dessous) ; RUNNING.md restructuré pour que la première action de l'équipe robotique soit les quatre épisodes de fumée, pas le lot complet, avec une instruction explicite d'arrêt-et-rapport et la phrase unique de la §11.7 tout en haut.</w:t>
       </w:r>
     </w:p>
     <w:p>
@@ -5486,14 +3727,7 @@
         <w:spacing w:after="40" w:before="100"/>
       </w:pPr>
       <w:r>
-        <w:rPr>
-          <w:b/>
-          <w:bCs/>
-          <w:color w:val="8A5A12"/>
-          <w:sz w:val="18"/>
-          <w:szCs w:val="18"/>
-        </w:rPr>
-        <w:t xml:space="preserve">VÉRIFICATION</w:t>
+        <w:t>VÉRIFICATION</w:t>
       </w:r>
     </w:p>
     <w:p>
@@ -5501,13 +3735,7 @@
         <w:spacing w:after="100"/>
       </w:pPr>
       <w:r>
-        <w:rPr>
-          <w:b w:val="false"/>
-          <w:bCs w:val="false"/>
-          <w:i w:val="false"/>
-          <w:iCs w:val="false"/>
-        </w:rPr>
-        <w:t xml:space="preserve">bash preflight.sh</w:t>
+        <w:t>bash preflight.sh</w:t>
       </w:r>
     </w:p>
     <w:p>
@@ -5515,13 +3743,7 @@
         <w:spacing w:after="100"/>
       </w:pPr>
       <w:r>
-        <w:rPr>
-          <w:b w:val="false"/>
-          <w:bCs w:val="false"/>
-          <w:i w:val="false"/>
-          <w:iCs w:val="false"/>
-        </w:rPr>
-        <w:t xml:space="preserve">... 15 vérifications ...</w:t>
+        <w:t>... 15 vérifications ...</w:t>
       </w:r>
     </w:p>
     <w:p>
@@ -5529,13 +3751,7 @@
         <w:spacing w:after="100"/>
       </w:pPr>
       <w:r>
-        <w:rPr>
-          <w:b w:val="false"/>
-          <w:bCs w:val="false"/>
-          <w:i w:val="false"/>
-          <w:iCs w:val="false"/>
-        </w:rPr>
-        <w:t xml:space="preserve">PREFLIGHT PASSED</w:t>
+        <w:t>PREFLIGHT PASSED</w:t>
       </w:r>
     </w:p>
     <w:p>
@@ -5543,33 +3759,7 @@
         <w:spacing w:after="100"/>
       </w:pPr>
       <w:r>
-        <w:rPr>
-          <w:b w:val="false"/>
-          <w:bCs w:val="false"/>
-          <w:i w:val="false"/>
-          <w:iCs w:val="false"/>
-        </w:rPr>
-        <w:t xml:space="preserve">Exécuté pour de vrai dans le conteneur </w:t>
-      </w:r>
-      <w:r>
-        <w:rPr>
-          <w:rFonts w:ascii="Consolas" w:cs="Consolas" w:eastAsia="Consolas" w:hAnsi="Consolas"/>
-          <w:b w:val="false"/>
-          <w:bCs w:val="false"/>
-          <w:i w:val="false"/>
-          <w:iCs w:val="false"/>
-          <w:color w:val="0E4A40"/>
-        </w:rPr>
-        <w:t xml:space="preserve">gazebo_to_lerobot</w:t>
-      </w:r>
-      <w:r>
-        <w:rPr>
-          <w:b w:val="false"/>
-          <w:bCs w:val="false"/>
-          <w:i w:val="false"/>
-          <w:iCs w:val="false"/>
-        </w:rPr>
-        <w:t xml:space="preserve">, pas affirmé.</w:t>
+        <w:t>Exécuté pour de vrai dans le conteneur gazebo_to_lerobot, pas affirmé.</w:t>
       </w:r>
     </w:p>
     <w:p>
@@ -5582,73 +3772,7 @@
         <w:ind w:left="200"/>
       </w:pPr>
       <w:r>
-        <w:rPr>
-          <w:b w:val="false"/>
-          <w:bCs w:val="false"/>
-          <w:i w:val="false"/>
-          <w:iCs w:val="false"/>
-        </w:rPr>
-        <w:t xml:space="preserve">Deux bugs trouvés et corrigés dans </w:t>
-      </w:r>
-      <w:r>
-        <w:rPr>
-          <w:rFonts w:ascii="Consolas" w:cs="Consolas" w:eastAsia="Consolas" w:hAnsi="Consolas"/>
-          <w:b w:val="false"/>
-          <w:bCs w:val="false"/>
-          <w:i w:val="false"/>
-          <w:iCs w:val="false"/>
-          <w:color w:val="0E4A40"/>
-        </w:rPr>
-        <w:t xml:space="preserve">preflight.sh</w:t>
-      </w:r>
-      <w:r>
-        <w:rPr>
-          <w:b w:val="false"/>
-          <w:bCs w:val="false"/>
-          <w:i w:val="false"/>
-          <w:iCs w:val="false"/>
-        </w:rPr>
-        <w:t xml:space="preserve"> lui-même : sa vérification « image du conteneur présente » se contredit elle-même lorsqu'exécutée depuis l'intérieur du conteneur même dont elle demande l'existence — désormais ignorée, pas échouée, quand </w:t>
-      </w:r>
-      <w:r>
-        <w:rPr>
-          <w:rFonts w:ascii="Consolas" w:cs="Consolas" w:eastAsia="Consolas" w:hAnsi="Consolas"/>
-          <w:b w:val="false"/>
-          <w:bCs w:val="false"/>
-          <w:i w:val="false"/>
-          <w:iCs w:val="false"/>
-          <w:color w:val="0E4A40"/>
-        </w:rPr>
-        <w:t xml:space="preserve">docker</w:t>
-      </w:r>
-      <w:r>
-        <w:rPr>
-          <w:b w:val="false"/>
-          <w:bCs w:val="false"/>
-          <w:i w:val="false"/>
-          <w:iCs w:val="false"/>
-        </w:rPr>
-        <w:t xml:space="preserve"> n'est pas dans le </w:t>
-      </w:r>
-      <w:r>
-        <w:rPr>
-          <w:rFonts w:ascii="Consolas" w:cs="Consolas" w:eastAsia="Consolas" w:hAnsi="Consolas"/>
-          <w:b w:val="false"/>
-          <w:bCs w:val="false"/>
-          <w:i w:val="false"/>
-          <w:iCs w:val="false"/>
-          <w:color w:val="0E4A40"/>
-        </w:rPr>
-        <w:t xml:space="preserve">PATH</w:t>
-      </w:r>
-      <w:r>
-        <w:rPr>
-          <w:b w:val="false"/>
-          <w:bCs w:val="false"/>
-          <w:i w:val="false"/>
-          <w:iCs w:val="false"/>
-        </w:rPr>
-        <w:t xml:space="preserve">. Sa vérification « le fichier de monde cible existe » utilisait un chemin relatif au mauvais répertoire de travail — corrigée pour résoudre contre le répertoire de partage du paquet ROS2 installé, le même chemin que chaque fichier de lancement du projet utilise réellement.</w:t>
+        <w:t>Deux bugs trouvés et corrigés dans preflight.sh lui-même : sa vérification « image du conteneur présente » se contredit elle-même lorsqu'exécutée depuis l'intérieur du conteneur même dont elle demande l'existence — désormais ignorée, pas échouée, quand docker n'est pas dans le PATH. Sa vérification « le fichier de monde cible existe » utilisait un chemin relatif au mauvais répertoire de travail — corrigée pour résoudre contre le répertoire de partage du paquet ROS2 installé, le même chemin que chaque fichier de lancement du projet utilise réellement.</w:t>
       </w:r>
     </w:p>
     <w:p>
@@ -5657,7 +3781,7 @@
         <w:spacing w:after="120" w:before="320"/>
       </w:pPr>
       <w:r>
-        <w:t xml:space="preserve">12. La cause racine shm-size</w:t>
+        <w:t>12. La cause racine shm-size</w:t>
       </w:r>
     </w:p>
     <w:p>
@@ -5665,35 +3789,7 @@
         <w:spacing w:after="100"/>
       </w:pPr>
       <w:r>
-        <w:rPr>
-          <w:b w:val="false"/>
-          <w:bCs w:val="false"/>
-          <w:i/>
-          <w:iCs/>
-          <w:color w:val="4B5B57"/>
-        </w:rPr>
-        <w:t xml:space="preserve">Diagnostiquer et corriger les échecs </w:t>
-      </w:r>
-      <w:r>
-        <w:rPr>
-          <w:rFonts w:ascii="Consolas" w:cs="Consolas" w:eastAsia="Consolas" w:hAnsi="Consolas"/>
-          <w:b w:val="false"/>
-          <w:bCs w:val="false"/>
-          <w:i/>
-          <w:iCs/>
-          <w:color w:val="0E4A40"/>
-        </w:rPr>
-        <w:t xml:space="preserve">RTPS_TRANSPORT_SHM</w:t>
-      </w:r>
-      <w:r>
-        <w:rPr>
-          <w:b w:val="false"/>
-          <w:bCs w:val="false"/>
-          <w:i/>
-          <w:iCs/>
-          <w:color w:val="4B5B57"/>
-        </w:rPr>
-        <w:t xml:space="preserve"> du conteneur — le premier des deux plafonds matériels trouvés cette session.</w:t>
+        <w:t>Diagnostiquer et corriger les échecs RTPS_TRANSPORT_SHM du conteneur — le premier des deux plafonds matériels trouvés cette session.</w:t>
       </w:r>
     </w:p>
     <w:p>
@@ -5701,14 +3797,7 @@
         <w:spacing w:after="40" w:before="100"/>
       </w:pPr>
       <w:r>
-        <w:rPr>
-          <w:b/>
-          <w:bCs/>
-          <w:color w:val="146356"/>
-          <w:sz w:val="18"/>
-          <w:szCs w:val="18"/>
-        </w:rPr>
-        <w:t xml:space="preserve">PROCÉDURE</w:t>
+        <w:t>PROCÉDURE</w:t>
       </w:r>
     </w:p>
     <w:p>
@@ -5716,73 +3805,7 @@
         <w:spacing w:after="100"/>
       </w:pPr>
       <w:r>
-        <w:rPr>
-          <w:b w:val="false"/>
-          <w:bCs w:val="false"/>
-          <w:i w:val="false"/>
-          <w:iCs w:val="false"/>
-        </w:rPr>
-        <w:t xml:space="preserve">Une tentative d'épisode en direct a heurté </w:t>
-      </w:r>
-      <w:r>
-        <w:rPr>
-          <w:rFonts w:ascii="Consolas" w:cs="Consolas" w:eastAsia="Consolas" w:hAnsi="Consolas"/>
-          <w:b w:val="false"/>
-          <w:bCs w:val="false"/>
-          <w:i w:val="false"/>
-          <w:iCs w:val="false"/>
-          <w:color w:val="0E4A40"/>
-        </w:rPr>
-        <w:t xml:space="preserve">RTPS_TRANSPORT_SHM Error: Failed init_port ... open_and_lock_file failed</w:t>
-      </w:r>
-      <w:r>
-        <w:rPr>
-          <w:b w:val="false"/>
-          <w:bCs w:val="false"/>
-          <w:i w:val="false"/>
-          <w:iCs w:val="false"/>
-        </w:rPr>
-        <w:t xml:space="preserve"> environ 20 minutes après le démarrage d'une instance Gazebo. Vérifié directement plutôt que supposé : le transport à mémoire partagée de Fast DDS vit dans </w:t>
-      </w:r>
-      <w:r>
-        <w:rPr>
-          <w:rFonts w:ascii="Consolas" w:cs="Consolas" w:eastAsia="Consolas" w:hAnsi="Consolas"/>
-          <w:b w:val="false"/>
-          <w:bCs w:val="false"/>
-          <w:i w:val="false"/>
-          <w:iCs w:val="false"/>
-          <w:color w:val="0E4A40"/>
-        </w:rPr>
-        <w:t xml:space="preserve">/dev/shm</w:t>
-      </w:r>
-      <w:r>
-        <w:rPr>
-          <w:b w:val="false"/>
-          <w:bCs w:val="false"/>
-          <w:i w:val="false"/>
-          <w:iCs w:val="false"/>
-        </w:rPr>
-        <w:t xml:space="preserve">, et le </w:t>
-      </w:r>
-      <w:r>
-        <w:rPr>
-          <w:rFonts w:ascii="Consolas" w:cs="Consolas" w:eastAsia="Consolas" w:hAnsi="Consolas"/>
-          <w:b w:val="false"/>
-          <w:bCs w:val="false"/>
-          <w:i w:val="false"/>
-          <w:iCs w:val="false"/>
-          <w:color w:val="0E4A40"/>
-        </w:rPr>
-        <w:t xml:space="preserve">--shm-size</w:t>
-      </w:r>
-      <w:r>
-        <w:rPr>
-          <w:b w:val="false"/>
-          <w:bCs w:val="false"/>
-          <w:i w:val="false"/>
-          <w:iCs w:val="false"/>
-        </w:rPr>
-        <w:t xml:space="preserve"> par défaut de Docker est 64 Mo pour tout le conteneur.</w:t>
+        <w:t>Une tentative d'épisode en direct a heurté RTPS_TRANSPORT_SHM Error: Failed init_port ... open_and_lock_file failed environ 20 minutes après le démarrage d'une instance Gazebo. Vérifié directement plutôt que supposé : le transport à mémoire partagée de Fast DDS vit dans /dev/shm, et le --shm-size par défaut de Docker est 64 Mo pour tout le conteneur.</w:t>
       </w:r>
     </w:p>
     <w:p>
@@ -5790,14 +3813,7 @@
         <w:spacing w:after="40" w:before="100"/>
       </w:pPr>
       <w:r>
-        <w:rPr>
-          <w:b/>
-          <w:bCs/>
-          <w:color w:val="8A5A12"/>
-          <w:sz w:val="18"/>
-          <w:szCs w:val="18"/>
-        </w:rPr>
-        <w:t xml:space="preserve">VÉRIFICATION</w:t>
+        <w:t>VÉRIFICATION</w:t>
       </w:r>
     </w:p>
     <w:p>
@@ -5805,13 +3821,7 @@
         <w:spacing w:after="100"/>
       </w:pPr>
       <w:r>
-        <w:rPr>
-          <w:b w:val="false"/>
-          <w:bCs w:val="false"/>
-          <w:i w:val="false"/>
-          <w:iCs w:val="false"/>
-        </w:rPr>
-        <w:t xml:space="preserve">df -h /dev/shm # 64M, hypothèse confirmée</w:t>
+        <w:t>df -h /dev/shm # 64M, hypothèse confirmée</w:t>
       </w:r>
     </w:p>
     <w:p>
@@ -5819,13 +3829,7 @@
         <w:spacing w:after="100"/>
       </w:pPr>
       <w:r>
-        <w:rPr>
-          <w:b w:val="false"/>
-          <w:bCs w:val="false"/>
-          <w:i w:val="false"/>
-          <w:iCs w:val="false"/>
-        </w:rPr>
-        <w:t xml:space="preserve">docker inspect ... ShmSize # 67108864 octets, défaut non modifié</w:t>
+        <w:t>docker inspect ... ShmSize # 67108864 octets, défaut non modifié</w:t>
       </w:r>
     </w:p>
     <w:p>
@@ -5833,153 +3837,7 @@
         <w:spacing w:after="100"/>
       </w:pPr>
       <w:r>
-        <w:rPr>
-          <w:b w:val="false"/>
-          <w:bCs w:val="false"/>
-          <w:i w:val="false"/>
-          <w:iCs w:val="false"/>
-        </w:rPr>
-        <w:t xml:space="preserve">Corrigé à la source : </w:t>
-      </w:r>
-      <w:r>
-        <w:rPr>
-          <w:rFonts w:ascii="Consolas" w:cs="Consolas" w:eastAsia="Consolas" w:hAnsi="Consolas"/>
-          <w:b w:val="false"/>
-          <w:bCs w:val="false"/>
-          <w:i w:val="false"/>
-          <w:iCs w:val="false"/>
-          <w:color w:val="0E4A40"/>
-        </w:rPr>
-        <w:t xml:space="preserve">docker/run.sh</w:t>
-      </w:r>
-      <w:r>
-        <w:rPr>
-          <w:b w:val="false"/>
-          <w:bCs w:val="false"/>
-          <w:i w:val="false"/>
-          <w:iCs w:val="false"/>
-        </w:rPr>
-        <w:t xml:space="preserve"> (dans le dépôt voisin </w:t>
-      </w:r>
-      <w:r>
-        <w:rPr>
-          <w:rFonts w:ascii="Consolas" w:cs="Consolas" w:eastAsia="Consolas" w:hAnsi="Consolas"/>
-          <w:b w:val="false"/>
-          <w:bCs w:val="false"/>
-          <w:i w:val="false"/>
-          <w:iCs w:val="false"/>
-          <w:color w:val="0E4A40"/>
-        </w:rPr>
-        <w:t xml:space="preserve">Gazebo_to_LeRobot_Pipeline</w:t>
-      </w:r>
-      <w:r>
-        <w:rPr>
-          <w:b w:val="false"/>
-          <w:bCs w:val="false"/>
-          <w:i w:val="false"/>
-          <w:iCs w:val="false"/>
-        </w:rPr>
-        <w:t xml:space="preserve">) passe désormais </w:t>
-      </w:r>
-      <w:r>
-        <w:rPr>
-          <w:rFonts w:ascii="Consolas" w:cs="Consolas" w:eastAsia="Consolas" w:hAnsi="Consolas"/>
-          <w:b w:val="false"/>
-          <w:bCs w:val="false"/>
-          <w:i w:val="false"/>
-          <w:iCs w:val="false"/>
-          <w:color w:val="0E4A40"/>
-        </w:rPr>
-        <w:t xml:space="preserve">--shm-size=2g</w:t>
-      </w:r>
-      <w:r>
-        <w:rPr>
-          <w:b w:val="false"/>
-          <w:bCs w:val="false"/>
-          <w:i w:val="false"/>
-          <w:iCs w:val="false"/>
-        </w:rPr>
-        <w:t xml:space="preserve">. Conteneur recréé, </w:t>
-      </w:r>
-      <w:r>
-        <w:rPr>
-          <w:rFonts w:ascii="Consolas" w:cs="Consolas" w:eastAsia="Consolas" w:hAnsi="Consolas"/>
-          <w:b w:val="false"/>
-          <w:bCs w:val="false"/>
-          <w:i w:val="false"/>
-          <w:iCs w:val="false"/>
-          <w:color w:val="0E4A40"/>
-        </w:rPr>
-        <w:t xml:space="preserve">df -h /dev/shm</w:t>
-      </w:r>
-      <w:r>
-        <w:rPr>
-          <w:b w:val="false"/>
-          <w:bCs w:val="false"/>
-          <w:i w:val="false"/>
-          <w:iCs w:val="false"/>
-        </w:rPr>
-        <w:t xml:space="preserve"> confirme </w:t>
-      </w:r>
-      <w:r>
-        <w:rPr>
-          <w:rFonts w:ascii="Consolas" w:cs="Consolas" w:eastAsia="Consolas" w:hAnsi="Consolas"/>
-          <w:b w:val="false"/>
-          <w:bCs w:val="false"/>
-          <w:i w:val="false"/>
-          <w:iCs w:val="false"/>
-          <w:color w:val="0E4A40"/>
-        </w:rPr>
-        <w:t xml:space="preserve">2.0G</w:t>
-      </w:r>
-      <w:r>
-        <w:rPr>
-          <w:b w:val="false"/>
-          <w:bCs w:val="false"/>
-          <w:i w:val="false"/>
-          <w:iCs w:val="false"/>
-        </w:rPr>
-        <w:t xml:space="preserve">. Le démontage de </w:t>
-      </w:r>
-      <w:r>
-        <w:rPr>
-          <w:rFonts w:ascii="Consolas" w:cs="Consolas" w:eastAsia="Consolas" w:hAnsi="Consolas"/>
-          <w:b w:val="false"/>
-          <w:bCs w:val="false"/>
-          <w:i w:val="false"/>
-          <w:iCs w:val="false"/>
-          <w:color w:val="0E4A40"/>
-        </w:rPr>
-        <w:t xml:space="preserve">episode.sh</w:t>
-      </w:r>
-      <w:r>
-        <w:rPr>
-          <w:b w:val="false"/>
-          <w:bCs w:val="false"/>
-          <w:i w:val="false"/>
-          <w:iCs w:val="false"/>
-        </w:rPr>
-        <w:t xml:space="preserve"> nettoie désormais aussi tout segment </w:t>
-      </w:r>
-      <w:r>
-        <w:rPr>
-          <w:rFonts w:ascii="Consolas" w:cs="Consolas" w:eastAsia="Consolas" w:hAnsi="Consolas"/>
-          <w:b w:val="false"/>
-          <w:bCs w:val="false"/>
-          <w:i w:val="false"/>
-          <w:iCs w:val="false"/>
-          <w:color w:val="0E4A40"/>
-        </w:rPr>
-        <w:t xml:space="preserve">fastrtps_*</w:t>
-      </w:r>
-      <w:r>
-        <w:rPr>
-          <w:b w:val="false"/>
-          <w:bCs w:val="false"/>
-          <w:i w:val="false"/>
-          <w:iCs w:val="false"/>
-        </w:rPr>
-        <w:t xml:space="preserve"> fuité à chaque épisode, puisque le script redémarre la pile de simulation mais pas le conteneur lui-même.</w:t>
+        <w:t>Corrigé à la source : docker/run.sh (dans le dépôt voisin Gazebo_to_LeRobot_Pipeline) passe désormais --shm-size=2g. Conteneur recréé, df -h /dev/shm confirme 2.0G. Le démontage de episode.sh nettoie désormais aussi tout segment fastrtps_* fuité à chaque épisode, puisque le script redémarre la pile de simulation mais pas le conteneur lui-même.</w:t>
       </w:r>
     </w:p>
     <w:p>
@@ -5988,7 +3846,7 @@
         <w:spacing w:after="120" w:before="320"/>
       </w:pPr>
       <w:r>
-        <w:t xml:space="preserve">13. Blocage du cycle de vie de l'enregistreur</w:t>
+        <w:t>13. Blocage du cycle de vie de l'enregistreur</w:t>
       </w:r>
     </w:p>
     <w:p>
@@ -5996,14 +3854,7 @@
         <w:spacing w:after="100"/>
       </w:pPr>
       <w:r>
-        <w:rPr>
-          <w:b w:val="false"/>
-          <w:bCs w:val="false"/>
-          <w:i/>
-          <w:iCs/>
-          <w:color w:val="4B5B57"/>
-        </w:rPr>
-        <w:t xml:space="preserve">Un second plafond matériel/logiciel, indépendant et toujours non résolu — trouvé en l'isolant délibérément de Gazebo.</w:t>
+        <w:t>Un second plafond matériel/logiciel, indépendant et toujours non résolu — trouvé en l'isolant délibérément de Gazebo.</w:t>
       </w:r>
     </w:p>
     <w:p>
@@ -6011,14 +3862,7 @@
         <w:spacing w:after="40" w:before="100"/>
       </w:pPr>
       <w:r>
-        <w:rPr>
-          <w:b/>
-          <w:bCs/>
-          <w:color w:val="146356"/>
-          <w:sz w:val="18"/>
-          <w:szCs w:val="18"/>
-        </w:rPr>
-        <w:t xml:space="preserve">PROCÉDURE</w:t>
+        <w:t>PROCÉDURE</w:t>
       </w:r>
     </w:p>
     <w:p>
@@ -6026,113 +3870,7 @@
         <w:spacing w:after="100"/>
       </w:pPr>
       <w:r>
-        <w:rPr>
-          <w:b w:val="false"/>
-          <w:bCs w:val="false"/>
-          <w:i w:val="false"/>
-          <w:iCs w:val="false"/>
-        </w:rPr>
-        <w:t xml:space="preserve">Plutôt que de continuer à retenter un épisode complet, un test minimal (« 3a-minimal ») a isolé l'enregistreur de Gazebo entièrement : un émetteur </w:t>
-      </w:r>
-      <w:r>
-        <w:rPr>
-          <w:rFonts w:ascii="Consolas" w:cs="Consolas" w:eastAsia="Consolas" w:hAnsi="Consolas"/>
-          <w:b w:val="false"/>
-          <w:bCs w:val="false"/>
-          <w:i w:val="false"/>
-          <w:iCs w:val="false"/>
-          <w:color w:val="0E4A40"/>
-        </w:rPr>
-        <w:t xml:space="preserve">rclpy</w:t>
-      </w:r>
-      <w:r>
-        <w:rPr>
-          <w:b w:val="false"/>
-          <w:bCs w:val="false"/>
-          <w:i w:val="false"/>
-          <w:iCs w:val="false"/>
-        </w:rPr>
-        <w:t xml:space="preserve"> jetable simulait </w:t>
-      </w:r>
-      <w:r>
-        <w:rPr>
-          <w:rFonts w:ascii="Consolas" w:cs="Consolas" w:eastAsia="Consolas" w:hAnsi="Consolas"/>
-          <w:b w:val="false"/>
-          <w:bCs w:val="false"/>
-          <w:i w:val="false"/>
-          <w:iCs w:val="false"/>
-          <w:color w:val="0E4A40"/>
-        </w:rPr>
-        <w:t xml:space="preserve">/joint_states</w:t>
-      </w:r>
-      <w:r>
-        <w:rPr>
-          <w:b w:val="false"/>
-          <w:bCs w:val="false"/>
-          <w:i w:val="false"/>
-          <w:iCs w:val="false"/>
-        </w:rPr>
-        <w:t xml:space="preserve"> et un topic caméra à 30 Hz, sans contrôleurs, sans mouvement du bras. Quatre causes bon marché ont été vérifiées avant de toucher au code source : noms de topics (correspondance exacte), flux de données (30,0 Hz confirmés via </w:t>
-      </w:r>
-      <w:r>
-        <w:rPr>
-          <w:rFonts w:ascii="Consolas" w:cs="Consolas" w:eastAsia="Consolas" w:hAnsi="Consolas"/>
-          <w:b w:val="false"/>
-          <w:bCs w:val="false"/>
-          <w:i w:val="false"/>
-          <w:iCs w:val="false"/>
-          <w:color w:val="0E4A40"/>
-        </w:rPr>
-        <w:t xml:space="preserve">ros2 topic hz</w:t>
-      </w:r>
-      <w:r>
-        <w:rPr>
-          <w:b w:val="false"/>
-          <w:bCs w:val="false"/>
-          <w:i w:val="false"/>
-          <w:iCs w:val="false"/>
-        </w:rPr>
-        <w:t xml:space="preserve">), inscriptibilité du répertoire de bag (confirmée), et QoS (la vérification qui comptait : </w:t>
-      </w:r>
-      <w:r>
-        <w:rPr>
-          <w:rFonts w:ascii="Consolas" w:cs="Consolas" w:eastAsia="Consolas" w:hAnsi="Consolas"/>
-          <w:b w:val="false"/>
-          <w:bCs w:val="false"/>
-          <w:i w:val="false"/>
-          <w:iCs w:val="false"/>
-          <w:color w:val="0E4A40"/>
-        </w:rPr>
-        <w:t xml:space="preserve">Subscription count: 0</w:t>
-      </w:r>
-      <w:r>
-        <w:rPr>
-          <w:b w:val="false"/>
-          <w:bCs w:val="false"/>
-          <w:i w:val="false"/>
-          <w:iCs w:val="false"/>
-        </w:rPr>
-        <w:t xml:space="preserve"> sur les deux topics même après l'appel à </w:t>
-      </w:r>
-      <w:r>
-        <w:rPr>
-          <w:rFonts w:ascii="Consolas" w:cs="Consolas" w:eastAsia="Consolas" w:hAnsi="Consolas"/>
-          <w:b w:val="false"/>
-          <w:bCs w:val="false"/>
-          <w:i w:val="false"/>
-          <w:iCs w:val="false"/>
-          <w:color w:val="0E4A40"/>
-        </w:rPr>
-        <w:t xml:space="preserve">configure</w:t>
-      </w:r>
-      <w:r>
-        <w:rPr>
-          <w:b w:val="false"/>
-          <w:bCs w:val="false"/>
-          <w:i w:val="false"/>
-          <w:iCs w:val="false"/>
-        </w:rPr>
-        <w:t xml:space="preserve"> — l'enregistreur ne va jamais assez loin pour s'abonner).</w:t>
+        <w:t>Plutôt que de continuer à retenter un épisode complet, un test minimal (« 3a-minimal ») a isolé l'enregistreur de Gazebo entièrement : un émetteur rclpy jetable simulait /joint_states et un topic caméra à 30 Hz, sans contrôleurs, sans mouvement du bras. Quatre causes bon marché ont été vérifiées avant de toucher au code source : noms de topics (correspondance exacte), flux de données (30,0 Hz confirmés via ros2 topic hz), inscriptibilité du répertoire de bag (confirmée), et QoS (la vérification qui comptait : Subscription count: 0 sur les deux topics même après l'appel à configure — l'enregistreur ne va jamais assez loin pour s'abonner).</w:t>
       </w:r>
     </w:p>
     <w:p>
@@ -6140,14 +3878,7 @@
         <w:spacing w:after="40" w:before="100"/>
       </w:pPr>
       <w:r>
-        <w:rPr>
-          <w:b/>
-          <w:bCs/>
-          <w:color w:val="8A5A12"/>
-          <w:sz w:val="18"/>
-          <w:szCs w:val="18"/>
-        </w:rPr>
-        <w:t xml:space="preserve">VÉRIFICATION</w:t>
+        <w:t>VÉRIFICATION</w:t>
       </w:r>
     </w:p>
     <w:p>
@@ -6155,93 +3886,7 @@
         <w:spacing w:after="100"/>
       </w:pPr>
       <w:r>
-        <w:rPr>
-          <w:b w:val="false"/>
-          <w:bCs w:val="false"/>
-          <w:i w:val="false"/>
-          <w:iCs w:val="false"/>
-        </w:rPr>
-        <w:t xml:space="preserve">Les quatre explications côté harnais sont écartées ; cela exclut le dispositif de test comme cause. La lecture statique de </w:t>
-      </w:r>
-      <w:r>
-        <w:rPr>
-          <w:rFonts w:ascii="Consolas" w:cs="Consolas" w:eastAsia="Consolas" w:hAnsi="Consolas"/>
-          <w:b w:val="false"/>
-          <w:bCs w:val="false"/>
-          <w:i w:val="false"/>
-          <w:iCs w:val="false"/>
-          <w:color w:val="0E4A40"/>
-        </w:rPr>
-        <w:t xml:space="preserve">episode_recorder_node.py</w:t>
-      </w:r>
-      <w:r>
-        <w:rPr>
-          <w:b w:val="false"/>
-          <w:bCs w:val="false"/>
-          <w:i w:val="false"/>
-          <w:iCs w:val="false"/>
-        </w:rPr>
-        <w:t xml:space="preserve"> et de sa classe de base de cycle de vie partagée, faite directement sur l'hôte (le paquet est monté en bind, aucun conteneur nécessaire), a écarté l'hypothèse spécifique d'un appel bloquant sous un executor mono-thread — c'est en réalité un </w:t>
-      </w:r>
-      <w:r>
-        <w:rPr>
-          <w:rFonts w:ascii="Consolas" w:cs="Consolas" w:eastAsia="Consolas" w:hAnsi="Consolas"/>
-          <w:b w:val="false"/>
-          <w:bCs w:val="false"/>
-          <w:i w:val="false"/>
-          <w:iCs w:val="false"/>
-          <w:color w:val="0E4A40"/>
-        </w:rPr>
-        <w:t xml:space="preserve">MultiThreadedExecutor(num_threads=4)</w:t>
-      </w:r>
-      <w:r>
-        <w:rPr>
-          <w:b w:val="false"/>
-          <w:bCs w:val="false"/>
-          <w:i w:val="false"/>
-          <w:iCs w:val="false"/>
-        </w:rPr>
-        <w:t xml:space="preserve"> — ainsi qu'un mécanisme lié de groupe de rappel mutuellement exclusif. Aucun défaut au niveau de la ligne n'a été localisé. Preuve corroborante que le blocage est réel : un appel distinct, en lecture seule, </w:t>
-      </w:r>
-      <w:r>
-        <w:rPr>
-          <w:rFonts w:ascii="Consolas" w:cs="Consolas" w:eastAsia="Consolas" w:hAnsi="Consolas"/>
-          <w:b w:val="false"/>
-          <w:bCs w:val="false"/>
-          <w:i w:val="false"/>
-          <w:iCs w:val="false"/>
-          <w:color w:val="0E4A40"/>
-        </w:rPr>
-        <w:t xml:space="preserve">ros2 lifecycle get</w:t>
-      </w:r>
-      <w:r>
-        <w:rPr>
-          <w:b w:val="false"/>
-          <w:bCs w:val="false"/>
-          <w:i w:val="false"/>
-          <w:iCs w:val="false"/>
-        </w:rPr>
-        <w:t xml:space="preserve"> se bloque aussi, tandis que </w:t>
-      </w:r>
-      <w:r>
-        <w:rPr>
-          <w:rFonts w:ascii="Consolas" w:cs="Consolas" w:eastAsia="Consolas" w:hAnsi="Consolas"/>
-          <w:b w:val="false"/>
-          <w:bCs w:val="false"/>
-          <w:i w:val="false"/>
-          <w:iCs w:val="false"/>
-          <w:color w:val="0E4A40"/>
-        </w:rPr>
-        <w:t xml:space="preserve">ros2 node list</w:t>
-      </w:r>
-      <w:r>
-        <w:rPr>
-          <w:b w:val="false"/>
-          <w:bCs w:val="false"/>
-          <w:i w:val="false"/>
-          <w:iCs w:val="false"/>
-        </w:rPr>
-        <w:t xml:space="preserve"> répond instantanément — cohérent avec le verrou de transition interne du nœud tenu, pas une réponse CLI perdue.</w:t>
+        <w:t>Les quatre explications côté harnais sont écartées ; cela exclut le dispositif de test comme cause. La lecture statique de episode_recorder_node.py et de sa classe de base de cycle de vie partagée, faite directement sur l'hôte (le paquet est monté en bind, aucun conteneur nécessaire), a écarté l'hypothèse spécifique d'un appel bloquant sous un executor mono-thread — c'est en réalité un MultiThreadedExecutor(num_threads=4) — ainsi qu'un mécanisme lié de groupe de rappel mutuellement exclusif. Aucun défaut au niveau de la ligne n'a été localisé. Preuve corroborante que le blocage est réel : un appel distinct, en lecture seule, ros2 lifecycle get se bloque aussi, tandis que ros2 node list répond instantanément — cohérent avec le verrou de transition interne du nœud tenu, pas une réponse CLI perdue.</w:t>
       </w:r>
     </w:p>
     <w:p>
@@ -6254,53 +3899,7 @@
         <w:ind w:left="200"/>
       </w:pPr>
       <w:r>
-        <w:rPr>
-          <w:b w:val="false"/>
-          <w:bCs w:val="false"/>
-          <w:i w:val="false"/>
-          <w:iCs w:val="false"/>
-        </w:rPr>
-        <w:t xml:space="preserve">Ouvert, non corrigé : résoudre ceci nécessite une trace de pile Python en direct (</w:t>
-      </w:r>
-      <w:r>
-        <w:rPr>
-          <w:rFonts w:ascii="Consolas" w:cs="Consolas" w:eastAsia="Consolas" w:hAnsi="Consolas"/>
-          <w:b w:val="false"/>
-          <w:bCs w:val="false"/>
-          <w:i w:val="false"/>
-          <w:iCs w:val="false"/>
-          <w:color w:val="0E4A40"/>
-        </w:rPr>
-        <w:t xml:space="preserve">py-spy dump</w:t>
-      </w:r>
-      <w:r>
-        <w:rPr>
-          <w:b w:val="false"/>
-          <w:bCs w:val="false"/>
-          <w:i w:val="false"/>
-          <w:iCs w:val="false"/>
-        </w:rPr>
-        <w:t xml:space="preserve">) sur le processus bloqué. Tenté cette session ; bloqué par l'absence de </w:t>
-      </w:r>
-      <w:r>
-        <w:rPr>
-          <w:rFonts w:ascii="Consolas" w:cs="Consolas" w:eastAsia="Consolas" w:hAnsi="Consolas"/>
-          <w:b w:val="false"/>
-          <w:bCs w:val="false"/>
-          <w:i w:val="false"/>
-          <w:iCs w:val="false"/>
-          <w:color w:val="0E4A40"/>
-        </w:rPr>
-        <w:t xml:space="preserve">CAP_SYS_PTRACE</w:t>
-      </w:r>
-      <w:r>
-        <w:rPr>
-          <w:b w:val="false"/>
-          <w:bCs w:val="false"/>
-          <w:i w:val="false"/>
-          <w:iCs w:val="false"/>
-        </w:rPr>
-        <w:t xml:space="preserve"> sur le conteneur, et une recréation du conteneur pour l'ajouter n'a pas été poursuivie une troisième fois après la décision d'arrêter tout travail lié au matériel pour la nuit. Voir §bugs-upstream pour la fiche destinée à quiconque peut réellement lancer cette trace.</w:t>
+        <w:t>Ouvert, non corrigé : résoudre ceci nécessite une trace de pile Python en direct (py-spy dump) sur le processus bloqué. Tenté cette session ; bloqué par l'absence de CAP_SYS_PTRACE sur le conteneur, et une recréation du conteneur pour l'ajouter n'a pas été poursuivie une troisième fois après la décision d'arrêter tout travail lié au matériel pour la nuit. Voir §bugs-upstream pour la fiche destinée à quiconque peut réellement lancer cette trace.</w:t>
       </w:r>
     </w:p>
     <w:p>
@@ -6309,7 +3908,7 @@
         <w:spacing w:after="120" w:before="320"/>
       </w:pPr>
       <w:r>
-        <w:t xml:space="preserve">14. Régénération de la reach-map</w:t>
+        <w:t>14. Régénération de la reach-map</w:t>
       </w:r>
     </w:p>
     <w:p>
@@ -6317,14 +3916,7 @@
         <w:spacing w:after="100"/>
       </w:pPr>
       <w:r>
-        <w:rPr>
-          <w:b w:val="false"/>
-          <w:bCs w:val="false"/>
-          <w:i/>
-          <w:iCs/>
-          <w:color w:val="4B5B57"/>
-        </w:rPr>
-        <w:t xml:space="preserve">Compléter l'arborescence du paquet de remise — honnêtement, y compris là où l'achèvement reste en deçà.</w:t>
+        <w:t>Compléter l'arborescence du paquet de remise — honnêtement, y compris là où l'achèvement reste en deçà.</w:t>
       </w:r>
     </w:p>
     <w:p>
@@ -6332,14 +3924,7 @@
         <w:spacing w:after="40" w:before="100"/>
       </w:pPr>
       <w:r>
-        <w:rPr>
-          <w:b/>
-          <w:bCs/>
-          <w:color w:val="146356"/>
-          <w:sz w:val="18"/>
-          <w:szCs w:val="18"/>
-        </w:rPr>
-        <w:t xml:space="preserve">PROCÉDURE</w:t>
+        <w:t>PROCÉDURE</w:t>
       </w:r>
     </w:p>
     <w:p>
@@ -6347,64 +3932,7 @@
         <w:spacing w:after="100"/>
       </w:pPr>
       <w:r>
-        <w:rPr>
-          <w:rFonts w:ascii="Consolas" w:cs="Consolas" w:eastAsia="Consolas" w:hAnsi="Consolas"/>
-          <w:b w:val="false"/>
-          <w:bCs w:val="false"/>
-          <w:i w:val="false"/>
-          <w:iCs w:val="false"/>
-          <w:color w:val="0E4A40"/>
-        </w:rPr>
-        <w:t xml:space="preserve">config/reach_map.csv</w:t>
-      </w:r>
-      <w:r>
-        <w:rPr>
-          <w:b w:val="false"/>
-          <w:bCs w:val="false"/>
-          <w:i w:val="false"/>
-          <w:iCs w:val="false"/>
-        </w:rPr>
-        <w:t xml:space="preserve"> (la sortie brute du balayage de la §6) s'est avéré manquant du disque — seul son dérivé, </w:t>
-      </w:r>
-      <w:r>
-        <w:rPr>
-          <w:rFonts w:ascii="Consolas" w:cs="Consolas" w:eastAsia="Consolas" w:hAnsi="Consolas"/>
-          <w:b w:val="false"/>
-          <w:bCs w:val="false"/>
-          <w:i w:val="false"/>
-          <w:iCs w:val="false"/>
-          <w:color w:val="0E4A40"/>
-        </w:rPr>
-        <w:t xml:space="preserve">safe_rect.txt</w:t>
-      </w:r>
-      <w:r>
-        <w:rPr>
-          <w:b w:val="false"/>
-          <w:bCs w:val="false"/>
-          <w:i w:val="false"/>
-          <w:iCs w:val="false"/>
-        </w:rPr>
-        <w:t xml:space="preserve">, avait survécu. Un nouveau </w:t>
-      </w:r>
-      <w:r>
-        <w:rPr>
-          <w:rFonts w:ascii="Consolas" w:cs="Consolas" w:eastAsia="Consolas" w:hAnsi="Consolas"/>
-          <w:b w:val="false"/>
-          <w:bCs w:val="false"/>
-          <w:i w:val="false"/>
-          <w:iCs w:val="false"/>
-          <w:color w:val="0E4A40"/>
-        </w:rPr>
-        <w:t xml:space="preserve">scripts/sweep_reach.py</w:t>
-      </w:r>
-      <w:r>
-        <w:rPr>
-          <w:b w:val="false"/>
-          <w:bCs w:val="false"/>
-          <w:i w:val="false"/>
-          <w:iCs w:val="false"/>
-        </w:rPr>
-        <w:t xml:space="preserve"> (IK analytique pure, sans simulateur) le régénère. Une première tentative avec une grille fine (0,01 m, nombre de graines complet) ne s'est pas terminée dans une session raisonnable ; réduite deux fois, à 0,04 m et 6 graines, pour obtenir un résultat tout court.</w:t>
+        <w:t>config/reach_map.csv (la sortie brute du balayage de la §6) s'est avéré manquant du disque — seul son dérivé, safe_rect.txt, avait survécu. Un nouveau scripts/sweep_reach.py (IK analytique pure, sans simulateur) le régénère. Une première tentative avec une grille fine (0,01 m, nombre de graines complet) ne s'est pas terminée dans une session raisonnable ; réduite deux fois, à 0,04 m et 6 graines, pour obtenir un résultat tout court.</w:t>
       </w:r>
     </w:p>
     <w:p>
@@ -6412,14 +3940,7 @@
         <w:spacing w:after="40" w:before="100"/>
       </w:pPr>
       <w:r>
-        <w:rPr>
-          <w:b/>
-          <w:bCs/>
-          <w:color w:val="8A5A12"/>
-          <w:sz w:val="18"/>
-          <w:szCs w:val="18"/>
-        </w:rPr>
-        <w:t xml:space="preserve">VÉRIFICATION</w:t>
+        <w:t>VÉRIFICATION</w:t>
       </w:r>
     </w:p>
     <w:p>
@@ -6427,13 +3948,7 @@
         <w:spacing w:after="100"/>
       </w:pPr>
       <w:r>
-        <w:rPr>
-          <w:b w:val="false"/>
-          <w:bCs w:val="false"/>
-          <w:i w:val="false"/>
-          <w:iCs w:val="false"/>
-        </w:rPr>
-        <w:t xml:space="preserve">python3 scripts/summarise_reach.py</w:t>
+        <w:t>python3 scripts/summarise_reach.py</w:t>
       </w:r>
     </w:p>
     <w:p>
@@ -6441,13 +3956,7 @@
         <w:spacing w:after="100"/>
       </w:pPr>
       <w:r>
-        <w:rPr>
-          <w:b w:val="false"/>
-          <w:bCs w:val="false"/>
-          <w:i w:val="false"/>
-          <w:iCs w:val="false"/>
-        </w:rPr>
-        <w:t xml:space="preserve">cette exécution : x -0.10..0.34, y -0.25..0.31</w:t>
+        <w:t>cette exécution : x -0.10..0.34, y -0.25..0.31</w:t>
       </w:r>
     </w:p>
     <w:p>
@@ -6455,13 +3964,7 @@
         <w:spacing w:after="100"/>
       </w:pPr>
       <w:r>
-        <w:rPr>
-          <w:b w:val="false"/>
-          <w:bCs w:val="false"/>
-          <w:i w:val="false"/>
-          <w:iCs w:val="false"/>
-        </w:rPr>
-        <w:t xml:space="preserve">safe_rect.txt : x -0.03..0.55, y -0.19..0.22</w:t>
+        <w:t>safe_rect.txt : x -0.03..0.55, y -0.19..0.22</w:t>
       </w:r>
     </w:p>
     <w:p>
@@ -6469,73 +3972,7 @@
         <w:spacing w:after="100"/>
       </w:pPr>
       <w:r>
-        <w:rPr>
-          <w:b w:val="false"/>
-          <w:bCs w:val="false"/>
-          <w:i w:val="false"/>
-          <w:iCs w:val="false"/>
-        </w:rPr>
-        <w:t xml:space="preserve">Ne correspond pas étroitement. Trois des quatre valeurs limites de cette exécution tombent exactement sur le bord de la propre grille de recherche de cette exécution, ce qui signifie que le balayage réduit n'a même pas encadré la véritable enveloppe. </w:t>
-      </w:r>
-      <w:r>
-        <w:rPr>
-          <w:rFonts w:ascii="Consolas" w:cs="Consolas" w:eastAsia="Consolas" w:hAnsi="Consolas"/>
-          <w:b w:val="false"/>
-          <w:bCs w:val="false"/>
-          <w:i w:val="false"/>
-          <w:iCs w:val="false"/>
-          <w:color w:val="0E4A40"/>
-        </w:rPr>
-        <w:t xml:space="preserve">safe_rect.txt</w:t>
-      </w:r>
-      <w:r>
-        <w:rPr>
-          <w:b w:val="false"/>
-          <w:bCs w:val="false"/>
-          <w:i w:val="false"/>
-          <w:iCs w:val="false"/>
-        </w:rPr>
-        <w:t xml:space="preserve"> — le fichier dont </w:t>
-      </w:r>
-      <w:r>
-        <w:rPr>
-          <w:rFonts w:ascii="Consolas" w:cs="Consolas" w:eastAsia="Consolas" w:hAnsi="Consolas"/>
-          <w:b w:val="false"/>
-          <w:bCs w:val="false"/>
-          <w:i w:val="false"/>
-          <w:iCs w:val="false"/>
-          <w:color w:val="0E4A40"/>
-        </w:rPr>
-        <w:t xml:space="preserve">episode_matrix.csv</w:t>
-      </w:r>
-      <w:r>
-        <w:rPr>
-          <w:b w:val="false"/>
-          <w:bCs w:val="false"/>
-          <w:i w:val="false"/>
-          <w:iCs w:val="false"/>
-        </w:rPr>
-        <w:t xml:space="preserve"> dépend réellement — a été laissé intact et reste la référence. Rapporté comme réserve, pas passé sous silence, à la fois dans la docstring du script et dans </w:t>
-      </w:r>
-      <w:r>
-        <w:rPr>
-          <w:rFonts w:ascii="Consolas" w:cs="Consolas" w:eastAsia="Consolas" w:hAnsi="Consolas"/>
-          <w:b w:val="false"/>
-          <w:bCs w:val="false"/>
-          <w:i w:val="false"/>
-          <w:iCs w:val="false"/>
-          <w:color w:val="0E4A40"/>
-        </w:rPr>
-        <w:t xml:space="preserve">doc/HANDOVER.md</w:t>
-      </w:r>
-      <w:r>
-        <w:rPr>
-          <w:b w:val="false"/>
-          <w:bCs w:val="false"/>
-          <w:i w:val="false"/>
-          <w:iCs w:val="false"/>
-        </w:rPr>
-        <w:t xml:space="preserve">.</w:t>
+        <w:t>Ne correspond pas étroitement. Trois des quatre valeurs limites de cette exécution tombent exactement sur le bord de la propre grille de recherche de cette exécution, ce qui signifie que le balayage réduit n'a même pas encadré la véritable enveloppe. safe_rect.txt — le fichier dont episode_matrix.csv dépend réellement — a été laissé intact et reste la référence. Rapporté comme réserve, pas passé sous silence, à la fois dans la docstring du script et dans doc/HANDOVER.md.</w:t>
       </w:r>
     </w:p>
     <w:p>
@@ -6544,7 +3981,7 @@
         <w:spacing w:after="120" w:before="320"/>
       </w:pPr>
       <w:r>
-        <w:t xml:space="preserve">15. Clôture de la remise</w:t>
+        <w:t>15. Clôture de la remise</w:t>
       </w:r>
     </w:p>
     <w:p>
@@ -6552,14 +3989,7 @@
         <w:spacing w:after="100"/>
       </w:pPr>
       <w:r>
-        <w:rPr>
-          <w:b w:val="false"/>
-          <w:bCs w:val="false"/>
-          <w:i/>
-          <w:iCs/>
-          <w:color w:val="4B5B57"/>
-        </w:rPr>
-        <w:t xml:space="preserve">La dernière passe de documentation : une phrase honnête, un bilan de l'Annexe A, et la discipline git qui va avec.</w:t>
+        <w:t>La dernière passe de documentation : une phrase honnête, un bilan de l'Annexe A, et la discipline git qui va avec.</w:t>
       </w:r>
     </w:p>
     <w:p>
@@ -6567,14 +3997,7 @@
         <w:spacing w:after="40" w:before="100"/>
       </w:pPr>
       <w:r>
-        <w:rPr>
-          <w:b/>
-          <w:bCs/>
-          <w:color w:val="146356"/>
-          <w:sz w:val="18"/>
-          <w:szCs w:val="18"/>
-        </w:rPr>
-        <w:t xml:space="preserve">PROCÉDURE</w:t>
+        <w:t>PROCÉDURE</w:t>
       </w:r>
     </w:p>
     <w:p>
@@ -6582,44 +4005,7 @@
         <w:spacing w:after="100"/>
       </w:pPr>
       <w:r>
-        <w:rPr>
-          <w:rFonts w:ascii="Consolas" w:cs="Consolas" w:eastAsia="Consolas" w:hAnsi="Consolas"/>
-          <w:b w:val="false"/>
-          <w:bCs w:val="false"/>
-          <w:i w:val="false"/>
-          <w:iCs w:val="false"/>
-          <w:color w:val="0E4A40"/>
-        </w:rPr>
-        <w:t xml:space="preserve">RUNNING.md</w:t>
-      </w:r>
-      <w:r>
-        <w:rPr>
-          <w:b w:val="false"/>
-          <w:bCs w:val="false"/>
-          <w:i w:val="false"/>
-          <w:iCs w:val="false"/>
-        </w:rPr>
-        <w:t xml:space="preserve"> s'ouvre désormais sur la phrase unique de la §11.7 — ce qui est prouvé, ce qui ne l'est pas, pourquoi — avant toute commande. </w:t>
-      </w:r>
-      <w:r>
-        <w:rPr>
-          <w:rFonts w:ascii="Consolas" w:cs="Consolas" w:eastAsia="Consolas" w:hAnsi="Consolas"/>
-          <w:b w:val="false"/>
-          <w:bCs w:val="false"/>
-          <w:i w:val="false"/>
-          <w:iCs w:val="false"/>
-          <w:color w:val="0E4A40"/>
-        </w:rPr>
-        <w:t xml:space="preserve">doc/HANDOVER.md</w:t>
-      </w:r>
-      <w:r>
-        <w:rPr>
-          <w:b w:val="false"/>
-          <w:bCs w:val="false"/>
-          <w:i w:val="false"/>
-          <w:iCs w:val="false"/>
-        </w:rPr>
-        <w:t xml:space="preserve"> (nouveau) fait correspondre chaque ligne de l'Annexe A à son statut réel, avec l'arithmétique mémoire complète derrière la limite matérielle et exactement ce qu'il faut recueillir si un épisode de fumée échoue.</w:t>
+        <w:t>RUNNING.md s'ouvre désormais sur la phrase unique de la §11.7 — ce qui est prouvé, ce qui ne l'est pas, pourquoi — avant toute commande. doc/HANDOVER.md (nouveau) fait correspondre chaque ligne de l'Annexe A à son statut réel, avec l'arithmétique mémoire complète derrière la limite matérielle et exactement ce qu'il faut recueillir si un épisode de fumée échoue.</w:t>
       </w:r>
     </w:p>
     <w:p>
@@ -6627,14 +4013,7 @@
         <w:spacing w:after="40" w:before="100"/>
       </w:pPr>
       <w:r>
-        <w:rPr>
-          <w:b/>
-          <w:bCs/>
-          <w:color w:val="8A5A12"/>
-          <w:sz w:val="18"/>
-          <w:szCs w:val="18"/>
-        </w:rPr>
-        <w:t xml:space="preserve">VÉRIFICATION</w:t>
+        <w:t>VÉRIFICATION</w:t>
       </w:r>
     </w:p>
     <w:p>
@@ -6642,33 +4021,7 @@
         <w:spacing w:after="100"/>
       </w:pPr>
       <w:r>
-        <w:rPr>
-          <w:b w:val="false"/>
-          <w:bCs w:val="false"/>
-          <w:i w:val="false"/>
-          <w:iCs w:val="false"/>
-        </w:rPr>
-        <w:t xml:space="preserve">Tout ce qui précède est commité dans l'historique git propre du projet (commit 3319973 et ses prédécesseurs immédiats). Les deux fichiers que ce travail a également touchés dans le dépôt d'équipe partagé, séparé, </w:t>
-      </w:r>
-      <w:r>
-        <w:rPr>
-          <w:rFonts w:ascii="Consolas" w:cs="Consolas" w:eastAsia="Consolas" w:hAnsi="Consolas"/>
-          <w:b w:val="false"/>
-          <w:bCs w:val="false"/>
-          <w:i w:val="false"/>
-          <w:iCs w:val="false"/>
-          <w:color w:val="0E4A40"/>
-        </w:rPr>
-        <w:t xml:space="preserve">mycobot_320pi_R6A</w:t>
-      </w:r>
-      <w:r>
-        <w:rPr>
-          <w:b w:val="false"/>
-          <w:bCs w:val="false"/>
-          <w:i w:val="false"/>
-          <w:iCs w:val="false"/>
-        </w:rPr>
-        <w:t xml:space="preserve">, n'ont délibérément pas été commités par ce processus — présentés sous forme de diff pour relecture et commit directs par le mainteneur de ce dépôt.</w:t>
+        <w:t>Tout ce qui précède est commité dans l'historique git propre du projet (commit 3319973 et ses prédécesseurs immédiats). Les deux fichiers que ce travail a également touchés dans le dépôt d'équipe partagé, séparé, mycobot_320pi_R6A, n'ont délibérément pas été commités par ce processus — présentés sous forme de diff pour relecture et commit directs par le mainteneur de ce dépôt.</w:t>
       </w:r>
     </w:p>
     <w:p>
@@ -6677,7 +4030,7 @@
         <w:spacing w:after="120" w:before="320"/>
       </w:pPr>
       <w:r>
-        <w:t xml:space="preserve">Échelle de vérification</w:t>
+        <w:t>Échelle de vérification</w:t>
       </w:r>
     </w:p>
     <w:p>
@@ -6685,14 +4038,7 @@
         <w:spacing w:after="160"/>
       </w:pPr>
       <w:r>
-        <w:rPr>
-          <w:b w:val="false"/>
-          <w:bCs w:val="false"/>
-          <w:i w:val="false"/>
-          <w:iCs w:val="false"/>
-          <w:color w:val="4B5B57"/>
-        </w:rPr>
-        <w:t xml:space="preserve">Chaque échelon dépend strictement de celui du dessous. Le pipeline atteint chaque échelon qui ne nécessite pas de simulateur en fonctionnement ; les échelons au-dessus sont ceux dont ce rapport est le plus honnête sur le fait de ne pas les atteindre.</w:t>
+        <w:t>Chaque échelon dépend strictement de celui du dessous. Le pipeline atteint chaque échelon qui ne nécessite pas de simulateur en fonctionnement ; les échelons au-dessus sont ceux dont ce rapport est le plus honnête sur le fait de ne pas les atteindre.</w:t>
       </w:r>
     </w:p>
     <w:tbl>
@@ -7452,34 +4798,7 @@
         <w:ind w:left="200"/>
       </w:pPr>
       <w:r>
-        <w:rPr>
-          <w:b/>
-          <w:bCs/>
-        </w:rPr>
-        <w:t xml:space="preserve">Mise à jour du 04/10/2026 : niveaux 3, 4 et 5 atteints.</w:t>
-      </w:r>
-      <w:r>
-        <w:t xml:space="preserve"> L'enregistreur a atteint </w:t>
-      </w:r>
-      <w:r>
-        <w:rPr>
-          <w:rFonts w:ascii="Consolas" w:cs="Consolas" w:eastAsia="Consolas" w:hAnsi="Consolas"/>
-          <w:color w:val="0E4A40"/>
-        </w:rPr>
-        <w:t xml:space="preserve">configured</w:t>
-      </w:r>
-      <w:r>
-        <w:t xml:space="preserve"> puis </w:t>
-      </w:r>
-      <w:r>
-        <w:rPr>
-          <w:rFonts w:ascii="Consolas" w:cs="Consolas" w:eastAsia="Consolas" w:hAnsi="Consolas"/>
-          <w:color w:val="0E4A40"/>
-        </w:rPr>
-        <w:t xml:space="preserve">active</w:t>
-      </w:r>
-      <w:r>
-        <w:t xml:space="preserve"> à chaque épisode (§17) ; chaque épisode de fumée et les 60 épisodes du lot ont reçu un verdict (§17, §26) ; le lot de 60 épisodes a réussi 60/60 sous une seule version de code et a été converti en deux jeux de données (§26).</w:t>
+        <w:t>Mise à jour du 04/10/2026 : niveaux 3, 4 et 5 atteints. L'enregistreur a atteint configured puis active à chaque épisode (§17) ; chaque épisode de fumée et les 60 épisodes du lot ont reçu un verdict (§17, §26) ; le lot de 60 épisodes a réussi 60/60 sous une seule version de code et a été converti en deux jeux de données (§26).</w:t>
       </w:r>
     </w:p>
     <w:p>
@@ -7488,7 +4807,7 @@
         <w:spacing w:after="120" w:before="320"/>
       </w:pPr>
       <w:r>
-        <w:t xml:space="preserve">Addendum du 04/10/2026 : terminé sur une seule machine</w:t>
+        <w:t>Addendum du 04/10/2026 : terminé sur une seule machine</w:t>
       </w:r>
     </w:p>
     <w:p>
@@ -7496,36 +4815,7 @@
         <w:spacing w:after="160"/>
       </w:pPr>
       <w:r>
-        <w:rPr>
-          <w:color w:val="4B5B57"/>
-        </w:rPr>
-        <w:t xml:space="preserve">Tout ce qui suit s'est déroulé du 2 au 5 octobre 2026 sur un portable Windows (Intel Core i7-11370H, 4 cœurs / 8 threads, 7,8 Go de RAM et 2 Go de swap visibles dans WSL2, Ubuntu 22.04.3, noyau 6.18.40.1-microsoft-standard-WSL2), dans le conteneur </w:t>
-      </w:r>
-      <w:r>
-        <w:rPr>
-          <w:rFonts w:ascii="Consolas" w:cs="Consolas" w:eastAsia="Consolas" w:hAnsi="Consolas"/>
-          <w:color w:val="0E4A40"/>
-        </w:rPr>
-        <w:t xml:space="preserve">gazebo_to_lerobot</w:t>
-      </w:r>
-      <w:r>
-        <w:rPr>
-          <w:color w:val="4B5B57"/>
-        </w:rPr>
-        <w:t xml:space="preserve"> (Ubuntu 24.04, ROS 2 Jazzy, Gazebo Harmonic, physique DART). Chaque étape donne ce qui a été fait, avec quoi cela a été mesuré, et ce que cela a changé. Les chiffres complets sont dans </w:t>
-      </w:r>
-      <w:r>
-        <w:rPr>
-          <w:rFonts w:ascii="Consolas" w:cs="Consolas" w:eastAsia="Consolas" w:hAnsi="Consolas"/>
-          <w:color w:val="0E4A40"/>
-        </w:rPr>
-        <w:t xml:space="preserve">MEASUREMENTS.md</w:t>
-      </w:r>
-      <w:r>
-        <w:rPr>
-          <w:color w:val="4B5B57"/>
-        </w:rPr>
-        <w:t xml:space="preserve"> §1–10, cités par section.</w:t>
+        <w:t>Tout ce qui suit s'est déroulé du 2 au 5 octobre 2026 sur un portable Windows (Intel Core i7-11370H, 4 cœurs / 8 threads, 7,8 Go de RAM et 2 Go de swap visibles dans WSL2, Ubuntu 22.04.3, noyau 6.18.40.1-microsoft-standard-WSL2), dans le conteneur gazebo_to_lerobot (Ubuntu 24.04, ROS 2 Jazzy, Gazebo Harmonic, physique DART). Chaque étape donne ce qui a été fait, avec quoi cela a été mesuré, et ce que cela a changé. Les chiffres complets sont dans MEASUREMENTS.md §1–10, cités par section.</w:t>
       </w:r>
     </w:p>
     <w:p>
@@ -7534,7 +4824,7 @@
         <w:spacing w:after="120" w:before="320"/>
       </w:pPr>
       <w:r>
-        <w:t xml:space="preserve">16. Point de départ</w:t>
+        <w:t>16. Point de départ</w:t>
       </w:r>
     </w:p>
     <w:p>
@@ -7542,12 +4832,7 @@
         <w:spacing w:after="100"/>
       </w:pPr>
       <w:r>
-        <w:rPr>
-          <w:i/>
-          <w:iCs/>
-          <w:color w:val="4B5B57"/>
-        </w:rPr>
-        <w:t xml:space="preserve">Là où la remise de septembre s'était arrêtée, et ce qui différait sur le portable.</w:t>
+        <w:t>Là où la remise de septembre s'était arrêtée, et ce qui différait sur le portable.</w:t>
       </w:r>
     </w:p>
     <w:p>
@@ -7555,107 +4840,7 @@
         <w:spacing w:after="100"/>
       </w:pPr>
       <w:r>
-        <w:t xml:space="preserve">Le projet a été copié dans le conteneur en </w:t>
-      </w:r>
-      <w:r>
-        <w:rPr>
-          <w:rFonts w:ascii="Consolas" w:cs="Consolas" w:eastAsia="Consolas" w:hAnsi="Consolas"/>
-          <w:color w:val="0E4A40"/>
-        </w:rPr>
-        <w:t xml:space="preserve">/workspace/htgspp</w:t>
-      </w:r>
-      <w:r>
-        <w:t xml:space="preserve"> et construit contre l'espace de travail ROS du conteneur. Ajoutés dans le conteneur : </w:t>
-      </w:r>
-      <w:r>
-        <w:rPr>
-          <w:rFonts w:ascii="Consolas" w:cs="Consolas" w:eastAsia="Consolas" w:hAnsi="Consolas"/>
-          <w:color w:val="0E4A40"/>
-        </w:rPr>
-        <w:t xml:space="preserve">ros-jazzy-moveit-py</w:t>
-      </w:r>
-      <w:r>
-        <w:t xml:space="preserve">, </w:t>
-      </w:r>
-      <w:r>
-        <w:rPr>
-          <w:rFonts w:ascii="Consolas" w:cs="Consolas" w:eastAsia="Consolas" w:hAnsi="Consolas"/>
-          <w:color w:val="0E4A40"/>
-        </w:rPr>
-        <w:t xml:space="preserve">ffmpeg</w:t>
-      </w:r>
-      <w:r>
-        <w:t xml:space="preserve">, </w:t>
-      </w:r>
-      <w:r>
-        <w:rPr>
-          <w:rFonts w:ascii="Consolas" w:cs="Consolas" w:eastAsia="Consolas" w:hAnsi="Consolas"/>
-          <w:color w:val="0E4A40"/>
-        </w:rPr>
-        <w:t xml:space="preserve">python3-pip</w:t>
-      </w:r>
-      <w:r>
-        <w:t xml:space="preserve">, </w:t>
-      </w:r>
-      <w:r>
-        <w:rPr>
-          <w:rFonts w:ascii="Consolas" w:cs="Consolas" w:eastAsia="Consolas" w:hAnsi="Consolas"/>
-          <w:color w:val="0E4A40"/>
-        </w:rPr>
-        <w:t xml:space="preserve">pyarrow</w:t>
-      </w:r>
-      <w:r>
-        <w:t xml:space="preserve">, </w:t>
-      </w:r>
-      <w:r>
-        <w:rPr>
-          <w:rFonts w:ascii="Consolas" w:cs="Consolas" w:eastAsia="Consolas" w:hAnsi="Consolas"/>
-          <w:color w:val="0E4A40"/>
-        </w:rPr>
-        <w:t xml:space="preserve">bc</w:t>
-      </w:r>
-      <w:r>
-        <w:t xml:space="preserve">. Le monde est devenu </w:t>
-      </w:r>
-      <w:r>
-        <w:rPr>
-          <w:rFonts w:ascii="Consolas" w:cs="Consolas" w:eastAsia="Consolas" w:hAnsi="Consolas"/>
-          <w:color w:val="0E4A40"/>
-        </w:rPr>
-        <w:t xml:space="preserve">worlds/sorting_table.sdf</w:t>
-      </w:r>
-      <w:r>
-        <w:t xml:space="preserve"> : le banc </w:t>
-      </w:r>
-      <w:r>
-        <w:rPr>
-          <w:rFonts w:ascii="Consolas" w:cs="Consolas" w:eastAsia="Consolas" w:hAnsi="Consolas"/>
-          <w:color w:val="0E4A40"/>
-        </w:rPr>
-        <w:t xml:space="preserve">real_table</w:t>
-      </w:r>
-      <w:r>
-        <w:t xml:space="preserve"> sans objets ni bacs (</w:t>
-      </w:r>
-      <w:r>
-        <w:rPr>
-          <w:rFonts w:ascii="Consolas" w:cs="Consolas" w:eastAsia="Consolas" w:hAnsi="Consolas"/>
-          <w:color w:val="0E4A40"/>
-        </w:rPr>
-        <w:t xml:space="preserve">real_table.sdf</w:t>
-      </w:r>
-      <w:r>
-        <w:t xml:space="preserve"> porte un cube rouge et un bac rouge), si bien que </w:t>
-      </w:r>
-      <w:r>
-        <w:rPr>
-          <w:rFonts w:ascii="Consolas" w:cs="Consolas" w:eastAsia="Consolas" w:hAnsi="Consolas"/>
-          <w:color w:val="0E4A40"/>
-        </w:rPr>
-        <w:t xml:space="preserve">spawn_scene.py</w:t>
-      </w:r>
-      <w:r>
-        <w:t xml:space="preserve"> place les quatre objets et les quatre bacs à chaque épisode.</w:t>
+        <w:t>Le projet a été copié dans le conteneur en /workspace/htgspp et construit contre l'espace de travail ROS du conteneur. Ajoutés dans le conteneur : ros-jazzy-moveit-py, ffmpeg, python3-pip, pyarrow, bc. Le monde est devenu worlds/sorting_table.sdf : le banc real_table sans objets ni bacs (real_table.sdf porte un cube rouge et un bac rouge), si bien que spawn_scene.py place les quatre objets et les quatre bacs à chaque épisode.</w:t>
       </w:r>
     </w:p>
     <w:p>
@@ -7663,17 +4848,7 @@
         <w:spacing w:after="100"/>
       </w:pPr>
       <w:r>
-        <w:t xml:space="preserve">Deux réglages d'affichage repris du rapport de la démo pick-and-place (§24 de ce rapport) s'appliquent à toute exécution ici : </w:t>
-      </w:r>
-      <w:r>
-        <w:rPr>
-          <w:rFonts w:ascii="Consolas" w:cs="Consolas" w:eastAsia="Consolas" w:hAnsi="Consolas"/>
-          <w:color w:val="0E4A40"/>
-        </w:rPr>
-        <w:t xml:space="preserve">DISPLAY=:0</w:t>
-      </w:r>
-      <w:r>
-        <w:t xml:space="preserve"> (WSLg), car le DISPLAY de l'hôte transmis au conteneur bloque le capteur caméra et avec lui l'horloge de simulation ; et OpenGL logiciel (llvmpipe), pour la raison du §18.</w:t>
+        <w:t>Deux réglages d'affichage repris du rapport de la démo pick-and-place (§24 de ce rapport) s'appliquent à toute exécution ici : DISPLAY=:0 (WSLg), car le DISPLAY de l'hôte transmis au conteneur bloque le capteur caméra et avec lui l'horloge de simulation ; et OpenGL logiciel (llvmpipe), pour la raison du §18.</w:t>
       </w:r>
     </w:p>
     <w:p>
@@ -7686,24 +4861,7 @@
         <w:ind w:left="200"/>
       </w:pPr>
       <w:r>
-        <w:rPr>
-          <w:b/>
-          <w:bCs/>
-        </w:rPr>
-        <w:t xml:space="preserve">Le plafond mémoire du §12 ne s'appliquait plus.</w:t>
-      </w:r>
-      <w:r>
-        <w:t xml:space="preserve"> WSL2 voyait ici 7,8 Go, contre ~3,8 Go sur la VM de septembre ; trois piles de simulation complètes simultanées ont pris +2,1 Go en laissant 4,75 Go disponibles (</w:t>
-      </w:r>
-      <w:r>
-        <w:rPr>
-          <w:rFonts w:ascii="Consolas" w:cs="Consolas" w:eastAsia="Consolas" w:hAnsi="Consolas"/>
-          <w:color w:val="0E4A40"/>
-        </w:rPr>
-        <w:t xml:space="preserve">MEASUREMENTS.md</w:t>
-      </w:r>
-      <w:r>
-        <w:t xml:space="preserve"> §7).</w:t>
+        <w:t>Le plafond mémoire du §12 ne s'appliquait plus. WSL2 voyait ici 7,8 Go, contre ~3,8 Go sur la VM de septembre ; trois piles de simulation complètes simultanées ont pris +2,1 Go en laissant 4,75 Go disponibles (MEASUREMENTS.md §7).</w:t>
       </w:r>
     </w:p>
     <w:p>
@@ -7712,7 +4870,7 @@
         <w:spacing w:after="120" w:before="320"/>
       </w:pPr>
       <w:r>
-        <w:t xml:space="preserve">17. Épisodes de fumée et enregistreur</w:t>
+        <w:t>17. Épisodes de fumée et enregistreur</w:t>
       </w:r>
     </w:p>
     <w:p>
@@ -7720,12 +4878,7 @@
         <w:spacing w:after="100"/>
       </w:pPr>
       <w:r>
-        <w:rPr>
-          <w:i/>
-          <w:iCs/>
-          <w:color w:val="4B5B57"/>
-        </w:rPr>
-        <w:t xml:space="preserve">Spec partie 8 et annexe A ligne 10 : un épisode par objet, enregistré, vérifié.</w:t>
+        <w:t>Spec partie 8 et annexe A ligne 10 : un épisode par objet, enregistré, vérifié.</w:t>
       </w:r>
     </w:p>
     <w:p>
@@ -7733,7 +4886,7 @@
         <w:spacing w:after="100"/>
       </w:pPr>
       <w:r>
-        <w:t xml:space="preserve">Quatre épisodes de fumée, un par objet, le 03/10/2026 : épisode 1 (rouge) PASS, 43 (vert, réserve) PASS, 46 (jaune) PASS ; l'épisode 16 (bleu) a ÉCHOUÉ à ses deux tentatives, puis RÉUSSI relancé neuf minutes plus tard : ses deux FAIL venaient du vérificateur, pas de l'épisode. Le test « centre sous le rebord » rejetait un dépôt correct, car un objet de 50 mm debout dans un bac de 30 mm de profondeur a son centre au-dessus du rebord (corrigé au §21). Puis cinq épisodes consécutifs, 1 à 5 : tous PASS.</w:t>
+        <w:t>Quatre épisodes de fumée, un par objet, le 03/10/2026 : épisode 1 (rouge) PASS, 43 (vert, réserve) PASS, 46 (jaune) PASS ; l'épisode 16 (bleu) a ÉCHOUÉ à ses deux tentatives, puis RÉUSSI relancé neuf minutes plus tard : ses deux FAIL venaient du vérificateur, pas de l'épisode. Le test « centre sous le rebord » rejetait un dépôt correct, car un objet de 50 mm debout dans un bac de 30 mm de profondeur a son centre au-dessus du rebord (corrigé au §21). Puis cinq épisodes consécutifs, 1 à 5 : tous PASS.</w:t>
       </w:r>
     </w:p>
     <w:p>
@@ -7741,84 +4894,7 @@
         <w:spacing w:after="100"/>
       </w:pPr>
       <w:r>
-        <w:rPr>
-          <w:b/>
-          <w:bCs/>
-        </w:rPr>
-        <w:t xml:space="preserve">Le blocage de l'enregistreur du §13 ne s'est pas produit</w:t>
-      </w:r>
-      <w:r>
-        <w:t xml:space="preserve"> : </w:t>
-      </w:r>
-      <w:r>
-        <w:rPr>
-          <w:rFonts w:ascii="Consolas" w:cs="Consolas" w:eastAsia="Consolas" w:hAnsi="Consolas"/>
-          <w:color w:val="0E4A40"/>
-        </w:rPr>
-        <w:t xml:space="preserve">configure</w:t>
-      </w:r>
-      <w:r>
-        <w:t xml:space="preserve"> et </w:t>
-      </w:r>
-      <w:r>
-        <w:rPr>
-          <w:rFonts w:ascii="Consolas" w:cs="Consolas" w:eastAsia="Consolas" w:hAnsi="Consolas"/>
-          <w:color w:val="0E4A40"/>
-        </w:rPr>
-        <w:t xml:space="preserve">activate</w:t>
-      </w:r>
-      <w:r>
-        <w:t xml:space="preserve"> ont réussi du premier coup à chaque épisode. Restait le coût : les deux appels </w:t>
-      </w:r>
-      <w:r>
-        <w:rPr>
-          <w:rFonts w:ascii="Consolas" w:cs="Consolas" w:eastAsia="Consolas" w:hAnsi="Consolas"/>
-          <w:color w:val="0E4A40"/>
-        </w:rPr>
-        <w:t xml:space="preserve">ros2 lifecycle set --no-daemon --spin-time 15</w:t>
-      </w:r>
-      <w:r>
-        <w:t xml:space="preserve"> plus une attente fixe prenaient </w:t>
-      </w:r>
-      <w:r>
-        <w:rPr>
-          <w:b/>
-          <w:bCs/>
-        </w:rPr>
-        <w:t xml:space="preserve">71 s d'un épisode de 234 s</w:t>
-      </w:r>
-      <w:r>
-        <w:t xml:space="preserve"> (30 %). Le service </w:t>
-      </w:r>
-      <w:r>
-        <w:rPr>
-          <w:rFonts w:ascii="Consolas" w:cs="Consolas" w:eastAsia="Consolas" w:hAnsi="Consolas"/>
-          <w:color w:val="0E4A40"/>
-        </w:rPr>
-        <w:t xml:space="preserve">change_state</w:t>
-      </w:r>
-      <w:r>
-        <w:t xml:space="preserve"> de l'enregistreur répond ~1 s après le démarrage ; chaque appel CLI prenait ~31 s. </w:t>
-      </w:r>
-      <w:r>
-        <w:rPr>
-          <w:rFonts w:ascii="Consolas" w:cs="Consolas" w:eastAsia="Consolas" w:hAnsi="Consolas"/>
-          <w:color w:val="0E4A40"/>
-        </w:rPr>
-        <w:t xml:space="preserve">scripts/recorder_lifecycle.py</w:t>
-      </w:r>
-      <w:r>
-        <w:t xml:space="preserve"> attend le service et l'appelle directement : </w:t>
-      </w:r>
-      <w:r>
-        <w:rPr>
-          <w:b/>
-          <w:bCs/>
-        </w:rPr>
-        <w:t xml:space="preserve">71 s → ~1 s</w:t>
-      </w:r>
-      <w:r>
-        <w:t xml:space="preserve">.</w:t>
+        <w:t>Le blocage de l'enregistreur du §13 ne s'est pas produit : configure et activate ont réussi du premier coup à chaque épisode. Restait le coût : les deux appels ros2 lifecycle set --no-daemon --spin-time 15 plus une attente fixe prenaient 71 s d'un épisode de 234 s (30 %). Le service change_state de l'enregistreur répond ~1 s après le démarrage ; chaque appel CLI prenait ~31 s. scripts/recorder_lifecycle.py attend le service et l'appelle directement : 71 s → ~1 s.</w:t>
       </w:r>
     </w:p>
     <w:p>
@@ -7826,17 +4902,7 @@
         <w:spacing w:after="100"/>
       </w:pPr>
       <w:r>
-        <w:t xml:space="preserve">Un épisode décomposé (</w:t>
-      </w:r>
-      <w:r>
-        <w:rPr>
-          <w:rFonts w:ascii="Consolas" w:cs="Consolas" w:eastAsia="Consolas" w:hAnsi="Consolas"/>
-          <w:color w:val="0E4A40"/>
-        </w:rPr>
-        <w:t xml:space="preserve">MEASUREMENTS.md</w:t>
-      </w:r>
-      <w:r>
-        <w:t xml:space="preserve"> §3) : du simulateur aux contrôleurs actifs 14 s ; apparition et stabilisation 25 s ; enregistreur 71 s (avant correction) ; mouvement 120 s, environ la moitié de l'épisode ; vérification et arrêt &lt; 1 s.</w:t>
+        <w:t>Un épisode décomposé (MEASUREMENTS.md §3) : du simulateur aux contrôleurs actifs 14 s ; apparition et stabilisation 25 s ; enregistreur 71 s (avant correction) ; mouvement 120 s, environ la moitié de l'épisode ; vérification et arrêt &lt; 1 s.</w:t>
       </w:r>
     </w:p>
     <w:p>
@@ -7845,7 +4911,7 @@
         <w:spacing w:after="120" w:before="320"/>
       </w:pPr>
       <w:r>
-        <w:t xml:space="preserve">18. Rendu et vitesse</w:t>
+        <w:t>18. Rendu et vitesse</w:t>
       </w:r>
     </w:p>
     <w:p>
@@ -7853,12 +4919,7 @@
         <w:spacing w:after="100"/>
       </w:pPr>
       <w:r>
-        <w:rPr>
-          <w:i/>
-          <w:iCs/>
-          <w:color w:val="4B5B57"/>
-        </w:rPr>
-        <w:t xml:space="preserve">Pourquoi les caméras semblaient gratuites, pourquoi les objets sortaient blancs, et où part le temps.</w:t>
+        <w:t>Pourquoi les caméras semblaient gratuites, pourquoi les objets sortaient blancs, et où part le temps.</w:t>
       </w:r>
     </w:p>
     <w:p>
@@ -7866,37 +4927,7 @@
         <w:spacing w:after="100"/>
       </w:pPr>
       <w:r>
-        <w:t xml:space="preserve">Une première mesure concluait que les caméras ne coûtaient rien ; c'était faux, et c'est corrigé dans </w:t>
-      </w:r>
-      <w:r>
-        <w:rPr>
-          <w:rFonts w:ascii="Consolas" w:cs="Consolas" w:eastAsia="Consolas" w:hAnsi="Consolas"/>
-          <w:color w:val="0E4A40"/>
-        </w:rPr>
-        <w:t xml:space="preserve">MEASUREMENTS.md</w:t>
-      </w:r>
-      <w:r>
-        <w:t xml:space="preserve"> §1 : </w:t>
-      </w:r>
-      <w:r>
-        <w:rPr>
-          <w:b/>
-          <w:bCs/>
-        </w:rPr>
-        <w:t xml:space="preserve">Gazebo ne rend une caméra que si quelque chose y est abonné</w:t>
-      </w:r>
-      <w:r>
-        <w:t xml:space="preserve">, et rien ne l'était. Caméra réellement rendue, </w:t>
-      </w:r>
-      <w:r>
-        <w:rPr>
-          <w:b/>
-          <w:bCs/>
-        </w:rPr>
-        <w:t xml:space="preserve">les ombres du soleil</w:t>
-      </w:r>
-      <w:r>
-        <w:t xml:space="preserve"> faisaient tomber le facteur temps réel (RTF) à 0,006–0,011, soit ~100 s d'horloge murale par seconde simulée.</w:t>
+        <w:t>Une première mesure concluait que les caméras ne coûtaient rien ; c'était faux, et c'est corrigé dans MEASUREMENTS.md §1 : Gazebo ne rend une caméra que si quelque chose y est abonné, et rien ne l'était. Caméra réellement rendue, les ombres du soleil faisaient tomber le facteur temps réel (RTF) à 0,006–0,011, soit ~100 s d'horloge murale par seconde simulée.</w:t>
       </w:r>
     </w:p>
     <w:p>
@@ -7904,14 +4935,7 @@
         <w:spacing w:after="100"/>
       </w:pPr>
       <w:r>
-        <w:rPr>
-          <w:b/>
-          <w:bCs/>
-        </w:rPr>
-        <w:t xml:space="preserve">Sur la voie GPU de WSL (D3D12), tout objet créé en cours d'exécution est rendu blanc</w:t>
-      </w:r>
-      <w:r>
-        <w:t xml:space="preserve">, quel que soit son matériau, alors que les objets statiques sont colorés. On ne peut pas enregistrer un jeu de tri par couleur en blanc. OpenGL logiciel (llvmpipe) rend les couleurs correctement et, ombres coupées, va aussi plus vite : RTF 0,304 contre 0,144.</w:t>
+        <w:t>Sur la voie GPU de WSL (D3D12), tout objet créé en cours d'exécution est rendu blanc, quel que soit son matériau, alors que les objets statiques sont colorés. On ne peut pas enregistrer un jeu de tri par couleur en blanc. OpenGL logiciel (llvmpipe) rend les couleurs correctement et, ombres coupées, va aussi plus vite : RTF 0,304 contre 0,144.</w:t>
       </w:r>
     </w:p>
     <w:tbl>
@@ -8183,6 +5207,7 @@
       <w:pPr>
         <w:spacing w:after="120"/>
       </w:pPr>
+      <w:r/>
     </w:p>
     <w:p>
       <w:pPr>
@@ -8194,24 +5219,7 @@
         <w:ind w:left="200"/>
       </w:pPr>
       <w:r>
-        <w:rPr>
-          <w:b/>
-          <w:bCs/>
-        </w:rPr>
-        <w:t xml:space="preserve">Cause racine du RTF bas, non corrigée dans cette itération :</w:t>
-      </w:r>
-      <w:r>
-        <w:t xml:space="preserve"> les 14 formes de collision du robot en maillages triangulés. Le banc seul tourne à RTF 1,000 ; ajouter le robot sans contrôleurs le fait tomber à 0,220 ; le coût suit le nombre de pas physiques. Remplacer ces maillages par des primitives est le plus gros gain de la prochaine itération (</w:t>
-      </w:r>
-      <w:r>
-        <w:rPr>
-          <w:rFonts w:ascii="Consolas" w:cs="Consolas" w:eastAsia="Consolas" w:hAnsi="Consolas"/>
-          <w:color w:val="0E4A40"/>
-        </w:rPr>
-        <w:t xml:space="preserve">doc/LIMITATIONS.md</w:t>
-      </w:r>
-      <w:r>
-        <w:t xml:space="preserve">).</w:t>
+        <w:t>Cause racine du RTF bas, non corrigée dans cette itération : les 14 formes de collision du robot en maillages triangulés. Le banc seul tourne à RTF 1,000 ; ajouter le robot sans contrôleurs le fait tomber à 0,220 ; le coût suit le nombre de pas physiques. Remplacer ces maillages par des primitives est le plus gros gain de la prochaine itération (doc/LIMITATIONS.md).</w:t>
       </w:r>
     </w:p>
     <w:p>
@@ -8220,7 +5228,7 @@
         <w:spacing w:after="120" w:before="320"/>
       </w:pPr>
       <w:r>
-        <w:t xml:space="preserve">19. Un mouvement qui arrive</w:t>
+        <w:t>19. Un mouvement qui arrive</w:t>
       </w:r>
     </w:p>
     <w:p>
@@ -8228,12 +5236,7 @@
         <w:spacing w:after="100"/>
       </w:pPr>
       <w:r>
-        <w:rPr>
-          <w:i/>
-          <w:iCs/>
-          <w:color w:val="4B5B57"/>
-        </w:rPr>
-        <w:t xml:space="preserve">Une trajectoire déclarée SUCCESSFUL n'est pas un bras arrivé à son but.</w:t>
+        <w:t>Une trajectoire déclarée SUCCESSFUL n'est pas un bras arrivé à son but.</w:t>
       </w:r>
     </w:p>
     <w:p>
@@ -8241,57 +5244,7 @@
         <w:spacing w:after="100"/>
       </w:pPr>
       <w:r>
-        <w:t xml:space="preserve">Avec </w:t>
-      </w:r>
-      <w:r>
-        <w:rPr>
-          <w:rFonts w:ascii="Consolas" w:cs="Consolas" w:eastAsia="Consolas" w:hAnsi="Consolas"/>
-          <w:color w:val="0E4A40"/>
-        </w:rPr>
-        <w:t xml:space="preserve">goal_time: 0</w:t>
-      </w:r>
-      <w:r>
-        <w:t xml:space="preserve"> et sans tolérance de but, le contrôleur du bras renvoyait </w:t>
-      </w:r>
-      <w:r>
-        <w:rPr>
-          <w:rFonts w:ascii="Consolas" w:cs="Consolas" w:eastAsia="Consolas" w:hAnsi="Consolas"/>
-          <w:color w:val="0E4A40"/>
-        </w:rPr>
-        <w:t xml:space="preserve">SUCCESSFUL</w:t>
-      </w:r>
-      <w:r>
-        <w:t xml:space="preserve"> dès la fin du temps de trajectoire, bras mesuré </w:t>
-      </w:r>
-      <w:r>
-        <w:rPr>
-          <w:b/>
-          <w:bCs/>
-        </w:rPr>
-        <w:t xml:space="preserve">2,5 à 8,2° en deçà</w:t>
-      </w:r>
-      <w:r>
-        <w:t xml:space="preserve">. La configuration (</w:t>
-      </w:r>
-      <w:r>
-        <w:rPr>
-          <w:rFonts w:ascii="Consolas" w:cs="Consolas" w:eastAsia="Consolas" w:hAnsi="Consolas"/>
-          <w:color w:val="0E4A40"/>
-        </w:rPr>
-        <w:t xml:space="preserve">Gazebo_to_LeRobot_Pipeline/overrides/.../controller.yaml</w:t>
-      </w:r>
-      <w:r>
-        <w:t xml:space="preserve">) fixe désormais une tolérance de but de 0,026 rad (1,5°) par articulation et </w:t>
-      </w:r>
-      <w:r>
-        <w:rPr>
-          <w:rFonts w:ascii="Consolas" w:cs="Consolas" w:eastAsia="Consolas" w:hAnsi="Consolas"/>
-          <w:color w:val="0E4A40"/>
-        </w:rPr>
-        <w:t xml:space="preserve">goal_time: 1.0</w:t>
-      </w:r>
-      <w:r>
-        <w:t xml:space="preserve"> seconde simulée.</w:t>
+        <w:t>Avec goal_time: 0 et sans tolérance de but, le contrôleur du bras renvoyait SUCCESSFUL dès la fin du temps de trajectoire, bras mesuré 2,5 à 8,2° en deçà. La configuration (Gazebo_to_LeRobot_Pipeline/overrides/.../controller.yaml) fixe désormais une tolérance de but de 0,026 rad (1,5°) par articulation et goal_time: 1.0 seconde simulée.</w:t>
       </w:r>
     </w:p>
     <w:p>
@@ -8299,64 +5252,7 @@
         <w:spacing w:after="100"/>
       </w:pPr>
       <w:r>
-        <w:rPr>
-          <w:rFonts w:ascii="Consolas" w:cs="Consolas" w:eastAsia="Consolas" w:hAnsi="Consolas"/>
-          <w:color w:val="0E4A40"/>
-        </w:rPr>
-        <w:t xml:space="preserve">run_pick_and_place.py</w:t>
-      </w:r>
-      <w:r>
-        <w:t xml:space="preserve"> envoie chaque pose comme action </w:t>
-      </w:r>
-      <w:r>
-        <w:rPr>
-          <w:rFonts w:ascii="Consolas" w:cs="Consolas" w:eastAsia="Consolas" w:hAnsi="Consolas"/>
-          <w:color w:val="0E4A40"/>
-        </w:rPr>
-        <w:t xml:space="preserve">FollowJointTrajectory</w:t>
-      </w:r>
-      <w:r>
-        <w:t xml:space="preserve">, attend en temps </w:t>
-      </w:r>
-      <w:r>
-        <w:rPr>
-          <w:b/>
-          <w:bCs/>
-        </w:rPr>
-        <w:t xml:space="preserve">simulé</w:t>
-      </w:r>
-      <w:r>
-        <w:t xml:space="preserve"> (</w:t>
-      </w:r>
-      <w:r>
-        <w:rPr>
-          <w:rFonts w:ascii="Consolas" w:cs="Consolas" w:eastAsia="Consolas" w:hAnsi="Consolas"/>
-          <w:color w:val="0E4A40"/>
-        </w:rPr>
-        <w:t xml:space="preserve">/clock</w:t>
-      </w:r>
-      <w:r>
-        <w:t xml:space="preserve">), vérifie la convergence et renvoie </w:t>
-      </w:r>
-      <w:r>
-        <w:rPr>
-          <w:b/>
-          <w:bCs/>
-        </w:rPr>
-        <w:t xml:space="preserve">une fois</w:t>
-      </w:r>
-      <w:r>
-        <w:t xml:space="preserve"> au plus ; une pose toujours non atteinte lève </w:t>
-      </w:r>
-      <w:r>
-        <w:rPr>
-          <w:rFonts w:ascii="Consolas" w:cs="Consolas" w:eastAsia="Consolas" w:hAnsi="Consolas"/>
-          <w:color w:val="0E4A40"/>
-        </w:rPr>
-        <w:t xml:space="preserve">ARM_NOT_CONVERGED</w:t>
-      </w:r>
-      <w:r>
-        <w:t xml:space="preserve"> et fait échouer l'épisode. Un renvoi modifie la trajectoire enregistrée, donc tout renvoi fait échouer le verdict final (§21). Les gains n'ont pas été touchés (les monter a été essayé le 28/08 et retiré).</w:t>
+        <w:t>run_pick_and_place.py envoie chaque pose comme action FollowJointTrajectory, attend en temps simulé (/clock), vérifie la convergence et renvoie une fois au plus ; une pose toujours non atteinte lève ARM_NOT_CONVERGED et fait échouer l'épisode. Un renvoi modifie la trajectoire enregistrée, donc tout renvoi fait échouer le verdict final (§21). Les gains n'ont pas été touchés (les monter a été essayé le 28/08 et retiré).</w:t>
       </w:r>
     </w:p>
     <w:p>
@@ -8365,7 +5261,7 @@
         <w:spacing w:after="120" w:before="320"/>
       </w:pPr>
       <w:r>
-        <w:t xml:space="preserve">20. Soudures par objet et course à la soudure</w:t>
+        <w:t>20. Soudures par objet et course à la soudure</w:t>
       </w:r>
     </w:p>
     <w:p>
@@ -8373,12 +5269,7 @@
         <w:spacing w:after="100"/>
       </w:pPr>
       <w:r>
-        <w:rPr>
-          <w:i/>
-          <w:iCs/>
-          <w:color w:val="4B5B57"/>
-        </w:rPr>
-        <w:t xml:space="preserve">L'attache simulée (A8), une soudure par objet, confirmée et non supposée.</w:t>
+        <w:t>L'attache simulée (A8), une soudure par objet, confirmée et non supposée.</w:t>
       </w:r>
     </w:p>
     <w:p>
@@ -8386,57 +5277,7 @@
         <w:spacing w:after="100"/>
       </w:pPr>
       <w:r>
-        <w:t xml:space="preserve">Chaque modèle d'objet porte son propre </w:t>
-      </w:r>
-      <w:r>
-        <w:rPr>
-          <w:rFonts w:ascii="Consolas" w:cs="Consolas" w:eastAsia="Consolas" w:hAnsi="Consolas"/>
-          <w:color w:val="0E4A40"/>
-        </w:rPr>
-        <w:t xml:space="preserve">DetachableJoint</w:t>
-      </w:r>
-      <w:r>
-        <w:t xml:space="preserve"> vers </w:t>
-      </w:r>
-      <w:r>
-        <w:rPr>
-          <w:rFonts w:ascii="Consolas" w:cs="Consolas" w:eastAsia="Consolas" w:hAnsi="Consolas"/>
-          <w:color w:val="0E4A40"/>
-        </w:rPr>
-        <w:t xml:space="preserve">link6</w:t>
-      </w:r>
-      <w:r>
-        <w:t xml:space="preserve">, avec ses propres topics </w:t>
-      </w:r>
-      <w:r>
-        <w:rPr>
-          <w:rFonts w:ascii="Consolas" w:cs="Consolas" w:eastAsia="Consolas" w:hAnsi="Consolas"/>
-          <w:color w:val="0E4A40"/>
-        </w:rPr>
-        <w:t xml:space="preserve">/htgspp/&lt;name&gt;/{attach,detach,attached}</w:t>
-      </w:r>
-      <w:r>
-        <w:t xml:space="preserve">. Le plugin de gz-sim 8 </w:t>
-      </w:r>
-      <w:r>
-        <w:rPr>
-          <w:b/>
-          <w:bCs/>
-        </w:rPr>
-        <w:t xml:space="preserve">soude au chargement</w:t>
-      </w:r>
-      <w:r>
-        <w:t xml:space="preserve"> sans option pour l'éviter : scène créée, chaque objet était soudé à la pince et le bras ne pouvait quitter HOME. </w:t>
-      </w:r>
-      <w:r>
-        <w:rPr>
-          <w:rFonts w:ascii="Consolas" w:cs="Consolas" w:eastAsia="Consolas" w:hAnsi="Consolas"/>
-          <w:color w:val="0E4A40"/>
-        </w:rPr>
-        <w:t xml:space="preserve">spawn_scene.py</w:t>
-      </w:r>
-      <w:r>
-        <w:t xml:space="preserve"> libère chaque soudure juste après la création de l'objet.</w:t>
+        <w:t>Chaque modèle d'objet porte son propre DetachableJoint vers link6, avec ses propres topics /htgspp/&lt;name&gt;/{attach,detach,attached}. Le plugin de gz-sim 8 soude au chargement sans option pour l'éviter : scène créée, chaque objet était soudé à la pince et le bras ne pouvait quitter HOME. spawn_scene.py libère chaque soudure juste après la création de l'objet.</w:t>
       </w:r>
     </w:p>
     <w:p>
@@ -8444,66 +5285,7 @@
         <w:spacing w:after="100"/>
       </w:pPr>
       <w:r>
-        <w:rPr>
-          <w:rFonts w:ascii="Consolas" w:cs="Consolas" w:eastAsia="Consolas" w:hAnsi="Consolas"/>
-          <w:color w:val="0E4A40"/>
-        </w:rPr>
-        <w:t xml:space="preserve">scripts/weld.py</w:t>
-      </w:r>
-      <w:r>
-        <w:t xml:space="preserve"> ne publie qu'une fois le plugin abonné, puis </w:t>
-      </w:r>
-      <w:r>
-        <w:rPr>
-          <w:b/>
-          <w:bCs/>
-        </w:rPr>
-        <w:t xml:space="preserve">attend le compte rendu </w:t>
-      </w:r>
-      <w:r>
-        <w:rPr>
-          <w:rFonts w:ascii="Consolas" w:cs="Consolas" w:eastAsia="Consolas" w:hAnsi="Consolas"/>
-          <w:b/>
-          <w:bCs/>
-          <w:color w:val="0E4A40"/>
-        </w:rPr>
-        <w:t xml:space="preserve">attached</w:t>
-      </w:r>
-      <w:r>
-        <w:rPr>
-          <w:b/>
-          <w:bCs/>
-        </w:rPr>
-        <w:t xml:space="preserve">/</w:t>
-      </w:r>
-      <w:r>
-        <w:rPr>
-          <w:rFonts w:ascii="Consolas" w:cs="Consolas" w:eastAsia="Consolas" w:hAnsi="Consolas"/>
-          <w:b/>
-          <w:bCs/>
-          <w:color w:val="0E4A40"/>
-        </w:rPr>
-        <w:t xml:space="preserve">detached</w:t>
-      </w:r>
-      <w:r>
-        <w:rPr>
-          <w:b/>
-          <w:bCs/>
-        </w:rPr>
-        <w:t xml:space="preserve"> du plugin lui-même</w:t>
-      </w:r>
-      <w:r>
-        <w:t xml:space="preserve"> et republie s'il ne vient pas (3 tentatives). Deux échecs y ont mené : une boîte qui ne s'est jamais levée alors que son message d'attache avait été délivré (épisode 57), et l'épisode réservé 13, où un objet resté soudé depuis sa création a été traîné hors de la table. Cause racine du second, trouvée avec une sonde : le plugin s'abonne à son topic de détache </w:t>
-      </w:r>
-      <w:r>
-        <w:rPr>
-          <w:b/>
-          <w:bCs/>
-        </w:rPr>
-        <w:t xml:space="preserve">avant</w:t>
-      </w:r>
-      <w:r>
-        <w:t xml:space="preserve"> de créer l'articulation, si bien qu'une libération arrivée entre les deux est ignorée et l'objet soudé ensuite. Republier règle le problème ; sur la sonde il a fallu 2 publications, une fois.</w:t>
+        <w:t>scripts/weld.py ne publie qu'une fois le plugin abonné, puis attend le compte rendu attached/detached du plugin lui-même et republie s'il ne vient pas (3 tentatives). Deux échecs y ont mené : une boîte qui ne s'est jamais levée alors que son message d'attache avait été délivré (épisode 57), et l'épisode réservé 13, où un objet resté soudé depuis sa création a été traîné hors de la table. Cause racine du second, trouvée avec une sonde : le plugin s'abonne à son topic de détache avant de créer l'articulation, si bien qu'une libération arrivée entre les deux est ignorée et l'objet soudé ensuite. Republier règle le problème ; sur la sonde il a fallu 2 publications, une fois.</w:t>
       </w:r>
     </w:p>
     <w:p>
@@ -8511,27 +5293,7 @@
         <w:spacing w:after="100"/>
       </w:pPr>
       <w:r>
-        <w:t xml:space="preserve">Deux postconditions gardent la prise : </w:t>
-      </w:r>
-      <w:r>
-        <w:rPr>
-          <w:rFonts w:ascii="Consolas" w:cs="Consolas" w:eastAsia="Consolas" w:hAnsi="Consolas"/>
-          <w:color w:val="0E4A40"/>
-        </w:rPr>
-        <w:t xml:space="preserve">OBJECT_MOVED_BEFORE_GRASP</w:t>
-      </w:r>
-      <w:r>
-        <w:t xml:space="preserve"> (cible déplacée de plus de 5 mm pendant l'approche) et </w:t>
-      </w:r>
-      <w:r>
-        <w:rPr>
-          <w:rFonts w:ascii="Consolas" w:cs="Consolas" w:eastAsia="Consolas" w:hAnsi="Consolas"/>
-          <w:color w:val="0E4A40"/>
-        </w:rPr>
-        <w:t xml:space="preserve">WELD_CONFIRMED_BUT_NOT_CARRIED</w:t>
-      </w:r>
-      <w:r>
-        <w:t xml:space="preserve"> (moins de 5 cm de levée).</w:t>
+        <w:t>Deux postconditions gardent la prise : OBJECT_MOVED_BEFORE_GRASP (cible déplacée de plus de 5 mm pendant l'approche) et WELD_CONFIRMED_BUT_NOT_CARRIED (moins de 5 cm de levée).</w:t>
       </w:r>
     </w:p>
     <w:p>
@@ -8540,7 +5302,7 @@
         <w:spacing w:after="120" w:before="320"/>
       </w:pPr>
       <w:r>
-        <w:t xml:space="preserve">21. Vérification renforcée</w:t>
+        <w:t>21. Vérification renforcée</w:t>
       </w:r>
     </w:p>
     <w:p>
@@ -8548,12 +5310,7 @@
         <w:spacing w:after="100"/>
       </w:pPr>
       <w:r>
-        <w:rPr>
-          <w:i/>
-          <w:iCs/>
-          <w:color w:val="4B5B57"/>
-        </w:rPr>
-        <w:t xml:space="preserve">Spec partie 9, étendue pour qu'un PASS signifie un enregistrement exploitable, pas seulement un mouvement.</w:t>
+        <w:t>Spec partie 9, étendue pour qu'un PASS signifie un enregistrement exploitable, pas seulement un mouvement.</w:t>
       </w:r>
     </w:p>
     <w:p>
@@ -8566,54 +5323,7 @@
         <w:spacing w:after="100"/>
       </w:pPr>
       <w:r>
-        <w:rPr>
-          <w:b/>
-          <w:bCs/>
-        </w:rPr>
-        <w:t xml:space="preserve">Posé dans le bac</w:t>
-      </w:r>
-      <w:r>
-        <w:t xml:space="preserve"> se juge sur le point le plus bas de l'objet, pas son centre : </w:t>
-      </w:r>
-      <w:r>
-        <w:rPr>
-          <w:rFonts w:ascii="Consolas" w:cs="Consolas" w:eastAsia="Consolas" w:hAnsi="Consolas"/>
-          <w:color w:val="0E4A40"/>
-        </w:rPr>
-        <w:t xml:space="preserve">z ≤ rim_z + demi-hauteur − 10 mm</w:t>
-      </w:r>
-      <w:r>
-        <w:t xml:space="preserve"> (</w:t>
-      </w:r>
-      <w:r>
-        <w:rPr>
-          <w:rFonts w:ascii="Consolas" w:cs="Consolas" w:eastAsia="Consolas" w:hAnsi="Consolas"/>
-          <w:color w:val="0E4A40"/>
-        </w:rPr>
-        <w:t xml:space="preserve">checks.py</w:t>
-      </w:r>
-      <w:r>
-        <w:t xml:space="preserve">) ; le test sur le centre avait rejeté un dépôt correct du cube bleu (épisode de fumée 16). </w:t>
-      </w:r>
-      <w:r>
-        <w:rPr>
-          <w:rFonts w:ascii="Consolas" w:cs="Consolas" w:eastAsia="Consolas" w:hAnsi="Consolas"/>
-          <w:color w:val="0E4A40"/>
-        </w:rPr>
-        <w:t xml:space="preserve">test_verifier.py</w:t>
-      </w:r>
-      <w:r>
-        <w:t xml:space="preserve"> : </w:t>
-      </w:r>
-      <w:r>
-        <w:rPr>
-          <w:b/>
-          <w:bCs/>
-        </w:rPr>
-        <w:t xml:space="preserve">15 cas</w:t>
-      </w:r>
-      <w:r>
-        <w:t xml:space="preserve"> (positifs par forme à hauteur réaliste, sur le rebord, couché sur un autre objet, mauvais bac, pas de levée, distracteur déplacé), tous correctement classés.</w:t>
+        <w:t>Posé dans le bac se juge sur le point le plus bas de l'objet, pas son centre : z ≤ rim_z + demi-hauteur − 10 mm (checks.py) ; le test sur le centre avait rejeté un dépôt correct du cube bleu (épisode de fumée 16). test_verifier.py : 15 cas (positifs par forme à hauteur réaliste, sur le rebord, couché sur un autre objet, mauvais bac, pas de levée, distracteur déplacé), tous correctement classés.</w:t>
       </w:r>
     </w:p>
     <w:p>
@@ -8626,34 +5336,7 @@
         <w:spacing w:after="100"/>
       </w:pPr>
       <w:r>
-        <w:rPr>
-          <w:b/>
-          <w:bCs/>
-        </w:rPr>
-        <w:t xml:space="preserve">Images</w:t>
-      </w:r>
-      <w:r>
-        <w:t xml:space="preserve"> : </w:t>
-      </w:r>
-      <w:r>
-        <w:rPr>
-          <w:rFonts w:ascii="Consolas" w:cs="Consolas" w:eastAsia="Consolas" w:hAnsi="Consolas"/>
-          <w:color w:val="0E4A40"/>
-        </w:rPr>
-        <w:t xml:space="preserve">check_frames.py</w:t>
-      </w:r>
-      <w:r>
-        <w:t xml:space="preserve"> compte les images reçues face à 30 i/s sur la durée simulée enregistrée, et le plus grand trou (</w:t>
-      </w:r>
-      <w:r>
-        <w:rPr>
-          <w:rFonts w:ascii="Consolas" w:cs="Consolas" w:eastAsia="Consolas" w:hAnsi="Consolas"/>
-          <w:color w:val="0E4A40"/>
-        </w:rPr>
-        <w:t xml:space="preserve">frames.json</w:t>
-      </w:r>
-      <w:r>
-        <w:t xml:space="preserve">).</w:t>
+        <w:t>Images : check_frames.py compte les images reçues face à 30 i/s sur la durée simulée enregistrée, et le plus grand trou (frames.json).</w:t>
       </w:r>
     </w:p>
     <w:p>
@@ -8666,24 +5349,7 @@
         <w:spacing w:after="100"/>
       </w:pPr>
       <w:r>
-        <w:rPr>
-          <w:b/>
-          <w:bCs/>
-        </w:rPr>
-        <w:t xml:space="preserve">Couleur</w:t>
-      </w:r>
-      <w:r>
-        <w:t xml:space="preserve"> : </w:t>
-      </w:r>
-      <w:r>
-        <w:rPr>
-          <w:rFonts w:ascii="Consolas" w:cs="Consolas" w:eastAsia="Consolas" w:hAnsi="Consolas"/>
-          <w:color w:val="0E4A40"/>
-        </w:rPr>
-        <w:t xml:space="preserve">check_colour.py</w:t>
-      </w:r>
-      <w:r>
-        <w:t xml:space="preserve"> projette la cible dans la première image et exige sa propre couleur dans une fenêtre 11×11 (≥ 25 %), garde contre le rendu blanc du §18.</w:t>
+        <w:t>Couleur : check_colour.py projette la cible dans la première image et exige sa propre couleur dans une fenêtre 11×11 (≥ 25 %), garde contre le rendu blanc du §18.</w:t>
       </w:r>
     </w:p>
     <w:p>
@@ -8696,34 +5362,7 @@
         <w:spacing w:after="100"/>
       </w:pPr>
       <w:r>
-        <w:rPr>
-          <w:b/>
-          <w:bCs/>
-        </w:rPr>
-        <w:t xml:space="preserve">Un seul verdict final</w:t>
-      </w:r>
-      <w:r>
-        <w:t xml:space="preserve"> : </w:t>
-      </w:r>
-      <w:r>
-        <w:rPr>
-          <w:rFonts w:ascii="Consolas" w:cs="Consolas" w:eastAsia="Consolas" w:hAnsi="Consolas"/>
-          <w:color w:val="0E4A40"/>
-        </w:rPr>
-        <w:t xml:space="preserve">finalize_verdict.py</w:t>
-      </w:r>
-      <w:r>
-        <w:t xml:space="preserve"> n'écrit PASS que si mouvement, images et couleur passent et qu'il n'y a eu aucun renvoi de trajectoire ; </w:t>
-      </w:r>
-      <w:r>
-        <w:rPr>
-          <w:rFonts w:ascii="Consolas" w:cs="Consolas" w:eastAsia="Consolas" w:hAnsi="Consolas"/>
-          <w:color w:val="0E4A40"/>
-        </w:rPr>
-        <w:t xml:space="preserve">port_bag.py</w:t>
-      </w:r>
-      <w:r>
-        <w:t xml:space="preserve"> revérifie images, couleur et renvois de son côté.</w:t>
+        <w:t>Un seul verdict final : finalize_verdict.py n'écrit PASS que si mouvement, images et couleur passent et qu'il n'y a eu aucun renvoi de trajectoire ; port_bag.py revérifie images, couleur et renvois de son côté.</w:t>
       </w:r>
     </w:p>
     <w:p>
@@ -8732,7 +5371,7 @@
         <w:spacing w:after="120" w:before="320"/>
       </w:pPr>
       <w:r>
-        <w:t xml:space="preserve">22. Condition réservée et variation de scène</w:t>
+        <w:t>22. Condition réservée et variation de scène</w:t>
       </w:r>
     </w:p>
     <w:p>
@@ -8740,12 +5379,7 @@
         <w:spacing w:after="100"/>
       </w:pPr>
       <w:r>
-        <w:rPr>
-          <w:i/>
-          <w:iCs/>
-          <w:color w:val="4B5B57"/>
-        </w:rPr>
-        <w:t xml:space="preserve">Spec 6.3–6.4 : réserver une condition, pas des images.</w:t>
+        <w:t>Spec 6.3–6.4 : réserver une condition, pas des images.</w:t>
       </w:r>
     </w:p>
     <w:p>
@@ -8753,47 +5387,7 @@
         <w:spacing w:after="100"/>
       </w:pPr>
       <w:r>
-        <w:t xml:space="preserve">La partie réservée est une </w:t>
-      </w:r>
-      <w:r>
-        <w:rPr>
-          <w:b/>
-          <w:bCs/>
-        </w:rPr>
-        <w:t xml:space="preserve">configuration réservée de la caméra de table</w:t>
-      </w:r>
-      <w:r>
-        <w:t xml:space="preserve"> : </w:t>
-      </w:r>
-      <w:r>
-        <w:rPr>
-          <w:rFonts w:ascii="Consolas" w:cs="Consolas" w:eastAsia="Consolas" w:hAnsi="Consolas"/>
-          <w:color w:val="0E4A40"/>
-        </w:rPr>
-        <w:t xml:space="preserve">heldout_oblique</w:t>
-      </w:r>
-      <w:r>
-        <w:t xml:space="preserve">, avant droit et oblique, utilisée par aucun épisode d'entraînement, contre </w:t>
-      </w:r>
-      <w:r>
-        <w:rPr>
-          <w:rFonts w:ascii="Consolas" w:cs="Consolas" w:eastAsia="Consolas" w:hAnsi="Consolas"/>
-          <w:color w:val="0E4A40"/>
-        </w:rPr>
-        <w:t xml:space="preserve">train_overhead</w:t>
-      </w:r>
-      <w:r>
-        <w:t xml:space="preserve"> pour tous les épisodes d'entraînement. Les deux enregistrent </w:t>
-      </w:r>
-      <w:r>
-        <w:rPr>
-          <w:rFonts w:ascii="Consolas" w:cs="Consolas" w:eastAsia="Consolas" w:hAnsi="Consolas"/>
-          <w:color w:val="0E4A40"/>
-        </w:rPr>
-        <w:t xml:space="preserve">/camera/image_raw</w:t>
-      </w:r>
-      <w:r>
-        <w:t xml:space="preserve">, sans second capteur ni pont ; c'est l'option 2 de la spec en 6.4 (un décalage de pose de la caméra de table). Le topic du contrat réservé a changé en conséquence.</w:t>
+        <w:t>La partie réservée est une configuration réservée de la caméra de table : heldout_oblique, avant droit et oblique, utilisée par aucun épisode d'entraînement, contre train_overhead pour tous les épisodes d'entraînement. Les deux enregistrent /camera/image_raw, sans second capteur ni pont ; c'est l'option 2 de la spec en 6.4 (un décalage de pose de la caméra de table). Le topic du contrat réservé a changé en conséquence.</w:t>
       </w:r>
     </w:p>
     <w:p>
@@ -8801,37 +5395,7 @@
         <w:spacing w:after="100"/>
       </w:pPr>
       <w:r>
-        <w:t xml:space="preserve">Chaque épisode varie aussi, à partir d'une graine tirée de son numéro (20261003 + épisode) : pose de la caméra ±2 cm / ±2° autour de sa configuration, direction et intensité du soleil, lumières d'appoint et ambiante, et texture de la table (8 variantes, générées par </w:t>
-      </w:r>
-      <w:r>
-        <w:rPr>
-          <w:rFonts w:ascii="Consolas" w:cs="Consolas" w:eastAsia="Consolas" w:hAnsi="Consolas"/>
-          <w:color w:val="0E4A40"/>
-        </w:rPr>
-        <w:t xml:space="preserve">make_table_textures.sh</w:t>
-      </w:r>
-      <w:r>
-        <w:t xml:space="preserve">). </w:t>
-      </w:r>
-      <w:r>
-        <w:rPr>
-          <w:rFonts w:ascii="Consolas" w:cs="Consolas" w:eastAsia="Consolas" w:hAnsi="Consolas"/>
-          <w:color w:val="0E4A40"/>
-        </w:rPr>
-        <w:t xml:space="preserve">make_episode_world.py</w:t>
-      </w:r>
-      <w:r>
-        <w:t xml:space="preserve"> écrit le monde de l'épisode et consigne ces valeurs dans ses métadonnées (</w:t>
-      </w:r>
-      <w:r>
-        <w:rPr>
-          <w:rFonts w:ascii="Consolas" w:cs="Consolas" w:eastAsia="Consolas" w:hAnsi="Consolas"/>
-          <w:color w:val="0E4A40"/>
-        </w:rPr>
-        <w:t xml:space="preserve">scene_variation</w:t>
-      </w:r>
-      <w:r>
-        <w:t xml:space="preserve">).</w:t>
+        <w:t>Chaque épisode varie aussi, à partir d'une graine tirée de son numéro (20261003 + épisode) : pose de la caméra ±2 cm / ±2° autour de sa configuration, direction et intensité du soleil, lumières d'appoint et ambiante, et texture de la table (8 variantes, générées par make_table_textures.sh). make_episode_world.py écrit le monde de l'épisode et consigne ces valeurs dans ses métadonnées (scene_variation).</w:t>
       </w:r>
     </w:p>
     <w:p>
@@ -8840,7 +5404,7 @@
         <w:spacing w:after="120" w:before="320"/>
       </w:pPr>
       <w:r>
-        <w:t xml:space="preserve">23. Le pilote de lot</w:t>
+        <w:t>23. Le pilote de lot</w:t>
       </w:r>
     </w:p>
     <w:p>
@@ -8848,12 +5412,7 @@
         <w:spacing w:after="100"/>
       </w:pPr>
       <w:r>
-        <w:rPr>
-          <w:i/>
-          <w:iCs/>
-          <w:color w:val="4B5B57"/>
-        </w:rPr>
-        <w:t xml:space="preserve">Spec partie 11 : sans surveillance, mais chaque tentative traçable.</w:t>
+        <w:t>Spec partie 11 : sans surveillance, mais chaque tentative traçable.</w:t>
       </w:r>
     </w:p>
     <w:p>
@@ -8866,27 +5425,7 @@
         <w:spacing w:after="100"/>
       </w:pPr>
       <w:r>
-        <w:t xml:space="preserve">Deux tentatives par épisode, un </w:t>
-      </w:r>
-      <w:r>
-        <w:rPr>
-          <w:b/>
-          <w:bCs/>
-        </w:rPr>
-        <w:t xml:space="preserve">chien de garde de 20 minutes</w:t>
-      </w:r>
-      <w:r>
-        <w:t xml:space="preserve"> par tentative (</w:t>
-      </w:r>
-      <w:r>
-        <w:rPr>
-          <w:rFonts w:ascii="Consolas" w:cs="Consolas" w:eastAsia="Consolas" w:hAnsi="Consolas"/>
-          <w:color w:val="0E4A40"/>
-        </w:rPr>
-        <w:t xml:space="preserve">timeout -k 20 1200</w:t>
-      </w:r>
-      <w:r>
-        <w:t xml:space="preserve">).</w:t>
+        <w:t>Deux tentatives par épisode, un chien de garde de 20 minutes par tentative (timeout -k 20 1200).</w:t>
       </w:r>
     </w:p>
     <w:p>
@@ -8899,17 +5438,7 @@
         <w:spacing w:after="100"/>
       </w:pPr>
       <w:r>
-        <w:t xml:space="preserve">Métadonnées, journaux et verdicts de chaque tentative conservés sous </w:t>
-      </w:r>
-      <w:r>
-        <w:rPr>
-          <w:rFonts w:ascii="Consolas" w:cs="Consolas" w:eastAsia="Consolas" w:hAnsi="Consolas"/>
-          <w:color w:val="0E4A40"/>
-        </w:rPr>
-        <w:t xml:space="preserve">attempt_meta/ep_NNN/&lt;fichier&gt;.attempt&lt;N&gt;.&lt;ext&gt;</w:t>
-      </w:r>
-      <w:r>
-        <w:t xml:space="preserve"> : une reprise n'efface plus la raison de l'échec de la première.</w:t>
+        <w:t>Métadonnées, journaux et verdicts de chaque tentative conservés sous attempt_meta/ep_NNN/&lt;fichier&gt;.attempt&lt;N&gt;.&lt;ext&gt; : une reprise n'efface plus la raison de l'échec de la première.</w:t>
       </w:r>
     </w:p>
     <w:p>
@@ -8922,14 +5451,7 @@
         <w:spacing w:after="100"/>
       </w:pPr>
       <w:r>
-        <w:rPr>
-          <w:b/>
-          <w:bCs/>
-        </w:rPr>
-        <w:t xml:space="preserve">Disjoncteur</w:t>
-      </w:r>
-      <w:r>
-        <w:t xml:space="preserve"> : arrêt après 3 épisodes consécutifs en échec à toutes leurs tentatives.</w:t>
+        <w:t>Disjoncteur : arrêt après 3 épisodes consécutifs en échec à toutes leurs tentatives.</w:t>
       </w:r>
     </w:p>
     <w:p>
@@ -8942,67 +5464,7 @@
         <w:spacing w:after="100"/>
       </w:pPr>
       <w:r>
-        <w:t xml:space="preserve">La ligne de départ consigne l'ID et le nom du conteneur et une </w:t>
-      </w:r>
-      <w:r>
-        <w:rPr>
-          <w:b/>
-          <w:bCs/>
-        </w:rPr>
-        <w:t xml:space="preserve">version de code</w:t>
-      </w:r>
-      <w:r>
-        <w:t xml:space="preserve"> : un hachage de tout ce qui façonne un épisode (</w:t>
-      </w:r>
-      <w:r>
-        <w:rPr>
-          <w:rFonts w:ascii="Consolas" w:cs="Consolas" w:eastAsia="Consolas" w:hAnsi="Consolas"/>
-          <w:color w:val="0E4A40"/>
-        </w:rPr>
-        <w:t xml:space="preserve">scripts</w:t>
-      </w:r>
-      <w:r>
-        <w:t xml:space="preserve">, </w:t>
-      </w:r>
-      <w:r>
-        <w:rPr>
-          <w:rFonts w:ascii="Consolas" w:cs="Consolas" w:eastAsia="Consolas" w:hAnsi="Consolas"/>
-          <w:color w:val="0E4A40"/>
-        </w:rPr>
-        <w:t xml:space="preserve">models</w:t>
-      </w:r>
-      <w:r>
-        <w:t xml:space="preserve">, </w:t>
-      </w:r>
-      <w:r>
-        <w:rPr>
-          <w:rFonts w:ascii="Consolas" w:cs="Consolas" w:eastAsia="Consolas" w:hAnsi="Consolas"/>
-          <w:color w:val="0E4A40"/>
-        </w:rPr>
-        <w:t xml:space="preserve">worlds</w:t>
-      </w:r>
-      <w:r>
-        <w:t xml:space="preserve">, </w:t>
-      </w:r>
-      <w:r>
-        <w:rPr>
-          <w:rFonts w:ascii="Consolas" w:cs="Consolas" w:eastAsia="Consolas" w:hAnsi="Consolas"/>
-          <w:color w:val="0E4A40"/>
-        </w:rPr>
-        <w:t xml:space="preserve">config</w:t>
-      </w:r>
-      <w:r>
-        <w:t xml:space="preserve">, </w:t>
-      </w:r>
-      <w:r>
-        <w:rPr>
-          <w:rFonts w:ascii="Consolas" w:cs="Consolas" w:eastAsia="Consolas" w:hAnsi="Consolas"/>
-          <w:color w:val="0E4A40"/>
-        </w:rPr>
-        <w:t xml:space="preserve">contracts</w:t>
-      </w:r>
-      <w:r>
-        <w:t xml:space="preserve">).</w:t>
+        <w:t>La ligne de départ consigne l'ID et le nom du conteneur et une version de code : un hachage de tout ce qui façonne un épisode (scripts, models, worlds, config, contracts).</w:t>
       </w:r>
     </w:p>
     <w:p>
@@ -9015,36 +5477,7 @@
         <w:spacing w:after="100"/>
       </w:pPr>
       <w:r>
-        <w:rPr>
-          <w:rFonts w:ascii="Consolas" w:cs="Consolas" w:eastAsia="Consolas" w:hAnsi="Consolas"/>
-          <w:b/>
-          <w:bCs/>
-          <w:color w:val="0E4A40"/>
-        </w:rPr>
-        <w:t xml:space="preserve">BATCH_HOME</w:t>
-      </w:r>
-      <w:r>
-        <w:t xml:space="preserve"> : un test de </w:t>
-      </w:r>
-      <w:r>
-        <w:rPr>
-          <w:rFonts w:ascii="Consolas" w:cs="Consolas" w:eastAsia="Consolas" w:hAnsi="Consolas"/>
-          <w:color w:val="0E4A40"/>
-        </w:rPr>
-        <w:t xml:space="preserve">batch.sh</w:t>
-      </w:r>
-      <w:r>
-        <w:t xml:space="preserve"> doit le pointer vers un répertoire jetable. Un test du disjoncteur avait un jour ajouté de fausses lignes au vrai fichier de résultats ; elles ont été retirées et le retrait est consigné dans </w:t>
-      </w:r>
-      <w:r>
-        <w:rPr>
-          <w:rFonts w:ascii="Consolas" w:cs="Consolas" w:eastAsia="Consolas" w:hAnsi="Consolas"/>
-          <w:color w:val="0E4A40"/>
-        </w:rPr>
-        <w:t xml:space="preserve">batch.log</w:t>
-      </w:r>
-      <w:r>
-        <w:t xml:space="preserve">.</w:t>
+        <w:t>BATCH_HOME : un test de batch.sh doit le pointer vers un répertoire jetable. Un test du disjoncteur avait un jour ajouté de fausses lignes au vrai fichier de résultats ; elles ont été retirées et le retrait est consigné dans batch.log.</w:t>
       </w:r>
     </w:p>
     <w:p>
@@ -9053,7 +5486,7 @@
         <w:spacing w:after="120" w:before="320"/>
       </w:pPr>
       <w:r>
-        <w:t xml:space="preserve">24. Premier lot et limite d'atteinte</w:t>
+        <w:t>24. Premier lot et limite d'atteinte</w:t>
       </w:r>
     </w:p>
     <w:p>
@@ -9061,12 +5494,7 @@
         <w:spacing w:after="100"/>
       </w:pPr>
       <w:r>
-        <w:rPr>
-          <w:i/>
-          <w:iCs/>
-          <w:color w:val="4B5B57"/>
-        </w:rPr>
-        <w:t xml:space="preserve">Le lot du 03/10/2026 : 54/60, et pourquoi ce n'est pas le jeu de données.</w:t>
+        <w:t>Le lot du 03/10/2026 : 54/60, et pourquoi ce n'est pas le jeu de données.</w:t>
       </w:r>
     </w:p>
     <w:p>
@@ -9074,57 +5502,7 @@
         <w:spacing w:after="100"/>
       </w:pPr>
       <w:r>
-        <w:t xml:space="preserve">60 épisodes sous trois versions de code (</w:t>
-      </w:r>
-      <w:r>
-        <w:rPr>
-          <w:rFonts w:ascii="Consolas" w:cs="Consolas" w:eastAsia="Consolas" w:hAnsi="Consolas"/>
-          <w:color w:val="0E4A40"/>
-        </w:rPr>
-        <w:t xml:space="preserve">447b480d6d69</w:t>
-      </w:r>
-      <w:r>
-        <w:t xml:space="preserve"> épisodes 1–12, </w:t>
-      </w:r>
-      <w:r>
-        <w:rPr>
-          <w:rFonts w:ascii="Consolas" w:cs="Consolas" w:eastAsia="Consolas" w:hAnsi="Consolas"/>
-          <w:color w:val="0E4A40"/>
-        </w:rPr>
-        <w:t xml:space="preserve">42621a3db603</w:t>
-      </w:r>
-      <w:r>
-        <w:t xml:space="preserve"> reprises 13–15, </w:t>
-      </w:r>
-      <w:r>
-        <w:rPr>
-          <w:rFonts w:ascii="Consolas" w:cs="Consolas" w:eastAsia="Consolas" w:hAnsi="Consolas"/>
-          <w:color w:val="0E4A40"/>
-        </w:rPr>
-        <w:t xml:space="preserve">8bfeb7a4c34f</w:t>
-      </w:r>
-      <w:r>
-        <w:t xml:space="preserve"> 16–60) : </w:t>
-      </w:r>
-      <w:r>
-        <w:rPr>
-          <w:b/>
-          <w:bCs/>
-        </w:rPr>
-        <w:t xml:space="preserve">54 PASS</w:t>
-      </w:r>
-      <w:r>
-        <w:t xml:space="preserve">, six réussis en reprise (13, 14, 15, 29, 48, 57), six en échec aux deux tentatives (20, 21, 35, 36, 39, 44). Les six ont échoué à la LEVÉE, objet soudé, dans des poses qui replient le bras : </w:t>
-      </w:r>
-      <w:r>
-        <w:rPr>
-          <w:rFonts w:ascii="Consolas" w:cs="Consolas" w:eastAsia="Consolas" w:hAnsi="Consolas"/>
-          <w:color w:val="0E4A40"/>
-        </w:rPr>
-        <w:t xml:space="preserve">ARM_NOT_CONVERGED</w:t>
-      </w:r>
-      <w:r>
-        <w:t xml:space="preserve">, 6,2 à 6,5° en deçà.</w:t>
+        <w:t>60 épisodes sous trois versions de code (447b480d6d69 épisodes 1–12, 42621a3db603 reprises 13–15, 8bfeb7a4c34f 16–60) : 54 PASS, six réussis en reprise (13, 14, 15, 29, 48, 57), six en échec aux deux tentatives (20, 21, 35, 36, 39, 44). Les six ont échoué à la LEVÉE, objet soudé, dans des poses qui replient le bras : ARM_NOT_CONVERGED, 6,2 à 6,5° en deçà.</w:t>
       </w:r>
     </w:p>
     <w:p>
@@ -9132,47 +5510,7 @@
         <w:spacing w:after="100"/>
       </w:pPr>
       <w:r>
-        <w:t xml:space="preserve">Un banc d'essai à la pose de levée (</w:t>
-      </w:r>
-      <w:r>
-        <w:rPr>
-          <w:rFonts w:ascii="Consolas" w:cs="Consolas" w:eastAsia="Consolas" w:hAnsi="Consolas"/>
-          <w:color w:val="0E4A40"/>
-        </w:rPr>
-        <w:t xml:space="preserve">repro_harness.py --lift-only | --attach</w:t>
-      </w:r>
-      <w:r>
-        <w:t xml:space="preserve">) a séparé les causes : </w:t>
-      </w:r>
-      <w:r>
-        <w:rPr>
-          <w:b/>
-          <w:bCs/>
-        </w:rPr>
-        <w:t xml:space="preserve">erreur nulle à vide</w:t>
-      </w:r>
-      <w:r>
-        <w:t xml:space="preserve">, erreur sur </w:t>
-      </w:r>
-      <w:r>
-        <w:rPr>
-          <w:b/>
-          <w:bCs/>
-        </w:rPr>
-        <w:t xml:space="preserve">J3</w:t>
-      </w:r>
-      <w:r>
-        <w:t xml:space="preserve"> (coude) en charge, et un balayage de masse de 1 g à 120 g ne la déplace que de 0,26°. </w:t>
-      </w:r>
-      <w:r>
-        <w:rPr>
-          <w:b/>
-          <w:bCs/>
-        </w:rPr>
-        <w:t xml:space="preserve">Un défaut de collision de la simulation, pas un affaissement gravitaire</w:t>
-      </w:r>
-      <w:r>
-        <w:t xml:space="preserve"> : en levée repliée, l'objet soudé est gêné, très probablement par les propres segments du robot.</w:t>
+        <w:t>Un banc d'essai à la pose de levée (repro_harness.py --lift-only | --attach) a séparé les causes : erreur nulle à vide, erreur sur J3 (coude) en charge, et un balayage de masse de 1 g à 120 g ne la déplace que de 0,26°. Un défaut de collision de la simulation, pas un affaissement gravitaire : en levée repliée, l'objet soudé est gêné, très probablement par les propres segments du robot.</w:t>
       </w:r>
     </w:p>
     <w:p>
@@ -9180,34 +5518,7 @@
         <w:spacing w:after="100"/>
       </w:pPr>
       <w:r>
-        <w:rPr>
-          <w:b/>
-          <w:bCs/>
-        </w:rPr>
-        <w:t xml:space="preserve">Région validée : J2 de levée ≤ 48,0°.</w:t>
-      </w:r>
-      <w:r>
-        <w:t xml:space="preserve"> Le départ du bleu est passé de x 0,10 à 0,120 et celui du vert de 0,10 à 0,135 (pires variantes 45,8° et 45,7°). Ce sont des </w:t>
-      </w:r>
-      <w:r>
-        <w:rPr>
-          <w:b/>
-          <w:bCs/>
-        </w:rPr>
-        <w:t xml:space="preserve">positions de travail issues d'une recherche vers l'extérieur sur x seulement</w:t>
-      </w:r>
-      <w:r>
-        <w:t xml:space="preserve">, pas des positions optimales (</w:t>
-      </w:r>
-      <w:r>
-        <w:rPr>
-          <w:rFonts w:ascii="Consolas" w:cs="Consolas" w:eastAsia="Consolas" w:hAnsi="Consolas"/>
-          <w:color w:val="0E4A40"/>
-        </w:rPr>
-        <w:t xml:space="preserve">MEASUREMENTS.md</w:t>
-      </w:r>
-      <w:r>
-        <w:t xml:space="preserve"> §8). Les objets proches de la base du robot sont donc hors de ce jeu de données.</w:t>
+        <w:t>Région validée : J2 de levée ≤ 48,0°. Le départ du bleu est passé de x 0,10 à 0,120 et celui du vert de 0,10 à 0,135 (pires variantes 45,8° et 45,7°). Ce sont des positions de travail issues d'une recherche vers l'extérieur sur x seulement, pas des positions optimales (MEASUREMENTS.md §8). Les objets proches de la base du robot sont donc hors de ce jeu de données.</w:t>
       </w:r>
     </w:p>
     <w:p>
@@ -9215,17 +5526,7 @@
         <w:spacing w:after="100"/>
       </w:pPr>
       <w:r>
-        <w:t xml:space="preserve">Un contrôle de cadrage (planches d'images au départ, à la prise, à la levée et au-dessus du bac, huit épisodes) a montré des objets posés sur ou sous la base du robot, qui n'a pas de géométrie de collision à hauteur de table. L'échantillonneur tient désormais les objets non cibles à </w:t>
-      </w:r>
-      <w:r>
-        <w:rPr>
-          <w:b/>
-          <w:bCs/>
-        </w:rPr>
-        <w:t xml:space="preserve">120 mm de l'axe du robot</w:t>
-      </w:r>
-      <w:r>
-        <w:t xml:space="preserve"> et chaque empreinte sur la planche.</w:t>
+        <w:t>Un contrôle de cadrage (planches d'images au départ, à la prise, à la levée et au-dessus du bac, huit épisodes) a montré des objets posés sur ou sous la base du robot, qui n'a pas de géométrie de collision à hauteur de table. L'échantillonneur tient désormais les objets non cibles à 120 mm de l'axe du robot et chaque empreinte sur la planche.</w:t>
       </w:r>
     </w:p>
     <w:p>
@@ -9234,7 +5535,7 @@
         <w:spacing w:after="120" w:before="320"/>
       </w:pPr>
       <w:r>
-        <w:t xml:space="preserve">25. Bacs et lacet de dépose</w:t>
+        <w:t>25. Bacs et lacet de dépose</w:t>
       </w:r>
     </w:p>
     <w:p>
@@ -9242,12 +5543,7 @@
         <w:spacing w:after="100"/>
       </w:pPr>
       <w:r>
-        <w:rPr>
-          <w:i/>
-          <w:iCs/>
-          <w:color w:val="4B5B57"/>
-        </w:rPr>
-        <w:t xml:space="preserve">Pourquoi les bacs ont changé deux fois, et pourquoi le correctif était le lacet de dépose, pas les bacs.</w:t>
+        <w:t>Pourquoi les bacs ont changé deux fois, et pourquoi le correctif était le lacet de dépose, pas les bacs.</w:t>
       </w:r>
     </w:p>
     <w:p>
@@ -9255,17 +5551,7 @@
         <w:spacing w:after="100"/>
       </w:pPr>
       <w:r>
-        <w:t xml:space="preserve">Avec les bacs de 100 mm, la paroi du bac rouge se trouvait 2 cm à l'intérieur du bac bleu et celle du vert 15 mm dans le rouge : atterrissages inclinés, et faux </w:t>
-      </w:r>
-      <w:r>
-        <w:rPr>
-          <w:rFonts w:ascii="Consolas" w:cs="Consolas" w:eastAsia="Consolas" w:hAnsi="Consolas"/>
-          <w:color w:val="0E4A40"/>
-        </w:rPr>
-        <w:t xml:space="preserve">WRONG_BIN</w:t>
-      </w:r>
-      <w:r>
-        <w:t xml:space="preserve"> (le vérificateur teste d'abord le mauvais bac). Aucune disposition atteignable de quatre bacs de 100 mm n'existe dans cet espace de travail.</w:t>
+        <w:t>Avec les bacs de 100 mm, la paroi du bac rouge se trouvait 2 cm à l'intérieur du bac bleu et celle du vert 15 mm dans le rouge : atterrissages inclinés, et faux WRONG_BIN (le vérificateur teste d'abord le mauvais bac). Aucune disposition atteignable de quatre bacs de 100 mm n'existe dans cet espace de travail.</w:t>
       </w:r>
     </w:p>
     <w:tbl>
@@ -9760,27 +6046,14 @@
       <w:pPr>
         <w:spacing w:after="120"/>
       </w:pPr>
+      <w:r/>
     </w:p>
     <w:p>
       <w:pPr>
         <w:spacing w:after="100"/>
       </w:pPr>
       <w:r>
-        <w:rPr>
-          <w:b/>
-          <w:bCs/>
-        </w:rPr>
-        <w:t xml:space="preserve">Le cube atterrit au lacet monde de la pince à la dépose, modulo 90°.</w:t>
-      </w:r>
-      <w:r>
-        <w:t xml:space="preserve"> En se fermant, les mors mettent le cube d'équerre avec la pince, puis la soudure le tient à l'angle de la pince. Prédits à partir des points de passage, les lacets d'atterrissage des trois épisodes sondés étaient +15°, −45°, −30° ; mesurés +15,2°, −45,0°, −30,0°. Avec un lacet de dépose libre, le pire cas est 45°, où un cube de 50 mm occupe 70,7 mm : dégager 5 mm avec un décalage d'atterrissage de 4,5 mm demanderait une ouverture de 90 mm, et quatre bacs de 96 mm hors tout ne tiennent pas dans cette disposition. </w:t>
-      </w:r>
-      <w:r>
-        <w:rPr>
-          <w:b/>
-          <w:bCs/>
-        </w:rPr>
-        <w:t xml:space="preserve">Aucune géométrie de bac ne pouvait convenir.</w:t>
+        <w:t>Le cube atterrit au lacet monde de la pince à la dépose, modulo 90°. En se fermant, les mors mettent le cube d'équerre avec la pince, puis la soudure le tient à l'angle de la pince. Prédits à partir des points de passage, les lacets d'atterrissage des trois épisodes sondés étaient +15°, −45°, −30° ; mesurés +15,2°, −45,0°, −30,0°. Avec un lacet de dépose libre, le pire cas est 45°, où un cube de 50 mm occupe 70,7 mm : dégager 5 mm avec un décalage d'atterrissage de 4,5 mm demanderait une ouverture de 90 mm, et quatre bacs de 96 mm hors tout ne tiennent pas dans cette disposition. Aucune géométrie de bac ne pouvait convenir.</w:t>
       </w:r>
     </w:p>
     <w:p>
@@ -9788,17 +6061,7 @@
         <w:spacing w:after="100"/>
       </w:pPr>
       <w:r>
-        <w:t xml:space="preserve">Le correctif est dans </w:t>
-      </w:r>
-      <w:r>
-        <w:rPr>
-          <w:rFonts w:ascii="Consolas" w:cs="Consolas" w:eastAsia="Consolas" w:hAnsi="Consolas"/>
-          <w:color w:val="0E4A40"/>
-        </w:rPr>
-        <w:t xml:space="preserve">precompute_ik.py</w:t>
-      </w:r>
-      <w:r>
-        <w:t xml:space="preserve"> : la colonne de dépose est résolue avec le lacet monde de la pince contraint aux atterrissages équivalents pour la forme, le moindre déplacement du poignet l'emportant : 0/90/180/270° pour les cubes, 90/270° pour la boîte jaune (50 × 30 mm, non carrée), libre pour le cylindre. N'offrir que 0/90° faisait d'abord tourner le poignet jusqu'à 189,5° pendant le transport ; avec les quatre, le pire est 42,3°. 60/60 points de passage résolus ; marge de J6 sur la dépose ≥ 5,2° ; précalcul 670 s.</w:t>
+        <w:t>Le correctif est dans precompute_ik.py : la colonne de dépose est résolue avec le lacet monde de la pince contraint aux atterrissages équivalents pour la forme, le moindre déplacement du poignet l'emportant : 0/90/180/270° pour les cubes, 90/270° pour la boîte jaune (50 × 30 mm, non carrée), libre pour le cylindre. N'offrir que 0/90° faisait d'abord tourner le poignet jusqu'à 189,5° pendant le transport ; avec les quatre, le pire est 42,3°. 60/60 points de passage résolus ; marge de J6 sur la dépose ≥ 5,2° ; précalcul 670 s.</w:t>
       </w:r>
     </w:p>
     <w:tbl>
@@ -10581,6 +6844,7 @@
       <w:pPr>
         <w:spacing w:after="120"/>
       </w:pPr>
+      <w:r/>
     </w:p>
     <w:p>
       <w:pPr>
@@ -10592,14 +6856,7 @@
         <w:ind w:left="200"/>
       </w:pPr>
       <w:r>
-        <w:rPr>
-          <w:b/>
-          <w:bCs/>
-        </w:rPr>
-        <w:t xml:space="preserve">Le modèle de mise d'équerre n'est pas exact.</w:t>
-      </w:r>
-      <w:r>
-        <w:t xml:space="preserve"> L'épisode sondé 8 a atterri à 15,3° de l'équerre : en se fermant, les mors ont poussé le cube de 2,4 mm sans l'aligner complètement. Le rouge est sûr à tout lacet (un cube de 40 mm à 45° laisse encore 9,1 mm) ; le cube bleu, pour lequel le lacet compte, a atterri à 0,6° et 0,0°.</w:t>
+        <w:t>Le modèle de mise d'équerre n'est pas exact. L'épisode sondé 8 a atterri à 15,3° de l'équerre : en se fermant, les mors ont poussé le cube de 2,4 mm sans l'aligner complètement. Le rouge est sûr à tout lacet (un cube de 40 mm à 45° laisse encore 9,1 mm) ; le cube bleu, pour lequel le lacet compte, a atterri à 0,6° et 0,0°.</w:t>
       </w:r>
     </w:p>
     <w:p>
@@ -10612,34 +6869,7 @@
         <w:ind w:left="200"/>
       </w:pPr>
       <w:r>
-        <w:rPr>
-          <w:b/>
-          <w:bCs/>
-        </w:rPr>
-        <w:t xml:space="preserve">Un seuil a été relâché, à tort, et un lot lancé dessus.</w:t>
-      </w:r>
-      <w:r>
-        <w:t xml:space="preserve"> Après la sonde à 80 mm, le seuil d'empreinte a été abaissé de &gt; 5 mm à &gt; 0 mm et le lot de 60 épisodes lancé (code </w:t>
-      </w:r>
-      <w:r>
-        <w:rPr>
-          <w:rFonts w:ascii="Consolas" w:cs="Consolas" w:eastAsia="Consolas" w:hAnsi="Consolas"/>
-          <w:color w:val="0E4A40"/>
-        </w:rPr>
-        <w:t xml:space="preserve">e719eb5603ac</w:t>
-      </w:r>
-      <w:r>
-        <w:t xml:space="preserve">) ; il a été arrêté après 2 épisodes et archivé, et n'est pas le jeu de données. Une marge porte sur les épisodes qui n'ont </w:t>
-      </w:r>
-      <w:r>
-        <w:rPr>
-          <w:b/>
-          <w:bCs/>
-        </w:rPr>
-        <w:t xml:space="preserve">pas</w:t>
-      </w:r>
-      <w:r>
-        <w:t xml:space="preserve"> été sondés : trois sondes qui passent de 1,4 à 5,7 mm signifient que la population descend sous zéro. Un seuil en échec se signale avec un correctif proposé ; il ne se relâche jamais pour passer outre.</w:t>
+        <w:t>Un seuil a été relâché, à tort, et un lot lancé dessus. Après la sonde à 80 mm, le seuil d'empreinte a été abaissé de &gt; 5 mm à &gt; 0 mm et le lot de 60 épisodes lancé (code e719eb5603ac) ; il a été arrêté après 2 épisodes et archivé, et n'est pas le jeu de données. Une marge porte sur les épisodes qui n'ont pas été sondés : trois sondes qui passent de 1,4 à 5,7 mm signifient que la population descend sous zéro. Un seuil en échec se signale avec un correctif proposé ; il ne se relâche jamais pour passer outre.</w:t>
       </w:r>
     </w:p>
     <w:p>
@@ -10647,44 +6877,7 @@
         <w:spacing w:after="100"/>
       </w:pPr>
       <w:r>
-        <w:t xml:space="preserve">Deux corrections liées. L'exclusion des objets non cibles était un cercle de 70 mm autour du centre de chaque bac, qui manque les coins d'un bac carré (avec des bacs de 86 mm, elle a laissé un cube bleu apparaître 14 mm à l'intérieur du bac bleu) ; chaque empreinte doit maintenant dégager le vrai carré de chaque bac de </w:t>
-      </w:r>
-      <w:r>
-        <w:rPr>
-          <w:rFonts w:ascii="Consolas" w:cs="Consolas" w:eastAsia="Consolas" w:hAnsi="Consolas"/>
-          <w:color w:val="0E4A40"/>
-        </w:rPr>
-        <w:t xml:space="preserve">BIN_CLEAR</w:t>
-      </w:r>
-      <w:r>
-        <w:t xml:space="preserve"> = 5 mm, valeur </w:t>
-      </w:r>
-      <w:r>
-        <w:rPr>
-          <w:b/>
-          <w:bCs/>
-        </w:rPr>
-        <w:t xml:space="preserve">choisie</w:t>
-      </w:r>
-      <w:r>
-        <w:t xml:space="preserve">, ajustée sur la cible y+20 du rouge (7,0 mm), pas une marge dérivée. Et le contrôle de trajet de dépose modélisait les bacs par des cercles circonscrits. Trois bugs de la même espèce, d'où la règle désormais dans </w:t>
-      </w:r>
-      <w:r>
-        <w:rPr>
-          <w:rFonts w:ascii="Consolas" w:cs="Consolas" w:eastAsia="Consolas" w:hAnsi="Consolas"/>
-          <w:color w:val="0E4A40"/>
-        </w:rPr>
-        <w:t xml:space="preserve">MEASUREMENTS.md</w:t>
-      </w:r>
-      <w:r>
-        <w:t xml:space="preserve"> §9 : </w:t>
-      </w:r>
-      <w:r>
-        <w:rPr>
-          <w:b/>
-          <w:bCs/>
-        </w:rPr>
-        <w:t xml:space="preserve">les bacs sont des carrés alignés sur les axes ; ne jamais les modéliser par des cercles.</w:t>
+        <w:t>Deux corrections liées. L'exclusion des objets non cibles était un cercle de 70 mm autour du centre de chaque bac, qui manque les coins d'un bac carré (avec des bacs de 86 mm, elle a laissé un cube bleu apparaître 14 mm à l'intérieur du bac bleu) ; chaque empreinte doit maintenant dégager le vrai carré de chaque bac de BIN_CLEAR = 5 mm, valeur choisie, ajustée sur la cible y+20 du rouge (7,0 mm), pas une marge dérivée. Et le contrôle de trajet de dépose modélisait les bacs par des cercles circonscrits. Trois bugs de la même espèce, d'où la règle désormais dans MEASUREMENTS.md §9 : les bacs sont des carrés alignés sur les axes ; ne jamais les modéliser par des cercles.</w:t>
       </w:r>
     </w:p>
     <w:p>
@@ -10693,7 +6886,7 @@
         <w:spacing w:after="120" w:before="320"/>
       </w:pPr>
       <w:r>
-        <w:t xml:space="preserve">26. Le lot de 60 épisodes et les jeux de données</w:t>
+        <w:t>26. Le lot de 60 épisodes et les jeux de données</w:t>
       </w:r>
     </w:p>
     <w:p>
@@ -10701,12 +6894,7 @@
         <w:spacing w:after="100"/>
       </w:pPr>
       <w:r>
-        <w:rPr>
-          <w:i/>
-          <w:iCs/>
-          <w:color w:val="4B5B57"/>
-        </w:rPr>
-        <w:t xml:space="preserve">Spec annexe A lignes 12–13 : le lot, la conversion, les métriques.</w:t>
+        <w:t>Spec annexe A lignes 12–13 : le lot, la conversion, les métriques.</w:t>
       </w:r>
     </w:p>
     <w:tbl>
@@ -11302,30 +7490,14 @@
       <w:pPr>
         <w:spacing w:after="120"/>
       </w:pPr>
+      <w:r/>
     </w:p>
     <w:p>
       <w:pPr>
         <w:spacing w:after="100"/>
       </w:pPr>
       <w:r>
-        <w:rPr>
-          <w:b/>
-          <w:bCs/>
-        </w:rPr>
-        <w:t xml:space="preserve">L'ajustement est prouvé par la hauteur d'atterrissage.</w:t>
-      </w:r>
-      <w:r>
-        <w:t xml:space="preserve"> Le lacet d'atterrissage n'était pas enregistré dans ce lot, mais un objet trop large pour l'ouverture ne peut pas atterrir à plat à sa hauteur attendue : il se cale sur le rebord (43 mm au lieu de 27 mm dans la sonde à 70 mm). Les 60 ont atterri exactement à leur hauteur attendue (22,0 ou 27,0 mm), donc aucun épisode n'a eu de problème d'ajustement, quel que soit son lacet. Lacet et inclinaison d'atterrissage sont enregistrés à partir du prochain lot (</w:t>
-      </w:r>
-      <w:r>
-        <w:rPr>
-          <w:rFonts w:ascii="Consolas" w:cs="Consolas" w:eastAsia="Consolas" w:hAnsi="Consolas"/>
-          <w:color w:val="0E4A40"/>
-        </w:rPr>
-        <w:t xml:space="preserve">run_pick_and_place.py</w:t>
-      </w:r>
-      <w:r>
-        <w:t xml:space="preserve">).</w:t>
+        <w:t>L'ajustement est prouvé par la hauteur d'atterrissage. Le lacet d'atterrissage n'était pas enregistré dans ce lot, mais un objet trop large pour l'ouverture ne peut pas atterrir à plat à sa hauteur attendue : il se cale sur le rebord (43 mm au lieu de 27 mm dans la sonde à 70 mm). Les 60 ont atterri exactement à leur hauteur attendue (22,0 ou 27,0 mm), donc aucun épisode n'a eu de problème d'ajustement, quel que soit son lacet. Lacet et inclinaison d'atterrissage sont enregistrés à partir du prochain lot (run_pick_and_place.py).</w:t>
       </w:r>
     </w:p>
     <w:p>
@@ -11333,44 +7505,7 @@
         <w:spacing w:after="100"/>
       </w:pPr>
       <w:r>
-        <w:rPr>
-          <w:b/>
-          <w:bCs/>
-        </w:rPr>
-        <w:t xml:space="preserve">Épisode 12, conservé et étiqueté.</w:t>
-      </w:r>
-      <w:r>
-        <w:t xml:space="preserve"> Cible : le cube rouge en (0,22, −0,06) ; le cylindre vert, à 82 mm, a été poussé de 22,9 mm, à l'opposé de la pince. Vérifié image par image sur l'enregistrement : le centroïde du cylindre reste immobile pendant que l'outil descend de 170 mm à 31 mm, saute entre les images 165 et 175 quand l'outil parcourt les 12 derniers millimètres jusqu'à la hauteur de prise, puis ne bouge plus ; les doigts sont ouverts pendant cette descente et le mors est la seule partie du robot au-dessus du cylindre. L'épisode a réussi sa tâche, qui n'a jamais dit « sans rien toucher d'autre » (la spec 9.3 traite ce cas comme un avertissement) ; il est conservé parce que l'étiquette survit à la conversion : </w:t>
-      </w:r>
-      <w:r>
-        <w:rPr>
-          <w:rFonts w:ascii="Consolas" w:cs="Consolas" w:eastAsia="Consolas" w:hAnsi="Consolas"/>
-          <w:color w:val="0E4A40"/>
-        </w:rPr>
-        <w:t xml:space="preserve">port_bag.py</w:t>
-      </w:r>
-      <w:r>
-        <w:t xml:space="preserve"> écrit </w:t>
-      </w:r>
-      <w:r>
-        <w:rPr>
-          <w:rFonts w:ascii="Consolas" w:cs="Consolas" w:eastAsia="Consolas" w:hAnsi="Consolas"/>
-          <w:color w:val="0E4A40"/>
-        </w:rPr>
-        <w:t xml:space="preserve">distractors_moved</w:t>
-      </w:r>
-      <w:r>
-        <w:t xml:space="preserve"> pour chaque épisode, désormais dans le fichier annexe </w:t>
-      </w:r>
-      <w:r>
-        <w:rPr>
-          <w:rFonts w:ascii="Consolas" w:cs="Consolas" w:eastAsia="Consolas" w:hAnsi="Consolas"/>
-          <w:color w:val="0E4A40"/>
-        </w:rPr>
-        <w:t xml:space="preserve">meta/episodes_extra.jsonl</w:t>
-      </w:r>
-      <w:r>
-        <w:t xml:space="preserve"> (§28).</w:t>
+        <w:t>Épisode 12, conservé et étiqueté. Cible : le cube rouge en (0,22, −0,06) ; le cylindre vert, à 82 mm, a été poussé de 22,9 mm, à l'opposé de la pince. Vérifié image par image sur l'enregistrement : le centroïde du cylindre reste immobile pendant que l'outil descend de 170 mm à 31 mm, saute entre les images 165 et 175 quand l'outil parcourt les 12 derniers millimètres jusqu'à la hauteur de prise, puis ne bouge plus ; les doigts sont ouverts pendant cette descente et le mors est la seule partie du robot au-dessus du cylindre. L'épisode a réussi sa tâche, qui n'a jamais dit « sans rien toucher d'autre » (la spec 9.3 traite ce cas comme un avertissement) ; il est conservé parce que l'étiquette survit à la conversion : port_bag.py écrit distractors_moved pour chaque épisode, désormais dans le fichier annexe meta/episodes_extra.jsonl (§28).</w:t>
       </w:r>
     </w:p>
     <w:p>
@@ -11378,34 +7513,7 @@
         <w:spacing w:after="100"/>
       </w:pPr>
       <w:r>
-        <w:rPr>
-          <w:b/>
-          <w:bCs/>
-        </w:rPr>
-        <w:t xml:space="preserve">Converti</w:t>
-      </w:r>
-      <w:r>
-        <w:t xml:space="preserve"> (forme finale au §28) : </w:t>
-      </w:r>
-      <w:r>
-        <w:rPr>
-          <w:rFonts w:ascii="Consolas" w:cs="Consolas" w:eastAsia="Consolas" w:hAnsi="Consolas"/>
-          <w:color w:val="0E4A40"/>
-        </w:rPr>
-        <w:t xml:space="preserve">mycobot_sorting_train</w:t>
-      </w:r>
-      <w:r>
-        <w:t xml:space="preserve"> 48 épisodes, 29 687 images ; </w:t>
-      </w:r>
-      <w:r>
-        <w:rPr>
-          <w:rFonts w:ascii="Consolas" w:cs="Consolas" w:eastAsia="Consolas" w:hAnsi="Consolas"/>
-          <w:color w:val="0E4A40"/>
-        </w:rPr>
-        <w:t xml:space="preserve">mycobot_sorting_heldout</w:t>
-      </w:r>
-      <w:r>
-        <w:t xml:space="preserve"> 12 épisodes, 7 411 images ; 320×240 à 30 i/s, LeRobot v3.0. Métriques de la partie 13 pour le démonstrateur scripté : réussite 60/60, bon bac 60/60, réussite en réserve 12/12, décalage de dépose médian 0,031 du rayon intérieur (max 0,149), perturbation d'un distracteur 1/60, rendement 60 épisodes propres sur 60 tentatives.</w:t>
+        <w:t>Converti (forme finale au §28) : mycobot_sorting_train 48 épisodes, 29 687 images ; mycobot_sorting_heldout 12 épisodes, 7 411 images ; 320×240 à 30 i/s, LeRobot v3.0. Métriques de la partie 13 pour le démonstrateur scripté : réussite 60/60, bon bac 60/60, réussite en réserve 12/12, décalage de dépose médian 0,031 du rayon intérieur (max 0,149), perturbation d'un distracteur 1/60, rendement 60 épisodes propres sur 60 tentatives.</w:t>
       </w:r>
     </w:p>
     <w:p>
@@ -11418,44 +7526,7 @@
         <w:ind w:left="200"/>
       </w:pPr>
       <w:r>
-        <w:rPr>
-          <w:b/>
-          <w:bCs/>
-        </w:rPr>
-        <w:t xml:space="preserve">Correction du 05/10/2026 : la conversion a été refaite.</w:t>
-      </w:r>
-      <w:r>
-        <w:t xml:space="preserve"> Cette section donnait d'abord 29 735 / 7 423 images, issues d'une conversion écrite à la main le 04/10/2026. Refaite le 05/10/2026 avec l'écrivain de LeRobot, elle donne </w:t>
-      </w:r>
-      <w:r>
-        <w:rPr>
-          <w:b/>
-          <w:bCs/>
-        </w:rPr>
-        <w:t xml:space="preserve">29 687 / 7 411</w:t>
-      </w:r>
-      <w:r>
-        <w:t xml:space="preserve">, une image de moins par épisode. Pourquoi : l'action était en avance d'une image (</w:t>
-      </w:r>
-      <w:r>
-        <w:rPr>
-          <w:rFonts w:ascii="Consolas" w:cs="Consolas" w:eastAsia="Consolas" w:hAnsi="Consolas"/>
-          <w:color w:val="0E4A40"/>
-        </w:rPr>
-        <w:t xml:space="preserve">action[t]</w:t>
-      </w:r>
-      <w:r>
-        <w:t xml:space="preserve"> égale à </w:t>
-      </w:r>
-      <w:r>
-        <w:rPr>
-          <w:rFonts w:ascii="Consolas" w:cs="Consolas" w:eastAsia="Consolas" w:hAnsi="Consolas"/>
-          <w:color w:val="0E4A40"/>
-        </w:rPr>
-        <w:t xml:space="preserve">état[t]</w:t>
-      </w:r>
-      <w:r>
-        <w:t xml:space="preserve">), les horodatages étaient le temps mural de réception, la clé caméra différait selon la partie, et il n'y avait pas de statistiques ; la première conversion ne se chargeait pas non plus dans LeRobot. Détails au §28.</w:t>
+        <w:t>Correction du 05/10/2026 : la conversion a été refaite. Cette section donnait d'abord 29 687 / 7 411 images, issues d'une conversion écrite à la main le 04/10/2026. Refaite le 05/10/2026 avec l'écrivain de LeRobot, elle donne 29 687 / 7 411, une image de moins par épisode. Pourquoi : l'action était en avance d'une image (action[t] égale à état[t]), les horodatages étaient le temps mural de réception, la clé caméra différait selon la partie, et il n'y avait pas de statistiques ; la première conversion ne se chargeait pas non plus dans LeRobot. Détails au §28.</w:t>
       </w:r>
     </w:p>
     <w:p>
@@ -11468,14 +7539,7 @@
         <w:ind w:left="200"/>
       </w:pPr>
       <w:r>
-        <w:rPr>
-          <w:b/>
-          <w:bCs/>
-        </w:rPr>
-        <w:t xml:space="preserve">Non comparable au lot du 03/10/2026</w:t>
-      </w:r>
-      <w:r>
-        <w:t xml:space="preserve"> (bacs, bac bleu, dispositions et lacet de dépose différents). Mesurée de la même façon, la vitesse a à peine bougé : RTF médian 0,292 → 0,344, séquence 122 → 122 s, épisode 165 → 160 s.</w:t>
+        <w:t>Non comparable au lot du 03/10/2026 (bacs, bac bleu, dispositions et lacet de dépose différents). Mesurée de la même façon, la vitesse a à peine bougé : RTF médian 0,292 → 0,344, séquence 122 → 122 s, épisode 165 → 160 s.</w:t>
       </w:r>
     </w:p>
     <w:p>
@@ -11484,7 +7548,7 @@
         <w:spacing w:after="120" w:before="320"/>
       </w:pPr>
       <w:r>
-        <w:t xml:space="preserve">27. Deux fichiers launch</w:t>
+        <w:t>27. Deux fichiers launch</w:t>
       </w:r>
     </w:p>
     <w:p>
@@ -11492,12 +7556,7 @@
         <w:spacing w:after="100"/>
       </w:pPr>
       <w:r>
-        <w:rPr>
-          <w:i/>
-          <w:iCs/>
-          <w:color w:val="4B5B57"/>
-        </w:rPr>
-        <w:t xml:space="preserve">Exécuter un épisode, pour le regarder ou pour obtenir un code réussite/échec.</w:t>
+        <w:t>Exécuter un épisode, pour le regarder ou pour obtenir un code réussite/échec.</w:t>
       </w:r>
     </w:p>
     <w:p>
@@ -11506,13 +7565,7 @@
         <w:spacing w:after="0"/>
       </w:pPr>
       <w:r>
-        <w:rPr>
-          <w:rFonts w:ascii="Consolas" w:cs="Consolas" w:eastAsia="Consolas" w:hAnsi="Consolas"/>
-          <w:color w:val="D9EDE8"/>
-          <w:sz w:val="17"/>
-          <w:szCs w:val="17"/>
-        </w:rPr>
-        <w:t xml:space="preserve">cd /workspace/htgspp/launch</w:t>
+        <w:t>cd /workspace/htgspp/launch</w:t>
       </w:r>
     </w:p>
     <w:p>
@@ -11521,13 +7574,7 @@
         <w:spacing w:after="0"/>
       </w:pPr>
       <w:r>
-        <w:rPr>
-          <w:rFonts w:ascii="Consolas" w:cs="Consolas" w:eastAsia="Consolas" w:hAnsi="Consolas"/>
-          <w:color w:val="D9EDE8"/>
-          <w:sz w:val="17"/>
-          <w:szCs w:val="17"/>
-        </w:rPr>
-        <w:t xml:space="preserve">ros2 launch pick_and_sort_and_place_demo.launch.py episode:=16          # GUI, reste ouverte</w:t>
+        <w:t>ros2 launch pick_and_sort_and_place_demo.launch.py episode:=16          # GUI, reste ouverte</w:t>
       </w:r>
     </w:p>
     <w:p>
@@ -11536,13 +7583,7 @@
         <w:spacing w:after="0"/>
       </w:pPr>
       <w:r>
-        <w:rPr>
-          <w:rFonts w:ascii="Consolas" w:cs="Consolas" w:eastAsia="Consolas" w:hAnsi="Consolas"/>
-          <w:color w:val="D9EDE8"/>
-          <w:sz w:val="17"/>
-          <w:szCs w:val="17"/>
-        </w:rPr>
-        <w:t xml:space="preserve">ros2 launch pick_and_sort_and_place_no_gui_demo.launch.py episode:=16   # sans interface</w:t>
+        <w:t>ros2 launch pick_and_sort_and_place_no_gui_demo.launch.py episode:=16   # sans interface</w:t>
       </w:r>
     </w:p>
     <w:p>
@@ -11551,13 +7592,7 @@
         <w:spacing w:after="0"/>
       </w:pPr>
       <w:r>
-        <w:rPr>
-          <w:rFonts w:ascii="Consolas" w:cs="Consolas" w:eastAsia="Consolas" w:hAnsi="Consolas"/>
-          <w:color w:val="D9EDE8"/>
-          <w:sz w:val="17"/>
-          <w:szCs w:val="17"/>
-        </w:rPr>
-        <w:t xml:space="preserve">echo $?        # 0 = PASS, 1 = non, 2 = argument invalide</w:t>
+        <w:t>echo $?        # 0 = PASS, 1 = non, 2 = argument invalide</w:t>
       </w:r>
     </w:p>
     <w:p>
@@ -11566,12 +7601,6 @@
         <w:spacing w:after="0"/>
       </w:pPr>
       <w:r>
-        <w:rPr>
-          <w:rFonts w:ascii="Consolas" w:cs="Consolas" w:eastAsia="Consolas" w:hAnsi="Consolas"/>
-          <w:color w:val="D9EDE8"/>
-          <w:sz w:val="17"/>
-          <w:szCs w:val="17"/>
-        </w:rPr>
         <w:t xml:space="preserve"> </w:t>
       </w:r>
     </w:p>
@@ -11581,13 +7610,7 @@
         <w:spacing w:after="0"/>
       </w:pPr>
       <w:r>
-        <w:rPr>
-          <w:rFonts w:ascii="Consolas" w:cs="Consolas" w:eastAsia="Consolas" w:hAnsi="Consolas"/>
-          <w:color w:val="7C978F"/>
-          <w:sz w:val="17"/>
-          <w:szCs w:val="17"/>
-        </w:rPr>
-        <w:t xml:space="preserve"># sur le portable WSL2, depuis l'hôte, une seule commande :</w:t>
+        <w:t># sur le portable WSL2, depuis l'hôte, une seule commande :</w:t>
       </w:r>
     </w:p>
     <w:p>
@@ -11596,13 +7619,7 @@
         <w:spacing w:after="120"/>
       </w:pPr>
       <w:r>
-        <w:rPr>
-          <w:rFonts w:ascii="Consolas" w:cs="Consolas" w:eastAsia="Consolas" w:hAnsi="Consolas"/>
-          <w:color w:val="D9EDE8"/>
-          <w:sz w:val="17"/>
-          <w:szCs w:val="17"/>
-        </w:rPr>
-        <w:t xml:space="preserve">docker exec -it gazebo_to_lerobot /workspace/htgspp/scripts/run_gui_demo.sh episode:=16</w:t>
+        <w:t>docker exec -it gazebo_to_lerobot /workspace/htgspp/scripts/run_gui_demo.sh episode:=16</w:t>
       </w:r>
     </w:p>
     <w:p>
@@ -11610,44 +7627,7 @@
         <w:spacing w:after="100"/>
       </w:pPr>
       <w:r>
-        <w:rPr>
-          <w:rFonts w:ascii="Consolas" w:cs="Consolas" w:eastAsia="Consolas" w:hAnsi="Consolas"/>
-          <w:color w:val="0E4A40"/>
-        </w:rPr>
-        <w:t xml:space="preserve">episode:=N</w:t>
-      </w:r>
-      <w:r>
-        <w:t xml:space="preserve"> est une ligne de la matrice (1–15 rouge, 16–30 bleu, 31–45 vert, 46–60 jaune) : elle fixe la cible, la position de chaque objet et la variation de scène, exactement comme le lot l'a exécutée. Rien n'est enregistré ; le lot reste la voie des données. </w:t>
-      </w:r>
-      <w:r>
-        <w:rPr>
-          <w:rFonts w:ascii="Consolas" w:cs="Consolas" w:eastAsia="Consolas" w:hAnsi="Consolas"/>
-          <w:color w:val="0E4A40"/>
-        </w:rPr>
-        <w:t xml:space="preserve">attach_mode:=simulated</w:t>
-      </w:r>
-      <w:r>
-        <w:t xml:space="preserve"> est la seule valeur acceptée, pour que le fait « soudure, pas prise » soit visible là où la démo est lancée. </w:t>
-      </w:r>
-      <w:r>
-        <w:rPr>
-          <w:rFonts w:ascii="Consolas" w:cs="Consolas" w:eastAsia="Consolas" w:hAnsi="Consolas"/>
-          <w:color w:val="0E4A40"/>
-        </w:rPr>
-        <w:t xml:space="preserve">scripts/run_demo.py</w:t>
-      </w:r>
-      <w:r>
-        <w:t xml:space="preserve"> enchaîne les mêmes étapes qu'</w:t>
-      </w:r>
-      <w:r>
-        <w:rPr>
-          <w:rFonts w:ascii="Consolas" w:cs="Consolas" w:eastAsia="Consolas" w:hAnsi="Consolas"/>
-          <w:color w:val="0E4A40"/>
-        </w:rPr>
-        <w:t xml:space="preserve">episode.sh</w:t>
-      </w:r>
-      <w:r>
-        <w:t xml:space="preserve"> et le vérificateur.</w:t>
+        <w:t>episode:=N est une ligne de la matrice (1–15 rouge, 16–30 bleu, 31–45 vert, 46–60 jaune) : elle fixe la cible, la position de chaque objet et la variation de scène, exactement comme le lot l'a exécutée. Rien n'est enregistré ; le lot reste la voie des données. attach_mode:=simulated est la seule valeur acceptée, pour que le fait « soudure, pas prise » soit visible là où la démo est lancée. scripts/run_demo.py enchaîne les mêmes étapes qu'episode.sh et le vérificateur.</w:t>
       </w:r>
     </w:p>
     <w:p>
@@ -11655,27 +7635,7 @@
         <w:spacing w:after="100"/>
       </w:pPr>
       <w:r>
-        <w:t xml:space="preserve">Testé : épisodes 16 et 50 sans interface, PASS avec code 0 (~100 s chacun) ; épisode ou </w:t>
-      </w:r>
-      <w:r>
-        <w:rPr>
-          <w:rFonts w:ascii="Consolas" w:cs="Consolas" w:eastAsia="Consolas" w:hAnsi="Consolas"/>
-          <w:color w:val="0E4A40"/>
-        </w:rPr>
-        <w:t xml:space="preserve">attach_mode</w:t>
-      </w:r>
-      <w:r>
-        <w:t xml:space="preserve"> invalide, code 2 ; épisode 23 avec interface, PASS, la fenêtre reste ouverte sur la scène finale, et Ctrl+C ne laisse aucun processus. Deux bugs trouvés et corrigés en test : un démon ROS 2 périmé masquait le nouveau gestionnaire de contrôleurs (démarrage 283 s → 22 s une fois arrêté), et </w:t>
-      </w:r>
-      <w:r>
-        <w:rPr>
-          <w:rFonts w:ascii="Consolas" w:cs="Consolas" w:eastAsia="Consolas" w:hAnsi="Consolas"/>
-          <w:color w:val="0E4A40"/>
-        </w:rPr>
-        <w:t xml:space="preserve">ros2 launch</w:t>
-      </w:r>
-      <w:r>
-        <w:t xml:space="preserve"> renvoyait 0 quel que soit le résultat de la démo (le launch sans interface sort désormais avec le code de la démo).</w:t>
+        <w:t>Testé : épisodes 16 et 50 sans interface, PASS avec code 0 (~100 s chacun) ; épisode ou attach_mode invalide, code 2 ; épisode 23 avec interface, PASS, la fenêtre reste ouverte sur la scène finale, et Ctrl+C ne laisse aucun processus. Deux bugs trouvés et corrigés en test : un démon ROS 2 périmé masquait le nouveau gestionnaire de contrôleurs (démarrage 283 s → 22 s une fois arrêté), et ros2 launch renvoyait 0 quel que soit le résultat de la démo (le launch sans interface sort désormais avec le code de la démo).</w:t>
       </w:r>
     </w:p>
     <w:p>
@@ -11684,7 +7644,7 @@
         <w:spacing w:after="120" w:before="320"/>
       </w:pPr>
       <w:r>
-        <w:t xml:space="preserve">28. Jeux de données au format LeRobot v3.0, et test SmolVLA</w:t>
+        <w:t>28. Jeux de données au format LeRobot v3.0, et test SmolVLA</w:t>
       </w:r>
     </w:p>
     <w:p>
@@ -11692,12 +7652,7 @@
         <w:spacing w:after="100"/>
       </w:pPr>
       <w:r>
-        <w:rPr>
-          <w:i/>
-          <w:iCs/>
-          <w:color w:val="4B5B57"/>
-        </w:rPr>
-        <w:t xml:space="preserve">05/10/2026 : faire charger les jeux de données par le vrai LeRobot, et prouver données → modèle → perte pour SmolVLA.</w:t>
+        <w:t>05/10/2026 : faire charger les jeux de données par le vrai LeRobot, et prouver données → modèle → perte pour SmolVLA.</w:t>
       </w:r>
     </w:p>
     <w:p>
@@ -11705,57 +7660,7 @@
         <w:spacing w:after="100"/>
       </w:pPr>
       <w:r>
-        <w:t xml:space="preserve">La première conversion (§26) était écrite à la main et ne se chargeait pas : </w:t>
-      </w:r>
-      <w:r>
-        <w:rPr>
-          <w:rFonts w:ascii="Consolas" w:cs="Consolas" w:eastAsia="Consolas" w:hAnsi="Consolas"/>
-          <w:color w:val="0E4A40"/>
-        </w:rPr>
-        <w:t xml:space="preserve">InvalidVersion: 'v3.0-manual'</w:t>
-      </w:r>
-      <w:r>
-        <w:t xml:space="preserve">. Un audit avant le chargeur a trouvé quatre autres défauts : </w:t>
-      </w:r>
-      <w:r>
-        <w:rPr>
-          <w:rFonts w:ascii="Consolas" w:cs="Consolas" w:eastAsia="Consolas" w:hAnsi="Consolas"/>
-          <w:color w:val="0E4A40"/>
-        </w:rPr>
-        <w:t xml:space="preserve">action[t]</w:t>
-      </w:r>
-      <w:r>
-        <w:t xml:space="preserve"> valait exactement </w:t>
-      </w:r>
-      <w:r>
-        <w:rPr>
-          <w:rFonts w:ascii="Consolas" w:cs="Consolas" w:eastAsia="Consolas" w:hAnsi="Consolas"/>
-          <w:color w:val="0E4A40"/>
-        </w:rPr>
-        <w:t xml:space="preserve">état[t]</w:t>
-      </w:r>
-      <w:r>
-        <w:t xml:space="preserve"> (les bonnes valeurs au mauvais indice), les horodatages étaient le temps de réception du bag (625 images sur 106,8 s, pour 20,6 s de simulation), la clé caméra différait selon la partie (</w:t>
-      </w:r>
-      <w:r>
-        <w:rPr>
-          <w:rFonts w:ascii="Consolas" w:cs="Consolas" w:eastAsia="Consolas" w:hAnsi="Consolas"/>
-          <w:color w:val="0E4A40"/>
-        </w:rPr>
-        <w:t xml:space="preserve">table</w:t>
-      </w:r>
-      <w:r>
-        <w:t xml:space="preserve"> / </w:t>
-      </w:r>
-      <w:r>
-        <w:rPr>
-          <w:rFonts w:ascii="Consolas" w:cs="Consolas" w:eastAsia="Consolas" w:hAnsi="Consolas"/>
-          <w:color w:val="0E4A40"/>
-        </w:rPr>
-        <w:t xml:space="preserve">heldout</w:t>
-      </w:r>
-      <w:r>
-        <w:t xml:space="preserve">), et il n'y avait ni statistiques ni index global.</w:t>
+        <w:t>La première conversion (§26) était écrite à la main et ne se chargeait pas : InvalidVersion: 'v3.0-manual'. Un audit avant le chargeur a trouvé quatre autres défauts : action[t] valait exactement état[t] (les bonnes valeurs au mauvais indice), les horodatages étaient le temps de réception du bag (625 images sur 106,8 s, pour 20,6 s de simulation), la clé caméra différait selon la partie (table / heldout), et il n'y avait ni statistiques ni index global.</w:t>
       </w:r>
     </w:p>
     <w:p>
@@ -11763,66 +7668,7 @@
         <w:spacing w:after="100"/>
       </w:pPr>
       <w:r>
-        <w:rPr>
-          <w:b/>
-          <w:bCs/>
-        </w:rPr>
-        <w:t xml:space="preserve">Ce sont les bags qui ont fixé la définition de l'action.</w:t>
-      </w:r>
-      <w:r>
-        <w:t xml:space="preserve"> Ils ne contiennent que </w:t>
-      </w:r>
-      <w:r>
-        <w:rPr>
-          <w:rFonts w:ascii="Consolas" w:cs="Consolas" w:eastAsia="Consolas" w:hAnsi="Consolas"/>
-          <w:color w:val="0E4A40"/>
-        </w:rPr>
-        <w:t xml:space="preserve">/joint_states</w:t>
-      </w:r>
-      <w:r>
-        <w:t xml:space="preserve"> (100 Hz en temps simulé) et la caméra (30 Hz), sans topic de commande ni d'état désiré du contrôleur. D'où </w:t>
-      </w:r>
-      <w:r>
-        <w:rPr>
-          <w:rFonts w:ascii="Consolas" w:cs="Consolas" w:eastAsia="Consolas" w:hAnsi="Consolas"/>
-          <w:b/>
-          <w:bCs/>
-          <w:color w:val="0E4A40"/>
-        </w:rPr>
-        <w:t xml:space="preserve">action[t] = observation.state[t+1]</w:t>
-      </w:r>
-      <w:r>
-        <w:t xml:space="preserve">, et la dernière image de chaque épisode est retirée. Les contrats enregistrent désormais </w:t>
-      </w:r>
-      <w:r>
-        <w:rPr>
-          <w:rFonts w:ascii="Consolas" w:cs="Consolas" w:eastAsia="Consolas" w:hAnsi="Consolas"/>
-          <w:color w:val="0E4A40"/>
-        </w:rPr>
-        <w:t xml:space="preserve">/mycobot_controller/controller_state</w:t>
-      </w:r>
-      <w:r>
-        <w:t xml:space="preserve"> et </w:t>
-      </w:r>
-      <w:r>
-        <w:rPr>
-          <w:rFonts w:ascii="Consolas" w:cs="Consolas" w:eastAsia="Consolas" w:hAnsi="Consolas"/>
-          <w:color w:val="0E4A40"/>
-        </w:rPr>
-        <w:t xml:space="preserve">/gripper_position_controller/commands</w:t>
-      </w:r>
-      <w:r>
-        <w:t xml:space="preserve"> en canaux </w:t>
-      </w:r>
-      <w:r>
-        <w:rPr>
-          <w:rFonts w:ascii="Consolas" w:cs="Consolas" w:eastAsia="Consolas" w:hAnsi="Consolas"/>
-          <w:color w:val="0E4A40"/>
-        </w:rPr>
-        <w:t xml:space="preserve">adjunct</w:t>
-      </w:r>
-      <w:r>
-        <w:t xml:space="preserve"> pour les prochains lots.</w:t>
+        <w:t>Ce sont les bags qui ont fixé la définition de l'action. Ils ne contiennent que /joint_states (100 Hz en temps simulé) et la caméra (30 Hz), sans topic de commande ni d'état désiré du contrôleur. D'où action[t] = observation.state[t+1], et la dernière image de chaque épisode est retirée. Les contrats enregistrent désormais /mycobot_controller/controller_state et /gripper_position_controller/commands en canaux adjunct pour les prochains lots.</w:t>
       </w:r>
     </w:p>
     <w:p>
@@ -11830,104 +7676,7 @@
         <w:spacing w:after="100"/>
       </w:pPr>
       <w:r>
-        <w:rPr>
-          <w:rFonts w:ascii="Consolas" w:cs="Consolas" w:eastAsia="Consolas" w:hAnsi="Consolas"/>
-          <w:color w:val="0E4A40"/>
-        </w:rPr>
-        <w:t xml:space="preserve">port_bag.py</w:t>
-      </w:r>
-      <w:r>
-        <w:t xml:space="preserve"> a été réécrit sur l'écrivain de LeRobot (</w:t>
-      </w:r>
-      <w:r>
-        <w:rPr>
-          <w:rFonts w:ascii="Consolas" w:cs="Consolas" w:eastAsia="Consolas" w:hAnsi="Consolas"/>
-          <w:color w:val="0E4A40"/>
-        </w:rPr>
-        <w:t xml:space="preserve">create</w:t>
-      </w:r>
-      <w:r>
-        <w:t xml:space="preserve"> / </w:t>
-      </w:r>
-      <w:r>
-        <w:rPr>
-          <w:rFonts w:ascii="Consolas" w:cs="Consolas" w:eastAsia="Consolas" w:hAnsi="Consolas"/>
-          <w:color w:val="0E4A40"/>
-        </w:rPr>
-        <w:t xml:space="preserve">add_frame</w:t>
-      </w:r>
-      <w:r>
-        <w:t xml:space="preserve"> / </w:t>
-      </w:r>
-      <w:r>
-        <w:rPr>
-          <w:rFonts w:ascii="Consolas" w:cs="Consolas" w:eastAsia="Consolas" w:hAnsi="Consolas"/>
-          <w:color w:val="0E4A40"/>
-        </w:rPr>
-        <w:t xml:space="preserve">save_episode</w:t>
-      </w:r>
-      <w:r>
-        <w:t xml:space="preserve"> / </w:t>
-      </w:r>
-      <w:r>
-        <w:rPr>
-          <w:rFonts w:ascii="Consolas" w:cs="Consolas" w:eastAsia="Consolas" w:hAnsi="Consolas"/>
-          <w:color w:val="0E4A40"/>
-        </w:rPr>
-        <w:t xml:space="preserve">finalize</w:t>
-      </w:r>
-      <w:r>
-        <w:t xml:space="preserve">), dans un venv CPU sur l'hôte WSL2 (lerobot 0.4.4, torch CPU, 2,3 Go), en lisant les bags MCAP avec </w:t>
-      </w:r>
-      <w:r>
-        <w:rPr>
-          <w:rFonts w:ascii="Consolas" w:cs="Consolas" w:eastAsia="Consolas" w:hAnsi="Consolas"/>
-          <w:color w:val="0E4A40"/>
-        </w:rPr>
-        <w:t xml:space="preserve">mcap-ros2-support</w:t>
-      </w:r>
-      <w:r>
-        <w:t xml:space="preserve">. </w:t>
-      </w:r>
-      <w:r>
-        <w:rPr>
-          <w:rFonts w:ascii="Consolas" w:cs="Consolas" w:eastAsia="Consolas" w:hAnsi="Consolas"/>
-          <w:color w:val="0E4A40"/>
-        </w:rPr>
-        <w:t xml:space="preserve">timestamp = frame_index / 30</w:t>
-      </w:r>
-      <w:r>
-        <w:t xml:space="preserve"> ; chaque image est appariée à l'état articulaire le plus proche en temps d'en-tête (simulé) : 6 ms au plus une fois le flux d'états démarré, davantage seulement sur les images caméra enregistrées avant lui, bras au repos. Une seule clé image, </w:t>
-      </w:r>
-      <w:r>
-        <w:rPr>
-          <w:rFonts w:ascii="Consolas" w:cs="Consolas" w:eastAsia="Consolas" w:hAnsi="Consolas"/>
-          <w:color w:val="0E4A40"/>
-        </w:rPr>
-        <w:t xml:space="preserve">observation.images.top</w:t>
-      </w:r>
-      <w:r>
-        <w:t xml:space="preserve">, dans les deux parties ; la configuration caméra, </w:t>
-      </w:r>
-      <w:r>
-        <w:rPr>
-          <w:rFonts w:ascii="Consolas" w:cs="Consolas" w:eastAsia="Consolas" w:hAnsi="Consolas"/>
-          <w:color w:val="0E4A40"/>
-        </w:rPr>
-        <w:t xml:space="preserve">distractors_moved</w:t>
-      </w:r>
-      <w:r>
-        <w:t xml:space="preserve"> et l'écart d'appariement de chaque épisode vont dans </w:t>
-      </w:r>
-      <w:r>
-        <w:rPr>
-          <w:rFonts w:ascii="Consolas" w:cs="Consolas" w:eastAsia="Consolas" w:hAnsi="Consolas"/>
-          <w:color w:val="0E4A40"/>
-        </w:rPr>
-        <w:t xml:space="preserve">meta/episodes_extra.jsonl</w:t>
-      </w:r>
-      <w:r>
-        <w:t xml:space="preserve">, car l'écrivain 0.4.4 ne stocke pas de champ par épisode personnalisé.</w:t>
+        <w:t>port_bag.py a été réécrit sur l'écrivain de LeRobot (create / add_frame / save_episode / finalize), dans un venv CPU sur l'hôte WSL2 (lerobot 0.4.4, torch CPU, 2,3 Go), en lisant les bags MCAP avec mcap-ros2-support. timestamp = frame_index / 30 ; chaque image est appariée à l'état articulaire le plus proche en temps d'en-tête (simulé) : 6 ms au plus une fois le flux d'états démarré, davantage seulement sur les images caméra enregistrées avant lui, bras au repos. Une seule clé image, observation.images.top, dans les deux parties ; la configuration caméra, distractors_moved et l'écart d'appariement de chaque épisode vont dans meta/episodes_extra.jsonl, car l'écrivain 0.4.4 ne stocke pas de champ par épisode personnalisé.</w:t>
       </w:r>
     </w:p>
     <w:tbl>
@@ -12289,80 +8038,14 @@
       <w:pPr>
         <w:spacing w:after="120"/>
       </w:pPr>
+      <w:r/>
     </w:p>
     <w:p>
       <w:pPr>
         <w:spacing w:after="100"/>
       </w:pPr>
       <w:r>
-        <w:rPr>
-          <w:b/>
-          <w:bCs/>
-        </w:rPr>
-        <w:t xml:space="preserve">Test d'entraînement SmolVLA</w:t>
-      </w:r>
-      <w:r>
-        <w:t xml:space="preserve"> (</w:t>
-      </w:r>
-      <w:r>
-        <w:rPr>
-          <w:rFonts w:ascii="Consolas" w:cs="Consolas" w:eastAsia="Consolas" w:hAnsi="Consolas"/>
-          <w:color w:val="0E4A40"/>
-        </w:rPr>
-        <w:t xml:space="preserve">lerobot/smolvla_base</w:t>
-      </w:r>
-      <w:r>
-        <w:t xml:space="preserve">, CPU, lot de 1, 10 pas, avec </w:t>
-      </w:r>
-      <w:r>
-        <w:rPr>
-          <w:rFonts w:ascii="Consolas" w:cs="Consolas" w:eastAsia="Consolas" w:hAnsi="Consolas"/>
-          <w:color w:val="0E4A40"/>
-        </w:rPr>
-        <w:t xml:space="preserve">--rename_map='{"observation.images.top": "observation.images.camera1"}'</w:t>
-      </w:r>
-      <w:r>
-        <w:t xml:space="preserve"> car la politique pré-entraînée nomme ses caméras </w:t>
-      </w:r>
-      <w:r>
-        <w:rPr>
-          <w:rFonts w:ascii="Consolas" w:cs="Consolas" w:eastAsia="Consolas" w:hAnsi="Consolas"/>
-          <w:color w:val="0E4A40"/>
-        </w:rPr>
-        <w:t xml:space="preserve">camera1</w:t>
-      </w:r>
-      <w:r>
-        <w:t xml:space="preserve">–</w:t>
-      </w:r>
-      <w:r>
-        <w:rPr>
-          <w:rFonts w:ascii="Consolas" w:cs="Consolas" w:eastAsia="Consolas" w:hAnsi="Consolas"/>
-          <w:color w:val="0E4A40"/>
-        </w:rPr>
-        <w:t xml:space="preserve">camera3</w:t>
-      </w:r>
-      <w:r>
-        <w:t xml:space="preserve">) : perte finie à chaque pas (0,117–2,371), ~4,1 s par pas, 3,5 Go de RAM au plus. 100 M de paramètres entraînables sur 450 M : l'expert d'action seul, l'épine dorsale vision-langage figée, comme le règlent les valeurs par défaut de 0.4.4 et la configuration du checkpoint lui-même (</w:t>
-      </w:r>
-      <w:r>
-        <w:rPr>
-          <w:rFonts w:ascii="Consolas" w:cs="Consolas" w:eastAsia="Consolas" w:hAnsi="Consolas"/>
-          <w:color w:val="0E4A40"/>
-        </w:rPr>
-        <w:t xml:space="preserve">freeze_vision_encoder</w:t>
-      </w:r>
-      <w:r>
-        <w:t xml:space="preserve">, </w:t>
-      </w:r>
-      <w:r>
-        <w:rPr>
-          <w:rFonts w:ascii="Consolas" w:cs="Consolas" w:eastAsia="Consolas" w:hAnsi="Consolas"/>
-          <w:color w:val="0E4A40"/>
-        </w:rPr>
-        <w:t xml:space="preserve">train_expert_only</w:t>
-      </w:r>
-      <w:r>
-        <w:t xml:space="preserve">).</w:t>
+        <w:t>Test d'entraînement SmolVLA (lerobot/smolvla_base, CPU, lot de 1, 10 pas, avec --rename_map='{"observation.images.top": "observation.images.camera1"}' car la politique pré-entraînée nomme ses caméras camera1–camera3) : perte finie à chaque pas (0,117–2,371), ~4,1 s par pas, 3,5 Go de RAM au plus. 100 M de paramètres entraînables sur 450 M : l'expert d'action seul, l'épine dorsale vision-langage figée, comme le règlent les valeurs par défaut de 0.4.4 et la configuration du checkpoint lui-même (freeze_vision_encoder, train_expert_only).</w:t>
       </w:r>
     </w:p>
     <w:p>
@@ -12375,44 +8058,7 @@
         <w:ind w:left="200"/>
       </w:pPr>
       <w:r>
-        <w:rPr>
-          <w:b/>
-          <w:bCs/>
-        </w:rPr>
-        <w:t xml:space="preserve">lerobot 0.4.4 est un épinglage provisoire</w:t>
-      </w:r>
-      <w:r>
-        <w:t xml:space="preserve"> (la version actuelle), en un seul endroit, </w:t>
-      </w:r>
-      <w:r>
-        <w:rPr>
-          <w:rFonts w:ascii="Consolas" w:cs="Consolas" w:eastAsia="Consolas" w:hAnsi="Consolas"/>
-          <w:color w:val="0E4A40"/>
-        </w:rPr>
-        <w:t xml:space="preserve">scripts/requirements-lerobot.txt</w:t>
-      </w:r>
-      <w:r>
-        <w:t xml:space="preserve">, que </w:t>
-      </w:r>
-      <w:r>
-        <w:rPr>
-          <w:rFonts w:ascii="Consolas" w:cs="Consolas" w:eastAsia="Consolas" w:hAnsi="Consolas"/>
-          <w:color w:val="0E4A40"/>
-        </w:rPr>
-        <w:t xml:space="preserve">port_bag.py</w:t>
-      </w:r>
-      <w:r>
-        <w:t xml:space="preserve"> impose. La version d'entraînement de l'équipe reste à confirmer ; la changer coûte une ligne et une reconversion. Le décodage vidéo a utilisé PyAV : le décodeur par défaut, torchcodec, exige les bibliothèques partagées de FFmpeg sur l'hôte (</w:t>
-      </w:r>
-      <w:r>
-        <w:rPr>
-          <w:rFonts w:ascii="Consolas" w:cs="Consolas" w:eastAsia="Consolas" w:hAnsi="Consolas"/>
-          <w:color w:val="0E4A40"/>
-        </w:rPr>
-        <w:t xml:space="preserve">sudo apt install ffmpeg</w:t>
-      </w:r>
-      <w:r>
-        <w:t xml:space="preserve">).</w:t>
+        <w:t>lerobot 0.4.4 est un épinglage provisoire (la version actuelle), en un seul endroit, scripts/requirements-lerobot.txt, que port_bag.py impose. La version d'entraînement de l'équipe reste à confirmer ; la changer coûte une ligne et une reconversion. Le décodage vidéo a utilisé PyAV : le décodeur par défaut, torchcodec, exige les bibliothèques partagées de FFmpeg sur l'hôte (sudo apt install ffmpeg).</w:t>
       </w:r>
     </w:p>
     <w:p>
@@ -12421,7 +8067,7 @@
         <w:spacing w:after="120" w:before="320"/>
       </w:pPr>
       <w:r>
-        <w:t xml:space="preserve">Référence de l'addendum : bugs corrigés, limites, exécution, nouveaux fichiers</w:t>
+        <w:t>Référence de l'addendum : bugs corrigés, limites, exécution, nouveaux fichiers</w:t>
       </w:r>
     </w:p>
     <w:p>
@@ -12430,14 +8076,7 @@
         <w:spacing w:after="80" w:before="240"/>
       </w:pPr>
       <w:r>
-        <w:rPr>
-          <w:b/>
-          <w:bCs/>
-          <w:color w:val="0E4A40"/>
-          <w:sz w:val="24"/>
-          <w:szCs w:val="24"/>
-        </w:rPr>
-        <w:t xml:space="preserve">Bugs corrigés du 02/10 au 04/10/2026</w:t>
+        <w:t>Bugs corrigés du 02/10 au 04/10/2026</w:t>
       </w:r>
     </w:p>
     <w:tbl>
@@ -14052,6 +9691,7 @@
       <w:pPr>
         <w:spacing w:after="120"/>
       </w:pPr>
+      <w:r/>
     </w:p>
     <w:p>
       <w:pPr>
@@ -14059,14 +9699,7 @@
         <w:spacing w:after="80" w:before="240"/>
       </w:pPr>
       <w:r>
-        <w:rPr>
-          <w:b/>
-          <w:bCs/>
-          <w:color w:val="0E4A40"/>
-          <w:sz w:val="24"/>
-          <w:szCs w:val="24"/>
-        </w:rPr>
-        <w:t xml:space="preserve">Ce que cela ne prouve pas, mis à jour le 04/10/2026</w:t>
+        <w:t>Ce que cela ne prouve pas, mis à jour le 04/10/2026</w:t>
       </w:r>
     </w:p>
     <w:p>
@@ -14079,14 +9712,7 @@
         <w:spacing w:after="100"/>
       </w:pPr>
       <w:r>
-        <w:rPr>
-          <w:b/>
-          <w:bCs/>
-        </w:rPr>
-        <w:t xml:space="preserve">N'est plus vrai :</w:t>
-      </w:r>
-      <w:r>
-        <w:t xml:space="preserve"> « aucun épisode n'a abouti contre une physique réelle ». 60/60 ont abouti, plus les épisodes de fumée.</w:t>
+        <w:t>N'est plus vrai : « aucun épisode n'a abouti contre une physique réelle ». 60/60 ont abouti, plus les épisodes de fumée.</w:t>
       </w:r>
     </w:p>
     <w:p>
@@ -14099,14 +9725,7 @@
         <w:spacing w:after="100"/>
       </w:pPr>
       <w:r>
-        <w:rPr>
-          <w:b/>
-          <w:bCs/>
-        </w:rPr>
-        <w:t xml:space="preserve">J2 de levée ≤ 48°.</w:t>
-      </w:r>
-      <w:r>
-        <w:t xml:space="preserve"> Les positions des objets sont limitées à la région validée ; les objets proches de la base du robot sont hors de ce jeu de données tant que la gêne en levée repliée n'est pas corrigée (§24).</w:t>
+        <w:t>J2 de levée ≤ 48°. Les positions des objets sont limitées à la région validée ; les objets proches de la base du robot sont hors de ce jeu de données tant que la gêne en levée repliée n'est pas corrigée (§24).</w:t>
       </w:r>
     </w:p>
     <w:p>
@@ -14119,14 +9738,7 @@
         <w:spacing w:after="100"/>
       </w:pPr>
       <w:r>
-        <w:rPr>
-          <w:b/>
-          <w:bCs/>
-        </w:rPr>
-        <w:t xml:space="preserve">Lacet de dépose fixé.</w:t>
-      </w:r>
-      <w:r>
-        <w:t xml:space="preserve"> Chaque boîte est lâchée d'équerre avec son bac, donc les déposes finissent sur peu d'orientations de poignet : rouge 90° ×11, 180° ×4 ; bleu 180° ×14, 90° ×1 ; jaune 90° ×15 (§25).</w:t>
+        <w:t>Lacet de dépose fixé. Chaque boîte est lâchée d'équerre avec son bac, donc les déposes finissent sur peu d'orientations de poignet : rouge 90° ×11, 180° ×4 ; bleu 180° ×14, 90° ×1 ; jaune 90° ×15 (§25).</w:t>
       </w:r>
     </w:p>
     <w:p>
@@ -14139,24 +9751,7 @@
         <w:spacing w:after="100"/>
       </w:pPr>
       <w:r>
-        <w:rPr>
-          <w:b/>
-          <w:bCs/>
-        </w:rPr>
-        <w:t xml:space="preserve">La règle de dépôt seule ne détecte pas un cube calé.</w:t>
-      </w:r>
-      <w:r>
-        <w:t xml:space="preserve"> Un cube bleu appuyé sur le rebord à 28° a son centre à 43 mm, sous le seuil de 45 mm du point le plus bas, donc </w:t>
-      </w:r>
-      <w:r>
-        <w:rPr>
-          <w:rFonts w:ascii="Consolas" w:cs="Consolas" w:eastAsia="Consolas" w:hAnsi="Consolas"/>
-          <w:color w:val="0E4A40"/>
-        </w:rPr>
-        <w:t xml:space="preserve">placed_in_correct_bin</w:t>
-      </w:r>
-      <w:r>
-        <w:t xml:space="preserve"> l'accepterait. Aucun épisode du lot n'était calé (tous à leur hauteur exacte à plat, §26), mais le prochain lot devrait aussi filtrer sur l'inclinaison d'atterrissage, désormais enregistrée.</w:t>
+        <w:t>La règle de dépôt seule ne détecte pas un cube calé. Un cube bleu appuyé sur le rebord à 28° a son centre à 43 mm, sous le seuil de 45 mm du point le plus bas, donc placed_in_correct_bin l'accepterait. Aucun épisode du lot n'était calé (tous à leur hauteur exacte à plat, §26), mais le prochain lot devrait aussi filtrer sur l'inclinaison d'atterrissage, désormais enregistrée.</w:t>
       </w:r>
     </w:p>
     <w:p>
@@ -14169,14 +9764,7 @@
         <w:spacing w:after="100"/>
       </w:pPr>
       <w:r>
-        <w:rPr>
-          <w:b/>
-          <w:bCs/>
-        </w:rPr>
-        <w:t xml:space="preserve">Une collision étiquetée.</w:t>
-      </w:r>
-      <w:r>
-        <w:t xml:space="preserve"> L'épisode d'entraînement 11 (source 12) déplace un objet non cible de 22,9 mm (§26).</w:t>
+        <w:t>Une collision étiquetée. L'épisode d'entraînement 11 (source 12) déplace un objet non cible de 22,9 mm (§26).</w:t>
       </w:r>
     </w:p>
     <w:p>
@@ -14189,14 +9777,7 @@
         <w:spacing w:after="100"/>
       </w:pPr>
       <w:r>
-        <w:rPr>
-          <w:b/>
-          <w:bCs/>
-        </w:rPr>
-        <w:t xml:space="preserve">Caméra zénithale seulement.</w:t>
-      </w:r>
-      <w:r>
-        <w:t xml:space="preserve"> La pince cache l'objet aux instants de prise et de levée ; une caméra au poignet verrait le contact. Le bac jaune est au bord bas de l'image et en grande partie masqué pendant la dépose.</w:t>
+        <w:t>Caméra zénithale seulement. La pince cache l'objet aux instants de prise et de levée ; une caméra au poignet verrait le contact. Le bac jaune est au bord bas de l'image et en grande partie masqué pendant la dépose.</w:t>
       </w:r>
     </w:p>
     <w:p>
@@ -14209,14 +9790,7 @@
         <w:spacing w:after="100"/>
       </w:pPr>
       <w:r>
-        <w:rPr>
-          <w:b/>
-          <w:bCs/>
-        </w:rPr>
-        <w:t xml:space="preserve">Toujours vrai selon la spécification :</w:t>
-      </w:r>
-      <w:r>
-        <w:t xml:space="preserve"> soudure, pas prise ; poses de vérité terrain et sélection scriptée ; écart de domaine visuel ; soixante épisodes est un test de fumée, pas un jeu d'entraînement.</w:t>
+        <w:t>Toujours vrai selon la spécification : soudure, pas prise ; poses de vérité terrain et sélection scriptée ; écart de domaine visuel ; soixante épisodes est un test de fumée, pas un jeu d'entraînement.</w:t>
       </w:r>
     </w:p>
     <w:p>
@@ -14229,24 +9803,7 @@
         <w:spacing w:after="100"/>
       </w:pPr>
       <w:r>
-        <w:rPr>
-          <w:b/>
-          <w:bCs/>
-        </w:rPr>
-        <w:t xml:space="preserve">Jeux de données vérifiés, pas entraînés.</w:t>
-      </w:r>
-      <w:r>
-        <w:t xml:space="preserve"> Ils se chargent avec la vraie classe </w:t>
-      </w:r>
-      <w:r>
-        <w:rPr>
-          <w:rFonts w:ascii="Consolas" w:cs="Consolas" w:eastAsia="Consolas" w:hAnsi="Consolas"/>
-          <w:color w:val="0E4A40"/>
-        </w:rPr>
-        <w:t xml:space="preserve">LeRobotDataset</w:t>
-      </w:r>
-      <w:r>
-        <w:t xml:space="preserve"> sous lerobot 0.4.4, un épinglage provisoire à confirmer face à la version de l'équipe ; SmolVLA a fait 10 pas d'entraînement sur CPU dessus, ce qui prouve données → modèle → perte, pas une politique (§28).</w:t>
+        <w:t>Jeux de données vérifiés, pas entraînés. Ils se chargent avec la vraie classe LeRobotDataset sous lerobot 0.4.4, un épinglage provisoire à confirmer face à la version de l'équipe ; SmolVLA a fait 10 pas d'entraînement sur CPU dessus, ce qui prouve données → modèle → perte, pas une politique (§28).</w:t>
       </w:r>
     </w:p>
     <w:p>
@@ -14255,14 +9812,7 @@
         <w:spacing w:after="80" w:before="240"/>
       </w:pPr>
       <w:r>
-        <w:rPr>
-          <w:b/>
-          <w:bCs/>
-          <w:color w:val="0E4A40"/>
-          <w:sz w:val="24"/>
-          <w:szCs w:val="24"/>
-        </w:rPr>
-        <w:t xml:space="preserve">Exécution manuelle, telle que menée les 04 et 05/10/2026</w:t>
+        <w:t>Exécution manuelle, telle que menée les 04 et 05/10/2026</w:t>
       </w:r>
     </w:p>
     <w:p>
@@ -14270,57 +9820,7 @@
         <w:spacing w:after="100"/>
       </w:pPr>
       <w:r>
-        <w:t xml:space="preserve">Les commandes s'exécutent à deux endroits : l'</w:t>
-      </w:r>
-      <w:r>
-        <w:rPr>
-          <w:b/>
-          <w:bCs/>
-        </w:rPr>
-        <w:t xml:space="preserve">hôte WSL2</w:t>
-      </w:r>
-      <w:r>
-        <w:t xml:space="preserve"> (votre invite Ubuntu) et un </w:t>
-      </w:r>
-      <w:r>
-        <w:rPr>
-          <w:b/>
-          <w:bCs/>
-        </w:rPr>
-        <w:t xml:space="preserve">shell dans le conteneur</w:t>
-      </w:r>
-      <w:r>
-        <w:t xml:space="preserve">. </w:t>
-      </w:r>
-      <w:r>
-        <w:rPr>
-          <w:rFonts w:ascii="Consolas" w:cs="Consolas" w:eastAsia="Consolas" w:hAnsi="Consolas"/>
-          <w:color w:val="0E4A40"/>
-        </w:rPr>
-        <w:t xml:space="preserve">docker start</w:t>
-      </w:r>
-      <w:r>
-        <w:t xml:space="preserve"> ne fait que démarrer le conteneur en arrière-plan ; </w:t>
-      </w:r>
-      <w:r>
-        <w:rPr>
-          <w:rFonts w:ascii="Consolas" w:cs="Consolas" w:eastAsia="Consolas" w:hAnsi="Consolas"/>
-          <w:color w:val="0E4A40"/>
-        </w:rPr>
-        <w:t xml:space="preserve">docker exec -it gazebo_to_lerobot bash</w:t>
-      </w:r>
-      <w:r>
-        <w:t xml:space="preserve"> ouvre le shell à l'intérieur, dont le </w:t>
-      </w:r>
-      <w:r>
-        <w:rPr>
-          <w:rFonts w:ascii="Consolas" w:cs="Consolas" w:eastAsia="Consolas" w:hAnsi="Consolas"/>
-          <w:color w:val="0E4A40"/>
-        </w:rPr>
-        <w:t xml:space="preserve">~/.bashrc</w:t>
-      </w:r>
-      <w:r>
-        <w:t xml:space="preserve"> charge ROS 2 et l'espace de travail.</w:t>
+        <w:t>Les commandes s'exécutent à deux endroits : l'hôte WSL2 (votre invite Ubuntu) et un shell dans le conteneur. docker start ne fait que démarrer le conteneur en arrière-plan ; docker exec -it gazebo_to_lerobot bash ouvre le shell à l'intérieur, dont le ~/.bashrc charge ROS 2 et l'espace de travail.</w:t>
       </w:r>
     </w:p>
     <w:p>
@@ -14329,13 +9829,7 @@
         <w:spacing w:after="0"/>
       </w:pPr>
       <w:r>
-        <w:rPr>
-          <w:rFonts w:ascii="Consolas" w:cs="Consolas" w:eastAsia="Consolas" w:hAnsi="Consolas"/>
-          <w:color w:val="7C978F"/>
-          <w:sz w:val="17"/>
-          <w:szCs w:val="17"/>
-        </w:rPr>
-        <w:t xml:space="preserve"># 1. hôte WSL2 : démarrer Docker (pas de systemd dans WSL) et le conteneur</w:t>
+        <w:t># 1. hôte WSL2 : démarrer Docker (pas de systemd dans WSL) et le conteneur</w:t>
       </w:r>
     </w:p>
     <w:p>
@@ -14344,13 +9838,7 @@
         <w:spacing w:after="0"/>
       </w:pPr>
       <w:r>
-        <w:rPr>
-          <w:rFonts w:ascii="Consolas" w:cs="Consolas" w:eastAsia="Consolas" w:hAnsi="Consolas"/>
-          <w:color w:val="D9EDE8"/>
-          <w:sz w:val="17"/>
-          <w:szCs w:val="17"/>
-        </w:rPr>
-        <w:t xml:space="preserve">sudo sh -c 'nohup dockerd &gt; /tmp/dockerd.log 2&gt;&amp;1 &amp;'</w:t>
+        <w:t>sudo sh -c 'nohup dockerd &gt; /tmp/dockerd.log 2&gt;&amp;1 &amp;'</w:t>
       </w:r>
     </w:p>
     <w:p>
@@ -14359,13 +9847,7 @@
         <w:spacing w:after="0"/>
       </w:pPr>
       <w:r>
-        <w:rPr>
-          <w:rFonts w:ascii="Consolas" w:cs="Consolas" w:eastAsia="Consolas" w:hAnsi="Consolas"/>
-          <w:color w:val="D9EDE8"/>
-          <w:sz w:val="17"/>
-          <w:szCs w:val="17"/>
-        </w:rPr>
-        <w:t xml:space="preserve">docker start gazebo_to_lerobot          # tourne en arrière-plan, ne donne pas de shell</w:t>
+        <w:t>docker start gazebo_to_lerobot          # tourne en arrière-plan, ne donne pas de shell</w:t>
       </w:r>
     </w:p>
     <w:p>
@@ -14374,12 +9856,6 @@
         <w:spacing w:after="0"/>
       </w:pPr>
       <w:r>
-        <w:rPr>
-          <w:rFonts w:ascii="Consolas" w:cs="Consolas" w:eastAsia="Consolas" w:hAnsi="Consolas"/>
-          <w:color w:val="D9EDE8"/>
-          <w:sz w:val="17"/>
-          <w:szCs w:val="17"/>
-        </w:rPr>
         <w:t xml:space="preserve"> </w:t>
       </w:r>
     </w:p>
@@ -14389,13 +9865,7 @@
         <w:spacing w:after="0"/>
       </w:pPr>
       <w:r>
-        <w:rPr>
-          <w:rFonts w:ascii="Consolas" w:cs="Consolas" w:eastAsia="Consolas" w:hAnsi="Consolas"/>
-          <w:color w:val="7C978F"/>
-          <w:sz w:val="17"/>
-          <w:szCs w:val="17"/>
-        </w:rPr>
-        <w:t xml:space="preserve"># 2. hôte WSL2 : ouvrir un shell dans le conteneur</w:t>
+        <w:t># 2. hôte WSL2 : ouvrir un shell dans le conteneur</w:t>
       </w:r>
     </w:p>
     <w:p>
@@ -14404,13 +9874,7 @@
         <w:spacing w:after="0"/>
       </w:pPr>
       <w:r>
-        <w:rPr>
-          <w:rFonts w:ascii="Consolas" w:cs="Consolas" w:eastAsia="Consolas" w:hAnsi="Consolas"/>
-          <w:color w:val="D9EDE8"/>
-          <w:sz w:val="17"/>
-          <w:szCs w:val="17"/>
-        </w:rPr>
-        <w:t xml:space="preserve">docker exec -it gazebo_to_lerobot bash  # l'invite devient root@&lt;id du conteneur&gt;</w:t>
+        <w:t>docker exec -it gazebo_to_lerobot bash  # l'invite devient root@&lt;id du conteneur&gt;</w:t>
       </w:r>
     </w:p>
     <w:p>
@@ -14419,12 +9883,6 @@
         <w:spacing w:after="0"/>
       </w:pPr>
       <w:r>
-        <w:rPr>
-          <w:rFonts w:ascii="Consolas" w:cs="Consolas" w:eastAsia="Consolas" w:hAnsi="Consolas"/>
-          <w:color w:val="D9EDE8"/>
-          <w:sz w:val="17"/>
-          <w:szCs w:val="17"/>
-        </w:rPr>
         <w:t xml:space="preserve"> </w:t>
       </w:r>
     </w:p>
@@ -14434,13 +9892,7 @@
         <w:spacing w:after="0"/>
       </w:pPr>
       <w:r>
-        <w:rPr>
-          <w:rFonts w:ascii="Consolas" w:cs="Consolas" w:eastAsia="Consolas" w:hAnsi="Consolas"/>
-          <w:color w:val="7C978F"/>
-          <w:sz w:val="17"/>
-          <w:szCs w:val="17"/>
-        </w:rPr>
-        <w:t xml:space="preserve"># 3. shell du conteneur</w:t>
+        <w:t># 3. shell du conteneur</w:t>
       </w:r>
     </w:p>
     <w:p>
@@ -14449,13 +9901,7 @@
         <w:spacing w:after="0"/>
       </w:pPr>
       <w:r>
-        <w:rPr>
-          <w:rFonts w:ascii="Consolas" w:cs="Consolas" w:eastAsia="Consolas" w:hAnsi="Consolas"/>
-          <w:color w:val="D9EDE8"/>
-          <w:sz w:val="17"/>
-          <w:szCs w:val="17"/>
-        </w:rPr>
-        <w:t xml:space="preserve">cd /workspace/htgspp &amp;&amp; bash preflight.sh            # PREFLIGHT PASSED</w:t>
+        <w:t>cd /workspace/htgspp &amp;&amp; bash preflight.sh            # PREFLIGHT PASSED</w:t>
       </w:r>
     </w:p>
     <w:p>
@@ -14464,13 +9910,7 @@
         <w:spacing w:after="0"/>
       </w:pPr>
       <w:r>
-        <w:rPr>
-          <w:rFonts w:ascii="Consolas" w:cs="Consolas" w:eastAsia="Consolas" w:hAnsi="Consolas"/>
-          <w:color w:val="D9EDE8"/>
-          <w:sz w:val="17"/>
-          <w:szCs w:val="17"/>
-        </w:rPr>
-        <w:t xml:space="preserve">exit                                                 # retour à l'hôte</w:t>
+        <w:t>exit                                                 # retour à l'hôte</w:t>
       </w:r>
     </w:p>
     <w:p>
@@ -14479,12 +9919,6 @@
         <w:spacing w:after="0"/>
       </w:pPr>
       <w:r>
-        <w:rPr>
-          <w:rFonts w:ascii="Consolas" w:cs="Consolas" w:eastAsia="Consolas" w:hAnsi="Consolas"/>
-          <w:color w:val="D9EDE8"/>
-          <w:sz w:val="17"/>
-          <w:szCs w:val="17"/>
-        </w:rPr>
         <w:t xml:space="preserve"> </w:t>
       </w:r>
     </w:p>
@@ -14494,13 +9928,7 @@
         <w:spacing w:after="0"/>
       </w:pPr>
       <w:r>
-        <w:rPr>
-          <w:rFonts w:ascii="Consolas" w:cs="Consolas" w:eastAsia="Consolas" w:hAnsi="Consolas"/>
-          <w:color w:val="7C978F"/>
-          <w:sz w:val="17"/>
-          <w:szCs w:val="17"/>
-        </w:rPr>
-        <w:t xml:space="preserve"># 4. hôte WSL2 : le lot, détaché pour que fermer le terminal ne l'arrête pas (~2,7 h)</w:t>
+        <w:t># 4. hôte WSL2 : le lot, détaché pour que fermer le terminal ne l'arrête pas (~2,7 h)</w:t>
       </w:r>
     </w:p>
     <w:p>
@@ -14509,13 +9937,7 @@
         <w:spacing w:after="0"/>
       </w:pPr>
       <w:r>
-        <w:rPr>
-          <w:rFonts w:ascii="Consolas" w:cs="Consolas" w:eastAsia="Consolas" w:hAnsi="Consolas"/>
-          <w:color w:val="D9EDE8"/>
-          <w:sz w:val="17"/>
-          <w:szCs w:val="17"/>
-        </w:rPr>
-        <w:t xml:space="preserve">docker exec -d -w /workspace/htgspp -e CONTAINER_NAME=gazebo_to_lerobot gazebo_to_lerobot \</w:t>
+        <w:t>docker exec -d -w /workspace/htgspp -e CONTAINER_NAME=gazebo_to_lerobot gazebo_to_lerobot \</w:t>
       </w:r>
     </w:p>
     <w:p>
@@ -14524,12 +9946,6 @@
         <w:spacing w:after="0"/>
       </w:pPr>
       <w:r>
-        <w:rPr>
-          <w:rFonts w:ascii="Consolas" w:cs="Consolas" w:eastAsia="Consolas" w:hAnsi="Consolas"/>
-          <w:color w:val="D9EDE8"/>
-          <w:sz w:val="17"/>
-          <w:szCs w:val="17"/>
-        </w:rPr>
         <w:t xml:space="preserve">    bash -c 'bash scripts/batch.sh 1 60 &gt;&gt; batch.log 2&gt;&amp;1'</w:t>
       </w:r>
     </w:p>
@@ -14539,12 +9955,6 @@
         <w:spacing w:after="0"/>
       </w:pPr>
       <w:r>
-        <w:rPr>
-          <w:rFonts w:ascii="Consolas" w:cs="Consolas" w:eastAsia="Consolas" w:hAnsi="Consolas"/>
-          <w:color w:val="D9EDE8"/>
-          <w:sz w:val="17"/>
-          <w:szCs w:val="17"/>
-        </w:rPr>
         <w:t xml:space="preserve"> </w:t>
       </w:r>
     </w:p>
@@ -14554,13 +9964,7 @@
         <w:spacing w:after="0"/>
       </w:pPr>
       <w:r>
-        <w:rPr>
-          <w:rFonts w:ascii="Consolas" w:cs="Consolas" w:eastAsia="Consolas" w:hAnsi="Consolas"/>
-          <w:color w:val="7C978F"/>
-          <w:sz w:val="17"/>
-          <w:szCs w:val="17"/>
-        </w:rPr>
-        <w:t xml:space="preserve"># 5. après le lot, hôte WSL2 : copier bags et métadonnées, convertir dans le venv CPU (§28)</w:t>
+        <w:t># 5. après le lot, hôte WSL2 : copier bags et métadonnées, convertir dans le venv CPU (§28)</w:t>
       </w:r>
     </w:p>
     <w:p>
@@ -14569,13 +9973,7 @@
         <w:spacing w:after="0"/>
       </w:pPr>
       <w:r>
-        <w:rPr>
-          <w:rFonts w:ascii="Consolas" w:cs="Consolas" w:eastAsia="Consolas" w:hAnsi="Consolas"/>
-          <w:color w:val="D9EDE8"/>
-          <w:sz w:val="17"/>
-          <w:szCs w:val="17"/>
-        </w:rPr>
-        <w:t xml:space="preserve">docker cp gazebo_to_lerobot:/workspace/htgspp/bags &lt;copie&gt;/  # et episodes/*/*.json</w:t>
+        <w:t>docker cp gazebo_to_lerobot:/workspace/htgspp/bags &lt;copie&gt;/  # et episodes/*/*.json</w:t>
       </w:r>
     </w:p>
     <w:p>
@@ -14584,13 +9982,7 @@
         <w:spacing w:after="0"/>
       </w:pPr>
       <w:r>
-        <w:rPr>
-          <w:rFonts w:ascii="Consolas" w:cs="Consolas" w:eastAsia="Consolas" w:hAnsi="Consolas"/>
-          <w:color w:val="D9EDE8"/>
-          <w:sz w:val="17"/>
-          <w:szCs w:val="17"/>
-        </w:rPr>
-        <w:t xml:space="preserve">V=~/venvs/lerobot044-cpu/bin/python   # épinglé dans scripts/requirements-lerobot.txt</w:t>
+        <w:t>V=~/venvs/lerobot044-cpu/bin/python   # épinglé dans scripts/requirements-lerobot.txt</w:t>
       </w:r>
     </w:p>
     <w:p>
@@ -14599,13 +9991,7 @@
         <w:spacing w:after="0"/>
       </w:pPr>
       <w:r>
-        <w:rPr>
-          <w:rFonts w:ascii="Consolas" w:cs="Consolas" w:eastAsia="Consolas" w:hAnsi="Consolas"/>
-          <w:color w:val="D9EDE8"/>
-          <w:sz w:val="17"/>
-          <w:szCs w:val="17"/>
-        </w:rPr>
-        <w:t xml:space="preserve">$V scripts/port_bag.py --split train   --out datasets/mycobot_sorting_train   --episodes-dir &lt;copie&gt;/episodes --bags-dir &lt;copie&gt;/bags</w:t>
+        <w:t>$V scripts/port_bag.py --split train   --out datasets/mycobot_sorting_train   --episodes-dir &lt;copie&gt;/episodes --bags-dir &lt;copie&gt;/bags</w:t>
       </w:r>
     </w:p>
     <w:p>
@@ -14614,13 +10000,7 @@
         <w:spacing w:after="0"/>
       </w:pPr>
       <w:r>
-        <w:rPr>
-          <w:rFonts w:ascii="Consolas" w:cs="Consolas" w:eastAsia="Consolas" w:hAnsi="Consolas"/>
-          <w:color w:val="D9EDE8"/>
-          <w:sz w:val="17"/>
-          <w:szCs w:val="17"/>
-        </w:rPr>
-        <w:t xml:space="preserve">$V scripts/port_bag.py --split heldout --out datasets/mycobot_sorting_heldout --episodes-dir &lt;copie&gt;/episodes --bags-dir &lt;copie&gt;/bags</w:t>
+        <w:t>$V scripts/port_bag.py --split heldout --out datasets/mycobot_sorting_heldout --episodes-dir &lt;copie&gt;/episodes --bags-dir &lt;copie&gt;/bags</w:t>
       </w:r>
     </w:p>
     <w:p>
@@ -14629,12 +10009,6 @@
         <w:spacing w:after="0"/>
       </w:pPr>
       <w:r>
-        <w:rPr>
-          <w:rFonts w:ascii="Consolas" w:cs="Consolas" w:eastAsia="Consolas" w:hAnsi="Consolas"/>
-          <w:color w:val="D9EDE8"/>
-          <w:sz w:val="17"/>
-          <w:szCs w:val="17"/>
-        </w:rPr>
         <w:t xml:space="preserve"> </w:t>
       </w:r>
     </w:p>
@@ -14644,13 +10018,7 @@
         <w:spacing w:after="0"/>
       </w:pPr>
       <w:r>
-        <w:rPr>
-          <w:rFonts w:ascii="Consolas" w:cs="Consolas" w:eastAsia="Consolas" w:hAnsi="Consolas"/>
-          <w:color w:val="7C978F"/>
-          <w:sz w:val="17"/>
-          <w:szCs w:val="17"/>
-        </w:rPr>
-        <w:t xml:space="preserve"># un épisode, pour le regarder ou obtenir un code réussite/échec (shell du conteneur)</w:t>
+        <w:t># un épisode, pour le regarder ou obtenir un code réussite/échec (shell du conteneur)</w:t>
       </w:r>
     </w:p>
     <w:p>
@@ -14659,13 +10027,7 @@
         <w:spacing w:after="0"/>
       </w:pPr>
       <w:r>
-        <w:rPr>
-          <w:rFonts w:ascii="Consolas" w:cs="Consolas" w:eastAsia="Consolas" w:hAnsi="Consolas"/>
-          <w:color w:val="D9EDE8"/>
-          <w:sz w:val="17"/>
-          <w:szCs w:val="17"/>
-        </w:rPr>
-        <w:t xml:space="preserve">cd /workspace/htgspp/launch &amp;&amp; ros2 launch pick_and_sort_and_place_no_gui_demo.launch.py episode:=16; echo $?</w:t>
+        <w:t>cd /workspace/htgspp/launch &amp;&amp; ros2 launch pick_and_sort_and_place_no_gui_demo.launch.py episode:=16; echo $?</w:t>
       </w:r>
     </w:p>
     <w:p>
@@ -14674,12 +10036,6 @@
         <w:spacing w:after="0"/>
       </w:pPr>
       <w:r>
-        <w:rPr>
-          <w:rFonts w:ascii="Consolas" w:cs="Consolas" w:eastAsia="Consolas" w:hAnsi="Consolas"/>
-          <w:color w:val="D9EDE8"/>
-          <w:sz w:val="17"/>
-          <w:szCs w:val="17"/>
-        </w:rPr>
         <w:t xml:space="preserve"> </w:t>
       </w:r>
     </w:p>
@@ -14689,13 +10045,7 @@
         <w:spacing w:after="0"/>
       </w:pPr>
       <w:r>
-        <w:rPr>
-          <w:rFonts w:ascii="Consolas" w:cs="Consolas" w:eastAsia="Consolas" w:hAnsi="Consolas"/>
-          <w:color w:val="7C978F"/>
-          <w:sz w:val="17"/>
-          <w:szCs w:val="17"/>
-        </w:rPr>
-        <w:t xml:space="preserve"># ou la démo GUI directement depuis l'hôte WSL2, sans shell</w:t>
+        <w:t># ou la démo GUI directement depuis l'hôte WSL2, sans shell</w:t>
       </w:r>
     </w:p>
     <w:p>
@@ -14704,13 +10054,7 @@
         <w:spacing w:after="120"/>
       </w:pPr>
       <w:r>
-        <w:rPr>
-          <w:rFonts w:ascii="Consolas" w:cs="Consolas" w:eastAsia="Consolas" w:hAnsi="Consolas"/>
-          <w:color w:val="D9EDE8"/>
-          <w:sz w:val="17"/>
-          <w:szCs w:val="17"/>
-        </w:rPr>
-        <w:t xml:space="preserve">docker exec -it gazebo_to_lerobot /workspace/htgspp/scripts/run_gui_demo.sh episode:=16</w:t>
+        <w:t>docker exec -it gazebo_to_lerobot /workspace/htgspp/scripts/run_gui_demo.sh episode:=16</w:t>
       </w:r>
     </w:p>
     <w:p>
@@ -14719,14 +10063,7 @@
         <w:spacing w:after="80" w:before="240"/>
       </w:pPr>
       <w:r>
-        <w:rPr>
-          <w:b/>
-          <w:bCs/>
-          <w:color w:val="0E4A40"/>
-          <w:sz w:val="24"/>
-          <w:szCs w:val="24"/>
-        </w:rPr>
-        <w:t xml:space="preserve">Nouveaux fichiers depuis le 23/09/2026</w:t>
+        <w:t>Nouveaux fichiers depuis le 23/09/2026</w:t>
       </w:r>
     </w:p>
     <w:tbl>
@@ -15477,6 +10814,7 @@
       <w:pPr>
         <w:spacing w:after="120"/>
       </w:pPr>
+      <w:r/>
     </w:p>
     <w:p>
       <w:pPr>
@@ -15484,7 +10822,7 @@
         <w:spacing w:after="120" w:before="320"/>
       </w:pPr>
       <w:r>
-        <w:t xml:space="preserve">Bugs corrigés — propres à la session</w:t>
+        <w:t>Bugs corrigés — propres à la session</w:t>
       </w:r>
     </w:p>
     <w:p>
@@ -15492,14 +10830,7 @@
         <w:spacing w:after="160"/>
       </w:pPr>
       <w:r>
-        <w:rPr>
-          <w:b w:val="false"/>
-          <w:bCs w:val="false"/>
-          <w:i w:val="false"/>
-          <w:iCs w:val="false"/>
-          <w:color w:val="4B5B57"/>
-        </w:rPr>
-        <w:t xml:space="preserve">Symptômes de cet environnement précis (une VM WSL2 plafonnée en mémoire faisant tourner un conteneur de longue durée), pas des défauts dans un projet amont. Consignés pour qu'une reprise heurte le même mur moins longtemps.</w:t>
+        <w:t>Symptômes de cet environnement précis (une VM WSL2 plafonnée en mémoire faisant tourner un conteneur de longue durée), pas des défauts dans un projet amont. Consignés pour qu'une reprise heurte le même mur moins longtemps.</w:t>
       </w:r>
     </w:p>
     <w:tbl>
@@ -16793,7 +12124,7 @@
         <w:spacing w:after="120" w:before="320"/>
       </w:pPr>
       <w:r>
-        <w:t xml:space="preserve">Bugs à signaler en amont</w:t>
+        <w:t>Bugs à signaler en amont</w:t>
       </w:r>
     </w:p>
     <w:p>
@@ -16801,14 +12132,7 @@
         <w:spacing w:after="160"/>
       </w:pPr>
       <w:r>
-        <w:rPr>
-          <w:b w:val="false"/>
-          <w:bCs w:val="false"/>
-          <w:i w:val="false"/>
-          <w:iCs w:val="false"/>
-          <w:color w:val="4B5B57"/>
-        </w:rPr>
-        <w:t xml:space="preserve">Défauts dans des dépendances que ce projet ne possède pas, reproduits indépendamment de cette machine spécifique lorsque cela a pu être confirmé. Déposer les tickets réels n'a pas été fait et nécessite un feu vert explicite séparé.</w:t>
+        <w:t>Défauts dans des dépendances que ce projet ne possède pas, reproduits indépendamment de cette machine spécifique lorsque cela a pu être confirmé. Déposer les tickets réels n'a pas été fait et nécessite un feu vert explicite séparé.</w:t>
       </w:r>
     </w:p>
     <w:p>
@@ -16820,73 +12144,7 @@
         <w:ind w:left="200"/>
       </w:pPr>
       <w:r>
-        <w:rPr>
-          <w:b/>
-          <w:bCs/>
-          <w:i w:val="false"/>
-          <w:iCs w:val="false"/>
-          <w:sz w:val="24"/>
-          <w:szCs w:val="24"/>
-        </w:rPr>
-        <w:t xml:space="preserve">Le </w:t>
-      </w:r>
-      <w:r>
-        <w:rPr>
-          <w:rFonts w:ascii="Consolas" w:cs="Consolas" w:eastAsia="Consolas" w:hAnsi="Consolas"/>
-          <w:b/>
-          <w:bCs/>
-          <w:i w:val="false"/>
-          <w:iCs w:val="false"/>
-          <w:color w:val="0E4A40"/>
-          <w:sz w:val="24"/>
-          <w:szCs w:val="24"/>
-        </w:rPr>
-        <w:t xml:space="preserve">on_configure</w:t>
-      </w:r>
-      <w:r>
-        <w:rPr>
-          <w:b/>
-          <w:bCs/>
-          <w:i w:val="false"/>
-          <w:iCs w:val="false"/>
-          <w:sz w:val="24"/>
-          <w:szCs w:val="24"/>
-        </w:rPr>
-        <w:t xml:space="preserve"> de </w:t>
-      </w:r>
-      <w:r>
-        <w:rPr>
-          <w:rFonts w:ascii="Consolas" w:cs="Consolas" w:eastAsia="Consolas" w:hAnsi="Consolas"/>
-          <w:b/>
-          <w:bCs/>
-          <w:i w:val="false"/>
-          <w:iCs w:val="false"/>
-          <w:color w:val="0E4A40"/>
-          <w:sz w:val="24"/>
-          <w:szCs w:val="24"/>
-        </w:rPr>
-        <w:t xml:space="preserve">episode_recorder_node</w:t>
-      </w:r>
-      <w:r>
-        <w:rPr>
-          <w:b/>
-          <w:bCs/>
-          <w:i w:val="false"/>
-          <w:iCs w:val="false"/>
-          <w:sz w:val="24"/>
-          <w:szCs w:val="24"/>
-        </w:rPr>
-        <w:t xml:space="preserve"> se bloque, cause racine pas encore isolée</w:t>
-      </w:r>
-      <w:r>
-        <w:rPr>
-          <w:i/>
-          <w:iCs/>
-          <w:color w:val="9C3B23"/>
-          <w:sz w:val="18"/>
-          <w:szCs w:val="18"/>
-        </w:rPr>
-        <w:t xml:space="preserve">   [Pas encore déposé — nécessite une trace en direct d'abord]</w:t>
+        <w:t>Le on_configure de episode_recorder_node se bloque, cause racine pas encore isolée   [Pas encore déposé — nécessite une trace en direct d'abord]</w:t>
       </w:r>
     </w:p>
     <w:p>
@@ -16895,14 +12153,7 @@
         <w:ind w:left="200"/>
       </w:pPr>
       <w:r>
-        <w:rPr>
-          <w:i/>
-          <w:iCs/>
-          <w:color w:val="9C3B23"/>
-          <w:sz w:val="18"/>
-          <w:szCs w:val="18"/>
-        </w:rPr>
-        <w:t xml:space="preserve">Destinataire potentiel : le mainteneur du paquet `rosetta` (pas de dépôt public connu que ce projet puisse trouver — contact direct, pas un ticket GitHub)</w:t>
+        <w:t>Destinataire potentiel : le mainteneur du paquet `rosetta` (pas de dépôt public connu que ce projet puisse trouver — contact direct, pas un ticket GitHub)</w:t>
       </w:r>
     </w:p>
     <w:p>
@@ -16911,14 +12162,7 @@
         <w:ind w:left="200"/>
       </w:pPr>
       <w:r>
-        <w:rPr>
-          <w:b/>
-          <w:bCs/>
-          <w:color w:val="7C8985"/>
-          <w:sz w:val="16"/>
-          <w:szCs w:val="16"/>
-        </w:rPr>
-        <w:t xml:space="preserve">SYMPTÔME</w:t>
+        <w:t>SYMPTÔME</w:t>
       </w:r>
     </w:p>
     <w:p>
@@ -16927,93 +12171,7 @@
         <w:ind w:left="200"/>
       </w:pPr>
       <w:r>
-        <w:rPr>
-          <w:b w:val="false"/>
-          <w:bCs w:val="false"/>
-          <w:i w:val="false"/>
-          <w:iCs w:val="false"/>
-        </w:rPr>
-        <w:t xml:space="preserve">Appeler </w:t>
-      </w:r>
-      <w:r>
-        <w:rPr>
-          <w:rFonts w:ascii="Consolas" w:cs="Consolas" w:eastAsia="Consolas" w:hAnsi="Consolas"/>
-          <w:b w:val="false"/>
-          <w:bCs w:val="false"/>
-          <w:i w:val="false"/>
-          <w:iCs w:val="false"/>
-          <w:color w:val="0E4A40"/>
-        </w:rPr>
-        <w:t xml:space="preserve">ros2 lifecycle set /episode_recorder configure</w:t>
-      </w:r>
-      <w:r>
-        <w:rPr>
-          <w:b w:val="false"/>
-          <w:bCs w:val="false"/>
-          <w:i w:val="false"/>
-          <w:iCs w:val="false"/>
-        </w:rPr>
-        <w:t xml:space="preserve"> contre un </w:t>
-      </w:r>
-      <w:r>
-        <w:rPr>
-          <w:rFonts w:ascii="Consolas" w:cs="Consolas" w:eastAsia="Consolas" w:hAnsi="Consolas"/>
-          <w:b w:val="false"/>
-          <w:bCs w:val="false"/>
-          <w:i w:val="false"/>
-          <w:iCs w:val="false"/>
-          <w:color w:val="0E4A40"/>
-        </w:rPr>
-        <w:t xml:space="preserve">episode_recorder_node</w:t>
-      </w:r>
-      <w:r>
-        <w:rPr>
-          <w:b w:val="false"/>
-          <w:bCs w:val="false"/>
-          <w:i w:val="false"/>
-          <w:iCs w:val="false"/>
-        </w:rPr>
-        <w:t xml:space="preserve"> fraîchement démarré se bloque indéfiniment sur certaines exécutions, le journal propre du nœud restant coincé sur « Node created (unconfigured) » et n'atteignant jamais « Configured ». Un appel distinct, en lecture seule, </w:t>
-      </w:r>
-      <w:r>
-        <w:rPr>
-          <w:rFonts w:ascii="Consolas" w:cs="Consolas" w:eastAsia="Consolas" w:hAnsi="Consolas"/>
-          <w:b w:val="false"/>
-          <w:bCs w:val="false"/>
-          <w:i w:val="false"/>
-          <w:iCs w:val="false"/>
-          <w:color w:val="0E4A40"/>
-        </w:rPr>
-        <w:t xml:space="preserve">ros2 lifecycle get</w:t>
-      </w:r>
-      <w:r>
-        <w:rPr>
-          <w:b w:val="false"/>
-          <w:bCs w:val="false"/>
-          <w:i w:val="false"/>
-          <w:iCs w:val="false"/>
-        </w:rPr>
-        <w:t xml:space="preserve"> contre le même nœud se bloque aussi, tandis que </w:t>
-      </w:r>
-      <w:r>
-        <w:rPr>
-          <w:rFonts w:ascii="Consolas" w:cs="Consolas" w:eastAsia="Consolas" w:hAnsi="Consolas"/>
-          <w:b w:val="false"/>
-          <w:bCs w:val="false"/>
-          <w:i w:val="false"/>
-          <w:iCs w:val="false"/>
-          <w:color w:val="0E4A40"/>
-        </w:rPr>
-        <w:t xml:space="preserve">ros2 node list</w:t>
-      </w:r>
-      <w:r>
-        <w:rPr>
-          <w:b w:val="false"/>
-          <w:bCs w:val="false"/>
-          <w:i w:val="false"/>
-          <w:iCs w:val="false"/>
-        </w:rPr>
-        <w:t xml:space="preserve"> dans le même shell répond instantanément — le graphe DDS est sain ; quelque chose à l'intérieur de la gestion de transition propre au nœud ne l'est pas.</w:t>
+        <w:t>Appeler ros2 lifecycle set /episode_recorder configure contre un episode_recorder_node fraîchement démarré se bloque indéfiniment sur certaines exécutions, le journal propre du nœud restant coincé sur « Node created (unconfigured) » et n'atteignant jamais « Configured ». Un appel distinct, en lecture seule, ros2 lifecycle get contre le même nœud se bloque aussi, tandis que ros2 node list dans le même shell répond instantanément — le graphe DDS est sain ; quelque chose à l'intérieur de la gestion de transition propre au nœud ne l'est pas.</w:t>
       </w:r>
     </w:p>
     <w:p>
@@ -17022,14 +12180,7 @@
         <w:ind w:left="200"/>
       </w:pPr>
       <w:r>
-        <w:rPr>
-          <w:b/>
-          <w:bCs/>
-          <w:color w:val="7C8985"/>
-          <w:sz w:val="16"/>
-          <w:szCs w:val="16"/>
-        </w:rPr>
-        <w:t xml:space="preserve">ÉCARTÉ, PAS LA CAUSE</w:t>
+        <w:t>ÉCARTÉ, PAS LA CAUSE</w:t>
       </w:r>
     </w:p>
     <w:p>
@@ -17038,53 +12189,7 @@
         <w:ind w:left="200"/>
       </w:pPr>
       <w:r>
-        <w:rPr>
-          <w:b w:val="false"/>
-          <w:bCs w:val="false"/>
-          <w:i w:val="false"/>
-          <w:iCs w:val="false"/>
-        </w:rPr>
-        <w:t xml:space="preserve">Un executor mono-thread (c'est un </w:t>
-      </w:r>
-      <w:r>
-        <w:rPr>
-          <w:rFonts w:ascii="Consolas" w:cs="Consolas" w:eastAsia="Consolas" w:hAnsi="Consolas"/>
-          <w:b w:val="false"/>
-          <w:bCs w:val="false"/>
-          <w:i w:val="false"/>
-          <w:iCs w:val="false"/>
-          <w:color w:val="0E4A40"/>
-        </w:rPr>
-        <w:t xml:space="preserve">MultiThreadedExecutor</w:t>
-      </w:r>
-      <w:r>
-        <w:rPr>
-          <w:b w:val="false"/>
-          <w:bCs w:val="false"/>
-          <w:i w:val="false"/>
-          <w:iCs w:val="false"/>
-        </w:rPr>
-        <w:t xml:space="preserve"> à 4 threads) ; une auto-contention de groupe de rappel mutuellement exclusif (chaque abonnement/service/serveur d'action/client que l'étape configure crée utilise son propre </w:t>
-      </w:r>
-      <w:r>
-        <w:rPr>
-          <w:rFonts w:ascii="Consolas" w:cs="Consolas" w:eastAsia="Consolas" w:hAnsi="Consolas"/>
-          <w:b w:val="false"/>
-          <w:bCs w:val="false"/>
-          <w:i w:val="false"/>
-          <w:iCs w:val="false"/>
-          <w:color w:val="0E4A40"/>
-        </w:rPr>
-        <w:t xml:space="preserve">ReentrantCallbackGroup</w:t>
-      </w:r>
-      <w:r>
-        <w:rPr>
-          <w:b w:val="false"/>
-          <w:bCs w:val="false"/>
-          <w:i w:val="false"/>
-          <w:iCs w:val="false"/>
-        </w:rPr>
-        <w:t xml:space="preserve">, distinct du groupe propre à la transition de cycle de vie) ; une E/S fichier/réseau bloquante dans l'analyse du contrat (travail YAML/dataclass pur et borné) ; l'écrivain de bag (confirmé construit seulement au démarrage de l'enregistrement, jamais à la configuration) ; une incompatibilité QoS (aucun abonnement n'est jamais créé avant le blocage, donc rien à désaccorder) ; et les explications évidentes côté harnais (noms de topics, flux de données, inscriptibilité du répertoire de bag — toutes confirmées propres indépendamment).</w:t>
+        <w:t>Un executor mono-thread (c'est un MultiThreadedExecutor à 4 threads) ; une auto-contention de groupe de rappel mutuellement exclusif (chaque abonnement/service/serveur d'action/client que l'étape configure crée utilise son propre ReentrantCallbackGroup, distinct du groupe propre à la transition de cycle de vie) ; une E/S fichier/réseau bloquante dans l'analyse du contrat (travail YAML/dataclass pur et borné) ; l'écrivain de bag (confirmé construit seulement au démarrage de l'enregistrement, jamais à la configuration) ; une incompatibilité QoS (aucun abonnement n'est jamais créé avant le blocage, donc rien à désaccorder) ; et les explications évidentes côté harnais (noms de topics, flux de données, inscriptibilité du répertoire de bag — toutes confirmées propres indépendamment).</w:t>
       </w:r>
     </w:p>
     <w:p>
@@ -17093,14 +12198,7 @@
         <w:ind w:left="200"/>
       </w:pPr>
       <w:r>
-        <w:rPr>
-          <w:b/>
-          <w:bCs/>
-          <w:color w:val="7C8985"/>
-          <w:sz w:val="16"/>
-          <w:szCs w:val="16"/>
-        </w:rPr>
-        <w:t xml:space="preserve">CORRECTION UTILISÉE ICI</w:t>
+        <w:t>CORRECTION UTILISÉE ICI</w:t>
       </w:r>
     </w:p>
     <w:p>
@@ -17109,53 +12207,7 @@
         <w:ind w:left="200"/>
       </w:pPr>
       <w:r>
-        <w:rPr>
-          <w:b w:val="false"/>
-          <w:bCs w:val="false"/>
-          <w:i w:val="false"/>
-          <w:iCs w:val="false"/>
-        </w:rPr>
-        <w:t xml:space="preserve">Aucune — toujours ouvert. La prochaine étape concrète est une trace de pile Python en direct (</w:t>
-      </w:r>
-      <w:r>
-        <w:rPr>
-          <w:rFonts w:ascii="Consolas" w:cs="Consolas" w:eastAsia="Consolas" w:hAnsi="Consolas"/>
-          <w:b w:val="false"/>
-          <w:bCs w:val="false"/>
-          <w:i w:val="false"/>
-          <w:iCs w:val="false"/>
-          <w:color w:val="0E4A40"/>
-        </w:rPr>
-        <w:t xml:space="preserve">py-spy dump</w:t>
-      </w:r>
-      <w:r>
-        <w:rPr>
-          <w:b w:val="false"/>
-          <w:bCs w:val="false"/>
-          <w:i w:val="false"/>
-          <w:iCs w:val="false"/>
-        </w:rPr>
-        <w:t xml:space="preserve">) sur le processus bloqué, qui nécessite un conteneur avec </w:t>
-      </w:r>
-      <w:r>
-        <w:rPr>
-          <w:rFonts w:ascii="Consolas" w:cs="Consolas" w:eastAsia="Consolas" w:hAnsi="Consolas"/>
-          <w:b w:val="false"/>
-          <w:bCs w:val="false"/>
-          <w:i w:val="false"/>
-          <w:iCs w:val="false"/>
-          <w:color w:val="0E4A40"/>
-        </w:rPr>
-        <w:t xml:space="preserve">CAP_SYS_PTRACE</w:t>
-      </w:r>
-      <w:r>
-        <w:rPr>
-          <w:b w:val="false"/>
-          <w:bCs w:val="false"/>
-          <w:i w:val="false"/>
-          <w:iCs w:val="false"/>
-        </w:rPr>
-        <w:t xml:space="preserve"> et n'a pas été menée à bien cette session.</w:t>
+        <w:t>Aucune — toujours ouvert. La prochaine étape concrète est une trace de pile Python en direct (py-spy dump) sur le processus bloqué, qui nécessite un conteneur avec CAP_SYS_PTRACE et n'a pas été menée à bien cette session.</w:t>
       </w:r>
     </w:p>
     <w:p>
@@ -17164,14 +12216,7 @@
         <w:ind w:left="200"/>
       </w:pPr>
       <w:r>
-        <w:rPr>
-          <w:b/>
-          <w:bCs/>
-          <w:color w:val="7C8985"/>
-          <w:sz w:val="16"/>
-          <w:szCs w:val="16"/>
-        </w:rPr>
-        <w:t xml:space="preserve">POURQUOI C'EST IMPORTANT</w:t>
+        <w:t>POURQUOI C'EST IMPORTANT</w:t>
       </w:r>
     </w:p>
     <w:p>
@@ -17180,33 +12225,7 @@
         <w:ind w:left="200"/>
       </w:pPr>
       <w:r>
-        <w:rPr>
-          <w:b w:val="false"/>
-          <w:bCs w:val="false"/>
-          <w:i w:val="false"/>
-          <w:iCs w:val="false"/>
-        </w:rPr>
-        <w:t xml:space="preserve">Cela bloque l'usage fiable de l'enregistreur pour tout ce qui dépasse une seule exécution chanceuse, et l'échec est silencieux — aucune exception, aucun journal d'erreur, juste une transition coincée que chaque appelant (les propres scripts de ce projet, la CLI </w:t>
-      </w:r>
-      <w:r>
-        <w:rPr>
-          <w:rFonts w:ascii="Consolas" w:cs="Consolas" w:eastAsia="Consolas" w:hAnsi="Consolas"/>
-          <w:b w:val="false"/>
-          <w:bCs w:val="false"/>
-          <w:i w:val="false"/>
-          <w:iCs w:val="false"/>
-          <w:color w:val="0E4A40"/>
-        </w:rPr>
-        <w:t xml:space="preserve">ros2</w:t>
-      </w:r>
-      <w:r>
-        <w:rPr>
-          <w:b w:val="false"/>
-          <w:bCs w:val="false"/>
-          <w:i w:val="false"/>
-          <w:iCs w:val="false"/>
-        </w:rPr>
-        <w:t xml:space="preserve">) ne peut détecter que par un délai dépassé.</w:t>
+        <w:t>Cela bloque l'usage fiable de l'enregistreur pour tout ce qui dépasse une seule exécution chanceuse, et l'échec est silencieux — aucune exception, aucun journal d'erreur, juste une transition coincée que chaque appelant (les propres scripts de ce projet, la CLI ros2) ne peut détecter que par un délai dépassé.</w:t>
       </w:r>
     </w:p>
     <w:p>
@@ -17218,73 +12237,7 @@
         <w:ind w:left="200"/>
       </w:pPr>
       <w:r>
-        <w:rPr>
-          <w:b/>
-          <w:bCs/>
-          <w:i w:val="false"/>
-          <w:iCs w:val="false"/>
-          <w:sz w:val="24"/>
-          <w:szCs w:val="24"/>
-        </w:rPr>
-        <w:t xml:space="preserve">La CLI </w:t>
-      </w:r>
-      <w:r>
-        <w:rPr>
-          <w:rFonts w:ascii="Consolas" w:cs="Consolas" w:eastAsia="Consolas" w:hAnsi="Consolas"/>
-          <w:b/>
-          <w:bCs/>
-          <w:i w:val="false"/>
-          <w:iCs w:val="false"/>
-          <w:color w:val="0E4A40"/>
-          <w:sz w:val="24"/>
-          <w:szCs w:val="24"/>
-        </w:rPr>
-        <w:t xml:space="preserve">ros2 lifecycle</w:t>
-      </w:r>
-      <w:r>
-        <w:rPr>
-          <w:b/>
-          <w:bCs/>
-          <w:i w:val="false"/>
-          <w:iCs w:val="false"/>
-          <w:sz w:val="24"/>
-          <w:szCs w:val="24"/>
-        </w:rPr>
-        <w:t xml:space="preserve">/</w:t>
-      </w:r>
-      <w:r>
-        <w:rPr>
-          <w:rFonts w:ascii="Consolas" w:cs="Consolas" w:eastAsia="Consolas" w:hAnsi="Consolas"/>
-          <w:b/>
-          <w:bCs/>
-          <w:i w:val="false"/>
-          <w:iCs w:val="false"/>
-          <w:color w:val="0E4A40"/>
-          <w:sz w:val="24"/>
-          <w:szCs w:val="24"/>
-        </w:rPr>
-        <w:t xml:space="preserve">ros2 action</w:t>
-      </w:r>
-      <w:r>
-        <w:rPr>
-          <w:b/>
-          <w:bCs/>
-          <w:i w:val="false"/>
-          <w:iCs w:val="false"/>
-          <w:sz w:val="24"/>
-          <w:szCs w:val="24"/>
-        </w:rPr>
-        <w:t xml:space="preserve"> peut signaler un nœud en fonctionnement et configuré comme absent</w:t>
-      </w:r>
-      <w:r>
-        <w:rPr>
-          <w:i/>
-          <w:iCs/>
-          <w:color w:val="9C3B23"/>
-          <w:sz w:val="18"/>
-          <w:szCs w:val="18"/>
-        </w:rPr>
-        <w:t xml:space="preserve">   [Pas encore déposé]</w:t>
+        <w:t>La CLI ros2 lifecycle/ros2 action peut signaler un nœud en fonctionnement et configuré comme absent   [Pas encore déposé]</w:t>
       </w:r>
     </w:p>
     <w:p>
@@ -17293,14 +12246,7 @@
         <w:ind w:left="200"/>
       </w:pPr>
       <w:r>
-        <w:rPr>
-          <w:i/>
-          <w:iCs/>
-          <w:color w:val="9C3B23"/>
-          <w:sz w:val="18"/>
-          <w:szCs w:val="18"/>
-        </w:rPr>
-        <w:t xml:space="preserve">Dépôt candidat : ros2/ros2cli</w:t>
+        <w:t>Dépôt candidat : ros2/ros2cli</w:t>
       </w:r>
     </w:p>
     <w:p>
@@ -17309,14 +12255,7 @@
         <w:ind w:left="200"/>
       </w:pPr>
       <w:r>
-        <w:rPr>
-          <w:b/>
-          <w:bCs/>
-          <w:color w:val="7C8985"/>
-          <w:sz w:val="16"/>
-          <w:szCs w:val="16"/>
-        </w:rPr>
-        <w:t xml:space="preserve">SYMPTÔME</w:t>
+        <w:t>SYMPTÔME</w:t>
       </w:r>
     </w:p>
     <w:p>
@@ -17325,53 +12264,7 @@
         <w:ind w:left="200"/>
       </w:pPr>
       <w:r>
-        <w:rPr>
-          <w:b w:val="false"/>
-          <w:bCs w:val="false"/>
-          <w:i w:val="false"/>
-          <w:iCs w:val="false"/>
-        </w:rPr>
-        <w:t xml:space="preserve">Le chemin de découverte par défaut, adossé au daemon, des sous-commandes </w:t>
-      </w:r>
-      <w:r>
-        <w:rPr>
-          <w:rFonts w:ascii="Consolas" w:cs="Consolas" w:eastAsia="Consolas" w:hAnsi="Consolas"/>
-          <w:b w:val="false"/>
-          <w:bCs w:val="false"/>
-          <w:i w:val="false"/>
-          <w:iCs w:val="false"/>
-          <w:color w:val="0E4A40"/>
-        </w:rPr>
-        <w:t xml:space="preserve">ros2 lifecycle</w:t>
-      </w:r>
-      <w:r>
-        <w:rPr>
-          <w:b w:val="false"/>
-          <w:bCs w:val="false"/>
-          <w:i w:val="false"/>
-          <w:iCs w:val="false"/>
-        </w:rPr>
-        <w:t xml:space="preserve">/</w:t>
-      </w:r>
-      <w:r>
-        <w:rPr>
-          <w:rFonts w:ascii="Consolas" w:cs="Consolas" w:eastAsia="Consolas" w:hAnsi="Consolas"/>
-          <w:b w:val="false"/>
-          <w:bCs w:val="false"/>
-          <w:i w:val="false"/>
-          <w:iCs w:val="false"/>
-          <w:color w:val="0E4A40"/>
-        </w:rPr>
-        <w:t xml:space="preserve">ros2 action</w:t>
-      </w:r>
-      <w:r>
-        <w:rPr>
-          <w:b w:val="false"/>
-          <w:bCs w:val="false"/>
-          <w:i w:val="false"/>
-          <w:iCs w:val="false"/>
-        </w:rPr>
-        <w:t xml:space="preserve"> a, sur le prédécesseur de ce projet, signalé un nœud véritablement en fonctionnement et configuré comme introuvable — une classe d'échec de cache périmé, déjà documentée dans le rapport de ce projet voisin.</w:t>
+        <w:t>Le chemin de découverte par défaut, adossé au daemon, des sous-commandes ros2 lifecycle/ros2 action a, sur le prédécesseur de ce projet, signalé un nœud véritablement en fonctionnement et configuré comme introuvable — une classe d'échec de cache périmé, déjà documentée dans le rapport de ce projet voisin.</w:t>
       </w:r>
     </w:p>
     <w:p>
@@ -17380,14 +12273,7 @@
         <w:ind w:left="200"/>
       </w:pPr>
       <w:r>
-        <w:rPr>
-          <w:b/>
-          <w:bCs/>
-          <w:color w:val="7C8985"/>
-          <w:sz w:val="16"/>
-          <w:szCs w:val="16"/>
-        </w:rPr>
-        <w:t xml:space="preserve">CORRECTION UTILISÉE ICI</w:t>
+        <w:t>CORRECTION UTILISÉE ICI</w:t>
       </w:r>
     </w:p>
     <w:p>
@@ -17396,53 +12282,7 @@
         <w:ind w:left="200"/>
       </w:pPr>
       <w:r>
-        <w:rPr>
-          <w:b w:val="false"/>
-          <w:bCs w:val="false"/>
-          <w:i w:val="false"/>
-          <w:iCs w:val="false"/>
-        </w:rPr>
-        <w:t xml:space="preserve">Adoptée de manière proactive, avant de le rencontrer à nouveau : chaque appel de cycle de vie dans </w:t>
-      </w:r>
-      <w:r>
-        <w:rPr>
-          <w:rFonts w:ascii="Consolas" w:cs="Consolas" w:eastAsia="Consolas" w:hAnsi="Consolas"/>
-          <w:b w:val="false"/>
-          <w:bCs w:val="false"/>
-          <w:i w:val="false"/>
-          <w:iCs w:val="false"/>
-          <w:color w:val="0E4A40"/>
-        </w:rPr>
-        <w:t xml:space="preserve">episode.sh</w:t>
-      </w:r>
-      <w:r>
-        <w:rPr>
-          <w:b w:val="false"/>
-          <w:bCs w:val="false"/>
-          <w:i w:val="false"/>
-          <w:iCs w:val="false"/>
-        </w:rPr>
-        <w:t xml:space="preserve"> utilise </w:t>
-      </w:r>
-      <w:r>
-        <w:rPr>
-          <w:rFonts w:ascii="Consolas" w:cs="Consolas" w:eastAsia="Consolas" w:hAnsi="Consolas"/>
-          <w:b w:val="false"/>
-          <w:bCs w:val="false"/>
-          <w:i w:val="false"/>
-          <w:iCs w:val="false"/>
-          <w:color w:val="0E4A40"/>
-        </w:rPr>
-        <w:t xml:space="preserve">ros2 lifecycle set --no-daemon --spin-time 15 ...</w:t>
-      </w:r>
-      <w:r>
-        <w:rPr>
-          <w:b w:val="false"/>
-          <w:bCs w:val="false"/>
-          <w:i w:val="false"/>
-          <w:iCs w:val="false"/>
-        </w:rPr>
-        <w:t xml:space="preserve">, forçant une découverte fraîche au lieu du cache du daemon en arrière-plan.</w:t>
+        <w:t>Adoptée de manière proactive, avant de le rencontrer à nouveau : chaque appel de cycle de vie dans episode.sh utilise ros2 lifecycle set --no-daemon --spin-time 15 ..., forçant une découverte fraîche au lieu du cache du daemon en arrière-plan.</w:t>
       </w:r>
     </w:p>
     <w:p>
@@ -17451,14 +12291,7 @@
         <w:ind w:left="200"/>
       </w:pPr>
       <w:r>
-        <w:rPr>
-          <w:b/>
-          <w:bCs/>
-          <w:color w:val="7C8985"/>
-          <w:sz w:val="16"/>
-          <w:szCs w:val="16"/>
-        </w:rPr>
-        <w:t xml:space="preserve">POURQUOI C'EST IMPORTANT</w:t>
+        <w:t>POURQUOI C'EST IMPORTANT</w:t>
       </w:r>
     </w:p>
     <w:p>
@@ -17467,33 +12300,7 @@
         <w:ind w:left="200"/>
       </w:pPr>
       <w:r>
-        <w:rPr>
-          <w:b w:val="false"/>
-          <w:bCs w:val="false"/>
-          <w:i w:val="false"/>
-          <w:iCs w:val="false"/>
-        </w:rPr>
-        <w:t xml:space="preserve">A coûté un vrai temps de débogage sur le projet voisin avant que l'explication du cache périmé ne soit trouvée ; adopter </w:t>
-      </w:r>
-      <w:r>
-        <w:rPr>
-          <w:rFonts w:ascii="Consolas" w:cs="Consolas" w:eastAsia="Consolas" w:hAnsi="Consolas"/>
-          <w:b w:val="false"/>
-          <w:bCs w:val="false"/>
-          <w:i w:val="false"/>
-          <w:iCs w:val="false"/>
-          <w:color w:val="0E4A40"/>
-        </w:rPr>
-        <w:t xml:space="preserve">--no-daemon</w:t>
-      </w:r>
-      <w:r>
-        <w:rPr>
-          <w:b w:val="false"/>
-          <w:bCs w:val="false"/>
-          <w:i w:val="false"/>
-          <w:iCs w:val="false"/>
-        </w:rPr>
-        <w:t xml:space="preserve"> partout ici a évité de répéter ce coût, mais le comportement sous-jacent de la CLI vaut toujours la peine d'être signalé pour que d'autres équipes n'aient pas à le redécouvrir indépendamment.</w:t>
+        <w:t>A coûté un vrai temps de débogage sur le projet voisin avant que l'explication du cache périmé ne soit trouvée ; adopter --no-daemon partout ici a évité de répéter ce coût, mais le comportement sous-jacent de la CLI vaut toujours la peine d'être signalé pour que d'autres équipes n'aient pas à le redécouvrir indépendamment.</w:t>
       </w:r>
     </w:p>
     <w:p>
@@ -17502,7 +12309,7 @@
         <w:spacing w:after="120" w:before="320"/>
       </w:pPr>
       <w:r>
-        <w:t xml:space="preserve">Ce que cela ne prouve pas</w:t>
+        <w:t>Ce que cela ne prouve pas</w:t>
       </w:r>
     </w:p>
     <w:p>
@@ -17510,14 +12317,7 @@
         <w:spacing w:after="160"/>
       </w:pPr>
       <w:r>
-        <w:rPr>
-          <w:b w:val="false"/>
-          <w:bCs w:val="false"/>
-          <w:i w:val="false"/>
-          <w:iCs w:val="false"/>
-          <w:color w:val="4B5B57"/>
-        </w:rPr>
-        <w:t xml:space="preserve">Reformulation complète de la Partie 12 de la spécification, avec l'ajout de ce que cette session a changé.</w:t>
+        <w:t>Reformulation complète de la Partie 12 de la spécification, avec l'ajout de ce que cette session a changé.</w:t>
       </w:r>
     </w:p>
     <w:p>
@@ -17530,33 +12330,7 @@
         <w:spacing w:after="100"/>
       </w:pPr>
       <w:r>
-        <w:rPr>
-          <w:b w:val="false"/>
-          <w:bCs w:val="false"/>
-          <w:i w:val="false"/>
-          <w:iCs w:val="false"/>
-        </w:rPr>
-        <w:t xml:space="preserve">Aucun épisode ne s'est achevé contre la physique réelle, pour aucun objet. Nouveau cette session, et la limitation dominante : pas parce que la logique propre du pipeline est fausse (chaque vérification hors ligne passe), mais à cause de deux plafonds matériels/logiciels diagnostiqués indépendamment — un plafond mémoire de VM à ~3,8 Go dont </w:t>
-      </w:r>
-      <w:r>
-        <w:rPr>
-          <w:rFonts w:ascii="Consolas" w:cs="Consolas" w:eastAsia="Consolas" w:hAnsi="Consolas"/>
-          <w:b w:val="false"/>
-          <w:bCs w:val="false"/>
-          <w:i w:val="false"/>
-          <w:iCs w:val="false"/>
-          <w:color w:val="0E4A40"/>
-        </w:rPr>
-        <w:t xml:space="preserve">gz sim</w:t>
-      </w:r>
-      <w:r>
-        <w:rPr>
-          <w:b w:val="false"/>
-          <w:bCs w:val="false"/>
-          <w:i w:val="false"/>
-          <w:iCs w:val="false"/>
-        </w:rPr>
-        <w:t xml:space="preserve"> seul consomme la majeure partie, et un blocage distinct et non résolu du cycle de vie de l'enregistreur, reproduit même sans Gazebo en fonctionnement du tout.</w:t>
+        <w:t>Aucun épisode ne s'est achevé contre la physique réelle, pour aucun objet. Nouveau cette session, et la limitation dominante : pas parce que la logique propre du pipeline est fausse (chaque vérification hors ligne passe), mais à cause de deux plafonds matériels/logiciels diagnostiqués indépendamment — un plafond mémoire de VM à ~3,8 Go dont gz sim seul consomme la majeure partie, et un blocage distinct et non résolu du cycle de vie de l'enregistreur, reproduit même sans Gazebo en fonctionnement du tout.</w:t>
       </w:r>
     </w:p>
     <w:p>
@@ -17569,13 +12343,7 @@
         <w:spacing w:after="100"/>
       </w:pPr>
       <w:r>
-        <w:rPr>
-          <w:b w:val="false"/>
-          <w:bCs w:val="false"/>
-          <w:i w:val="false"/>
-          <w:iCs w:val="false"/>
-        </w:rPr>
-        <w:t xml:space="preserve">Si l'attache simulée est conservée : le transport n'est pas une prise. Inchangé par rapport à la spécification — une politique entraînée sur ces données apprend à approcher, fermer près de l'objet, transporter, ouvrir, pas la physique de la prise.</w:t>
+        <w:t>Si l'attache simulée est conservée : le transport n'est pas une prise. Inchangé par rapport à la spécification — une politique entraînée sur ces données apprend à approcher, fermer près de l'objet, transporter, ouvrir, pas la physique de la prise.</w:t>
       </w:r>
     </w:p>
     <w:p>
@@ -17588,13 +12356,7 @@
         <w:spacing w:after="100"/>
       </w:pPr>
       <w:r>
-        <w:rPr>
-          <w:b w:val="false"/>
-          <w:bCs w:val="false"/>
-          <w:i w:val="false"/>
-          <w:iCs w:val="false"/>
-        </w:rPr>
-        <w:t xml:space="preserve">Poses de vérité-terrain, sélection d'objet scriptsée. Inchangé par rapport à la spécification : le jeu de données (une fois qu'il existera) ne contiendra aucun échec de perception ni aucun exemple de démonstrateur désambiguïsant entre objets, car aucun ne s'est produit.</w:t>
+        <w:t>Poses de vérité-terrain, sélection d'objet scriptsée. Inchangé par rapport à la spécification : le jeu de données (une fois qu'il existera) ne contiendra aucun échec de perception ni aucun exemple de démonstrateur désambiguïsant entre objets, car aucun ne s'est produit.</w:t>
       </w:r>
     </w:p>
     <w:p>
@@ -17607,13 +12369,7 @@
         <w:spacing w:after="100"/>
       </w:pPr>
       <w:r>
-        <w:rPr>
-          <w:b w:val="false"/>
-          <w:bCs w:val="false"/>
-          <w:i w:val="false"/>
-          <w:iCs w:val="false"/>
-        </w:rPr>
-        <w:t xml:space="preserve">Sensibilité à la direction d'approche et à la corruption d'image. Inchangé par rapport aux mesures propres et de première main de la spécification : mélanger les directions d'approche coûte environ sept fois la pire répétabilité d'un seul côté, et une image caméra corrompue sur soixante rapporte une position fausse de 17,5 mm avant filtrage médian. Une politique apprise hérite des deux risques ; le pipeline classique ne se défend contre aucun des deux par chance.</w:t>
+        <w:t>Sensibilité à la direction d'approche et à la corruption d'image. Inchangé par rapport aux mesures propres et de première main de la spécification : mélanger les directions d'approche coûte environ sept fois la pire répétabilité d'un seul côté, et une image caméra corrompue sur soixante rapporte une position fausse de 17,5 mm avant filtrage médian. Une politique apprise hérite des deux risques ; le pipeline classique ne se défend contre aucun des deux par chance.</w:t>
       </w:r>
     </w:p>
     <w:p>
@@ -17626,13 +12382,7 @@
         <w:spacing w:after="100"/>
       </w:pPr>
       <w:r>
-        <w:rPr>
-          <w:b w:val="false"/>
-          <w:bCs w:val="false"/>
-          <w:i w:val="false"/>
-          <w:iCs w:val="false"/>
-        </w:rPr>
-        <w:t xml:space="preserve">Les données entraînées en simulation portent un écart de domaine visuel. Inchangé par rapport à la spécification, mis en évidence par le propre résultat d'estimation de pose DREAM de ce projet (détection sur image réelle de 10,9 %→91,6 %, seulement après mélange avec des données réelles).</w:t>
+        <w:t>Les données entraînées en simulation portent un écart de domaine visuel. Inchangé par rapport à la spécification, mis en évidence par le propre résultat d'estimation de pose DREAM de ce projet (détection sur image réelle de 10,9 %→91,6 %, seulement après mélange avec des données réelles).</w:t>
       </w:r>
     </w:p>
     <w:p>
@@ -17645,13 +12395,7 @@
         <w:spacing w:after="100"/>
       </w:pPr>
       <w:r>
-        <w:rPr>
-          <w:b w:val="false"/>
-          <w:bCs w:val="false"/>
-          <w:i w:val="false"/>
-          <w:iCs w:val="false"/>
-        </w:rPr>
-        <w:t xml:space="preserve">Soixante épisodes n'est pas un jeu d'entraînement. Inchangé par rapport à la spécification — et, étant donné qu'aucun épisode ne s'est achevé, pas encore même un test de fumée peuplé.</w:t>
+        <w:t>Soixante épisodes n'est pas un jeu d'entraînement. Inchangé par rapport à la spécification — et, étant donné qu'aucun épisode ne s'est achevé, pas encore même un test de fumée peuplé.</w:t>
       </w:r>
     </w:p>
     <w:p>
@@ -17664,44 +12408,7 @@
         <w:spacing w:after="100"/>
       </w:pPr>
       <w:r>
-        <w:rPr>
-          <w:rFonts w:ascii="Consolas" w:cs="Consolas" w:eastAsia="Consolas" w:hAnsi="Consolas"/>
-          <w:b w:val="false"/>
-          <w:bCs w:val="false"/>
-          <w:i w:val="false"/>
-          <w:iCs w:val="false"/>
-          <w:color w:val="0E4A40"/>
-        </w:rPr>
-        <w:t xml:space="preserve">config/reach_map.csv</w:t>
-      </w:r>
-      <w:r>
-        <w:rPr>
-          <w:b w:val="false"/>
-          <w:bCs w:val="false"/>
-          <w:i w:val="false"/>
-          <w:iCs w:val="false"/>
-        </w:rPr>
-        <w:t xml:space="preserve"> est une approximation de faible fidélité. Nouveau cette session : régénéré pour compléter l'arborescence du paquet de remise, mais à une résolution et un nombre de graines qui ne reproduisent pas étroitement le </w:t>
-      </w:r>
-      <w:r>
-        <w:rPr>
-          <w:rFonts w:ascii="Consolas" w:cs="Consolas" w:eastAsia="Consolas" w:hAnsi="Consolas"/>
-          <w:b w:val="false"/>
-          <w:bCs w:val="false"/>
-          <w:i w:val="false"/>
-          <w:iCs w:val="false"/>
-          <w:color w:val="0E4A40"/>
-        </w:rPr>
-        <w:t xml:space="preserve">safe_rect.txt</w:t>
-      </w:r>
-      <w:r>
-        <w:rPr>
-          <w:b w:val="false"/>
-          <w:bCs w:val="false"/>
-          <w:i w:val="false"/>
-          <w:iCs w:val="false"/>
-        </w:rPr>
-        <w:t xml:space="preserve"> fiable et intact dont la matrice d'épisodes dépend réellement.</w:t>
+        <w:t>config/reach_map.csv est une approximation de faible fidélité. Nouveau cette session : régénéré pour compléter l'arborescence du paquet de remise, mais à une résolution et un nombre de graines qui ne reproduisent pas étroitement le safe_rect.txt fiable et intact dont la matrice d'épisodes dépend réellement.</w:t>
       </w:r>
     </w:p>
     <w:p>
@@ -17709,13 +12416,7 @@
         <w:spacing w:after="200"/>
       </w:pPr>
       <w:r>
-        <w:rPr>
-          <w:b w:val="false"/>
-          <w:bCs w:val="false"/>
-          <w:i w:val="false"/>
-          <w:iCs w:val="false"/>
-        </w:rPr>
-        <w:t xml:space="preserve">Ce que cela prouve, précisément : que chaque partie de ce pipeline ne nécessitant pas de simulateur en fonctionnement — le monde, la géométrie, l'IK et les points de passage, le langage des tâches, la justesse du vérificateur, les contrats, et le paquet complet de remise — est construite et vérifiable indépendamment par quiconque, sur n'importe quelle machine, sans avoir besoin de Gazebo du tout ; et que les deux choses qui se dressent entre ceci et un épisode achevé sont désormais caractérisées précisément plutôt que mystérieuses.</w:t>
+        <w:t>Ce que cela prouve, précisément : que chaque partie de ce pipeline ne nécessitant pas de simulateur en fonctionnement — le monde, la géométrie, l'IK et les points de passage, le langage des tâches, la justesse du vérificateur, les contrats, et le paquet complet de remise — est construite et vérifiable indépendamment par quiconque, sur n'importe quelle machine, sans avoir besoin de Gazebo du tout ; et que les deux choses qui se dressent entre ceci et un épisode achevé sont désormais caractérisées précisément plutôt que mystérieuses.</w:t>
       </w:r>
     </w:p>
     <w:p>
@@ -17724,7 +12425,7 @@
         <w:spacing w:after="120" w:before="320"/>
       </w:pPr>
       <w:r>
-        <w:t xml:space="preserve">Exécution manuelle, de bout en bout</w:t>
+        <w:t>Exécution manuelle, de bout en bout</w:t>
       </w:r>
     </w:p>
     <w:p>
@@ -17732,35 +12433,7 @@
         <w:spacing w:after="160"/>
       </w:pPr>
       <w:r>
-        <w:rPr>
-          <w:b w:val="false"/>
-          <w:bCs w:val="false"/>
-          <w:i w:val="false"/>
-          <w:iCs w:val="false"/>
-          <w:color w:val="4B5B57"/>
-        </w:rPr>
-        <w:t xml:space="preserve">Ce que RUNNING.md demande d'exécuter, reformulé ici pour un lecteur qui veut tout le chemin en un seul endroit.</w:t>
-      </w:r>
-      <w:r>
-        <w:rPr>
-          <w:rFonts w:ascii="Consolas" w:cs="Consolas" w:eastAsia="Consolas" w:hAnsi="Consolas"/>
-          <w:b w:val="false"/>
-          <w:bCs w:val="false"/>
-          <w:i w:val="false"/>
-          <w:iCs w:val="false"/>
-          <w:color w:val="0E4A40"/>
-        </w:rPr>
-        <w:t xml:space="preserve"/>
-      </w:r>
-      <w:r>
-        <w:rPr>
-          <w:b w:val="false"/>
-          <w:bCs w:val="false"/>
-          <w:i w:val="false"/>
-          <w:iCs w:val="false"/>
-          <w:color w:val="4B5B57"/>
-        </w:rPr>
-        <w:t xml:space="preserve"/>
+        <w:t>Ce que RUNNING.md demande d'exécuter, reformulé ici pour un lecteur qui veut tout le chemin en un seul endroit.</w:t>
       </w:r>
     </w:p>
     <w:p>
@@ -17769,12 +12442,7 @@
         <w:spacing w:after="0"/>
       </w:pPr>
       <w:r>
-        <w:rPr>
-          <w:rFonts w:ascii="Consolas" w:cs="Consolas" w:eastAsia="Consolas" w:hAnsi="Consolas"/>
-          <w:sz w:val="18"/>
-          <w:szCs w:val="18"/>
-        </w:rPr>
-        <w:t xml:space="preserve">bash preflight.sh # attendre PREFLIGHT PASSED</w:t>
+        <w:t>bash preflight.sh # attendre PREFLIGHT PASSED</w:t>
       </w:r>
     </w:p>
     <w:p>
@@ -17783,11 +12451,6 @@
         <w:spacing w:after="0"/>
       </w:pPr>
       <w:r>
-        <w:rPr>
-          <w:rFonts w:ascii="Consolas" w:cs="Consolas" w:eastAsia="Consolas" w:hAnsi="Consolas"/>
-          <w:sz w:val="18"/>
-          <w:szCs w:val="18"/>
-        </w:rPr>
         <w:t xml:space="preserve"> </w:t>
       </w:r>
     </w:p>
@@ -17797,12 +12460,7 @@
         <w:spacing w:after="0"/>
       </w:pPr>
       <w:r>
-        <w:rPr>
-          <w:rFonts w:ascii="Consolas" w:cs="Consolas" w:eastAsia="Consolas" w:hAnsi="Consolas"/>
-          <w:sz w:val="18"/>
-          <w:szCs w:val="18"/>
-        </w:rPr>
-        <w:t xml:space="preserve"># première action sur du matériel neuf -- pas le lot complet</w:t>
+        <w:t># première action sur du matériel neuf -- pas le lot complet</w:t>
       </w:r>
     </w:p>
     <w:p>
@@ -17811,12 +12469,7 @@
         <w:spacing w:after="0"/>
       </w:pPr>
       <w:r>
-        <w:rPr>
-          <w:rFonts w:ascii="Consolas" w:cs="Consolas" w:eastAsia="Consolas" w:hAnsi="Consolas"/>
-          <w:sz w:val="18"/>
-          <w:szCs w:val="18"/>
-        </w:rPr>
-        <w:t xml:space="preserve">bash scripts/episode.sh 1 # red_cube</w:t>
+        <w:t>bash scripts/episode.sh 1 # red_cube</w:t>
       </w:r>
     </w:p>
     <w:p>
@@ -17825,12 +12478,7 @@
         <w:spacing w:after="0"/>
       </w:pPr>
       <w:r>
-        <w:rPr>
-          <w:rFonts w:ascii="Consolas" w:cs="Consolas" w:eastAsia="Consolas" w:hAnsi="Consolas"/>
-          <w:sz w:val="18"/>
-          <w:szCs w:val="18"/>
-        </w:rPr>
-        <w:t xml:space="preserve">bash scripts/episode.sh 2 # blue_cube</w:t>
+        <w:t>bash scripts/episode.sh 2 # blue_cube</w:t>
       </w:r>
     </w:p>
     <w:p>
@@ -17839,12 +12487,7 @@
         <w:spacing w:after="0"/>
       </w:pPr>
       <w:r>
-        <w:rPr>
-          <w:rFonts w:ascii="Consolas" w:cs="Consolas" w:eastAsia="Consolas" w:hAnsi="Consolas"/>
-          <w:sz w:val="18"/>
-          <w:szCs w:val="18"/>
-        </w:rPr>
-        <w:t xml:space="preserve">bash scripts/episode.sh 3 # green_cylinder -- ne pas sauter</w:t>
+        <w:t>bash scripts/episode.sh 3 # green_cylinder -- ne pas sauter</w:t>
       </w:r>
     </w:p>
     <w:p>
@@ -17853,12 +12496,7 @@
         <w:spacing w:after="0"/>
       </w:pPr>
       <w:r>
-        <w:rPr>
-          <w:rFonts w:ascii="Consolas" w:cs="Consolas" w:eastAsia="Consolas" w:hAnsi="Consolas"/>
-          <w:sz w:val="18"/>
-          <w:szCs w:val="18"/>
-        </w:rPr>
-        <w:t xml:space="preserve">bash scripts/episode.sh 4 # yellow_box</w:t>
+        <w:t>bash scripts/episode.sh 4 # yellow_box</w:t>
       </w:r>
     </w:p>
     <w:p>
@@ -17867,11 +12505,6 @@
         <w:spacing w:after="0"/>
       </w:pPr>
       <w:r>
-        <w:rPr>
-          <w:rFonts w:ascii="Consolas" w:cs="Consolas" w:eastAsia="Consolas" w:hAnsi="Consolas"/>
-          <w:sz w:val="18"/>
-          <w:szCs w:val="18"/>
-        </w:rPr>
         <w:t xml:space="preserve"> </w:t>
       </w:r>
     </w:p>
@@ -17881,12 +12514,7 @@
         <w:spacing w:after="0"/>
       </w:pPr>
       <w:r>
-        <w:rPr>
-          <w:rFonts w:ascii="Consolas" w:cs="Consolas" w:eastAsia="Consolas" w:hAnsi="Consolas"/>
-          <w:sz w:val="18"/>
-          <w:szCs w:val="18"/>
-        </w:rPr>
-        <w:t xml:space="preserve"># seulement une fois les quatre ci-dessus réussis :</w:t>
+        <w:t># seulement une fois les quatre ci-dessus réussis :</w:t>
       </w:r>
     </w:p>
     <w:p>
@@ -17895,12 +12523,7 @@
         <w:spacing w:after="0"/>
       </w:pPr>
       <w:r>
-        <w:rPr>
-          <w:rFonts w:ascii="Consolas" w:cs="Consolas" w:eastAsia="Consolas" w:hAnsi="Consolas"/>
-          <w:sz w:val="18"/>
-          <w:szCs w:val="18"/>
-        </w:rPr>
-        <w:t xml:space="preserve">bash scripts/batch.sh 1 60 # ~2,7 h sur le portable WSL2, 04/10/2026</w:t>
+        <w:t>bash scripts/batch.sh 1 60 # ~2,7 h sur le portable WSL2, 04/10/2026</w:t>
       </w:r>
     </w:p>
     <w:p>
@@ -17909,12 +12532,7 @@
         <w:spacing w:after="0"/>
       </w:pPr>
       <w:r>
-        <w:rPr>
-          <w:rFonts w:ascii="Consolas" w:cs="Consolas" w:eastAsia="Consolas" w:hAnsi="Consolas"/>
-          <w:sz w:val="18"/>
-          <w:szCs w:val="18"/>
-        </w:rPr>
-        <w:t xml:space="preserve">bash scripts/status.sh # à tout moment, terminal séparé</w:t>
+        <w:t>bash scripts/status.sh # à tout moment, terminal séparé</w:t>
       </w:r>
     </w:p>
     <w:p>
@@ -17923,11 +12541,6 @@
         <w:spacing w:after="0"/>
       </w:pPr>
       <w:r>
-        <w:rPr>
-          <w:rFonts w:ascii="Consolas" w:cs="Consolas" w:eastAsia="Consolas" w:hAnsi="Consolas"/>
-          <w:sz w:val="18"/>
-          <w:szCs w:val="18"/>
-        </w:rPr>
         <w:t xml:space="preserve"> </w:t>
       </w:r>
     </w:p>
@@ -17937,12 +12550,7 @@
         <w:spacing w:after="0"/>
       </w:pPr>
       <w:r>
-        <w:rPr>
-          <w:rFonts w:ascii="Consolas" w:cs="Consolas" w:eastAsia="Consolas" w:hAnsi="Consolas"/>
-          <w:sz w:val="18"/>
-          <w:szCs w:val="18"/>
-        </w:rPr>
-        <w:t xml:space="preserve">python3 scripts/port_bag.py --out datasets/mycobot_sorting_train --split train</w:t>
+        <w:t>python3 scripts/port_bag.py --out datasets/mycobot_sorting_train --split train</w:t>
       </w:r>
     </w:p>
     <w:p>
@@ -17951,18 +12559,14 @@
         <w:spacing w:after="0"/>
       </w:pPr>
       <w:r>
-        <w:rPr>
-          <w:rFonts w:ascii="Consolas" w:cs="Consolas" w:eastAsia="Consolas" w:hAnsi="Consolas"/>
-          <w:sz w:val="18"/>
-          <w:szCs w:val="18"/>
-        </w:rPr>
-        <w:t xml:space="preserve">python3 scripts/port_bag.py --out datasets/mycobot_sorting_heldout --split heldout</w:t>
+        <w:t>python3 scripts/port_bag.py --out datasets/mycobot_sorting_heldout --split heldout</w:t>
       </w:r>
     </w:p>
     <w:p>
       <w:pPr>
         <w:spacing w:after="120"/>
       </w:pPr>
+      <w:r/>
     </w:p>
     <w:p>
       <w:pPr>
@@ -17974,73 +12578,7 @@
         <w:ind w:left="200"/>
       </w:pPr>
       <w:r>
-        <w:rPr>
-          <w:b w:val="false"/>
-          <w:bCs w:val="false"/>
-          <w:i w:val="false"/>
-          <w:iCs w:val="false"/>
-        </w:rPr>
-        <w:t xml:space="preserve">Arrêter et rapporter si l'un des quatre épisodes de fumée échoue — selon </w:t>
-      </w:r>
-      <w:r>
-        <w:rPr>
-          <w:rFonts w:ascii="Consolas" w:cs="Consolas" w:eastAsia="Consolas" w:hAnsi="Consolas"/>
-          <w:b w:val="false"/>
-          <w:bCs w:val="false"/>
-          <w:i w:val="false"/>
-          <w:iCs w:val="false"/>
-          <w:color w:val="0E4A40"/>
-        </w:rPr>
-        <w:t xml:space="preserve">RUNNING.md</w:t>
-      </w:r>
-      <w:r>
-        <w:rPr>
-          <w:b w:val="false"/>
-          <w:bCs w:val="false"/>
-          <w:i w:val="false"/>
-          <w:iCs w:val="false"/>
-        </w:rPr>
-        <w:t xml:space="preserve">, ce n'est pas une formalité. Renvoyer le </w:t>
-      </w:r>
-      <w:r>
-        <w:rPr>
-          <w:rFonts w:ascii="Consolas" w:cs="Consolas" w:eastAsia="Consolas" w:hAnsi="Consolas"/>
-          <w:b w:val="false"/>
-          <w:bCs w:val="false"/>
-          <w:i w:val="false"/>
-          <w:iCs w:val="false"/>
-          <w:color w:val="0E4A40"/>
-        </w:rPr>
-        <w:t xml:space="preserve">stage_&lt;idx&gt;.log</w:t>
-      </w:r>
-      <w:r>
-        <w:rPr>
-          <w:b w:val="false"/>
-          <w:bCs w:val="false"/>
-          <w:i w:val="false"/>
-          <w:iCs w:val="false"/>
-        </w:rPr>
-        <w:t xml:space="preserve"> de l'épisode en échec, indiquer s'il a échoué pendant la montée en charge ou pendant l'enregistrement, et — si c'est le blocage de l'enregistreur — un </w:t>
-      </w:r>
-      <w:r>
-        <w:rPr>
-          <w:rFonts w:ascii="Consolas" w:cs="Consolas" w:eastAsia="Consolas" w:hAnsi="Consolas"/>
-          <w:b w:val="false"/>
-          <w:bCs w:val="false"/>
-          <w:i w:val="false"/>
-          <w:iCs w:val="false"/>
-          <w:color w:val="0E4A40"/>
-        </w:rPr>
-        <w:t xml:space="preserve">py-spy dump</w:t>
-      </w:r>
-      <w:r>
-        <w:rPr>
-          <w:b w:val="false"/>
-          <w:bCs w:val="false"/>
-          <w:i w:val="false"/>
-          <w:iCs w:val="false"/>
-        </w:rPr>
-        <w:t xml:space="preserve"> du processus bloqué si possible du tout.</w:t>
+        <w:t>Arrêter et rapporter si l'un des quatre épisodes de fumée échoue — selon RUNNING.md, ce n'est pas une formalité. Renvoyer le stage_&lt;idx&gt;.log de l'épisode en échec, indiquer s'il a échoué pendant la montée en charge ou pendant l'enregistrement, et — si c'est le blocage de l'enregistreur — un py-spy dump du processus bloqué si possible du tout.</w:t>
       </w:r>
     </w:p>
     <w:p>
@@ -18049,7 +12587,7 @@
         <w:spacing w:after="120" w:before="320"/>
       </w:pPr>
       <w:r>
-        <w:t xml:space="preserve">Inventaire des fichiers</w:t>
+        <w:t>Inventaire des fichiers</w:t>
       </w:r>
     </w:p>
     <w:p>
@@ -18057,14 +12595,7 @@
         <w:spacing w:after="160"/>
       </w:pPr>
       <w:r>
-        <w:rPr>
-          <w:b w:val="false"/>
-          <w:bCs w:val="false"/>
-          <w:i w:val="false"/>
-          <w:iCs w:val="false"/>
-          <w:color w:val="4B5B57"/>
-        </w:rPr>
-        <w:t xml:space="preserve">Ce qui est réellement suivi dans l'historique git propre de ce projet, et à quoi sert chaque pièce.</w:t>
+        <w:t>Ce qui est réellement suivi dans l'historique git propre de ce projet, et à quoi sert chaque pièce.</w:t>
       </w:r>
     </w:p>
     <w:p>
@@ -18072,12 +12603,7 @@
         <w:spacing w:after="0"/>
       </w:pPr>
       <w:r>
-        <w:rPr>
-          <w:rFonts w:ascii="Consolas" w:cs="Consolas" w:eastAsia="Consolas" w:hAnsi="Consolas"/>
-          <w:sz w:val="16"/>
-          <w:szCs w:val="16"/>
-        </w:rPr>
-        <w:t xml:space="preserve">Headless_Task-Grounded_Pick-and-Sort-and-Place_in_Gazebo/</w:t>
+        <w:t>Headless_Task-Grounded_Pick-and-Sort-and-Place_in_Gazebo/</w:t>
       </w:r>
     </w:p>
     <w:p>
@@ -18085,11 +12611,6 @@
         <w:spacing w:after="0"/>
       </w:pPr>
       <w:r>
-        <w:rPr>
-          <w:rFonts w:ascii="Consolas" w:cs="Consolas" w:eastAsia="Consolas" w:hAnsi="Consolas"/>
-          <w:sz w:val="16"/>
-          <w:szCs w:val="16"/>
-        </w:rPr>
         <w:t xml:space="preserve"> </w:t>
       </w:r>
     </w:p>
@@ -18098,12 +12619,7 @@
         <w:spacing w:after="0"/>
       </w:pPr>
       <w:r>
-        <w:rPr>
-          <w:rFonts w:ascii="Consolas" w:cs="Consolas" w:eastAsia="Consolas" w:hAnsi="Consolas"/>
-          <w:sz w:val="16"/>
-          <w:szCs w:val="16"/>
-        </w:rPr>
-        <w:t xml:space="preserve">├── RUNNING.md # §11, §15 -- la phrase unique, puis trois commandes</w:t>
+        <w:t>├── RUNNING.md # §11, §15 -- la phrase unique, puis trois commandes</w:t>
       </w:r>
     </w:p>
     <w:p>
@@ -18111,11 +12627,6 @@
         <w:spacing w:after="0"/>
       </w:pPr>
       <w:r>
-        <w:rPr>
-          <w:rFonts w:ascii="Consolas" w:cs="Consolas" w:eastAsia="Consolas" w:hAnsi="Consolas"/>
-          <w:sz w:val="16"/>
-          <w:szCs w:val="16"/>
-        </w:rPr>
         <w:t xml:space="preserve"> </w:t>
       </w:r>
     </w:p>
@@ -18124,12 +12635,7 @@
         <w:spacing w:after="0"/>
       </w:pPr>
       <w:r>
-        <w:rPr>
-          <w:rFonts w:ascii="Consolas" w:cs="Consolas" w:eastAsia="Consolas" w:hAnsi="Consolas"/>
-          <w:sz w:val="16"/>
-          <w:szCs w:val="16"/>
-        </w:rPr>
-        <w:t xml:space="preserve">├── preflight.sh # §11 -- vérification d'environnement en lecture seule</w:t>
+        <w:t>├── preflight.sh # §11 -- vérification d'environnement en lecture seule</w:t>
       </w:r>
     </w:p>
     <w:p>
@@ -18137,11 +12643,6 @@
         <w:spacing w:after="0"/>
       </w:pPr>
       <w:r>
-        <w:rPr>
-          <w:rFonts w:ascii="Consolas" w:cs="Consolas" w:eastAsia="Consolas" w:hAnsi="Consolas"/>
-          <w:sz w:val="16"/>
-          <w:szCs w:val="16"/>
-        </w:rPr>
         <w:t xml:space="preserve"> </w:t>
       </w:r>
     </w:p>
@@ -18150,12 +12651,7 @@
         <w:spacing w:after="0"/>
       </w:pPr>
       <w:r>
-        <w:rPr>
-          <w:rFonts w:ascii="Consolas" w:cs="Consolas" w:eastAsia="Consolas" w:hAnsi="Consolas"/>
-          <w:sz w:val="16"/>
-          <w:szCs w:val="16"/>
-        </w:rPr>
-        <w:t xml:space="preserve">├── doc/</w:t>
+        <w:t>├── doc/</w:t>
       </w:r>
     </w:p>
     <w:p>
@@ -18163,11 +12659,6 @@
         <w:spacing w:after="0"/>
       </w:pPr>
       <w:r>
-        <w:rPr>
-          <w:rFonts w:ascii="Consolas" w:cs="Consolas" w:eastAsia="Consolas" w:hAnsi="Consolas"/>
-          <w:sz w:val="16"/>
-          <w:szCs w:val="16"/>
-        </w:rPr>
         <w:t xml:space="preserve"> </w:t>
       </w:r>
     </w:p>
@@ -18176,12 +12667,7 @@
         <w:spacing w:after="0"/>
       </w:pPr>
       <w:r>
-        <w:rPr>
-          <w:rFonts w:ascii="Consolas" w:cs="Consolas" w:eastAsia="Consolas" w:hAnsi="Consolas"/>
-          <w:sz w:val="16"/>
-          <w:szCs w:val="16"/>
-        </w:rPr>
-        <w:t xml:space="preserve">│   ├── FOUR_OBJECT_SORTING_SPECIFICATION.docx # la spec contraignante</w:t>
+        <w:t>│   ├── FOUR_OBJECT_SORTING_SPECIFICATION.docx # la spec contraignante</w:t>
       </w:r>
     </w:p>
     <w:p>
@@ -18189,11 +12675,6 @@
         <w:spacing w:after="0"/>
       </w:pPr>
       <w:r>
-        <w:rPr>
-          <w:rFonts w:ascii="Consolas" w:cs="Consolas" w:eastAsia="Consolas" w:hAnsi="Consolas"/>
-          <w:sz w:val="16"/>
-          <w:szCs w:val="16"/>
-        </w:rPr>
         <w:t xml:space="preserve"> </w:t>
       </w:r>
     </w:p>
@@ -18202,12 +12683,7 @@
         <w:spacing w:after="0"/>
       </w:pPr>
       <w:r>
-        <w:rPr>
-          <w:rFonts w:ascii="Consolas" w:cs="Consolas" w:eastAsia="Consolas" w:hAnsi="Consolas"/>
-          <w:sz w:val="16"/>
-          <w:szCs w:val="16"/>
-        </w:rPr>
-        <w:t xml:space="preserve">│   ├── FOUR_OBJECT_SORTING_REPORT.{html,docx} / _FR.{html,docx} # ce document, EN/FR</w:t>
+        <w:t>│   ├── FOUR_OBJECT_SORTING_REPORT.{html,docx} / _FR.{html,docx} # ce document, EN/FR</w:t>
       </w:r>
     </w:p>
     <w:p>
@@ -18215,11 +12691,6 @@
         <w:spacing w:after="0"/>
       </w:pPr>
       <w:r>
-        <w:rPr>
-          <w:rFonts w:ascii="Consolas" w:cs="Consolas" w:eastAsia="Consolas" w:hAnsi="Consolas"/>
-          <w:sz w:val="16"/>
-          <w:szCs w:val="16"/>
-        </w:rPr>
         <w:t xml:space="preserve"> </w:t>
       </w:r>
     </w:p>
@@ -18228,12 +12699,7 @@
         <w:spacing w:after="0"/>
       </w:pPr>
       <w:r>
-        <w:rPr>
-          <w:rFonts w:ascii="Consolas" w:cs="Consolas" w:eastAsia="Consolas" w:hAnsi="Consolas"/>
-          <w:sz w:val="16"/>
-          <w:szCs w:val="16"/>
-        </w:rPr>
-        <w:t xml:space="preserve">│   ├── ASSUMPTIONS.md, WORLD_SELECTION.md, GRASP_DECISION.md # §1-3</w:t>
+        <w:t>│   ├── ASSUMPTIONS.md, WORLD_SELECTION.md, GRASP_DECISION.md # §1-3</w:t>
       </w:r>
     </w:p>
     <w:p>
@@ -18241,11 +12707,6 @@
         <w:spacing w:after="0"/>
       </w:pPr>
       <w:r>
-        <w:rPr>
-          <w:rFonts w:ascii="Consolas" w:cs="Consolas" w:eastAsia="Consolas" w:hAnsi="Consolas"/>
-          <w:sz w:val="16"/>
-          <w:szCs w:val="16"/>
-        </w:rPr>
         <w:t xml:space="preserve"> </w:t>
       </w:r>
     </w:p>
@@ -18254,12 +12715,7 @@
         <w:spacing w:after="0"/>
       </w:pPr>
       <w:r>
-        <w:rPr>
-          <w:rFonts w:ascii="Consolas" w:cs="Consolas" w:eastAsia="Consolas" w:hAnsi="Consolas"/>
-          <w:sz w:val="16"/>
-          <w:szCs w:val="16"/>
-        </w:rPr>
-        <w:t xml:space="preserve">│   ├── OBJECTS_MANIFEST.md, BIN_REPOSITIONING.md # §4</w:t>
+        <w:t>│   ├── OBJECTS_MANIFEST.md, BIN_REPOSITIONING.md # §4</w:t>
       </w:r>
     </w:p>
     <w:p>
@@ -18267,11 +12723,6 @@
         <w:spacing w:after="0"/>
       </w:pPr>
       <w:r>
-        <w:rPr>
-          <w:rFonts w:ascii="Consolas" w:cs="Consolas" w:eastAsia="Consolas" w:hAnsi="Consolas"/>
-          <w:sz w:val="16"/>
-          <w:szCs w:val="16"/>
-        </w:rPr>
         <w:t xml:space="preserve"> </w:t>
       </w:r>
     </w:p>
@@ -18280,12 +12731,7 @@
         <w:spacing w:after="0"/>
       </w:pPr>
       <w:r>
-        <w:rPr>
-          <w:rFonts w:ascii="Consolas" w:cs="Consolas" w:eastAsia="Consolas" w:hAnsi="Consolas"/>
-          <w:sz w:val="16"/>
-          <w:szCs w:val="16"/>
-        </w:rPr>
-        <w:t xml:space="preserve">│   ├── WAYPOINT_CONTINUITY.md # §7</w:t>
+        <w:t>│   ├── WAYPOINT_CONTINUITY.md # §7</w:t>
       </w:r>
     </w:p>
     <w:p>
@@ -18293,11 +12739,6 @@
         <w:spacing w:after="0"/>
       </w:pPr>
       <w:r>
-        <w:rPr>
-          <w:rFonts w:ascii="Consolas" w:cs="Consolas" w:eastAsia="Consolas" w:hAnsi="Consolas"/>
-          <w:sz w:val="16"/>
-          <w:szCs w:val="16"/>
-        </w:rPr>
         <w:t xml:space="preserve"> </w:t>
       </w:r>
     </w:p>
@@ -18306,12 +12747,7 @@
         <w:spacing w:after="0"/>
       </w:pPr>
       <w:r>
-        <w:rPr>
-          <w:rFonts w:ascii="Consolas" w:cs="Consolas" w:eastAsia="Consolas" w:hAnsi="Consolas"/>
-          <w:sz w:val="16"/>
-          <w:szCs w:val="16"/>
-        </w:rPr>
-        <w:t xml:space="preserve">│   ├── CONTRACT_VERIFICATION.md # §10</w:t>
+        <w:t>│   ├── CONTRACT_VERIFICATION.md # §10</w:t>
       </w:r>
     </w:p>
     <w:p>
@@ -18319,11 +12755,6 @@
         <w:spacing w:after="0"/>
       </w:pPr>
       <w:r>
-        <w:rPr>
-          <w:rFonts w:ascii="Consolas" w:cs="Consolas" w:eastAsia="Consolas" w:hAnsi="Consolas"/>
-          <w:sz w:val="16"/>
-          <w:szCs w:val="16"/>
-        </w:rPr>
         <w:t xml:space="preserve"> </w:t>
       </w:r>
     </w:p>
@@ -18332,12 +12763,7 @@
         <w:spacing w:after="0"/>
       </w:pPr>
       <w:r>
-        <w:rPr>
-          <w:rFonts w:ascii="Consolas" w:cs="Consolas" w:eastAsia="Consolas" w:hAnsi="Consolas"/>
-          <w:sz w:val="16"/>
-          <w:szCs w:val="16"/>
-        </w:rPr>
-        <w:t xml:space="preserve">│   ├── SMOKE_TEST.md # §12-13, le dossier forensique complet</w:t>
+        <w:t>│   ├── SMOKE_TEST.md # §12-13, le dossier forensique complet</w:t>
       </w:r>
     </w:p>
     <w:p>
@@ -18345,11 +12771,6 @@
         <w:spacing w:after="0"/>
       </w:pPr>
       <w:r>
-        <w:rPr>
-          <w:rFonts w:ascii="Consolas" w:cs="Consolas" w:eastAsia="Consolas" w:hAnsi="Consolas"/>
-          <w:sz w:val="16"/>
-          <w:szCs w:val="16"/>
-        </w:rPr>
         <w:t xml:space="preserve"> </w:t>
       </w:r>
     </w:p>
@@ -18358,12 +12779,7 @@
         <w:spacing w:after="0"/>
       </w:pPr>
       <w:r>
-        <w:rPr>
-          <w:rFonts w:ascii="Consolas" w:cs="Consolas" w:eastAsia="Consolas" w:hAnsi="Consolas"/>
-          <w:sz w:val="16"/>
-          <w:szCs w:val="16"/>
-        </w:rPr>
-        <w:t xml:space="preserve">│   ├── HANDOVER.md # §15, bilan ligne par ligne de l'Annexe A</w:t>
+        <w:t>│   ├── HANDOVER.md # §15, bilan ligne par ligne de l'Annexe A</w:t>
       </w:r>
     </w:p>
     <w:p>
@@ -18371,11 +12787,6 @@
         <w:spacing w:after="0"/>
       </w:pPr>
       <w:r>
-        <w:rPr>
-          <w:rFonts w:ascii="Consolas" w:cs="Consolas" w:eastAsia="Consolas" w:hAnsi="Consolas"/>
-          <w:sz w:val="16"/>
-          <w:szCs w:val="16"/>
-        </w:rPr>
         <w:t xml:space="preserve"> </w:t>
       </w:r>
     </w:p>
@@ -18384,12 +12795,7 @@
         <w:spacing w:after="0"/>
       </w:pPr>
       <w:r>
-        <w:rPr>
-          <w:rFonts w:ascii="Consolas" w:cs="Consolas" w:eastAsia="Consolas" w:hAnsi="Consolas"/>
-          <w:sz w:val="16"/>
-          <w:szCs w:val="16"/>
-        </w:rPr>
-        <w:t xml:space="preserve">│   ├── LIMITATIONS.md, METRICS.md # Parties 12-13</w:t>
+        <w:t>│   ├── LIMITATIONS.md, METRICS.md # Parties 12-13</w:t>
       </w:r>
     </w:p>
     <w:p>
@@ -18397,11 +12803,6 @@
         <w:spacing w:after="0"/>
       </w:pPr>
       <w:r>
-        <w:rPr>
-          <w:rFonts w:ascii="Consolas" w:cs="Consolas" w:eastAsia="Consolas" w:hAnsi="Consolas"/>
-          <w:sz w:val="16"/>
-          <w:szCs w:val="16"/>
-        </w:rPr>
         <w:t xml:space="preserve"> </w:t>
       </w:r>
     </w:p>
@@ -18410,12 +12811,7 @@
         <w:spacing w:after="0"/>
       </w:pPr>
       <w:r>
-        <w:rPr>
-          <w:rFonts w:ascii="Consolas" w:cs="Consolas" w:eastAsia="Consolas" w:hAnsi="Consolas"/>
-          <w:sz w:val="16"/>
-          <w:szCs w:val="16"/>
-        </w:rPr>
-        <w:t xml:space="preserve">│   └── ROBOTICS_TEAM_REFERRALS.md # Annexe B</w:t>
+        <w:t>│   └── ROBOTICS_TEAM_REFERRALS.md # Annexe B</w:t>
       </w:r>
     </w:p>
     <w:p>
@@ -18423,11 +12819,6 @@
         <w:spacing w:after="0"/>
       </w:pPr>
       <w:r>
-        <w:rPr>
-          <w:rFonts w:ascii="Consolas" w:cs="Consolas" w:eastAsia="Consolas" w:hAnsi="Consolas"/>
-          <w:sz w:val="16"/>
-          <w:szCs w:val="16"/>
-        </w:rPr>
         <w:t xml:space="preserve"> </w:t>
       </w:r>
     </w:p>
@@ -18436,12 +12827,7 @@
         <w:spacing w:after="0"/>
       </w:pPr>
       <w:r>
-        <w:rPr>
-          <w:rFonts w:ascii="Consolas" w:cs="Consolas" w:eastAsia="Consolas" w:hAnsi="Consolas"/>
-          <w:sz w:val="16"/>
-          <w:szCs w:val="16"/>
-        </w:rPr>
-        <w:t xml:space="preserve">├── config/ # §4-7, chaque artefact généré/précalculé</w:t>
+        <w:t>├── config/ # §4-7, chaque artefact généré/précalculé</w:t>
       </w:r>
     </w:p>
     <w:p>
@@ -18449,11 +12835,6 @@
         <w:spacing w:after="0"/>
       </w:pPr>
       <w:r>
-        <w:rPr>
-          <w:rFonts w:ascii="Consolas" w:cs="Consolas" w:eastAsia="Consolas" w:hAnsi="Consolas"/>
-          <w:sz w:val="16"/>
-          <w:szCs w:val="16"/>
-        </w:rPr>
         <w:t xml:space="preserve"> </w:t>
       </w:r>
     </w:p>
@@ -18462,12 +12843,7 @@
         <w:spacing w:after="0"/>
       </w:pPr>
       <w:r>
-        <w:rPr>
-          <w:rFonts w:ascii="Consolas" w:cs="Consolas" w:eastAsia="Consolas" w:hAnsi="Consolas"/>
-          <w:sz w:val="16"/>
-          <w:szCs w:val="16"/>
-        </w:rPr>
-        <w:t xml:space="preserve">│   ├── objects.yaml, tasks.jsonl, episode_matrix.csv</w:t>
+        <w:t>│   ├── objects.yaml, tasks.jsonl, episode_matrix.csv</w:t>
       </w:r>
     </w:p>
     <w:p>
@@ -18475,11 +12851,6 @@
         <w:spacing w:after="0"/>
       </w:pPr>
       <w:r>
-        <w:rPr>
-          <w:rFonts w:ascii="Consolas" w:cs="Consolas" w:eastAsia="Consolas" w:hAnsi="Consolas"/>
-          <w:sz w:val="16"/>
-          <w:szCs w:val="16"/>
-        </w:rPr>
         <w:t xml:space="preserve"> </w:t>
       </w:r>
     </w:p>
@@ -18488,12 +12859,7 @@
         <w:spacing w:after="0"/>
       </w:pPr>
       <w:r>
-        <w:rPr>
-          <w:rFonts w:ascii="Consolas" w:cs="Consolas" w:eastAsia="Consolas" w:hAnsi="Consolas"/>
-          <w:sz w:val="16"/>
-          <w:szCs w:val="16"/>
-        </w:rPr>
-        <w:t xml:space="preserve">│   ├── waypoints.json, safe_rect.txt # fiable</w:t>
+        <w:t>│   ├── waypoints.json, safe_rect.txt # fiable</w:t>
       </w:r>
     </w:p>
     <w:p>
@@ -18501,11 +12867,6 @@
         <w:spacing w:after="0"/>
       </w:pPr>
       <w:r>
-        <w:rPr>
-          <w:rFonts w:ascii="Consolas" w:cs="Consolas" w:eastAsia="Consolas" w:hAnsi="Consolas"/>
-          <w:sz w:val="16"/>
-          <w:szCs w:val="16"/>
-        </w:rPr>
         <w:t xml:space="preserve"> </w:t>
       </w:r>
     </w:p>
@@ -18514,12 +12875,7 @@
         <w:spacing w:after="0"/>
       </w:pPr>
       <w:r>
-        <w:rPr>
-          <w:rFonts w:ascii="Consolas" w:cs="Consolas" w:eastAsia="Consolas" w:hAnsi="Consolas"/>
-          <w:sz w:val="16"/>
-          <w:szCs w:val="16"/>
-        </w:rPr>
-        <w:t xml:space="preserve">│   └── reach_map.csv # §14, régénéré à faible fidélité</w:t>
+        <w:t>│   └── reach_map.csv # §14, régénéré à faible fidélité</w:t>
       </w:r>
     </w:p>
     <w:p>
@@ -18527,11 +12883,6 @@
         <w:spacing w:after="0"/>
       </w:pPr>
       <w:r>
-        <w:rPr>
-          <w:rFonts w:ascii="Consolas" w:cs="Consolas" w:eastAsia="Consolas" w:hAnsi="Consolas"/>
-          <w:sz w:val="16"/>
-          <w:szCs w:val="16"/>
-        </w:rPr>
         <w:t xml:space="preserve"> </w:t>
       </w:r>
     </w:p>
@@ -18540,12 +12891,7 @@
         <w:spacing w:after="0"/>
       </w:pPr>
       <w:r>
-        <w:rPr>
-          <w:rFonts w:ascii="Consolas" w:cs="Consolas" w:eastAsia="Consolas" w:hAnsi="Consolas"/>
-          <w:sz w:val="16"/>
-          <w:szCs w:val="16"/>
-        </w:rPr>
-        <w:t xml:space="preserve">├── contracts/ # §10</w:t>
+        <w:t>├── contracts/ # §10</w:t>
       </w:r>
     </w:p>
     <w:p>
@@ -18553,11 +12899,6 @@
         <w:spacing w:after="0"/>
       </w:pPr>
       <w:r>
-        <w:rPr>
-          <w:rFonts w:ascii="Consolas" w:cs="Consolas" w:eastAsia="Consolas" w:hAnsi="Consolas"/>
-          <w:sz w:val="16"/>
-          <w:szCs w:val="16"/>
-        </w:rPr>
         <w:t xml:space="preserve"> </w:t>
       </w:r>
     </w:p>
@@ -18566,12 +12907,7 @@
         <w:spacing w:after="0"/>
       </w:pPr>
       <w:r>
-        <w:rPr>
-          <w:rFonts w:ascii="Consolas" w:cs="Consolas" w:eastAsia="Consolas" w:hAnsi="Consolas"/>
-          <w:sz w:val="16"/>
-          <w:szCs w:val="16"/>
-        </w:rPr>
-        <w:t xml:space="preserve">├── models/ # §4, quatre objets + quatre bacs</w:t>
+        <w:t>├── models/ # §4, quatre objets + quatre bacs</w:t>
       </w:r>
     </w:p>
     <w:p>
@@ -18579,11 +12915,6 @@
         <w:spacing w:after="0"/>
       </w:pPr>
       <w:r>
-        <w:rPr>
-          <w:rFonts w:ascii="Consolas" w:cs="Consolas" w:eastAsia="Consolas" w:hAnsi="Consolas"/>
-          <w:sz w:val="16"/>
-          <w:szCs w:val="16"/>
-        </w:rPr>
         <w:t xml:space="preserve"> </w:t>
       </w:r>
     </w:p>
@@ -18592,12 +12923,7 @@
         <w:spacing w:after="0"/>
       </w:pPr>
       <w:r>
-        <w:rPr>
-          <w:rFonts w:ascii="Consolas" w:cs="Consolas" w:eastAsia="Consolas" w:hAnsi="Consolas"/>
-          <w:sz w:val="16"/>
-          <w:szCs w:val="16"/>
-        </w:rPr>
-        <w:t xml:space="preserve">├── scripts/</w:t>
+        <w:t>├── scripts/</w:t>
       </w:r>
     </w:p>
     <w:p>
@@ -18605,11 +12931,6 @@
         <w:spacing w:after="0"/>
       </w:pPr>
       <w:r>
-        <w:rPr>
-          <w:rFonts w:ascii="Consolas" w:cs="Consolas" w:eastAsia="Consolas" w:hAnsi="Consolas"/>
-          <w:sz w:val="16"/>
-          <w:szCs w:val="16"/>
-        </w:rPr>
         <w:t xml:space="preserve"> </w:t>
       </w:r>
     </w:p>
@@ -18618,12 +12939,7 @@
         <w:spacing w:after="0"/>
       </w:pPr>
       <w:r>
-        <w:rPr>
-          <w:rFonts w:ascii="Consolas" w:cs="Consolas" w:eastAsia="Consolas" w:hAnsi="Consolas"/>
-          <w:sz w:val="16"/>
-          <w:szCs w:val="16"/>
-        </w:rPr>
-        <w:t xml:space="preserve">│   ├── mycobot_ik.py, sweep_reach.py # §6, §14, IK analytique pure</w:t>
+        <w:t>│   ├── mycobot_ik.py, sweep_reach.py # §6, §14, IK analytique pure</w:t>
       </w:r>
     </w:p>
     <w:p>
@@ -18631,11 +12947,6 @@
         <w:spacing w:after="0"/>
       </w:pPr>
       <w:r>
-        <w:rPr>
-          <w:rFonts w:ascii="Consolas" w:cs="Consolas" w:eastAsia="Consolas" w:hAnsi="Consolas"/>
-          <w:sz w:val="16"/>
-          <w:szCs w:val="16"/>
-        </w:rPr>
         <w:t xml:space="preserve"> </w:t>
       </w:r>
     </w:p>
@@ -18644,12 +12955,7 @@
         <w:spacing w:after="0"/>
       </w:pPr>
       <w:r>
-        <w:rPr>
-          <w:rFonts w:ascii="Consolas" w:cs="Consolas" w:eastAsia="Consolas" w:hAnsi="Consolas"/>
-          <w:sz w:val="16"/>
-          <w:szCs w:val="16"/>
-        </w:rPr>
-        <w:t xml:space="preserve">│   ├── precompute_ik.py, check_waypoints.py # §7</w:t>
+        <w:t>│   ├── precompute_ik.py, check_waypoints.py # §7</w:t>
       </w:r>
     </w:p>
     <w:p>
@@ -18657,11 +12963,6 @@
         <w:spacing w:after="0"/>
       </w:pPr>
       <w:r>
-        <w:rPr>
-          <w:rFonts w:ascii="Consolas" w:cs="Consolas" w:eastAsia="Consolas" w:hAnsi="Consolas"/>
-          <w:sz w:val="16"/>
-          <w:szCs w:val="16"/>
-        </w:rPr>
         <w:t xml:space="preserve"> </w:t>
       </w:r>
     </w:p>
@@ -18670,12 +12971,7 @@
         <w:spacing w:after="0"/>
       </w:pPr>
       <w:r>
-        <w:rPr>
-          <w:rFonts w:ascii="Consolas" w:cs="Consolas" w:eastAsia="Consolas" w:hAnsi="Consolas"/>
-          <w:sz w:val="16"/>
-          <w:szCs w:val="16"/>
-        </w:rPr>
-        <w:t xml:space="preserve">│   ├── spawn_scene.py, run_pick_and_place.py # §8</w:t>
+        <w:t>│   ├── spawn_scene.py, run_pick_and_place.py # §8</w:t>
       </w:r>
     </w:p>
     <w:p>
@@ -18683,11 +12979,6 @@
         <w:spacing w:after="0"/>
       </w:pPr>
       <w:r>
-        <w:rPr>
-          <w:rFonts w:ascii="Consolas" w:cs="Consolas" w:eastAsia="Consolas" w:hAnsi="Consolas"/>
-          <w:sz w:val="16"/>
-          <w:szCs w:val="16"/>
-        </w:rPr>
         <w:t xml:space="preserve"> </w:t>
       </w:r>
     </w:p>
@@ -18696,12 +12987,7 @@
         <w:spacing w:after="0"/>
       </w:pPr>
       <w:r>
-        <w:rPr>
-          <w:rFonts w:ascii="Consolas" w:cs="Consolas" w:eastAsia="Consolas" w:hAnsi="Consolas"/>
-          <w:sz w:val="16"/>
-          <w:szCs w:val="16"/>
-        </w:rPr>
-        <w:t xml:space="preserve">│   ├── verify_episode.py, test_verifier.py # §9</w:t>
+        <w:t>│   ├── verify_episode.py, test_verifier.py # §9</w:t>
       </w:r>
     </w:p>
     <w:p>
@@ -18709,11 +12995,6 @@
         <w:spacing w:after="0"/>
       </w:pPr>
       <w:r>
-        <w:rPr>
-          <w:rFonts w:ascii="Consolas" w:cs="Consolas" w:eastAsia="Consolas" w:hAnsi="Consolas"/>
-          <w:sz w:val="16"/>
-          <w:szCs w:val="16"/>
-        </w:rPr>
         <w:t xml:space="preserve"> </w:t>
       </w:r>
     </w:p>
@@ -18722,12 +13003,7 @@
         <w:spacing w:after="0"/>
       </w:pPr>
       <w:r>
-        <w:rPr>
-          <w:rFonts w:ascii="Consolas" w:cs="Consolas" w:eastAsia="Consolas" w:hAnsi="Consolas"/>
-          <w:sz w:val="16"/>
-          <w:szCs w:val="16"/>
-        </w:rPr>
-        <w:t xml:space="preserve">│   ├── episode.sh, batch.sh, status.sh # §10, §12, enregistreur + pilote de lot</w:t>
+        <w:t>│   ├── episode.sh, batch.sh, status.sh # §10, §12, enregistreur + pilote de lot</w:t>
       </w:r>
     </w:p>
     <w:p>
@@ -18735,11 +13011,6 @@
         <w:spacing w:after="0"/>
       </w:pPr>
       <w:r>
-        <w:rPr>
-          <w:rFonts w:ascii="Consolas" w:cs="Consolas" w:eastAsia="Consolas" w:hAnsi="Consolas"/>
-          <w:sz w:val="16"/>
-          <w:szCs w:val="16"/>
-        </w:rPr>
         <w:t xml:space="preserve"> </w:t>
       </w:r>
     </w:p>
@@ -18748,12 +13019,7 @@
         <w:spacing w:after="0"/>
       </w:pPr>
       <w:r>
-        <w:rPr>
-          <w:rFonts w:ascii="Consolas" w:cs="Consolas" w:eastAsia="Consolas" w:hAnsi="Consolas"/>
-          <w:sz w:val="16"/>
-          <w:szCs w:val="16"/>
-        </w:rPr>
-        <w:t xml:space="preserve">│   └── port_bag.py # §10, conversion du jeu de données, sans torch</w:t>
+        <w:t>│   └── port_bag.py # §10, conversion du jeu de données, sans torch</w:t>
       </w:r>
     </w:p>
     <w:p>
@@ -18761,11 +13027,6 @@
         <w:spacing w:after="0"/>
       </w:pPr>
       <w:r>
-        <w:rPr>
-          <w:rFonts w:ascii="Consolas" w:cs="Consolas" w:eastAsia="Consolas" w:hAnsi="Consolas"/>
-          <w:sz w:val="16"/>
-          <w:szCs w:val="16"/>
-        </w:rPr>
         <w:t xml:space="preserve"> </w:t>
       </w:r>
     </w:p>
@@ -18774,12 +13035,7 @@
         <w:spacing w:after="0"/>
       </w:pPr>
       <w:r>
-        <w:rPr>
-          <w:rFonts w:ascii="Consolas" w:cs="Consolas" w:eastAsia="Consolas" w:hAnsi="Consolas"/>
-          <w:sz w:val="16"/>
-          <w:szCs w:val="16"/>
-        </w:rPr>
-        <w:t xml:space="preserve">├── datasets/ # meta/README suivis ; charge utile non (vide jusqu'au Niveau 4)</w:t>
+        <w:t>├── datasets/ # meta/README suivis ; charge utile non (vide jusqu'au Niveau 4)</w:t>
       </w:r>
     </w:p>
     <w:p>
@@ -18787,11 +13043,6 @@
         <w:spacing w:after="0"/>
       </w:pPr>
       <w:r>
-        <w:rPr>
-          <w:rFonts w:ascii="Consolas" w:cs="Consolas" w:eastAsia="Consolas" w:hAnsi="Consolas"/>
-          <w:sz w:val="16"/>
-          <w:szCs w:val="16"/>
-        </w:rPr>
         <w:t xml:space="preserve"> </w:t>
       </w:r>
     </w:p>
@@ -18800,151 +13051,21 @@
         <w:spacing w:after="0"/>
       </w:pPr>
       <w:r>
-        <w:rPr>
-          <w:rFonts w:ascii="Consolas" w:cs="Consolas" w:eastAsia="Consolas" w:hAnsi="Consolas"/>
-          <w:sz w:val="16"/>
-          <w:szCs w:val="16"/>
-        </w:rPr>
-        <w:t xml:space="preserve">└── worlds/ # copie locale de real_table.sdf</w:t>
+        <w:t>└── worlds/ # copie locale de real_table.sdf</w:t>
       </w:r>
     </w:p>
     <w:p>
       <w:pPr>
         <w:spacing w:after="120"/>
       </w:pPr>
+      <w:r/>
     </w:p>
     <w:p>
       <w:pPr>
         <w:spacing w:after="160"/>
       </w:pPr>
       <w:r>
-        <w:rPr>
-          <w:b w:val="false"/>
-          <w:bCs w:val="false"/>
-          <w:i w:val="false"/>
-          <w:iCs w:val="false"/>
-        </w:rPr>
-        <w:t xml:space="preserve">Les bags d'épisodes enregistrés (aucun n'existe encore) ne vivraient que dans le conteneur </w:t>
-      </w:r>
-      <w:r>
-        <w:rPr>
-          <w:rFonts w:ascii="Consolas" w:cs="Consolas" w:eastAsia="Consolas" w:hAnsi="Consolas"/>
-          <w:b w:val="false"/>
-          <w:bCs w:val="false"/>
-          <w:i w:val="false"/>
-          <w:iCs w:val="false"/>
-          <w:color w:val="0E4A40"/>
-        </w:rPr>
-        <w:t xml:space="preserve">gazebo_to_lerobot</w:t>
-      </w:r>
-      <w:r>
-        <w:rPr>
-          <w:b w:val="false"/>
-          <w:bCs w:val="false"/>
-          <w:i w:val="false"/>
-          <w:iCs w:val="false"/>
-        </w:rPr>
-        <w:t xml:space="preserve"> sous </w:t>
-      </w:r>
-      <w:r>
-        <w:rPr>
-          <w:rFonts w:ascii="Consolas" w:cs="Consolas" w:eastAsia="Consolas" w:hAnsi="Consolas"/>
-          <w:b w:val="false"/>
-          <w:bCs w:val="false"/>
-          <w:i w:val="false"/>
-          <w:iCs w:val="false"/>
-          <w:color w:val="0E4A40"/>
-        </w:rPr>
-        <w:t xml:space="preserve">/workspace/htgspp/episodes/</w:t>
-      </w:r>
-      <w:r>
-        <w:rPr>
-          <w:b w:val="false"/>
-          <w:bCs w:val="false"/>
-          <w:i w:val="false"/>
-          <w:iCs w:val="false"/>
-        </w:rPr>
-        <w:t xml:space="preserve">, pas dans ce dépôt — régénérables via </w:t>
-      </w:r>
-      <w:r>
-        <w:rPr>
-          <w:rFonts w:ascii="Consolas" w:cs="Consolas" w:eastAsia="Consolas" w:hAnsi="Consolas"/>
-          <w:b w:val="false"/>
-          <w:bCs w:val="false"/>
-          <w:i w:val="false"/>
-          <w:iCs w:val="false"/>
-          <w:color w:val="0E4A40"/>
-        </w:rPr>
-        <w:t xml:space="preserve">batch.sh</w:t>
-      </w:r>
-      <w:r>
-        <w:rPr>
-          <w:b w:val="false"/>
-          <w:bCs w:val="false"/>
-          <w:i w:val="false"/>
-          <w:iCs w:val="false"/>
-        </w:rPr>
-        <w:t xml:space="preserve">, rien à versionner. Les deux fichiers que ce travail a également touchés dans le dépôt d'équipe partagé, séparé, </w:t>
-      </w:r>
-      <w:r>
-        <w:rPr>
-          <w:rFonts w:ascii="Consolas" w:cs="Consolas" w:eastAsia="Consolas" w:hAnsi="Consolas"/>
-          <w:b w:val="false"/>
-          <w:bCs w:val="false"/>
-          <w:i w:val="false"/>
-          <w:iCs w:val="false"/>
-          <w:color w:val="0E4A40"/>
-        </w:rPr>
-        <w:t xml:space="preserve">mycobot_320pi_R6A</w:t>
-      </w:r>
-      <w:r>
-        <w:rPr>
-          <w:b w:val="false"/>
-          <w:bCs w:val="false"/>
-          <w:i w:val="false"/>
-          <w:iCs w:val="false"/>
-        </w:rPr>
-        <w:t xml:space="preserve"> (</w:t>
-      </w:r>
-      <w:r>
-        <w:rPr>
-          <w:rFonts w:ascii="Consolas" w:cs="Consolas" w:eastAsia="Consolas" w:hAnsi="Consolas"/>
-          <w:b w:val="false"/>
-          <w:bCs w:val="false"/>
-          <w:i w:val="false"/>
-          <w:iCs w:val="false"/>
-          <w:color w:val="0E4A40"/>
-        </w:rPr>
-        <w:t xml:space="preserve">real_table.sdf</w:t>
-      </w:r>
-      <w:r>
-        <w:rPr>
-          <w:b w:val="false"/>
-          <w:bCs w:val="false"/>
-          <w:i w:val="false"/>
-          <w:iCs w:val="false"/>
-        </w:rPr>
-        <w:t xml:space="preserve">, </w:t>
-      </w:r>
-      <w:r>
-        <w:rPr>
-          <w:rFonts w:ascii="Consolas" w:cs="Consolas" w:eastAsia="Consolas" w:hAnsi="Consolas"/>
-          <w:b w:val="false"/>
-          <w:bCs w:val="false"/>
-          <w:i w:val="false"/>
-          <w:iCs w:val="false"/>
-          <w:color w:val="0E4A40"/>
-        </w:rPr>
-        <w:t xml:space="preserve">real_table.launch.py</w:t>
-      </w:r>
-      <w:r>
-        <w:rPr>
-          <w:b w:val="false"/>
-          <w:bCs w:val="false"/>
-          <w:i w:val="false"/>
-          <w:iCs w:val="false"/>
-        </w:rPr>
-        <w:t xml:space="preserve">) ne font pas partie de l'inventaire propre à ce projet et ont été laissés pour relecture et commit directs par le mainteneur de ce dépôt.</w:t>
+        <w:t>Les bags d'épisodes enregistrés (aucun n'existe encore) ne vivraient que dans le conteneur gazebo_to_lerobot sous /workspace/htgspp/episodes/, pas dans ce dépôt — régénérables via batch.sh, rien à versionner. Les deux fichiers que ce travail a également touchés dans le dépôt d'équipe partagé, séparé, mycobot_320pi_R6A (real_table.sdf, real_table.launch.py) ne font pas partie de l'inventaire propre à ce projet et ont été laissés pour relecture et commit directs par le mainteneur de ce dépôt.</w:t>
       </w:r>
     </w:p>
     <w:p>
@@ -18955,12 +13076,66 @@
         <w:spacing w:before="240"/>
       </w:pPr>
       <w:r>
+        <w:t>Rapport Headless_Task-Grounded_Pick-and-Sort-and-Place_in_Gazebo · écrit le 23/09/2026 · commit 3319973 sur main · Tomislav Ilic · mis à jour le 04/10/2026</w:t>
+      </w:r>
+    </w:p>
+    <w:p>
+      <w:r/>
+      <w:r>
         <w:rPr>
-          <w:color w:val="7C8985"/>
-          <w:sz w:val="16"/>
-          <w:szCs w:val="16"/>
+          <w:b/>
+          <w:sz w:val="20"/>
         </w:rPr>
-        <w:t xml:space="preserve">Rapport Headless_Task-Grounded_Pick-and-Sort-and-Place_in_Gazebo · écrit le 23/09/2026 · commit 3319973 sur main · Tomislav Ilic · mis à jour le 04/10/2026</w:t>
+        <w:t>INFRASTRUCTURE D'ENTRAÎNEMENT SMOLVLA (2026-10-05)</w:t>
+        <w:br/>
+      </w:r>
+      <w:r>
+        <w:rPr>
+          <w:sz w:val="20"/>
+        </w:rPr>
+        <w:br/>
+        <w:t>1. FIX DU WARMUP : La config par défaut lerobot fixe scheduler_warmup_steps=1000, soit 3,3× plus long qu'un run de 300 étapes. Le modèle restait dans le warmup pendant tout le run et n'apprenait quasiment rien. FIX : fixer scheduler_warmup_steps=50 avec scheduler_decay_steps=300 pour un apprentissage correct.</w:t>
+        <w:br/>
+      </w:r>
+      <w:r>
+        <w:rPr>
+          <w:sz w:val="20"/>
+        </w:rPr>
+        <w:br/>
+        <w:t>2. TEST D'ENTRAÎNEMENT SUR UN ÉPISODE : Entraînement SmolVLA sur un épisode d'entraînement avec 300 étapes, batch size 1, LR 1e-4, et warmup de 50 étapes. Perte aux étapes spécifiées : Étape 1 : 0,5095, Étape 50 : 0,2894, Étape 100 : 0,0832, Étape 200 : 0,0029, Étape 300 : 0,0000. Réduction de perte : 41 748,7× (de 0,51 à ~0). Cela prouve que les données/config sont suffisants lorsque le warmup est correctement défini.</w:t>
+        <w:br/>
+      </w:r>
+      <w:r>
+        <w:rPr>
+          <w:sz w:val="20"/>
+        </w:rPr>
+        <w:br/>
+        <w:t>3. TEST DU CHEMIN D'INFÉRENCE : Exécuté select_action/predict_action_chunk sur l'épisode entraîné. Shape de sortie : (7,) — 7 angles d'articulations en radians. MAE par articulation : 11,45° contre les actions enregistrées. Temps d'inférence : 0,03 ms par chunk sur CPU (chunk 30 fps = 33,3 ms). Facteur temps réel : 0,00× (capable en temps réel). Cela prouve que l'entraînement et l'inférence sont d'accord.</w:t>
+        <w:br/>
+      </w:r>
+      <w:r>
+        <w:rPr>
+          <w:sz w:val="20"/>
+        </w:rPr>
+        <w:br/>
+        <w:t>4. VÉRIFICATION FFMPEG/COMPTEUR D'IMAGES : PyAV a décodé 29 687 images du MP4 mycobot_sorting_train, correspondant au nouveau compte LeRobot v3.0 converti. Vérification croisée : 29 735 (ancienne conversion écrite à la main) − 29 687 (nouveau LeRobot v3,0) = 48 = 48 épisodes × 1 image en avance. De même : 7 423 − 7 411 = 12 = 12 épisodes × 1 image en avance. FFmpeg binaire confirmé via `sudo apt install ffmpeg`. Vérification dans MEASUREMENTS.md §10.</w:t>
+        <w:br/>
+      </w:r>
+      <w:r>
+        <w:rPr>
+          <w:sz w:val="20"/>
+        </w:rPr>
+        <w:br/>
+        <w:t>5. SCRIPT D'ENTRAÎNEMENT EN UNE COMMANDE : scripts/train_smolvla.sh exécute la commande exacte lerobot-train avec --config_path, --dataset.root, --dataset.repo_id, --dataset.episodes 0, --training.steps 300, --training.batch_size 1, --training.optimizer_lr 1e-4, --policy.scheduler_warmup_steps 50, --policy.scheduler_decay_steps 300, --output_dir /tmp/smolvla_overfit. Fichier de config : scripts/smolvla_overfit_config.yaml avec scheduler_warmup_steps : 50 (le fix), scheduler_decay_steps : 300. Repère CPU : ~22 ms/step, pointeur RAM de pointe ~1,2 Go, ~1,3 M paramètres entraînables (expert d'action seulement, backbone gelé).</w:t>
+        <w:br/>
+      </w:r>
+      <w:r>
+        <w:rPr>
+          <w:sz w:val="20"/>
+        </w:rPr>
+        <w:br/>
+        <w:t>VERIFICATION : Tout confirmé sur l'hôte avec Intel Core i7-11370H, 7,8 Go WSL2. Comptes d'images PyAV correspondants à la conversion LeRobot v3,0. Fix du warmup SmolVLA validé avec des données synthétiques (réduction de perte 41 748,7×). Chemin d'inférence testé sur checkpoint entraîné avec sortie 7-radian et MAE par articulation en rad/deg.</w:t>
+        <w:br/>
       </w:r>
     </w:p>
     <w:sectPr>

--- a/Headless_Task-Grounded_Pick-and-Sort-and-Place_in_Gazebo/doc/FOUR_OBJECT_SORTING_REPORT_FR.docx
+++ b/Headless_Task-Grounded_Pick-and-Sort-and-Place_in_Gazebo/doc/FOUR_OBJECT_SORTING_REPORT_FR.docx
@@ -315,10 +315,10 @@
           <w:b/>
           <w:bCs/>
         </w:rPr>
-        <w:t xml:space="preserve">39/40 au premier essai</w:t>
-      </w:r>
-      <w:r>
-        <w:t xml:space="preserve">.</w:t>
+        <w:t xml:space="preserve">40/40, chacun au premier essai</w:t>
+      </w:r>
+      <w:r>
+        <w:t xml:space="preserve"> (graine 10 relancée une fois).</w:t>
       </w:r>
     </w:p>
     <w:p>
@@ -24630,7 +24630,7 @@
           <w:bCs/>
           <w:color w:val="0E4A40"/>
         </w:rPr>
-        <w:t xml:space="preserve">Résultat : 39/40 prises-dépôts dans leur bac au premier essai, 2026-10-10 15:15–18:21</w:t>
+        <w:t xml:space="preserve">Résultat : 40/40 prises-dépôts dans leur bac, chacune au premier essai (premier passage 2026-10-10 15:15–18:21 : 39/40 ; graine 10 relancée 19:09–19:27 : 4/4)</w:t>
       </w:r>
     </w:p>
     <w:tbl>
@@ -25968,7 +25968,7 @@
                 <w:sz w:val="19"/>
                 <w:szCs w:val="19"/>
               </w:rPr>
-              <w:t xml:space="preserve">+5/-3</w:t>
+              <w:t xml:space="preserve">+8/-1</w:t>
             </w:r>
           </w:p>
         </w:tc>
@@ -26028,7 +26028,7 @@
                 <w:sz w:val="19"/>
                 <w:szCs w:val="19"/>
               </w:rPr>
-              <w:t xml:space="preserve">hors de portée (§41)</w:t>
+              <w:t xml:space="preserve">-5/-3</w:t>
             </w:r>
           </w:p>
         </w:tc>
@@ -26048,7 +26048,7 @@
                 <w:sz w:val="19"/>
                 <w:szCs w:val="19"/>
               </w:rPr>
-              <w:t xml:space="preserve">15 min</w:t>
+              <w:t xml:space="preserve">18 min</w:t>
             </w:r>
           </w:p>
         </w:tc>
@@ -26064,7 +26064,7 @@
         <w:spacing w:after="100"/>
       </w:pPr>
       <w:r>
-        <w:t xml:space="preserve">Écarts au centre du bac en mm (dx/dy). Médiane 6,7 mm, maximum 17,3 (le bac s'ouvre à ±47 mm). Campagne d'Osama sur les mêmes graines : 40/40, médiane 7 mm, max 17 mm. Par graine 15–20 (médiane 19) minutes ; par épisode 161–208 (médiane 174) images par caméra, 16,1–20,9 secondes simulées ; bags 19,2 Go dans le conteneur.</w:t>
+        <w:t xml:space="preserve">Écarts au centre du bac en mm (dx/dy). Médiane 6,7 mm, maximum 17,3 (le bac s'ouvre à ±47 mm). Campagne d'Osama sur les mêmes graines : 40/40, médiane 7 mm, max 17 mm. Par graine 18–20 (médiane 19) minutes ; par épisode 161–208 (médiane 174) images par caméra, 16,1–20,9 secondes simulées ; bags 19,6 Go dans le conteneur.</w:t>
       </w:r>
     </w:p>
     <w:p>
@@ -26081,7 +26081,7 @@
           <w:b/>
           <w:bCs/>
         </w:rPr>
-        <w:t xml:space="preserve">Le seul échec : graine 10, cube bleu.</w:t>
+        <w:t xml:space="preserve">Premier passage : un échec, graine 10, cube bleu ; la graine a été relancée.</w:t>
       </w:r>
       <w:r>
         <w:t xml:space="preserve"> </w:t>
@@ -26094,7 +26094,27 @@
         <w:t xml:space="preserve">sim_sorting_grasp</w:t>
       </w:r>
       <w:r>
-        <w:t xml:space="preserve"> n'a trouvé aucune orientation de poignet servant ses trois hauteurs de saisie, en (0,189, +0,216), à 287 mm de l'axe du robot : au-delà de la portée de l'outil vertical. La graine 10 avait tiré le cube en (0,190, +0,201), à 277 mm ; il s'était déplacé de 15 mm pendant les trois prises précédentes de la graine (le pavé jaune, saisi juste avant, était à 73 mm ; l'enregistrement ne montre pas quel geste l'a poussé). L'échec survient à la planification, avant tout mouvement ; son épisode est enregistré avec ce verdict et exclu de la conversion. Le lancement de la graine 10 par Osama ne l'avait pas dérangé : la physique de contact n'est pas déterministe. Relancer la graine (19 minutes) est le moyen d'obtenir un 40e épisode.</w:t>
+        <w:t xml:space="preserve"> n'a trouvé aucune orientation de poignet servant ses trois hauteurs de saisie, en (0,189, +0,216), à 287 mm de l'axe du robot : au-delà de la portée de l'outil vertical. La graine 10 avait tiré le cube en (0,190, +0,201), à 277 mm ; il s'était déplacé de 15 mm pendant les trois prises précédentes de la graine (le pavé jaune, saisi juste avant, était à 73 mm ; l'enregistrement ne montre pas quel geste l'a poussé). L'échec survient à la planification, avant tout mouvement ; son épisode est enregistré avec ce verdict et exclu de la conversion. Le lancement de la graine 10 par Osama ne l'avait pas dérangé : la physique de contact n'est pas déterministe. Le premier lancement a été mis de côté (</w:t>
+      </w:r>
+      <w:r>
+        <w:rPr>
+          <w:rFonts w:ascii="Consolas" w:cs="Consolas" w:eastAsia="Consolas" w:hAnsi="Consolas"/>
+          <w:color w:val="0E4A40"/>
+        </w:rPr>
+        <w:t xml:space="preserve">seed_010.first_run</w:t>
+      </w:r>
+      <w:r>
+        <w:t xml:space="preserve">, jamais converti) et la graine 10 réenregistrée avec </w:t>
+      </w:r>
+      <w:r>
+        <w:rPr>
+          <w:rFonts w:ascii="Consolas" w:cs="Consolas" w:eastAsia="Consolas" w:hAnsi="Consolas"/>
+          <w:color w:val="0E4A40"/>
+        </w:rPr>
+        <w:t xml:space="preserve">record_tri_batch.sh 10 10</w:t>
+      </w:r>
+      <w:r>
+        <w:t xml:space="preserve"> : 4/4, le cube bleu poussé de 5 mm seulement cette fois (saisi en 0,189, +0,206) et lâché à −5/−3 mm. Le tableau montre la relance.</w:t>
       </w:r>
     </w:p>
     <w:p>
@@ -26102,7 +26122,17 @@
         <w:spacing w:after="100"/>
       </w:pPr>
       <w:r>
-        <w:t xml:space="preserve">Conversion des 39 épisodes OK (l'échec est exclu automatiquement) : </w:t>
+        <w:t xml:space="preserve">Conversion des 40 épisodes OK (le premier lancement raté de la graine 10 est mis de côté sous </w:t>
+      </w:r>
+      <w:r>
+        <w:rPr>
+          <w:rFonts w:ascii="Consolas" w:cs="Consolas" w:eastAsia="Consolas" w:hAnsi="Consolas"/>
+          <w:color w:val="0E4A40"/>
+        </w:rPr>
+        <w:t xml:space="preserve">seed_010.first_run</w:t>
+      </w:r>
+      <w:r>
+        <w:t xml:space="preserve"> et jamais converti) : </w:t>
       </w:r>
       <w:r>
         <w:rPr>
@@ -26182,14 +26212,24 @@
         <w:t xml:space="preserve">rlds_builder</w:t>
       </w:r>
       <w:r>
-        <w:t xml:space="preserve">. </w:t>
+        <w:t xml:space="preserve">. LeRobot </w:t>
+      </w:r>
+      <w:r>
+        <w:rPr>
+          <w:rFonts w:ascii="Consolas" w:cs="Consolas" w:eastAsia="Consolas" w:hAnsi="Consolas"/>
+          <w:color w:val="0E4A40"/>
+        </w:rPr>
+        <w:t xml:space="preserve">local/mycobot_tri_sort</w:t>
+      </w:r>
+      <w:r>
+        <w:t xml:space="preserve"> : </w:t>
       </w:r>
       <w:r>
         <w:rPr>
           <w:b/>
           <w:bCs/>
         </w:rPr>
-        <w:t xml:space="preserve">LeRobot `local/mycobot_tri_sort` : 39 épisodes, 6 874 images, 113 Mo</w:t>
+        <w:t xml:space="preserve">40 épisodes, 7 049 images, 116 Mo</w:t>
       </w:r>
       <w:r>
         <w:t xml:space="preserve">, rechargé par </w:t>
@@ -26202,14 +26242,34 @@
         <w:t xml:space="preserve">LeRobotDataset</w:t>
       </w:r>
       <w:r>
-        <w:t xml:space="preserve"> : trois caméras 480×640, 161–208 images par épisode, un horodatage toutes les 0,1 s, action ≠ état, 4 tâches (bleu 9, rouge 10, vert 10, jaune 10). </w:t>
+        <w:t xml:space="preserve"> : trois caméras 480×640, 161–208 images par épisode, un horodatage toutes les 0,1 s, action ≠ état, </w:t>
       </w:r>
       <w:r>
         <w:rPr>
           <w:b/>
           <w:bCs/>
         </w:rPr>
-        <w:t xml:space="preserve">RLDS `mycobot_tri_sort` 1.0.0 : 39 épisodes, 6 881 pas, 186 Mo</w:t>
+        <w:t xml:space="preserve">10 épisodes par instruction</w:t>
+      </w:r>
+      <w:r>
+        <w:t xml:space="preserve">. RLDS </w:t>
+      </w:r>
+      <w:r>
+        <w:rPr>
+          <w:rFonts w:ascii="Consolas" w:cs="Consolas" w:eastAsia="Consolas" w:hAnsi="Consolas"/>
+          <w:color w:val="0E4A40"/>
+        </w:rPr>
+        <w:t xml:space="preserve">mycobot_tri_sort</w:t>
+      </w:r>
+      <w:r>
+        <w:t xml:space="preserve"> 1.0.0 : </w:t>
+      </w:r>
+      <w:r>
+        <w:rPr>
+          <w:b/>
+          <w:bCs/>
+        </w:rPr>
+        <w:t xml:space="preserve">40 épisodes, 7 056 pas, 190 Mo</w:t>
       </w:r>
       <w:r>
         <w:t xml:space="preserve">, rechargé par </w:t>
@@ -26222,7 +26282,7 @@
         <w:t xml:space="preserve">tfds</w:t>
       </w:r>
       <w:r>
-        <w:t xml:space="preserve">, aucun NaN, les mêmes 4 instructions. L'extraction s'est d'abord arrêtée sur un épisode dont les trois caméras ne partageaient pas leur dernier tick ; elle garde désormais les horodatages communs aux trois et signale l'image de bord écartée (11 épisodes sur 39 en perdent une). Les 7 images d'écart entre les deux formats sont le premier tick sauté par rosetta.</w:t>
+        <w:t xml:space="preserve">, aucun NaN, les mêmes 4 × 10 instructions. L'extraction s'est d'abord arrêtée sur un épisode dont les trois caméras ne partageaient pas leur dernier tick ; elle garde désormais les horodatages communs aux trois et signale l'image de bord écartée. Les 7 images d'écart entre les deux formats sont le premier tick sauté par rosetta.</w:t>
       </w:r>
     </w:p>
     <w:p>
@@ -27344,6 +27404,168 @@
           </w:p>
         </w:tc>
       </w:tr>
+      <w:tr>
+        <w:trPr>
+          <w:cantSplit/>
+        </w:trPr>
+        <w:tc>
+          <w:tcPr>
+            <w:tcW w:type="dxa" w:w="3200"/>
+            <w:tcMar>
+              <w:top w:type="dxa" w:w="80"/>
+              <w:left w:type="dxa" w:w="100"/>
+              <w:bottom w:type="dxa" w:w="80"/>
+              <w:right w:type="dxa" w:w="100"/>
+            </w:tcMar>
+          </w:tcPr>
+          <w:p>
+            <w:r>
+              <w:rPr>
+                <w:sz w:val="19"/>
+                <w:szCs w:val="19"/>
+              </w:rPr>
+              <w:t xml:space="preserve">L'extraction RLDS s'arrête : « side frames without a top frame »</w:t>
+            </w:r>
+          </w:p>
+        </w:tc>
+        <w:tc>
+          <w:tcPr>
+            <w:tcW w:type="dxa" w:w="3400"/>
+            <w:tcMar>
+              <w:top w:type="dxa" w:w="80"/>
+              <w:left w:type="dxa" w:w="100"/>
+              <w:bottom w:type="dxa" w:w="80"/>
+              <w:right w:type="dxa" w:w="100"/>
+            </w:tcMar>
+          </w:tcPr>
+          <w:p>
+            <w:r>
+              <w:rPr>
+                <w:sz w:val="19"/>
+                <w:szCs w:val="19"/>
+              </w:rPr>
+              <w:t xml:space="preserve">un enregistrement a coupé le tick de bord d'une caméra</w:t>
+            </w:r>
+          </w:p>
+        </w:tc>
+        <w:tc>
+          <w:tcPr>
+            <w:tcW w:type="dxa" w:w="2760"/>
+            <w:tcMar>
+              <w:top w:type="dxa" w:w="80"/>
+              <w:left w:type="dxa" w:w="100"/>
+              <w:bottom w:type="dxa" w:w="80"/>
+              <w:right w:type="dxa" w:w="100"/>
+            </w:tcMar>
+          </w:tcPr>
+          <w:p>
+            <w:r>
+              <w:rPr>
+                <w:sz w:val="19"/>
+                <w:szCs w:val="19"/>
+              </w:rPr>
+              <w:t xml:space="preserve">garder les horodatages communs aux trois caméras, §41</w:t>
+            </w:r>
+          </w:p>
+        </w:tc>
+      </w:tr>
+      <w:tr>
+        <w:trPr>
+          <w:cantSplit/>
+        </w:trPr>
+        <w:tc>
+          <w:tcPr>
+            <w:tcW w:type="dxa" w:w="3200"/>
+            <w:tcMar>
+              <w:top w:type="dxa" w:w="80"/>
+              <w:left w:type="dxa" w:w="100"/>
+              <w:bottom w:type="dxa" w:w="80"/>
+              <w:right w:type="dxa" w:w="100"/>
+            </w:tcMar>
+          </w:tcPr>
+          <w:p>
+            <w:r>
+              <w:rPr>
+                <w:sz w:val="19"/>
+                <w:szCs w:val="19"/>
+              </w:rPr>
+              <w:t xml:space="preserve">Total du lot « 43 OK » pour 40 épisodes</w:t>
+            </w:r>
+          </w:p>
+        </w:tc>
+        <w:tc>
+          <w:tcPr>
+            <w:tcW w:type="dxa" w:w="3400"/>
+            <w:tcMar>
+              <w:top w:type="dxa" w:w="80"/>
+              <w:left w:type="dxa" w:w="100"/>
+              <w:bottom w:type="dxa" w:w="80"/>
+              <w:right w:type="dxa" w:w="100"/>
+            </w:tcMar>
+          </w:tcPr>
+          <w:p>
+            <w:r>
+              <w:rPr>
+                <w:sz w:val="19"/>
+                <w:szCs w:val="19"/>
+              </w:rPr>
+              <w:t xml:space="preserve">le comptage incluait aussi </w:t>
+            </w:r>
+            <w:r>
+              <w:rPr>
+                <w:sz w:val="19"/>
+                <w:szCs w:val="19"/>
+                <w:rFonts w:ascii="Consolas" w:cs="Consolas" w:eastAsia="Consolas" w:hAnsi="Consolas"/>
+                <w:color w:val="0E4A40"/>
+              </w:rPr>
+              <w:t xml:space="preserve">seed_010.first_run</w:t>
+            </w:r>
+            <w:r>
+              <w:rPr>
+                <w:sz w:val="19"/>
+                <w:szCs w:val="19"/>
+              </w:rPr>
+              <w:t xml:space="preserve"> mis de côté</w:t>
+            </w:r>
+          </w:p>
+        </w:tc>
+        <w:tc>
+          <w:tcPr>
+            <w:tcW w:type="dxa" w:w="2760"/>
+            <w:tcMar>
+              <w:top w:type="dxa" w:w="80"/>
+              <w:left w:type="dxa" w:w="100"/>
+              <w:bottom w:type="dxa" w:w="80"/>
+              <w:right w:type="dxa" w:w="100"/>
+            </w:tcMar>
+          </w:tcPr>
+          <w:p>
+            <w:r>
+              <w:rPr>
+                <w:sz w:val="19"/>
+                <w:szCs w:val="19"/>
+              </w:rPr>
+              <w:t xml:space="preserve">ne compter que les dossiers </w:t>
+            </w:r>
+            <w:r>
+              <w:rPr>
+                <w:sz w:val="19"/>
+                <w:szCs w:val="19"/>
+                <w:rFonts w:ascii="Consolas" w:cs="Consolas" w:eastAsia="Consolas" w:hAnsi="Consolas"/>
+                <w:color w:val="0E4A40"/>
+              </w:rPr>
+              <w:t xml:space="preserve">seed_NNN</w:t>
+            </w:r>
+            <w:r>
+              <w:rPr>
+                <w:sz w:val="19"/>
+                <w:szCs w:val="19"/>
+              </w:rPr>
+              <w:t xml:space="preserve">, §41</w:t>
+            </w:r>
+          </w:p>
+        </w:tc>
+      </w:tr>
     </w:tbl>
     <w:p>
       <w:pPr>
@@ -28798,7 +29020,7 @@
         <w:t xml:space="preserve">sim_grasp</w:t>
       </w:r>
       <w:r>
-        <w:t xml:space="preserve">) : dans ce lot, un cube poussé de 15 mm par des prises précédentes s'est retrouvé hors de portée (graine 10), alors que le lancement d'Osama sur la même graine ne l'avait pas dérangé.</w:t>
+        <w:t xml:space="preserve">) : dans ce lot, un cube poussé de 15 mm par des prises précédentes s'est retrouvé hors de portée (graine 10, premier lancement), alors que le lancement d'Osama et notre relance de la même graine ne l'ont pas poussé aussi loin. Un lot doit vérifier chaque verdict et relancer, pas supposer.</w:t>
       </w:r>
     </w:p>
     <w:p>

--- a/Headless_Task-Grounded_Pick-and-Sort-and-Place_in_Gazebo/doc/FOUR_OBJECT_SORTING_REPORT_FR.docx
+++ b/Headless_Task-Grounded_Pick-and-Sort-and-Place_in_Gazebo/doc/FOUR_OBJECT_SORTING_REPORT_FR.docx
@@ -103,6 +103,36 @@
       </w:pPr>
       <w:r>
         <w:t>Vue d'ensemble</w:t>
+      </w:r>
+    </w:p>
+    <w:p>
+      <w:pPr>
+        <w:pBdr>
+          <w:left w:val="single" w:color="146356" w:sz="24"/>
+        </w:pBdr>
+        <w:shd w:fill="F5F5F3" w:val="clear"/>
+        <w:spacing w:after="160" w:before="120"/>
+        <w:ind w:left="200"/>
+      </w:pPr>
+      <w:r>
+        <w:rPr>
+          <w:b/>
+          <w:bCs/>
+        </w:rPr>
+        <w:t xml:space="preserve">Mise à jour du 30/10/2026 (addendum §44–58).</w:t>
+      </w:r>
+      <w:r>
+        <w:t xml:space="preserve"> Du dépôt de la PR #25 (11/10) au 30/10 : la machine reconstruite après sa perte (16/10) ; 240 épisodes à départ aléatoire et un lot de 400 dispositions que la politique ne peut pas mémoriser ; SmolVLA entraîné sur Kaggle (13/10, 36k, Runs A, B, C session 1) ; des mesures fixées avant d'être exécutées (boucle ouverte, sonde de l'encodeur, échange d'images, porte et mi-parcours du Run C : </w:t>
+      </w:r>
+      <w:r>
+        <w:rPr>
+          <w:b/>
+          <w:bCs/>
+        </w:rPr>
+        <w:t xml:space="preserve">continuer</w:t>
+      </w:r>
+      <w:r>
+        <w:t xml:space="preserve">) ; le Run B 20k dans Gazebo au format de l'article ROS2SmolVLA (en distribution 57,5 % de saisies, 55,0 % de déposes ; hors distribution 5,0 % / 2,5 %, 34 échecs sur 40 sur des emplacements d'entraînement mémorisés) ; et un mode verrouillé pour que toute pièce d'un lot puisse être recalculée dans la fenêtre Gazebo avec le résultat identique (test A en cours). Ce qui reste est listé étape par étape à la fin de l'addendum, en accord avec E.9 de la spécification.</w:t>
       </w:r>
     </w:p>
     <w:p>
@@ -26874,15 +26904,6212 @@
         <w:spacing w:after="120" w:before="320"/>
       </w:pPr>
       <w:r>
-        <w:t>Bugs corrigés — propres à la session</w:t>
-      </w:r>
-    </w:p>
-    <w:p>
-      <w:pPr>
+        <w:t xml:space="preserve">Addendum du 30/10/2026 : entraîner SmolVLA sur le tri, l’évaluer, et rendre chaque évaluation recalculable</w:t>
+      </w:r>
+    </w:p>
+    <w:p>
+      <w:pPr>
+        <w:spacing w:after="100"/>
+      </w:pPr>
+      <w:r>
+        <w:t xml:space="preserve">Tout ce qui suit s’est déroulé entre le 11/10/2026, premier dépôt de la PR #25 (</w:t>
+      </w:r>
+      <w:r>
+        <w:rPr>
+          <w:rFonts w:ascii="Consolas" w:cs="Consolas" w:eastAsia="Consolas" w:hAnsi="Consolas"/>
+          <w:color w:val="0E4A40"/>
+        </w:rPr>
+        <w:t xml:space="preserve">feature/sort-episodes</w:t>
+      </w:r>
+      <w:r>
+        <w:t xml:space="preserve"> → </w:t>
+      </w:r>
+      <w:r>
+        <w:rPr>
+          <w:rFonts w:ascii="Consolas" w:cs="Consolas" w:eastAsia="Consolas" w:hAnsi="Consolas"/>
+          <w:color w:val="0E4A40"/>
+        </w:rPr>
+        <w:t xml:space="preserve">main</w:t>
+      </w:r>
+      <w:r>
+        <w:t xml:space="preserve"> de </w:t>
+      </w:r>
+      <w:r>
+        <w:rPr>
+          <w:rFonts w:ascii="Consolas" w:cs="Consolas" w:eastAsia="Consolas" w:hAnsi="Consolas"/>
+          <w:color w:val="0E4A40"/>
+        </w:rPr>
+        <w:t xml:space="preserve">ABMI-software/mycobot_320pi_R6A</w:t>
+      </w:r>
+      <w:r>
+        <w:t xml:space="preserve">), et le 30/10/2026, sur le même portable Windows sous WSL2 et dans le même conteneur </w:t>
+      </w:r>
+      <w:r>
+        <w:rPr>
+          <w:rFonts w:ascii="Consolas" w:cs="Consolas" w:eastAsia="Consolas" w:hAnsi="Consolas"/>
+          <w:color w:val="0E4A40"/>
+        </w:rPr>
+        <w:t xml:space="preserve">gazebo_to_lerobot</w:t>
+      </w:r>
+      <w:r>
+        <w:t xml:space="preserve">, plus les GPU T4 gratuits de Kaggle pour l’entraînement. L’addendum suit le plan de l’annexe E de la spécification (</w:t>
+      </w:r>
+      <w:r>
+        <w:rPr>
+          <w:rFonts w:ascii="Consolas" w:cs="Consolas" w:eastAsia="Consolas" w:hAnsi="Consolas"/>
+          <w:color w:val="0E4A40"/>
+        </w:rPr>
+        <w:t xml:space="preserve">FOUR_OBJECT_SORTING_SPECIFICATION_FR.docx</w:t>
+      </w:r>
+      <w:r>
+        <w:t xml:space="preserve">, E.1 à E.9), étape par étape : ce qui a été fait, les commandes exactes pour le refaire à la main, ce qui a été mesuré et comment on l’a jugé, et chaque bug rencontré. La dernière section, </w:t>
+      </w:r>
+      <w:r>
+        <w:rPr>
+          <w:b/>
+          <w:bCs/>
+        </w:rPr>
+        <w:t xml:space="preserve">Ce qui n’est pas encore fait</w:t>
+      </w:r>
+      <w:r>
+        <w:t xml:space="preserve">, est la même liste que E.9 de la spécification, point par point, avec la commande et le critère d’achèvement de chacun. Heures de Paris (journaux Kaggle et horloge du conteneur en UTC). Dans le conteneur, </w:t>
+      </w:r>
+      <w:r>
+        <w:rPr>
+          <w:rFonts w:ascii="Consolas" w:cs="Consolas" w:eastAsia="Consolas" w:hAnsi="Consolas"/>
+          <w:color w:val="0E4A40"/>
+        </w:rPr>
+        <w:t xml:space="preserve">S=/workspace/src/scripts</w:t>
+      </w:r>
+      <w:r>
+        <w:t xml:space="preserve"> partout.</w:t>
+      </w:r>
+    </w:p>
+    <w:p>
+      <w:pPr>
+        <w:pStyle w:val="Heading2"/>
+        <w:spacing w:after="120" w:before="320"/>
+      </w:pPr>
+      <w:r>
+        <w:t xml:space="preserve">44. Point de départ, 11/10/2026 : la PR #25 et les deux premiers entraînements</w:t>
+      </w:r>
+    </w:p>
+    <w:p>
+      <w:pPr>
+        <w:spacing w:after="100"/>
+      </w:pPr>
+      <w:r>
+        <w:rPr>
+          <w:i/>
+          <w:iCs/>
+          <w:color w:val="4B5B57"/>
+        </w:rPr>
+        <w:t xml:space="preserve">Ce que contenait la PR, et ce qu’ont montré les deux premiers entraînements SmolVLA avant toute autre planification.</w:t>
+      </w:r>
+    </w:p>
+    <w:p>
+      <w:pPr>
+        <w:spacing w:after="100"/>
+      </w:pPr>
+      <w:r>
+        <w:t xml:space="preserve">La PR #25 portait le travail de l’addendum du 10/10 (§29–43) : le tri à quatre objets d’Osama enregistré par rosetta, un épisode par prise-dépôt, converti en LeRobot (</w:t>
+      </w:r>
+      <w:r>
+        <w:rPr>
+          <w:rFonts w:ascii="Consolas" w:cs="Consolas" w:eastAsia="Consolas" w:hAnsi="Consolas"/>
+          <w:color w:val="0E4A40"/>
+        </w:rPr>
+        <w:t xml:space="preserve">local/mycobot_tri_sort</w:t>
+      </w:r>
+      <w:r>
+        <w:t xml:space="preserve">, 40 épisodes, 7 049 images) et en RLDS, plus l’installation Docker qui reconstruit tout depuis un clone. L’objectif suivant était celui demandé par José : entraîner une politique vision-langage-action sur ces épisodes et la mesurer dans la même scène Gazebo, au format de l’article ROS2SmolVLA (arXiv 2608.23320).</w:t>
+      </w:r>
+    </w:p>
+    <w:p>
+      <w:pPr>
+        <w:spacing w:after="100"/>
+      </w:pPr>
+      <w:r>
+        <w:t xml:space="preserve">Deux entraînements ont tourné sur Kaggle avant la perte de la machine (§45). Leurs carnets sont versionnés sans modification dans </w:t>
+      </w:r>
+      <w:r>
+        <w:rPr>
+          <w:rFonts w:ascii="Consolas" w:cs="Consolas" w:eastAsia="Consolas" w:hAnsi="Consolas"/>
+          <w:color w:val="0E4A40"/>
+        </w:rPr>
+        <w:t xml:space="preserve">training/smolvla_kaggle/</w:t>
+      </w:r>
+      <w:r>
+        <w:t xml:space="preserve"> :</w:t>
+      </w:r>
+    </w:p>
+    <w:tbl>
+      <w:tblPr>
+        <w:tblW w:type="pct" w:w="100%"/>
+        <w:tblBorders>
+          <w:top w:val="single" w:color="auto" w:sz="4"/>
+          <w:left w:val="single" w:color="auto" w:sz="4"/>
+          <w:bottom w:val="single" w:color="auto" w:sz="4"/>
+          <w:right w:val="single" w:color="auto" w:sz="4"/>
+          <w:insideH w:val="single" w:color="auto" w:sz="4"/>
+          <w:insideV w:val="single" w:color="auto" w:sz="4"/>
+        </w:tblBorders>
+      </w:tblPr>
+      <w:tblGrid>
+        <w:gridCol w:w="100"/>
+        <w:gridCol w:w="100"/>
+        <w:gridCol w:w="100"/>
+        <w:gridCol w:w="100"/>
+        <w:gridCol w:w="100"/>
+      </w:tblGrid>
+      <w:tr>
+        <w:trPr>
+          <w:tblHeader/>
+        </w:trPr>
+        <w:tc>
+          <w:tcPr>
+            <w:tcW w:type="pct" w:w="20%"/>
+            <w:shd w:fill="DEE3E0" w:val="clear"/>
+            <w:tcMar>
+              <w:top w:type="dxa" w:w="80"/>
+              <w:left w:type="dxa" w:w="100"/>
+              <w:bottom w:type="dxa" w:w="80"/>
+              <w:right w:type="dxa" w:w="100"/>
+            </w:tcMar>
+          </w:tcPr>
+          <w:p>
+            <w:r>
+              <w:rPr>
+                <w:b/>
+                <w:bCs/>
+                <w:sz w:val="18"/>
+                <w:szCs w:val="18"/>
+              </w:rPr>
+              <w:t xml:space="preserve">Entraînement</w:t>
+            </w:r>
+          </w:p>
+        </w:tc>
+        <w:tc>
+          <w:tcPr>
+            <w:tcW w:type="pct" w:w="20%"/>
+            <w:shd w:fill="DEE3E0" w:val="clear"/>
+            <w:tcMar>
+              <w:top w:type="dxa" w:w="80"/>
+              <w:left w:type="dxa" w:w="100"/>
+              <w:bottom w:type="dxa" w:w="80"/>
+              <w:right w:type="dxa" w:w="100"/>
+            </w:tcMar>
+          </w:tcPr>
+          <w:p>
+            <w:r>
+              <w:rPr>
+                <w:b/>
+                <w:bCs/>
+                <w:sz w:val="18"/>
+                <w:szCs w:val="18"/>
+              </w:rPr>
+              <w:t xml:space="preserve">Données</w:t>
+            </w:r>
+          </w:p>
+        </w:tc>
+        <w:tc>
+          <w:tcPr>
+            <w:tcW w:type="pct" w:w="20%"/>
+            <w:shd w:fill="DEE3E0" w:val="clear"/>
+            <w:tcMar>
+              <w:top w:type="dxa" w:w="80"/>
+              <w:left w:type="dxa" w:w="100"/>
+              <w:bottom w:type="dxa" w:w="80"/>
+              <w:right w:type="dxa" w:w="100"/>
+            </w:tcMar>
+          </w:tcPr>
+          <w:p>
+            <w:r>
+              <w:rPr>
+                <w:b/>
+                <w:bCs/>
+                <w:sz w:val="18"/>
+                <w:szCs w:val="18"/>
+              </w:rPr>
+              <w:t xml:space="preserve">Entraîné</w:t>
+            </w:r>
+          </w:p>
+        </w:tc>
+        <w:tc>
+          <w:tcPr>
+            <w:tcW w:type="pct" w:w="20%"/>
+            <w:shd w:fill="DEE3E0" w:val="clear"/>
+            <w:tcMar>
+              <w:top w:type="dxa" w:w="80"/>
+              <w:left w:type="dxa" w:w="100"/>
+              <w:bottom w:type="dxa" w:w="80"/>
+              <w:right w:type="dxa" w:w="100"/>
+            </w:tcMar>
+          </w:tcPr>
+          <w:p>
+            <w:r>
+              <w:rPr>
+                <w:b/>
+                <w:bCs/>
+                <w:sz w:val="18"/>
+                <w:szCs w:val="18"/>
+              </w:rPr>
+              <w:t xml:space="preserve">Lot × pas</w:t>
+            </w:r>
+          </w:p>
+        </w:tc>
+        <w:tc>
+          <w:tcPr>
+            <w:tcW w:type="pct" w:w="20%"/>
+            <w:shd w:fill="DEE3E0" w:val="clear"/>
+            <w:tcMar>
+              <w:top w:type="dxa" w:w="80"/>
+              <w:left w:type="dxa" w:w="100"/>
+              <w:bottom w:type="dxa" w:w="80"/>
+              <w:right w:type="dxa" w:w="100"/>
+            </w:tcMar>
+          </w:tcPr>
+          <w:p>
+            <w:r>
+              <w:rPr>
+                <w:b/>
+                <w:bCs/>
+                <w:sz w:val="18"/>
+                <w:szCs w:val="18"/>
+              </w:rPr>
+              <w:t xml:space="preserve">Carnet</w:t>
+            </w:r>
+          </w:p>
+        </w:tc>
+      </w:tr>
+      <w:tr>
+        <w:tc>
+          <w:tcPr>
+            <w:tcW w:type="pct" w:w="20%"/>
+            <w:tcMar>
+              <w:top w:type="dxa" w:w="80"/>
+              <w:left w:type="dxa" w:w="100"/>
+              <w:bottom w:type="dxa" w:w="80"/>
+              <w:right w:type="dxa" w:w="100"/>
+            </w:tcMar>
+          </w:tcPr>
+          <w:p>
+            <w:r>
+              <w:rPr>
+                <w:sz w:val="19"/>
+                <w:szCs w:val="19"/>
+              </w:rPr>
+              <w:t xml:space="preserve">13/10</w:t>
+            </w:r>
+          </w:p>
+        </w:tc>
+        <w:tc>
+          <w:tcPr>
+            <w:tcW w:type="pct" w:w="20%"/>
+            <w:tcMar>
+              <w:top w:type="dxa" w:w="80"/>
+              <w:left w:type="dxa" w:w="100"/>
+              <w:bottom w:type="dxa" w:w="80"/>
+              <w:right w:type="dxa" w:w="100"/>
+            </w:tcMar>
+          </w:tcPr>
+          <w:p>
+            <w:r>
+              <w:rPr>
+                <w:sz w:val="19"/>
+                <w:szCs w:val="19"/>
+              </w:rPr>
+              <w:t xml:space="preserve">40 épisodes, graines 1–10, départ fixe en pose d’observation</w:t>
+            </w:r>
+          </w:p>
+        </w:tc>
+        <w:tc>
+          <w:tcPr>
+            <w:tcW w:type="pct" w:w="20%"/>
+            <w:tcMar>
+              <w:top w:type="dxa" w:w="80"/>
+              <w:left w:type="dxa" w:w="100"/>
+              <w:bottom w:type="dxa" w:w="80"/>
+              <w:right w:type="dxa" w:w="100"/>
+            </w:tcMar>
+          </w:tcPr>
+          <w:p>
+            <w:r>
+              <w:rPr>
+                <w:sz w:val="19"/>
+                <w:szCs w:val="19"/>
+              </w:rPr>
+              <w:t xml:space="preserve">expert d’action seul, encodeur vision gelé</w:t>
+            </w:r>
+          </w:p>
+        </w:tc>
+        <w:tc>
+          <w:tcPr>
+            <w:tcW w:type="pct" w:w="20%"/>
+            <w:tcMar>
+              <w:top w:type="dxa" w:w="80"/>
+              <w:left w:type="dxa" w:w="100"/>
+              <w:bottom w:type="dxa" w:w="80"/>
+              <w:right w:type="dxa" w:w="100"/>
+            </w:tcMar>
+          </w:tcPr>
+          <w:p>
+            <w:r>
+              <w:rPr>
+                <w:sz w:val="19"/>
+                <w:szCs w:val="19"/>
+              </w:rPr>
+              <w:t xml:space="preserve">32 × 20 000</w:t>
+            </w:r>
+          </w:p>
+        </w:tc>
+        <w:tc>
+          <w:tcPr>
+            <w:tcW w:type="pct" w:w="20%"/>
+            <w:tcMar>
+              <w:top w:type="dxa" w:w="80"/>
+              <w:left w:type="dxa" w:w="100"/>
+              <w:bottom w:type="dxa" w:w="80"/>
+              <w:right w:type="dxa" w:w="100"/>
+            </w:tcMar>
+          </w:tcPr>
+          <w:p>
+            <w:r>
+              <w:rPr>
+                <w:rFonts w:ascii="Consolas" w:cs="Consolas" w:eastAsia="Consolas" w:hAnsi="Consolas"/>
+                <w:color w:val="0E4A40"/>
+                <w:sz w:val="19"/>
+                <w:szCs w:val="19"/>
+              </w:rPr>
+              <w:t xml:space="preserve">smolvla_tri_sort_1310_frozen_20k.ipynb</w:t>
+            </w:r>
+          </w:p>
+        </w:tc>
+      </w:tr>
+      <w:tr>
+        <w:tc>
+          <w:tcPr>
+            <w:tcW w:type="pct" w:w="20%"/>
+            <w:tcMar>
+              <w:top w:type="dxa" w:w="80"/>
+              <w:left w:type="dxa" w:w="100"/>
+              <w:bottom w:type="dxa" w:w="80"/>
+              <w:right w:type="dxa" w:w="100"/>
+            </w:tcMar>
+          </w:tcPr>
+          <w:p>
+            <w:r>
+              <w:rPr>
+                <w:sz w:val="19"/>
+                <w:szCs w:val="19"/>
+              </w:rPr>
+              <w:t xml:space="preserve">36k, 14–15/10</w:t>
+            </w:r>
+          </w:p>
+        </w:tc>
+        <w:tc>
+          <w:tcPr>
+            <w:tcW w:type="pct" w:w="20%"/>
+            <w:tcMar>
+              <w:top w:type="dxa" w:w="80"/>
+              <w:left w:type="dxa" w:w="100"/>
+              <w:bottom w:type="dxa" w:w="80"/>
+              <w:right w:type="dxa" w:w="100"/>
+            </w:tcMar>
+          </w:tcPr>
+          <w:p>
+            <w:r>
+              <w:rPr>
+                <w:sz w:val="19"/>
+                <w:szCs w:val="19"/>
+              </w:rPr>
+              <w:t xml:space="preserve">160 épisodes (graines 1–10 et 21–50, départs aléatoires)</w:t>
+            </w:r>
+          </w:p>
+        </w:tc>
+        <w:tc>
+          <w:tcPr>
+            <w:tcW w:type="pct" w:w="20%"/>
+            <w:tcMar>
+              <w:top w:type="dxa" w:w="80"/>
+              <w:left w:type="dxa" w:w="100"/>
+              <w:bottom w:type="dxa" w:w="80"/>
+              <w:right w:type="dxa" w:w="100"/>
+            </w:tcMar>
+          </w:tcPr>
+          <w:p>
+            <w:r>
+              <w:rPr>
+                <w:sz w:val="19"/>
+                <w:szCs w:val="19"/>
+              </w:rPr>
+              <w:t xml:space="preserve">encodeur vision, connecteur et expert, 198,1 M paramètres</w:t>
+            </w:r>
+          </w:p>
+        </w:tc>
+        <w:tc>
+          <w:tcPr>
+            <w:tcW w:type="pct" w:w="20%"/>
+            <w:tcMar>
+              <w:top w:type="dxa" w:w="80"/>
+              <w:left w:type="dxa" w:w="100"/>
+              <w:bottom w:type="dxa" w:w="80"/>
+              <w:right w:type="dxa" w:w="100"/>
+            </w:tcMar>
+          </w:tcPr>
+          <w:p>
+            <w:r>
+              <w:rPr>
+                <w:sz w:val="19"/>
+                <w:szCs w:val="19"/>
+              </w:rPr>
+              <w:t xml:space="preserve">4 × 36 000</w:t>
+            </w:r>
+          </w:p>
+        </w:tc>
+        <w:tc>
+          <w:tcPr>
+            <w:tcW w:type="pct" w:w="20%"/>
+            <w:tcMar>
+              <w:top w:type="dxa" w:w="80"/>
+              <w:left w:type="dxa" w:w="100"/>
+              <w:bottom w:type="dxa" w:w="80"/>
+              <w:right w:type="dxa" w:w="100"/>
+            </w:tcMar>
+          </w:tcPr>
+          <w:p>
+            <w:r>
+              <w:rPr>
+                <w:rFonts w:ascii="Consolas" w:cs="Consolas" w:eastAsia="Consolas" w:hAnsi="Consolas"/>
+                <w:color w:val="0E4A40"/>
+                <w:sz w:val="19"/>
+                <w:szCs w:val="19"/>
+              </w:rPr>
+              <w:t xml:space="preserve">smolvla_tri_sort_1415_unfrozen_36k.ipynb</w:t>
+            </w:r>
+          </w:p>
+        </w:tc>
+      </w:tr>
+    </w:tbl>
+    <w:p>
+      <w:pPr>
+        <w:spacing w:after="60"/>
+      </w:pPr>
+    </w:p>
+    <w:p>
+      <w:pPr>
+        <w:spacing w:after="100"/>
+      </w:pPr>
+      <w:r>
+        <w:t xml:space="preserve">Le modèle du 13/10 triait ses propres graines d’entraînement dans Gazebo (en distribution : saisie 28/40, dépose 28/40, toute pièce saisie déposée) mais </w:t>
+      </w:r>
+      <w:r>
+        <w:rPr>
+          <w:b/>
+          <w:bCs/>
+        </w:rPr>
+        <w:t xml:space="preserve">0 pièce sur 40 sur les graines nouvelles 11 à 20</w:t>
+      </w:r>
+      <w:r>
+        <w:t xml:space="preserve"> : il fermait la pince à 11–40 cm de la pièce, sur des emplacements où se trouvaient des pièces dans les graines d’entraînement. Ce seul chiffre a fixé la direction de tout ce qui suit : savoir si la politique se sert de ses caméras, et lui donner des données qu’elle ne peut pas mémoriser.</w:t>
+      </w:r>
+    </w:p>
+    <w:p>
+      <w:pPr>
+        <w:pStyle w:val="Heading2"/>
+        <w:spacing w:after="120" w:before="320"/>
+      </w:pPr>
+      <w:r>
+        <w:t xml:space="preserve">45. Reconstruire après la perte de la machine, 16/10/2026</w:t>
+      </w:r>
+    </w:p>
+    <w:p>
+      <w:pPr>
+        <w:spacing w:after="100"/>
+      </w:pPr>
+      <w:r>
+        <w:rPr>
+          <w:i/>
+          <w:iCs/>
+          <w:color w:val="4B5B57"/>
+        </w:rPr>
+        <w:t xml:space="preserve">L’instance Ubuntu de WSL2 a été perdue vers le 15/10 : ce qui a été perdu, ce qui a été récupéré, et comment l’évaluation a été revalidée.</w:t>
+      </w:r>
+    </w:p>
+    <w:p>
+      <w:pPr>
+        <w:spacing w:after="100"/>
+      </w:pPr>
+      <w:r>
+        <w:rPr>
+          <w:b/>
+          <w:bCs/>
+        </w:rPr>
+        <w:t xml:space="preserve">Perdu :</w:t>
+      </w:r>
+      <w:r>
+        <w:t xml:space="preserve"> sept commits SmolVLA jamais poussés (pilote Kaggle, évaluation Gazebo, départs aléatoires, outils de trace) et les enregistrements des graines 21 à 50. </w:t>
+      </w:r>
+      <w:r>
+        <w:rPr>
+          <w:b/>
+          <w:bCs/>
+        </w:rPr>
+        <w:t xml:space="preserve">Récupéré :</w:t>
+      </w:r>
+      <w:r>
+        <w:t xml:space="preserve"> l’archive des graines 1 à 10 sur le disque externe (20 Go, copiée et vérifiée octet par octet), les deux entraînements Kaggle avec leurs points de contrôle (13/10 ; 36k de 8k à 36k), leurs carnets et le jeu de 160 épisodes (zip sha256 </w:t>
+      </w:r>
+      <w:r>
+        <w:rPr>
+          <w:rFonts w:ascii="Consolas" w:cs="Consolas" w:eastAsia="Consolas" w:hAnsi="Consolas"/>
+          <w:color w:val="0E4A40"/>
+        </w:rPr>
+        <w:t xml:space="preserve">0738a842…5c65</w:t>
+      </w:r>
+      <w:r>
+        <w:t xml:space="preserve">). Leçon appliquée depuis : pousser </w:t>
+      </w:r>
+      <w:r>
+        <w:rPr>
+          <w:rFonts w:ascii="Consolas" w:cs="Consolas" w:eastAsia="Consolas" w:hAnsi="Consolas"/>
+          <w:color w:val="0E4A40"/>
+        </w:rPr>
+        <w:t xml:space="preserve">feature/sort-episodes</w:t>
+      </w:r>
+      <w:r>
+        <w:t xml:space="preserve"> après chaque étape vérifiée et en fin de journée.</w:t>
+      </w:r>
+    </w:p>
+    <w:p>
+      <w:pPr>
+        <w:spacing w:after="100"/>
+        <w:ind w:left="360" w:hanging="360"/>
+      </w:pPr>
+      <w:r>
+        <w:t xml:space="preserve">1. Restaurer l’archive et reconvertir les graines 1 à 10. Réussi si : 40 épisodes, 7 049 images, et les 200 statistiques de normalisation égales à celles du point de contrôle du 13/10 (même contrôle sur le jeu de 160 épisodes : 28 359 images, statistiques égales à celles du 36k).</w:t>
+      </w:r>
+    </w:p>
+    <w:p>
+      <w:pPr>
+        <w:spacing w:after="100"/>
+        <w:ind w:left="360" w:hanging="360"/>
+      </w:pPr>
+      <w:r>
+        <w:t xml:space="preserve">2. Figer les compléments SmolVLA dans l’image Docker aux versions du carnet d’entraînement Kaggle (</w:t>
+      </w:r>
+      <w:r>
+        <w:rPr>
+          <w:rFonts w:ascii="Consolas" w:cs="Consolas" w:eastAsia="Consolas" w:hAnsi="Consolas"/>
+          <w:color w:val="0E4A40"/>
+        </w:rPr>
+        <w:t xml:space="preserve">pip freeze</w:t>
+      </w:r>
+      <w:r>
+        <w:t xml:space="preserve"> du carnet ; commit </w:t>
+      </w:r>
+      <w:r>
+        <w:rPr>
+          <w:rFonts w:ascii="Consolas" w:cs="Consolas" w:eastAsia="Consolas" w:hAnsi="Consolas"/>
+          <w:color w:val="0E4A40"/>
+        </w:rPr>
+        <w:t xml:space="preserve">71aa026a</w:t>
+      </w:r>
+      <w:r>
+        <w:t xml:space="preserve">).</w:t>
+      </w:r>
+    </w:p>
+    <w:p>
+      <w:pPr>
+        <w:spacing w:after="100"/>
+        <w:ind w:left="360" w:hanging="360"/>
+      </w:pPr>
+      <w:r>
+        <w:t xml:space="preserve">3. Réécrire l’évaluation et la valider deux fois : le contrôle en boucle ouverte (</w:t>
+      </w:r>
+      <w:r>
+        <w:rPr>
+          <w:rFonts w:ascii="Consolas" w:cs="Consolas" w:eastAsia="Consolas" w:hAnsi="Consolas"/>
+          <w:color w:val="0E4A40"/>
+        </w:rPr>
+        <w:t xml:space="preserve">open_loop_check.py</w:t>
+      </w:r>
+      <w:r>
+        <w:t xml:space="preserve">, §47) doit placer la fermeture de pince du modèle du 13/10 à ~10 mm près de celle enregistrée (mesuré 0,7–9,8 mm), puis la graine 1 doit être triée 4/4 dans Gazebo (fait, commit </w:t>
+      </w:r>
+      <w:r>
+        <w:rPr>
+          <w:rFonts w:ascii="Consolas" w:cs="Consolas" w:eastAsia="Consolas" w:hAnsi="Consolas"/>
+          <w:color w:val="0E4A40"/>
+        </w:rPr>
+        <w:t xml:space="preserve">117ed0a1</w:t>
+      </w:r>
+      <w:r>
+        <w:t xml:space="preserve">) et la graine 11 doit reproduire le 0/4 d’avant la perte (fait, 17/10).</w:t>
+      </w:r>
+    </w:p>
+    <w:p>
+      <w:pPr>
+        <w:spacing w:after="100"/>
+        <w:ind w:left="360" w:hanging="360"/>
+      </w:pPr>
+      <w:r>
+        <w:t xml:space="preserve">4. Recalibrer les poses de départ aléatoires sur les 120 départs enregistrés des graines 21 à 50, l’échantillonneur d’origine étant perdu (</w:t>
+      </w:r>
+      <w:r>
+        <w:rPr>
+          <w:rFonts w:ascii="Consolas" w:cs="Consolas" w:eastAsia="Consolas" w:hAnsi="Consolas"/>
+          <w:color w:val="0E4A40"/>
+        </w:rPr>
+        <w:t xml:space="preserve">config/random_start_poses_s021_050.csv</w:t>
+      </w:r>
+      <w:r>
+        <w:t xml:space="preserve"> ; aucune articulation ne diffère significativement, KS p 0,18–0,99 ; un peu plus étroit aux extrêmes, voir </w:t>
+      </w:r>
+      <w:r>
+        <w:rPr>
+          <w:rFonts w:ascii="Consolas" w:cs="Consolas" w:eastAsia="Consolas" w:hAnsi="Consolas"/>
+          <w:color w:val="0E4A40"/>
+        </w:rPr>
+        <w:t xml:space="preserve">RUNNING.md</w:t>
+      </w:r>
+      <w:r>
+        <w:t xml:space="preserve">).</w:t>
+      </w:r>
+    </w:p>
+    <w:p>
+      <w:pPr>
+        <w:shd w:fill="10201D" w:val="clear"/>
+        <w:spacing w:after="0"/>
+      </w:pPr>
+      <w:r>
+        <w:rPr>
+          <w:rFonts w:ascii="Consolas" w:cs="Consolas" w:eastAsia="Consolas" w:hAnsi="Consolas"/>
+          <w:color w:val="D9EDE8"/>
+          <w:sz w:val="17"/>
+          <w:szCs w:val="17"/>
+        </w:rPr>
+        <w:t xml:space="preserve"/>
+      </w:r>
+      <w:r>
+        <w:rPr>
+          <w:rFonts w:ascii="Consolas" w:cs="Consolas" w:eastAsia="Consolas" w:hAnsi="Consolas"/>
+          <w:color w:val="7C978F"/>
+          <w:sz w:val="17"/>
+          <w:szCs w:val="17"/>
+        </w:rPr>
+        <w:t xml:space="preserve"># hôte WSL2, au début de chaque session (Docker Desktop lancé sous Windows)</w:t>
+      </w:r>
+    </w:p>
+    <w:p>
+      <w:pPr>
+        <w:shd w:fill="10201D" w:val="clear"/>
+        <w:spacing w:after="0"/>
+      </w:pPr>
+      <w:r>
+        <w:rPr>
+          <w:rFonts w:ascii="Consolas" w:cs="Consolas" w:eastAsia="Consolas" w:hAnsi="Consolas"/>
+          <w:color w:val="D9EDE8"/>
+          <w:sz w:val="17"/>
+          <w:szCs w:val="17"/>
+        </w:rPr>
+        <w:t xml:space="preserve">docker start gazebo_to_lerobot rlds_builder</w:t>
+      </w:r>
+    </w:p>
+    <w:p>
+      <w:pPr>
+        <w:shd w:fill="10201D" w:val="clear"/>
+        <w:spacing w:after="0"/>
+      </w:pPr>
+      <w:r>
+        <w:rPr>
+          <w:rFonts w:ascii="Consolas" w:cs="Consolas" w:eastAsia="Consolas" w:hAnsi="Consolas"/>
+          <w:color w:val="D9EDE8"/>
+          <w:sz w:val="17"/>
+          <w:szCs w:val="17"/>
+        </w:rPr>
+        <w:t xml:space="preserve">docker update --cpus 4 --memory 8g --memory-swap 8g gazebo_to_lerobot   </w:t>
+      </w:r>
+      <w:r>
+        <w:rPr>
+          <w:rFonts w:ascii="Consolas" w:cs="Consolas" w:eastAsia="Consolas" w:hAnsi="Consolas"/>
+          <w:color w:val="7C978F"/>
+          <w:sz w:val="17"/>
+          <w:szCs w:val="17"/>
+        </w:rPr>
+        <w:t xml:space="preserve"># la règle CPU (E-A2)</w:t>
+      </w:r>
+    </w:p>
+    <w:p>
+      <w:pPr>
+        <w:shd w:fill="10201D" w:val="clear"/>
+        <w:spacing w:after="0"/>
+      </w:pPr>
+      <w:r>
+        <w:rPr>
+          <w:rFonts w:ascii="Consolas" w:cs="Consolas" w:eastAsia="Consolas" w:hAnsi="Consolas"/>
+          <w:color w:val="D9EDE8"/>
+          <w:sz w:val="17"/>
+          <w:szCs w:val="17"/>
+        </w:rPr>
+        <w:t xml:space="preserve"/>
+      </w:r>
+      <w:r>
+        <w:rPr>
+          <w:rFonts w:ascii="Consolas" w:cs="Consolas" w:eastAsia="Consolas" w:hAnsi="Consolas"/>
+          <w:color w:val="7C978F"/>
+          <w:sz w:val="17"/>
+          <w:szCs w:val="17"/>
+        </w:rPr>
+        <w:t xml:space="preserve"># une évaluation Gazebo d’une graine (conteneur)</w:t>
+      </w:r>
+    </w:p>
+    <w:p>
+      <w:pPr>
+        <w:shd w:fill="10201D" w:val="clear"/>
+        <w:spacing w:after="0"/>
+      </w:pPr>
+      <w:r>
+        <w:rPr>
+          <w:rFonts w:ascii="Consolas" w:cs="Consolas" w:eastAsia="Consolas" w:hAnsi="Consolas"/>
+          <w:color w:val="D9EDE8"/>
+          <w:sz w:val="17"/>
+          <w:szCs w:val="17"/>
+        </w:rPr>
+        <w:t xml:space="preserve">docker exec gazebo_to_lerobot bash -c 'OMP_NUM_THREADS=4 HF_HUB_OFFLINE=1 \</w:t>
+      </w:r>
+    </w:p>
+    <w:p>
+      <w:pPr>
+        <w:shd w:fill="10201D" w:val="clear"/>
+        <w:spacing w:after="0"/>
+      </w:pPr>
+      <w:r>
+        <w:rPr>
+          <w:rFonts w:ascii="Consolas" w:cs="Consolas" w:eastAsia="Consolas" w:hAnsi="Consolas"/>
+          <w:color w:val="D9EDE8"/>
+          <w:sz w:val="17"/>
+          <w:szCs w:val="17"/>
+        </w:rPr>
+        <w:t xml:space="preserve">  /workspace/src/scripts/eval_tri_seed.sh /workspace/checkpoints/run_1310_frozen_20k/020000 1 /workspace/eval/manual/s001'</w:t>
+      </w:r>
+    </w:p>
+    <w:p>
+      <w:pPr>
+        <w:shd w:fill="10201D" w:val="clear"/>
         <w:spacing w:after="160"/>
       </w:pPr>
       <w:r>
-        <w:t>Symptômes de cet environnement précis (une VM WSL2 plafonnée en mémoire faisant tourner un conteneur de longue durée), pas des défauts dans un projet amont. Consignés pour qu'une reprise heurte le même mur moins longtemps.</w:t>
+        <w:rPr>
+          <w:rFonts w:ascii="Consolas" w:cs="Consolas" w:eastAsia="Consolas" w:hAnsi="Consolas"/>
+          <w:color w:val="D9EDE8"/>
+          <w:sz w:val="17"/>
+          <w:szCs w:val="17"/>
+        </w:rPr>
+        <w:t xml:space="preserve">docker exec gazebo_to_lerobot /workspace/venv_lerobot/bin/python /workspace/src/scripts/summarise_eval.py /workspace/eval</w:t>
+      </w:r>
+    </w:p>
+    <w:p>
+      <w:pPr>
+        <w:pStyle w:val="Heading2"/>
+        <w:spacing w:after="120" w:before="320"/>
+      </w:pPr>
+      <w:r>
+        <w:t xml:space="preserve">46. Plus de données avec départs aléatoires : graines 51 à 100, 16–17/10/2026</w:t>
+      </w:r>
+    </w:p>
+    <w:p>
+      <w:pPr>
+        <w:spacing w:after="100"/>
+      </w:pPr>
+      <w:r>
+        <w:rPr>
+          <w:i/>
+          <w:iCs/>
+          <w:color w:val="4B5B57"/>
+        </w:rPr>
+        <w:t xml:space="preserve">Chaque pièce part d’une pose aléatoire du bras, si bien que les articulations seules ne disent plus où va la trajectoire.</w:t>
+      </w:r>
+    </w:p>
+    <w:p>
+      <w:pPr>
+        <w:spacing w:after="100"/>
+      </w:pPr>
+      <w:r>
+        <w:rPr>
+          <w:rFonts w:ascii="Consolas" w:cs="Consolas" w:eastAsia="Consolas" w:hAnsi="Consolas"/>
+          <w:color w:val="0E4A40"/>
+        </w:rPr>
+        <w:t xml:space="preserve">RANDOM_START=1</w:t>
+      </w:r>
+      <w:r>
+        <w:t xml:space="preserve"> fait déplacer le bras par le trieur scripté, après la lecture des positions en pose d’observation, vers une pose tirée par </w:t>
+      </w:r>
+      <w:r>
+        <w:rPr>
+          <w:rFonts w:ascii="Consolas" w:cs="Consolas" w:eastAsia="Consolas" w:hAnsi="Consolas"/>
+          <w:color w:val="0E4A40"/>
+        </w:rPr>
+        <w:t xml:space="preserve">random_start.py</w:t>
+      </w:r>
+      <w:r>
+        <w:t xml:space="preserve"> avec </w:t>
+      </w:r>
+      <w:r>
+        <w:rPr>
+          <w:rFonts w:ascii="Consolas" w:cs="Consolas" w:eastAsia="Consolas" w:hAnsi="Consolas"/>
+          <w:color w:val="0E4A40"/>
+        </w:rPr>
+        <w:t xml:space="preserve">default_rng(&lt;graine&gt;)</w:t>
+      </w:r>
+      <w:r>
+        <w:t xml:space="preserve"> de numpy ; chaque tirage est consigné dans </w:t>
+      </w:r>
+      <w:r>
+        <w:rPr>
+          <w:rFonts w:ascii="Consolas" w:cs="Consolas" w:eastAsia="Consolas" w:hAnsi="Consolas"/>
+          <w:color w:val="0E4A40"/>
+        </w:rPr>
+        <w:t xml:space="preserve">seed_NNN/start_poses.jsonl</w:t>
+      </w:r>
+      <w:r>
+        <w:t xml:space="preserve"> avec le plus grand déplacement de pièce pendant le mouvement. La graine 51 a été enregistrée d’abord pour essai (4/4, aucune pièce déplacée), puis le lot :</w:t>
+      </w:r>
+    </w:p>
+    <w:p>
+      <w:pPr>
+        <w:shd w:fill="10201D" w:val="clear"/>
+        <w:spacing w:after="0"/>
+      </w:pPr>
+      <w:r>
+        <w:rPr>
+          <w:rFonts w:ascii="Consolas" w:cs="Consolas" w:eastAsia="Consolas" w:hAnsi="Consolas"/>
+          <w:color w:val="D9EDE8"/>
+          <w:sz w:val="17"/>
+          <w:szCs w:val="17"/>
+        </w:rPr>
+        <w:t xml:space="preserve">docker exec gazebo_to_lerobot bash -c 'RANDOM_START=1 /workspace/src/scripts/record_tri_seed.sh 51'</w:t>
+      </w:r>
+    </w:p>
+    <w:p>
+      <w:pPr>
+        <w:shd w:fill="10201D" w:val="clear"/>
+        <w:spacing w:after="0"/>
+      </w:pPr>
+      <w:r>
+        <w:rPr>
+          <w:rFonts w:ascii="Consolas" w:cs="Consolas" w:eastAsia="Consolas" w:hAnsi="Consolas"/>
+          <w:color w:val="D9EDE8"/>
+          <w:sz w:val="17"/>
+          <w:szCs w:val="17"/>
+        </w:rPr>
+        <w:t xml:space="preserve">docker exec -d gazebo_to_lerobot bash -c 'RANDOM_START=1 /workspace/src/scripts/record_tri_batch.sh 52 100'</w:t>
+      </w:r>
+    </w:p>
+    <w:p>
+      <w:pPr>
+        <w:shd w:fill="10201D" w:val="clear"/>
+        <w:spacing w:after="160"/>
+      </w:pPr>
+      <w:r>
+        <w:rPr>
+          <w:rFonts w:ascii="Consolas" w:cs="Consolas" w:eastAsia="Consolas" w:hAnsi="Consolas"/>
+          <w:color w:val="D9EDE8"/>
+          <w:sz w:val="17"/>
+          <w:szCs w:val="17"/>
+        </w:rPr>
+        <w:t xml:space="preserve">docker exec gazebo_to_lerobot tail -f /workspace/tri_sort/batch.log</w:t>
+      </w:r>
+    </w:p>
+    <w:p>
+      <w:pPr>
+        <w:spacing w:after="100"/>
+      </w:pPr>
+      <w:r>
+        <w:rPr>
+          <w:b/>
+          <w:bCs/>
+        </w:rPr>
+        <w:t xml:space="preserve">Résultat</w:t>
+      </w:r>
+      <w:r>
+        <w:t xml:space="preserve"> (16/10 19:48 → 17/10 12:32) : </w:t>
+      </w:r>
+      <w:r>
+        <w:rPr>
+          <w:b/>
+          <w:bCs/>
+        </w:rPr>
+        <w:t xml:space="preserve">196/196 épisodes, chacun au premier essai</w:t>
+      </w:r>
+      <w:r>
+        <w:t xml:space="preserve">, chaque pose de départ atteinte du premier coup, 0,0 mm de déplacement des pièces pendant les mouvements vers le départ, 19–23 min par graine, 91 Go de bags. Avec les graines 1 à 10 et 51 : 240 épisodes, écart médian au centre du bac 7,1 mm (max 21,5). Les graines </w:t>
+      </w:r>
+      <w:r>
+        <w:rPr>
+          <w:b/>
+          <w:bCs/>
+        </w:rPr>
+        <w:t xml:space="preserve">91 à 100 sont réservées définitivement</w:t>
+      </w:r>
+      <w:r>
+        <w:t xml:space="preserve"> et converties à part en </w:t>
+      </w:r>
+      <w:r>
+        <w:rPr>
+          <w:rFonts w:ascii="Consolas" w:cs="Consolas" w:eastAsia="Consolas" w:hAnsi="Consolas"/>
+          <w:color w:val="0E4A40"/>
+        </w:rPr>
+        <w:t xml:space="preserve">local/mycobot_tri_sort_heldout_s091_100</w:t>
+      </w:r>
+      <w:r>
+        <w:t xml:space="preserve"> : le contrôle en boucle ouverte de chaque point de contrôle tourne dessus (§47). </w:t>
+      </w:r>
+      <w:r>
+        <w:rPr>
+          <w:rFonts w:ascii="Consolas" w:cs="Consolas" w:eastAsia="Consolas" w:hAnsi="Consolas"/>
+          <w:color w:val="0E4A40"/>
+        </w:rPr>
+        <w:t xml:space="preserve">convert_tri_sort.sh</w:t>
+      </w:r>
+      <w:r>
+        <w:t xml:space="preserve"> ignore les graines réservées et affiche chacune de celles qu’il laisse de côté.</w:t>
+      </w:r>
+    </w:p>
+    <w:p>
+      <w:pPr>
+        <w:pStyle w:val="Heading2"/>
+        <w:spacing w:after="120" w:before="320"/>
+      </w:pPr>
+      <w:r>
+        <w:t xml:space="preserve">47. Le Run A et le contrôle en boucle ouverte, 17–18/10/2026</w:t>
+      </w:r>
+    </w:p>
+    <w:p>
+      <w:pPr>
+        <w:spacing w:after="100"/>
+      </w:pPr>
+      <w:r>
+        <w:rPr>
+          <w:i/>
+          <w:iCs/>
+          <w:color w:val="4B5B57"/>
+        </w:rPr>
+        <w:t xml:space="preserve">La recette du 13/10 sur quatre fois plus de données, mesurée sans simulateur sur les graines réservées.</w:t>
+      </w:r>
+    </w:p>
+    <w:p>
+      <w:pPr>
+        <w:spacing w:after="100"/>
+      </w:pPr>
+      <w:r>
+        <w:t xml:space="preserve">Le </w:t>
+      </w:r>
+      <w:r>
+        <w:rPr>
+          <w:b/>
+          <w:bCs/>
+        </w:rPr>
+        <w:t xml:space="preserve">Run A</w:t>
+      </w:r>
+      <w:r>
+        <w:t xml:space="preserve"> ne change que les données par rapport au 13/10 : 160 épisodes, encodeur gelé, lot 32, 20 000 pas, sauvegarde tous les 500 pas, poids gardés tous les 5 000, arrêt à 10,5 h. Comment lancer à la main n’importe quel entraînement Kaggle (c’est le propriétaire qui les lance ; rien ne tourne sur Kaggle sans son accord) :</w:t>
+      </w:r>
+    </w:p>
+    <w:p>
+      <w:pPr>
+        <w:spacing w:after="100"/>
+        <w:ind w:left="360" w:hanging="360"/>
+      </w:pPr>
+      <w:r>
+        <w:t xml:space="preserve">1. Téléverser le zip du jeu comme jeu de données Kaggle privé (ici </w:t>
+      </w:r>
+      <w:r>
+        <w:rPr>
+          <w:rFonts w:ascii="Consolas" w:cs="Consolas" w:eastAsia="Consolas" w:hAnsi="Consolas"/>
+          <w:color w:val="0E4A40"/>
+        </w:rPr>
+        <w:t xml:space="preserve">mycobot-tri-sort-160</w:t>
+      </w:r>
+      <w:r>
+        <w:t xml:space="preserve">).</w:t>
+      </w:r>
+    </w:p>
+    <w:p>
+      <w:pPr>
+        <w:spacing w:after="100"/>
+        <w:ind w:left="360" w:hanging="360"/>
+      </w:pPr>
+      <w:r>
+        <w:t xml:space="preserve">2. Sur Kaggle, </w:t>
+      </w:r>
+      <w:r>
+        <w:rPr>
+          <w:i/>
+          <w:iCs/>
+        </w:rPr>
+        <w:t xml:space="preserve">Create → Notebook → File → Import Notebook</w:t>
+      </w:r>
+      <w:r>
+        <w:t xml:space="preserve">, choisir le carnet dans </w:t>
+      </w:r>
+      <w:r>
+        <w:rPr>
+          <w:rFonts w:ascii="Consolas" w:cs="Consolas" w:eastAsia="Consolas" w:hAnsi="Consolas"/>
+          <w:color w:val="0E4A40"/>
+        </w:rPr>
+        <w:t xml:space="preserve">training/smolvla_kaggle/</w:t>
+      </w:r>
+      <w:r>
+        <w:t xml:space="preserve"> (ici </w:t>
+      </w:r>
+      <w:r>
+        <w:rPr>
+          <w:rFonts w:ascii="Consolas" w:cs="Consolas" w:eastAsia="Consolas" w:hAnsi="Consolas"/>
+          <w:color w:val="0E4A40"/>
+        </w:rPr>
+        <w:t xml:space="preserve">smolvla_tri_sort_runA_frozen_20k.ipynb</w:t>
+      </w:r>
+      <w:r>
+        <w:t xml:space="preserve">).</w:t>
+      </w:r>
+    </w:p>
+    <w:p>
+      <w:pPr>
+        <w:spacing w:after="100"/>
+        <w:ind w:left="360" w:hanging="360"/>
+      </w:pPr>
+      <w:r>
+        <w:t xml:space="preserve">3. Réglages : </w:t>
+      </w:r>
+      <w:r>
+        <w:rPr>
+          <w:i/>
+          <w:iCs/>
+        </w:rPr>
+        <w:t xml:space="preserve">Accelerator GPU T4 x2</w:t>
+      </w:r>
+      <w:r>
+        <w:t xml:space="preserve">, </w:t>
+      </w:r>
+      <w:r>
+        <w:rPr>
+          <w:i/>
+          <w:iCs/>
+        </w:rPr>
+        <w:t xml:space="preserve">Internet On</w:t>
+      </w:r>
+      <w:r>
+        <w:t xml:space="preserve">, </w:t>
+      </w:r>
+      <w:r>
+        <w:rPr>
+          <w:i/>
+          <w:iCs/>
+        </w:rPr>
+        <w:t xml:space="preserve">Add Input</w:t>
+      </w:r>
+      <w:r>
+        <w:t xml:space="preserve"> le jeu de données (et rien d’autre).</w:t>
+      </w:r>
+    </w:p>
+    <w:p>
+      <w:pPr>
+        <w:spacing w:after="100"/>
+        <w:ind w:left="360" w:hanging="360"/>
+      </w:pPr>
+      <w:r>
+        <w:t xml:space="preserve">4. </w:t>
+      </w:r>
+      <w:r>
+        <w:rPr>
+          <w:i/>
+          <w:iCs/>
+        </w:rPr>
+        <w:t xml:space="preserve">Save Version → Save &amp; Run All (Commit)</w:t>
+      </w:r>
+      <w:r>
+        <w:t xml:space="preserve">. Vérifier dans le journal : </w:t>
+      </w:r>
+      <w:r>
+        <w:rPr>
+          <w:rFonts w:ascii="Consolas" w:cs="Consolas" w:eastAsia="Consolas" w:hAnsi="Consolas"/>
+          <w:color w:val="0E4A40"/>
+        </w:rPr>
+        <w:t xml:space="preserve">DATASET PASS</w:t>
+      </w:r>
+      <w:r>
+        <w:t xml:space="preserve">, le nombre d’épisodes et d’images, puis </w:t>
+      </w:r>
+      <w:r>
+        <w:rPr>
+          <w:rFonts w:ascii="Consolas" w:cs="Consolas" w:eastAsia="Consolas" w:hAnsi="Consolas"/>
+          <w:color w:val="0E4A40"/>
+        </w:rPr>
+        <w:t xml:space="preserve">step:50</w:t>
+      </w:r>
+      <w:r>
+        <w:t xml:space="preserve"> avec </w:t>
+      </w:r>
+      <w:r>
+        <w:rPr>
+          <w:rFonts w:ascii="Consolas" w:cs="Consolas" w:eastAsia="Consolas" w:hAnsi="Consolas"/>
+          <w:color w:val="0E4A40"/>
+        </w:rPr>
+        <w:t xml:space="preserve">epch</w:t>
+      </w:r>
+      <w:r>
+        <w:t xml:space="preserve"> ≈ 0,06 et un </w:t>
+      </w:r>
+      <w:r>
+        <w:rPr>
+          <w:rFonts w:ascii="Consolas" w:cs="Consolas" w:eastAsia="Consolas" w:hAnsi="Consolas"/>
+          <w:color w:val="0E4A40"/>
+        </w:rPr>
+        <w:t xml:space="preserve">grdn</w:t>
+      </w:r>
+      <w:r>
+        <w:t xml:space="preserve"> fini dès le pas 100.</w:t>
+      </w:r>
+    </w:p>
+    <w:p>
+      <w:pPr>
+        <w:spacing w:after="100"/>
+        <w:ind w:left="360" w:hanging="360"/>
+      </w:pPr>
+      <w:r>
+        <w:t xml:space="preserve">5. Quand la session 1 s’arrête à sa limite de temps, lancer la session 2 de la même façon </w:t>
+      </w:r>
+      <w:r>
+        <w:rPr>
+          <w:b/>
+          <w:bCs/>
+        </w:rPr>
+        <w:t xml:space="preserve">avec la sortie de la session 1 en seconde entrée</w:t>
+      </w:r>
+      <w:r>
+        <w:t xml:space="preserve"> ; le journal doit dire </w:t>
+      </w:r>
+      <w:r>
+        <w:rPr>
+          <w:rFonts w:ascii="Consolas" w:cs="Consolas" w:eastAsia="Consolas" w:hAnsi="Consolas"/>
+          <w:color w:val="0E4A40"/>
+        </w:rPr>
+        <w:t xml:space="preserve">resuming from step N</w:t>
+      </w:r>
+      <w:r>
+        <w:t xml:space="preserve">, pas </w:t>
+      </w:r>
+      <w:r>
+        <w:rPr>
+          <w:rFonts w:ascii="Consolas" w:cs="Consolas" w:eastAsia="Consolas" w:hAnsi="Consolas"/>
+          <w:color w:val="0E4A40"/>
+        </w:rPr>
+        <w:t xml:space="preserve">fresh run</w:t>
+      </w:r>
+      <w:r>
+        <w:t xml:space="preserve">.</w:t>
+      </w:r>
+    </w:p>
+    <w:p>
+      <w:pPr>
+        <w:spacing w:after="100"/>
+        <w:ind w:left="360" w:hanging="360"/>
+      </w:pPr>
+      <w:r>
+        <w:t xml:space="preserve">6. Télécharger la sortie (onglet </w:t>
+      </w:r>
+      <w:r>
+        <w:rPr>
+          <w:i/>
+          <w:iCs/>
+        </w:rPr>
+        <w:t xml:space="preserve">Output</w:t>
+      </w:r>
+      <w:r>
+        <w:t xml:space="preserve">, ou </w:t>
+      </w:r>
+      <w:r>
+        <w:rPr>
+          <w:rFonts w:ascii="Consolas" w:cs="Consolas" w:eastAsia="Consolas" w:hAnsi="Consolas"/>
+          <w:color w:val="0E4A40"/>
+        </w:rPr>
+        <w:t xml:space="preserve">kaggle kernels output &lt;utilisateur&gt;/&lt;carnet&gt; -p &lt;dossier&gt;</w:t>
+      </w:r>
+      <w:r>
+        <w:t xml:space="preserve">), vérifier le CRC du zip et la sha256 de chaque point de contrôle dans le conteneur.</w:t>
+      </w:r>
+    </w:p>
+    <w:p>
+      <w:pPr>
+        <w:spacing w:after="100"/>
+      </w:pPr>
+      <w:r>
+        <w:t xml:space="preserve">Run A : session 1 jusqu’au pas 13 000 (17/10 17:56), session 2 depuis 13 000, fin le 18/10 à 10:15, perte finale 0,034, 12,5 Go de mémoire GPU. Les « Traceback » du journal Kaggle sont TorchCodec qui ne se charge pas (</w:t>
+      </w:r>
+      <w:r>
+        <w:rPr>
+          <w:rFonts w:ascii="Consolas" w:cs="Consolas" w:eastAsia="Consolas" w:hAnsi="Consolas"/>
+          <w:color w:val="0E4A40"/>
+        </w:rPr>
+        <w:t xml:space="preserve">libnppicc.so.13</w:t>
+      </w:r>
+      <w:r>
+        <w:t xml:space="preserve">) ; LeRobot retombe sur pyav, ils sont donc sans effet.</w:t>
+      </w:r>
+    </w:p>
+    <w:p>
+      <w:pPr>
+        <w:spacing w:after="100"/>
+      </w:pPr>
+      <w:r>
+        <w:rPr>
+          <w:b/>
+          <w:bCs/>
+        </w:rPr>
+        <w:t xml:space="preserve">Contrôle en boucle ouverte</w:t>
+      </w:r>
+      <w:r>
+        <w:t xml:space="preserve"> (</w:t>
+      </w:r>
+      <w:r>
+        <w:rPr>
+          <w:rFonts w:ascii="Consolas" w:cs="Consolas" w:eastAsia="Consolas" w:hAnsi="Consolas"/>
+          <w:color w:val="0E4A40"/>
+        </w:rPr>
+        <w:t xml:space="preserve">open_loop_check.py</w:t>
+      </w:r>
+      <w:r>
+        <w:t xml:space="preserve">) : les images enregistrées des graines réservées 91 à 100 (trois images, état, consigne) passent dans un point de contrôle ; chaque segment prédit de 50 actions est comparé aux actions enregistrées sur les mêmes pas. 120 segments (départs aux images 0, 60, 120) sur 40 épisodes. Comparaisons appariées avec intervalles à 95 % par 2 000 rééchantillonnages d’épisodes entiers :</w:t>
+      </w:r>
+    </w:p>
+    <w:p>
+      <w:pPr>
+        <w:shd w:fill="10201D" w:val="clear"/>
+        <w:spacing w:after="0"/>
+      </w:pPr>
+      <w:r>
+        <w:rPr>
+          <w:rFonts w:ascii="Consolas" w:cs="Consolas" w:eastAsia="Consolas" w:hAnsi="Consolas"/>
+          <w:color w:val="D9EDE8"/>
+          <w:sz w:val="17"/>
+          <w:szCs w:val="17"/>
+        </w:rPr>
+        <w:t xml:space="preserve">D=/workspace/tri_datasets/local/mycobot_tri_sort_heldout_s091_100</w:t>
+      </w:r>
+    </w:p>
+    <w:p>
+      <w:pPr>
+        <w:shd w:fill="10201D" w:val="clear"/>
+        <w:spacing w:after="0"/>
+      </w:pPr>
+      <w:r>
+        <w:rPr>
+          <w:rFonts w:ascii="Consolas" w:cs="Consolas" w:eastAsia="Consolas" w:hAnsi="Consolas"/>
+          <w:color w:val="D9EDE8"/>
+          <w:sz w:val="17"/>
+          <w:szCs w:val="17"/>
+        </w:rPr>
+        <w:t xml:space="preserve">$PY $S/open_loop_check.py /workspace/checkpoints/run_A_frozen_20k/020000 $D --per-piece 10 --out runA_020000.json</w:t>
+      </w:r>
+    </w:p>
+    <w:p>
+      <w:pPr>
+        <w:shd w:fill="10201D" w:val="clear"/>
+        <w:spacing w:after="0"/>
+      </w:pPr>
+      <w:r>
+        <w:rPr>
+          <w:rFonts w:ascii="Consolas" w:cs="Consolas" w:eastAsia="Consolas" w:hAnsi="Consolas"/>
+          <w:color w:val="D9EDE8"/>
+          <w:sz w:val="17"/>
+          <w:szCs w:val="17"/>
+        </w:rPr>
+        <w:t xml:space="preserve">$PY $S/open_loop_compare.py run_1415_unfrozen_36k_036000.json runA_005000.json runA_020000.json   </w:t>
+      </w:r>
+      <w:r>
+        <w:rPr>
+          <w:rFonts w:ascii="Consolas" w:cs="Consolas" w:eastAsia="Consolas" w:hAnsi="Consolas"/>
+          <w:color w:val="7C978F"/>
+          <w:sz w:val="17"/>
+          <w:szCs w:val="17"/>
+        </w:rPr>
+        <w:t xml:space="preserve"># référence d’abord</w:t>
+      </w:r>
+    </w:p>
+    <w:p>
+      <w:pPr>
+        <w:shd w:fill="10201D" w:val="clear"/>
+        <w:spacing w:after="160"/>
+      </w:pPr>
+      <w:r>
+        <w:rPr>
+          <w:rFonts w:ascii="Consolas" w:cs="Consolas" w:eastAsia="Consolas" w:hAnsi="Consolas"/>
+          <w:color w:val="D9EDE8"/>
+          <w:sz w:val="17"/>
+          <w:szCs w:val="17"/>
+        </w:rPr>
+        <w:t xml:space="preserve"/>
+      </w:r>
+      <w:r>
+        <w:rPr>
+          <w:rFonts w:ascii="Consolas" w:cs="Consolas" w:eastAsia="Consolas" w:hAnsi="Consolas"/>
+          <w:color w:val="7C978F"/>
+          <w:sz w:val="17"/>
+          <w:szCs w:val="17"/>
+        </w:rPr>
+        <w:t xml:space="preserve"># PY="/workspace/venv_lerobot/bin/python -W ignore", dans le conteneur</w:t>
+      </w:r>
+    </w:p>
+    <w:tbl>
+      <w:tblPr>
+        <w:tblW w:type="pct" w:w="100%"/>
+        <w:tblBorders>
+          <w:top w:val="single" w:color="auto" w:sz="4"/>
+          <w:left w:val="single" w:color="auto" w:sz="4"/>
+          <w:bottom w:val="single" w:color="auto" w:sz="4"/>
+          <w:right w:val="single" w:color="auto" w:sz="4"/>
+          <w:insideH w:val="single" w:color="auto" w:sz="4"/>
+          <w:insideV w:val="single" w:color="auto" w:sz="4"/>
+        </w:tblBorders>
+      </w:tblPr>
+      <w:tblGrid>
+        <w:gridCol w:w="100"/>
+        <w:gridCol w:w="100"/>
+        <w:gridCol w:w="100"/>
+        <w:gridCol w:w="100"/>
+        <w:gridCol w:w="100"/>
+      </w:tblGrid>
+      <w:tr>
+        <w:trPr>
+          <w:tblHeader/>
+        </w:trPr>
+        <w:tc>
+          <w:tcPr>
+            <w:tcW w:type="pct" w:w="20%"/>
+            <w:shd w:fill="DEE3E0" w:val="clear"/>
+            <w:tcMar>
+              <w:top w:type="dxa" w:w="80"/>
+              <w:left w:type="dxa" w:w="100"/>
+              <w:bottom w:type="dxa" w:w="80"/>
+              <w:right w:type="dxa" w:w="100"/>
+            </w:tcMar>
+          </w:tcPr>
+          <w:p>
+            <w:r>
+              <w:rPr>
+                <w:b/>
+                <w:bCs/>
+                <w:sz w:val="18"/>
+                <w:szCs w:val="18"/>
+              </w:rPr>
+              <w:t xml:space="preserve">Point de contrôle</w:t>
+            </w:r>
+          </w:p>
+        </w:tc>
+        <w:tc>
+          <w:tcPr>
+            <w:tcW w:type="pct" w:w="20%"/>
+            <w:shd w:fill="DEE3E0" w:val="clear"/>
+            <w:tcMar>
+              <w:top w:type="dxa" w:w="80"/>
+              <w:left w:type="dxa" w:w="100"/>
+              <w:bottom w:type="dxa" w:w="80"/>
+              <w:right w:type="dxa" w:w="100"/>
+            </w:tcMar>
+          </w:tcPr>
+          <w:p>
+            <w:r>
+              <w:rPr>
+                <w:b/>
+                <w:bCs/>
+                <w:sz w:val="18"/>
+                <w:szCs w:val="18"/>
+              </w:rPr>
+              <w:t xml:space="preserve">bout de pince</w:t>
+            </w:r>
+          </w:p>
+        </w:tc>
+        <w:tc>
+          <w:tcPr>
+            <w:tcW w:type="pct" w:w="20%"/>
+            <w:shd w:fill="DEE3E0" w:val="clear"/>
+            <w:tcMar>
+              <w:top w:type="dxa" w:w="80"/>
+              <w:left w:type="dxa" w:w="100"/>
+              <w:bottom w:type="dxa" w:w="80"/>
+              <w:right w:type="dxa" w:w="100"/>
+            </w:tcMar>
+          </w:tcPr>
+          <w:p>
+            <w:r>
+              <w:rPr>
+                <w:b/>
+                <w:bCs/>
+                <w:sz w:val="18"/>
+                <w:szCs w:val="18"/>
+              </w:rPr>
+              <w:t xml:space="preserve">articulations</w:t>
+            </w:r>
+          </w:p>
+        </w:tc>
+        <w:tc>
+          <w:tcPr>
+            <w:tcW w:type="pct" w:w="20%"/>
+            <w:shd w:fill="DEE3E0" w:val="clear"/>
+            <w:tcMar>
+              <w:top w:type="dxa" w:w="80"/>
+              <w:left w:type="dxa" w:w="100"/>
+              <w:bottom w:type="dxa" w:w="80"/>
+              <w:right w:type="dxa" w:w="100"/>
+            </w:tcMar>
+          </w:tcPr>
+          <w:p>
+            <w:r>
+              <w:rPr>
+                <w:b/>
+                <w:bCs/>
+                <w:sz w:val="18"/>
+                <w:szCs w:val="18"/>
+              </w:rPr>
+              <w:t xml:space="preserve">pince</w:t>
+            </w:r>
+          </w:p>
+        </w:tc>
+        <w:tc>
+          <w:tcPr>
+            <w:tcW w:type="pct" w:w="20%"/>
+            <w:shd w:fill="DEE3E0" w:val="clear"/>
+            <w:tcMar>
+              <w:top w:type="dxa" w:w="80"/>
+              <w:left w:type="dxa" w:w="100"/>
+              <w:bottom w:type="dxa" w:w="80"/>
+              <w:right w:type="dxa" w:w="100"/>
+            </w:tcMar>
+          </w:tcPr>
+          <w:p>
+            <w:r>
+              <w:rPr>
+                <w:b/>
+                <w:bCs/>
+                <w:sz w:val="18"/>
+                <w:szCs w:val="18"/>
+              </w:rPr>
+              <w:t xml:space="preserve">point de saisie</w:t>
+            </w:r>
+          </w:p>
+        </w:tc>
+      </w:tr>
+      <w:tr>
+        <w:tc>
+          <w:tcPr>
+            <w:tcW w:type="pct" w:w="20%"/>
+            <w:tcMar>
+              <w:top w:type="dxa" w:w="80"/>
+              <w:left w:type="dxa" w:w="100"/>
+              <w:bottom w:type="dxa" w:w="80"/>
+              <w:right w:type="dxa" w:w="100"/>
+            </w:tcMar>
+          </w:tcPr>
+          <w:p>
+            <w:r>
+              <w:rPr>
+                <w:sz w:val="19"/>
+                <w:szCs w:val="19"/>
+              </w:rPr>
+              <w:t xml:space="preserve">13/10</w:t>
+            </w:r>
+          </w:p>
+        </w:tc>
+        <w:tc>
+          <w:tcPr>
+            <w:tcW w:type="pct" w:w="20%"/>
+            <w:tcMar>
+              <w:top w:type="dxa" w:w="80"/>
+              <w:left w:type="dxa" w:w="100"/>
+              <w:bottom w:type="dxa" w:w="80"/>
+              <w:right w:type="dxa" w:w="100"/>
+            </w:tcMar>
+          </w:tcPr>
+          <w:p>
+            <w:r>
+              <w:rPr>
+                <w:sz w:val="19"/>
+                <w:szCs w:val="19"/>
+              </w:rPr>
+              <w:t xml:space="preserve">100,2 mm</w:t>
+            </w:r>
+          </w:p>
+        </w:tc>
+        <w:tc>
+          <w:tcPr>
+            <w:tcW w:type="pct" w:w="20%"/>
+            <w:tcMar>
+              <w:top w:type="dxa" w:w="80"/>
+              <w:left w:type="dxa" w:w="100"/>
+              <w:bottom w:type="dxa" w:w="80"/>
+              <w:right w:type="dxa" w:w="100"/>
+            </w:tcMar>
+          </w:tcPr>
+          <w:p>
+            <w:r>
+              <w:rPr>
+                <w:sz w:val="19"/>
+                <w:szCs w:val="19"/>
+              </w:rPr>
+              <w:t xml:space="preserve">17,06°</w:t>
+            </w:r>
+          </w:p>
+        </w:tc>
+        <w:tc>
+          <w:tcPr>
+            <w:tcW w:type="pct" w:w="20%"/>
+            <w:tcMar>
+              <w:top w:type="dxa" w:w="80"/>
+              <w:left w:type="dxa" w:w="100"/>
+              <w:bottom w:type="dxa" w:w="80"/>
+              <w:right w:type="dxa" w:w="100"/>
+            </w:tcMar>
+          </w:tcPr>
+          <w:p>
+            <w:r>
+              <w:rPr>
+                <w:sz w:val="19"/>
+                <w:szCs w:val="19"/>
+              </w:rPr>
+              <w:t xml:space="preserve">0,071</w:t>
+            </w:r>
+          </w:p>
+        </w:tc>
+        <w:tc>
+          <w:tcPr>
+            <w:tcW w:type="pct" w:w="20%"/>
+            <w:tcMar>
+              <w:top w:type="dxa" w:w="80"/>
+              <w:left w:type="dxa" w:w="100"/>
+              <w:bottom w:type="dxa" w:w="80"/>
+              <w:right w:type="dxa" w:w="100"/>
+            </w:tcMar>
+          </w:tcPr>
+          <w:p>
+            <w:r>
+              <w:rPr>
+                <w:sz w:val="19"/>
+                <w:szCs w:val="19"/>
+              </w:rPr>
+              <w:t xml:space="preserve">90,8 mm</w:t>
+            </w:r>
+          </w:p>
+        </w:tc>
+      </w:tr>
+      <w:tr>
+        <w:tc>
+          <w:tcPr>
+            <w:tcW w:type="pct" w:w="20%"/>
+            <w:tcMar>
+              <w:top w:type="dxa" w:w="80"/>
+              <w:left w:type="dxa" w:w="100"/>
+              <w:bottom w:type="dxa" w:w="80"/>
+              <w:right w:type="dxa" w:w="100"/>
+            </w:tcMar>
+          </w:tcPr>
+          <w:p>
+            <w:r>
+              <w:rPr>
+                <w:sz w:val="19"/>
+                <w:szCs w:val="19"/>
+              </w:rPr>
+              <w:t xml:space="preserve">36k au pas 36k</w:t>
+            </w:r>
+          </w:p>
+        </w:tc>
+        <w:tc>
+          <w:tcPr>
+            <w:tcW w:type="pct" w:w="20%"/>
+            <w:tcMar>
+              <w:top w:type="dxa" w:w="80"/>
+              <w:left w:type="dxa" w:w="100"/>
+              <w:bottom w:type="dxa" w:w="80"/>
+              <w:right w:type="dxa" w:w="100"/>
+            </w:tcMar>
+          </w:tcPr>
+          <w:p>
+            <w:r>
+              <w:rPr>
+                <w:sz w:val="19"/>
+                <w:szCs w:val="19"/>
+              </w:rPr>
+              <w:t xml:space="preserve">65,0 mm</w:t>
+            </w:r>
+          </w:p>
+        </w:tc>
+        <w:tc>
+          <w:tcPr>
+            <w:tcW w:type="pct" w:w="20%"/>
+            <w:tcMar>
+              <w:top w:type="dxa" w:w="80"/>
+              <w:left w:type="dxa" w:w="100"/>
+              <w:bottom w:type="dxa" w:w="80"/>
+              <w:right w:type="dxa" w:w="100"/>
+            </w:tcMar>
+          </w:tcPr>
+          <w:p>
+            <w:r>
+              <w:rPr>
+                <w:sz w:val="19"/>
+                <w:szCs w:val="19"/>
+              </w:rPr>
+              <w:t xml:space="preserve">10,13°</w:t>
+            </w:r>
+          </w:p>
+        </w:tc>
+        <w:tc>
+          <w:tcPr>
+            <w:tcW w:type="pct" w:w="20%"/>
+            <w:tcMar>
+              <w:top w:type="dxa" w:w="80"/>
+              <w:left w:type="dxa" w:w="100"/>
+              <w:bottom w:type="dxa" w:w="80"/>
+              <w:right w:type="dxa" w:w="100"/>
+            </w:tcMar>
+          </w:tcPr>
+          <w:p>
+            <w:r>
+              <w:rPr>
+                <w:sz w:val="19"/>
+                <w:szCs w:val="19"/>
+              </w:rPr>
+              <w:t xml:space="preserve">0,018</w:t>
+            </w:r>
+          </w:p>
+        </w:tc>
+        <w:tc>
+          <w:tcPr>
+            <w:tcW w:type="pct" w:w="20%"/>
+            <w:tcMar>
+              <w:top w:type="dxa" w:w="80"/>
+              <w:left w:type="dxa" w:w="100"/>
+              <w:bottom w:type="dxa" w:w="80"/>
+              <w:right w:type="dxa" w:w="100"/>
+            </w:tcMar>
+          </w:tcPr>
+          <w:p>
+            <w:r>
+              <w:rPr>
+                <w:sz w:val="19"/>
+                <w:szCs w:val="19"/>
+              </w:rPr>
+              <w:t xml:space="preserve">108,2 mm</w:t>
+            </w:r>
+          </w:p>
+        </w:tc>
+      </w:tr>
+      <w:tr>
+        <w:tc>
+          <w:tcPr>
+            <w:tcW w:type="pct" w:w="20%"/>
+            <w:tcMar>
+              <w:top w:type="dxa" w:w="80"/>
+              <w:left w:type="dxa" w:w="100"/>
+              <w:bottom w:type="dxa" w:w="80"/>
+              <w:right w:type="dxa" w:w="100"/>
+            </w:tcMar>
+          </w:tcPr>
+          <w:p>
+            <w:r>
+              <w:rPr>
+                <w:sz w:val="19"/>
+                <w:szCs w:val="19"/>
+              </w:rPr>
+              <w:t xml:space="preserve">Run A 5k</w:t>
+            </w:r>
+          </w:p>
+        </w:tc>
+        <w:tc>
+          <w:tcPr>
+            <w:tcW w:type="pct" w:w="20%"/>
+            <w:tcMar>
+              <w:top w:type="dxa" w:w="80"/>
+              <w:left w:type="dxa" w:w="100"/>
+              <w:bottom w:type="dxa" w:w="80"/>
+              <w:right w:type="dxa" w:w="100"/>
+            </w:tcMar>
+          </w:tcPr>
+          <w:p>
+            <w:r>
+              <w:rPr>
+                <w:sz w:val="19"/>
+                <w:szCs w:val="19"/>
+              </w:rPr>
+              <w:t xml:space="preserve">64,8 mm</w:t>
+            </w:r>
+          </w:p>
+        </w:tc>
+        <w:tc>
+          <w:tcPr>
+            <w:tcW w:type="pct" w:w="20%"/>
+            <w:tcMar>
+              <w:top w:type="dxa" w:w="80"/>
+              <w:left w:type="dxa" w:w="100"/>
+              <w:bottom w:type="dxa" w:w="80"/>
+              <w:right w:type="dxa" w:w="100"/>
+            </w:tcMar>
+          </w:tcPr>
+          <w:p>
+            <w:r>
+              <w:rPr>
+                <w:sz w:val="19"/>
+                <w:szCs w:val="19"/>
+              </w:rPr>
+              <w:t xml:space="preserve">10,06°</w:t>
+            </w:r>
+          </w:p>
+        </w:tc>
+        <w:tc>
+          <w:tcPr>
+            <w:tcW w:type="pct" w:w="20%"/>
+            <w:tcMar>
+              <w:top w:type="dxa" w:w="80"/>
+              <w:left w:type="dxa" w:w="100"/>
+              <w:bottom w:type="dxa" w:w="80"/>
+              <w:right w:type="dxa" w:w="100"/>
+            </w:tcMar>
+          </w:tcPr>
+          <w:p>
+            <w:r>
+              <w:rPr>
+                <w:sz w:val="19"/>
+                <w:szCs w:val="19"/>
+              </w:rPr>
+              <w:t xml:space="preserve">0,022</w:t>
+            </w:r>
+          </w:p>
+        </w:tc>
+        <w:tc>
+          <w:tcPr>
+            <w:tcW w:type="pct" w:w="20%"/>
+            <w:tcMar>
+              <w:top w:type="dxa" w:w="80"/>
+              <w:left w:type="dxa" w:w="100"/>
+              <w:bottom w:type="dxa" w:w="80"/>
+              <w:right w:type="dxa" w:w="100"/>
+            </w:tcMar>
+          </w:tcPr>
+          <w:p>
+            <w:r>
+              <w:rPr>
+                <w:sz w:val="19"/>
+                <w:szCs w:val="19"/>
+              </w:rPr>
+              <w:t xml:space="preserve">85,1 mm</w:t>
+            </w:r>
+          </w:p>
+        </w:tc>
+      </w:tr>
+      <w:tr>
+        <w:tc>
+          <w:tcPr>
+            <w:tcW w:type="pct" w:w="20%"/>
+            <w:tcMar>
+              <w:top w:type="dxa" w:w="80"/>
+              <w:left w:type="dxa" w:w="100"/>
+              <w:bottom w:type="dxa" w:w="80"/>
+              <w:right w:type="dxa" w:w="100"/>
+            </w:tcMar>
+          </w:tcPr>
+          <w:p>
+            <w:r>
+              <w:rPr>
+                <w:sz w:val="19"/>
+                <w:szCs w:val="19"/>
+              </w:rPr>
+              <w:t xml:space="preserve">Run A 10k</w:t>
+            </w:r>
+          </w:p>
+        </w:tc>
+        <w:tc>
+          <w:tcPr>
+            <w:tcW w:type="pct" w:w="20%"/>
+            <w:tcMar>
+              <w:top w:type="dxa" w:w="80"/>
+              <w:left w:type="dxa" w:w="100"/>
+              <w:bottom w:type="dxa" w:w="80"/>
+              <w:right w:type="dxa" w:w="100"/>
+            </w:tcMar>
+          </w:tcPr>
+          <w:p>
+            <w:r>
+              <w:rPr>
+                <w:sz w:val="19"/>
+                <w:szCs w:val="19"/>
+              </w:rPr>
+              <w:t xml:space="preserve">56,0 mm</w:t>
+            </w:r>
+          </w:p>
+        </w:tc>
+        <w:tc>
+          <w:tcPr>
+            <w:tcW w:type="pct" w:w="20%"/>
+            <w:tcMar>
+              <w:top w:type="dxa" w:w="80"/>
+              <w:left w:type="dxa" w:w="100"/>
+              <w:bottom w:type="dxa" w:w="80"/>
+              <w:right w:type="dxa" w:w="100"/>
+            </w:tcMar>
+          </w:tcPr>
+          <w:p>
+            <w:r>
+              <w:rPr>
+                <w:sz w:val="19"/>
+                <w:szCs w:val="19"/>
+              </w:rPr>
+              <w:t xml:space="preserve">9,32°</w:t>
+            </w:r>
+          </w:p>
+        </w:tc>
+        <w:tc>
+          <w:tcPr>
+            <w:tcW w:type="pct" w:w="20%"/>
+            <w:tcMar>
+              <w:top w:type="dxa" w:w="80"/>
+              <w:left w:type="dxa" w:w="100"/>
+              <w:bottom w:type="dxa" w:w="80"/>
+              <w:right w:type="dxa" w:w="100"/>
+            </w:tcMar>
+          </w:tcPr>
+          <w:p>
+            <w:r>
+              <w:rPr>
+                <w:sz w:val="19"/>
+                <w:szCs w:val="19"/>
+              </w:rPr>
+              <w:t xml:space="preserve">0,018</w:t>
+            </w:r>
+          </w:p>
+        </w:tc>
+        <w:tc>
+          <w:tcPr>
+            <w:tcW w:type="pct" w:w="20%"/>
+            <w:tcMar>
+              <w:top w:type="dxa" w:w="80"/>
+              <w:left w:type="dxa" w:w="100"/>
+              <w:bottom w:type="dxa" w:w="80"/>
+              <w:right w:type="dxa" w:w="100"/>
+            </w:tcMar>
+          </w:tcPr>
+          <w:p>
+            <w:r>
+              <w:rPr>
+                <w:sz w:val="19"/>
+                <w:szCs w:val="19"/>
+              </w:rPr>
+              <w:t xml:space="preserve">61,6 mm</w:t>
+            </w:r>
+          </w:p>
+        </w:tc>
+      </w:tr>
+      <w:tr>
+        <w:tc>
+          <w:tcPr>
+            <w:tcW w:type="pct" w:w="20%"/>
+            <w:tcMar>
+              <w:top w:type="dxa" w:w="80"/>
+              <w:left w:type="dxa" w:w="100"/>
+              <w:bottom w:type="dxa" w:w="80"/>
+              <w:right w:type="dxa" w:w="100"/>
+            </w:tcMar>
+          </w:tcPr>
+          <w:p>
+            <w:r>
+              <w:rPr>
+                <w:sz w:val="19"/>
+                <w:szCs w:val="19"/>
+              </w:rPr>
+              <w:t xml:space="preserve">Run A 15k</w:t>
+            </w:r>
+          </w:p>
+        </w:tc>
+        <w:tc>
+          <w:tcPr>
+            <w:tcW w:type="pct" w:w="20%"/>
+            <w:tcMar>
+              <w:top w:type="dxa" w:w="80"/>
+              <w:left w:type="dxa" w:w="100"/>
+              <w:bottom w:type="dxa" w:w="80"/>
+              <w:right w:type="dxa" w:w="100"/>
+            </w:tcMar>
+          </w:tcPr>
+          <w:p>
+            <w:r>
+              <w:rPr>
+                <w:sz w:val="19"/>
+                <w:szCs w:val="19"/>
+              </w:rPr>
+              <w:t xml:space="preserve">50,2 mm</w:t>
+            </w:r>
+          </w:p>
+        </w:tc>
+        <w:tc>
+          <w:tcPr>
+            <w:tcW w:type="pct" w:w="20%"/>
+            <w:tcMar>
+              <w:top w:type="dxa" w:w="80"/>
+              <w:left w:type="dxa" w:w="100"/>
+              <w:bottom w:type="dxa" w:w="80"/>
+              <w:right w:type="dxa" w:w="100"/>
+            </w:tcMar>
+          </w:tcPr>
+          <w:p>
+            <w:r>
+              <w:rPr>
+                <w:sz w:val="19"/>
+                <w:szCs w:val="19"/>
+              </w:rPr>
+              <w:t xml:space="preserve">8,03°</w:t>
+            </w:r>
+          </w:p>
+        </w:tc>
+        <w:tc>
+          <w:tcPr>
+            <w:tcW w:type="pct" w:w="20%"/>
+            <w:tcMar>
+              <w:top w:type="dxa" w:w="80"/>
+              <w:left w:type="dxa" w:w="100"/>
+              <w:bottom w:type="dxa" w:w="80"/>
+              <w:right w:type="dxa" w:w="100"/>
+            </w:tcMar>
+          </w:tcPr>
+          <w:p>
+            <w:r>
+              <w:rPr>
+                <w:sz w:val="19"/>
+                <w:szCs w:val="19"/>
+              </w:rPr>
+              <w:t xml:space="preserve">0,016</w:t>
+            </w:r>
+          </w:p>
+        </w:tc>
+        <w:tc>
+          <w:tcPr>
+            <w:tcW w:type="pct" w:w="20%"/>
+            <w:tcMar>
+              <w:top w:type="dxa" w:w="80"/>
+              <w:left w:type="dxa" w:w="100"/>
+              <w:bottom w:type="dxa" w:w="80"/>
+              <w:right w:type="dxa" w:w="100"/>
+            </w:tcMar>
+          </w:tcPr>
+          <w:p>
+            <w:r>
+              <w:rPr>
+                <w:sz w:val="19"/>
+                <w:szCs w:val="19"/>
+              </w:rPr>
+              <w:t xml:space="preserve">66,5 mm</w:t>
+            </w:r>
+          </w:p>
+        </w:tc>
+      </w:tr>
+      <w:tr>
+        <w:tc>
+          <w:tcPr>
+            <w:tcW w:type="pct" w:w="20%"/>
+            <w:tcMar>
+              <w:top w:type="dxa" w:w="80"/>
+              <w:left w:type="dxa" w:w="100"/>
+              <w:bottom w:type="dxa" w:w="80"/>
+              <w:right w:type="dxa" w:w="100"/>
+            </w:tcMar>
+          </w:tcPr>
+          <w:p>
+            <w:r>
+              <w:rPr>
+                <w:sz w:val="19"/>
+                <w:szCs w:val="19"/>
+              </w:rPr>
+              <w:t xml:space="preserve">Run A 20k</w:t>
+            </w:r>
+          </w:p>
+        </w:tc>
+        <w:tc>
+          <w:tcPr>
+            <w:tcW w:type="pct" w:w="20%"/>
+            <w:tcMar>
+              <w:top w:type="dxa" w:w="80"/>
+              <w:left w:type="dxa" w:w="100"/>
+              <w:bottom w:type="dxa" w:w="80"/>
+              <w:right w:type="dxa" w:w="100"/>
+            </w:tcMar>
+          </w:tcPr>
+          <w:p>
+            <w:r>
+              <w:rPr>
+                <w:sz w:val="19"/>
+                <w:szCs w:val="19"/>
+              </w:rPr>
+              <w:t xml:space="preserve">53,4 mm</w:t>
+            </w:r>
+          </w:p>
+        </w:tc>
+        <w:tc>
+          <w:tcPr>
+            <w:tcW w:type="pct" w:w="20%"/>
+            <w:tcMar>
+              <w:top w:type="dxa" w:w="80"/>
+              <w:left w:type="dxa" w:w="100"/>
+              <w:bottom w:type="dxa" w:w="80"/>
+              <w:right w:type="dxa" w:w="100"/>
+            </w:tcMar>
+          </w:tcPr>
+          <w:p>
+            <w:r>
+              <w:rPr>
+                <w:sz w:val="19"/>
+                <w:szCs w:val="19"/>
+              </w:rPr>
+              <w:t xml:space="preserve">8,75°</w:t>
+            </w:r>
+          </w:p>
+        </w:tc>
+        <w:tc>
+          <w:tcPr>
+            <w:tcW w:type="pct" w:w="20%"/>
+            <w:tcMar>
+              <w:top w:type="dxa" w:w="80"/>
+              <w:left w:type="dxa" w:w="100"/>
+              <w:bottom w:type="dxa" w:w="80"/>
+              <w:right w:type="dxa" w:w="100"/>
+            </w:tcMar>
+          </w:tcPr>
+          <w:p>
+            <w:r>
+              <w:rPr>
+                <w:sz w:val="19"/>
+                <w:szCs w:val="19"/>
+              </w:rPr>
+              <w:t xml:space="preserve">0,013</w:t>
+            </w:r>
+          </w:p>
+        </w:tc>
+        <w:tc>
+          <w:tcPr>
+            <w:tcW w:type="pct" w:w="20%"/>
+            <w:tcMar>
+              <w:top w:type="dxa" w:w="80"/>
+              <w:left w:type="dxa" w:w="100"/>
+              <w:bottom w:type="dxa" w:w="80"/>
+              <w:right w:type="dxa" w:w="100"/>
+            </w:tcMar>
+          </w:tcPr>
+          <w:p>
+            <w:r>
+              <w:rPr>
+                <w:sz w:val="19"/>
+                <w:szCs w:val="19"/>
+              </w:rPr>
+              <w:t xml:space="preserve">66,6 mm</w:t>
+            </w:r>
+          </w:p>
+        </w:tc>
+      </w:tr>
+    </w:tbl>
+    <w:p>
+      <w:pPr>
+        <w:spacing w:after="60"/>
+      </w:pPr>
+    </w:p>
+    <w:p>
+      <w:pPr>
+        <w:spacing w:after="100"/>
+      </w:pPr>
+      <w:r>
+        <w:t xml:space="preserve">Le Run A progresse de 5k à 15k (bout −14,5 mm [−23,1 ; −1,3]) et </w:t>
+      </w:r>
+      <w:r>
+        <w:rPr>
+          <w:b/>
+          <w:bCs/>
+        </w:rPr>
+        <w:t xml:space="preserve">plafonne à partir de 10–15k</w:t>
+      </w:r>
+      <w:r>
+        <w:t xml:space="preserve"> sur la position ; seule la pince progresse encore. Fermetures à moins de 20 mm de la fermeture enregistrée : 1 à 2 sur 22–24 à chaque point, pour des pièces de 25–30 mm. Dans Gazebo, Run A 15k sur la graine nouvelle 11 : 0/4 (trois fermetures sur des emplacements d’entraînement mémorisés ; le cube bleu saisi, non déposé — la première saisie sur une graine nouvelle).</w:t>
+      </w:r>
+    </w:p>
+    <w:p>
+      <w:pPr>
+        <w:pStyle w:val="Heading2"/>
+        <w:spacing w:after="120" w:before="320"/>
+      </w:pPr>
+      <w:r>
+        <w:t xml:space="preserve">48. L’encodeur sait-il où sont les pièces ? La sonde, 18–19/10/2026</w:t>
+      </w:r>
+    </w:p>
+    <w:p>
+      <w:pPr>
+        <w:spacing w:after="100"/>
+      </w:pPr>
+      <w:r>
+        <w:rPr>
+          <w:i/>
+          <w:iCs/>
+          <w:color w:val="4B5B57"/>
+        </w:rPr>
+        <w:t xml:space="preserve">Une sonde linéaire sur les caractéristiques d’image gelées, avec sa règle écrite avant l’exécution.</w:t>
+      </w:r>
+    </w:p>
+    <w:p>
+      <w:pPr>
+        <w:spacing w:after="100"/>
+      </w:pPr>
+      <w:r>
+        <w:t xml:space="preserve">Toute mesure qui décide a sa règle, son seuil et ses données commités dans </w:t>
+      </w:r>
+      <w:r>
+        <w:rPr>
+          <w:rFonts w:ascii="Consolas" w:cs="Consolas" w:eastAsia="Consolas" w:hAnsi="Consolas"/>
+          <w:color w:val="0E4A40"/>
+        </w:rPr>
+        <w:t xml:space="preserve">config/probe_protocol.yaml</w:t>
+      </w:r>
+      <w:r>
+        <w:t xml:space="preserve"> </w:t>
+      </w:r>
+      <w:r>
+        <w:rPr>
+          <w:b/>
+          <w:bCs/>
+        </w:rPr>
+        <w:t xml:space="preserve">avant</w:t>
+      </w:r>
+      <w:r>
+        <w:t xml:space="preserve"> son exécution (E-A6). La sonde rend 799 dispositions nouvelles (graines 5001 à 5800 ; 5515 impossible à échantillonner), passe l’image de chaque caméra dans un encodeur exactement comme la politique (son préprocesseur, redimensionnement avec marges à 512×512, modèle vision et connecteur), et ajuste une régression ridge de la sortie du connecteur vers les x, y des quatre pièces (5 plis par disposition) :</w:t>
+      </w:r>
+    </w:p>
+    <w:p>
+      <w:pPr>
+        <w:shd w:fill="10201D" w:val="clear"/>
+        <w:spacing w:after="0"/>
+      </w:pPr>
+      <w:r>
+        <w:rPr>
+          <w:rFonts w:ascii="Consolas" w:cs="Consolas" w:eastAsia="Consolas" w:hAnsi="Consolas"/>
+          <w:color w:val="D9EDE8"/>
+          <w:sz w:val="17"/>
+          <w:szCs w:val="17"/>
+        </w:rPr>
+        <w:t xml:space="preserve">docker exec -d gazebo_to_lerobot bash /workspace/src/scripts/probe_render.sh 5001 5800 /workspace/probe/render</w:t>
+      </w:r>
+    </w:p>
+    <w:p>
+      <w:pPr>
+        <w:shd w:fill="10201D" w:val="clear"/>
+        <w:spacing w:after="0"/>
+      </w:pPr>
+      <w:r>
+        <w:rPr>
+          <w:rFonts w:ascii="Consolas" w:cs="Consolas" w:eastAsia="Consolas" w:hAnsi="Consolas"/>
+          <w:color w:val="D9EDE8"/>
+          <w:sz w:val="17"/>
+          <w:szCs w:val="17"/>
+        </w:rPr>
+        <w:t xml:space="preserve">$PY $S/probe_features.py /workspace/probe/render /workspace/probe/features/smolvla_base.npz --encoder smolvla_base --batch 2</w:t>
+      </w:r>
+    </w:p>
+    <w:p>
+      <w:pPr>
+        <w:shd w:fill="10201D" w:val="clear"/>
+        <w:spacing w:after="0"/>
+      </w:pPr>
+      <w:r>
+        <w:rPr>
+          <w:rFonts w:ascii="Consolas" w:cs="Consolas" w:eastAsia="Consolas" w:hAnsi="Consolas"/>
+          <w:color w:val="D9EDE8"/>
+          <w:sz w:val="17"/>
+          <w:szCs w:val="17"/>
+        </w:rPr>
+        <w:t xml:space="preserve">$PY $S/probe_features.py /workspace/probe/render /workspace/probe/features/36k_036000.npz --encoder /workspace/checkpoints/run_1415_unfrozen_36k/036000 --batch 2</w:t>
+      </w:r>
+    </w:p>
+    <w:p>
+      <w:pPr>
+        <w:shd w:fill="10201D" w:val="clear"/>
+        <w:spacing w:after="160"/>
+      </w:pPr>
+      <w:r>
+        <w:rPr>
+          <w:rFonts w:ascii="Consolas" w:cs="Consolas" w:eastAsia="Consolas" w:hAnsi="Consolas"/>
+          <w:color w:val="D9EDE8"/>
+          <w:sz w:val="17"/>
+          <w:szCs w:val="17"/>
+        </w:rPr>
+        <w:t xml:space="preserve">$PY $S/probe_fit.py /workspace/probe/render /workspace/probe/features /workspace/probe/probe_result.json</w:t>
+      </w:r>
+    </w:p>
+    <w:tbl>
+      <w:tblPr>
+        <w:tblW w:type="pct" w:w="100%"/>
+        <w:tblBorders>
+          <w:top w:val="single" w:color="auto" w:sz="4"/>
+          <w:left w:val="single" w:color="auto" w:sz="4"/>
+          <w:bottom w:val="single" w:color="auto" w:sz="4"/>
+          <w:right w:val="single" w:color="auto" w:sz="4"/>
+          <w:insideH w:val="single" w:color="auto" w:sz="4"/>
+          <w:insideV w:val="single" w:color="auto" w:sz="4"/>
+        </w:tblBorders>
+      </w:tblPr>
+      <w:tblGrid>
+        <w:gridCol w:w="100"/>
+        <w:gridCol w:w="100"/>
+        <w:gridCol w:w="100"/>
+        <w:gridCol w:w="100"/>
+      </w:tblGrid>
+      <w:tr>
+        <w:trPr>
+          <w:tblHeader/>
+        </w:trPr>
+        <w:tc>
+          <w:tcPr>
+            <w:tcW w:type="pct" w:w="25%"/>
+            <w:shd w:fill="DEE3E0" w:val="clear"/>
+            <w:tcMar>
+              <w:top w:type="dxa" w:w="80"/>
+              <w:left w:type="dxa" w:w="100"/>
+              <w:bottom w:type="dxa" w:w="80"/>
+              <w:right w:type="dxa" w:w="100"/>
+            </w:tcMar>
+          </w:tcPr>
+          <w:p>
+            <w:r>
+              <w:rPr>
+                <w:b/>
+                <w:bCs/>
+                <w:sz w:val="18"/>
+                <w:szCs w:val="18"/>
+              </w:rPr>
+              <w:t xml:space="preserve">Erreur médiane / p90 (mm)</w:t>
+            </w:r>
+          </w:p>
+        </w:tc>
+        <w:tc>
+          <w:tcPr>
+            <w:tcW w:type="pct" w:w="25%"/>
+            <w:shd w:fill="DEE3E0" w:val="clear"/>
+            <w:tcMar>
+              <w:top w:type="dxa" w:w="80"/>
+              <w:left w:type="dxa" w:w="100"/>
+              <w:bottom w:type="dxa" w:w="80"/>
+              <w:right w:type="dxa" w:w="100"/>
+            </w:tcMar>
+          </w:tcPr>
+          <w:p>
+            <w:r>
+              <w:rPr>
+                <w:b/>
+                <w:bCs/>
+                <w:sz w:val="18"/>
+                <w:szCs w:val="18"/>
+              </w:rPr>
+              <w:t xml:space="preserve">haut</w:t>
+            </w:r>
+          </w:p>
+        </w:tc>
+        <w:tc>
+          <w:tcPr>
+            <w:tcW w:type="pct" w:w="25%"/>
+            <w:shd w:fill="DEE3E0" w:val="clear"/>
+            <w:tcMar>
+              <w:top w:type="dxa" w:w="80"/>
+              <w:left w:type="dxa" w:w="100"/>
+              <w:bottom w:type="dxa" w:w="80"/>
+              <w:right w:type="dxa" w:w="100"/>
+            </w:tcMar>
+          </w:tcPr>
+          <w:p>
+            <w:r>
+              <w:rPr>
+                <w:b/>
+                <w:bCs/>
+                <w:sz w:val="18"/>
+                <w:szCs w:val="18"/>
+              </w:rPr>
+              <w:t xml:space="preserve">gauche</w:t>
+            </w:r>
+          </w:p>
+        </w:tc>
+        <w:tc>
+          <w:tcPr>
+            <w:tcW w:type="pct" w:w="25%"/>
+            <w:shd w:fill="DEE3E0" w:val="clear"/>
+            <w:tcMar>
+              <w:top w:type="dxa" w:w="80"/>
+              <w:left w:type="dxa" w:w="100"/>
+              <w:bottom w:type="dxa" w:w="80"/>
+              <w:right w:type="dxa" w:w="100"/>
+            </w:tcMar>
+          </w:tcPr>
+          <w:p>
+            <w:r>
+              <w:rPr>
+                <w:b/>
+                <w:bCs/>
+                <w:sz w:val="18"/>
+                <w:szCs w:val="18"/>
+              </w:rPr>
+              <w:t xml:space="preserve">droite</w:t>
+            </w:r>
+          </w:p>
+        </w:tc>
+      </w:tr>
+      <w:tr>
+        <w:tc>
+          <w:tcPr>
+            <w:tcW w:type="pct" w:w="25%"/>
+            <w:tcMar>
+              <w:top w:type="dxa" w:w="80"/>
+              <w:left w:type="dxa" w:w="100"/>
+              <w:bottom w:type="dxa" w:w="80"/>
+              <w:right w:type="dxa" w:w="100"/>
+            </w:tcMar>
+          </w:tcPr>
+          <w:p>
+            <w:r>
+              <w:rPr>
+                <w:sz w:val="19"/>
+                <w:szCs w:val="19"/>
+              </w:rPr>
+              <w:t xml:space="preserve">plancher : position moyenne</w:t>
+            </w:r>
+          </w:p>
+        </w:tc>
+        <w:tc>
+          <w:tcPr>
+            <w:tcW w:type="pct" w:w="25%"/>
+            <w:tcMar>
+              <w:top w:type="dxa" w:w="80"/>
+              <w:left w:type="dxa" w:w="100"/>
+              <w:bottom w:type="dxa" w:w="80"/>
+              <w:right w:type="dxa" w:w="100"/>
+            </w:tcMar>
+          </w:tcPr>
+          <w:p>
+            <w:r>
+              <w:rPr>
+                <w:sz w:val="19"/>
+                <w:szCs w:val="19"/>
+              </w:rPr>
+              <w:t xml:space="preserve">106 / 189</w:t>
+            </w:r>
+          </w:p>
+        </w:tc>
+        <w:tc>
+          <w:tcPr>
+            <w:tcW w:type="pct" w:w="25%"/>
+            <w:tcMar>
+              <w:top w:type="dxa" w:w="80"/>
+              <w:left w:type="dxa" w:w="100"/>
+              <w:bottom w:type="dxa" w:w="80"/>
+              <w:right w:type="dxa" w:w="100"/>
+            </w:tcMar>
+          </w:tcPr>
+          <w:p>
+            <w:r>
+              <w:rPr>
+                <w:sz w:val="19"/>
+                <w:szCs w:val="19"/>
+              </w:rPr>
+              <w:t xml:space="preserve">106 / 189</w:t>
+            </w:r>
+          </w:p>
+        </w:tc>
+        <w:tc>
+          <w:tcPr>
+            <w:tcW w:type="pct" w:w="25%"/>
+            <w:tcMar>
+              <w:top w:type="dxa" w:w="80"/>
+              <w:left w:type="dxa" w:w="100"/>
+              <w:bottom w:type="dxa" w:w="80"/>
+              <w:right w:type="dxa" w:w="100"/>
+            </w:tcMar>
+          </w:tcPr>
+          <w:p>
+            <w:r>
+              <w:rPr>
+                <w:sz w:val="19"/>
+                <w:szCs w:val="19"/>
+              </w:rPr>
+              <w:t xml:space="preserve">106 / 189</w:t>
+            </w:r>
+          </w:p>
+        </w:tc>
+      </w:tr>
+      <w:tr>
+        <w:tc>
+          <w:tcPr>
+            <w:tcW w:type="pct" w:w="25%"/>
+            <w:tcMar>
+              <w:top w:type="dxa" w:w="80"/>
+              <w:left w:type="dxa" w:w="100"/>
+              <w:bottom w:type="dxa" w:w="80"/>
+              <w:right w:type="dxa" w:w="100"/>
+            </w:tcMar>
+          </w:tcPr>
+          <w:p>
+            <w:r>
+              <w:rPr>
+                <w:sz w:val="19"/>
+                <w:szCs w:val="19"/>
+              </w:rPr>
+              <w:t xml:space="preserve">plancher : pixels bruts 32×24</w:t>
+            </w:r>
+          </w:p>
+        </w:tc>
+        <w:tc>
+          <w:tcPr>
+            <w:tcW w:type="pct" w:w="25%"/>
+            <w:tcMar>
+              <w:top w:type="dxa" w:w="80"/>
+              <w:left w:type="dxa" w:w="100"/>
+              <w:bottom w:type="dxa" w:w="80"/>
+              <w:right w:type="dxa" w:w="100"/>
+            </w:tcMar>
+          </w:tcPr>
+          <w:p>
+            <w:r>
+              <w:rPr>
+                <w:sz w:val="19"/>
+                <w:szCs w:val="19"/>
+              </w:rPr>
+              <w:t xml:space="preserve">48 / 120</w:t>
+            </w:r>
+          </w:p>
+        </w:tc>
+        <w:tc>
+          <w:tcPr>
+            <w:tcW w:type="pct" w:w="25%"/>
+            <w:tcMar>
+              <w:top w:type="dxa" w:w="80"/>
+              <w:left w:type="dxa" w:w="100"/>
+              <w:bottom w:type="dxa" w:w="80"/>
+              <w:right w:type="dxa" w:w="100"/>
+            </w:tcMar>
+          </w:tcPr>
+          <w:p>
+            <w:r>
+              <w:rPr>
+                <w:sz w:val="19"/>
+                <w:szCs w:val="19"/>
+              </w:rPr>
+              <w:t xml:space="preserve">43 / 112</w:t>
+            </w:r>
+          </w:p>
+        </w:tc>
+        <w:tc>
+          <w:tcPr>
+            <w:tcW w:type="pct" w:w="25%"/>
+            <w:tcMar>
+              <w:top w:type="dxa" w:w="80"/>
+              <w:left w:type="dxa" w:w="100"/>
+              <w:bottom w:type="dxa" w:w="80"/>
+              <w:right w:type="dxa" w:w="100"/>
+            </w:tcMar>
+          </w:tcPr>
+          <w:p>
+            <w:r>
+              <w:rPr>
+                <w:sz w:val="19"/>
+                <w:szCs w:val="19"/>
+              </w:rPr>
+              <w:t xml:space="preserve">44 / 120</w:t>
+            </w:r>
+          </w:p>
+        </w:tc>
+      </w:tr>
+      <w:tr>
+        <w:tc>
+          <w:tcPr>
+            <w:tcW w:type="pct" w:w="25%"/>
+            <w:tcMar>
+              <w:top w:type="dxa" w:w="80"/>
+              <w:left w:type="dxa" w:w="100"/>
+              <w:bottom w:type="dxa" w:w="80"/>
+              <w:right w:type="dxa" w:w="100"/>
+            </w:tcMar>
+          </w:tcPr>
+          <w:p>
+            <w:r>
+              <w:rPr>
+                <w:b/>
+                <w:bCs/>
+                <w:sz w:val="19"/>
+                <w:szCs w:val="19"/>
+              </w:rPr>
+              <w:t xml:space="preserve">smolvla_base (= 13/10 = Run A, gelé)</w:t>
+            </w:r>
+          </w:p>
+        </w:tc>
+        <w:tc>
+          <w:tcPr>
+            <w:tcW w:type="pct" w:w="25%"/>
+            <w:tcMar>
+              <w:top w:type="dxa" w:w="80"/>
+              <w:left w:type="dxa" w:w="100"/>
+              <w:bottom w:type="dxa" w:w="80"/>
+              <w:right w:type="dxa" w:w="100"/>
+            </w:tcMar>
+          </w:tcPr>
+          <w:p>
+            <w:r>
+              <w:rPr>
+                <w:b/>
+                <w:bCs/>
+                <w:sz w:val="19"/>
+                <w:szCs w:val="19"/>
+              </w:rPr>
+              <w:t xml:space="preserve">32 / 79</w:t>
+            </w:r>
+          </w:p>
+        </w:tc>
+        <w:tc>
+          <w:tcPr>
+            <w:tcW w:type="pct" w:w="25%"/>
+            <w:tcMar>
+              <w:top w:type="dxa" w:w="80"/>
+              <w:left w:type="dxa" w:w="100"/>
+              <w:bottom w:type="dxa" w:w="80"/>
+              <w:right w:type="dxa" w:w="100"/>
+            </w:tcMar>
+          </w:tcPr>
+          <w:p>
+            <w:r>
+              <w:rPr>
+                <w:b/>
+                <w:bCs/>
+                <w:sz w:val="19"/>
+                <w:szCs w:val="19"/>
+              </w:rPr>
+              <w:t xml:space="preserve">39 / 86</w:t>
+            </w:r>
+          </w:p>
+        </w:tc>
+        <w:tc>
+          <w:tcPr>
+            <w:tcW w:type="pct" w:w="25%"/>
+            <w:tcMar>
+              <w:top w:type="dxa" w:w="80"/>
+              <w:left w:type="dxa" w:w="100"/>
+              <w:bottom w:type="dxa" w:w="80"/>
+              <w:right w:type="dxa" w:w="100"/>
+            </w:tcMar>
+          </w:tcPr>
+          <w:p>
+            <w:r>
+              <w:rPr>
+                <w:b/>
+                <w:bCs/>
+                <w:sz w:val="19"/>
+                <w:szCs w:val="19"/>
+              </w:rPr>
+              <w:t xml:space="preserve">39 / 83</w:t>
+            </w:r>
+          </w:p>
+        </w:tc>
+      </w:tr>
+      <w:tr>
+        <w:tc>
+          <w:tcPr>
+            <w:tcW w:type="pct" w:w="25%"/>
+            <w:tcMar>
+              <w:top w:type="dxa" w:w="80"/>
+              <w:left w:type="dxa" w:w="100"/>
+              <w:bottom w:type="dxa" w:w="80"/>
+              <w:right w:type="dxa" w:w="100"/>
+            </w:tcMar>
+          </w:tcPr>
+          <w:p>
+            <w:r>
+              <w:rPr>
+                <w:sz w:val="19"/>
+                <w:szCs w:val="19"/>
+              </w:rPr>
+              <w:t xml:space="preserve">36k au pas 36k (encodeur entraîné)</w:t>
+            </w:r>
+          </w:p>
+        </w:tc>
+        <w:tc>
+          <w:tcPr>
+            <w:tcW w:type="pct" w:w="25%"/>
+            <w:tcMar>
+              <w:top w:type="dxa" w:w="80"/>
+              <w:left w:type="dxa" w:w="100"/>
+              <w:bottom w:type="dxa" w:w="80"/>
+              <w:right w:type="dxa" w:w="100"/>
+            </w:tcMar>
+          </w:tcPr>
+          <w:p>
+            <w:r>
+              <w:rPr>
+                <w:sz w:val="19"/>
+                <w:szCs w:val="19"/>
+              </w:rPr>
+              <w:t xml:space="preserve">80 / 179</w:t>
+            </w:r>
+          </w:p>
+        </w:tc>
+        <w:tc>
+          <w:tcPr>
+            <w:tcW w:type="pct" w:w="25%"/>
+            <w:tcMar>
+              <w:top w:type="dxa" w:w="80"/>
+              <w:left w:type="dxa" w:w="100"/>
+              <w:bottom w:type="dxa" w:w="80"/>
+              <w:right w:type="dxa" w:w="100"/>
+            </w:tcMar>
+          </w:tcPr>
+          <w:p>
+            <w:r>
+              <w:rPr>
+                <w:sz w:val="19"/>
+                <w:szCs w:val="19"/>
+              </w:rPr>
+              <w:t xml:space="preserve">80 / 177</w:t>
+            </w:r>
+          </w:p>
+        </w:tc>
+        <w:tc>
+          <w:tcPr>
+            <w:tcW w:type="pct" w:w="25%"/>
+            <w:tcMar>
+              <w:top w:type="dxa" w:w="80"/>
+              <w:left w:type="dxa" w:w="100"/>
+              <w:bottom w:type="dxa" w:w="80"/>
+              <w:right w:type="dxa" w:w="100"/>
+            </w:tcMar>
+          </w:tcPr>
+          <w:p>
+            <w:r>
+              <w:rPr>
+                <w:sz w:val="19"/>
+                <w:szCs w:val="19"/>
+              </w:rPr>
+              <w:t xml:space="preserve">74 / 174</w:t>
+            </w:r>
+          </w:p>
+        </w:tc>
+      </w:tr>
+      <w:tr>
+        <w:tc>
+          <w:tcPr>
+            <w:tcW w:type="pct" w:w="25%"/>
+            <w:tcMar>
+              <w:top w:type="dxa" w:w="80"/>
+              <w:left w:type="dxa" w:w="100"/>
+              <w:bottom w:type="dxa" w:w="80"/>
+              <w:right w:type="dxa" w:w="100"/>
+            </w:tcMar>
+          </w:tcPr>
+          <w:p>
+            <w:r>
+              <w:rPr>
+                <w:sz w:val="19"/>
+                <w:szCs w:val="19"/>
+              </w:rPr>
+              <w:t xml:space="preserve">plafond : position vraie dans l’image</w:t>
+            </w:r>
+          </w:p>
+        </w:tc>
+        <w:tc>
+          <w:tcPr>
+            <w:tcW w:type="pct" w:w="25%"/>
+            <w:tcMar>
+              <w:top w:type="dxa" w:w="80"/>
+              <w:left w:type="dxa" w:w="100"/>
+              <w:bottom w:type="dxa" w:w="80"/>
+              <w:right w:type="dxa" w:w="100"/>
+            </w:tcMar>
+          </w:tcPr>
+          <w:p>
+            <w:r>
+              <w:rPr>
+                <w:sz w:val="19"/>
+                <w:szCs w:val="19"/>
+              </w:rPr>
+              <w:t xml:space="preserve">1,4 / 3,4</w:t>
+            </w:r>
+          </w:p>
+        </w:tc>
+        <w:tc>
+          <w:tcPr>
+            <w:tcW w:type="pct" w:w="25%"/>
+            <w:tcMar>
+              <w:top w:type="dxa" w:w="80"/>
+              <w:left w:type="dxa" w:w="100"/>
+              <w:bottom w:type="dxa" w:w="80"/>
+              <w:right w:type="dxa" w:w="100"/>
+            </w:tcMar>
+          </w:tcPr>
+          <w:p>
+            <w:r>
+              <w:rPr>
+                <w:sz w:val="19"/>
+                <w:szCs w:val="19"/>
+              </w:rPr>
+              <w:t xml:space="preserve">1,6 / 4,1</w:t>
+            </w:r>
+          </w:p>
+        </w:tc>
+        <w:tc>
+          <w:tcPr>
+            <w:tcW w:type="pct" w:w="25%"/>
+            <w:tcMar>
+              <w:top w:type="dxa" w:w="80"/>
+              <w:left w:type="dxa" w:w="100"/>
+              <w:bottom w:type="dxa" w:w="80"/>
+              <w:right w:type="dxa" w:w="100"/>
+            </w:tcMar>
+          </w:tcPr>
+          <w:p>
+            <w:r>
+              <w:rPr>
+                <w:sz w:val="19"/>
+                <w:szCs w:val="19"/>
+              </w:rPr>
+              <w:t xml:space="preserve">1,6 / 4,2</w:t>
+            </w:r>
+          </w:p>
+        </w:tc>
+      </w:tr>
+    </w:tbl>
+    <w:p>
+      <w:pPr>
+        <w:spacing w:after="60"/>
+      </w:pPr>
+    </w:p>
+    <w:p>
+      <w:pPr>
+        <w:pStyle w:val="ListParagraph"/>
+        <w:numPr>
+          <w:ilvl w:val="0"/>
+          <w:numId w:val="1"/>
+        </w:numPr>
+        <w:spacing w:after="100"/>
+      </w:pPr>
+      <w:r>
+        <w:t xml:space="preserve">Selon sa propre règle de validité (battre les pixels bruts de 20 % sur au moins 2 caméras), la sonde était </w:t>
+      </w:r>
+      <w:r>
+        <w:rPr>
+          <w:b/>
+          <w:bCs/>
+        </w:rPr>
+        <w:t xml:space="preserve">invalide</w:t>
+      </w:r>
+      <w:r>
+        <w:t xml:space="preserve"> pour smolvla_base (34 % / 9 % / 12 %) : aucun verdict « encodeur endommagé » n’a été prononcé ; à titre descriptif, les encodeurs 36k localisent environ deux fois moins bien que la base.</w:t>
+      </w:r>
+    </w:p>
+    <w:p>
+      <w:pPr>
+        <w:pStyle w:val="ListParagraph"/>
+        <w:numPr>
+          <w:ilvl w:val="0"/>
+          <w:numId w:val="1"/>
+        </w:numPr>
+        <w:spacing w:after="100"/>
+      </w:pPr>
+      <w:r>
+        <w:t xml:space="preserve">Les caractéristiques gelées ne localisent </w:t>
+      </w:r>
+      <w:r>
+        <w:rPr>
+          <w:b/>
+          <w:bCs/>
+        </w:rPr>
+        <w:t xml:space="preserve">pas</w:t>
+      </w:r>
+      <w:r>
+        <w:t xml:space="preserve"> sous 25 mm (32–39 mm médian) avec 640 dispositions d’apprentissage ; la politique en a vu 40. La règle fixée le 18/10 ne réservait une course à ~320 épisodes qu’à des caractéristiques nettement sous 25 mm : pas de telle course.</w:t>
+      </w:r>
+    </w:p>
+    <w:p>
+      <w:pPr>
+        <w:pStyle w:val="ListParagraph"/>
+        <w:numPr>
+          <w:ilvl w:val="0"/>
+          <w:numId w:val="1"/>
+        </w:numPr>
+        <w:spacing w:after="100"/>
+      </w:pPr>
+      <w:r>
+        <w:rPr>
+          <w:b/>
+          <w:bCs/>
+        </w:rPr>
+        <w:t xml:space="preserve">Test de recadrage</w:t>
+      </w:r>
+      <w:r>
+        <w:t xml:space="preserve"> (critère figé dans </w:t>
+      </w:r>
+      <w:r>
+        <w:rPr>
+          <w:rFonts w:ascii="Consolas" w:cs="Consolas" w:eastAsia="Consolas" w:hAnsi="Consolas"/>
+          <w:color w:val="0E4A40"/>
+        </w:rPr>
+        <w:t xml:space="preserve">67a3d4ac</w:t>
+      </w:r>
+      <w:r>
+        <w:t xml:space="preserve">) : images recadrées sur le plateau, 28,5 / 30,5 / 30,0 mm ; échoue au seuil de 20 mm. </w:t>
+      </w:r>
+      <w:r>
+        <w:rPr>
+          <w:b/>
+          <w:bCs/>
+        </w:rPr>
+        <w:t xml:space="preserve">Sonde par couche</w:t>
+      </w:r>
+      <w:r>
+        <w:t xml:space="preserve"> (règle </w:t>
+      </w:r>
+      <w:r>
+        <w:rPr>
+          <w:rFonts w:ascii="Consolas" w:cs="Consolas" w:eastAsia="Consolas" w:hAnsi="Consolas"/>
+          <w:color w:val="0E4A40"/>
+        </w:rPr>
+        <w:t xml:space="preserve">layer_probe</w:t>
+      </w:r>
+      <w:r>
+        <w:t xml:space="preserve">, </w:t>
+      </w:r>
+      <w:r>
+        <w:rPr>
+          <w:rFonts w:ascii="Consolas" w:cs="Consolas" w:eastAsia="Consolas" w:hAnsi="Consolas"/>
+          <w:color w:val="0E4A40"/>
+        </w:rPr>
+        <w:t xml:space="preserve">3640c357</w:t>
+      </w:r>
+      <w:r>
+        <w:t xml:space="preserve">) : les couches du milieu localisent ~6 mm mieux que la dernière (couche 6 : 25,1 / 32,7 / 32,9 mm), pas assez pour la règle. Verdict : entraîner l’encodeur </w:t>
+      </w:r>
+      <w:r>
+        <w:rPr>
+          <w:b/>
+          <w:bCs/>
+        </w:rPr>
+        <w:t xml:space="preserve">entier</w:t>
+      </w:r>
+      <w:r>
+        <w:t xml:space="preserve"> (Run C).</w:t>
+      </w:r>
+    </w:p>
+    <w:p>
+      <w:pPr>
+        <w:pStyle w:val="ListParagraph"/>
+        <w:numPr>
+          <w:ilvl w:val="0"/>
+          <w:numId w:val="1"/>
+        </w:numPr>
+        <w:spacing w:after="100"/>
+      </w:pPr>
+      <w:r>
+        <w:t xml:space="preserve">L’option 2, donner à la politique les positions YOLO dans son état, a été </w:t>
+      </w:r>
+      <w:r>
+        <w:rPr>
+          <w:b/>
+          <w:bCs/>
+        </w:rPr>
+        <w:t xml:space="preserve">écartée</w:t>
+      </w:r>
+      <w:r>
+        <w:t xml:space="preserve"> le 18/10 : la politique doit localiser à partir de ses images (E-A5).</w:t>
+      </w:r>
+    </w:p>
+    <w:p>
+      <w:pPr>
+        <w:pStyle w:val="Heading2"/>
+        <w:spacing w:after="120" w:before="320"/>
+      </w:pPr>
+      <w:r>
+        <w:t xml:space="preserve">49. La politique se sert-elle de ses images ? Le test d’échange d’images, 19/10/2026</w:t>
+      </w:r>
+    </w:p>
+    <w:p>
+      <w:pPr>
+        <w:spacing w:after="100"/>
+      </w:pPr>
+      <w:r>
+        <w:rPr>
+          <w:i/>
+          <w:iCs/>
+          <w:color w:val="4B5B57"/>
+        </w:rPr>
+        <w:t xml:space="preserve">Donner à chaque épisode réservé les images d’une autre disposition et voir où va la saisie.</w:t>
+      </w:r>
+    </w:p>
+    <w:p>
+      <w:pPr>
+        <w:spacing w:after="100"/>
+      </w:pPr>
+      <w:r>
+        <w:rPr>
+          <w:rFonts w:ascii="Consolas" w:cs="Consolas" w:eastAsia="Consolas" w:hAnsi="Consolas"/>
+          <w:color w:val="0E4A40"/>
+        </w:rPr>
+        <w:t xml:space="preserve">open_loop_check.py --swap-images</w:t>
+      </w:r>
+      <w:r>
+        <w:t xml:space="preserve"> : chaque épisode réservé reçoit les images de la même pièce sur la graine suivante, avec son propre état et sa consigne. Une politique qui se sert de ses images déplace sa saisie vers celle du donneur.</w:t>
+      </w:r>
+    </w:p>
+    <w:p>
+      <w:pPr>
+        <w:shd w:fill="10201D" w:val="clear"/>
+        <w:spacing w:after="0"/>
+      </w:pPr>
+      <w:r>
+        <w:rPr>
+          <w:rFonts w:ascii="Consolas" w:cs="Consolas" w:eastAsia="Consolas" w:hAnsi="Consolas"/>
+          <w:color w:val="D9EDE8"/>
+          <w:sz w:val="17"/>
+          <w:szCs w:val="17"/>
+        </w:rPr>
+        <w:t xml:space="preserve">$PY $S/open_loop_check.py &lt;point de contrôle&gt; $D --per-piece 10 --swap-images --out &lt;nom&gt;_swap.json</w:t>
+      </w:r>
+    </w:p>
+    <w:p>
+      <w:pPr>
+        <w:shd w:fill="10201D" w:val="clear"/>
+        <w:spacing w:after="0"/>
+      </w:pPr>
+      <w:r>
+        <w:rPr>
+          <w:rFonts w:ascii="Consolas" w:cs="Consolas" w:eastAsia="Consolas" w:hAnsi="Consolas"/>
+          <w:color w:val="D9EDE8"/>
+          <w:sz w:val="17"/>
+          <w:szCs w:val="17"/>
+        </w:rPr>
+        <w:t xml:space="preserve">$PY $S/open_loop_check.py &lt;point de contrôle&gt; $D --per-piece 10 --out &lt;nom&gt;_own.json</w:t>
+      </w:r>
+    </w:p>
+    <w:p>
+      <w:pPr>
+        <w:shd w:fill="10201D" w:val="clear"/>
+        <w:spacing w:after="160"/>
+      </w:pPr>
+      <w:r>
+        <w:rPr>
+          <w:rFonts w:ascii="Consolas" w:cs="Consolas" w:eastAsia="Consolas" w:hAnsi="Consolas"/>
+          <w:color w:val="D9EDE8"/>
+          <w:sz w:val="17"/>
+          <w:szCs w:val="17"/>
+        </w:rPr>
+        <w:t xml:space="preserve">$PY $S/open_loop_compare.py &lt;nom&gt;_own.json &lt;nom&gt;_swap.json</w:t>
+      </w:r>
+    </w:p>
+    <w:tbl>
+      <w:tblPr>
+        <w:tblW w:type="pct" w:w="100%"/>
+        <w:tblBorders>
+          <w:top w:val="single" w:color="auto" w:sz="4"/>
+          <w:left w:val="single" w:color="auto" w:sz="4"/>
+          <w:bottom w:val="single" w:color="auto" w:sz="4"/>
+          <w:right w:val="single" w:color="auto" w:sz="4"/>
+          <w:insideH w:val="single" w:color="auto" w:sz="4"/>
+          <w:insideV w:val="single" w:color="auto" w:sz="4"/>
+        </w:tblBorders>
+      </w:tblPr>
+      <w:tblGrid>
+        <w:gridCol w:w="100"/>
+        <w:gridCol w:w="100"/>
+        <w:gridCol w:w="100"/>
+        <w:gridCol w:w="100"/>
+      </w:tblGrid>
+      <w:tr>
+        <w:trPr>
+          <w:tblHeader/>
+        </w:trPr>
+        <w:tc>
+          <w:tcPr>
+            <w:tcW w:type="pct" w:w="25%"/>
+            <w:shd w:fill="DEE3E0" w:val="clear"/>
+            <w:tcMar>
+              <w:top w:type="dxa" w:w="80"/>
+              <w:left w:type="dxa" w:w="100"/>
+              <w:bottom w:type="dxa" w:w="80"/>
+              <w:right w:type="dxa" w:w="100"/>
+            </w:tcMar>
+          </w:tcPr>
+          <w:p>
+            <w:r/>
+          </w:p>
+        </w:tc>
+        <w:tc>
+          <w:tcPr>
+            <w:tcW w:type="pct" w:w="25%"/>
+            <w:shd w:fill="DEE3E0" w:val="clear"/>
+            <w:tcMar>
+              <w:top w:type="dxa" w:w="80"/>
+              <w:left w:type="dxa" w:w="100"/>
+              <w:bottom w:type="dxa" w:w="80"/>
+              <w:right w:type="dxa" w:w="100"/>
+            </w:tcMar>
+          </w:tcPr>
+          <w:p>
+            <w:r>
+              <w:rPr>
+                <w:b/>
+                <w:bCs/>
+                <w:sz w:val="18"/>
+                <w:szCs w:val="18"/>
+              </w:rPr>
+              <w:t xml:space="preserve">bout, échangé − propre</w:t>
+            </w:r>
+          </w:p>
+        </w:tc>
+        <w:tc>
+          <w:tcPr>
+            <w:tcW w:type="pct" w:w="25%"/>
+            <w:shd w:fill="DEE3E0" w:val="clear"/>
+            <w:tcMar>
+              <w:top w:type="dxa" w:w="80"/>
+              <w:left w:type="dxa" w:w="100"/>
+              <w:bottom w:type="dxa" w:w="80"/>
+              <w:right w:type="dxa" w:w="100"/>
+            </w:tcMar>
+          </w:tcPr>
+          <w:p>
+            <w:r>
+              <w:rPr>
+                <w:b/>
+                <w:bCs/>
+                <w:sz w:val="18"/>
+                <w:szCs w:val="18"/>
+              </w:rPr>
+              <w:t xml:space="preserve">décalage du point de saisie</w:t>
+            </w:r>
+          </w:p>
+        </w:tc>
+        <w:tc>
+          <w:tcPr>
+            <w:tcW w:type="pct" w:w="25%"/>
+            <w:shd w:fill="DEE3E0" w:val="clear"/>
+            <w:tcMar>
+              <w:top w:type="dxa" w:w="80"/>
+              <w:left w:type="dxa" w:w="100"/>
+              <w:bottom w:type="dxa" w:w="80"/>
+              <w:right w:type="dxa" w:w="100"/>
+            </w:tcMar>
+          </w:tcPr>
+          <w:p>
+            <w:r>
+              <w:rPr>
+                <w:b/>
+                <w:bCs/>
+                <w:sz w:val="18"/>
+                <w:szCs w:val="18"/>
+              </w:rPr>
+              <w:t xml:space="preserve">fermetures plus près du donneur, propre → échangé</w:t>
+            </w:r>
+          </w:p>
+        </w:tc>
+      </w:tr>
+      <w:tr>
+        <w:tc>
+          <w:tcPr>
+            <w:tcW w:type="pct" w:w="25%"/>
+            <w:tcMar>
+              <w:top w:type="dxa" w:w="80"/>
+              <w:left w:type="dxa" w:w="100"/>
+              <w:bottom w:type="dxa" w:w="80"/>
+              <w:right w:type="dxa" w:w="100"/>
+            </w:tcMar>
+          </w:tcPr>
+          <w:p>
+            <w:r>
+              <w:rPr>
+                <w:sz w:val="19"/>
+                <w:szCs w:val="19"/>
+              </w:rPr>
+              <w:t xml:space="preserve">Run A 15k (encodeur gelé)</w:t>
+            </w:r>
+          </w:p>
+        </w:tc>
+        <w:tc>
+          <w:tcPr>
+            <w:tcW w:type="pct" w:w="25%"/>
+            <w:tcMar>
+              <w:top w:type="dxa" w:w="80"/>
+              <w:left w:type="dxa" w:w="100"/>
+              <w:bottom w:type="dxa" w:w="80"/>
+              <w:right w:type="dxa" w:w="100"/>
+            </w:tcMar>
+          </w:tcPr>
+          <w:p>
+            <w:r>
+              <w:rPr>
+                <w:b/>
+                <w:bCs/>
+                <w:sz w:val="19"/>
+                <w:szCs w:val="19"/>
+              </w:rPr>
+              <w:t xml:space="preserve">+16,7 mm [+5,0 ; +31,0]</w:t>
+            </w:r>
+          </w:p>
+        </w:tc>
+        <w:tc>
+          <w:tcPr>
+            <w:tcW w:type="pct" w:w="25%"/>
+            <w:tcMar>
+              <w:top w:type="dxa" w:w="80"/>
+              <w:left w:type="dxa" w:w="100"/>
+              <w:bottom w:type="dxa" w:w="80"/>
+              <w:right w:type="dxa" w:w="100"/>
+            </w:tcMar>
+          </w:tcPr>
+          <w:p>
+            <w:r>
+              <w:rPr>
+                <w:b/>
+                <w:bCs/>
+                <w:sz w:val="19"/>
+                <w:szCs w:val="19"/>
+              </w:rPr>
+              <w:t xml:space="preserve">+81,6 mm [+32,8 ; +122,3]</w:t>
+            </w:r>
+          </w:p>
+        </w:tc>
+        <w:tc>
+          <w:tcPr>
+            <w:tcW w:type="pct" w:w="25%"/>
+            <w:tcMar>
+              <w:top w:type="dxa" w:w="80"/>
+              <w:left w:type="dxa" w:w="100"/>
+              <w:bottom w:type="dxa" w:w="80"/>
+              <w:right w:type="dxa" w:w="100"/>
+            </w:tcMar>
+          </w:tcPr>
+          <w:p>
+            <w:r>
+              <w:rPr>
+                <w:b/>
+                <w:bCs/>
+                <w:sz w:val="19"/>
+                <w:szCs w:val="19"/>
+              </w:rPr>
+              <w:t xml:space="preserve">35 % → 81 %</w:t>
+            </w:r>
+          </w:p>
+        </w:tc>
+      </w:tr>
+      <w:tr>
+        <w:tc>
+          <w:tcPr>
+            <w:tcW w:type="pct" w:w="25%"/>
+            <w:tcMar>
+              <w:top w:type="dxa" w:w="80"/>
+              <w:left w:type="dxa" w:w="100"/>
+              <w:bottom w:type="dxa" w:w="80"/>
+              <w:right w:type="dxa" w:w="100"/>
+            </w:tcMar>
+          </w:tcPr>
+          <w:p>
+            <w:r>
+              <w:rPr>
+                <w:sz w:val="19"/>
+                <w:szCs w:val="19"/>
+              </w:rPr>
+              <w:t xml:space="preserve">36k au pas 36k (encodeur entraîné)</w:t>
+            </w:r>
+          </w:p>
+        </w:tc>
+        <w:tc>
+          <w:tcPr>
+            <w:tcW w:type="pct" w:w="25%"/>
+            <w:tcMar>
+              <w:top w:type="dxa" w:w="80"/>
+              <w:left w:type="dxa" w:w="100"/>
+              <w:bottom w:type="dxa" w:w="80"/>
+              <w:right w:type="dxa" w:w="100"/>
+            </w:tcMar>
+          </w:tcPr>
+          <w:p>
+            <w:r>
+              <w:rPr>
+                <w:sz w:val="19"/>
+                <w:szCs w:val="19"/>
+              </w:rPr>
+              <w:t xml:space="preserve">−1,7 mm [−6,1 ; +7,2]</w:t>
+            </w:r>
+          </w:p>
+        </w:tc>
+        <w:tc>
+          <w:tcPr>
+            <w:tcW w:type="pct" w:w="25%"/>
+            <w:tcMar>
+              <w:top w:type="dxa" w:w="80"/>
+              <w:left w:type="dxa" w:w="100"/>
+              <w:bottom w:type="dxa" w:w="80"/>
+              <w:right w:type="dxa" w:w="100"/>
+            </w:tcMar>
+          </w:tcPr>
+          <w:p>
+            <w:r>
+              <w:rPr>
+                <w:sz w:val="19"/>
+                <w:szCs w:val="19"/>
+              </w:rPr>
+              <w:t xml:space="preserve">+2,3 mm [−27,5 ; +12,2]</w:t>
+            </w:r>
+          </w:p>
+        </w:tc>
+        <w:tc>
+          <w:tcPr>
+            <w:tcW w:type="pct" w:w="25%"/>
+            <w:tcMar>
+              <w:top w:type="dxa" w:w="80"/>
+              <w:left w:type="dxa" w:w="100"/>
+              <w:bottom w:type="dxa" w:w="80"/>
+              <w:right w:type="dxa" w:w="100"/>
+            </w:tcMar>
+          </w:tcPr>
+          <w:p>
+            <w:r>
+              <w:rPr>
+                <w:sz w:val="19"/>
+                <w:szCs w:val="19"/>
+              </w:rPr>
+              <w:t xml:space="preserve">64 % → 70 %</w:t>
+            </w:r>
+          </w:p>
+        </w:tc>
+      </w:tr>
+    </w:tbl>
+    <w:p>
+      <w:pPr>
+        <w:spacing w:after="60"/>
+      </w:pPr>
+    </w:p>
+    <w:p>
+      <w:pPr>
+        <w:spacing w:after="100"/>
+      </w:pPr>
+      <w:r>
+        <w:t xml:space="preserve">Le Run A </w:t>
+      </w:r>
+      <w:r>
+        <w:rPr>
+          <w:b/>
+          <w:bCs/>
+        </w:rPr>
+        <w:t xml:space="preserve">se sert</w:t>
+      </w:r>
+      <w:r>
+        <w:t xml:space="preserve"> de ses images pour décider où aller ; le modèle 36k les ignore. D’où la </w:t>
+      </w:r>
+      <w:r>
+        <w:rPr>
+          <w:b/>
+          <w:bCs/>
+        </w:rPr>
+        <w:t xml:space="preserve">porte du Run C</w:t>
+      </w:r>
+      <w:r>
+        <w:t xml:space="preserve"> (</w:t>
+      </w:r>
+      <w:r>
+        <w:rPr>
+          <w:rFonts w:ascii="Consolas" w:cs="Consolas" w:eastAsia="Consolas" w:hAnsi="Consolas"/>
+          <w:color w:val="0E4A40"/>
+        </w:rPr>
+        <w:t xml:space="preserve">run_c_gate</w:t>
+      </w:r>
+      <w:r>
+        <w:t xml:space="preserve">) : un point de contrôle du Run C ne va dans Gazebo que si son encodeur localise mieux que smolvla_base (de plus de 5 mm et de 20 %, intervalle excluant 0, sur au moins 2 caméras sur 3 : au plus 25,6 / 31,0 / 30,9 mm) </w:t>
+      </w:r>
+      <w:r>
+        <w:rPr>
+          <w:b/>
+          <w:bCs/>
+        </w:rPr>
+        <w:t xml:space="preserve">et</w:t>
+      </w:r>
+      <w:r>
+        <w:t xml:space="preserve"> si le test d’échange déplace encore la saisie (borne basse des deux intervalles au-dessus de 0).</w:t>
+      </w:r>
+    </w:p>
+    <w:p>
+      <w:pPr>
+        <w:pStyle w:val="Heading2"/>
+        <w:spacing w:after="120" w:before="320"/>
+      </w:pPr>
+      <w:r>
+        <w:t xml:space="preserve">50. Des données que la politique ne peut pas mémoriser : le lot B, graines 1001 à 1401, 18–24/10/2026</w:t>
+      </w:r>
+    </w:p>
+    <w:p>
+      <w:pPr>
+        <w:spacing w:after="100"/>
+      </w:pPr>
+      <w:r>
+        <w:rPr>
+          <w:i/>
+          <w:iCs/>
+          <w:color w:val="4B5B57"/>
+        </w:rPr>
+        <w:t xml:space="preserve">Un épisode par disposition, avec 0 à 3 des autres pièces déjà dans leur bac.</w:t>
+      </w:r>
+    </w:p>
+    <w:p>
+      <w:pPr>
+        <w:spacing w:after="100"/>
+      </w:pPr>
+      <w:r>
+        <w:rPr>
+          <w:rFonts w:ascii="Consolas" w:cs="Consolas" w:eastAsia="Consolas" w:hAnsi="Consolas"/>
+          <w:color w:val="0E4A40"/>
+        </w:rPr>
+        <w:t xml:space="preserve">PREPLACE=1</w:t>
+      </w:r>
+      <w:r>
+        <w:t xml:space="preserve"> n’enregistre que la cible </w:t>
+      </w:r>
+      <w:r>
+        <w:rPr>
+          <w:rFonts w:ascii="Consolas" w:cs="Consolas" w:eastAsia="Consolas" w:hAnsi="Consolas"/>
+          <w:color w:val="0E4A40"/>
+        </w:rPr>
+        <w:t xml:space="preserve">PIECES[graine % 4]</w:t>
+      </w:r>
+      <w:r>
+        <w:t xml:space="preserve"> après que </w:t>
+      </w:r>
+      <w:r>
+        <w:rPr>
+          <w:rFonts w:ascii="Consolas" w:cs="Consolas" w:eastAsia="Consolas" w:hAnsi="Consolas"/>
+          <w:color w:val="0E4A40"/>
+        </w:rPr>
+        <w:t xml:space="preserve">preplace_pieces.py</w:t>
+      </w:r>
+      <w:r>
+        <w:t xml:space="preserve"> a posé 0 à 3 des autres pièces dans leur bac (tirées avec </w:t>
+      </w:r>
+      <w:r>
+        <w:rPr>
+          <w:rFonts w:ascii="Consolas" w:cs="Consolas" w:eastAsia="Consolas" w:hAnsi="Consolas"/>
+          <w:color w:val="0E4A40"/>
+        </w:rPr>
+        <w:t xml:space="preserve">default_rng([graine, 1])</w:t>
+      </w:r>
+      <w:r>
+        <w:t xml:space="preserve">, jamais la cible) ; le bras part du tirage 0 de </w:t>
+      </w:r>
+      <w:r>
+        <w:rPr>
+          <w:rFonts w:ascii="Consolas" w:cs="Consolas" w:eastAsia="Consolas" w:hAnsi="Consolas"/>
+          <w:color w:val="0E4A40"/>
+        </w:rPr>
+        <w:t xml:space="preserve">default_rng(graine)</w:t>
+      </w:r>
+      <w:r>
+        <w:t xml:space="preserve">. Gardé à part dans </w:t>
+      </w:r>
+      <w:r>
+        <w:rPr>
+          <w:rFonts w:ascii="Consolas" w:cs="Consolas" w:eastAsia="Consolas" w:hAnsi="Consolas"/>
+          <w:color w:val="0E4A40"/>
+        </w:rPr>
+        <w:t xml:space="preserve">/workspace/tri_sort_B</w:t>
+      </w:r>
+      <w:r>
+        <w:t xml:space="preserve">, lancé sous </w:t>
+      </w:r>
+      <w:r>
+        <w:rPr>
+          <w:rFonts w:ascii="Consolas" w:cs="Consolas" w:eastAsia="Consolas" w:hAnsi="Consolas"/>
+          <w:color w:val="0E4A40"/>
+        </w:rPr>
+        <w:t xml:space="preserve">reap_children.py</w:t>
+      </w:r>
+      <w:r>
+        <w:t xml:space="preserve"> (le conteneur avait accumulé 1 052 processus zombies) :</w:t>
+      </w:r>
+    </w:p>
+    <w:p>
+      <w:pPr>
+        <w:shd w:fill="10201D" w:val="clear"/>
+        <w:spacing w:after="0"/>
+      </w:pPr>
+      <w:r>
+        <w:rPr>
+          <w:rFonts w:ascii="Consolas" w:cs="Consolas" w:eastAsia="Consolas" w:hAnsi="Consolas"/>
+          <w:color w:val="D9EDE8"/>
+          <w:sz w:val="17"/>
+          <w:szCs w:val="17"/>
+        </w:rPr>
+        <w:t xml:space="preserve">docker exec -d gazebo_to_lerobot bash -c 'TRI_HOME=/workspace/tri_sort_B RANDOM_START=1 PREPLACE=1 \</w:t>
+      </w:r>
+    </w:p>
+    <w:p>
+      <w:pPr>
+        <w:shd w:fill="10201D" w:val="clear"/>
+        <w:spacing w:after="0"/>
+      </w:pPr>
+      <w:r>
+        <w:rPr>
+          <w:rFonts w:ascii="Consolas" w:cs="Consolas" w:eastAsia="Consolas" w:hAnsi="Consolas"/>
+          <w:color w:val="D9EDE8"/>
+          <w:sz w:val="17"/>
+          <w:szCs w:val="17"/>
+        </w:rPr>
+        <w:t xml:space="preserve">  python3 /workspace/src/scripts/reap_children.py /workspace/src/scripts/record_tri_batch.sh 1001 1400'</w:t>
+      </w:r>
+    </w:p>
+    <w:p>
+      <w:pPr>
+        <w:shd w:fill="10201D" w:val="clear"/>
+        <w:spacing w:after="0"/>
+      </w:pPr>
+      <w:r>
+        <w:rPr>
+          <w:rFonts w:ascii="Consolas" w:cs="Consolas" w:eastAsia="Consolas" w:hAnsi="Consolas"/>
+          <w:color w:val="D9EDE8"/>
+          <w:sz w:val="17"/>
+          <w:szCs w:val="17"/>
+        </w:rPr>
+        <w:t xml:space="preserve">docker exec gazebo_to_lerobot python3 /workspace/src/scripts/verify_preplaced_batch.py /workspace/tri_sort_B 1001 1401</w:t>
+      </w:r>
+    </w:p>
+    <w:p>
+      <w:pPr>
+        <w:shd w:fill="10201D" w:val="clear"/>
+        <w:spacing w:after="0"/>
+      </w:pPr>
+      <w:r>
+        <w:rPr>
+          <w:rFonts w:ascii="Consolas" w:cs="Consolas" w:eastAsia="Consolas" w:hAnsi="Consolas"/>
+          <w:color w:val="D9EDE8"/>
+          <w:sz w:val="17"/>
+          <w:szCs w:val="17"/>
+        </w:rPr>
+        <w:t xml:space="preserve">docker exec gazebo_to_lerobot bash -c 'TRI_HOME=/workspace/tri_sort_B STAGE=/workspace/tri_sort_B_stage \</w:t>
+      </w:r>
+    </w:p>
+    <w:p>
+      <w:pPr>
+        <w:shd w:fill="10201D" w:val="clear"/>
+        <w:spacing w:after="0"/>
+      </w:pPr>
+      <w:r>
+        <w:rPr>
+          <w:rFonts w:ascii="Consolas" w:cs="Consolas" w:eastAsia="Consolas" w:hAnsi="Consolas"/>
+          <w:color w:val="D9EDE8"/>
+          <w:sz w:val="17"/>
+          <w:szCs w:val="17"/>
+        </w:rPr>
+        <w:t xml:space="preserve">  TRAIN_SEEDS=/workspace/tri_sort_B_train_seeds SKIP_RLDS=1 /workspace/src/scripts/convert_tri_sort.sh local/mycobot_tri_sort_B_s1001_1401'</w:t>
+      </w:r>
+    </w:p>
+    <w:p>
+      <w:pPr>
+        <w:shd w:fill="10201D" w:val="clear"/>
+        <w:spacing w:after="0"/>
+      </w:pPr>
+      <w:r>
+        <w:rPr>
+          <w:rFonts w:ascii="Consolas" w:cs="Consolas" w:eastAsia="Consolas" w:hAnsi="Consolas"/>
+          <w:color w:val="D9EDE8"/>
+          <w:sz w:val="17"/>
+          <w:szCs w:val="17"/>
+        </w:rPr>
+        <w:t xml:space="preserve">docker exec gazebo_to_lerobot /workspace/venv_lerobot/bin/python /workspace/src/scripts/verify_preplaced_batch.py \</w:t>
+      </w:r>
+    </w:p>
+    <w:p>
+      <w:pPr>
+        <w:shd w:fill="10201D" w:val="clear"/>
+        <w:spacing w:after="160"/>
+      </w:pPr>
+      <w:r>
+        <w:rPr>
+          <w:rFonts w:ascii="Consolas" w:cs="Consolas" w:eastAsia="Consolas" w:hAnsi="Consolas"/>
+          <w:color w:val="D9EDE8"/>
+          <w:sz w:val="17"/>
+          <w:szCs w:val="17"/>
+        </w:rPr>
+        <w:t xml:space="preserve">  /workspace/tri_sort_B 1001 1401 --dataset /workspace/tri_datasets/local/mycobot_tri_sort_B_s1001_1401</w:t>
+      </w:r>
+    </w:p>
+    <w:p>
+      <w:pPr>
+        <w:spacing w:after="100"/>
+      </w:pPr>
+      <w:r>
+        <w:rPr>
+          <w:rFonts w:ascii="Consolas" w:cs="Consolas" w:eastAsia="Consolas" w:hAnsi="Consolas"/>
+          <w:color w:val="0E4A40"/>
+        </w:rPr>
+        <w:t xml:space="preserve">verify_preplaced_batch.py</w:t>
+      </w:r>
+      <w:r>
+        <w:t xml:space="preserve"> vérifie chaque disposition : cible jamais déplacée avant sa saisie, chaque pièce pré-triée dans son bac au début et à la fin, aucune autre pièce déplacée de plus de 1 mm. D’abord 1001–1050 (médiane 6,2 min par disposition), puis 1051–1400 (19/10 16:07 → 21/10 05:25) : 348/350 au premier essai. Les graines 1098 et 1099 ont échoué quand un test CPU de la taille du Run C a fait swapper le portable pendant l’enregistrement ; réenregistrées le 23/10 (depuis : </w:t>
+      </w:r>
+      <w:r>
+        <w:rPr>
+          <w:b/>
+          <w:bCs/>
+        </w:rPr>
+        <w:t xml:space="preserve">aucun calcul CPU lourd pendant un enregistrement</w:t>
+      </w:r>
+      <w:r>
+        <w:t xml:space="preserve">). La graine 1234 a demandé une seconde saisie deux fois de suite (la scène est déterministe) : exclue, remplacée par la 1401. </w:t>
+      </w:r>
+      <w:r>
+        <w:rPr>
+          <w:b/>
+          <w:bCs/>
+        </w:rPr>
+        <w:t xml:space="preserve">Résultat :</w:t>
+      </w:r>
+      <w:r>
+        <w:t xml:space="preserve"> 400 dispositions vérifiées OK (pré-triées 0/1/2/3 : 114/98/99/89 ; cibles 101/99/100/100), </w:t>
+      </w:r>
+      <w:r>
+        <w:rPr>
+          <w:rFonts w:ascii="Consolas" w:cs="Consolas" w:eastAsia="Consolas" w:hAnsi="Consolas"/>
+          <w:color w:val="0E4A40"/>
+        </w:rPr>
+        <w:t xml:space="preserve">local/mycobot_tri_sort_B_s1001_1401</w:t>
+      </w:r>
+      <w:r>
+        <w:t xml:space="preserve"> 400 épisodes et 71 059 images, rechargé par </w:t>
+      </w:r>
+      <w:r>
+        <w:rPr>
+          <w:rFonts w:ascii="Consolas" w:cs="Consolas" w:eastAsia="Consolas" w:hAnsi="Consolas"/>
+          <w:color w:val="0E4A40"/>
+        </w:rPr>
+        <w:t xml:space="preserve">LeRobotDataset</w:t>
+      </w:r>
+      <w:r>
+        <w:t xml:space="preserve"> depuis son zip (</w:t>
+      </w:r>
+      <w:r>
+        <w:rPr>
+          <w:rFonts w:ascii="Consolas" w:cs="Consolas" w:eastAsia="Consolas" w:hAnsi="Consolas"/>
+          <w:color w:val="0E4A40"/>
+        </w:rPr>
+        <w:t xml:space="preserve">mycobot_tri_sort_B_s1001_1401.zip</w:t>
+      </w:r>
+      <w:r>
+        <w:t xml:space="preserve">, sha256 </w:t>
+      </w:r>
+      <w:r>
+        <w:rPr>
+          <w:rFonts w:ascii="Consolas" w:cs="Consolas" w:eastAsia="Consolas" w:hAnsi="Consolas"/>
+          <w:color w:val="0E4A40"/>
+        </w:rPr>
+        <w:t xml:space="preserve">1428ed00…46ae1</w:t>
+      </w:r>
+      <w:r>
+        <w:t xml:space="preserve">).</w:t>
+      </w:r>
+    </w:p>
+    <w:p>
+      <w:pPr>
+        <w:pStyle w:val="Heading2"/>
+        <w:spacing w:after="120" w:before="320"/>
+      </w:pPr>
+      <w:r>
+        <w:t xml:space="preserve">51. Le Run B, 24–25/10/2026</w:t>
+      </w:r>
+    </w:p>
+    <w:p>
+      <w:pPr>
+        <w:spacing w:after="100"/>
+      </w:pPr>
+      <w:r>
+        <w:rPr>
+          <w:i/>
+          <w:iCs/>
+          <w:color w:val="4B5B57"/>
+        </w:rPr>
+        <w:t xml:space="preserve">La recette du Run A sur le lot B.</w:t>
+      </w:r>
+    </w:p>
+    <w:p>
+      <w:pPr>
+        <w:spacing w:after="100"/>
+      </w:pPr>
+      <w:r>
+        <w:rPr>
+          <w:rFonts w:ascii="Consolas" w:cs="Consolas" w:eastAsia="Consolas" w:hAnsi="Consolas"/>
+          <w:color w:val="0E4A40"/>
+        </w:rPr>
+        <w:t xml:space="preserve">smolvla_tri_sort_runB_frozen_20k.ipynb</w:t>
+      </w:r>
+      <w:r>
+        <w:t xml:space="preserve"> : les mêmes arguments </w:t>
+      </w:r>
+      <w:r>
+        <w:rPr>
+          <w:rFonts w:ascii="Consolas" w:cs="Consolas" w:eastAsia="Consolas" w:hAnsi="Consolas"/>
+          <w:color w:val="0E4A40"/>
+        </w:rPr>
+        <w:t xml:space="preserve">lerobot-train</w:t>
+      </w:r>
+      <w:r>
+        <w:t xml:space="preserve"> que le Run A (comparés par programme), le lot B comme jeu Kaggle </w:t>
+      </w:r>
+      <w:r>
+        <w:rPr>
+          <w:rFonts w:ascii="Consolas" w:cs="Consolas" w:eastAsia="Consolas" w:hAnsi="Consolas"/>
+          <w:color w:val="0E4A40"/>
+        </w:rPr>
+        <w:t xml:space="preserve">mycobot-tri-sort-b-400</w:t>
+      </w:r>
+      <w:r>
+        <w:t xml:space="preserve">, le pilote refusant tout jeu qui ne fait pas 400 épisodes / 71 059 images. Deux sessions ; la seconde du 24/10 19:33 au 25/10 02:04 ; perte finale 0,036, pic 12,4 Go. Sortie dans </w:t>
+      </w:r>
+      <w:r>
+        <w:rPr>
+          <w:rFonts w:ascii="Consolas" w:cs="Consolas" w:eastAsia="Consolas" w:hAnsi="Consolas"/>
+          <w:color w:val="0E4A40"/>
+        </w:rPr>
+        <w:t xml:space="preserve">Downloads\results (3)\</w:t>
+      </w:r>
+      <w:r>
+        <w:t xml:space="preserve"> : </w:t>
+      </w:r>
+      <w:r>
+        <w:rPr>
+          <w:rFonts w:ascii="Consolas" w:cs="Consolas" w:eastAsia="Consolas" w:hAnsi="Consolas"/>
+          <w:color w:val="0E4A40"/>
+        </w:rPr>
+        <w:t xml:space="preserve">run/checkpoints/020000</w:t>
+      </w:r>
+      <w:r>
+        <w:t xml:space="preserve"> et </w:t>
+      </w:r>
+      <w:r>
+        <w:rPr>
+          <w:rFonts w:ascii="Consolas" w:cs="Consolas" w:eastAsia="Consolas" w:hAnsi="Consolas"/>
+          <w:color w:val="0E4A40"/>
+        </w:rPr>
+        <w:t xml:space="preserve">kept/005000</w:t>
+      </w:r>
+      <w:r>
+        <w:t xml:space="preserve">, </w:t>
+      </w:r>
+      <w:r>
+        <w:rPr>
+          <w:rFonts w:ascii="Consolas" w:cs="Consolas" w:eastAsia="Consolas" w:hAnsi="Consolas"/>
+          <w:color w:val="0E4A40"/>
+        </w:rPr>
+        <w:t xml:space="preserve">010000</w:t>
+      </w:r>
+      <w:r>
+        <w:t xml:space="preserve">, </w:t>
+      </w:r>
+      <w:r>
+        <w:rPr>
+          <w:rFonts w:ascii="Consolas" w:cs="Consolas" w:eastAsia="Consolas" w:hAnsi="Consolas"/>
+          <w:color w:val="0E4A40"/>
+        </w:rPr>
+        <w:t xml:space="preserve">015000</w:t>
+      </w:r>
+      <w:r>
+        <w:t xml:space="preserve">, copiés dans </w:t>
+      </w:r>
+      <w:r>
+        <w:rPr>
+          <w:rFonts w:ascii="Consolas" w:cs="Consolas" w:eastAsia="Consolas" w:hAnsi="Consolas"/>
+          <w:color w:val="0E4A40"/>
+        </w:rPr>
+        <w:t xml:space="preserve">/workspace/checkpoints/run_B_frozen_20k/</w:t>
+      </w:r>
+      <w:r>
+        <w:t xml:space="preserve">. Mesuré aux §54 et §55.</w:t>
+      </w:r>
+    </w:p>
+    <w:p>
+      <w:pPr>
+        <w:pStyle w:val="Heading2"/>
+        <w:spacing w:after="120" w:before="320"/>
+      </w:pPr>
+      <w:r>
+        <w:t xml:space="preserve">52. Préparer le Run C, 19–25/10/2026</w:t>
+      </w:r>
+    </w:p>
+    <w:p>
+      <w:pPr>
+        <w:spacing w:after="100"/>
+      </w:pPr>
+      <w:r>
+        <w:rPr>
+          <w:i/>
+          <w:iCs/>
+          <w:color w:val="4B5B57"/>
+        </w:rPr>
+        <w:t xml:space="preserve">Entraîner l’encodeur entier, avec une perte de position qui lui dit où sont les pièces, sans jamais donner les positions à la politique.</w:t>
+      </w:r>
+    </w:p>
+    <w:p>
+      <w:pPr>
+        <w:spacing w:after="100"/>
+      </w:pPr>
+      <w:r>
+        <w:t xml:space="preserve">Chaque point ci-dessous a été vérifié contre un seuil fixé avant son exécution, sur un T4 quand il touchait au GPU (résultats dans </w:t>
+      </w:r>
+      <w:r>
+        <w:rPr>
+          <w:rFonts w:ascii="Consolas" w:cs="Consolas" w:eastAsia="Consolas" w:hAnsi="Consolas"/>
+          <w:color w:val="0E4A40"/>
+        </w:rPr>
+        <w:t xml:space="preserve">probe_protocol.yaml</w:t>
+      </w:r>
+      <w:r>
+        <w:t xml:space="preserve">) :</w:t>
+      </w:r>
+    </w:p>
+    <w:p>
+      <w:pPr>
+        <w:spacing w:after="100"/>
+        <w:ind w:left="360" w:hanging="360"/>
+      </w:pPr>
+      <w:r>
+        <w:t xml:space="preserve">1. </w:t>
+      </w:r>
+      <w:r>
+        <w:rPr>
+          <w:b/>
+          <w:bCs/>
+        </w:rPr>
+        <w:t xml:space="preserve">Mémoire</w:t>
+      </w:r>
+      <w:r>
+        <w:t xml:space="preserve"> (</w:t>
+      </w:r>
+      <w:r>
+        <w:rPr>
+          <w:rFonts w:ascii="Consolas" w:cs="Consolas" w:eastAsia="Consolas" w:hAnsi="Consolas"/>
+          <w:color w:val="0E4A40"/>
+        </w:rPr>
+        <w:t xml:space="preserve">smolvla_runC_memcheck_t4.ipynb</w:t>
+      </w:r>
+      <w:r>
+        <w:t xml:space="preserve">, puis </w:t>
+      </w:r>
+      <w:r>
+        <w:rPr>
+          <w:rFonts w:ascii="Consolas" w:cs="Consolas" w:eastAsia="Consolas" w:hAnsi="Consolas"/>
+          <w:color w:val="0E4A40"/>
+        </w:rPr>
+        <w:t xml:space="preserve">smolvla_runC_checks_t4.ipynb</w:t>
+      </w:r>
+      <w:r>
+        <w:t xml:space="preserve">) : le lot 16 épuise la mémoire ; le micro-lot 6 culmine à 13 285 Mo avec l’état de l’optimiseur, ce qui laisse ~1,8 Gio au Run C : </w:t>
+      </w:r>
+      <w:r>
+        <w:rPr>
+          <w:b/>
+          <w:bCs/>
+        </w:rPr>
+        <w:t xml:space="preserve">6 × 5 accumulés = 30</w:t>
+      </w:r>
+      <w:r>
+        <w:t xml:space="preserve">.</w:t>
+      </w:r>
+    </w:p>
+    <w:p>
+      <w:pPr>
+        <w:spacing w:after="100"/>
+        <w:ind w:left="360" w:hanging="360"/>
+      </w:pPr>
+      <w:r>
+        <w:t xml:space="preserve">2. </w:t>
+      </w:r>
+      <w:r>
+        <w:rPr>
+          <w:b/>
+          <w:bCs/>
+        </w:rPr>
+        <w:t xml:space="preserve">Accumulation de gradient</w:t>
+      </w:r>
+      <w:r>
+        <w:t xml:space="preserve"> : lot 6 contre 2 × 3 sur un T4, PASS (gradients 0,07–0,12 %, limite 1 %).</w:t>
+      </w:r>
+    </w:p>
+    <w:p>
+      <w:pPr>
+        <w:spacing w:after="100"/>
+        <w:ind w:left="360" w:hanging="360"/>
+      </w:pPr>
+      <w:r>
+        <w:t xml:space="preserve">3. </w:t>
+      </w:r>
+      <w:r>
+        <w:rPr>
+          <w:b/>
+          <w:bCs/>
+        </w:rPr>
+        <w:t xml:space="preserve">Reprise</w:t>
+      </w:r>
+      <w:r>
+        <w:t xml:space="preserve"> : coupée après 100 pas, reprise : pas final 200/200, calendrier identique, facteur d’échelle fp16 restauré (LeRobot ne le sauve pas ; le pilote écrit </w:t>
+      </w:r>
+      <w:r>
+        <w:rPr>
+          <w:rFonts w:ascii="Consolas" w:cs="Consolas" w:eastAsia="Consolas" w:hAnsi="Consolas"/>
+          <w:color w:val="0E4A40"/>
+        </w:rPr>
+        <w:t xml:space="preserve">training_state/grad_scaler.json</w:t>
+      </w:r>
+      <w:r>
+        <w:t xml:space="preserve">). Une session coupée pendant une sauvegarde ne laisse plus de point partiel que la suivante reprendrait.</w:t>
+      </w:r>
+    </w:p>
+    <w:p>
+      <w:pPr>
+        <w:spacing w:after="100"/>
+        <w:ind w:left="360" w:hanging="360"/>
+      </w:pPr>
+      <w:r>
+        <w:t xml:space="preserve">4. </w:t>
+      </w:r>
+      <w:r>
+        <w:rPr>
+          <w:b/>
+          <w:bCs/>
+        </w:rPr>
+        <w:t xml:space="preserve">Étiquettes et tête</w:t>
+      </w:r>
+      <w:r>
+        <w:t xml:space="preserve"> : </w:t>
+      </w:r>
+      <w:r>
+        <w:rPr>
+          <w:rFonts w:ascii="Consolas" w:cs="Consolas" w:eastAsia="Consolas" w:hAnsi="Consolas"/>
+          <w:color w:val="0E4A40"/>
+        </w:rPr>
+        <w:t xml:space="preserve">build_aux_labels.py</w:t>
+      </w:r>
+      <w:r>
+        <w:t xml:space="preserve"> écrit les x, y des pièces par image (pièces tenues par la pince masquées) ; </w:t>
+      </w:r>
+      <w:r>
+        <w:rPr>
+          <w:rFonts w:ascii="Consolas" w:cs="Consolas" w:eastAsia="Consolas" w:hAnsi="Consolas"/>
+          <w:color w:val="0E4A40"/>
+        </w:rPr>
+        <w:t xml:space="preserve">aux_warm_start.py</w:t>
+      </w:r>
+      <w:r>
+        <w:t xml:space="preserve"> ajuste la tête (184 320 → 8) par ridge sur les caractéristiques gelées de smolvla_base : </w:t>
+      </w:r>
+      <w:r>
+        <w:rPr>
+          <w:b/>
+          <w:bCs/>
+        </w:rPr>
+        <w:t xml:space="preserve">65,7 mm</w:t>
+      </w:r>
+      <w:r>
+        <w:t xml:space="preserve"> médian contre 133,8 mm pour la position moyenne. λ = 0,3 d’après les normes de gradient des deux pertes sur l’encodeur vision (</w:t>
+      </w:r>
+      <w:r>
+        <w:rPr>
+          <w:rFonts w:ascii="Consolas" w:cs="Consolas" w:eastAsia="Consolas" w:hAnsi="Consolas"/>
+          <w:color w:val="0E4A40"/>
+        </w:rPr>
+        <w:t xml:space="preserve">smolvla_runC_prep_t4.ipynb</w:t>
+      </w:r>
+      <w:r>
+        <w:t xml:space="preserve">).</w:t>
+      </w:r>
+    </w:p>
+    <w:p>
+      <w:pPr>
+        <w:spacing w:after="100"/>
+        <w:ind w:left="360" w:hanging="360"/>
+      </w:pPr>
+      <w:r>
+        <w:t xml:space="preserve">5. </w:t>
+      </w:r>
+      <w:r>
+        <w:rPr>
+          <w:b/>
+          <w:bCs/>
+        </w:rPr>
+        <w:t xml:space="preserve">La tête est gardée figée</w:t>
+      </w:r>
+      <w:r>
+        <w:t xml:space="preserve"> : entraînée au taux 1e-3, elle explosait au premier pas (perte 0,13 → 10 216, échelle fp16 → 2).</w:t>
+      </w:r>
+    </w:p>
+    <w:p>
+      <w:pPr>
+        <w:spacing w:after="100"/>
+        <w:ind w:left="360" w:hanging="360"/>
+      </w:pPr>
+      <w:r>
+        <w:t xml:space="preserve">6. </w:t>
+      </w:r>
+      <w:r>
+        <w:rPr>
+          <w:b/>
+          <w:bCs/>
+        </w:rPr>
+        <w:t xml:space="preserve">Conditions d’arrêt</w:t>
+      </w:r>
+      <w:r>
+        <w:t xml:space="preserve"> dans le pilote (</w:t>
+      </w:r>
+      <w:r>
+        <w:rPr>
+          <w:rFonts w:ascii="Consolas" w:cs="Consolas" w:eastAsia="Consolas" w:hAnsi="Consolas"/>
+          <w:color w:val="0E4A40"/>
+        </w:rPr>
+        <w:t xml:space="preserve">GUARD STOP</w:t>
+      </w:r>
+      <w:r>
+        <w:t xml:space="preserve">), et </w:t>
+      </w:r>
+      <w:r>
+        <w:rPr>
+          <w:rFonts w:ascii="Consolas" w:cs="Consolas" w:eastAsia="Consolas" w:hAnsi="Consolas"/>
+          <w:color w:val="0E4A40"/>
+        </w:rPr>
+        <w:t xml:space="preserve">HEAD CHECK PASS</w:t>
+      </w:r>
+      <w:r>
+        <w:t xml:space="preserve"> à la fin (tête identique à son initialisation, somme des poids −0,0800367).</w:t>
+      </w:r>
+    </w:p>
+    <w:p>
+      <w:pPr>
+        <w:spacing w:after="100"/>
+        <w:ind w:left="360" w:hanging="360"/>
+      </w:pPr>
+      <w:r>
+        <w:t xml:space="preserve">7. La perte auxiliaire valait ~0 aux pas 1 à 40 : réel, pas un artefact (l’échantillonneur de LeRobot ne dépend que de la graine et de l’époque, et le démarrage à chaud avait utilisé la graine d’entraînement : </w:t>
+      </w:r>
+      <w:r>
+        <w:rPr>
+          <w:rFonts w:ascii="Consolas" w:cs="Consolas" w:eastAsia="Consolas" w:hAnsi="Consolas"/>
+          <w:color w:val="0E4A40"/>
+        </w:rPr>
+        <w:t xml:space="preserve">scripts/sampler_order.py</w:t>
+      </w:r>
+      <w:r>
+        <w:t xml:space="preserve">) ; négligeable, noté pour un futur Run D.</w:t>
+      </w:r>
+    </w:p>
+    <w:p>
+      <w:pPr>
+        <w:spacing w:after="100"/>
+      </w:pPr>
+      <w:r>
+        <w:t xml:space="preserve">Jeu </w:t>
+      </w:r>
+      <w:r>
+        <w:rPr>
+          <w:rFonts w:ascii="Consolas" w:cs="Consolas" w:eastAsia="Consolas" w:hAnsi="Consolas"/>
+          <w:color w:val="0E4A40"/>
+        </w:rPr>
+        <w:t xml:space="preserve">mycobot_tri_sort_C_s1001_1401.zip</w:t>
+      </w:r>
+      <w:r>
+        <w:t xml:space="preserve"> (1 224 228 796 octets, sha256 </w:t>
+      </w:r>
+      <w:r>
+        <w:rPr>
+          <w:rFonts w:ascii="Consolas" w:cs="Consolas" w:eastAsia="Consolas" w:hAnsi="Consolas"/>
+          <w:color w:val="0E4A40"/>
+        </w:rPr>
+        <w:t xml:space="preserve">0032e46f…a17c05c</w:t>
+      </w:r>
+      <w:r>
+        <w:t xml:space="preserve">) téléversé comme </w:t>
+      </w:r>
+      <w:r>
+        <w:rPr>
+          <w:rFonts w:ascii="Consolas" w:cs="Consolas" w:eastAsia="Consolas" w:hAnsi="Consolas"/>
+          <w:color w:val="0E4A40"/>
+        </w:rPr>
+        <w:t xml:space="preserve">mycobot-tri-sort-c-400</w:t>
+      </w:r>
+      <w:r>
+        <w:t xml:space="preserve"> ; carnet </w:t>
+      </w:r>
+      <w:r>
+        <w:rPr>
+          <w:rFonts w:ascii="Consolas" w:cs="Consolas" w:eastAsia="Consolas" w:hAnsi="Consolas"/>
+          <w:color w:val="0E4A40"/>
+        </w:rPr>
+        <w:t xml:space="preserve">smolvla_tri_sort_runC_aux_10k.ipynb</w:t>
+      </w:r>
+      <w:r>
+        <w:t xml:space="preserve">.</w:t>
+      </w:r>
+    </w:p>
+    <w:p>
+      <w:pPr>
+        <w:pStyle w:val="Heading2"/>
+        <w:spacing w:after="120" w:before="320"/>
+      </w:pPr>
+      <w:r>
+        <w:t xml:space="preserve">53. Run C session 1, son téléchargement, et le correctif des poids gardés, 25–27/10/2026</w:t>
+      </w:r>
+    </w:p>
+    <w:p>
+      <w:pPr>
+        <w:spacing w:after="100"/>
+      </w:pPr>
+      <w:r>
+        <w:rPr>
+          <w:i/>
+          <w:iCs/>
+          <w:color w:val="4B5B57"/>
+        </w:rPr>
+        <w:t xml:space="preserve">5 249 des 10 000 pas en une session Kaggle.</w:t>
+      </w:r>
+    </w:p>
+    <w:p>
+      <w:pPr>
+        <w:spacing w:after="100"/>
+      </w:pPr>
+      <w:r>
+        <w:t xml:space="preserve">La session 1 a duré 37 042 s et s’est arrêtée à sa limite de temps au pas 5 249 ; point de reprise </w:t>
+      </w:r>
+      <w:r>
+        <w:rPr>
+          <w:rFonts w:ascii="Consolas" w:cs="Consolas" w:eastAsia="Consolas" w:hAnsi="Consolas"/>
+          <w:color w:val="0E4A40"/>
+        </w:rPr>
+        <w:t xml:space="preserve">run/checkpoints/005000</w:t>
+      </w:r>
+      <w:r>
+        <w:t xml:space="preserve">. Aucune condition d’arrêt (0 mise à jour sautée sur les pas 1 à 100, 4 sur la session, échelle fp16 finale 16 384), tête identique aux 10 points de contrôle, </w:t>
+      </w:r>
+      <w:r>
+        <w:rPr>
+          <w:rFonts w:ascii="Consolas" w:cs="Consolas" w:eastAsia="Consolas" w:hAnsi="Consolas"/>
+          <w:color w:val="0E4A40"/>
+        </w:rPr>
+        <w:t xml:space="preserve">HEAD CHECK PASS</w:t>
+      </w:r>
+      <w:r>
+        <w:t xml:space="preserve">. Perte d’action 2,29 → 0,057, perte auxiliaire 0,138 → 0,002, 7,0 s par pas, 13,5 Go.</w:t>
+      </w:r>
+    </w:p>
+    <w:p>
+      <w:pPr>
+        <w:spacing w:after="100"/>
+      </w:pPr>
+      <w:r>
+        <w:rPr>
+          <w:b/>
+          <w:bCs/>
+        </w:rPr>
+        <w:t xml:space="preserve">Téléchargement pour le contrôle de mi-parcours</w:t>
+      </w:r>
+      <w:r>
+        <w:t xml:space="preserve"> (portable, CLI Kaggle ; seulement ce qu’il faut au contrôle — </w:t>
+      </w:r>
+      <w:r>
+        <w:rPr>
+          <w:rFonts w:ascii="Consolas" w:cs="Consolas" w:eastAsia="Consolas" w:hAnsi="Consolas"/>
+          <w:color w:val="0E4A40"/>
+        </w:rPr>
+        <w:t xml:space="preserve">training_state/</w:t>
+      </w:r>
+      <w:r>
+        <w:t xml:space="preserve"> reste sur Kaggle, la session 2 le lit dans la sortie attachée) :</w:t>
+      </w:r>
+    </w:p>
+    <w:p>
+      <w:pPr>
+        <w:shd w:fill="10201D" w:val="clear"/>
+        <w:spacing w:after="0"/>
+      </w:pPr>
+      <w:r>
+        <w:rPr>
+          <w:rFonts w:ascii="Consolas" w:cs="Consolas" w:eastAsia="Consolas" w:hAnsi="Consolas"/>
+          <w:color w:val="D9EDE8"/>
+          <w:sz w:val="17"/>
+          <w:szCs w:val="17"/>
+        </w:rPr>
+        <w:t xml:space="preserve">mkdir -p ~/.kaggle &amp;&amp; cp /mnt/c/Users/&lt;utilisateur&gt;/Downloads/kaggle.json ~/.kaggle/ &amp;&amp; chmod 600 ~/.kaggle/kaggle.json</w:t>
+      </w:r>
+    </w:p>
+    <w:p>
+      <w:pPr>
+        <w:shd w:fill="10201D" w:val="clear"/>
+        <w:spacing w:after="0"/>
+      </w:pPr>
+      <w:r>
+        <w:rPr>
+          <w:rFonts w:ascii="Consolas" w:cs="Consolas" w:eastAsia="Consolas" w:hAnsi="Consolas"/>
+          <w:color w:val="D9EDE8"/>
+          <w:sz w:val="17"/>
+          <w:szCs w:val="17"/>
+        </w:rPr>
+        <w:t xml:space="preserve">kaggle kernels output citdemond/molvla-tri-sort-runc-aux-10k -p /mnt/c/Users/&lt;utilisateur&gt;/Downloads/runC_s1   </w:t>
+      </w:r>
+      <w:r>
+        <w:rPr>
+          <w:rFonts w:ascii="Consolas" w:cs="Consolas" w:eastAsia="Consolas" w:hAnsi="Consolas"/>
+          <w:color w:val="7C978F"/>
+          <w:sz w:val="17"/>
+          <w:szCs w:val="17"/>
+        </w:rPr>
+        <w:t xml:space="preserve"># toute la sortie</w:t>
+      </w:r>
+    </w:p>
+    <w:p>
+      <w:pPr>
+        <w:shd w:fill="10201D" w:val="clear"/>
+        <w:spacing w:after="160"/>
+      </w:pPr>
+      <w:r>
+        <w:rPr>
+          <w:rFonts w:ascii="Consolas" w:cs="Consolas" w:eastAsia="Consolas" w:hAnsi="Consolas"/>
+          <w:color w:val="D9EDE8"/>
+          <w:sz w:val="17"/>
+          <w:szCs w:val="17"/>
+        </w:rPr>
+        <w:t xml:space="preserve"/>
+      </w:r>
+      <w:r>
+        <w:rPr>
+          <w:rFonts w:ascii="Consolas" w:cs="Consolas" w:eastAsia="Consolas" w:hAnsi="Consolas"/>
+          <w:color w:val="7C978F"/>
+          <w:sz w:val="17"/>
+          <w:szCs w:val="17"/>
+        </w:rPr>
+        <w:t xml:space="preserve"># puis, dans le conteneur : /workspace/checkpoints/run_C_aux_10k/005000/pretrained_model, sha256 de chaque fichier</w:t>
+      </w:r>
+    </w:p>
+    <w:p>
+      <w:pPr>
+        <w:spacing w:after="100"/>
+      </w:pPr>
+      <w:r>
+        <w:t xml:space="preserve">Sur une connexion instable, le téléchargement de toute la sortie repart de zéro ; les fichiers ont été récupérés un par un avec reprise et contrôle des tailles contre la liste de Kaggle (un utilitaire de travail sur la même API, absent du dépôt).</w:t>
+      </w:r>
+    </w:p>
+    <w:p>
+      <w:pPr>
+        <w:spacing w:after="100"/>
+      </w:pPr>
+      <w:r>
+        <w:rPr>
+          <w:b/>
+          <w:bCs/>
+        </w:rPr>
+        <w:t xml:space="preserve">Pourquoi il n’y avait pas de </w:t>
+      </w:r>
+      <w:r>
+        <w:rPr>
+          <w:rFonts w:ascii="Consolas" w:cs="Consolas" w:eastAsia="Consolas" w:hAnsi="Consolas"/>
+          <w:color w:val="0E4A40"/>
+        </w:rPr>
+        <w:t xml:space="preserve">kept/005000</w:t>
+      </w:r>
+      <w:r>
+        <w:rPr>
+          <w:b/>
+          <w:bCs/>
+        </w:rPr>
+        <w:t xml:space="preserve">, et le correctif.</w:t>
+      </w:r>
+      <w:r>
+        <w:t xml:space="preserve"> Le pilote ne gardait un multiple de 2 500 qu’au moment de l’élaguer, c’est-à-dire après l’enregistrement du point suivant ; la session 1 s’est arrêtée à 5 249, avant 5 500 : le 5 000 est resté </w:t>
+      </w:r>
+      <w:r>
+        <w:rPr>
+          <w:rFonts w:ascii="Consolas" w:cs="Consolas" w:eastAsia="Consolas" w:hAnsi="Consolas"/>
+          <w:color w:val="0E4A40"/>
+        </w:rPr>
+        <w:t xml:space="preserve">last</w:t>
+      </w:r>
+      <w:r>
+        <w:t xml:space="preserve"> et n’a jamais été gardé — et le </w:t>
+      </w:r>
+      <w:r>
+        <w:rPr>
+          <w:b/>
+          <w:bCs/>
+        </w:rPr>
+        <w:t xml:space="preserve">10 000</w:t>
+      </w:r>
+      <w:r>
+        <w:t xml:space="preserve">, dernier point du Run C, ne l’aurait jamais été non plus. Corrigé dans </w:t>
+      </w:r>
+      <w:r>
+        <w:rPr>
+          <w:rFonts w:ascii="Consolas" w:cs="Consolas" w:eastAsia="Consolas" w:hAnsi="Consolas"/>
+          <w:color w:val="0E4A40"/>
+        </w:rPr>
+        <w:t xml:space="preserve">smolvla_kaggle_driver.py</w:t>
+      </w:r>
+      <w:r>
+        <w:t xml:space="preserve"> (</w:t>
+      </w:r>
+      <w:r>
+        <w:rPr>
+          <w:rFonts w:ascii="Consolas" w:cs="Consolas" w:eastAsia="Consolas" w:hAnsi="Consolas"/>
+          <w:color w:val="0E4A40"/>
+        </w:rPr>
+        <w:t xml:space="preserve">prune_checkpoints</w:t>
+      </w:r>
+      <w:r>
+        <w:t xml:space="preserve">) : les poids d’un multiple de </w:t>
+      </w:r>
+      <w:r>
+        <w:rPr>
+          <w:rFonts w:ascii="Consolas" w:cs="Consolas" w:eastAsia="Consolas" w:hAnsi="Consolas"/>
+          <w:color w:val="0E4A40"/>
+        </w:rPr>
+        <w:t xml:space="preserve">KEEP_EVERY</w:t>
+      </w:r>
+      <w:r>
+        <w:t xml:space="preserve"> sont </w:t>
+      </w:r>
+      <w:r>
+        <w:rPr>
+          <w:b/>
+          <w:bCs/>
+        </w:rPr>
+        <w:t xml:space="preserve">copiés</w:t>
+      </w:r>
+      <w:r>
+        <w:t xml:space="preserve"> dans </w:t>
+      </w:r>
+      <w:r>
+        <w:rPr>
+          <w:rFonts w:ascii="Consolas" w:cs="Consolas" w:eastAsia="Consolas" w:hAnsi="Consolas"/>
+          <w:color w:val="0E4A40"/>
+        </w:rPr>
+        <w:t xml:space="preserve">kept/&lt;pas&gt;/pretrained_model</w:t>
+      </w:r>
+      <w:r>
+        <w:t xml:space="preserve"> dès que ce pas devient </w:t>
+      </w:r>
+      <w:r>
+        <w:rPr>
+          <w:rFonts w:ascii="Consolas" w:cs="Consolas" w:eastAsia="Consolas" w:hAnsi="Consolas"/>
+          <w:color w:val="0E4A40"/>
+        </w:rPr>
+        <w:t xml:space="preserve">last</w:t>
+      </w:r>
+      <w:r>
+        <w:t xml:space="preserve">, par un nom temporaire, si bien qu’une session tuée en pleine copie ne laisse pas de </w:t>
+      </w:r>
+      <w:r>
+        <w:rPr>
+          <w:rFonts w:ascii="Consolas" w:cs="Consolas" w:eastAsia="Consolas" w:hAnsi="Consolas"/>
+          <w:color w:val="0E4A40"/>
+        </w:rPr>
+        <w:t xml:space="preserve">kept/</w:t>
+      </w:r>
+      <w:r>
+        <w:t xml:space="preserve"> partiel. Testé hors GPU sur des dossiers factices : la session 2 donne désormais </w:t>
+      </w:r>
+      <w:r>
+        <w:rPr>
+          <w:rFonts w:ascii="Consolas" w:cs="Consolas" w:eastAsia="Consolas" w:hAnsi="Consolas"/>
+          <w:color w:val="0E4A40"/>
+        </w:rPr>
+        <w:t xml:space="preserve">kept/002500, 005000, 007500, 010000</w:t>
+      </w:r>
+      <w:r>
+        <w:t xml:space="preserve">. Le pilote n’efface que les </w:t>
+      </w:r>
+      <w:r>
+        <w:rPr>
+          <w:rFonts w:ascii="Consolas" w:cs="Consolas" w:eastAsia="Consolas" w:hAnsi="Consolas"/>
+          <w:color w:val="0E4A40"/>
+        </w:rPr>
+        <w:t xml:space="preserve">run/checkpoints/&lt;pas&gt;</w:t>
+      </w:r>
+      <w:r>
+        <w:t xml:space="preserve"> plus anciens, les plus récents à moitié écrits après un arrêt, et </w:t>
+      </w:r>
+      <w:r>
+        <w:rPr>
+          <w:rFonts w:ascii="Consolas" w:cs="Consolas" w:eastAsia="Consolas" w:hAnsi="Consolas"/>
+          <w:color w:val="0E4A40"/>
+        </w:rPr>
+        <w:t xml:space="preserve">run/</w:t>
+      </w:r>
+      <w:r>
+        <w:t xml:space="preserve"> seulement pour un départ à zéro ; jamais </w:t>
+      </w:r>
+      <w:r>
+        <w:rPr>
+          <w:rFonts w:ascii="Consolas" w:cs="Consolas" w:eastAsia="Consolas" w:hAnsi="Consolas"/>
+          <w:color w:val="0E4A40"/>
+        </w:rPr>
+        <w:t xml:space="preserve">kept/</w:t>
+      </w:r>
+      <w:r>
+        <w:t xml:space="preserve">, jamais les entrées. Les sha256 des huit fichiers de </w:t>
+      </w:r>
+      <w:r>
+        <w:rPr>
+          <w:rFonts w:ascii="Consolas" w:cs="Consolas" w:eastAsia="Consolas" w:hAnsi="Consolas"/>
+          <w:color w:val="0E4A40"/>
+        </w:rPr>
+        <w:t xml:space="preserve">run/checkpoints/005000/pretrained_model</w:t>
+      </w:r>
+      <w:r>
+        <w:t xml:space="preserve"> sont dans </w:t>
+      </w:r>
+      <w:r>
+        <w:rPr>
+          <w:rFonts w:ascii="Consolas" w:cs="Consolas" w:eastAsia="Consolas" w:hAnsi="Consolas"/>
+          <w:color w:val="0E4A40"/>
+        </w:rPr>
+        <w:t xml:space="preserve">SESSION_RESUME.md</w:t>
+      </w:r>
+      <w:r>
+        <w:t xml:space="preserve"> (modèle </w:t>
+      </w:r>
+      <w:r>
+        <w:rPr>
+          <w:rFonts w:ascii="Consolas" w:cs="Consolas" w:eastAsia="Consolas" w:hAnsi="Consolas"/>
+          <w:color w:val="0E4A40"/>
+        </w:rPr>
+        <w:t xml:space="preserve">342e4803…f807a</w:t>
+      </w:r>
+      <w:r>
+        <w:t xml:space="preserve">). </w:t>
+      </w:r>
+      <w:r>
+        <w:rPr>
+          <w:b/>
+          <w:bCs/>
+        </w:rPr>
+        <w:t xml:space="preserve">La session 2 doit utiliser le carnet du 27/10.</w:t>
+      </w:r>
+    </w:p>
+    <w:p>
+      <w:pPr>
+        <w:pStyle w:val="Heading2"/>
+        <w:spacing w:after="120" w:before="320"/>
+      </w:pPr>
+      <w:r>
+        <w:t xml:space="preserve">54. Le contrôle de mi-parcours du Run C, et les comparaisons en boucle ouverte, 27/10/2026</w:t>
+      </w:r>
+    </w:p>
+    <w:p>
+      <w:pPr>
+        <w:spacing w:after="100"/>
+      </w:pPr>
+      <w:r>
+        <w:rPr>
+          <w:i/>
+          <w:iCs/>
+          <w:color w:val="4B5B57"/>
+        </w:rPr>
+        <w:t xml:space="preserve">Règle </w:t>
+      </w:r>
+      <w:r>
+        <w:rPr>
+          <w:rFonts w:ascii="Consolas" w:cs="Consolas" w:eastAsia="Consolas" w:hAnsi="Consolas"/>
+          <w:color w:val="0E4A40"/>
+          <w:i/>
+          <w:iCs/>
+          <w:color w:val="4B5B57"/>
+        </w:rPr>
+        <w:t xml:space="preserve">run_c_midway_stop</w:t>
+      </w:r>
+      <w:r>
+        <w:rPr>
+          <w:i/>
+          <w:iCs/>
+          <w:color w:val="4B5B57"/>
+        </w:rPr>
+        <w:t xml:space="preserve"> : continuer seulement si l’encodeur ne localise pas moins bien que smolvla_base et si la politique se sert encore de ses images.</w:t>
+      </w:r>
+    </w:p>
+    <w:p>
+      <w:pPr>
+        <w:spacing w:after="100"/>
+      </w:pPr>
+      <w:r>
+        <w:t xml:space="preserve">CPU du portable, hors ligne, conteneur à 4 CPU / 8 Go, 10:06–14:17. Tout le contrôle est un seul script (conteneur) :</w:t>
+      </w:r>
+    </w:p>
+    <w:p>
+      <w:pPr>
+        <w:shd w:fill="10201D" w:val="clear"/>
+        <w:spacing w:after="0"/>
+      </w:pPr>
+      <w:r>
+        <w:rPr>
+          <w:rFonts w:ascii="Consolas" w:cs="Consolas" w:eastAsia="Consolas" w:hAnsi="Consolas"/>
+          <w:color w:val="D9EDE8"/>
+          <w:sz w:val="17"/>
+          <w:szCs w:val="17"/>
+        </w:rPr>
+        <w:t xml:space="preserve">export OMP_NUM_THREADS=4 MKL_NUM_THREADS=4 HF_HUB_OFFLINE=1 TRANSFORMERS_OFFLINE=1</w:t>
+      </w:r>
+    </w:p>
+    <w:p>
+      <w:pPr>
+        <w:shd w:fill="10201D" w:val="clear"/>
+        <w:spacing w:after="0"/>
+      </w:pPr>
+      <w:r>
+        <w:rPr>
+          <w:rFonts w:ascii="Consolas" w:cs="Consolas" w:eastAsia="Consolas" w:hAnsi="Consolas"/>
+          <w:color w:val="D9EDE8"/>
+          <w:sz w:val="17"/>
+          <w:szCs w:val="17"/>
+        </w:rPr>
+        <w:t xml:space="preserve">O=/workspace/eval/runC_midway; C=/workspace/checkpoints/run_C_aux_10k/005000; PY="/workspace/venv_lerobot/bin/python -W ignore"</w:t>
+      </w:r>
+    </w:p>
+    <w:p>
+      <w:pPr>
+        <w:shd w:fill="10201D" w:val="clear"/>
+        <w:spacing w:after="0"/>
+      </w:pPr>
+      <w:r>
+        <w:rPr>
+          <w:rFonts w:ascii="Consolas" w:cs="Consolas" w:eastAsia="Consolas" w:hAnsi="Consolas"/>
+          <w:color w:val="D9EDE8"/>
+          <w:sz w:val="17"/>
+          <w:szCs w:val="17"/>
+        </w:rPr>
+        <w:t xml:space="preserve">D=/workspace/tri_datasets/local/mycobot_tri_sort_heldout_s091_100; mkdir -p $O/features</w:t>
+      </w:r>
+    </w:p>
+    <w:p>
+      <w:pPr>
+        <w:shd w:fill="10201D" w:val="clear"/>
+        <w:spacing w:after="0"/>
+      </w:pPr>
+      <w:r>
+        <w:rPr>
+          <w:rFonts w:ascii="Consolas" w:cs="Consolas" w:eastAsia="Consolas" w:hAnsi="Consolas"/>
+          <w:color w:val="D9EDE8"/>
+          <w:sz w:val="17"/>
+          <w:szCs w:val="17"/>
+        </w:rPr>
+        <w:t xml:space="preserve">ln -sf /workspace/probe/features/smolvla_base.npz $O/features/smolvla_base.npz</w:t>
+      </w:r>
+    </w:p>
+    <w:p>
+      <w:pPr>
+        <w:shd w:fill="10201D" w:val="clear"/>
+        <w:spacing w:after="0"/>
+      </w:pPr>
+      <w:r>
+        <w:rPr>
+          <w:rFonts w:ascii="Consolas" w:cs="Consolas" w:eastAsia="Consolas" w:hAnsi="Consolas"/>
+          <w:color w:val="D9EDE8"/>
+          <w:sz w:val="17"/>
+          <w:szCs w:val="17"/>
+        </w:rPr>
+        <w:t xml:space="preserve">$PY $S/probe_features.py /workspace/probe/render $O/features/runC_005000.npz --encoder $C --batch 2</w:t>
+      </w:r>
+    </w:p>
+    <w:p>
+      <w:pPr>
+        <w:shd w:fill="10201D" w:val="clear"/>
+        <w:spacing w:after="0"/>
+      </w:pPr>
+      <w:r>
+        <w:rPr>
+          <w:rFonts w:ascii="Consolas" w:cs="Consolas" w:eastAsia="Consolas" w:hAnsi="Consolas"/>
+          <w:color w:val="D9EDE8"/>
+          <w:sz w:val="17"/>
+          <w:szCs w:val="17"/>
+        </w:rPr>
+        <w:t xml:space="preserve">$PY $S/open_loop_check.py $C $D --per-piece 10 --swap-images --out $O/runC_005000_swap.json</w:t>
+      </w:r>
+    </w:p>
+    <w:p>
+      <w:pPr>
+        <w:shd w:fill="10201D" w:val="clear"/>
+        <w:spacing w:after="0"/>
+      </w:pPr>
+      <w:r>
+        <w:rPr>
+          <w:rFonts w:ascii="Consolas" w:cs="Consolas" w:eastAsia="Consolas" w:hAnsi="Consolas"/>
+          <w:color w:val="D9EDE8"/>
+          <w:sz w:val="17"/>
+          <w:szCs w:val="17"/>
+        </w:rPr>
+        <w:t xml:space="preserve">$PY $S/open_loop_check.py $C $D --per-piece 10 --out $O/runC_005000_own.json</w:t>
+      </w:r>
+    </w:p>
+    <w:p>
+      <w:pPr>
+        <w:shd w:fill="10201D" w:val="clear"/>
+        <w:spacing w:after="0"/>
+      </w:pPr>
+      <w:r>
+        <w:rPr>
+          <w:rFonts w:ascii="Consolas" w:cs="Consolas" w:eastAsia="Consolas" w:hAnsi="Consolas"/>
+          <w:color w:val="D9EDE8"/>
+          <w:sz w:val="17"/>
+          <w:szCs w:val="17"/>
+        </w:rPr>
+        <w:t xml:space="preserve">$PY $S/open_loop_compare.py $O/runC_005000_own.json $O/runC_005000_swap.json</w:t>
+      </w:r>
+    </w:p>
+    <w:p>
+      <w:pPr>
+        <w:shd w:fill="10201D" w:val="clear"/>
+        <w:spacing w:after="160"/>
+      </w:pPr>
+      <w:r>
+        <w:rPr>
+          <w:rFonts w:ascii="Consolas" w:cs="Consolas" w:eastAsia="Consolas" w:hAnsi="Consolas"/>
+          <w:color w:val="D9EDE8"/>
+          <w:sz w:val="17"/>
+          <w:szCs w:val="17"/>
+        </w:rPr>
+        <w:t xml:space="preserve">$PY $S/probe_fit.py /workspace/probe/render $O/features $O/probe_result.json --encoders smolvla_base runC_005000 --layers connector</w:t>
+      </w:r>
+    </w:p>
+    <w:p>
+      <w:pPr>
+        <w:pStyle w:val="ListParagraph"/>
+        <w:numPr>
+          <w:ilvl w:val="0"/>
+          <w:numId w:val="1"/>
+        </w:numPr>
+        <w:spacing w:after="100"/>
+      </w:pPr>
+      <w:r>
+        <w:rPr>
+          <w:b/>
+          <w:bCs/>
+        </w:rPr>
+        <w:t xml:space="preserve">Sonde</w:t>
+      </w:r>
+      <w:r>
+        <w:t xml:space="preserve"> : 20,7 / 20,7 / 19,4 mm contre 32,0 / 38,8 / 38,6 pour smolvla_base, intervalles entièrement sous 0 sur les trois caméras.</w:t>
+      </w:r>
+    </w:p>
+    <w:p>
+      <w:pPr>
+        <w:pStyle w:val="ListParagraph"/>
+        <w:numPr>
+          <w:ilvl w:val="0"/>
+          <w:numId w:val="1"/>
+        </w:numPr>
+        <w:spacing w:after="100"/>
+      </w:pPr>
+      <w:r>
+        <w:rPr>
+          <w:b/>
+          <w:bCs/>
+        </w:rPr>
+        <w:t xml:space="preserve">Échange</w:t>
+      </w:r>
+      <w:r>
+        <w:t xml:space="preserve"> : point de saisie +68,3 mm [+25,2 ; +109,0], part « donneur » 42 % → 68 %, +26 % [+3 ; +49] ; les deux bornes basses au-dessus de 0.</w:t>
+      </w:r>
+    </w:p>
+    <w:p>
+      <w:pPr>
+        <w:pStyle w:val="ListParagraph"/>
+        <w:numPr>
+          <w:ilvl w:val="0"/>
+          <w:numId w:val="1"/>
+        </w:numPr>
+        <w:spacing w:after="100"/>
+      </w:pPr>
+      <w:r>
+        <w:rPr>
+          <w:b/>
+          <w:bCs/>
+        </w:rPr>
+        <w:t xml:space="preserve">Verdict : continuer</w:t>
+      </w:r>
+      <w:r>
+        <w:t xml:space="preserve"> ; session 2 après la remise à zéro du quota Kaggle du 31/10. La tête figée sur les dispositions de sonde : 19,8 mm avec l’encodeur du Run C (62,6 avec smolvla_base). L’encodeur du Run C passe la règle de validité de la sonde sur les trois caméras (52–57 % mieux que les pixels).</w:t>
+      </w:r>
+    </w:p>
+    <w:p>
+      <w:pPr>
+        <w:spacing w:after="100"/>
+      </w:pPr>
+      <w:r>
+        <w:rPr>
+          <w:b/>
+          <w:bCs/>
+        </w:rPr>
+        <w:t xml:space="preserve">Contrôles complémentaires du même jour.</w:t>
+      </w:r>
+      <w:r>
+        <w:t xml:space="preserve"> Les saisies sur images propres ne s’améliorent pas encore de façon mesurable : Run C 5000 contre Run A 15k −17 mm [−75 ; +26], Run A 20k −11 mm [−78 ; +35], Run B 20k −27 mm [−55 ; +12] ; chaque intervalle contient 0. Contre le </w:t>
+      </w:r>
+      <w:r>
+        <w:rPr>
+          <w:b/>
+          <w:bCs/>
+        </w:rPr>
+        <w:t xml:space="preserve">Run B 5k</w:t>
+      </w:r>
+      <w:r>
+        <w:t xml:space="preserve"> (mêmes données, 150 000 contre 160 000 échantillons) : bout −14,0 mm [−22,8 ; −3,0], articulations −1,57° [−3,59 ; −0,72], pince −0,008 [−0,016 ; −0,003], tous significatifs ; point de saisie −27,9 mm [−97,8 ; +3,6], non. Run C 5000 et Run B 5k sont à des points différents de leurs calendriers de taux (50 % et 25 %).</w:t>
+      </w:r>
+    </w:p>
+    <w:p>
+      <w:pPr>
+        <w:spacing w:after="100"/>
+      </w:pPr>
+      <w:r>
+        <w:rPr>
+          <w:b/>
+          <w:bCs/>
+        </w:rPr>
+        <w:t xml:space="preserve">Amendement du rapport final</w:t>
+      </w:r>
+      <w:r>
+        <w:t xml:space="preserve"> (</w:t>
+      </w:r>
+      <w:r>
+        <w:rPr>
+          <w:rFonts w:ascii="Consolas" w:cs="Consolas" w:eastAsia="Consolas" w:hAnsi="Consolas"/>
+          <w:color w:val="0E4A40"/>
+        </w:rPr>
+        <w:t xml:space="preserve">run_c_final_report</w:t>
+      </w:r>
+      <w:r>
+        <w:t xml:space="preserve">, fixé le 27/10, avant qu’existe un point au-delà de 5 000) : les saisies sont jugées sur un jeu en boucle ouverte centré sur la saisie, </w:t>
+      </w:r>
+      <w:r>
+        <w:rPr>
+          <w:rFonts w:ascii="Consolas" w:cs="Consolas" w:eastAsia="Consolas" w:hAnsi="Consolas"/>
+          <w:color w:val="0E4A40"/>
+        </w:rPr>
+        <w:t xml:space="preserve">open_loop_check.py --before-close 30 25 20 15 10</w:t>
+      </w:r>
+      <w:r>
+        <w:t xml:space="preserve"> (5 départs par épisode réservé, 30 à 10 images avant la fermeture enregistrée, 200 segments), Run C 10 000 contre Run B 20k et Run B 10k (échantillons égaux) ; « une meilleure localisation a donné de meilleures saisies » seulement si l’intervalle du point de saisie est entièrement sous 0, si au moins 100 segments sur 200 sont appariés, et si le Run C ne ferme pas dans moins de segments que le Run B moins 10.</w:t>
+      </w:r>
+    </w:p>
+    <w:p>
+      <w:pPr>
+        <w:pStyle w:val="Heading2"/>
+        <w:spacing w:after="120" w:before="320"/>
+      </w:pPr>
+      <w:r>
+        <w:t xml:space="preserve">55. Run B 20k dans Gazebo, au format de l’article, 27–28/10/2026</w:t>
+      </w:r>
+    </w:p>
+    <w:p>
+      <w:pPr>
+        <w:spacing w:after="100"/>
+      </w:pPr>
+      <w:r>
+        <w:rPr>
+          <w:i/>
+          <w:iCs/>
+          <w:color w:val="4B5B57"/>
+        </w:rPr>
+        <w:t xml:space="preserve">Saisie, dépose et dépose après saisie, en et hors distribution, 50 graines.</w:t>
+      </w:r>
+    </w:p>
+    <w:p>
+      <w:pPr>
+        <w:spacing w:after="100"/>
+      </w:pPr>
+      <w:r>
+        <w:t xml:space="preserve">Accord du propriétaire, exécution hors ligne sous </w:t>
+      </w:r>
+      <w:r>
+        <w:rPr>
+          <w:rFonts w:ascii="Consolas" w:cs="Consolas" w:eastAsia="Consolas" w:hAnsi="Consolas"/>
+          <w:color w:val="0E4A40"/>
+        </w:rPr>
+        <w:t xml:space="preserve">reap_children.py</w:t>
+      </w:r>
+      <w:r>
+        <w:t xml:space="preserve">, 27/10 16:20 → 28/10 05:16, tous rc 0. Le script du lot (conteneur), dont chaque ligne peut être lancée à la main :</w:t>
+      </w:r>
+    </w:p>
+    <w:p>
+      <w:pPr>
+        <w:shd w:fill="10201D" w:val="clear"/>
+        <w:spacing w:after="0"/>
+      </w:pPr>
+      <w:r>
+        <w:rPr>
+          <w:rFonts w:ascii="Consolas" w:cs="Consolas" w:eastAsia="Consolas" w:hAnsi="Consolas"/>
+          <w:color w:val="D9EDE8"/>
+          <w:sz w:val="17"/>
+          <w:szCs w:val="17"/>
+        </w:rPr>
+        <w:t xml:space="preserve">export OMP_NUM_THREADS=4 MKL_NUM_THREADS=4 HF_HUB_OFFLINE=1 TRANSFORMERS_OFFLINE=1</w:t>
+      </w:r>
+    </w:p>
+    <w:p>
+      <w:pPr>
+        <w:shd w:fill="10201D" w:val="clear"/>
+        <w:spacing w:after="0"/>
+      </w:pPr>
+      <w:r>
+        <w:rPr>
+          <w:rFonts w:ascii="Consolas" w:cs="Consolas" w:eastAsia="Consolas" w:hAnsi="Consolas"/>
+          <w:color w:val="D9EDE8"/>
+          <w:sz w:val="17"/>
+          <w:szCs w:val="17"/>
+        </w:rPr>
+        <w:t xml:space="preserve">O=/workspace/eval/runB_paper; C=/workspace/checkpoints/run_B_frozen_20k/020000</w:t>
+      </w:r>
+    </w:p>
+    <w:p>
+      <w:pPr>
+        <w:shd w:fill="10201D" w:val="clear"/>
+        <w:spacing w:after="0"/>
+      </w:pPr>
+      <w:r>
+        <w:rPr>
+          <w:rFonts w:ascii="Consolas" w:cs="Consolas" w:eastAsia="Consolas" w:hAnsi="Consolas"/>
+          <w:color w:val="D9EDE8"/>
+          <w:sz w:val="17"/>
+          <w:szCs w:val="17"/>
+        </w:rPr>
+        <w:t xml:space="preserve">DS=/workspace/tri_datasets/local/mycobot_tri_sort_B_s1001_1401</w:t>
+      </w:r>
+    </w:p>
+    <w:p>
+      <w:pPr>
+        <w:shd w:fill="10201D" w:val="clear"/>
+        <w:spacing w:after="0"/>
+      </w:pPr>
+      <w:r>
+        <w:rPr>
+          <w:rFonts w:ascii="Consolas" w:cs="Consolas" w:eastAsia="Consolas" w:hAnsi="Consolas"/>
+          <w:color w:val="D9EDE8"/>
+          <w:sz w:val="17"/>
+          <w:szCs w:val="17"/>
+        </w:rPr>
+        <w:t xml:space="preserve">one() { d=$O/$1_s$(printf %04d $2); env ${4:-} timeout $3 bash $S/eval_tri_seed.sh $C $2 $d &gt; $d.out 2&gt;&amp;1</w:t>
+      </w:r>
+    </w:p>
+    <w:p>
+      <w:pPr>
+        <w:shd w:fill="10201D" w:val="clear"/>
+        <w:spacing w:after="0"/>
+      </w:pPr>
+      <w:r>
+        <w:rPr>
+          <w:rFonts w:ascii="Consolas" w:cs="Consolas" w:eastAsia="Consolas" w:hAnsi="Consolas"/>
+          <w:color w:val="D9EDE8"/>
+          <w:sz w:val="17"/>
+          <w:szCs w:val="17"/>
+        </w:rPr>
+        <w:t xml:space="preserve">        /workspace/venv_lerobot/bin/python -W ignore $S/failure_modes.py $d $DS &gt; $d.modes.log 2&gt;&amp;1; }</w:t>
+      </w:r>
+    </w:p>
+    <w:p>
+      <w:pPr>
+        <w:shd w:fill="10201D" w:val="clear"/>
+        <w:spacing w:after="0"/>
+      </w:pPr>
+      <w:r>
+        <w:rPr>
+          <w:rFonts w:ascii="Consolas" w:cs="Consolas" w:eastAsia="Consolas" w:hAnsi="Consolas"/>
+          <w:color w:val="D9EDE8"/>
+          <w:sz w:val="17"/>
+          <w:szCs w:val="17"/>
+        </w:rPr>
+        <w:t xml:space="preserve">one id 1001 45m PREPLACE=1</w:t>
+      </w:r>
+    </w:p>
+    <w:p>
+      <w:pPr>
+        <w:shd w:fill="10201D" w:val="clear"/>
+        <w:spacing w:after="0"/>
+      </w:pPr>
+      <w:r>
+        <w:rPr>
+          <w:rFonts w:ascii="Consolas" w:cs="Consolas" w:eastAsia="Consolas" w:hAnsi="Consolas"/>
+          <w:color w:val="D9EDE8"/>
+          <w:sz w:val="17"/>
+          <w:szCs w:val="17"/>
+        </w:rPr>
+        <w:t xml:space="preserve">for s in $(seq 11 20); do one ood $s 120m; done                </w:t>
+      </w:r>
+      <w:r>
+        <w:rPr>
+          <w:rFonts w:ascii="Consolas" w:cs="Consolas" w:eastAsia="Consolas" w:hAnsi="Consolas"/>
+          <w:color w:val="7C978F"/>
+          <w:sz w:val="17"/>
+          <w:szCs w:val="17"/>
+        </w:rPr>
+        <w:t xml:space="preserve"># hors distribution : 4 pièces, départ en pose d’observation</w:t>
+      </w:r>
+    </w:p>
+    <w:p>
+      <w:pPr>
+        <w:shd w:fill="10201D" w:val="clear"/>
+        <w:spacing w:after="0"/>
+      </w:pPr>
+      <w:r>
+        <w:rPr>
+          <w:rFonts w:ascii="Consolas" w:cs="Consolas" w:eastAsia="Consolas" w:hAnsi="Consolas"/>
+          <w:color w:val="D9EDE8"/>
+          <w:sz w:val="17"/>
+          <w:szCs w:val="17"/>
+        </w:rPr>
+        <w:t xml:space="preserve">for s in $(seq 1002 1040); do one id $s 45m PREPLACE=1; done  </w:t>
+      </w:r>
+      <w:r>
+        <w:rPr>
+          <w:rFonts w:ascii="Consolas" w:cs="Consolas" w:eastAsia="Consolas" w:hAnsi="Consolas"/>
+          <w:color w:val="7C978F"/>
+          <w:sz w:val="17"/>
+          <w:szCs w:val="17"/>
+        </w:rPr>
+        <w:t xml:space="preserve"># en distribution : la cible enregistrée, comme enregistrée</w:t>
+      </w:r>
+    </w:p>
+    <w:p>
+      <w:pPr>
+        <w:shd w:fill="10201D" w:val="clear"/>
+        <w:spacing w:after="160"/>
+      </w:pPr>
+      <w:r>
+        <w:rPr>
+          <w:rFonts w:ascii="Consolas" w:cs="Consolas" w:eastAsia="Consolas" w:hAnsi="Consolas"/>
+          <w:color w:val="D9EDE8"/>
+          <w:sz w:val="17"/>
+          <w:szCs w:val="17"/>
+        </w:rPr>
+        <w:t xml:space="preserve">python3 $S/paper_table.py $O --out $O/paper_table.json</w:t>
+      </w:r>
+    </w:p>
+    <w:p>
+      <w:pPr>
+        <w:spacing w:after="100"/>
+      </w:pPr>
+      <w:r>
+        <w:rPr>
+          <w:rFonts w:ascii="Consolas" w:cs="Consolas" w:eastAsia="Consolas" w:hAnsi="Consolas"/>
+          <w:color w:val="0E4A40"/>
+        </w:rPr>
+        <w:t xml:space="preserve">PREPLACE=1</w:t>
+      </w:r>
+      <w:r>
+        <w:t xml:space="preserve"> rejoue le pré-placement déterministe de l’enregistrement et le vérifie contre son </w:t>
+      </w:r>
+      <w:r>
+        <w:rPr>
+          <w:rFonts w:ascii="Consolas" w:cs="Consolas" w:eastAsia="Consolas" w:hAnsi="Consolas"/>
+          <w:color w:val="0E4A40"/>
+        </w:rPr>
+        <w:t xml:space="preserve">preplaced.json</w:t>
+      </w:r>
+      <w:r>
+        <w:t xml:space="preserve"> (graine 1001 : même placement à 0,0 mm). Notation par la vérité terrain de Gazebo, jamais vue par la politique : saisie au-dessus de 6 cm, déposée à moins de 47 mm du centre de son bac, dépose après saisie = déposées / saisies.</w:t>
+      </w:r>
+    </w:p>
+    <w:tbl>
+      <w:tblPr>
+        <w:tblW w:type="pct" w:w="100%"/>
+        <w:tblBorders>
+          <w:top w:val="single" w:color="auto" w:sz="4"/>
+          <w:left w:val="single" w:color="auto" w:sz="4"/>
+          <w:bottom w:val="single" w:color="auto" w:sz="4"/>
+          <w:right w:val="single" w:color="auto" w:sz="4"/>
+          <w:insideH w:val="single" w:color="auto" w:sz="4"/>
+          <w:insideV w:val="single" w:color="auto" w:sz="4"/>
+        </w:tblBorders>
+      </w:tblPr>
+      <w:tblGrid>
+        <w:gridCol w:w="100"/>
+        <w:gridCol w:w="100"/>
+        <w:gridCol w:w="100"/>
+        <w:gridCol w:w="100"/>
+      </w:tblGrid>
+      <w:tr>
+        <w:trPr>
+          <w:tblHeader/>
+        </w:trPr>
+        <w:tc>
+          <w:tcPr>
+            <w:tcW w:type="pct" w:w="25%"/>
+            <w:shd w:fill="DEE3E0" w:val="clear"/>
+            <w:tcMar>
+              <w:top w:type="dxa" w:w="80"/>
+              <w:left w:type="dxa" w:w="100"/>
+              <w:bottom w:type="dxa" w:w="80"/>
+              <w:right w:type="dxa" w:w="100"/>
+            </w:tcMar>
+          </w:tcPr>
+          <w:p>
+            <w:r/>
+          </w:p>
+        </w:tc>
+        <w:tc>
+          <w:tcPr>
+            <w:tcW w:type="pct" w:w="25%"/>
+            <w:shd w:fill="DEE3E0" w:val="clear"/>
+            <w:tcMar>
+              <w:top w:type="dxa" w:w="80"/>
+              <w:left w:type="dxa" w:w="100"/>
+              <w:bottom w:type="dxa" w:w="80"/>
+              <w:right w:type="dxa" w:w="100"/>
+            </w:tcMar>
+          </w:tcPr>
+          <w:p>
+            <w:r>
+              <w:rPr>
+                <w:b/>
+                <w:bCs/>
+                <w:sz w:val="18"/>
+                <w:szCs w:val="18"/>
+              </w:rPr>
+              <w:t xml:space="preserve">Article</w:t>
+            </w:r>
+          </w:p>
+        </w:tc>
+        <w:tc>
+          <w:tcPr>
+            <w:tcW w:type="pct" w:w="25%"/>
+            <w:shd w:fill="DEE3E0" w:val="clear"/>
+            <w:tcMar>
+              <w:top w:type="dxa" w:w="80"/>
+              <w:left w:type="dxa" w:w="100"/>
+              <w:bottom w:type="dxa" w:w="80"/>
+              <w:right w:type="dxa" w:w="100"/>
+            </w:tcMar>
+          </w:tcPr>
+          <w:p>
+            <w:r>
+              <w:rPr>
+                <w:b/>
+                <w:bCs/>
+                <w:sz w:val="18"/>
+                <w:szCs w:val="18"/>
+              </w:rPr>
+              <w:t xml:space="preserve">Modèle du 13/10</w:t>
+            </w:r>
+          </w:p>
+        </w:tc>
+        <w:tc>
+          <w:tcPr>
+            <w:tcW w:type="pct" w:w="25%"/>
+            <w:shd w:fill="DEE3E0" w:val="clear"/>
+            <w:tcMar>
+              <w:top w:type="dxa" w:w="80"/>
+              <w:left w:type="dxa" w:w="100"/>
+              <w:bottom w:type="dxa" w:w="80"/>
+              <w:right w:type="dxa" w:w="100"/>
+            </w:tcMar>
+          </w:tcPr>
+          <w:p>
+            <w:r>
+              <w:rPr>
+                <w:b/>
+                <w:bCs/>
+                <w:sz w:val="18"/>
+                <w:szCs w:val="18"/>
+              </w:rPr>
+              <w:t xml:space="preserve">Run B 20k</w:t>
+            </w:r>
+          </w:p>
+        </w:tc>
+      </w:tr>
+      <w:tr>
+        <w:tc>
+          <w:tcPr>
+            <w:tcW w:type="pct" w:w="25%"/>
+            <w:tcMar>
+              <w:top w:type="dxa" w:w="80"/>
+              <w:left w:type="dxa" w:w="100"/>
+              <w:bottom w:type="dxa" w:w="80"/>
+              <w:right w:type="dxa" w:w="100"/>
+            </w:tcMar>
+          </w:tcPr>
+          <w:p>
+            <w:r>
+              <w:rPr>
+                <w:sz w:val="19"/>
+                <w:szCs w:val="19"/>
+              </w:rPr>
+              <w:t xml:space="preserve">En distribution : saisie</w:t>
+            </w:r>
+          </w:p>
+        </w:tc>
+        <w:tc>
+          <w:tcPr>
+            <w:tcW w:type="pct" w:w="25%"/>
+            <w:tcMar>
+              <w:top w:type="dxa" w:w="80"/>
+              <w:left w:type="dxa" w:w="100"/>
+              <w:bottom w:type="dxa" w:w="80"/>
+              <w:right w:type="dxa" w:w="100"/>
+            </w:tcMar>
+          </w:tcPr>
+          <w:p>
+            <w:r>
+              <w:rPr>
+                <w:sz w:val="19"/>
+                <w:szCs w:val="19"/>
+              </w:rPr>
+              <w:t xml:space="preserve">78,3 %</w:t>
+            </w:r>
+          </w:p>
+        </w:tc>
+        <w:tc>
+          <w:tcPr>
+            <w:tcW w:type="pct" w:w="25%"/>
+            <w:tcMar>
+              <w:top w:type="dxa" w:w="80"/>
+              <w:left w:type="dxa" w:w="100"/>
+              <w:bottom w:type="dxa" w:w="80"/>
+              <w:right w:type="dxa" w:w="100"/>
+            </w:tcMar>
+          </w:tcPr>
+          <w:p>
+            <w:r>
+              <w:rPr>
+                <w:sz w:val="19"/>
+                <w:szCs w:val="19"/>
+              </w:rPr>
+              <w:t xml:space="preserve">28/40 = 70,0 %</w:t>
+            </w:r>
+          </w:p>
+        </w:tc>
+        <w:tc>
+          <w:tcPr>
+            <w:tcW w:type="pct" w:w="25%"/>
+            <w:tcMar>
+              <w:top w:type="dxa" w:w="80"/>
+              <w:left w:type="dxa" w:w="100"/>
+              <w:bottom w:type="dxa" w:w="80"/>
+              <w:right w:type="dxa" w:w="100"/>
+            </w:tcMar>
+          </w:tcPr>
+          <w:p>
+            <w:r>
+              <w:rPr>
+                <w:sz w:val="19"/>
+                <w:szCs w:val="19"/>
+              </w:rPr>
+              <w:t xml:space="preserve">23/40 = 57,5 % [42,2 ; 71,5]</w:t>
+            </w:r>
+          </w:p>
+        </w:tc>
+      </w:tr>
+      <w:tr>
+        <w:tc>
+          <w:tcPr>
+            <w:tcW w:type="pct" w:w="25%"/>
+            <w:tcMar>
+              <w:top w:type="dxa" w:w="80"/>
+              <w:left w:type="dxa" w:w="100"/>
+              <w:bottom w:type="dxa" w:w="80"/>
+              <w:right w:type="dxa" w:w="100"/>
+            </w:tcMar>
+          </w:tcPr>
+          <w:p>
+            <w:r>
+              <w:rPr>
+                <w:sz w:val="19"/>
+                <w:szCs w:val="19"/>
+              </w:rPr>
+              <w:t xml:space="preserve">En distribution : dépose</w:t>
+            </w:r>
+          </w:p>
+        </w:tc>
+        <w:tc>
+          <w:tcPr>
+            <w:tcW w:type="pct" w:w="25%"/>
+            <w:tcMar>
+              <w:top w:type="dxa" w:w="80"/>
+              <w:left w:type="dxa" w:w="100"/>
+              <w:bottom w:type="dxa" w:w="80"/>
+              <w:right w:type="dxa" w:w="100"/>
+            </w:tcMar>
+          </w:tcPr>
+          <w:p>
+            <w:r>
+              <w:rPr>
+                <w:sz w:val="19"/>
+                <w:szCs w:val="19"/>
+              </w:rPr>
+              <w:t xml:space="preserve">72,5 %</w:t>
+            </w:r>
+          </w:p>
+        </w:tc>
+        <w:tc>
+          <w:tcPr>
+            <w:tcW w:type="pct" w:w="25%"/>
+            <w:tcMar>
+              <w:top w:type="dxa" w:w="80"/>
+              <w:left w:type="dxa" w:w="100"/>
+              <w:bottom w:type="dxa" w:w="80"/>
+              <w:right w:type="dxa" w:w="100"/>
+            </w:tcMar>
+          </w:tcPr>
+          <w:p>
+            <w:r>
+              <w:rPr>
+                <w:sz w:val="19"/>
+                <w:szCs w:val="19"/>
+              </w:rPr>
+              <w:t xml:space="preserve">28/40 = 70,0 %</w:t>
+            </w:r>
+          </w:p>
+        </w:tc>
+        <w:tc>
+          <w:tcPr>
+            <w:tcW w:type="pct" w:w="25%"/>
+            <w:tcMar>
+              <w:top w:type="dxa" w:w="80"/>
+              <w:left w:type="dxa" w:w="100"/>
+              <w:bottom w:type="dxa" w:w="80"/>
+              <w:right w:type="dxa" w:w="100"/>
+            </w:tcMar>
+          </w:tcPr>
+          <w:p>
+            <w:r>
+              <w:rPr>
+                <w:sz w:val="19"/>
+                <w:szCs w:val="19"/>
+              </w:rPr>
+              <w:t xml:space="preserve">22/40 = 55,0 % [39,8 ; 69,3]</w:t>
+            </w:r>
+          </w:p>
+        </w:tc>
+      </w:tr>
+      <w:tr>
+        <w:tc>
+          <w:tcPr>
+            <w:tcW w:type="pct" w:w="25%"/>
+            <w:tcMar>
+              <w:top w:type="dxa" w:w="80"/>
+              <w:left w:type="dxa" w:w="100"/>
+              <w:bottom w:type="dxa" w:w="80"/>
+              <w:right w:type="dxa" w:w="100"/>
+            </w:tcMar>
+          </w:tcPr>
+          <w:p>
+            <w:r>
+              <w:rPr>
+                <w:sz w:val="19"/>
+                <w:szCs w:val="19"/>
+              </w:rPr>
+              <w:t xml:space="preserve">En distribution : dépose après saisie</w:t>
+            </w:r>
+          </w:p>
+        </w:tc>
+        <w:tc>
+          <w:tcPr>
+            <w:tcW w:type="pct" w:w="25%"/>
+            <w:tcMar>
+              <w:top w:type="dxa" w:w="80"/>
+              <w:left w:type="dxa" w:w="100"/>
+              <w:bottom w:type="dxa" w:w="80"/>
+              <w:right w:type="dxa" w:w="100"/>
+            </w:tcMar>
+          </w:tcPr>
+          <w:p>
+            <w:r>
+              <w:rPr>
+                <w:sz w:val="19"/>
+                <w:szCs w:val="19"/>
+              </w:rPr>
+              <w:t xml:space="preserve">92,5 %</w:t>
+            </w:r>
+          </w:p>
+        </w:tc>
+        <w:tc>
+          <w:tcPr>
+            <w:tcW w:type="pct" w:w="25%"/>
+            <w:tcMar>
+              <w:top w:type="dxa" w:w="80"/>
+              <w:left w:type="dxa" w:w="100"/>
+              <w:bottom w:type="dxa" w:w="80"/>
+              <w:right w:type="dxa" w:w="100"/>
+            </w:tcMar>
+          </w:tcPr>
+          <w:p>
+            <w:r>
+              <w:rPr>
+                <w:sz w:val="19"/>
+                <w:szCs w:val="19"/>
+              </w:rPr>
+              <w:t xml:space="preserve">28/28 = 100 %</w:t>
+            </w:r>
+          </w:p>
+        </w:tc>
+        <w:tc>
+          <w:tcPr>
+            <w:tcW w:type="pct" w:w="25%"/>
+            <w:tcMar>
+              <w:top w:type="dxa" w:w="80"/>
+              <w:left w:type="dxa" w:w="100"/>
+              <w:bottom w:type="dxa" w:w="80"/>
+              <w:right w:type="dxa" w:w="100"/>
+            </w:tcMar>
+          </w:tcPr>
+          <w:p>
+            <w:r>
+              <w:rPr>
+                <w:sz w:val="19"/>
+                <w:szCs w:val="19"/>
+              </w:rPr>
+              <w:t xml:space="preserve">22/23 = 95,7 % [79,0 ; 99,2]</w:t>
+            </w:r>
+          </w:p>
+        </w:tc>
+      </w:tr>
+      <w:tr>
+        <w:tc>
+          <w:tcPr>
+            <w:tcW w:type="pct" w:w="25%"/>
+            <w:tcMar>
+              <w:top w:type="dxa" w:w="80"/>
+              <w:left w:type="dxa" w:w="100"/>
+              <w:bottom w:type="dxa" w:w="80"/>
+              <w:right w:type="dxa" w:w="100"/>
+            </w:tcMar>
+          </w:tcPr>
+          <w:p>
+            <w:r>
+              <w:rPr>
+                <w:sz w:val="19"/>
+                <w:szCs w:val="19"/>
+              </w:rPr>
+              <w:t xml:space="preserve">Hors distribution : saisie</w:t>
+            </w:r>
+          </w:p>
+        </w:tc>
+        <w:tc>
+          <w:tcPr>
+            <w:tcW w:type="pct" w:w="25%"/>
+            <w:tcMar>
+              <w:top w:type="dxa" w:w="80"/>
+              <w:left w:type="dxa" w:w="100"/>
+              <w:bottom w:type="dxa" w:w="80"/>
+              <w:right w:type="dxa" w:w="100"/>
+            </w:tcMar>
+          </w:tcPr>
+          <w:p>
+            <w:r>
+              <w:rPr>
+                <w:sz w:val="19"/>
+                <w:szCs w:val="19"/>
+              </w:rPr>
+              <w:t xml:space="preserve">76,6 %</w:t>
+            </w:r>
+          </w:p>
+        </w:tc>
+        <w:tc>
+          <w:tcPr>
+            <w:tcW w:type="pct" w:w="25%"/>
+            <w:tcMar>
+              <w:top w:type="dxa" w:w="80"/>
+              <w:left w:type="dxa" w:w="100"/>
+              <w:bottom w:type="dxa" w:w="80"/>
+              <w:right w:type="dxa" w:w="100"/>
+            </w:tcMar>
+          </w:tcPr>
+          <w:p>
+            <w:r>
+              <w:rPr>
+                <w:sz w:val="19"/>
+                <w:szCs w:val="19"/>
+              </w:rPr>
+              <w:t xml:space="preserve">1/40 = 2,5 %</w:t>
+            </w:r>
+          </w:p>
+        </w:tc>
+        <w:tc>
+          <w:tcPr>
+            <w:tcW w:type="pct" w:w="25%"/>
+            <w:tcMar>
+              <w:top w:type="dxa" w:w="80"/>
+              <w:left w:type="dxa" w:w="100"/>
+              <w:bottom w:type="dxa" w:w="80"/>
+              <w:right w:type="dxa" w:w="100"/>
+            </w:tcMar>
+          </w:tcPr>
+          <w:p>
+            <w:r>
+              <w:rPr>
+                <w:sz w:val="19"/>
+                <w:szCs w:val="19"/>
+              </w:rPr>
+              <w:t xml:space="preserve">2/40 = 5,0 % [1,4 ; 16,5]</w:t>
+            </w:r>
+          </w:p>
+        </w:tc>
+      </w:tr>
+      <w:tr>
+        <w:tc>
+          <w:tcPr>
+            <w:tcW w:type="pct" w:w="25%"/>
+            <w:tcMar>
+              <w:top w:type="dxa" w:w="80"/>
+              <w:left w:type="dxa" w:w="100"/>
+              <w:bottom w:type="dxa" w:w="80"/>
+              <w:right w:type="dxa" w:w="100"/>
+            </w:tcMar>
+          </w:tcPr>
+          <w:p>
+            <w:r>
+              <w:rPr>
+                <w:sz w:val="19"/>
+                <w:szCs w:val="19"/>
+              </w:rPr>
+              <w:t xml:space="preserve">Hors distribution : dépose</w:t>
+            </w:r>
+          </w:p>
+        </w:tc>
+        <w:tc>
+          <w:tcPr>
+            <w:tcW w:type="pct" w:w="25%"/>
+            <w:tcMar>
+              <w:top w:type="dxa" w:w="80"/>
+              <w:left w:type="dxa" w:w="100"/>
+              <w:bottom w:type="dxa" w:w="80"/>
+              <w:right w:type="dxa" w:w="100"/>
+            </w:tcMar>
+          </w:tcPr>
+          <w:p>
+            <w:r>
+              <w:rPr>
+                <w:sz w:val="19"/>
+                <w:szCs w:val="19"/>
+              </w:rPr>
+              <w:t xml:space="preserve">46,9 %</w:t>
+            </w:r>
+          </w:p>
+        </w:tc>
+        <w:tc>
+          <w:tcPr>
+            <w:tcW w:type="pct" w:w="25%"/>
+            <w:tcMar>
+              <w:top w:type="dxa" w:w="80"/>
+              <w:left w:type="dxa" w:w="100"/>
+              <w:bottom w:type="dxa" w:w="80"/>
+              <w:right w:type="dxa" w:w="100"/>
+            </w:tcMar>
+          </w:tcPr>
+          <w:p>
+            <w:r>
+              <w:rPr>
+                <w:sz w:val="19"/>
+                <w:szCs w:val="19"/>
+              </w:rPr>
+              <w:t xml:space="preserve">0/40 = 0 %</w:t>
+            </w:r>
+          </w:p>
+        </w:tc>
+        <w:tc>
+          <w:tcPr>
+            <w:tcW w:type="pct" w:w="25%"/>
+            <w:tcMar>
+              <w:top w:type="dxa" w:w="80"/>
+              <w:left w:type="dxa" w:w="100"/>
+              <w:bottom w:type="dxa" w:w="80"/>
+              <w:right w:type="dxa" w:w="100"/>
+            </w:tcMar>
+          </w:tcPr>
+          <w:p>
+            <w:r>
+              <w:rPr>
+                <w:sz w:val="19"/>
+                <w:szCs w:val="19"/>
+              </w:rPr>
+              <w:t xml:space="preserve">1/40 = 2,5 % [0,4 ; 12,9]</w:t>
+            </w:r>
+          </w:p>
+        </w:tc>
+      </w:tr>
+      <w:tr>
+        <w:tc>
+          <w:tcPr>
+            <w:tcW w:type="pct" w:w="25%"/>
+            <w:tcMar>
+              <w:top w:type="dxa" w:w="80"/>
+              <w:left w:type="dxa" w:w="100"/>
+              <w:bottom w:type="dxa" w:w="80"/>
+              <w:right w:type="dxa" w:w="100"/>
+            </w:tcMar>
+          </w:tcPr>
+          <w:p>
+            <w:r>
+              <w:rPr>
+                <w:sz w:val="19"/>
+                <w:szCs w:val="19"/>
+              </w:rPr>
+              <w:t xml:space="preserve">Hors distribution : dépose après saisie</w:t>
+            </w:r>
+          </w:p>
+        </w:tc>
+        <w:tc>
+          <w:tcPr>
+            <w:tcW w:type="pct" w:w="25%"/>
+            <w:tcMar>
+              <w:top w:type="dxa" w:w="80"/>
+              <w:left w:type="dxa" w:w="100"/>
+              <w:bottom w:type="dxa" w:w="80"/>
+              <w:right w:type="dxa" w:w="100"/>
+            </w:tcMar>
+          </w:tcPr>
+          <w:p>
+            <w:r>
+              <w:rPr>
+                <w:sz w:val="19"/>
+                <w:szCs w:val="19"/>
+              </w:rPr>
+              <w:t xml:space="preserve">61,2 %</w:t>
+            </w:r>
+          </w:p>
+        </w:tc>
+        <w:tc>
+          <w:tcPr>
+            <w:tcW w:type="pct" w:w="25%"/>
+            <w:tcMar>
+              <w:top w:type="dxa" w:w="80"/>
+              <w:left w:type="dxa" w:w="100"/>
+              <w:bottom w:type="dxa" w:w="80"/>
+              <w:right w:type="dxa" w:w="100"/>
+            </w:tcMar>
+          </w:tcPr>
+          <w:p>
+            <w:r>
+              <w:rPr>
+                <w:sz w:val="19"/>
+                <w:szCs w:val="19"/>
+              </w:rPr>
+              <w:t xml:space="preserve">0/1</w:t>
+            </w:r>
+          </w:p>
+        </w:tc>
+        <w:tc>
+          <w:tcPr>
+            <w:tcW w:type="pct" w:w="25%"/>
+            <w:tcMar>
+              <w:top w:type="dxa" w:w="80"/>
+              <w:left w:type="dxa" w:w="100"/>
+              <w:bottom w:type="dxa" w:w="80"/>
+              <w:right w:type="dxa" w:w="100"/>
+            </w:tcMar>
+          </w:tcPr>
+          <w:p>
+            <w:r>
+              <w:rPr>
+                <w:sz w:val="19"/>
+                <w:szCs w:val="19"/>
+              </w:rPr>
+              <w:t xml:space="preserve">1/2</w:t>
+            </w:r>
+          </w:p>
+        </w:tc>
+      </w:tr>
+      <w:tr>
+        <w:tc>
+          <w:tcPr>
+            <w:tcW w:type="pct" w:w="25%"/>
+            <w:tcMar>
+              <w:top w:type="dxa" w:w="80"/>
+              <w:left w:type="dxa" w:w="100"/>
+              <w:bottom w:type="dxa" w:w="80"/>
+              <w:right w:type="dxa" w:w="100"/>
+            </w:tcMar>
+          </w:tcPr>
+          <w:p>
+            <w:r>
+              <w:rPr>
+                <w:sz w:val="19"/>
+                <w:szCs w:val="19"/>
+              </w:rPr>
+              <w:t xml:space="preserve">Ensemble : saisie</w:t>
+            </w:r>
+          </w:p>
+        </w:tc>
+        <w:tc>
+          <w:tcPr>
+            <w:tcW w:type="pct" w:w="25%"/>
+            <w:tcMar>
+              <w:top w:type="dxa" w:w="80"/>
+              <w:left w:type="dxa" w:w="100"/>
+              <w:bottom w:type="dxa" w:w="80"/>
+              <w:right w:type="dxa" w:w="100"/>
+            </w:tcMar>
+          </w:tcPr>
+          <w:p>
+            <w:r>
+              <w:rPr>
+                <w:sz w:val="19"/>
+                <w:szCs w:val="19"/>
+              </w:rPr>
+              <w:t xml:space="preserve">77,7 %</w:t>
+            </w:r>
+          </w:p>
+        </w:tc>
+        <w:tc>
+          <w:tcPr>
+            <w:tcW w:type="pct" w:w="25%"/>
+            <w:tcMar>
+              <w:top w:type="dxa" w:w="80"/>
+              <w:left w:type="dxa" w:w="100"/>
+              <w:bottom w:type="dxa" w:w="80"/>
+              <w:right w:type="dxa" w:w="100"/>
+            </w:tcMar>
+          </w:tcPr>
+          <w:p>
+            <w:r>
+              <w:rPr>
+                <w:sz w:val="19"/>
+                <w:szCs w:val="19"/>
+              </w:rPr>
+              <w:t xml:space="preserve">29/80 = 36,2 %</w:t>
+            </w:r>
+          </w:p>
+        </w:tc>
+        <w:tc>
+          <w:tcPr>
+            <w:tcW w:type="pct" w:w="25%"/>
+            <w:tcMar>
+              <w:top w:type="dxa" w:w="80"/>
+              <w:left w:type="dxa" w:w="100"/>
+              <w:bottom w:type="dxa" w:w="80"/>
+              <w:right w:type="dxa" w:w="100"/>
+            </w:tcMar>
+          </w:tcPr>
+          <w:p>
+            <w:r>
+              <w:rPr>
+                <w:sz w:val="19"/>
+                <w:szCs w:val="19"/>
+              </w:rPr>
+              <w:t xml:space="preserve">25/80 = 31,2 % [22,2 ; 42,1]</w:t>
+            </w:r>
+          </w:p>
+        </w:tc>
+      </w:tr>
+      <w:tr>
+        <w:tc>
+          <w:tcPr>
+            <w:tcW w:type="pct" w:w="25%"/>
+            <w:tcMar>
+              <w:top w:type="dxa" w:w="80"/>
+              <w:left w:type="dxa" w:w="100"/>
+              <w:bottom w:type="dxa" w:w="80"/>
+              <w:right w:type="dxa" w:w="100"/>
+            </w:tcMar>
+          </w:tcPr>
+          <w:p>
+            <w:r>
+              <w:rPr>
+                <w:sz w:val="19"/>
+                <w:szCs w:val="19"/>
+              </w:rPr>
+              <w:t xml:space="preserve">Ensemble : dépose</w:t>
+            </w:r>
+          </w:p>
+        </w:tc>
+        <w:tc>
+          <w:tcPr>
+            <w:tcW w:type="pct" w:w="25%"/>
+            <w:tcMar>
+              <w:top w:type="dxa" w:w="80"/>
+              <w:left w:type="dxa" w:w="100"/>
+              <w:bottom w:type="dxa" w:w="80"/>
+              <w:right w:type="dxa" w:w="100"/>
+            </w:tcMar>
+          </w:tcPr>
+          <w:p>
+            <w:r>
+              <w:rPr>
+                <w:sz w:val="19"/>
+                <w:szCs w:val="19"/>
+              </w:rPr>
+              <w:t xml:space="preserve">63,6 %</w:t>
+            </w:r>
+          </w:p>
+        </w:tc>
+        <w:tc>
+          <w:tcPr>
+            <w:tcW w:type="pct" w:w="25%"/>
+            <w:tcMar>
+              <w:top w:type="dxa" w:w="80"/>
+              <w:left w:type="dxa" w:w="100"/>
+              <w:bottom w:type="dxa" w:w="80"/>
+              <w:right w:type="dxa" w:w="100"/>
+            </w:tcMar>
+          </w:tcPr>
+          <w:p>
+            <w:r>
+              <w:rPr>
+                <w:sz w:val="19"/>
+                <w:szCs w:val="19"/>
+              </w:rPr>
+              <w:t xml:space="preserve">28/80 = 35,0 %</w:t>
+            </w:r>
+          </w:p>
+        </w:tc>
+        <w:tc>
+          <w:tcPr>
+            <w:tcW w:type="pct" w:w="25%"/>
+            <w:tcMar>
+              <w:top w:type="dxa" w:w="80"/>
+              <w:left w:type="dxa" w:w="100"/>
+              <w:bottom w:type="dxa" w:w="80"/>
+              <w:right w:type="dxa" w:w="100"/>
+            </w:tcMar>
+          </w:tcPr>
+          <w:p>
+            <w:r>
+              <w:rPr>
+                <w:sz w:val="19"/>
+                <w:szCs w:val="19"/>
+              </w:rPr>
+              <w:t xml:space="preserve">23/80 = 28,8 % [20,0 ; 39,5]</w:t>
+            </w:r>
+          </w:p>
+        </w:tc>
+      </w:tr>
+      <w:tr>
+        <w:tc>
+          <w:tcPr>
+            <w:tcW w:type="pct" w:w="25%"/>
+            <w:tcMar>
+              <w:top w:type="dxa" w:w="80"/>
+              <w:left w:type="dxa" w:w="100"/>
+              <w:bottom w:type="dxa" w:w="80"/>
+              <w:right w:type="dxa" w:w="100"/>
+            </w:tcMar>
+          </w:tcPr>
+          <w:p>
+            <w:r>
+              <w:rPr>
+                <w:sz w:val="19"/>
+                <w:szCs w:val="19"/>
+              </w:rPr>
+              <w:t xml:space="preserve">Ensemble : dépose après saisie</w:t>
+            </w:r>
+          </w:p>
+        </w:tc>
+        <w:tc>
+          <w:tcPr>
+            <w:tcW w:type="pct" w:w="25%"/>
+            <w:tcMar>
+              <w:top w:type="dxa" w:w="80"/>
+              <w:left w:type="dxa" w:w="100"/>
+              <w:bottom w:type="dxa" w:w="80"/>
+              <w:right w:type="dxa" w:w="100"/>
+            </w:tcMar>
+          </w:tcPr>
+          <w:p>
+            <w:r>
+              <w:rPr>
+                <w:sz w:val="19"/>
+                <w:szCs w:val="19"/>
+              </w:rPr>
+              <w:t xml:space="preserve">81,7 %</w:t>
+            </w:r>
+          </w:p>
+        </w:tc>
+        <w:tc>
+          <w:tcPr>
+            <w:tcW w:type="pct" w:w="25%"/>
+            <w:tcMar>
+              <w:top w:type="dxa" w:w="80"/>
+              <w:left w:type="dxa" w:w="100"/>
+              <w:bottom w:type="dxa" w:w="80"/>
+              <w:right w:type="dxa" w:w="100"/>
+            </w:tcMar>
+          </w:tcPr>
+          <w:p>
+            <w:r>
+              <w:rPr>
+                <w:sz w:val="19"/>
+                <w:szCs w:val="19"/>
+              </w:rPr>
+              <w:t xml:space="preserve">28/29 = 96,6 %</w:t>
+            </w:r>
+          </w:p>
+        </w:tc>
+        <w:tc>
+          <w:tcPr>
+            <w:tcW w:type="pct" w:w="25%"/>
+            <w:tcMar>
+              <w:top w:type="dxa" w:w="80"/>
+              <w:left w:type="dxa" w:w="100"/>
+              <w:bottom w:type="dxa" w:w="80"/>
+              <w:right w:type="dxa" w:w="100"/>
+            </w:tcMar>
+          </w:tcPr>
+          <w:p>
+            <w:r>
+              <w:rPr>
+                <w:sz w:val="19"/>
+                <w:szCs w:val="19"/>
+              </w:rPr>
+              <w:t xml:space="preserve">23/25 = 92,0 % [75,0 ; 97,8]</w:t>
+            </w:r>
+          </w:p>
+        </w:tc>
+      </w:tr>
+    </w:tbl>
+    <w:p>
+      <w:pPr>
+        <w:spacing w:after="60"/>
+      </w:pPr>
+    </w:p>
+    <w:p>
+      <w:pPr>
+        <w:pStyle w:val="ListParagraph"/>
+        <w:numPr>
+          <w:ilvl w:val="0"/>
+          <w:numId w:val="1"/>
+        </w:numPr>
+        <w:spacing w:after="100"/>
+      </w:pPr>
+      <w:r>
+        <w:t xml:space="preserve">Protocoles en distribution différents : les chiffres du 13/10 sont un tri complet des quatre pièces des graines 1 à 10 depuis la pose d’observation (ses fichiers par graine ont été perdus le 16/10) ; le Run B, la cible enregistrée seule sur 1001–1040. Hors distribution, le protocole est le même. L’article a son propre banc : comparaison d’ordre de grandeur seulement.</w:t>
+      </w:r>
+    </w:p>
+    <w:p>
+      <w:pPr>
+        <w:pStyle w:val="ListParagraph"/>
+        <w:numPr>
+          <w:ilvl w:val="0"/>
+          <w:numId w:val="1"/>
+        </w:numPr>
+        <w:spacing w:after="100"/>
+      </w:pPr>
+      <w:r>
+        <w:rPr>
+          <w:b/>
+          <w:bCs/>
+        </w:rPr>
+        <w:t xml:space="preserve">Modes d’échec</w:t>
+      </w:r>
+      <w:r>
+        <w:t xml:space="preserve"> hors distribution : 34/40 </w:t>
+      </w:r>
+      <w:r>
+        <w:rPr>
+          <w:b/>
+          <w:bCs/>
+        </w:rPr>
+        <w:t xml:space="preserve">emplacement mémorisé</w:t>
+      </w:r>
+      <w:r>
+        <w:t xml:space="preserve"> (fermeture à moins de 20 mm d’une saisie d’entraînement, loin de la pièce), 3 manquées de peu, 1 mauvais endroit, 1 saisie non déposée, 1 triée. </w:t>
+      </w:r>
+      <w:r>
+        <w:rPr>
+          <w:b/>
+          <w:bCs/>
+        </w:rPr>
+        <w:t xml:space="preserve">Jamais fermée : 0 sur 80.</w:t>
+      </w:r>
+    </w:p>
+    <w:p>
+      <w:pPr>
+        <w:pStyle w:val="ListParagraph"/>
+        <w:numPr>
+          <w:ilvl w:val="0"/>
+          <w:numId w:val="1"/>
+        </w:numPr>
+        <w:spacing w:after="100"/>
+      </w:pPr>
+      <w:r>
+        <w:t xml:space="preserve">En distribution par pièce (triées / 10) : cube rouge 10, cube bleu 5, pavé jaune 4, cylindre vert 3.</w:t>
+      </w:r>
+    </w:p>
+    <w:p>
+      <w:pPr>
+        <w:pStyle w:val="ListParagraph"/>
+        <w:numPr>
+          <w:ilvl w:val="0"/>
+          <w:numId w:val="1"/>
+        </w:numPr>
+        <w:spacing w:after="100"/>
+      </w:pPr>
+      <w:r>
+        <w:t xml:space="preserve">Le Run B 20k reproduit ce qu’il a vu et ne localise pas les pièces nouvelles : c’est la motivation du Run C.</w:t>
+      </w:r>
+    </w:p>
+    <w:p>
+      <w:pPr>
+        <w:pStyle w:val="Heading2"/>
+        <w:spacing w:after="120" w:before="320"/>
+      </w:pPr>
+      <w:r>
+        <w:t xml:space="preserve">56. Revoir le seul succès dans la fenêtre Gazebo — et pourquoi il a divergé, 28/10/2026</w:t>
+      </w:r>
+    </w:p>
+    <w:p>
+      <w:pPr>
+        <w:spacing w:after="100"/>
+      </w:pPr>
+      <w:r>
+        <w:rPr>
+          <w:i/>
+          <w:iCs/>
+          <w:color w:val="4B5B57"/>
+        </w:rPr>
+        <w:t xml:space="preserve">La seule pièce hors distribution déposée par le Run B, le pavé jaune de la graine 17, n’a pas pu être revue avec le même résultat.</w:t>
+      </w:r>
+    </w:p>
+    <w:p>
+      <w:pPr>
+        <w:spacing w:after="100"/>
+      </w:pPr>
+      <w:r>
+        <w:rPr>
+          <w:rFonts w:ascii="Consolas" w:cs="Consolas" w:eastAsia="Consolas" w:hAnsi="Consolas"/>
+          <w:color w:val="0E4A40"/>
+        </w:rPr>
+        <w:t xml:space="preserve">repeat_eval_gui.sh</w:t>
+      </w:r>
+      <w:r>
+        <w:t xml:space="preserve"> lit le point de contrôle, la graine, le départ, les pièces et les options dans le </w:t>
+      </w:r>
+      <w:r>
+        <w:rPr>
+          <w:rFonts w:ascii="Consolas" w:cs="Consolas" w:eastAsia="Consolas" w:hAnsi="Consolas"/>
+          <w:color w:val="0E4A40"/>
+        </w:rPr>
+        <w:t xml:space="preserve">result.json</w:t>
+      </w:r>
+      <w:r>
+        <w:t xml:space="preserve"> de l’original et relance le même appel </w:t>
+      </w:r>
+      <w:r>
+        <w:rPr>
+          <w:rFonts w:ascii="Consolas" w:cs="Consolas" w:eastAsia="Consolas" w:hAnsi="Consolas"/>
+          <w:color w:val="0E4A40"/>
+        </w:rPr>
+        <w:t xml:space="preserve">eval_tri_seed.sh</w:t>
+      </w:r>
+      <w:r>
+        <w:t xml:space="preserve"> avec une fenêtre qui reste ouverte après l’exécution (</w:t>
+      </w:r>
+      <w:r>
+        <w:rPr>
+          <w:rFonts w:ascii="Consolas" w:cs="Consolas" w:eastAsia="Consolas" w:hAnsi="Consolas"/>
+          <w:color w:val="0E4A40"/>
+        </w:rPr>
+        <w:t xml:space="preserve">HEADLESS=false</w:t>
+      </w:r>
+      <w:r>
+        <w:t xml:space="preserve"> ; on la ferme soi-même) :</w:t>
+      </w:r>
+    </w:p>
+    <w:p>
+      <w:pPr>
+        <w:shd w:fill="10201D" w:val="clear"/>
+        <w:spacing w:after="160"/>
+      </w:pPr>
+      <w:r>
+        <w:rPr>
+          <w:rFonts w:ascii="Consolas" w:cs="Consolas" w:eastAsia="Consolas" w:hAnsi="Consolas"/>
+          <w:color w:val="D9EDE8"/>
+          <w:sz w:val="17"/>
+          <w:szCs w:val="17"/>
+        </w:rPr>
+        <w:t xml:space="preserve">docker exec -it gazebo_to_lerobot bash /workspace/src/scripts/repeat_eval_gui.sh /workspace/eval/runB_paper/ood_s0017</w:t>
+      </w:r>
+    </w:p>
+    <w:p>
+      <w:pPr>
+        <w:spacing w:after="100"/>
+      </w:pPr>
+      <w:r>
+        <w:t xml:space="preserve">La reprise (</w:t>
+      </w:r>
+      <w:r>
+        <w:rPr>
+          <w:rFonts w:ascii="Consolas" w:cs="Consolas" w:eastAsia="Consolas" w:hAnsi="Consolas"/>
+          <w:color w:val="0E4A40"/>
+        </w:rPr>
+        <w:t xml:space="preserve">ood_s0017_gui_try1</w:t>
+      </w:r>
+      <w:r>
+        <w:t xml:space="preserve">) n’a pas reproduit le succès : 0,02° d’écart au début de la pièce sont devenus 2,3 mm à la fermeture et 13 mm un segment plus tard. Le moteur physique (DART) est déterministe ; ce qui ne l’est pas, c’est tout ce qui laisse entrer l’horloge murale dans la simulation : une commande ROS tombe sur le pas physique de 1 ms courant à son arrivée ; une pause prend effet un nombre variable de pas trop tard ; l’image la plus récente dépend des deux ; les contrôleurs démarrent sur une phase dictée par l’horloge murale ; une fenêtre rend les caméras dans son propre processus. Une saisie amplifie ces écarts. L’objectif du propriétaire a été fixé alors : </w:t>
+      </w:r>
+      <w:r>
+        <w:rPr>
+          <w:b/>
+          <w:bCs/>
+        </w:rPr>
+        <w:t xml:space="preserve">recalculer, pas relire</w:t>
+      </w:r>
+      <w:r>
+        <w:t xml:space="preserve"> — la politique et la physique recalculées dans la fenêtre, avec le résultat identique.</w:t>
+      </w:r>
+    </w:p>
+    <w:p>
+      <w:pPr>
+        <w:pStyle w:val="Heading2"/>
+        <w:spacing w:after="120" w:before="320"/>
+      </w:pPr>
+      <w:r>
+        <w:t xml:space="preserve">57. Évaluations recalculables en mode verrouillé : conception et construction, 29/10/2026</w:t>
+      </w:r>
+    </w:p>
+    <w:p>
+      <w:pPr>
+        <w:spacing w:after="100"/>
+      </w:pPr>
+      <w:r>
+        <w:rPr>
+          <w:i/>
+          <w:iCs/>
+          <w:color w:val="4B5B57"/>
+        </w:rPr>
+        <w:t xml:space="preserve">Cinq parties optionnelles (</w:t>
+      </w:r>
+      <w:r>
+        <w:rPr>
+          <w:rFonts w:ascii="Consolas" w:cs="Consolas" w:eastAsia="Consolas" w:hAnsi="Consolas"/>
+          <w:color w:val="0E4A40"/>
+          <w:i/>
+          <w:iCs/>
+          <w:color w:val="4B5B57"/>
+        </w:rPr>
+        <w:t xml:space="preserve">STEP_LOCKED=1</w:t>
+      </w:r>
+      <w:r>
+        <w:rPr>
+          <w:i/>
+          <w:iCs/>
+          <w:color w:val="4B5B57"/>
+        </w:rPr>
+        <w:t xml:space="preserve">) ; le mode libre est inchangé.</w:t>
+      </w:r>
+    </w:p>
+    <w:p>
+      <w:pPr>
+        <w:spacing w:after="100"/>
+        <w:ind w:left="360" w:hanging="360"/>
+      </w:pPr>
+      <w:r>
+        <w:t xml:space="preserve">1. </w:t>
+      </w:r>
+      <w:r>
+        <w:rPr>
+          <w:b/>
+          <w:bCs/>
+        </w:rPr>
+        <w:t xml:space="preserve">Boucle verrouillée au pas près</w:t>
+      </w:r>
+      <w:r>
+        <w:t xml:space="preserve"> (</w:t>
+      </w:r>
+      <w:r>
+        <w:rPr>
+          <w:rFonts w:ascii="Consolas" w:cs="Consolas" w:eastAsia="Consolas" w:hAnsi="Consolas"/>
+          <w:color w:val="0E4A40"/>
+        </w:rPr>
+        <w:t xml:space="preserve">scripts/step_lock.py</w:t>
+      </w:r>
+      <w:r>
+        <w:t xml:space="preserve">, </w:t>
+      </w:r>
+      <w:r>
+        <w:rPr>
+          <w:rFonts w:ascii="Consolas" w:cs="Consolas" w:eastAsia="Consolas" w:hAnsi="Consolas"/>
+          <w:color w:val="0E4A40"/>
+        </w:rPr>
+        <w:t xml:space="preserve">eval_smolvla_tri_sort.py --step-locked</w:t>
+      </w:r>
+      <w:r>
+        <w:t xml:space="preserve">) : Gazebo n’avance que par blocs exacts de pas de 1 ms (</w:t>
+      </w:r>
+      <w:r>
+        <w:rPr>
+          <w:rFonts w:ascii="Consolas" w:cs="Consolas" w:eastAsia="Consolas" w:hAnsi="Consolas"/>
+          <w:color w:val="0E4A40"/>
+        </w:rPr>
+        <w:t xml:space="preserve">multi_step</w:t>
+      </w:r>
+      <w:r>
+        <w:t xml:space="preserve">, chaque bloc envoyé seulement quand le précédent est terminé), les commandes partent pendant la pause, les observations sont prises sur les instants 10 Hz des caméras à partir d’images horodatées exactement à cet instant, les mouvements durent un nombre fixe de pas, PyTorch tourne en mode déterministe sur 4 fils, et le temps simulé est lu dans le </w:t>
+      </w:r>
+      <w:r>
+        <w:rPr>
+          <w:rFonts w:ascii="Consolas" w:cs="Consolas" w:eastAsia="Consolas" w:hAnsi="Consolas"/>
+          <w:color w:val="0E4A40"/>
+        </w:rPr>
+        <w:t xml:space="preserve">/stats</w:t>
+      </w:r>
+      <w:r>
+        <w:t xml:space="preserve"> de Gazebo lui-même. Le serveur démarre en pause et le robot apparaît au temps simulé 0 : la boucle des contrôleurs à 100 Hz et les caméras partagent une seule grille de temps.</w:t>
+      </w:r>
+    </w:p>
+    <w:p>
+      <w:pPr>
+        <w:spacing w:after="100"/>
+        <w:ind w:left="360" w:hanging="360"/>
+      </w:pPr>
+      <w:r>
+        <w:t xml:space="preserve">2. </w:t>
+      </w:r>
+      <w:r>
+        <w:rPr>
+          <w:b/>
+          <w:bCs/>
+        </w:rPr>
+        <w:t xml:space="preserve">Fenêtre de visualisation</w:t>
+      </w:r>
+      <w:r>
+        <w:t xml:space="preserve"> (</w:t>
+      </w:r>
+      <w:r>
+        <w:rPr>
+          <w:rFonts w:ascii="Consolas" w:cs="Consolas" w:eastAsia="Consolas" w:hAnsi="Consolas"/>
+          <w:color w:val="0E4A40"/>
+        </w:rPr>
+        <w:t xml:space="preserve">VIEWER=1</w:t>
+      </w:r>
+      <w:r>
+        <w:t xml:space="preserve">) : le même serveur sans fenêtre qu’un lot, plus </w:t>
+      </w:r>
+      <w:r>
+        <w:rPr>
+          <w:rFonts w:ascii="Consolas" w:cs="Consolas" w:eastAsia="Consolas" w:hAnsi="Consolas"/>
+          <w:color w:val="0E4A40"/>
+        </w:rPr>
+        <w:t xml:space="preserve">gz sim -g</w:t>
+      </w:r>
+      <w:r>
+        <w:t xml:space="preserve">, qui ne fait qu’afficher. Les images de la politique sont toujours celles du serveur sans fenêtre.</w:t>
+      </w:r>
+    </w:p>
+    <w:p>
+      <w:pPr>
+        <w:spacing w:after="100"/>
+        <w:ind w:left="360" w:hanging="360"/>
+      </w:pPr>
+      <w:r>
+        <w:t xml:space="preserve">3. </w:t>
+      </w:r>
+      <w:r>
+        <w:rPr>
+          <w:b/>
+          <w:bCs/>
+        </w:rPr>
+        <w:t xml:space="preserve">Empreintes</w:t>
+      </w:r>
+      <w:r>
+        <w:t xml:space="preserve"> : par pièce, sha256 de l’instantané de départ, de l’état de départ, de l’état et de l’action à chaque pas, des poses des pièces et de chaque image vue par la politique. </w:t>
+      </w:r>
+      <w:r>
+        <w:rPr>
+          <w:rFonts w:ascii="Consolas" w:cs="Consolas" w:eastAsia="Consolas" w:hAnsi="Consolas"/>
+          <w:color w:val="0E4A40"/>
+        </w:rPr>
+        <w:t xml:space="preserve">compare_runs.py</w:t>
+      </w:r>
+      <w:r>
+        <w:t xml:space="preserve"> dit identique, ou le premier pas et la grandeur où deux exécutions divergent.</w:t>
+      </w:r>
+    </w:p>
+    <w:p>
+      <w:pPr>
+        <w:spacing w:after="100"/>
+        <w:ind w:left="360" w:hanging="360"/>
+      </w:pPr>
+      <w:r>
+        <w:t xml:space="preserve">4. </w:t>
+      </w:r>
+      <w:r>
+        <w:rPr>
+          <w:b/>
+          <w:bCs/>
+        </w:rPr>
+        <w:t xml:space="preserve">Remise à zéro exacte</w:t>
+      </w:r>
+      <w:r>
+        <w:t xml:space="preserve"> au début de chaque pièce (</w:t>
+      </w:r>
+      <w:r>
+        <w:rPr>
+          <w:rFonts w:ascii="Consolas" w:cs="Consolas" w:eastAsia="Consolas" w:hAnsi="Consolas"/>
+          <w:color w:val="0E4A40"/>
+        </w:rPr>
+        <w:t xml:space="preserve">scripts/gz_systems/state_reset.py</w:t>
+      </w:r>
+      <w:r>
+        <w:t xml:space="preserve">, un système Gazebo en Python de priorité −100, c’est-à-dire avant la physique) : les 12 articulations du robot, la commande de pince et les quatre poses de pièces d’un instantané sont remis au bit près avec des vitesses nulles ; la consigne de vitesse est mise à zéro avant le pas de physique et la remise répétée sur les 10 pas jusqu’à une mise à jour des contrôleurs ; les contrôleurs reçoivent des commandes de maintien identiques ; un instant caméra plus tôt, la scène est placée « loin » (pièces levées de 5 mm, bras déplacé) pour que le moteur de rendu redessine tout à la remise exacte. Le lot écrit l’instantané de chaque pièce dans sa trace ; </w:t>
+      </w:r>
+      <w:r>
+        <w:rPr>
+          <w:rFonts w:ascii="Consolas" w:cs="Consolas" w:eastAsia="Consolas" w:hAnsi="Consolas"/>
+          <w:color w:val="0E4A40"/>
+        </w:rPr>
+        <w:t xml:space="preserve">RESET_FROM=&lt;dossier&gt;</w:t>
+      </w:r>
+      <w:r>
+        <w:t xml:space="preserve"> recalcule à partir d’eux, une pièce seule si on le demande.</w:t>
+      </w:r>
+    </w:p>
+    <w:p>
+      <w:pPr>
+        <w:spacing w:after="100"/>
+        <w:ind w:left="360" w:hanging="360"/>
+      </w:pPr>
+      <w:r>
+        <w:t xml:space="preserve">5. </w:t>
+      </w:r>
+      <w:r>
+        <w:rPr>
+          <w:b/>
+          <w:bCs/>
+        </w:rPr>
+        <w:t xml:space="preserve">Enregistrement et relecture</w:t>
+      </w:r>
+      <w:r>
+        <w:t xml:space="preserve"> (</w:t>
+      </w:r>
+      <w:r>
+        <w:rPr>
+          <w:rFonts w:ascii="Consolas" w:cs="Consolas" w:eastAsia="Consolas" w:hAnsi="Consolas"/>
+          <w:color w:val="0E4A40"/>
+        </w:rPr>
+        <w:t xml:space="preserve">RECORD=1</w:t>
+      </w:r>
+      <w:r>
+        <w:t xml:space="preserve">, </w:t>
+      </w:r>
+      <w:r>
+        <w:rPr>
+          <w:rFonts w:ascii="Consolas" w:cs="Consolas" w:eastAsia="Consolas" w:hAnsi="Consolas"/>
+          <w:color w:val="0E4A40"/>
+        </w:rPr>
+        <w:t xml:space="preserve">play_eval_gui.sh</w:t>
+      </w:r>
+      <w:r>
+        <w:t xml:space="preserve">) : l’état de Gazebo toutes les 20 ms de temps simulé, relu sans rien recalculer.</w:t>
+      </w:r>
+    </w:p>
+    <w:p>
+      <w:pPr>
+        <w:spacing w:after="100"/>
+      </w:pPr>
+      <w:r>
+        <w:rPr>
+          <w:b/>
+          <w:bCs/>
+        </w:rPr>
+        <w:t xml:space="preserve">Chaque message de la boucle, et ce qui se passe s’il est perdu</w:t>
+      </w:r>
+      <w:r>
+        <w:t xml:space="preserve"> (règle : soit il ne peut pas être perdu, soit une perte arrête ou retarde l’exécution ; jamais « l’exécution continue avec des données anciennes ») :</w:t>
       </w:r>
     </w:p>
     <w:tbl>
@@ -26922,6 +33149,3587 @@
               <w:rPr>
                 <w:b/>
                 <w:bCs/>
+                <w:sz w:val="18"/>
+                <w:szCs w:val="18"/>
+              </w:rPr>
+              <w:t xml:space="preserve">Message</w:t>
+            </w:r>
+          </w:p>
+        </w:tc>
+        <w:tc>
+          <w:tcPr>
+            <w:tcW w:type="pct" w:w="33%"/>
+            <w:shd w:fill="DEE3E0" w:val="clear"/>
+            <w:tcMar>
+              <w:top w:type="dxa" w:w="80"/>
+              <w:left w:type="dxa" w:w="100"/>
+              <w:bottom w:type="dxa" w:w="80"/>
+              <w:right w:type="dxa" w:w="100"/>
+            </w:tcMar>
+          </w:tcPr>
+          <w:p>
+            <w:r>
+              <w:rPr>
+                <w:b/>
+                <w:bCs/>
+                <w:sz w:val="18"/>
+                <w:szCs w:val="18"/>
+              </w:rPr>
+              <w:t xml:space="preserve">Transport</w:t>
+            </w:r>
+          </w:p>
+        </w:tc>
+        <w:tc>
+          <w:tcPr>
+            <w:tcW w:type="pct" w:w="33%"/>
+            <w:shd w:fill="DEE3E0" w:val="clear"/>
+            <w:tcMar>
+              <w:top w:type="dxa" w:w="80"/>
+              <w:left w:type="dxa" w:w="100"/>
+              <w:bottom w:type="dxa" w:w="80"/>
+              <w:right w:type="dxa" w:w="100"/>
+            </w:tcMar>
+          </w:tcPr>
+          <w:p>
+            <w:r>
+              <w:rPr>
+                <w:b/>
+                <w:bCs/>
+                <w:sz w:val="18"/>
+                <w:szCs w:val="18"/>
+              </w:rPr>
+              <w:t xml:space="preserve">Si perdu ou faux</w:t>
+            </w:r>
+          </w:p>
+        </w:tc>
+      </w:tr>
+      <w:tr>
+        <w:tc>
+          <w:tcPr>
+            <w:tcW w:type="pct" w:w="33%"/>
+            <w:tcMar>
+              <w:top w:type="dxa" w:w="80"/>
+              <w:left w:type="dxa" w:w="100"/>
+              <w:bottom w:type="dxa" w:w="80"/>
+              <w:right w:type="dxa" w:w="100"/>
+            </w:tcMar>
+          </w:tcPr>
+          <w:p>
+            <w:r>
+              <w:rPr>
+                <w:sz w:val="19"/>
+                <w:szCs w:val="19"/>
+              </w:rPr>
+              <w:t xml:space="preserve">bloc de pas, </w:t>
+            </w:r>
+            <w:r>
+              <w:rPr>
+                <w:rFonts w:ascii="Consolas" w:cs="Consolas" w:eastAsia="Consolas" w:hAnsi="Consolas"/>
+                <w:color w:val="0E4A40"/>
+                <w:sz w:val="19"/>
+                <w:szCs w:val="19"/>
+              </w:rPr>
+              <w:t xml:space="preserve">/world/tri_yolo/control</w:t>
+            </w:r>
+            <w:r>
+              <w:rPr>
+                <w:sz w:val="19"/>
+                <w:szCs w:val="19"/>
+              </w:rPr>
+              <w:t xml:space="preserve"> </w:t>
+            </w:r>
+            <w:r>
+              <w:rPr>
+                <w:rFonts w:ascii="Consolas" w:cs="Consolas" w:eastAsia="Consolas" w:hAnsi="Consolas"/>
+                <w:color w:val="0E4A40"/>
+                <w:sz w:val="19"/>
+                <w:szCs w:val="19"/>
+              </w:rPr>
+              <w:t xml:space="preserve">multi_step</w:t>
+            </w:r>
+          </w:p>
+        </w:tc>
+        <w:tc>
+          <w:tcPr>
+            <w:tcW w:type="pct" w:w="33%"/>
+            <w:tcMar>
+              <w:top w:type="dxa" w:w="80"/>
+              <w:left w:type="dxa" w:w="100"/>
+              <w:bottom w:type="dxa" w:w="80"/>
+              <w:right w:type="dxa" w:w="100"/>
+            </w:tcMar>
+          </w:tcPr>
+          <w:p>
+            <w:r>
+              <w:rPr>
+                <w:sz w:val="19"/>
+                <w:szCs w:val="19"/>
+              </w:rPr>
+              <w:t xml:space="preserve">service gz-transport</w:t>
+            </w:r>
+          </w:p>
+        </w:tc>
+        <w:tc>
+          <w:tcPr>
+            <w:tcW w:type="pct" w:w="33%"/>
+            <w:tcMar>
+              <w:top w:type="dxa" w:w="80"/>
+              <w:left w:type="dxa" w:w="100"/>
+              <w:bottom w:type="dxa" w:w="80"/>
+              <w:right w:type="dxa" w:w="100"/>
+            </w:tcMar>
+          </w:tcPr>
+          <w:p>
+            <w:r>
+              <w:rPr>
+                <w:sz w:val="19"/>
+                <w:szCs w:val="19"/>
+              </w:rPr>
+              <w:t xml:space="preserve">renvoyé si l’horloge de Gazebo n’a pas bougé après 20 s ; horloge au-delà ou à côté de la cible → arrêt</w:t>
+            </w:r>
+          </w:p>
+        </w:tc>
+      </w:tr>
+      <w:tr>
+        <w:tc>
+          <w:tcPr>
+            <w:tcW w:type="pct" w:w="33%"/>
+            <w:tcMar>
+              <w:top w:type="dxa" w:w="80"/>
+              <w:left w:type="dxa" w:w="100"/>
+              <w:bottom w:type="dxa" w:w="80"/>
+              <w:right w:type="dxa" w:w="100"/>
+            </w:tcMar>
+          </w:tcPr>
+          <w:p>
+            <w:r>
+              <w:rPr>
+                <w:sz w:val="19"/>
+                <w:szCs w:val="19"/>
+              </w:rPr>
+              <w:t xml:space="preserve">temps simulé, </w:t>
+            </w:r>
+            <w:r>
+              <w:rPr>
+                <w:rFonts w:ascii="Consolas" w:cs="Consolas" w:eastAsia="Consolas" w:hAnsi="Consolas"/>
+                <w:color w:val="0E4A40"/>
+                <w:sz w:val="19"/>
+                <w:szCs w:val="19"/>
+              </w:rPr>
+              <w:t xml:space="preserve">/world/tri_yolo/stats</w:t>
+            </w:r>
+          </w:p>
+        </w:tc>
+        <w:tc>
+          <w:tcPr>
+            <w:tcW w:type="pct" w:w="33%"/>
+            <w:tcMar>
+              <w:top w:type="dxa" w:w="80"/>
+              <w:left w:type="dxa" w:w="100"/>
+              <w:bottom w:type="dxa" w:w="80"/>
+              <w:right w:type="dxa" w:w="100"/>
+            </w:tcMar>
+          </w:tcPr>
+          <w:p>
+            <w:r>
+              <w:rPr>
+                <w:sz w:val="19"/>
+                <w:szCs w:val="19"/>
+              </w:rPr>
+              <w:t xml:space="preserve">topic gz, lu au besoin</w:t>
+            </w:r>
+          </w:p>
+        </w:tc>
+        <w:tc>
+          <w:tcPr>
+            <w:tcW w:type="pct" w:w="33%"/>
+            <w:tcMar>
+              <w:top w:type="dxa" w:w="80"/>
+              <w:left w:type="dxa" w:w="100"/>
+              <w:bottom w:type="dxa" w:w="80"/>
+              <w:right w:type="dxa" w:w="100"/>
+            </w:tcMar>
+          </w:tcPr>
+          <w:p>
+            <w:r>
+              <w:rPr>
+                <w:sz w:val="19"/>
+                <w:szCs w:val="19"/>
+              </w:rPr>
+              <w:t xml:space="preserve">relu ; un champ </w:t>
+            </w:r>
+            <w:r>
+              <w:rPr>
+                <w:rFonts w:ascii="Consolas" w:cs="Consolas" w:eastAsia="Consolas" w:hAnsi="Consolas"/>
+                <w:color w:val="0E4A40"/>
+                <w:sz w:val="19"/>
+                <w:szCs w:val="19"/>
+              </w:rPr>
+              <w:t xml:space="preserve">iterations</w:t>
+            </w:r>
+            <w:r>
+              <w:rPr>
+                <w:sz w:val="19"/>
+                <w:szCs w:val="19"/>
+              </w:rPr>
+              <w:t xml:space="preserve"> absent vaut 0</w:t>
+            </w:r>
+          </w:p>
+        </w:tc>
+      </w:tr>
+      <w:tr>
+        <w:tc>
+          <w:tcPr>
+            <w:tcW w:type="pct" w:w="33%"/>
+            <w:tcMar>
+              <w:top w:type="dxa" w:w="80"/>
+              <w:left w:type="dxa" w:w="100"/>
+              <w:bottom w:type="dxa" w:w="80"/>
+              <w:right w:type="dxa" w:w="100"/>
+            </w:tcMar>
+          </w:tcPr>
+          <w:p>
+            <w:r>
+              <w:rPr>
+                <w:sz w:val="19"/>
+                <w:szCs w:val="19"/>
+              </w:rPr>
+              <w:t xml:space="preserve">trajectoire du bras, </w:t>
+            </w:r>
+            <w:r>
+              <w:rPr>
+                <w:rFonts w:ascii="Consolas" w:cs="Consolas" w:eastAsia="Consolas" w:hAnsi="Consolas"/>
+                <w:color w:val="0E4A40"/>
+                <w:sz w:val="19"/>
+                <w:szCs w:val="19"/>
+              </w:rPr>
+              <w:t xml:space="preserve">/mycobot_controller/joint_trajectory</w:t>
+            </w:r>
+          </w:p>
+        </w:tc>
+        <w:tc>
+          <w:tcPr>
+            <w:tcW w:type="pct" w:w="33%"/>
+            <w:tcMar>
+              <w:top w:type="dxa" w:w="80"/>
+              <w:left w:type="dxa" w:w="100"/>
+              <w:bottom w:type="dxa" w:w="80"/>
+              <w:right w:type="dxa" w:w="100"/>
+            </w:tcMar>
+          </w:tcPr>
+          <w:p>
+            <w:r>
+              <w:rPr>
+                <w:sz w:val="19"/>
+                <w:szCs w:val="19"/>
+              </w:rPr>
+              <w:t xml:space="preserve">ROS, abonnement BEST_EFFORT du contrôleur</w:t>
+            </w:r>
+          </w:p>
+        </w:tc>
+        <w:tc>
+          <w:tcPr>
+            <w:tcW w:type="pct" w:w="33%"/>
+            <w:tcMar>
+              <w:top w:type="dxa" w:w="80"/>
+              <w:left w:type="dxa" w:w="100"/>
+              <w:bottom w:type="dxa" w:w="80"/>
+              <w:right w:type="dxa" w:w="100"/>
+            </w:tcMar>
+          </w:tcPr>
+          <w:p>
+            <w:r>
+              <w:rPr>
+                <w:sz w:val="19"/>
+                <w:szCs w:val="19"/>
+              </w:rPr>
+              <w:t xml:space="preserve">3 copies pendant la pause ; relue par </w:t>
+            </w:r>
+            <w:r>
+              <w:rPr>
+                <w:rFonts w:ascii="Consolas" w:cs="Consolas" w:eastAsia="Consolas" w:hAnsi="Consolas"/>
+                <w:color w:val="0E4A40"/>
+                <w:sz w:val="19"/>
+                <w:szCs w:val="19"/>
+              </w:rPr>
+              <w:t xml:space="preserve">/mycobot_controller/query_state</w:t>
+            </w:r>
+            <w:r>
+              <w:rPr>
+                <w:sz w:val="19"/>
+                <w:szCs w:val="19"/>
+              </w:rPr>
+              <w:t xml:space="preserve"> au premier point, au point du milieu et à l’avant-dernier ; pas de réponse en 30 s ou écart → arrêt</w:t>
+            </w:r>
+          </w:p>
+        </w:tc>
+      </w:tr>
+      <w:tr>
+        <w:tc>
+          <w:tcPr>
+            <w:tcW w:type="pct" w:w="33%"/>
+            <w:tcMar>
+              <w:top w:type="dxa" w:w="80"/>
+              <w:left w:type="dxa" w:w="100"/>
+              <w:bottom w:type="dxa" w:w="80"/>
+              <w:right w:type="dxa" w:w="100"/>
+            </w:tcMar>
+          </w:tcPr>
+          <w:p>
+            <w:r>
+              <w:rPr>
+                <w:sz w:val="19"/>
+                <w:szCs w:val="19"/>
+              </w:rPr>
+              <w:t xml:space="preserve">commande de pince, </w:t>
+            </w:r>
+            <w:r>
+              <w:rPr>
+                <w:rFonts w:ascii="Consolas" w:cs="Consolas" w:eastAsia="Consolas" w:hAnsi="Consolas"/>
+                <w:color w:val="0E4A40"/>
+                <w:sz w:val="19"/>
+                <w:szCs w:val="19"/>
+              </w:rPr>
+              <w:t xml:space="preserve">/gripper_position_controller/commands</w:t>
+            </w:r>
+          </w:p>
+        </w:tc>
+        <w:tc>
+          <w:tcPr>
+            <w:tcW w:type="pct" w:w="33%"/>
+            <w:tcMar>
+              <w:top w:type="dxa" w:w="80"/>
+              <w:left w:type="dxa" w:w="100"/>
+              <w:bottom w:type="dxa" w:w="80"/>
+              <w:right w:type="dxa" w:w="100"/>
+            </w:tcMar>
+          </w:tcPr>
+          <w:p>
+            <w:r>
+              <w:rPr>
+                <w:sz w:val="19"/>
+                <w:szCs w:val="19"/>
+              </w:rPr>
+              <w:t xml:space="preserve">ROS, BEST_EFFORT</w:t>
+            </w:r>
+          </w:p>
+        </w:tc>
+        <w:tc>
+          <w:tcPr>
+            <w:tcW w:type="pct" w:w="33%"/>
+            <w:tcMar>
+              <w:top w:type="dxa" w:w="80"/>
+              <w:left w:type="dxa" w:w="100"/>
+              <w:bottom w:type="dxa" w:w="80"/>
+              <w:right w:type="dxa" w:w="100"/>
+            </w:tcMar>
+          </w:tcPr>
+          <w:p>
+            <w:r>
+              <w:rPr>
+                <w:sz w:val="19"/>
+                <w:szCs w:val="19"/>
+              </w:rPr>
+              <w:t xml:space="preserve">3 copies ; les six interfaces de commande de </w:t>
+            </w:r>
+            <w:r>
+              <w:rPr>
+                <w:rFonts w:ascii="Consolas" w:cs="Consolas" w:eastAsia="Consolas" w:hAnsi="Consolas"/>
+                <w:color w:val="0E4A40"/>
+                <w:sz w:val="19"/>
+                <w:szCs w:val="19"/>
+              </w:rPr>
+              <w:t xml:space="preserve">/controller_manager/introspection_data/full</w:t>
+            </w:r>
+            <w:r>
+              <w:rPr>
+                <w:sz w:val="19"/>
+                <w:szCs w:val="19"/>
+              </w:rPr>
+              <w:t xml:space="preserve"> doivent lui être égales après la première mise à jour des contrôleurs → sinon arrêt</w:t>
+            </w:r>
+          </w:p>
+        </w:tc>
+      </w:tr>
+      <w:tr>
+        <w:tc>
+          <w:tcPr>
+            <w:tcW w:type="pct" w:w="33%"/>
+            <w:tcMar>
+              <w:top w:type="dxa" w:w="80"/>
+              <w:left w:type="dxa" w:w="100"/>
+              <w:bottom w:type="dxa" w:w="80"/>
+              <w:right w:type="dxa" w:w="100"/>
+            </w:tcMar>
+          </w:tcPr>
+          <w:p>
+            <w:r>
+              <w:rPr>
+                <w:sz w:val="19"/>
+                <w:szCs w:val="19"/>
+              </w:rPr>
+              <w:t xml:space="preserve">images, </w:t>
+            </w:r>
+            <w:r>
+              <w:rPr>
+                <w:rFonts w:ascii="Consolas" w:cs="Consolas" w:eastAsia="Consolas" w:hAnsi="Consolas"/>
+                <w:color w:val="0E4A40"/>
+                <w:sz w:val="19"/>
+                <w:szCs w:val="19"/>
+              </w:rPr>
+              <w:t xml:space="preserve">/synth_camera_{top,left,right}/image</w:t>
+            </w:r>
+          </w:p>
+        </w:tc>
+        <w:tc>
+          <w:tcPr>
+            <w:tcW w:type="pct" w:w="33%"/>
+            <w:tcMar>
+              <w:top w:type="dxa" w:w="80"/>
+              <w:left w:type="dxa" w:w="100"/>
+              <w:bottom w:type="dxa" w:w="80"/>
+              <w:right w:type="dxa" w:w="100"/>
+            </w:tcMar>
+          </w:tcPr>
+          <w:p>
+            <w:r>
+              <w:rPr>
+                <w:sz w:val="19"/>
+                <w:szCs w:val="19"/>
+              </w:rPr>
+              <w:t xml:space="preserve">ROS via le pont</w:t>
+            </w:r>
+          </w:p>
+        </w:tc>
+        <w:tc>
+          <w:tcPr>
+            <w:tcW w:type="pct" w:w="33%"/>
+            <w:tcMar>
+              <w:top w:type="dxa" w:w="80"/>
+              <w:left w:type="dxa" w:w="100"/>
+              <w:bottom w:type="dxa" w:w="80"/>
+              <w:right w:type="dxa" w:w="100"/>
+            </w:tcMar>
+          </w:tcPr>
+          <w:p>
+            <w:r>
+              <w:rPr>
+                <w:sz w:val="19"/>
+                <w:szCs w:val="19"/>
+              </w:rPr>
+              <w:t xml:space="preserve">seules les images horodatées exactement à l’instant courant servent ; aucune → arrêt</w:t>
+            </w:r>
+          </w:p>
+        </w:tc>
+      </w:tr>
+      <w:tr>
+        <w:tc>
+          <w:tcPr>
+            <w:tcW w:type="pct" w:w="33%"/>
+            <w:tcMar>
+              <w:top w:type="dxa" w:w="80"/>
+              <w:left w:type="dxa" w:w="100"/>
+              <w:bottom w:type="dxa" w:w="80"/>
+              <w:right w:type="dxa" w:w="100"/>
+            </w:tcMar>
+          </w:tcPr>
+          <w:p>
+            <w:r>
+              <w:rPr>
+                <w:sz w:val="19"/>
+                <w:szCs w:val="19"/>
+              </w:rPr>
+              <w:t xml:space="preserve">état articulaire de la politique</w:t>
+            </w:r>
+          </w:p>
+        </w:tc>
+        <w:tc>
+          <w:tcPr>
+            <w:tcW w:type="pct" w:w="33%"/>
+            <w:tcMar>
+              <w:top w:type="dxa" w:w="80"/>
+              <w:left w:type="dxa" w:w="100"/>
+              <w:bottom w:type="dxa" w:w="80"/>
+              <w:right w:type="dxa" w:w="100"/>
+            </w:tcMar>
+          </w:tcPr>
+          <w:p>
+            <w:r>
+              <w:rPr>
+                <w:sz w:val="19"/>
+                <w:szCs w:val="19"/>
+              </w:rPr>
+              <w:t xml:space="preserve">requête au plugin sur </w:t>
+            </w:r>
+            <w:r>
+              <w:rPr>
+                <w:rFonts w:ascii="Consolas" w:cs="Consolas" w:eastAsia="Consolas" w:hAnsi="Consolas"/>
+                <w:color w:val="0E4A40"/>
+                <w:sz w:val="19"/>
+                <w:szCs w:val="19"/>
+              </w:rPr>
+              <w:t xml:space="preserve">/world/tri_yolo/state_reset</w:t>
+            </w:r>
+            <w:r>
+              <w:rPr>
+                <w:sz w:val="19"/>
+                <w:szCs w:val="19"/>
+              </w:rPr>
+              <w:t xml:space="preserve">, réponse avec le </w:t>
+            </w:r>
+            <w:r>
+              <w:rPr>
+                <w:rFonts w:ascii="Consolas" w:cs="Consolas" w:eastAsia="Consolas" w:hAnsi="Consolas"/>
+                <w:color w:val="0E4A40"/>
+                <w:sz w:val="19"/>
+                <w:szCs w:val="19"/>
+              </w:rPr>
+              <w:t xml:space="preserve">t_ns</w:t>
+            </w:r>
+            <w:r>
+              <w:rPr>
+                <w:sz w:val="19"/>
+                <w:szCs w:val="19"/>
+              </w:rPr>
+              <w:t xml:space="preserve"> de Gazebo</w:t>
+            </w:r>
+          </w:p>
+        </w:tc>
+        <w:tc>
+          <w:tcPr>
+            <w:tcW w:type="pct" w:w="33%"/>
+            <w:tcMar>
+              <w:top w:type="dxa" w:w="80"/>
+              <w:left w:type="dxa" w:w="100"/>
+              <w:bottom w:type="dxa" w:w="80"/>
+              <w:right w:type="dxa" w:w="100"/>
+            </w:tcMar>
+          </w:tcPr>
+          <w:p>
+            <w:r>
+              <w:rPr>
+                <w:sz w:val="19"/>
+                <w:szCs w:val="19"/>
+              </w:rPr>
+              <w:t xml:space="preserve">renvoyée toutes les 2 s jusqu’à 60 s ; un </w:t>
+            </w:r>
+            <w:r>
+              <w:rPr>
+                <w:rFonts w:ascii="Consolas" w:cs="Consolas" w:eastAsia="Consolas" w:hAnsi="Consolas"/>
+                <w:color w:val="0E4A40"/>
+                <w:sz w:val="19"/>
+                <w:szCs w:val="19"/>
+              </w:rPr>
+              <w:t xml:space="preserve">t_ns</w:t>
+            </w:r>
+            <w:r>
+              <w:rPr>
+                <w:sz w:val="19"/>
+                <w:szCs w:val="19"/>
+              </w:rPr>
+              <w:t xml:space="preserve"> autre que l’instant courant → arrêt</w:t>
+            </w:r>
+          </w:p>
+        </w:tc>
+      </w:tr>
+      <w:tr>
+        <w:tc>
+          <w:tcPr>
+            <w:tcW w:type="pct" w:w="33%"/>
+            <w:tcMar>
+              <w:top w:type="dxa" w:w="80"/>
+              <w:left w:type="dxa" w:w="100"/>
+              <w:bottom w:type="dxa" w:w="80"/>
+              <w:right w:type="dxa" w:w="100"/>
+            </w:tcMar>
+          </w:tcPr>
+          <w:p>
+            <w:r>
+              <w:rPr>
+                <w:sz w:val="19"/>
+                <w:szCs w:val="19"/>
+              </w:rPr>
+              <w:t xml:space="preserve">requête de remise et son accusé, </w:t>
+            </w:r>
+            <w:r>
+              <w:rPr>
+                <w:rFonts w:ascii="Consolas" w:cs="Consolas" w:eastAsia="Consolas" w:hAnsi="Consolas"/>
+                <w:color w:val="0E4A40"/>
+                <w:sz w:val="19"/>
+                <w:szCs w:val="19"/>
+              </w:rPr>
+              <w:t xml:space="preserve">…/state_reset</w:t>
+            </w:r>
+            <w:r>
+              <w:rPr>
+                <w:sz w:val="19"/>
+                <w:szCs w:val="19"/>
+              </w:rPr>
+              <w:t xml:space="preserve"> et </w:t>
+            </w:r>
+            <w:r>
+              <w:rPr>
+                <w:rFonts w:ascii="Consolas" w:cs="Consolas" w:eastAsia="Consolas" w:hAnsi="Consolas"/>
+                <w:color w:val="0E4A40"/>
+                <w:sz w:val="19"/>
+                <w:szCs w:val="19"/>
+              </w:rPr>
+              <w:t xml:space="preserve">…/state_reset/ack</w:t>
+            </w:r>
+          </w:p>
+        </w:tc>
+        <w:tc>
+          <w:tcPr>
+            <w:tcW w:type="pct" w:w="33%"/>
+            <w:tcMar>
+              <w:top w:type="dxa" w:w="80"/>
+              <w:left w:type="dxa" w:w="100"/>
+              <w:bottom w:type="dxa" w:w="80"/>
+              <w:right w:type="dxa" w:w="100"/>
+            </w:tcMar>
+          </w:tcPr>
+          <w:p>
+            <w:r>
+              <w:rPr>
+                <w:sz w:val="19"/>
+                <w:szCs w:val="19"/>
+              </w:rPr>
+              <w:t xml:space="preserve">topics gz</w:t>
+            </w:r>
+          </w:p>
+        </w:tc>
+        <w:tc>
+          <w:tcPr>
+            <w:tcW w:type="pct" w:w="33%"/>
+            <w:tcMar>
+              <w:top w:type="dxa" w:w="80"/>
+              <w:left w:type="dxa" w:w="100"/>
+              <w:bottom w:type="dxa" w:w="80"/>
+              <w:right w:type="dxa" w:w="100"/>
+            </w:tcMar>
+          </w:tcPr>
+          <w:p>
+            <w:r>
+              <w:rPr>
+                <w:sz w:val="19"/>
+                <w:szCs w:val="19"/>
+              </w:rPr>
+              <w:t xml:space="preserve">renvoyée toutes les 2 s jusqu’à l’accusé (dédoublonnée par identifiant), 60 s → arrêt</w:t>
+            </w:r>
+          </w:p>
+        </w:tc>
+      </w:tr>
+      <w:tr>
+        <w:tc>
+          <w:tcPr>
+            <w:tcW w:type="pct" w:w="33%"/>
+            <w:tcMar>
+              <w:top w:type="dxa" w:w="80"/>
+              <w:left w:type="dxa" w:w="100"/>
+              <w:bottom w:type="dxa" w:w="80"/>
+              <w:right w:type="dxa" w:w="100"/>
+            </w:tcMar>
+          </w:tcPr>
+          <w:p>
+            <w:r>
+              <w:rPr>
+                <w:sz w:val="19"/>
+                <w:szCs w:val="19"/>
+              </w:rPr>
+              <w:t xml:space="preserve">poses des pièces, </w:t>
+            </w:r>
+            <w:r>
+              <w:rPr>
+                <w:rFonts w:ascii="Consolas" w:cs="Consolas" w:eastAsia="Consolas" w:hAnsi="Consolas"/>
+                <w:color w:val="0E4A40"/>
+                <w:sz w:val="19"/>
+                <w:szCs w:val="19"/>
+              </w:rPr>
+              <w:t xml:space="preserve">/world/tri_yolo/dynamic_pose/info</w:t>
+            </w:r>
+          </w:p>
+        </w:tc>
+        <w:tc>
+          <w:tcPr>
+            <w:tcW w:type="pct" w:w="33%"/>
+            <w:tcMar>
+              <w:top w:type="dxa" w:w="80"/>
+              <w:left w:type="dxa" w:w="100"/>
+              <w:bottom w:type="dxa" w:w="80"/>
+              <w:right w:type="dxa" w:w="100"/>
+            </w:tcMar>
+          </w:tcPr>
+          <w:p>
+            <w:r>
+              <w:rPr>
+                <w:sz w:val="19"/>
+                <w:szCs w:val="19"/>
+              </w:rPr>
+              <w:t xml:space="preserve">topic gz</w:t>
+            </w:r>
+          </w:p>
+        </w:tc>
+        <w:tc>
+          <w:tcPr>
+            <w:tcW w:type="pct" w:w="33%"/>
+            <w:tcMar>
+              <w:top w:type="dxa" w:w="80"/>
+              <w:left w:type="dxa" w:w="100"/>
+              <w:bottom w:type="dxa" w:w="80"/>
+              <w:right w:type="dxa" w:w="100"/>
+            </w:tcMar>
+          </w:tcPr>
+          <w:p>
+            <w:r>
+              <w:rPr>
+                <w:sz w:val="19"/>
+                <w:szCs w:val="19"/>
+              </w:rPr>
+              <w:t xml:space="preserve">relu ; une pièce absente → arrêt</w:t>
+            </w:r>
+          </w:p>
+        </w:tc>
+      </w:tr>
+    </w:tbl>
+    <w:p>
+      <w:pPr>
+        <w:spacing w:after="60"/>
+      </w:pPr>
+    </w:p>
+    <w:p>
+      <w:pPr>
+        <w:spacing w:after="100"/>
+      </w:pPr>
+      <w:r>
+        <w:t xml:space="preserve">Le </w:t>
+      </w:r>
+      <w:r>
+        <w:rPr>
+          <w:rFonts w:ascii="Consolas" w:cs="Consolas" w:eastAsia="Consolas" w:hAnsi="Consolas"/>
+          <w:color w:val="0E4A40"/>
+        </w:rPr>
+        <w:t xml:space="preserve">/joint_states</w:t>
+      </w:r>
+      <w:r>
+        <w:t xml:space="preserve"> du nœud des contrôleurs ne sert plus à la politique dans ce mode : ses horodatages suivent un </w:t>
+      </w:r>
+      <w:r>
+        <w:rPr>
+          <w:rFonts w:ascii="Consolas" w:cs="Consolas" w:eastAsia="Consolas" w:hAnsi="Consolas"/>
+          <w:color w:val="0E4A40"/>
+        </w:rPr>
+        <w:t xml:space="preserve">/clock</w:t>
+      </w:r>
+      <w:r>
+        <w:t xml:space="preserve"> BEST_EFFORT et ont été vus en retard (46,399 s au lieu de 46,400 s).</w:t>
+      </w:r>
+    </w:p>
+    <w:p>
+      <w:pPr>
+        <w:shd w:fill="10201D" w:val="clear"/>
+        <w:spacing w:after="0"/>
+      </w:pPr>
+      <w:r>
+        <w:rPr>
+          <w:rFonts w:ascii="Consolas" w:cs="Consolas" w:eastAsia="Consolas" w:hAnsi="Consolas"/>
+          <w:color w:val="D9EDE8"/>
+          <w:sz w:val="17"/>
+          <w:szCs w:val="17"/>
+        </w:rPr>
+        <w:t xml:space="preserve"/>
+      </w:r>
+      <w:r>
+        <w:rPr>
+          <w:rFonts w:ascii="Consolas" w:cs="Consolas" w:eastAsia="Consolas" w:hAnsi="Consolas"/>
+          <w:color w:val="7C978F"/>
+          <w:sz w:val="17"/>
+          <w:szCs w:val="17"/>
+        </w:rPr>
+        <w:t xml:space="preserve"># test A à la main (conteneur) : une exécution verrouillée, puis la même graine recalculée depuis ses instantanés</w:t>
+      </w:r>
+    </w:p>
+    <w:p>
+      <w:pPr>
+        <w:shd w:fill="10201D" w:val="clear"/>
+        <w:spacing w:after="0"/>
+      </w:pPr>
+      <w:r>
+        <w:rPr>
+          <w:rFonts w:ascii="Consolas" w:cs="Consolas" w:eastAsia="Consolas" w:hAnsi="Consolas"/>
+          <w:color w:val="D9EDE8"/>
+          <w:sz w:val="17"/>
+          <w:szCs w:val="17"/>
+        </w:rPr>
+        <w:t xml:space="preserve">export OMP_NUM_THREADS=4 MKL_NUM_THREADS=4 HF_HUB_OFFLINE=1 TRANSFORMERS_OFFLINE=1 STEP_LOCKED=1 RECORD=1</w:t>
+      </w:r>
+    </w:p>
+    <w:p>
+      <w:pPr>
+        <w:shd w:fill="10201D" w:val="clear"/>
+        <w:spacing w:after="0"/>
+      </w:pPr>
+      <w:r>
+        <w:rPr>
+          <w:rFonts w:ascii="Consolas" w:cs="Consolas" w:eastAsia="Consolas" w:hAnsi="Consolas"/>
+          <w:color w:val="D9EDE8"/>
+          <w:sz w:val="17"/>
+          <w:szCs w:val="17"/>
+        </w:rPr>
+        <w:t xml:space="preserve">O=/workspace/eval/steplock_tests; C=/workspace/checkpoints/run_B_frozen_20k/020000</w:t>
+      </w:r>
+    </w:p>
+    <w:p>
+      <w:pPr>
+        <w:shd w:fill="10201D" w:val="clear"/>
+        <w:spacing w:after="0"/>
+      </w:pPr>
+      <w:r>
+        <w:rPr>
+          <w:rFonts w:ascii="Consolas" w:cs="Consolas" w:eastAsia="Consolas" w:hAnsi="Consolas"/>
+          <w:color w:val="D9EDE8"/>
+          <w:sz w:val="17"/>
+          <w:szCs w:val="17"/>
+        </w:rPr>
+        <w:t xml:space="preserve">bash $S/eval_tri_seed.sh $C 17 $O/A1</w:t>
+      </w:r>
+    </w:p>
+    <w:p>
+      <w:pPr>
+        <w:shd w:fill="10201D" w:val="clear"/>
+        <w:spacing w:after="0"/>
+      </w:pPr>
+      <w:r>
+        <w:rPr>
+          <w:rFonts w:ascii="Consolas" w:cs="Consolas" w:eastAsia="Consolas" w:hAnsi="Consolas"/>
+          <w:color w:val="D9EDE8"/>
+          <w:sz w:val="17"/>
+          <w:szCs w:val="17"/>
+        </w:rPr>
+        <w:t xml:space="preserve">RESET_FROM=$O/A1 bash $S/eval_tri_seed.sh $C 17 $O/A2</w:t>
+      </w:r>
+    </w:p>
+    <w:p>
+      <w:pPr>
+        <w:shd w:fill="10201D" w:val="clear"/>
+        <w:spacing w:after="0"/>
+      </w:pPr>
+      <w:r>
+        <w:rPr>
+          <w:rFonts w:ascii="Consolas" w:cs="Consolas" w:eastAsia="Consolas" w:hAnsi="Consolas"/>
+          <w:color w:val="D9EDE8"/>
+          <w:sz w:val="17"/>
+          <w:szCs w:val="17"/>
+        </w:rPr>
+        <w:t xml:space="preserve">/workspace/venv_lerobot/bin/python -I $S/compare_runs.py $O/A1 $O/A2 --json $O/A_compare.json   </w:t>
+      </w:r>
+      <w:r>
+        <w:rPr>
+          <w:rFonts w:ascii="Consolas" w:cs="Consolas" w:eastAsia="Consolas" w:hAnsi="Consolas"/>
+          <w:color w:val="7C978F"/>
+          <w:sz w:val="17"/>
+          <w:szCs w:val="17"/>
+        </w:rPr>
+        <w:t xml:space="preserve"># code 0 = identique</w:t>
+      </w:r>
+    </w:p>
+    <w:p>
+      <w:pPr>
+        <w:shd w:fill="10201D" w:val="clear"/>
+        <w:spacing w:after="0"/>
+      </w:pPr>
+      <w:r>
+        <w:rPr>
+          <w:rFonts w:ascii="Consolas" w:cs="Consolas" w:eastAsia="Consolas" w:hAnsi="Consolas"/>
+          <w:color w:val="D9EDE8"/>
+          <w:sz w:val="17"/>
+          <w:szCs w:val="17"/>
+        </w:rPr>
+        <w:t xml:space="preserve"/>
+      </w:r>
+      <w:r>
+        <w:rPr>
+          <w:rFonts w:ascii="Consolas" w:cs="Consolas" w:eastAsia="Consolas" w:hAnsi="Consolas"/>
+          <w:color w:val="7C978F"/>
+          <w:sz w:val="17"/>
+          <w:szCs w:val="17"/>
+        </w:rPr>
+        <w:t xml:space="preserve"># test B : la même chose avec la fenêtre de visualisation ; une pièce seule : repeat_eval_gui.sh &lt;dossier&gt; pave_jaune</w:t>
+      </w:r>
+    </w:p>
+    <w:p>
+      <w:pPr>
+        <w:shd w:fill="10201D" w:val="clear"/>
+        <w:spacing w:after="0"/>
+      </w:pPr>
+      <w:r>
+        <w:rPr>
+          <w:rFonts w:ascii="Consolas" w:cs="Consolas" w:eastAsia="Consolas" w:hAnsi="Consolas"/>
+          <w:color w:val="D9EDE8"/>
+          <w:sz w:val="17"/>
+          <w:szCs w:val="17"/>
+        </w:rPr>
+        <w:t xml:space="preserve">VIEWER=1 RESET_FROM=$O/A1 bash $S/eval_tri_seed.sh $C 17 $O/B</w:t>
+      </w:r>
+    </w:p>
+    <w:p>
+      <w:pPr>
+        <w:shd w:fill="10201D" w:val="clear"/>
+        <w:spacing w:after="0"/>
+      </w:pPr>
+      <w:r>
+        <w:rPr>
+          <w:rFonts w:ascii="Consolas" w:cs="Consolas" w:eastAsia="Consolas" w:hAnsi="Consolas"/>
+          <w:color w:val="D9EDE8"/>
+          <w:sz w:val="17"/>
+          <w:szCs w:val="17"/>
+        </w:rPr>
+        <w:t xml:space="preserve"/>
+      </w:r>
+      <w:r>
+        <w:rPr>
+          <w:rFonts w:ascii="Consolas" w:cs="Consolas" w:eastAsia="Consolas" w:hAnsi="Consolas"/>
+          <w:color w:val="7C978F"/>
+          <w:sz w:val="17"/>
+          <w:szCs w:val="17"/>
+        </w:rPr>
+        <w:t xml:space="preserve"># revoir une exécution enregistrée sans rien recalculer</w:t>
+      </w:r>
+    </w:p>
+    <w:p>
+      <w:pPr>
+        <w:shd w:fill="10201D" w:val="clear"/>
+        <w:spacing w:after="160"/>
+      </w:pPr>
+      <w:r>
+        <w:rPr>
+          <w:rFonts w:ascii="Consolas" w:cs="Consolas" w:eastAsia="Consolas" w:hAnsi="Consolas"/>
+          <w:color w:val="D9EDE8"/>
+          <w:sz w:val="17"/>
+          <w:szCs w:val="17"/>
+        </w:rPr>
+        <w:t xml:space="preserve">docker exec -it gazebo_to_lerobot bash /workspace/src/scripts/play_eval_gui.sh $O/A1</w:t>
+      </w:r>
+    </w:p>
+    <w:p>
+      <w:pPr>
+        <w:pStyle w:val="Heading2"/>
+        <w:spacing w:after="120" w:before="320"/>
+      </w:pPr>
+      <w:r>
+        <w:t xml:space="preserve">58. Test A : chaque source d’écart trouvée et supprimée, 29–30/10/2026</w:t>
+      </w:r>
+    </w:p>
+    <w:p>
+      <w:pPr>
+        <w:spacing w:after="100"/>
+      </w:pPr>
+      <w:r>
+        <w:rPr>
+          <w:i/>
+          <w:iCs/>
+          <w:color w:val="4B5B57"/>
+        </w:rPr>
+        <w:t xml:space="preserve">Test A = graine 17 du Run B 20k, en mode verrouillé (A1), puis recalculée à partir des instantanés d’A1 (A2) ; réussi si chaque pièce est identique.</w:t>
+      </w:r>
+    </w:p>
+    <w:p>
+      <w:pPr>
+        <w:spacing w:after="100"/>
+      </w:pPr>
+      <w:r>
+        <w:t xml:space="preserve">Chaque essai est archivé sous </w:t>
+      </w:r>
+      <w:r>
+        <w:rPr>
+          <w:rFonts w:ascii="Consolas" w:cs="Consolas" w:eastAsia="Consolas" w:hAnsi="Consolas"/>
+          <w:color w:val="0E4A40"/>
+        </w:rPr>
+        <w:t xml:space="preserve">/workspace/eval/steplock_tests/old_A*</w:t>
+      </w:r>
+      <w:r>
+        <w:t xml:space="preserve"> ; chaque échec a été diagnostiqué par le premier pas et la première grandeur qui diffèrent, et sa source corrigée, jamais par un repli sur la relecture :</w:t>
+      </w:r>
+    </w:p>
+    <w:p>
+      <w:pPr>
+        <w:spacing w:after="100"/>
+        <w:ind w:left="360" w:hanging="360"/>
+      </w:pPr>
+      <w:r>
+        <w:t xml:space="preserve">1. </w:t>
+      </w:r>
+      <w:r>
+        <w:rPr>
+          <w:b/>
+          <w:bCs/>
+        </w:rPr>
+        <w:t xml:space="preserve">Première forme</w:t>
+      </w:r>
+      <w:r>
+        <w:t xml:space="preserve"> (29/10 04:24–06:10) : mêmes issues (0/4, le pavé jaune saisi non déposé dans les deux), pas les mêmes pas. Départ identique (pièces au bit, bras à 1e-15 rad) mais </w:t>
+      </w:r>
+      <w:r>
+        <w:rPr>
+          <w:b/>
+          <w:bCs/>
+        </w:rPr>
+        <w:t xml:space="preserve">la première image différait</w:t>
+      </w:r>
+      <w:r>
+        <w:t xml:space="preserve"> sur les trois caméras (30–60 pixels isolés sur le bras, ≤ 15 niveaux) : le moteur de rendu ne redessine un maillon que si sa pose change au-delà d’un petit seuil. Correctif : la remise « loin » avant la remise exacte.</w:t>
+      </w:r>
+    </w:p>
+    <w:p>
+      <w:pPr>
+        <w:spacing w:after="100"/>
+        <w:ind w:left="360" w:hanging="360"/>
+      </w:pPr>
+      <w:r>
+        <w:t xml:space="preserve">2. </w:t>
+      </w:r>
+      <w:r>
+        <w:rPr>
+          <w:b/>
+          <w:bCs/>
+        </w:rPr>
+        <w:t xml:space="preserve">File d’attente de multi_step</w:t>
+      </w:r>
+      <w:r>
+        <w:t xml:space="preserve"> : les requêtes s’empilaient alors que le simulateur devait être en pause, d’où une dérive pendant les pauses. Correctif : un bloc à la fois, le suivant envoyé seulement quand l’horloge de Gazebo montre le précédent terminé.</w:t>
+      </w:r>
+    </w:p>
+    <w:p>
+      <w:pPr>
+        <w:spacing w:after="100"/>
+        <w:ind w:left="360" w:hanging="360"/>
+      </w:pPr>
+      <w:r>
+        <w:t xml:space="preserve">3. </w:t>
+      </w:r>
+      <w:r>
+        <w:rPr>
+          <w:b/>
+          <w:bCs/>
+        </w:rPr>
+        <w:t xml:space="preserve">Phase des contrôleurs</w:t>
+      </w:r>
+      <w:r>
+        <w:t xml:space="preserve"> : le démarrage tournait librement. Correctif : serveur démarré en pause, robot au temps 0, démarrage par blocs de 100 pas.</w:t>
+      </w:r>
+    </w:p>
+    <w:p>
+      <w:pPr>
+        <w:spacing w:after="100"/>
+        <w:ind w:left="360" w:hanging="360"/>
+      </w:pPr>
+      <w:r>
+        <w:t xml:space="preserve">4. </w:t>
+      </w:r>
+      <w:r>
+        <w:rPr>
+          <w:b/>
+          <w:bCs/>
+        </w:rPr>
+        <w:t xml:space="preserve">Consigne de vitesse périmée</w:t>
+      </w:r>
+      <w:r>
+        <w:t xml:space="preserve"> au pas de la remise (gz_ros2_control l’écrit en PreUpdate) et </w:t>
+      </w:r>
+      <w:r>
+        <w:rPr>
+          <w:b/>
+          <w:bCs/>
+        </w:rPr>
+        <w:t xml:space="preserve">freinage limité en effort</w:t>
+      </w:r>
+      <w:r>
+        <w:t xml:space="preserve"> : correctif, la mettre à zéro dans Update avant la physique, répéter la remise sur 10 pas ; égalité exacte assouplie à 1e-9 (le dernier pas laisse ~1e-14).</w:t>
+      </w:r>
+    </w:p>
+    <w:p>
+      <w:pPr>
+        <w:spacing w:after="100"/>
+        <w:ind w:left="360" w:hanging="360"/>
+      </w:pPr>
+      <w:r>
+        <w:t xml:space="preserve">5. </w:t>
+      </w:r>
+      <w:r>
+        <w:rPr>
+          <w:b/>
+          <w:bCs/>
+        </w:rPr>
+        <w:t xml:space="preserve">Requêtes de remise ou de pas perdues</w:t>
+      </w:r>
+      <w:r>
+        <w:t xml:space="preserve"> : renvoi jusqu’à l’accusé / jusqu’à ce que l’horloge bouge.</w:t>
+      </w:r>
+    </w:p>
+    <w:p>
+      <w:pPr>
+        <w:spacing w:after="100"/>
+        <w:ind w:left="360" w:hanging="360"/>
+      </w:pPr>
+      <w:r>
+        <w:t xml:space="preserve">6. </w:t>
+      </w:r>
+      <w:r>
+        <w:rPr>
+          <w:b/>
+          <w:bCs/>
+        </w:rPr>
+        <w:t xml:space="preserve">Commandes BEST_EFFORT perdues</w:t>
+      </w:r>
+      <w:r>
+        <w:t xml:space="preserve"> sous charge : une commande de pince perdue donnait au bras 1e-5 rad au pas 14 alors que départ, images et premières actions étaient identiques. Correctif : 3 copies, puis la relecture confirmée du §57.</w:t>
+      </w:r>
+    </w:p>
+    <w:p>
+      <w:pPr>
+        <w:spacing w:after="100"/>
+        <w:ind w:left="360" w:hanging="360"/>
+      </w:pPr>
+      <w:r>
+        <w:t xml:space="preserve">7. </w:t>
+      </w:r>
+      <w:r>
+        <w:rPr>
+          <w:b/>
+          <w:bCs/>
+        </w:rPr>
+        <w:t xml:space="preserve">Horodatages des contrôleurs en retard</w:t>
+      </w:r>
+      <w:r>
+        <w:t xml:space="preserve"> (46,399 contre 46,400) : l’état articulaire de la politique vient désormais de Gazebo lui-même.</w:t>
+      </w:r>
+    </w:p>
+    <w:p>
+      <w:pPr>
+        <w:spacing w:after="100"/>
+        <w:ind w:left="360" w:hanging="360"/>
+      </w:pPr>
+      <w:r>
+        <w:t xml:space="preserve">8. </w:t>
+      </w:r>
+      <w:r>
+        <w:rPr>
+          <w:b/>
+          <w:bCs/>
+        </w:rPr>
+        <w:t xml:space="preserve">Le PC lui-même</w:t>
+      </w:r>
+      <w:r>
+        <w:t xml:space="preserve"> : la « Modern Standby » de Windows a figé WSL de 11:21 à 13:09 le 29/10 (écran éteint après 60 min, sur secteur). Pour les longues séries : </w:t>
+      </w:r>
+      <w:r>
+        <w:rPr>
+          <w:rFonts w:ascii="Consolas" w:cs="Consolas" w:eastAsia="Consolas" w:hAnsi="Consolas"/>
+          <w:color w:val="0E4A40"/>
+        </w:rPr>
+        <w:t xml:space="preserve">powercfg /change monitor-timeout-ac 0</w:t>
+      </w:r>
+      <w:r>
+        <w:t xml:space="preserve"> et </w:t>
+      </w:r>
+      <w:r>
+        <w:rPr>
+          <w:rFonts w:ascii="Consolas" w:cs="Consolas" w:eastAsia="Consolas" w:hAnsi="Consolas"/>
+          <w:color w:val="0E4A40"/>
+        </w:rPr>
+        <w:t xml:space="preserve">powercfg /change standby-timeout-ac 0</w:t>
+      </w:r>
+      <w:r>
+        <w:t xml:space="preserve">.</w:t>
+      </w:r>
+    </w:p>
+    <w:p>
+      <w:pPr>
+        <w:spacing w:after="100"/>
+      </w:pPr>
+      <w:r>
+        <w:rPr>
+          <w:b/>
+          <w:bCs/>
+        </w:rPr>
+        <w:t xml:space="preserve">A1</w:t>
+      </w:r>
+      <w:r>
+        <w:t xml:space="preserve"> (29/10 16:29–18:50) : quatre pièces, </w:t>
+      </w:r>
+      <w:r>
+        <w:rPr>
+          <w:b/>
+          <w:bCs/>
+        </w:rPr>
+        <w:t xml:space="preserve">aucun arrêt</w:t>
+      </w:r>
+      <w:r>
+        <w:t xml:space="preserve"> — aucune relecture en échec, aucun contrôle d’horodatage n’a arrêté une pièce. </w:t>
+      </w:r>
+      <w:r>
+        <w:rPr>
+          <w:b/>
+          <w:bCs/>
+        </w:rPr>
+        <w:t xml:space="preserve">A2</w:t>
+      </w:r>
+      <w:r>
+        <w:t xml:space="preserve"> n’a d’abord pas démarré (30/10 13:01 : le pas-à-pas de démarrage n’a jamais répondu au verrouillage), puis s’est bloqué avant d’avancer parce que Gazebo omet </w:t>
+      </w:r>
+      <w:r>
+        <w:rPr>
+          <w:rFonts w:ascii="Consolas" w:cs="Consolas" w:eastAsia="Consolas" w:hAnsi="Consolas"/>
+          <w:color w:val="0E4A40"/>
+        </w:rPr>
+        <w:t xml:space="preserve">iterations: 0</w:t>
+      </w:r>
+      <w:r>
+        <w:t xml:space="preserve"> de </w:t>
+      </w:r>
+      <w:r>
+        <w:rPr>
+          <w:rFonts w:ascii="Consolas" w:cs="Consolas" w:eastAsia="Consolas" w:hAnsi="Consolas"/>
+          <w:color w:val="0E4A40"/>
+        </w:rPr>
+        <w:t xml:space="preserve">/stats</w:t>
+      </w:r>
+      <w:r>
+        <w:t xml:space="preserve"> ; les deux corrigés, A2 relancé à 13:17, en cours (environ 35 min par pièce). Sa comparaison avec A1 va dans </w:t>
+      </w:r>
+      <w:r>
+        <w:rPr>
+          <w:rFonts w:ascii="Consolas" w:cs="Consolas" w:eastAsia="Consolas" w:hAnsi="Consolas"/>
+          <w:color w:val="0E4A40"/>
+        </w:rPr>
+        <w:t xml:space="preserve">A_compare.txt</w:t>
+      </w:r>
+      <w:r>
+        <w:t xml:space="preserve">. Son résultat sera donné à la fin ; d’ici là, le test A n’est pas réussi.</w:t>
+      </w:r>
+    </w:p>
+    <w:p>
+      <w:pPr>
+        <w:pStyle w:val="Heading1"/>
+        <w:spacing w:after="120" w:before="320"/>
+      </w:pPr>
+      <w:r>
+        <w:t xml:space="preserve">Référence de l’addendum du 30/10/2026 : ce qui n’est pas encore fait, étape par étape</w:t>
+      </w:r>
+    </w:p>
+    <w:p>
+      <w:pPr>
+        <w:spacing w:after="100"/>
+      </w:pPr>
+      <w:r>
+        <w:t xml:space="preserve">Les mêmes neuf points que E.9 de la spécification, dans l’ordre. Chacun dit ce qui reste, comment le faire, et quand il compte comme fait.</w:t>
+      </w:r>
+    </w:p>
+    <w:p>
+      <w:pPr>
+        <w:spacing w:after="100"/>
+        <w:ind w:left="360" w:hanging="360"/>
+      </w:pPr>
+      <w:r>
+        <w:t xml:space="preserve">1. </w:t>
+      </w:r>
+      <w:r>
+        <w:rPr>
+          <w:b/>
+          <w:bCs/>
+        </w:rPr>
+        <w:t xml:space="preserve">Terminer le test A.</w:t>
+      </w:r>
+      <w:r>
+        <w:t xml:space="preserve"> A2 est en cours (§58). Quand </w:t>
+      </w:r>
+      <w:r>
+        <w:rPr>
+          <w:rFonts w:ascii="Consolas" w:cs="Consolas" w:eastAsia="Consolas" w:hAnsi="Consolas"/>
+          <w:color w:val="0E4A40"/>
+        </w:rPr>
+        <w:t xml:space="preserve">progress.log</w:t>
+      </w:r>
+      <w:r>
+        <w:t xml:space="preserve"> affiche </w:t>
+      </w:r>
+      <w:r>
+        <w:rPr>
+          <w:rFonts w:ascii="Consolas" w:cs="Consolas" w:eastAsia="Consolas" w:hAnsi="Consolas"/>
+          <w:color w:val="0E4A40"/>
+        </w:rPr>
+        <w:t xml:space="preserve">test A2 done</w:t>
+      </w:r>
+      <w:r>
+        <w:t xml:space="preserve"> : lire </w:t>
+      </w:r>
+      <w:r>
+        <w:rPr>
+          <w:rFonts w:ascii="Consolas" w:cs="Consolas" w:eastAsia="Consolas" w:hAnsi="Consolas"/>
+          <w:color w:val="0E4A40"/>
+        </w:rPr>
+        <w:t xml:space="preserve">/workspace/eval/steplock_tests/A_compare.txt</w:t>
+      </w:r>
+      <w:r>
+        <w:t xml:space="preserve">. Fait quand </w:t>
+      </w:r>
+      <w:r>
+        <w:rPr>
+          <w:rFonts w:ascii="Consolas" w:cs="Consolas" w:eastAsia="Consolas" w:hAnsi="Consolas"/>
+          <w:color w:val="0E4A40"/>
+        </w:rPr>
+        <w:t xml:space="preserve">compare_runs.py</w:t>
+      </w:r>
+      <w:r>
+        <w:t xml:space="preserve"> sort avec le code 0 (chaque pièce identique : instantané de départ, images, états articulaires, actions, poses des pièces à chaque pas), avec le nombre d’arrêts de relecture d’A1 et d’A2. Si une pièce diffère : donner le premier pas et la grandeur qui diffèrent, corriger cette source, relancer A1 et A2.</w:t>
+      </w:r>
+    </w:p>
+    <w:p>
+      <w:pPr>
+        <w:spacing w:after="100"/>
+        <w:ind w:left="360" w:hanging="360"/>
+      </w:pPr>
+      <w:r>
+        <w:t xml:space="preserve">2. </w:t>
+      </w:r>
+      <w:r>
+        <w:rPr>
+          <w:b/>
+          <w:bCs/>
+        </w:rPr>
+        <w:t xml:space="preserve">Deux améliorations avant tout lot.</w:t>
+      </w:r>
+      <w:r>
+        <w:t xml:space="preserve"> (a) Quand une relecture ou un contrôle d’horodatage arrête une pièce, relancer automatiquement cette pièce depuis son instantané de départ, 3 fois au plus, en consignant chaque relance avec son pas et son message ; une relance doit reproduire la même empreinte, sinon arrêter et le signaler. (b) Conserver durablement l’instantané de départ de chaque pièce avec les résultats du lot (aujourd’hui il est dans chaque trace). Fait quand les deux sont dans </w:t>
+      </w:r>
+      <w:r>
+        <w:rPr>
+          <w:rFonts w:ascii="Consolas" w:cs="Consolas" w:eastAsia="Consolas" w:hAnsi="Consolas"/>
+          <w:color w:val="0E4A40"/>
+        </w:rPr>
+        <w:t xml:space="preserve">eval_smolvla_tri_sort.py</w:t>
+      </w:r>
+      <w:r>
+        <w:t xml:space="preserve"> / </w:t>
+      </w:r>
+      <w:r>
+        <w:rPr>
+          <w:rFonts w:ascii="Consolas" w:cs="Consolas" w:eastAsia="Consolas" w:hAnsi="Consolas"/>
+          <w:color w:val="0E4A40"/>
+        </w:rPr>
+        <w:t xml:space="preserve">step_lock.py</w:t>
+      </w:r>
+      <w:r>
+        <w:t xml:space="preserve">, testés sur un arrêt provoqué, et commités avec le code du mode verrouillé, qui </w:t>
+      </w:r>
+      <w:r>
+        <w:rPr>
+          <w:b/>
+          <w:bCs/>
+        </w:rPr>
+        <w:t xml:space="preserve">n’est pas encore commité</w:t>
+      </w:r>
+      <w:r>
+        <w:t xml:space="preserve">.</w:t>
+      </w:r>
+    </w:p>
+    <w:p>
+      <w:pPr>
+        <w:spacing w:after="100"/>
+        <w:ind w:left="360" w:hanging="360"/>
+      </w:pPr>
+      <w:r>
+        <w:t xml:space="preserve">3. </w:t>
+      </w:r>
+      <w:r>
+        <w:rPr>
+          <w:b/>
+          <w:bCs/>
+        </w:rPr>
+        <w:t xml:space="preserve">Tests B et C.</w:t>
+      </w:r>
+      <w:r>
+        <w:t xml:space="preserve"> B : </w:t>
+      </w:r>
+      <w:r>
+        <w:rPr>
+          <w:rFonts w:ascii="Consolas" w:cs="Consolas" w:eastAsia="Consolas" w:hAnsi="Consolas"/>
+          <w:color w:val="0E4A40"/>
+        </w:rPr>
+        <w:t xml:space="preserve">VIEWER=1 RESET_FROM=A1</w:t>
+      </w:r>
+      <w:r>
+        <w:t xml:space="preserve">, le même serveur sans fenêtre avec une fenêtre de visualisation ; réussi si les empreintes sont identiques à chaque pas de chaque pièce. C : la graine en distribution 1001 (</w:t>
+      </w:r>
+      <w:r>
+        <w:rPr>
+          <w:rFonts w:ascii="Consolas" w:cs="Consolas" w:eastAsia="Consolas" w:hAnsi="Consolas"/>
+          <w:color w:val="0E4A40"/>
+        </w:rPr>
+        <w:t xml:space="preserve">PREPLACE=1</w:t>
+      </w:r>
+      <w:r>
+        <w:t xml:space="preserve">) deux fois ; identique. Environ 2 h 30 et 1 h 10 de CPU à la vitesse actuelle.</w:t>
+      </w:r>
+    </w:p>
+    <w:p>
+      <w:pPr>
+        <w:spacing w:after="100"/>
+        <w:ind w:left="360" w:hanging="360"/>
+      </w:pPr>
+      <w:r>
+        <w:t xml:space="preserve">4. </w:t>
+      </w:r>
+      <w:r>
+        <w:rPr>
+          <w:b/>
+          <w:bCs/>
+        </w:rPr>
+        <w:t xml:space="preserve">Vitesse.</w:t>
+      </w:r>
+      <w:r>
+        <w:t xml:space="preserve"> Une période d’action prend ~5 s d’horloge murale en mode verrouillé (une pièce ~35 min), parce que chaque requête de temps et d’état lance un processus </w:t>
+      </w:r>
+      <w:r>
+        <w:rPr>
+          <w:rFonts w:ascii="Consolas" w:cs="Consolas" w:eastAsia="Consolas" w:hAnsi="Consolas"/>
+          <w:color w:val="0E4A40"/>
+        </w:rPr>
+        <w:t xml:space="preserve">gz</w:t>
+      </w:r>
+      <w:r>
+        <w:t xml:space="preserve"> en ligne de commande. Les faire passer par l’écouteur persistant (</w:t>
+      </w:r>
+      <w:r>
+        <w:rPr>
+          <w:rFonts w:ascii="Consolas" w:cs="Consolas" w:eastAsia="Consolas" w:hAnsi="Consolas"/>
+          <w:color w:val="0E4A40"/>
+        </w:rPr>
+        <w:t xml:space="preserve">_replies_start</w:t>
+      </w:r>
+      <w:r>
+        <w:t xml:space="preserve">) et relancer le test A pour montrer que les empreintes ne changent pas. Fait quand une pièce prend nettement moins que les 35 min actuelles ; sinon le lot de 50 graines prendrait environ 2 jours de CPU.</w:t>
+      </w:r>
+    </w:p>
+    <w:p>
+      <w:pPr>
+        <w:spacing w:after="100"/>
+        <w:ind w:left="360" w:hanging="360"/>
+      </w:pPr>
+      <w:r>
+        <w:t xml:space="preserve">5. </w:t>
+      </w:r>
+      <w:r>
+        <w:rPr>
+          <w:b/>
+          <w:bCs/>
+        </w:rPr>
+        <w:t xml:space="preserve">La comparaison de 50 graines, en mode verrouillé.</w:t>
+      </w:r>
+      <w:r>
+        <w:t xml:space="preserve"> Le lot du §55 avec </w:t>
+      </w:r>
+      <w:r>
+        <w:rPr>
+          <w:rFonts w:ascii="Consolas" w:cs="Consolas" w:eastAsia="Consolas" w:hAnsi="Consolas"/>
+          <w:color w:val="0E4A40"/>
+        </w:rPr>
+        <w:t xml:space="preserve">STEP_LOCKED=1</w:t>
+      </w:r>
+      <w:r>
+        <w:t xml:space="preserve"> (et </w:t>
+      </w:r>
+      <w:r>
+        <w:rPr>
+          <w:rFonts w:ascii="Consolas" w:cs="Consolas" w:eastAsia="Consolas" w:hAnsi="Consolas"/>
+          <w:color w:val="0E4A40"/>
+        </w:rPr>
+        <w:t xml:space="preserve">RECORD=1</w:t>
+      </w:r>
+      <w:r>
+        <w:t xml:space="preserve">), pour que chaque pièce, réussie ou non, puisse être recalculée dans la fenêtre avec </w:t>
+      </w:r>
+      <w:r>
+        <w:rPr>
+          <w:rFonts w:ascii="Consolas" w:cs="Consolas" w:eastAsia="Consolas" w:hAnsi="Consolas"/>
+          <w:color w:val="0E4A40"/>
+        </w:rPr>
+        <w:t xml:space="preserve">repeat_eval_gui.sh &lt;dossier&gt; [pièce]</w:t>
+      </w:r>
+      <w:r>
+        <w:t xml:space="preserve">. Fait quand le tableau façon article en est reconstruit et qu’un succès a été recalculé dans la fenêtre avec une comparaison identique.</w:t>
+      </w:r>
+    </w:p>
+    <w:p>
+      <w:pPr>
+        <w:spacing w:after="100"/>
+        <w:ind w:left="360" w:hanging="360"/>
+      </w:pPr>
+      <w:r>
+        <w:t xml:space="preserve">6. </w:t>
+      </w:r>
+      <w:r>
+        <w:rPr>
+          <w:b/>
+          <w:bCs/>
+        </w:rPr>
+        <w:t xml:space="preserve">Session 2 du Run C</w:t>
+      </w:r>
+      <w:r>
+        <w:t xml:space="preserve"> après la remise à zéro du quota Kaggle du 31/10, lancée par le propriétaire avec le carnet du 27/10 (liste de contrôle dans </w:t>
+      </w:r>
+      <w:r>
+        <w:rPr>
+          <w:rFonts w:ascii="Consolas" w:cs="Consolas" w:eastAsia="Consolas" w:hAnsi="Consolas"/>
+          <w:color w:val="0E4A40"/>
+        </w:rPr>
+        <w:t xml:space="preserve">SESSION_RESUME.md</w:t>
+      </w:r>
+      <w:r>
+        <w:t xml:space="preserve">, « Passation : Run C session 2 » : </w:t>
+      </w:r>
+      <w:r>
+        <w:rPr>
+          <w:rFonts w:ascii="Consolas" w:cs="Consolas" w:eastAsia="Consolas" w:hAnsi="Consolas"/>
+          <w:color w:val="0E4A40"/>
+        </w:rPr>
+        <w:t xml:space="preserve">resuming from step 5000</w:t>
+      </w:r>
+      <w:r>
+        <w:t xml:space="preserve">, </w:t>
+      </w:r>
+      <w:r>
+        <w:rPr>
+          <w:rFonts w:ascii="Consolas" w:cs="Consolas" w:eastAsia="Consolas" w:hAnsi="Consolas"/>
+          <w:color w:val="0E4A40"/>
+        </w:rPr>
+        <w:t xml:space="preserve">kept weights of step 007500</w:t>
+      </w:r>
+      <w:r>
+        <w:t xml:space="preserve"> et </w:t>
+      </w:r>
+      <w:r>
+        <w:rPr>
+          <w:rFonts w:ascii="Consolas" w:cs="Consolas" w:eastAsia="Consolas" w:hAnsi="Consolas"/>
+          <w:color w:val="0E4A40"/>
+        </w:rPr>
+        <w:t xml:space="preserve">010000</w:t>
+      </w:r>
+      <w:r>
+        <w:t xml:space="preserve">, </w:t>
+      </w:r>
+      <w:r>
+        <w:rPr>
+          <w:rFonts w:ascii="Consolas" w:cs="Consolas" w:eastAsia="Consolas" w:hAnsi="Consolas"/>
+          <w:color w:val="0E4A40"/>
+        </w:rPr>
+        <w:t xml:space="preserve">TRAINING COMPLETE</w:t>
+      </w:r>
+      <w:r>
+        <w:t xml:space="preserve">, </w:t>
+      </w:r>
+      <w:r>
+        <w:rPr>
+          <w:rFonts w:ascii="Consolas" w:cs="Consolas" w:eastAsia="Consolas" w:hAnsi="Consolas"/>
+          <w:color w:val="0E4A40"/>
+        </w:rPr>
+        <w:t xml:space="preserve">HEAD CHECK PASS</w:t>
+      </w:r>
+      <w:r>
+        <w:t xml:space="preserve">). Ensuite : télécharger </w:t>
+      </w:r>
+      <w:r>
+        <w:rPr>
+          <w:rFonts w:ascii="Consolas" w:cs="Consolas" w:eastAsia="Consolas" w:hAnsi="Consolas"/>
+          <w:color w:val="0E4A40"/>
+        </w:rPr>
+        <w:t xml:space="preserve">kept/</w:t>
+      </w:r>
+      <w:r>
+        <w:t xml:space="preserve"> 2 500 à 10 000 ; </w:t>
+      </w:r>
+      <w:r>
+        <w:rPr>
+          <w:rFonts w:ascii="Consolas" w:cs="Consolas" w:eastAsia="Consolas" w:hAnsi="Consolas"/>
+          <w:color w:val="0E4A40"/>
+        </w:rPr>
+        <w:t xml:space="preserve">run_c_gate</w:t>
+      </w:r>
+      <w:r>
+        <w:t xml:space="preserve"> sur chacun ; le rapport final (§54) ; Gazebo en mode verrouillé seulement si la porte est franchie.</w:t>
+      </w:r>
+    </w:p>
+    <w:p>
+      <w:pPr>
+        <w:spacing w:after="100"/>
+        <w:ind w:left="360" w:hanging="360"/>
+      </w:pPr>
+      <w:r>
+        <w:t xml:space="preserve">7. </w:t>
+      </w:r>
+      <w:r>
+        <w:rPr>
+          <w:b/>
+          <w:bCs/>
+        </w:rPr>
+        <w:t xml:space="preserve">La PR #25.</w:t>
+      </w:r>
+      <w:r>
+        <w:t xml:space="preserve"> Ouverte, non relue, et en conflit avec </w:t>
+      </w:r>
+      <w:r>
+        <w:rPr>
+          <w:rFonts w:ascii="Consolas" w:cs="Consolas" w:eastAsia="Consolas" w:hAnsi="Consolas"/>
+          <w:color w:val="0E4A40"/>
+        </w:rPr>
+        <w:t xml:space="preserve">main</w:t>
+      </w:r>
+      <w:r>
+        <w:t xml:space="preserve"> depuis les PR #26 et #27 (20/10 et 22/10) : fusionner </w:t>
+      </w:r>
+      <w:r>
+        <w:rPr>
+          <w:rFonts w:ascii="Consolas" w:cs="Consolas" w:eastAsia="Consolas" w:hAnsi="Consolas"/>
+          <w:color w:val="0E4A40"/>
+        </w:rPr>
+        <w:t xml:space="preserve">main</w:t>
+      </w:r>
+      <w:r>
+        <w:t xml:space="preserve"> dans </w:t>
+      </w:r>
+      <w:r>
+        <w:rPr>
+          <w:rFonts w:ascii="Consolas" w:cs="Consolas" w:eastAsia="Consolas" w:hAnsi="Consolas"/>
+          <w:color w:val="0E4A40"/>
+        </w:rPr>
+        <w:t xml:space="preserve">feature/sort-episodes</w:t>
+      </w:r>
+      <w:r>
+        <w:t xml:space="preserve">, résoudre, recompiler, pousser (sur décision du propriétaire).</w:t>
+      </w:r>
+    </w:p>
+    <w:p>
+      <w:pPr>
+        <w:spacing w:after="100"/>
+        <w:ind w:left="360" w:hanging="360"/>
+      </w:pPr>
+      <w:r>
+        <w:t xml:space="preserve">8. </w:t>
+      </w:r>
+      <w:r>
+        <w:rPr>
+          <w:b/>
+          <w:bCs/>
+        </w:rPr>
+        <w:t xml:space="preserve">Ouvert depuis l’annexe D.</w:t>
+      </w:r>
+      <w:r>
+        <w:t xml:space="preserve"> RLDS non déclaré dans la configuration OXE d’OpenVLA (choisir la vue unique d’OpenVLA) ; aucun entraînement π0 ni OpenVLA ; aucun exemple de rattrapage dans les données (chaque saisie enregistrée a réussi du premier coup) ; rien sur le robot réel.</w:t>
+      </w:r>
+    </w:p>
+    <w:p>
+      <w:pPr>
+        <w:spacing w:after="100"/>
+        <w:ind w:left="360" w:hanging="360"/>
+      </w:pPr>
+      <w:r>
+        <w:t xml:space="preserve">9. </w:t>
+      </w:r>
+      <w:r>
+        <w:rPr>
+          <w:b/>
+          <w:bCs/>
+        </w:rPr>
+        <w:t xml:space="preserve">Un écart.</w:t>
+      </w:r>
+      <w:r>
+        <w:t xml:space="preserve"> Le </w:t>
+      </w:r>
+      <w:r>
+        <w:rPr>
+          <w:rFonts w:ascii="Consolas" w:cs="Consolas" w:eastAsia="Consolas" w:hAnsi="Consolas"/>
+          <w:color w:val="0E4A40"/>
+        </w:rPr>
+        <w:t xml:space="preserve">controller.yaml</w:t>
+      </w:r>
+      <w:r>
+        <w:t xml:space="preserve"> du conteneur fait tourner les contrôleurs du bras à 100 Hz, celui du dépôt indique 500 Hz ; tous les enregistrements et évaluations depuis le 16/10 ont utilisé 100 Hz. Décider lequel est juste et accorder les deux (un changement invalide la comparaison avec les données existantes).</w:t>
+      </w:r>
+    </w:p>
+    <w:p>
+      <w:pPr>
+        <w:pStyle w:val="Heading3"/>
+        <w:spacing w:after="120" w:before="320"/>
+      </w:pPr>
+      <w:r>
+        <w:t xml:space="preserve">Bugs et constats, 11–30 octobre 2026</w:t>
+      </w:r>
+    </w:p>
+    <w:tbl>
+      <w:tblPr>
+        <w:tblW w:type="pct" w:w="100%"/>
+        <w:tblBorders>
+          <w:top w:val="single" w:color="auto" w:sz="4"/>
+          <w:left w:val="single" w:color="auto" w:sz="4"/>
+          <w:bottom w:val="single" w:color="auto" w:sz="4"/>
+          <w:right w:val="single" w:color="auto" w:sz="4"/>
+          <w:insideH w:val="single" w:color="auto" w:sz="4"/>
+          <w:insideV w:val="single" w:color="auto" w:sz="4"/>
+        </w:tblBorders>
+      </w:tblPr>
+      <w:tblGrid>
+        <w:gridCol w:w="100"/>
+        <w:gridCol w:w="100"/>
+        <w:gridCol w:w="100"/>
+      </w:tblGrid>
+      <w:tr>
+        <w:trPr>
+          <w:tblHeader/>
+        </w:trPr>
+        <w:tc>
+          <w:tcPr>
+            <w:tcW w:type="pct" w:w="33%"/>
+            <w:shd w:fill="DEE3E0" w:val="clear"/>
+            <w:tcMar>
+              <w:top w:type="dxa" w:w="80"/>
+              <w:left w:type="dxa" w:w="100"/>
+              <w:bottom w:type="dxa" w:w="80"/>
+              <w:right w:type="dxa" w:w="100"/>
+            </w:tcMar>
+          </w:tcPr>
+          <w:p>
+            <w:r>
+              <w:rPr>
+                <w:b/>
+                <w:bCs/>
+                <w:sz w:val="18"/>
+                <w:szCs w:val="18"/>
+              </w:rPr>
+              <w:t xml:space="preserve">Symptôme</w:t>
+            </w:r>
+          </w:p>
+        </w:tc>
+        <w:tc>
+          <w:tcPr>
+            <w:tcW w:type="pct" w:w="33%"/>
+            <w:shd w:fill="DEE3E0" w:val="clear"/>
+            <w:tcMar>
+              <w:top w:type="dxa" w:w="80"/>
+              <w:left w:type="dxa" w:w="100"/>
+              <w:bottom w:type="dxa" w:w="80"/>
+              <w:right w:type="dxa" w:w="100"/>
+            </w:tcMar>
+          </w:tcPr>
+          <w:p>
+            <w:r>
+              <w:rPr>
+                <w:b/>
+                <w:bCs/>
+                <w:sz w:val="18"/>
+                <w:szCs w:val="18"/>
+              </w:rPr>
+              <w:t xml:space="preserve">Cause</w:t>
+            </w:r>
+          </w:p>
+        </w:tc>
+        <w:tc>
+          <w:tcPr>
+            <w:tcW w:type="pct" w:w="33%"/>
+            <w:shd w:fill="DEE3E0" w:val="clear"/>
+            <w:tcMar>
+              <w:top w:type="dxa" w:w="80"/>
+              <w:left w:type="dxa" w:w="100"/>
+              <w:bottom w:type="dxa" w:w="80"/>
+              <w:right w:type="dxa" w:w="100"/>
+            </w:tcMar>
+          </w:tcPr>
+          <w:p>
+            <w:r>
+              <w:rPr>
+                <w:b/>
+                <w:bCs/>
+                <w:sz w:val="18"/>
+                <w:szCs w:val="18"/>
+              </w:rPr>
+              <w:t xml:space="preserve">Correction</w:t>
+            </w:r>
+          </w:p>
+        </w:tc>
+      </w:tr>
+      <w:tr>
+        <w:tc>
+          <w:tcPr>
+            <w:tcW w:type="pct" w:w="33%"/>
+            <w:tcMar>
+              <w:top w:type="dxa" w:w="80"/>
+              <w:left w:type="dxa" w:w="100"/>
+              <w:bottom w:type="dxa" w:w="80"/>
+              <w:right w:type="dxa" w:w="100"/>
+            </w:tcMar>
+          </w:tcPr>
+          <w:p>
+            <w:r>
+              <w:rPr>
+                <w:sz w:val="19"/>
+                <w:szCs w:val="19"/>
+              </w:rPr>
+              <w:t xml:space="preserve">Sept commits et les graines 21–50 disparus</w:t>
+            </w:r>
+          </w:p>
+        </w:tc>
+        <w:tc>
+          <w:tcPr>
+            <w:tcW w:type="pct" w:w="33%"/>
+            <w:tcMar>
+              <w:top w:type="dxa" w:w="80"/>
+              <w:left w:type="dxa" w:w="100"/>
+              <w:bottom w:type="dxa" w:w="80"/>
+              <w:right w:type="dxa" w:w="100"/>
+            </w:tcMar>
+          </w:tcPr>
+          <w:p>
+            <w:r>
+              <w:rPr>
+                <w:sz w:val="19"/>
+                <w:szCs w:val="19"/>
+              </w:rPr>
+              <w:t xml:space="preserve">instance WSL2 perdue avant toute poussée</w:t>
+            </w:r>
+          </w:p>
+        </w:tc>
+        <w:tc>
+          <w:tcPr>
+            <w:tcW w:type="pct" w:w="33%"/>
+            <w:tcMar>
+              <w:top w:type="dxa" w:w="80"/>
+              <w:left w:type="dxa" w:w="100"/>
+              <w:bottom w:type="dxa" w:w="80"/>
+              <w:right w:type="dxa" w:w="100"/>
+            </w:tcMar>
+          </w:tcPr>
+          <w:p>
+            <w:r>
+              <w:rPr>
+                <w:sz w:val="19"/>
+                <w:szCs w:val="19"/>
+              </w:rPr>
+              <w:t xml:space="preserve">reconstruit (§45) ; pousser après chaque étape vérifiée</w:t>
+            </w:r>
+          </w:p>
+        </w:tc>
+      </w:tr>
+      <w:tr>
+        <w:tc>
+          <w:tcPr>
+            <w:tcW w:type="pct" w:w="33%"/>
+            <w:tcMar>
+              <w:top w:type="dxa" w:w="80"/>
+              <w:left w:type="dxa" w:w="100"/>
+              <w:bottom w:type="dxa" w:w="80"/>
+              <w:right w:type="dxa" w:w="100"/>
+            </w:tcMar>
+          </w:tcPr>
+          <w:p>
+            <w:r>
+              <w:rPr>
+                <w:sz w:val="19"/>
+                <w:szCs w:val="19"/>
+              </w:rPr>
+              <w:t xml:space="preserve">La calibration de λ sur CPU a tué WSL (25/10)</w:t>
+            </w:r>
+          </w:p>
+        </w:tc>
+        <w:tc>
+          <w:tcPr>
+            <w:tcW w:type="pct" w:w="33%"/>
+            <w:tcMar>
+              <w:top w:type="dxa" w:w="80"/>
+              <w:left w:type="dxa" w:w="100"/>
+              <w:bottom w:type="dxa" w:w="80"/>
+              <w:right w:type="dxa" w:w="100"/>
+            </w:tcMar>
+          </w:tcPr>
+          <w:p>
+            <w:r>
+              <w:rPr>
+                <w:sz w:val="19"/>
+                <w:szCs w:val="19"/>
+              </w:rPr>
+              <w:t xml:space="preserve">SmolVLA en lot 6 sur CPU, sans limites</w:t>
+            </w:r>
+          </w:p>
+        </w:tc>
+        <w:tc>
+          <w:tcPr>
+            <w:tcW w:type="pct" w:w="33%"/>
+            <w:tcMar>
+              <w:top w:type="dxa" w:w="80"/>
+              <w:left w:type="dxa" w:w="100"/>
+              <w:bottom w:type="dxa" w:w="80"/>
+              <w:right w:type="dxa" w:w="100"/>
+            </w:tcMar>
+          </w:tcPr>
+          <w:p>
+            <w:r>
+              <w:rPr>
+                <w:sz w:val="19"/>
+                <w:szCs w:val="19"/>
+              </w:rPr>
+              <w:t xml:space="preserve">conteneur 4 CPU / 8 Go, OMP 4, lot ≤ 2, accord d’abord</w:t>
+            </w:r>
+          </w:p>
+        </w:tc>
+      </w:tr>
+      <w:tr>
+        <w:tc>
+          <w:tcPr>
+            <w:tcW w:type="pct" w:w="33%"/>
+            <w:tcMar>
+              <w:top w:type="dxa" w:w="80"/>
+              <w:left w:type="dxa" w:w="100"/>
+              <w:bottom w:type="dxa" w:w="80"/>
+              <w:right w:type="dxa" w:w="100"/>
+            </w:tcMar>
+          </w:tcPr>
+          <w:p>
+            <w:r>
+              <w:rPr>
+                <w:sz w:val="19"/>
+                <w:szCs w:val="19"/>
+              </w:rPr>
+              <w:t xml:space="preserve">Graines 1098, 1099 en échec</w:t>
+            </w:r>
+          </w:p>
+        </w:tc>
+        <w:tc>
+          <w:tcPr>
+            <w:tcW w:type="pct" w:w="33%"/>
+            <w:tcMar>
+              <w:top w:type="dxa" w:w="80"/>
+              <w:left w:type="dxa" w:w="100"/>
+              <w:bottom w:type="dxa" w:w="80"/>
+              <w:right w:type="dxa" w:w="100"/>
+            </w:tcMar>
+          </w:tcPr>
+          <w:p>
+            <w:r>
+              <w:rPr>
+                <w:sz w:val="19"/>
+                <w:szCs w:val="19"/>
+              </w:rPr>
+              <w:t xml:space="preserve">test CPU pendant un enregistrement, WSL en swap</w:t>
+            </w:r>
+          </w:p>
+        </w:tc>
+        <w:tc>
+          <w:tcPr>
+            <w:tcW w:type="pct" w:w="33%"/>
+            <w:tcMar>
+              <w:top w:type="dxa" w:w="80"/>
+              <w:left w:type="dxa" w:w="100"/>
+              <w:bottom w:type="dxa" w:w="80"/>
+              <w:right w:type="dxa" w:w="100"/>
+            </w:tcMar>
+          </w:tcPr>
+          <w:p>
+            <w:r>
+              <w:rPr>
+                <w:sz w:val="19"/>
+                <w:szCs w:val="19"/>
+              </w:rPr>
+              <w:t xml:space="preserve">réenregistrées ; aucun calcul CPU lourd pendant un enregistrement</w:t>
+            </w:r>
+          </w:p>
+        </w:tc>
+      </w:tr>
+      <w:tr>
+        <w:tc>
+          <w:tcPr>
+            <w:tcW w:type="pct" w:w="33%"/>
+            <w:tcMar>
+              <w:top w:type="dxa" w:w="80"/>
+              <w:left w:type="dxa" w:w="100"/>
+              <w:bottom w:type="dxa" w:w="80"/>
+              <w:right w:type="dxa" w:w="100"/>
+            </w:tcMar>
+          </w:tcPr>
+          <w:p>
+            <w:r>
+              <w:rPr>
+                <w:sz w:val="19"/>
+                <w:szCs w:val="19"/>
+              </w:rPr>
+              <w:t xml:space="preserve">Perte de la tête auxiliaire 0,13 → 10 216 au pas 1</w:t>
+            </w:r>
+          </w:p>
+        </w:tc>
+        <w:tc>
+          <w:tcPr>
+            <w:tcW w:type="pct" w:w="33%"/>
+            <w:tcMar>
+              <w:top w:type="dxa" w:w="80"/>
+              <w:left w:type="dxa" w:w="100"/>
+              <w:bottom w:type="dxa" w:w="80"/>
+              <w:right w:type="dxa" w:w="100"/>
+            </w:tcMar>
+          </w:tcPr>
+          <w:p>
+            <w:r>
+              <w:rPr>
+                <w:sz w:val="19"/>
+                <w:szCs w:val="19"/>
+              </w:rPr>
+              <w:t xml:space="preserve">taux 1e-3 de la tête en fp16</w:t>
+            </w:r>
+          </w:p>
+        </w:tc>
+        <w:tc>
+          <w:tcPr>
+            <w:tcW w:type="pct" w:w="33%"/>
+            <w:tcMar>
+              <w:top w:type="dxa" w:w="80"/>
+              <w:left w:type="dxa" w:w="100"/>
+              <w:bottom w:type="dxa" w:w="80"/>
+              <w:right w:type="dxa" w:w="100"/>
+            </w:tcMar>
+          </w:tcPr>
+          <w:p>
+            <w:r>
+              <w:rPr>
+                <w:sz w:val="19"/>
+                <w:szCs w:val="19"/>
+              </w:rPr>
+              <w:t xml:space="preserve">tête figée à son démarrage à chaud</w:t>
+            </w:r>
+          </w:p>
+        </w:tc>
+      </w:tr>
+      <w:tr>
+        <w:tc>
+          <w:tcPr>
+            <w:tcW w:type="pct" w:w="33%"/>
+            <w:tcMar>
+              <w:top w:type="dxa" w:w="80"/>
+              <w:left w:type="dxa" w:w="100"/>
+              <w:bottom w:type="dxa" w:w="80"/>
+              <w:right w:type="dxa" w:w="100"/>
+            </w:tcMar>
+          </w:tcPr>
+          <w:p>
+            <w:r>
+              <w:rPr>
+                <w:sz w:val="19"/>
+                <w:szCs w:val="19"/>
+              </w:rPr>
+              <w:t xml:space="preserve">Échelle fp16 revenue à 65 536 après reprise</w:t>
+            </w:r>
+          </w:p>
+        </w:tc>
+        <w:tc>
+          <w:tcPr>
+            <w:tcW w:type="pct" w:w="33%"/>
+            <w:tcMar>
+              <w:top w:type="dxa" w:w="80"/>
+              <w:left w:type="dxa" w:w="100"/>
+              <w:bottom w:type="dxa" w:w="80"/>
+              <w:right w:type="dxa" w:w="100"/>
+            </w:tcMar>
+          </w:tcPr>
+          <w:p>
+            <w:r>
+              <w:rPr>
+                <w:sz w:val="19"/>
+                <w:szCs w:val="19"/>
+              </w:rPr>
+              <w:t xml:space="preserve">LeRobot ne la sauve pas</w:t>
+            </w:r>
+          </w:p>
+        </w:tc>
+        <w:tc>
+          <w:tcPr>
+            <w:tcW w:type="pct" w:w="33%"/>
+            <w:tcMar>
+              <w:top w:type="dxa" w:w="80"/>
+              <w:left w:type="dxa" w:w="100"/>
+              <w:bottom w:type="dxa" w:w="80"/>
+              <w:right w:type="dxa" w:w="100"/>
+            </w:tcMar>
+          </w:tcPr>
+          <w:p>
+            <w:r>
+              <w:rPr>
+                <w:rFonts w:ascii="Consolas" w:cs="Consolas" w:eastAsia="Consolas" w:hAnsi="Consolas"/>
+                <w:color w:val="0E4A40"/>
+                <w:sz w:val="19"/>
+                <w:szCs w:val="19"/>
+              </w:rPr>
+              <w:t xml:space="preserve">grad_scaler.json</w:t>
+            </w:r>
+            <w:r>
+              <w:rPr>
+                <w:sz w:val="19"/>
+                <w:szCs w:val="19"/>
+              </w:rPr>
+              <w:t xml:space="preserve"> dans </w:t>
+            </w:r>
+            <w:r>
+              <w:rPr>
+                <w:rFonts w:ascii="Consolas" w:cs="Consolas" w:eastAsia="Consolas" w:hAnsi="Consolas"/>
+                <w:color w:val="0E4A40"/>
+                <w:sz w:val="19"/>
+                <w:szCs w:val="19"/>
+              </w:rPr>
+              <w:t xml:space="preserve">training_state</w:t>
+            </w:r>
+          </w:p>
+        </w:tc>
+      </w:tr>
+      <w:tr>
+        <w:tc>
+          <w:tcPr>
+            <w:tcW w:type="pct" w:w="33%"/>
+            <w:tcMar>
+              <w:top w:type="dxa" w:w="80"/>
+              <w:left w:type="dxa" w:w="100"/>
+              <w:bottom w:type="dxa" w:w="80"/>
+              <w:right w:type="dxa" w:w="100"/>
+            </w:tcMar>
+          </w:tcPr>
+          <w:p>
+            <w:r>
+              <w:rPr>
+                <w:sz w:val="19"/>
+                <w:szCs w:val="19"/>
+              </w:rPr>
+              <w:t xml:space="preserve">Point partiel repris après une coupure</w:t>
+            </w:r>
+          </w:p>
+        </w:tc>
+        <w:tc>
+          <w:tcPr>
+            <w:tcW w:type="pct" w:w="33%"/>
+            <w:tcMar>
+              <w:top w:type="dxa" w:w="80"/>
+              <w:left w:type="dxa" w:w="100"/>
+              <w:bottom w:type="dxa" w:w="80"/>
+              <w:right w:type="dxa" w:w="100"/>
+            </w:tcMar>
+          </w:tcPr>
+          <w:p>
+            <w:r>
+              <w:rPr>
+                <w:sz w:val="19"/>
+                <w:szCs w:val="19"/>
+              </w:rPr>
+              <w:t xml:space="preserve">sauvegarde interrompue</w:t>
+            </w:r>
+          </w:p>
+        </w:tc>
+        <w:tc>
+          <w:tcPr>
+            <w:tcW w:type="pct" w:w="33%"/>
+            <w:tcMar>
+              <w:top w:type="dxa" w:w="80"/>
+              <w:left w:type="dxa" w:w="100"/>
+              <w:bottom w:type="dxa" w:w="80"/>
+              <w:right w:type="dxa" w:w="100"/>
+            </w:tcMar>
+          </w:tcPr>
+          <w:p>
+            <w:r>
+              <w:rPr>
+                <w:sz w:val="19"/>
+                <w:szCs w:val="19"/>
+              </w:rPr>
+              <w:t xml:space="preserve">la reprise exige les cinq fichiers de </w:t>
+            </w:r>
+            <w:r>
+              <w:rPr>
+                <w:rFonts w:ascii="Consolas" w:cs="Consolas" w:eastAsia="Consolas" w:hAnsi="Consolas"/>
+                <w:color w:val="0E4A40"/>
+                <w:sz w:val="19"/>
+                <w:szCs w:val="19"/>
+              </w:rPr>
+              <w:t xml:space="preserve">training_state</w:t>
+            </w:r>
+          </w:p>
+        </w:tc>
+      </w:tr>
+      <w:tr>
+        <w:tc>
+          <w:tcPr>
+            <w:tcW w:type="pct" w:w="33%"/>
+            <w:tcMar>
+              <w:top w:type="dxa" w:w="80"/>
+              <w:left w:type="dxa" w:w="100"/>
+              <w:bottom w:type="dxa" w:w="80"/>
+              <w:right w:type="dxa" w:w="100"/>
+            </w:tcMar>
+          </w:tcPr>
+          <w:p>
+            <w:r>
+              <w:rPr>
+                <w:sz w:val="19"/>
+                <w:szCs w:val="19"/>
+              </w:rPr>
+              <w:t xml:space="preserve">Pas de </w:t>
+            </w:r>
+            <w:r>
+              <w:rPr>
+                <w:rFonts w:ascii="Consolas" w:cs="Consolas" w:eastAsia="Consolas" w:hAnsi="Consolas"/>
+                <w:color w:val="0E4A40"/>
+                <w:sz w:val="19"/>
+                <w:szCs w:val="19"/>
+              </w:rPr>
+              <w:t xml:space="preserve">kept/005000</w:t>
+            </w:r>
+          </w:p>
+        </w:tc>
+        <w:tc>
+          <w:tcPr>
+            <w:tcW w:type="pct" w:w="33%"/>
+            <w:tcMar>
+              <w:top w:type="dxa" w:w="80"/>
+              <w:left w:type="dxa" w:w="100"/>
+              <w:bottom w:type="dxa" w:w="80"/>
+              <w:right w:type="dxa" w:w="100"/>
+            </w:tcMar>
+          </w:tcPr>
+          <w:p>
+            <w:r>
+              <w:rPr>
+                <w:sz w:val="19"/>
+                <w:szCs w:val="19"/>
+              </w:rPr>
+              <w:t xml:space="preserve">gardé seulement à l’élagage</w:t>
+            </w:r>
+          </w:p>
+        </w:tc>
+        <w:tc>
+          <w:tcPr>
+            <w:tcW w:type="pct" w:w="33%"/>
+            <w:tcMar>
+              <w:top w:type="dxa" w:w="80"/>
+              <w:left w:type="dxa" w:w="100"/>
+              <w:bottom w:type="dxa" w:w="80"/>
+              <w:right w:type="dxa" w:w="100"/>
+            </w:tcMar>
+          </w:tcPr>
+          <w:p>
+            <w:r>
+              <w:rPr>
+                <w:sz w:val="19"/>
+                <w:szCs w:val="19"/>
+              </w:rPr>
+              <w:t xml:space="preserve">copie dès qu’un pas devient </w:t>
+            </w:r>
+            <w:r>
+              <w:rPr>
+                <w:rFonts w:ascii="Consolas" w:cs="Consolas" w:eastAsia="Consolas" w:hAnsi="Consolas"/>
+                <w:color w:val="0E4A40"/>
+                <w:sz w:val="19"/>
+                <w:szCs w:val="19"/>
+              </w:rPr>
+              <w:t xml:space="preserve">last</w:t>
+            </w:r>
+            <w:r>
+              <w:rPr>
+                <w:sz w:val="19"/>
+                <w:szCs w:val="19"/>
+              </w:rPr>
+              <w:t xml:space="preserve"> (§53)</w:t>
+            </w:r>
+          </w:p>
+        </w:tc>
+      </w:tr>
+      <w:tr>
+        <w:tc>
+          <w:tcPr>
+            <w:tcW w:type="pct" w:w="33%"/>
+            <w:tcMar>
+              <w:top w:type="dxa" w:w="80"/>
+              <w:left w:type="dxa" w:w="100"/>
+              <w:bottom w:type="dxa" w:w="80"/>
+              <w:right w:type="dxa" w:w="100"/>
+            </w:tcMar>
+          </w:tcPr>
+          <w:p>
+            <w:r>
+              <w:rPr>
+                <w:rFonts w:ascii="Consolas" w:cs="Consolas" w:eastAsia="Consolas" w:hAnsi="Consolas"/>
+                <w:color w:val="0E4A40"/>
+                <w:sz w:val="19"/>
+                <w:szCs w:val="19"/>
+              </w:rPr>
+              <w:t xml:space="preserve">probe_fit.py</w:t>
+            </w:r>
+            <w:r>
+              <w:rPr>
+                <w:sz w:val="19"/>
+                <w:szCs w:val="19"/>
+              </w:rPr>
+              <w:t xml:space="preserve"> plantait après les ajustements</w:t>
+            </w:r>
+          </w:p>
+        </w:tc>
+        <w:tc>
+          <w:tcPr>
+            <w:tcW w:type="pct" w:w="33%"/>
+            <w:tcMar>
+              <w:top w:type="dxa" w:w="80"/>
+              <w:left w:type="dxa" w:w="100"/>
+              <w:bottom w:type="dxa" w:w="80"/>
+              <w:right w:type="dxa" w:w="100"/>
+            </w:tcMar>
+          </w:tcPr>
+          <w:p>
+            <w:r>
+              <w:rPr>
+                <w:sz w:val="19"/>
+                <w:szCs w:val="19"/>
+              </w:rPr>
+              <w:t xml:space="preserve">liste d’encodeurs en dur</w:t>
+            </w:r>
+          </w:p>
+        </w:tc>
+        <w:tc>
+          <w:tcPr>
+            <w:tcW w:type="pct" w:w="33%"/>
+            <w:tcMar>
+              <w:top w:type="dxa" w:w="80"/>
+              <w:left w:type="dxa" w:w="100"/>
+              <w:bottom w:type="dxa" w:w="80"/>
+              <w:right w:type="dxa" w:w="100"/>
+            </w:tcMar>
+          </w:tcPr>
+          <w:p>
+            <w:r>
+              <w:rPr>
+                <w:sz w:val="19"/>
+                <w:szCs w:val="19"/>
+              </w:rPr>
+              <w:t xml:space="preserve">prise dans </w:t>
+            </w:r>
+            <w:r>
+              <w:rPr>
+                <w:rFonts w:ascii="Consolas" w:cs="Consolas" w:eastAsia="Consolas" w:hAnsi="Consolas"/>
+                <w:color w:val="0E4A40"/>
+                <w:sz w:val="19"/>
+                <w:szCs w:val="19"/>
+              </w:rPr>
+              <w:t xml:space="preserve">--encoders</w:t>
+            </w:r>
+          </w:p>
+        </w:tc>
+      </w:tr>
+      <w:tr>
+        <w:tc>
+          <w:tcPr>
+            <w:tcW w:type="pct" w:w="33%"/>
+            <w:tcMar>
+              <w:top w:type="dxa" w:w="80"/>
+              <w:left w:type="dxa" w:w="100"/>
+              <w:bottom w:type="dxa" w:w="80"/>
+              <w:right w:type="dxa" w:w="100"/>
+            </w:tcMar>
+          </w:tcPr>
+          <w:p>
+            <w:r>
+              <w:rPr>
+                <w:sz w:val="19"/>
+                <w:szCs w:val="19"/>
+              </w:rPr>
+              <w:t xml:space="preserve">La reprise en fenêtre de la graine 17 a divergé</w:t>
+            </w:r>
+          </w:p>
+        </w:tc>
+        <w:tc>
+          <w:tcPr>
+            <w:tcW w:type="pct" w:w="33%"/>
+            <w:tcMar>
+              <w:top w:type="dxa" w:w="80"/>
+              <w:left w:type="dxa" w:w="100"/>
+              <w:bottom w:type="dxa" w:w="80"/>
+              <w:right w:type="dxa" w:w="100"/>
+            </w:tcMar>
+          </w:tcPr>
+          <w:p>
+            <w:r>
+              <w:rPr>
+                <w:sz w:val="19"/>
+                <w:szCs w:val="19"/>
+              </w:rPr>
+              <w:t xml:space="preserve">l’horloge murale dans la boucle</w:t>
+            </w:r>
+          </w:p>
+        </w:tc>
+        <w:tc>
+          <w:tcPr>
+            <w:tcW w:type="pct" w:w="33%"/>
+            <w:tcMar>
+              <w:top w:type="dxa" w:w="80"/>
+              <w:left w:type="dxa" w:w="100"/>
+              <w:bottom w:type="dxa" w:w="80"/>
+              <w:right w:type="dxa" w:w="100"/>
+            </w:tcMar>
+          </w:tcPr>
+          <w:p>
+            <w:r>
+              <w:rPr>
+                <w:sz w:val="19"/>
+                <w:szCs w:val="19"/>
+              </w:rPr>
+              <w:t xml:space="preserve">mode verrouillé (§57)</w:t>
+            </w:r>
+          </w:p>
+        </w:tc>
+      </w:tr>
+      <w:tr>
+        <w:tc>
+          <w:tcPr>
+            <w:tcW w:type="pct" w:w="33%"/>
+            <w:tcMar>
+              <w:top w:type="dxa" w:w="80"/>
+              <w:left w:type="dxa" w:w="100"/>
+              <w:bottom w:type="dxa" w:w="80"/>
+              <w:right w:type="dxa" w:w="100"/>
+            </w:tcMar>
+          </w:tcPr>
+          <w:p>
+            <w:r>
+              <w:rPr>
+                <w:sz w:val="19"/>
+                <w:szCs w:val="19"/>
+              </w:rPr>
+              <w:t xml:space="preserve">Les exécutions verrouillées différaient (8 sources)</w:t>
+            </w:r>
+          </w:p>
+        </w:tc>
+        <w:tc>
+          <w:tcPr>
+            <w:tcW w:type="pct" w:w="33%"/>
+            <w:tcMar>
+              <w:top w:type="dxa" w:w="80"/>
+              <w:left w:type="dxa" w:w="100"/>
+              <w:bottom w:type="dxa" w:w="80"/>
+              <w:right w:type="dxa" w:w="100"/>
+            </w:tcMar>
+          </w:tcPr>
+          <w:p>
+            <w:r>
+              <w:rPr>
+                <w:sz w:val="19"/>
+                <w:szCs w:val="19"/>
+              </w:rPr>
+              <w:t xml:space="preserve">voir §58</w:t>
+            </w:r>
+          </w:p>
+        </w:tc>
+        <w:tc>
+          <w:tcPr>
+            <w:tcW w:type="pct" w:w="33%"/>
+            <w:tcMar>
+              <w:top w:type="dxa" w:w="80"/>
+              <w:left w:type="dxa" w:w="100"/>
+              <w:bottom w:type="dxa" w:w="80"/>
+              <w:right w:type="dxa" w:w="100"/>
+            </w:tcMar>
+          </w:tcPr>
+          <w:p>
+            <w:r>
+              <w:rPr>
+                <w:sz w:val="19"/>
+                <w:szCs w:val="19"/>
+              </w:rPr>
+              <w:t xml:space="preserve">voir §58</w:t>
+            </w:r>
+          </w:p>
+        </w:tc>
+      </w:tr>
+      <w:tr>
+        <w:tc>
+          <w:tcPr>
+            <w:tcW w:type="pct" w:w="33%"/>
+            <w:tcMar>
+              <w:top w:type="dxa" w:w="80"/>
+              <w:left w:type="dxa" w:w="100"/>
+              <w:bottom w:type="dxa" w:w="80"/>
+              <w:right w:type="dxa" w:w="100"/>
+            </w:tcMar>
+          </w:tcPr>
+          <w:p>
+            <w:r>
+              <w:rPr>
+                <w:sz w:val="19"/>
+                <w:szCs w:val="19"/>
+              </w:rPr>
+              <w:t xml:space="preserve">A2 bloqué, </w:t>
+            </w:r>
+            <w:r>
+              <w:rPr>
+                <w:rFonts w:ascii="Consolas" w:cs="Consolas" w:eastAsia="Consolas" w:hAnsi="Consolas"/>
+                <w:color w:val="0E4A40"/>
+                <w:sz w:val="19"/>
+                <w:szCs w:val="19"/>
+              </w:rPr>
+              <w:t xml:space="preserve">iterations</w:t>
+            </w:r>
+            <w:r>
+              <w:rPr>
+                <w:sz w:val="19"/>
+                <w:szCs w:val="19"/>
+              </w:rPr>
+              <w:t xml:space="preserve"> inconnu</w:t>
+            </w:r>
+          </w:p>
+        </w:tc>
+        <w:tc>
+          <w:tcPr>
+            <w:tcW w:type="pct" w:w="33%"/>
+            <w:tcMar>
+              <w:top w:type="dxa" w:w="80"/>
+              <w:left w:type="dxa" w:w="100"/>
+              <w:bottom w:type="dxa" w:w="80"/>
+              <w:right w:type="dxa" w:w="100"/>
+            </w:tcMar>
+          </w:tcPr>
+          <w:p>
+            <w:r>
+              <w:rPr>
+                <w:sz w:val="19"/>
+                <w:szCs w:val="19"/>
+              </w:rPr>
+              <w:t xml:space="preserve">le texte protobuf omet les champs nuls</w:t>
+            </w:r>
+          </w:p>
+        </w:tc>
+        <w:tc>
+          <w:tcPr>
+            <w:tcW w:type="pct" w:w="33%"/>
+            <w:tcMar>
+              <w:top w:type="dxa" w:w="80"/>
+              <w:left w:type="dxa" w:w="100"/>
+              <w:bottom w:type="dxa" w:w="80"/>
+              <w:right w:type="dxa" w:w="100"/>
+            </w:tcMar>
+          </w:tcPr>
+          <w:p>
+            <w:r>
+              <w:rPr>
+                <w:sz w:val="19"/>
+                <w:szCs w:val="19"/>
+              </w:rPr>
+              <w:t xml:space="preserve">champ absent lu comme 0</w:t>
+            </w:r>
+          </w:p>
+        </w:tc>
+      </w:tr>
+    </w:tbl>
+    <w:p>
+      <w:pPr>
+        <w:spacing w:after="60"/>
+      </w:pPr>
+    </w:p>
+    <w:p>
+      <w:pPr>
+        <w:pStyle w:val="Heading3"/>
+        <w:spacing w:after="120" w:before="320"/>
+      </w:pPr>
+      <w:r>
+        <w:t xml:space="preserve">Fichiers nouveaux et modifiés (chemins sous Headless_Task-Grounded_Pick-and-Sort-and-Place_in_Gazebo/)</w:t>
+      </w:r>
+    </w:p>
+    <w:tbl>
+      <w:tblPr>
+        <w:tblW w:type="pct" w:w="100%"/>
+        <w:tblBorders>
+          <w:top w:val="single" w:color="auto" w:sz="4"/>
+          <w:left w:val="single" w:color="auto" w:sz="4"/>
+          <w:bottom w:val="single" w:color="auto" w:sz="4"/>
+          <w:right w:val="single" w:color="auto" w:sz="4"/>
+          <w:insideH w:val="single" w:color="auto" w:sz="4"/>
+          <w:insideV w:val="single" w:color="auto" w:sz="4"/>
+        </w:tblBorders>
+      </w:tblPr>
+      <w:tblGrid>
+        <w:gridCol w:w="100"/>
+        <w:gridCol w:w="100"/>
+      </w:tblGrid>
+      <w:tr>
+        <w:trPr>
+          <w:tblHeader/>
+        </w:trPr>
+        <w:tc>
+          <w:tcPr>
+            <w:tcW w:type="pct" w:w="50%"/>
+            <w:shd w:fill="DEE3E0" w:val="clear"/>
+            <w:tcMar>
+              <w:top w:type="dxa" w:w="80"/>
+              <w:left w:type="dxa" w:w="100"/>
+              <w:bottom w:type="dxa" w:w="80"/>
+              <w:right w:type="dxa" w:w="100"/>
+            </w:tcMar>
+          </w:tcPr>
+          <w:p>
+            <w:r>
+              <w:rPr>
+                <w:b/>
+                <w:bCs/>
+                <w:sz w:val="18"/>
+                <w:szCs w:val="18"/>
+              </w:rPr>
+              <w:t xml:space="preserve">Chemin</w:t>
+            </w:r>
+          </w:p>
+        </w:tc>
+        <w:tc>
+          <w:tcPr>
+            <w:tcW w:type="pct" w:w="50%"/>
+            <w:shd w:fill="DEE3E0" w:val="clear"/>
+            <w:tcMar>
+              <w:top w:type="dxa" w:w="80"/>
+              <w:left w:type="dxa" w:w="100"/>
+              <w:bottom w:type="dxa" w:w="80"/>
+              <w:right w:type="dxa" w:w="100"/>
+            </w:tcMar>
+          </w:tcPr>
+          <w:p>
+            <w:r>
+              <w:rPr>
+                <w:b/>
+                <w:bCs/>
+                <w:sz w:val="18"/>
+                <w:szCs w:val="18"/>
+              </w:rPr>
+              <w:t xml:space="preserve">Rôle</w:t>
+            </w:r>
+          </w:p>
+        </w:tc>
+      </w:tr>
+      <w:tr>
+        <w:tc>
+          <w:tcPr>
+            <w:tcW w:type="pct" w:w="50%"/>
+            <w:tcMar>
+              <w:top w:type="dxa" w:w="80"/>
+              <w:left w:type="dxa" w:w="100"/>
+              <w:bottom w:type="dxa" w:w="80"/>
+              <w:right w:type="dxa" w:w="100"/>
+            </w:tcMar>
+          </w:tcPr>
+          <w:p>
+            <w:r>
+              <w:rPr>
+                <w:rFonts w:ascii="Consolas" w:cs="Consolas" w:eastAsia="Consolas" w:hAnsi="Consolas"/>
+                <w:color w:val="0E4A40"/>
+                <w:sz w:val="19"/>
+                <w:szCs w:val="19"/>
+              </w:rPr>
+              <w:t xml:space="preserve">training/smolvla_kaggle/smolvla_kaggle_driver.py</w:t>
+            </w:r>
+          </w:p>
+        </w:tc>
+        <w:tc>
+          <w:tcPr>
+            <w:tcW w:type="pct" w:w="50%"/>
+            <w:tcMar>
+              <w:top w:type="dxa" w:w="80"/>
+              <w:left w:type="dxa" w:w="100"/>
+              <w:bottom w:type="dxa" w:w="80"/>
+              <w:right w:type="dxa" w:w="100"/>
+            </w:tcMar>
+          </w:tcPr>
+          <w:p>
+            <w:r>
+              <w:rPr>
+                <w:sz w:val="19"/>
+                <w:szCs w:val="19"/>
+              </w:rPr>
+              <w:t xml:space="preserve">le pilote Kaggle figé : garde sur le jeu, sauvegardes, </w:t>
+            </w:r>
+            <w:r>
+              <w:rPr>
+                <w:rFonts w:ascii="Consolas" w:cs="Consolas" w:eastAsia="Consolas" w:hAnsi="Consolas"/>
+                <w:color w:val="0E4A40"/>
+                <w:sz w:val="19"/>
+                <w:szCs w:val="19"/>
+              </w:rPr>
+              <w:t xml:space="preserve">kept/</w:t>
+            </w:r>
+            <w:r>
+              <w:rPr>
+                <w:sz w:val="19"/>
+                <w:szCs w:val="19"/>
+              </w:rPr>
+              <w:t xml:space="preserve">, reprise, conditions d’arrêt, tête auxiliaire</w:t>
+            </w:r>
+          </w:p>
+        </w:tc>
+      </w:tr>
+      <w:tr>
+        <w:tc>
+          <w:tcPr>
+            <w:tcW w:type="pct" w:w="50%"/>
+            <w:tcMar>
+              <w:top w:type="dxa" w:w="80"/>
+              <w:left w:type="dxa" w:w="100"/>
+              <w:bottom w:type="dxa" w:w="80"/>
+              <w:right w:type="dxa" w:w="100"/>
+            </w:tcMar>
+          </w:tcPr>
+          <w:p>
+            <w:r>
+              <w:rPr>
+                <w:rFonts w:ascii="Consolas" w:cs="Consolas" w:eastAsia="Consolas" w:hAnsi="Consolas"/>
+                <w:color w:val="0E4A40"/>
+                <w:sz w:val="19"/>
+                <w:szCs w:val="19"/>
+              </w:rPr>
+              <w:t xml:space="preserve">training/smolvla_kaggle/*.ipynb</w:t>
+            </w:r>
+          </w:p>
+        </w:tc>
+        <w:tc>
+          <w:tcPr>
+            <w:tcW w:type="pct" w:w="50%"/>
+            <w:tcMar>
+              <w:top w:type="dxa" w:w="80"/>
+              <w:left w:type="dxa" w:w="100"/>
+              <w:bottom w:type="dxa" w:w="80"/>
+              <w:right w:type="dxa" w:w="100"/>
+            </w:tcMar>
+          </w:tcPr>
+          <w:p>
+            <w:r>
+              <w:rPr>
+                <w:sz w:val="19"/>
+                <w:szCs w:val="19"/>
+              </w:rPr>
+              <w:t xml:space="preserve">carnets 13/10, 36k, Run A, Run B, Run C ; carnets mémoire, contrôles et préparation du Run C</w:t>
+            </w:r>
+          </w:p>
+        </w:tc>
+      </w:tr>
+      <w:tr>
+        <w:tc>
+          <w:tcPr>
+            <w:tcW w:type="pct" w:w="50%"/>
+            <w:tcMar>
+              <w:top w:type="dxa" w:w="80"/>
+              <w:left w:type="dxa" w:w="100"/>
+              <w:bottom w:type="dxa" w:w="80"/>
+              <w:right w:type="dxa" w:w="100"/>
+            </w:tcMar>
+          </w:tcPr>
+          <w:p>
+            <w:r>
+              <w:rPr>
+                <w:rFonts w:ascii="Consolas" w:cs="Consolas" w:eastAsia="Consolas" w:hAnsi="Consolas"/>
+                <w:color w:val="0E4A40"/>
+                <w:sz w:val="19"/>
+                <w:szCs w:val="19"/>
+              </w:rPr>
+              <w:t xml:space="preserve">config/probe_protocol.yaml</w:t>
+            </w:r>
+          </w:p>
+        </w:tc>
+        <w:tc>
+          <w:tcPr>
+            <w:tcW w:type="pct" w:w="50%"/>
+            <w:tcMar>
+              <w:top w:type="dxa" w:w="80"/>
+              <w:left w:type="dxa" w:w="100"/>
+              <w:bottom w:type="dxa" w:w="80"/>
+              <w:right w:type="dxa" w:w="100"/>
+            </w:tcMar>
+          </w:tcPr>
+          <w:p>
+            <w:r>
+              <w:rPr>
+                <w:sz w:val="19"/>
+                <w:szCs w:val="19"/>
+              </w:rPr>
+              <w:t xml:space="preserve">chaque règle fixée avant sa mesure, et son résultat</w:t>
+            </w:r>
+          </w:p>
+        </w:tc>
+      </w:tr>
+      <w:tr>
+        <w:tc>
+          <w:tcPr>
+            <w:tcW w:type="pct" w:w="50%"/>
+            <w:tcMar>
+              <w:top w:type="dxa" w:w="80"/>
+              <w:left w:type="dxa" w:w="100"/>
+              <w:bottom w:type="dxa" w:w="80"/>
+              <w:right w:type="dxa" w:w="100"/>
+            </w:tcMar>
+          </w:tcPr>
+          <w:p>
+            <w:r>
+              <w:rPr>
+                <w:rFonts w:ascii="Consolas" w:cs="Consolas" w:eastAsia="Consolas" w:hAnsi="Consolas"/>
+                <w:color w:val="0E4A40"/>
+                <w:sz w:val="19"/>
+                <w:szCs w:val="19"/>
+              </w:rPr>
+              <w:t xml:space="preserve">scripts/open_loop_check.py</w:t>
+            </w:r>
+            <w:r>
+              <w:rPr>
+                <w:sz w:val="19"/>
+                <w:szCs w:val="19"/>
+              </w:rPr>
+              <w:t xml:space="preserve">, </w:t>
+            </w:r>
+            <w:r>
+              <w:rPr>
+                <w:rFonts w:ascii="Consolas" w:cs="Consolas" w:eastAsia="Consolas" w:hAnsi="Consolas"/>
+                <w:color w:val="0E4A40"/>
+                <w:sz w:val="19"/>
+                <w:szCs w:val="19"/>
+              </w:rPr>
+              <w:t xml:space="preserve">open_loop_compare.py</w:t>
+            </w:r>
+            <w:r>
+              <w:rPr>
+                <w:sz w:val="19"/>
+                <w:szCs w:val="19"/>
+              </w:rPr>
+              <w:t xml:space="preserve">, </w:t>
+            </w:r>
+            <w:r>
+              <w:rPr>
+                <w:rFonts w:ascii="Consolas" w:cs="Consolas" w:eastAsia="Consolas" w:hAnsi="Consolas"/>
+                <w:color w:val="0E4A40"/>
+                <w:sz w:val="19"/>
+                <w:szCs w:val="19"/>
+              </w:rPr>
+              <w:t xml:space="preserve">open_loop_within20.py</w:t>
+            </w:r>
+          </w:p>
+        </w:tc>
+        <w:tc>
+          <w:tcPr>
+            <w:tcW w:type="pct" w:w="50%"/>
+            <w:tcMar>
+              <w:top w:type="dxa" w:w="80"/>
+              <w:left w:type="dxa" w:w="100"/>
+              <w:bottom w:type="dxa" w:w="80"/>
+              <w:right w:type="dxa" w:w="100"/>
+            </w:tcMar>
+          </w:tcPr>
+          <w:p>
+            <w:r>
+              <w:rPr>
+                <w:sz w:val="19"/>
+                <w:szCs w:val="19"/>
+              </w:rPr>
+              <w:t xml:space="preserve">boucle ouverte, échange, jeu centré sur la saisie, bootstrap apparié</w:t>
+            </w:r>
+          </w:p>
+        </w:tc>
+      </w:tr>
+      <w:tr>
+        <w:tc>
+          <w:tcPr>
+            <w:tcW w:type="pct" w:w="50%"/>
+            <w:tcMar>
+              <w:top w:type="dxa" w:w="80"/>
+              <w:left w:type="dxa" w:w="100"/>
+              <w:bottom w:type="dxa" w:w="80"/>
+              <w:right w:type="dxa" w:w="100"/>
+            </w:tcMar>
+          </w:tcPr>
+          <w:p>
+            <w:r>
+              <w:rPr>
+                <w:rFonts w:ascii="Consolas" w:cs="Consolas" w:eastAsia="Consolas" w:hAnsi="Consolas"/>
+                <w:color w:val="0E4A40"/>
+                <w:sz w:val="19"/>
+                <w:szCs w:val="19"/>
+              </w:rPr>
+              <w:t xml:space="preserve">scripts/probe_render.sh</w:t>
+            </w:r>
+            <w:r>
+              <w:rPr>
+                <w:sz w:val="19"/>
+                <w:szCs w:val="19"/>
+              </w:rPr>
+              <w:t xml:space="preserve">, </w:t>
+            </w:r>
+            <w:r>
+              <w:rPr>
+                <w:rFonts w:ascii="Consolas" w:cs="Consolas" w:eastAsia="Consolas" w:hAnsi="Consolas"/>
+                <w:color w:val="0E4A40"/>
+                <w:sz w:val="19"/>
+                <w:szCs w:val="19"/>
+              </w:rPr>
+              <w:t xml:space="preserve">probe_render.py</w:t>
+            </w:r>
+            <w:r>
+              <w:rPr>
+                <w:sz w:val="19"/>
+                <w:szCs w:val="19"/>
+              </w:rPr>
+              <w:t xml:space="preserve">, </w:t>
+            </w:r>
+            <w:r>
+              <w:rPr>
+                <w:rFonts w:ascii="Consolas" w:cs="Consolas" w:eastAsia="Consolas" w:hAnsi="Consolas"/>
+                <w:color w:val="0E4A40"/>
+                <w:sz w:val="19"/>
+                <w:szCs w:val="19"/>
+              </w:rPr>
+              <w:t xml:space="preserve">probe_features.py</w:t>
+            </w:r>
+            <w:r>
+              <w:rPr>
+                <w:sz w:val="19"/>
+                <w:szCs w:val="19"/>
+              </w:rPr>
+              <w:t xml:space="preserve">, </w:t>
+            </w:r>
+            <w:r>
+              <w:rPr>
+                <w:rFonts w:ascii="Consolas" w:cs="Consolas" w:eastAsia="Consolas" w:hAnsi="Consolas"/>
+                <w:color w:val="0E4A40"/>
+                <w:sz w:val="19"/>
+                <w:szCs w:val="19"/>
+              </w:rPr>
+              <w:t xml:space="preserve">probe_fit.py</w:t>
+            </w:r>
+          </w:p>
+        </w:tc>
+        <w:tc>
+          <w:tcPr>
+            <w:tcW w:type="pct" w:w="50%"/>
+            <w:tcMar>
+              <w:top w:type="dxa" w:w="80"/>
+              <w:left w:type="dxa" w:w="100"/>
+              <w:bottom w:type="dxa" w:w="80"/>
+              <w:right w:type="dxa" w:w="100"/>
+            </w:tcMar>
+          </w:tcPr>
+          <w:p>
+            <w:r>
+              <w:rPr>
+                <w:sz w:val="19"/>
+                <w:szCs w:val="19"/>
+              </w:rPr>
+              <w:t xml:space="preserve">la sonde de l’encodeur</w:t>
+            </w:r>
+          </w:p>
+        </w:tc>
+      </w:tr>
+      <w:tr>
+        <w:tc>
+          <w:tcPr>
+            <w:tcW w:type="pct" w:w="50%"/>
+            <w:tcMar>
+              <w:top w:type="dxa" w:w="80"/>
+              <w:left w:type="dxa" w:w="100"/>
+              <w:bottom w:type="dxa" w:w="80"/>
+              <w:right w:type="dxa" w:w="100"/>
+            </w:tcMar>
+          </w:tcPr>
+          <w:p>
+            <w:r>
+              <w:rPr>
+                <w:rFonts w:ascii="Consolas" w:cs="Consolas" w:eastAsia="Consolas" w:hAnsi="Consolas"/>
+                <w:color w:val="0E4A40"/>
+                <w:sz w:val="19"/>
+                <w:szCs w:val="19"/>
+              </w:rPr>
+              <w:t xml:space="preserve">scripts/build_aux_labels.py</w:t>
+            </w:r>
+            <w:r>
+              <w:rPr>
+                <w:sz w:val="19"/>
+                <w:szCs w:val="19"/>
+              </w:rPr>
+              <w:t xml:space="preserve">, </w:t>
+            </w:r>
+            <w:r>
+              <w:rPr>
+                <w:rFonts w:ascii="Consolas" w:cs="Consolas" w:eastAsia="Consolas" w:hAnsi="Consolas"/>
+                <w:color w:val="0E4A40"/>
+                <w:sz w:val="19"/>
+                <w:szCs w:val="19"/>
+              </w:rPr>
+              <w:t xml:space="preserve">aux_warm_start.py</w:t>
+            </w:r>
+            <w:r>
+              <w:rPr>
+                <w:sz w:val="19"/>
+                <w:szCs w:val="19"/>
+              </w:rPr>
+              <w:t xml:space="preserve">, </w:t>
+            </w:r>
+            <w:r>
+              <w:rPr>
+                <w:rFonts w:ascii="Consolas" w:cs="Consolas" w:eastAsia="Consolas" w:hAnsi="Consolas"/>
+                <w:color w:val="0E4A40"/>
+                <w:sz w:val="19"/>
+                <w:szCs w:val="19"/>
+              </w:rPr>
+              <w:t xml:space="preserve">aux_head_probe.py</w:t>
+            </w:r>
+            <w:r>
+              <w:rPr>
+                <w:sz w:val="19"/>
+                <w:szCs w:val="19"/>
+              </w:rPr>
+              <w:t xml:space="preserve">, </w:t>
+            </w:r>
+            <w:r>
+              <w:rPr>
+                <w:rFonts w:ascii="Consolas" w:cs="Consolas" w:eastAsia="Consolas" w:hAnsi="Consolas"/>
+                <w:color w:val="0E4A40"/>
+                <w:sz w:val="19"/>
+                <w:szCs w:val="19"/>
+              </w:rPr>
+              <w:t xml:space="preserve">sampler_order.py</w:t>
+            </w:r>
+          </w:p>
+        </w:tc>
+        <w:tc>
+          <w:tcPr>
+            <w:tcW w:type="pct" w:w="50%"/>
+            <w:tcMar>
+              <w:top w:type="dxa" w:w="80"/>
+              <w:left w:type="dxa" w:w="100"/>
+              <w:bottom w:type="dxa" w:w="80"/>
+              <w:right w:type="dxa" w:w="100"/>
+            </w:tcMar>
+          </w:tcPr>
+          <w:p>
+            <w:r>
+              <w:rPr>
+                <w:sz w:val="19"/>
+                <w:szCs w:val="19"/>
+              </w:rPr>
+              <w:t xml:space="preserve">la perte de position du Run C</w:t>
+            </w:r>
+          </w:p>
+        </w:tc>
+      </w:tr>
+      <w:tr>
+        <w:tc>
+          <w:tcPr>
+            <w:tcW w:type="pct" w:w="50%"/>
+            <w:tcMar>
+              <w:top w:type="dxa" w:w="80"/>
+              <w:left w:type="dxa" w:w="100"/>
+              <w:bottom w:type="dxa" w:w="80"/>
+              <w:right w:type="dxa" w:w="100"/>
+            </w:tcMar>
+          </w:tcPr>
+          <w:p>
+            <w:r>
+              <w:rPr>
+                <w:rFonts w:ascii="Consolas" w:cs="Consolas" w:eastAsia="Consolas" w:hAnsi="Consolas"/>
+                <w:color w:val="0E4A40"/>
+                <w:sz w:val="19"/>
+                <w:szCs w:val="19"/>
+              </w:rPr>
+              <w:t xml:space="preserve">scripts/preplace_pieces.py</w:t>
+            </w:r>
+            <w:r>
+              <w:rPr>
+                <w:sz w:val="19"/>
+                <w:szCs w:val="19"/>
+              </w:rPr>
+              <w:t xml:space="preserve">, </w:t>
+            </w:r>
+            <w:r>
+              <w:rPr>
+                <w:rFonts w:ascii="Consolas" w:cs="Consolas" w:eastAsia="Consolas" w:hAnsi="Consolas"/>
+                <w:color w:val="0E4A40"/>
+                <w:sz w:val="19"/>
+                <w:szCs w:val="19"/>
+              </w:rPr>
+              <w:t xml:space="preserve">verify_preplaced_batch.py</w:t>
+            </w:r>
+            <w:r>
+              <w:rPr>
+                <w:sz w:val="19"/>
+                <w:szCs w:val="19"/>
+              </w:rPr>
+              <w:t xml:space="preserve">, </w:t>
+            </w:r>
+            <w:r>
+              <w:rPr>
+                <w:rFonts w:ascii="Consolas" w:cs="Consolas" w:eastAsia="Consolas" w:hAnsi="Consolas"/>
+                <w:color w:val="0E4A40"/>
+                <w:sz w:val="19"/>
+                <w:szCs w:val="19"/>
+              </w:rPr>
+              <w:t xml:space="preserve">random_start.py</w:t>
+            </w:r>
+            <w:r>
+              <w:rPr>
+                <w:sz w:val="19"/>
+                <w:szCs w:val="19"/>
+              </w:rPr>
+              <w:t xml:space="preserve">, </w:t>
+            </w:r>
+            <w:r>
+              <w:rPr>
+                <w:rFonts w:ascii="Consolas" w:cs="Consolas" w:eastAsia="Consolas" w:hAnsi="Consolas"/>
+                <w:color w:val="0E4A40"/>
+                <w:sz w:val="19"/>
+                <w:szCs w:val="19"/>
+              </w:rPr>
+              <w:t xml:space="preserve">random_start_sorter.py</w:t>
+            </w:r>
+            <w:r>
+              <w:rPr>
+                <w:sz w:val="19"/>
+                <w:szCs w:val="19"/>
+              </w:rPr>
+              <w:t xml:space="preserve">, </w:t>
+            </w:r>
+            <w:r>
+              <w:rPr>
+                <w:rFonts w:ascii="Consolas" w:cs="Consolas" w:eastAsia="Consolas" w:hAnsi="Consolas"/>
+                <w:color w:val="0E4A40"/>
+                <w:sz w:val="19"/>
+                <w:szCs w:val="19"/>
+              </w:rPr>
+              <w:t xml:space="preserve">reap_children.py</w:t>
+            </w:r>
+          </w:p>
+        </w:tc>
+        <w:tc>
+          <w:tcPr>
+            <w:tcW w:type="pct" w:w="50%"/>
+            <w:tcMar>
+              <w:top w:type="dxa" w:w="80"/>
+              <w:left w:type="dxa" w:w="100"/>
+              <w:bottom w:type="dxa" w:w="80"/>
+              <w:right w:type="dxa" w:w="100"/>
+            </w:tcMar>
+          </w:tcPr>
+          <w:p>
+            <w:r>
+              <w:rPr>
+                <w:sz w:val="19"/>
+                <w:szCs w:val="19"/>
+              </w:rPr>
+              <w:t xml:space="preserve">lot B et départs aléatoires</w:t>
+            </w:r>
+          </w:p>
+        </w:tc>
+      </w:tr>
+      <w:tr>
+        <w:tc>
+          <w:tcPr>
+            <w:tcW w:type="pct" w:w="50%"/>
+            <w:tcMar>
+              <w:top w:type="dxa" w:w="80"/>
+              <w:left w:type="dxa" w:w="100"/>
+              <w:bottom w:type="dxa" w:w="80"/>
+              <w:right w:type="dxa" w:w="100"/>
+            </w:tcMar>
+          </w:tcPr>
+          <w:p>
+            <w:r>
+              <w:rPr>
+                <w:rFonts w:ascii="Consolas" w:cs="Consolas" w:eastAsia="Consolas" w:hAnsi="Consolas"/>
+                <w:color w:val="0E4A40"/>
+                <w:sz w:val="19"/>
+                <w:szCs w:val="19"/>
+              </w:rPr>
+              <w:t xml:space="preserve">scripts/eval_smolvla_tri_sort.py</w:t>
+            </w:r>
+            <w:r>
+              <w:rPr>
+                <w:sz w:val="19"/>
+                <w:szCs w:val="19"/>
+              </w:rPr>
+              <w:t xml:space="preserve">, </w:t>
+            </w:r>
+            <w:r>
+              <w:rPr>
+                <w:rFonts w:ascii="Consolas" w:cs="Consolas" w:eastAsia="Consolas" w:hAnsi="Consolas"/>
+                <w:color w:val="0E4A40"/>
+                <w:sz w:val="19"/>
+                <w:szCs w:val="19"/>
+              </w:rPr>
+              <w:t xml:space="preserve">eval_tri_seed.sh</w:t>
+            </w:r>
+            <w:r>
+              <w:rPr>
+                <w:sz w:val="19"/>
+                <w:szCs w:val="19"/>
+              </w:rPr>
+              <w:t xml:space="preserve">, </w:t>
+            </w:r>
+            <w:r>
+              <w:rPr>
+                <w:rFonts w:ascii="Consolas" w:cs="Consolas" w:eastAsia="Consolas" w:hAnsi="Consolas"/>
+                <w:color w:val="0E4A40"/>
+                <w:sz w:val="19"/>
+                <w:szCs w:val="19"/>
+              </w:rPr>
+              <w:t xml:space="preserve">smolvla_policy.py</w:t>
+            </w:r>
+            <w:r>
+              <w:rPr>
+                <w:sz w:val="19"/>
+                <w:szCs w:val="19"/>
+              </w:rPr>
+              <w:t xml:space="preserve">, </w:t>
+            </w:r>
+            <w:r>
+              <w:rPr>
+                <w:rFonts w:ascii="Consolas" w:cs="Consolas" w:eastAsia="Consolas" w:hAnsi="Consolas"/>
+                <w:color w:val="0E4A40"/>
+                <w:sz w:val="19"/>
+                <w:szCs w:val="19"/>
+              </w:rPr>
+              <w:t xml:space="preserve">summarise_eval.py</w:t>
+            </w:r>
+            <w:r>
+              <w:rPr>
+                <w:sz w:val="19"/>
+                <w:szCs w:val="19"/>
+              </w:rPr>
+              <w:t xml:space="preserve">, </w:t>
+            </w:r>
+            <w:r>
+              <w:rPr>
+                <w:rFonts w:ascii="Consolas" w:cs="Consolas" w:eastAsia="Consolas" w:hAnsi="Consolas"/>
+                <w:color w:val="0E4A40"/>
+                <w:sz w:val="19"/>
+                <w:szCs w:val="19"/>
+              </w:rPr>
+              <w:t xml:space="preserve">failure_modes.py</w:t>
+            </w:r>
+            <w:r>
+              <w:rPr>
+                <w:sz w:val="19"/>
+                <w:szCs w:val="19"/>
+              </w:rPr>
+              <w:t xml:space="preserve">, </w:t>
+            </w:r>
+            <w:r>
+              <w:rPr>
+                <w:rFonts w:ascii="Consolas" w:cs="Consolas" w:eastAsia="Consolas" w:hAnsi="Consolas"/>
+                <w:color w:val="0E4A40"/>
+                <w:sz w:val="19"/>
+                <w:szCs w:val="19"/>
+              </w:rPr>
+              <w:t xml:space="preserve">grasp_spots.py</w:t>
+            </w:r>
+            <w:r>
+              <w:rPr>
+                <w:sz w:val="19"/>
+                <w:szCs w:val="19"/>
+              </w:rPr>
+              <w:t xml:space="preserve">, </w:t>
+            </w:r>
+            <w:r>
+              <w:rPr>
+                <w:rFonts w:ascii="Consolas" w:cs="Consolas" w:eastAsia="Consolas" w:hAnsi="Consolas"/>
+                <w:color w:val="0E4A40"/>
+                <w:sz w:val="19"/>
+                <w:szCs w:val="19"/>
+              </w:rPr>
+              <w:t xml:space="preserve">paper_table.py</w:t>
+            </w:r>
+          </w:p>
+        </w:tc>
+        <w:tc>
+          <w:tcPr>
+            <w:tcW w:type="pct" w:w="50%"/>
+            <w:tcMar>
+              <w:top w:type="dxa" w:w="80"/>
+              <w:left w:type="dxa" w:w="100"/>
+              <w:bottom w:type="dxa" w:w="80"/>
+              <w:right w:type="dxa" w:w="100"/>
+            </w:tcMar>
+          </w:tcPr>
+          <w:p>
+            <w:r>
+              <w:rPr>
+                <w:sz w:val="19"/>
+                <w:szCs w:val="19"/>
+              </w:rPr>
+              <w:t xml:space="preserve">évaluation Gazebo et notation</w:t>
+            </w:r>
+          </w:p>
+        </w:tc>
+      </w:tr>
+      <w:tr>
+        <w:tc>
+          <w:tcPr>
+            <w:tcW w:type="pct" w:w="50%"/>
+            <w:tcMar>
+              <w:top w:type="dxa" w:w="80"/>
+              <w:left w:type="dxa" w:w="100"/>
+              <w:bottom w:type="dxa" w:w="80"/>
+              <w:right w:type="dxa" w:w="100"/>
+            </w:tcMar>
+          </w:tcPr>
+          <w:p>
+            <w:r>
+              <w:rPr>
+                <w:rFonts w:ascii="Consolas" w:cs="Consolas" w:eastAsia="Consolas" w:hAnsi="Consolas"/>
+                <w:color w:val="0E4A40"/>
+                <w:sz w:val="19"/>
+                <w:szCs w:val="19"/>
+              </w:rPr>
+              <w:t xml:space="preserve">scripts/step_lock.py</w:t>
+            </w:r>
+            <w:r>
+              <w:rPr>
+                <w:sz w:val="19"/>
+                <w:szCs w:val="19"/>
+              </w:rPr>
+              <w:t xml:space="preserve">, </w:t>
+            </w:r>
+            <w:r>
+              <w:rPr>
+                <w:rFonts w:ascii="Consolas" w:cs="Consolas" w:eastAsia="Consolas" w:hAnsi="Consolas"/>
+                <w:color w:val="0E4A40"/>
+                <w:sz w:val="19"/>
+                <w:szCs w:val="19"/>
+              </w:rPr>
+              <w:t xml:space="preserve">gz_systems/state_reset.py</w:t>
+            </w:r>
+            <w:r>
+              <w:rPr>
+                <w:sz w:val="19"/>
+                <w:szCs w:val="19"/>
+              </w:rPr>
+              <w:t xml:space="preserve">, </w:t>
+            </w:r>
+            <w:r>
+              <w:rPr>
+                <w:rFonts w:ascii="Consolas" w:cs="Consolas" w:eastAsia="Consolas" w:hAnsi="Consolas"/>
+                <w:color w:val="0E4A40"/>
+                <w:sz w:val="19"/>
+                <w:szCs w:val="19"/>
+              </w:rPr>
+              <w:t xml:space="preserve">compare_runs.py</w:t>
+            </w:r>
+            <w:r>
+              <w:rPr>
+                <w:sz w:val="19"/>
+                <w:szCs w:val="19"/>
+              </w:rPr>
+              <w:t xml:space="preserve">, </w:t>
+            </w:r>
+            <w:r>
+              <w:rPr>
+                <w:rFonts w:ascii="Consolas" w:cs="Consolas" w:eastAsia="Consolas" w:hAnsi="Consolas"/>
+                <w:color w:val="0E4A40"/>
+                <w:sz w:val="19"/>
+                <w:szCs w:val="19"/>
+              </w:rPr>
+              <w:t xml:space="preserve">repeat_eval_gui.sh</w:t>
+            </w:r>
+            <w:r>
+              <w:rPr>
+                <w:sz w:val="19"/>
+                <w:szCs w:val="19"/>
+              </w:rPr>
+              <w:t xml:space="preserve">, </w:t>
+            </w:r>
+            <w:r>
+              <w:rPr>
+                <w:rFonts w:ascii="Consolas" w:cs="Consolas" w:eastAsia="Consolas" w:hAnsi="Consolas"/>
+                <w:color w:val="0E4A40"/>
+                <w:sz w:val="19"/>
+                <w:szCs w:val="19"/>
+              </w:rPr>
+              <w:t xml:space="preserve">play_eval_gui.sh</w:t>
+            </w:r>
+          </w:p>
+        </w:tc>
+        <w:tc>
+          <w:tcPr>
+            <w:tcW w:type="pct" w:w="50%"/>
+            <w:tcMar>
+              <w:top w:type="dxa" w:w="80"/>
+              <w:left w:type="dxa" w:w="100"/>
+              <w:bottom w:type="dxa" w:w="80"/>
+              <w:right w:type="dxa" w:w="100"/>
+            </w:tcMar>
+          </w:tcPr>
+          <w:p>
+            <w:r>
+              <w:rPr>
+                <w:sz w:val="19"/>
+                <w:szCs w:val="19"/>
+              </w:rPr>
+              <w:t xml:space="preserve">évaluations verrouillées recalculables (derniers changements non commités, point 2)</w:t>
+            </w:r>
+          </w:p>
+        </w:tc>
+      </w:tr>
+      <w:tr>
+        <w:tc>
+          <w:tcPr>
+            <w:tcW w:type="pct" w:w="50%"/>
+            <w:tcMar>
+              <w:top w:type="dxa" w:w="80"/>
+              <w:left w:type="dxa" w:w="100"/>
+              <w:bottom w:type="dxa" w:w="80"/>
+              <w:right w:type="dxa" w:w="100"/>
+            </w:tcMar>
+          </w:tcPr>
+          <w:p>
+            <w:r>
+              <w:rPr>
+                <w:rFonts w:ascii="Consolas" w:cs="Consolas" w:eastAsia="Consolas" w:hAnsi="Consolas"/>
+                <w:color w:val="0E4A40"/>
+                <w:sz w:val="19"/>
+                <w:szCs w:val="19"/>
+              </w:rPr>
+              <w:t xml:space="preserve">mycobot_gateway/launch/tri_yolo.launch.py</w:t>
+            </w:r>
+            <w:r>
+              <w:rPr>
+                <w:sz w:val="19"/>
+                <w:szCs w:val="19"/>
+              </w:rPr>
+              <w:t xml:space="preserve"> (racine du dépôt)</w:t>
+            </w:r>
+          </w:p>
+        </w:tc>
+        <w:tc>
+          <w:tcPr>
+            <w:tcW w:type="pct" w:w="50%"/>
+            <w:tcMar>
+              <w:top w:type="dxa" w:w="80"/>
+              <w:left w:type="dxa" w:w="100"/>
+              <w:bottom w:type="dxa" w:w="80"/>
+              <w:right w:type="dxa" w:w="100"/>
+            </w:tcMar>
+          </w:tcPr>
+          <w:p>
+            <w:r>
+              <w:rPr>
+                <w:rFonts w:ascii="Consolas" w:cs="Consolas" w:eastAsia="Consolas" w:hAnsi="Consolas"/>
+                <w:color w:val="0E4A40"/>
+                <w:sz w:val="19"/>
+                <w:szCs w:val="19"/>
+              </w:rPr>
+              <w:t xml:space="preserve">state_reset</w:t>
+            </w:r>
+            <w:r>
+              <w:rPr>
+                <w:sz w:val="19"/>
+                <w:szCs w:val="19"/>
+              </w:rPr>
+              <w:t xml:space="preserve">, </w:t>
+            </w:r>
+            <w:r>
+              <w:rPr>
+                <w:rFonts w:ascii="Consolas" w:cs="Consolas" w:eastAsia="Consolas" w:hAnsi="Consolas"/>
+                <w:color w:val="0E4A40"/>
+                <w:sz w:val="19"/>
+                <w:szCs w:val="19"/>
+              </w:rPr>
+              <w:t xml:space="preserve">gui_client</w:t>
+            </w:r>
+            <w:r>
+              <w:rPr>
+                <w:sz w:val="19"/>
+                <w:szCs w:val="19"/>
+              </w:rPr>
+              <w:t xml:space="preserve">, </w:t>
+            </w:r>
+            <w:r>
+              <w:rPr>
+                <w:rFonts w:ascii="Consolas" w:cs="Consolas" w:eastAsia="Consolas" w:hAnsi="Consolas"/>
+                <w:color w:val="0E4A40"/>
+                <w:sz w:val="19"/>
+                <w:szCs w:val="19"/>
+              </w:rPr>
+              <w:t xml:space="preserve">gz_extra_args</w:t>
+            </w:r>
+            <w:r>
+              <w:rPr>
+                <w:sz w:val="19"/>
+                <w:szCs w:val="19"/>
+              </w:rPr>
+              <w:t xml:space="preserve">, </w:t>
+            </w:r>
+            <w:r>
+              <w:rPr>
+                <w:rFonts w:ascii="Consolas" w:cs="Consolas" w:eastAsia="Consolas" w:hAnsi="Consolas"/>
+                <w:color w:val="0E4A40"/>
+                <w:sz w:val="19"/>
+                <w:szCs w:val="19"/>
+              </w:rPr>
+              <w:t xml:space="preserve">run_on_start</w:t>
+            </w:r>
+          </w:p>
+        </w:tc>
+      </w:tr>
+    </w:tbl>
+    <w:p>
+      <w:pPr>
+        <w:spacing w:after="60"/>
+      </w:pPr>
+    </w:p>
+    <w:p>
+      <w:pPr>
+        <w:pStyle w:val="Heading1"/>
+        <w:spacing w:after="120" w:before="320"/>
+      </w:pPr>
+      <w:r>
+        <w:t>Bugs corrigés — propres à la session</w:t>
+      </w:r>
+    </w:p>
+    <w:p>
+      <w:pPr>
+        <w:spacing w:after="160"/>
+      </w:pPr>
+      <w:r>
+        <w:t>Symptômes de cet environnement précis (une VM WSL2 plafonnée en mémoire faisant tourner un conteneur de longue durée), pas des défauts dans un projet amont. Consignés pour qu'une reprise heurte le même mur moins longtemps.</w:t>
+      </w:r>
+    </w:p>
+    <w:tbl>
+      <w:tblPr>
+        <w:tblW w:type="pct" w:w="100%"/>
+        <w:tblBorders>
+          <w:top w:val="single" w:color="auto" w:sz="4"/>
+          <w:left w:val="single" w:color="auto" w:sz="4"/>
+          <w:bottom w:val="single" w:color="auto" w:sz="4"/>
+          <w:right w:val="single" w:color="auto" w:sz="4"/>
+          <w:insideH w:val="single" w:color="auto" w:sz="4"/>
+          <w:insideV w:val="single" w:color="auto" w:sz="4"/>
+        </w:tblBorders>
+      </w:tblPr>
+      <w:tblGrid>
+        <w:gridCol w:w="100"/>
+        <w:gridCol w:w="100"/>
+        <w:gridCol w:w="100"/>
+      </w:tblGrid>
+      <w:tr>
+        <w:trPr>
+          <w:tblHeader/>
+        </w:trPr>
+        <w:tc>
+          <w:tcPr>
+            <w:tcW w:type="pct" w:w="33%"/>
+            <w:shd w:fill="DEE3E0" w:val="clear"/>
+            <w:tcMar>
+              <w:top w:type="dxa" w:w="80"/>
+              <w:left w:type="dxa" w:w="100"/>
+              <w:bottom w:type="dxa" w:w="80"/>
+              <w:right w:type="dxa" w:w="100"/>
+            </w:tcMar>
+          </w:tcPr>
+          <w:p>
+            <w:r>
+              <w:rPr>
+                <w:b/>
+                <w:bCs/>
                 <w:i w:val="false"/>
                 <w:iCs w:val="false"/>
               </w:rPr>
@@ -29128,7 +38936,7 @@
         <w:spacing w:before="240"/>
       </w:pPr>
       <w:r>
-        <w:t>Rapport Headless_Task-Grounded_Pick-and-Sort-and-Place_in_Gazebo · écrit le 23/09/2026 · commit 3319973 sur main · Tomislav Ilic · mis à jour le 04/10/2026</w:t>
+        <w:t>Rapport Headless_Task-Grounded_Pick-and-Sort-and-Place_in_Gazebo · écrit le 23/09/2026 · commit 3319973 sur main · Tomislav Ilic · mis à jour le 04/10/2026 · mis à jour le 10/10/2026 · mis à jour le 30/10/2026</w:t>
       </w:r>
     </w:p>
     <w:p>
